--- a/manuscript/ase/word/Supplementary_Material_ASE.docx
+++ b/manuscript/ase/word/Supplementary_Material_ASE.docx
@@ -12296,7 +12296,7 @@
         <w:pStyle w:val="BodyText"/>
       </w:pPr>
       <w:r>
-        <w:t xml:space="preserve">Beam model and limits. The beam model of the five-span girder (Euler–Bernoulli, parabolic haunch, second moment proportional to h²) gives r² = 0.79–0.94 against the strain histories; zeros of the uniform-load moment in span 2 at 121.6 m and 190.8 m; a strain constant of the gauges 0.69 of the largest on the girder (0.56–0.93 across rigidity laws); a cancellation ratio R = 0.51; and contributions of span 2 of about 170 % of the net integral and of the adjacent spans −26 % and −66 % (Fig. S12). Fig. S13 shows the synthetic records of the dataset authors processed with the same integration. The tests rest on four trucks, two axle counts and seven or eight runs per day. The gauge calibration factors and exact positions are not published, so absolute constants cannot be checked. The dataset authors reported a mean absolute GVW error of 4.6 % for their influence-line system on this bridge (Moghadam et al., 2023, J. Struct. Integr. Maint.); it was obtained on different runs and is not compared directly with the results of the main text.</w:t>
+        <w:t xml:space="preserve">Beam model and limits. The beam model of the five-span girder (Euler–Bernoulli, parabolic haunch, second moment proportional to h²) gives r² = 0.79–0.94 against the strain histories; zeros of the uniform-load moment in span 2 at 121.6 m and 190.8 m; a strain constant of the gauges 0.69 of the largest on the girder (0.56–0.93 across rigidity laws); a cancellation ratio R = 0.51; and contributions of span 2 of about 170 % of the net integral and of the adjacent spans −26 % and −66 % (Fig. S12). Fig. S13 shows the synthetic records of the dataset authors processed with the same integration. The tests rest on four trucks, two axle counts and seven or eight runs per day. The gauge calibration factors and exact positions are not published, so absolute constants cannot be checked. The dataset authors reported a mean absolute GVW error of 4.6 % for their influence-line system on this bridge (Moghadam et al., 2023a); it was obtained on different runs and is not compared directly with the results of the main text.</w:t>
       </w:r>
     </w:p>
     <w:p>
@@ -13366,7 +13366,7 @@
               <w:jc w:val="left"/>
             </w:pPr>
             <w:r>
-              <w:t xml:space="preserve">– (constants fail the χ² test, Table S2)</w:t>
+              <w:t xml:space="preserve">– (constants fail the χ² test, Table S5)</w:t>
             </w:r>
           </w:p>
         </w:tc>
@@ -20571,7 +20571,7 @@
         <w:t xml:space="preserve"> </w:t>
       </w:r>
       <w:r>
-        <w:t xml:space="preserve">in the archive maps every table and figure to a script and a log file.</w:t>
+        <w:t xml:space="preserve">in the archive maps every table and figure to a script and a log file, and</w:t>
       </w:r>
       <w:r>
         <w:t xml:space="preserve"> </w:t>
@@ -20580,7 +20580,22 @@
         <w:rPr>
           <w:rStyle w:val="VerbatimChar"/>
         </w:rPr>
-        <w:t xml:space="preserve">run_all.sh</w:t>
+        <w:t xml:space="preserve">ASE_numbering.md</w:t>
+      </w:r>
+      <w:r>
+        <w:t xml:space="preserve"> </w:t>
+      </w:r>
+      <w:r>
+        <w:t xml:space="preserve">converts its numbering to that of the article and this document.</w:t>
+      </w:r>
+      <w:r>
+        <w:t xml:space="preserve"> </w:t>
+      </w:r>
+      <w:r>
+        <w:rPr>
+          <w:rStyle w:val="VerbatimChar"/>
+        </w:rPr>
+        <w:t xml:space="preserve">run_all.sh --v4</w:t>
       </w:r>
       <w:r>
         <w:t xml:space="preserve"> </w:t>

--- a/manuscript/ase/word/Supplementary_Material_ASE.docx
+++ b/manuscript/ase/word/Supplementary_Material_ASE.docx
@@ -8916,7 +8916,45 @@
         <w:t xml:space="preserve"> </w:t>
       </w:r>
       <w:r>
-        <w:t xml:space="preserve">m the white-noise term of Eq. (14) is only about 5 × 10⁻⁶ of the offset term (σ = 0.01 mm, δ₀ = 0.1 mm, L_tot = 220 m, that is, the 200 m unit plus a 20 m convoy allowance). Strain and deflection channels need separate zero-sum constraints.</w:t>
+        <w:t xml:space="preserve">m the white-noise term of Eq. (14) is only about 5 × 10⁻⁶ of the offset term (σ = 0.01 mm, δ₀ = 0.1 mm,</w:t>
+      </w:r>
+      <w:r>
+        <w:t xml:space="preserve"> </w:t>
+      </w:r>
+      <m:oMath>
+        <m:sSub>
+          <m:e>
+            <m:r>
+              <m:t>L</m:t>
+            </m:r>
+          </m:e>
+          <m:sub>
+            <m:r>
+              <m:rPr>
+                <m:sty m:val="p"/>
+              </m:rPr>
+              <m:t>t</m:t>
+            </m:r>
+            <m:r>
+              <m:rPr>
+                <m:sty m:val="p"/>
+              </m:rPr>
+              <m:t>o</m:t>
+            </m:r>
+            <m:r>
+              <m:rPr>
+                <m:sty m:val="p"/>
+              </m:rPr>
+              <m:t>t</m:t>
+            </m:r>
+          </m:sub>
+        </m:sSub>
+      </m:oMath>
+      <w:r>
+        <w:t xml:space="preserve"> </w:t>
+      </w:r>
+      <w:r>
+        <w:t xml:space="preserve">= 220 m, that is, the 200 m unit plus a 20 m convoy allowance). Strain and deflection channels need separate zero-sum constraints.</w:t>
       </w:r>
     </w:p>
     <w:p>
@@ -9919,7 +9957,7 @@
         </m:r>
       </m:oMath>
       <w:r>
-        <w:t xml:space="preserve">; this determinant vanishes at the minimum of the ratio misfit, that is at calibration B. A frequency adds a row with the mass as nuisance parameter; a pier rotation adds a row without nuisance. Unequal pier stiffnesses would bring in the symmetric pattern, which Eq. (15) does not cover.</w:t>
+        <w:t xml:space="preserve">; this determinant vanishes at the minimum of the ratio misfit, that is, at calibration B. A frequency adds a row with the mass as nuisance parameter; a pier rotation adds a row without nuisance. Unequal pier stiffnesses would bring in the symmetric pattern, which Eq. (15) does not cover.</w:t>
       </w:r>
     </w:p>
     <w:bookmarkEnd w:id="24"/>
@@ -9937,7 +9975,7 @@
         <w:pStyle w:val="FirstParagraph"/>
       </w:pPr>
       <w:r>
-        <w:t xml:space="preserve">The specimen is a steel hollow square tube on three supports forming two equal spans of 2500 mm. Deflection at mid-span of the first span was measured with a linear variable differential transformer of 0.005 mm resolution. Its measured single-load influence line is shown in Fig. S8. Table S3 compares the identified total loads with direct weighing, and Table S4 lists the mid-span deflection for all three load configurations; the order of the three-load group is the best-fitting order discussed in Section 3. On the 250 mm grid the trapezoidal rule underestimates the exact single-load integral by 0.500 %. It is used throughout, because Simpson’s rule loses its advantage when the kinks of trailing loads fall inside its panels.</w:t>
+        <w:t xml:space="preserve">The specimen is a steel hollow square tube on three supports forming two equal spans of 2500 mm. Deflection at mid-span of the first span was measured with a linear variable differential transformer of 0.005 mm resolution. The measured single-load influence line of the beam is shown in Fig. S8. Table S3 compares the identified total loads with direct weighing, and Table S4 lists the mid-span deflection for all three load configurations; the order of the three-load group is the best-fitting order discussed in Section 3. On the 250 mm grid the trapezoidal rule underestimates the exact single-load integral by 0.500 %. It is used throughout, because Simpson’s rule loses its advantage when the kinks of trailing loads fall inside its panels.</w:t>
       </w:r>
     </w:p>
     <w:p>
@@ -12280,7 +12318,7 @@
         <w:pStyle w:val="BodyText"/>
       </w:pPr>
       <w:r>
-        <w:t xml:space="preserve">Lanes, superposition and gauges. In lane B, the failing channels have CV 31–40 % (χ² p = 0.016–0.027). Lane B, st36: ratio 0.64 (95 % CI 0.47–0.81). The two-truck runs gave 0.92 and 0.92 of the summed single-truck predictions (pooled 95 % CI 0.77–1.06); the GLS combination gave 0.82 (95 % CI 0.73–0.91). A one-dimensional beam model predicts ch11/ch8 ratios of 0.978–1.003. The ratio of st36 to st40 constants is 3.24 ± 0.56 in lane A against 1.82 ± 0.10 in lane B (± one standard error), about 2.5 standard errors apart.</w:t>
+        <w:t xml:space="preserve">Lanes, superposition and gauges. In lane B, the channels that fail the χ² test have CV 31–40 % (χ² p = 0.016–0.027). Lane B, st36: ratio 0.64 (95 % CI 0.47–0.81). The two-truck runs gave 0.92 and 0.92 of the summed single-truck predictions (pooled 95 % CI 0.77–1.06); the GLS combination gave 0.82 (95 % CI 0.73–0.91). A one-dimensional beam model predicts ch11/ch8 ratios of 0.978–1.003. The ratio of st36 to st40 constants is 3.24 ± 0.56 in lane A against 1.82 ± 0.10 in lane B (± one standard error), about 2.5 standard errors apart.</w:t>
       </w:r>
     </w:p>
     <w:p>
@@ -14679,7 +14717,59 @@
         <w:pStyle w:val="BodyText"/>
       </w:pPr>
       <w:r>
-        <w:t xml:space="preserve">Model. Design sections: depth 2.40 m (mid-span) to 5.40 m (piers), second moments 5.482 m⁴ and 59.61 m⁴, E_c = 36 057 MPa. Model-form variants: L_v = 40 and 45 m (base 44 m), exponents 2.5 and 3.2 (base 2.943), rigid pier zone ±1.5 m. The misfit ratio r₈₇ is 1.126 at κ = 10⁷ kN m/rad, has its minimum 1.058 at κ = 1.68 × 10⁸ kN m/rad (calibration B) and is 1.091 for fixed piers.</w:t>
+        <w:t xml:space="preserve">Model. Design sections: depth 2.40 m (mid-span) to 5.40 m (piers), second moments 5.482 m⁴ and 59.61 m⁴,</w:t>
+      </w:r>
+      <w:r>
+        <w:t xml:space="preserve"> </w:t>
+      </w:r>
+      <m:oMath>
+        <m:sSub>
+          <m:e>
+            <m:r>
+              <m:t>E</m:t>
+            </m:r>
+          </m:e>
+          <m:sub>
+            <m:r>
+              <m:rPr>
+                <m:sty m:val="p"/>
+              </m:rPr>
+              <m:t>c</m:t>
+            </m:r>
+          </m:sub>
+        </m:sSub>
+      </m:oMath>
+      <w:r>
+        <w:t xml:space="preserve"> </w:t>
+      </w:r>
+      <w:r>
+        <w:t xml:space="preserve">= 36 057 MPa. Model-form variants:</w:t>
+      </w:r>
+      <w:r>
+        <w:t xml:space="preserve"> </w:t>
+      </w:r>
+      <m:oMath>
+        <m:sSub>
+          <m:e>
+            <m:r>
+              <m:t>L</m:t>
+            </m:r>
+          </m:e>
+          <m:sub>
+            <m:r>
+              <m:rPr>
+                <m:sty m:val="p"/>
+              </m:rPr>
+              <m:t>v</m:t>
+            </m:r>
+          </m:sub>
+        </m:sSub>
+      </m:oMath>
+      <w:r>
+        <w:t xml:space="preserve"> </w:t>
+      </w:r>
+      <w:r>
+        <w:t xml:space="preserve">= 40 and 45 m (base 44 m), exponents 2.5 and 3.2 (base 2.943), rigid pier zone ±1.5 m. The misfit ratio r₈₇ is 1.126 at κ = 10⁷ kN m/rad, has its minimum 1.058 at κ = 1.68 × 10⁸ kN m/rad (calibration B) and is 1.091 for fixed piers.</w:t>
       </w:r>
     </w:p>
     <w:p>
@@ -14795,12 +14885,12 @@
         </w:tblBorders>
       </w:tblPr>
       <w:tblGrid>
-        <w:gridCol w:w="2008"/>
-        <w:gridCol w:w="1271"/>
-        <w:gridCol w:w="1171"/>
-        <w:gridCol w:w="1405"/>
-        <w:gridCol w:w="1807"/>
-        <w:gridCol w:w="1405"/>
+        <w:gridCol w:w="2038"/>
+        <w:gridCol w:w="1290"/>
+        <w:gridCol w:w="1188"/>
+        <w:gridCol w:w="1358"/>
+        <w:gridCol w:w="1766"/>
+        <w:gridCol w:w="1426"/>
       </w:tblGrid>
       <w:tr>
         <w:trPr>
@@ -14808,7 +14898,7 @@
         </w:trPr>
         <w:tc>
           <w:tcPr>
-            <w:tcW w:type="dxa" w:w="2008"/>
+            <w:tcW w:type="dxa" w:w="2038"/>
             <w:tcBorders>
               <w:top w:val="nil"/>
               <w:left w:val="nil"/>
@@ -14828,7 +14918,7 @@
         </w:tc>
         <w:tc>
           <w:tcPr>
-            <w:tcW w:type="dxa" w:w="1271"/>
+            <w:tcW w:type="dxa" w:w="1290"/>
             <w:tcBorders>
               <w:top w:val="nil"/>
               <w:left w:val="nil"/>
@@ -14848,7 +14938,7 @@
         </w:tc>
         <w:tc>
           <w:tcPr>
-            <w:tcW w:type="dxa" w:w="1171"/>
+            <w:tcW w:type="dxa" w:w="1188"/>
             <w:tcBorders>
               <w:top w:val="nil"/>
               <w:left w:val="nil"/>
@@ -14868,7 +14958,7 @@
         </w:tc>
         <w:tc>
           <w:tcPr>
-            <w:tcW w:type="dxa" w:w="1405"/>
+            <w:tcW w:type="dxa" w:w="1358"/>
             <w:tcBorders>
               <w:top w:val="nil"/>
               <w:left w:val="nil"/>
@@ -14882,13 +14972,51 @@
               <w:jc w:val="left"/>
             </w:pPr>
             <w:r>
-              <w:t xml:space="preserve">N8 indicator, αEI_mid</w:t>
-            </w:r>
-          </w:p>
-        </w:tc>
-        <w:tc>
-          <w:tcPr>
-            <w:tcW w:type="dxa" w:w="1807"/>
+              <w:t xml:space="preserve">N8 indicator,</w:t>
+            </w:r>
+            <w:r>
+              <w:t xml:space="preserve"> </w:t>
+            </w:r>
+            <m:oMath>
+              <m:r>
+                <m:t>α</m:t>
+              </m:r>
+              <m:r>
+                <m:t>E</m:t>
+              </m:r>
+              <m:sSub>
+                <m:e>
+                  <m:r>
+                    <m:t>I</m:t>
+                  </m:r>
+                </m:e>
+                <m:sub>
+                  <m:r>
+                    <m:rPr>
+                      <m:sty m:val="p"/>
+                    </m:rPr>
+                    <m:t>m</m:t>
+                  </m:r>
+                  <m:r>
+                    <m:rPr>
+                      <m:sty m:val="p"/>
+                    </m:rPr>
+                    <m:t>i</m:t>
+                  </m:r>
+                  <m:r>
+                    <m:rPr>
+                      <m:sty m:val="p"/>
+                    </m:rPr>
+                    <m:t>d</m:t>
+                  </m:r>
+                </m:sub>
+              </m:sSub>
+            </m:oMath>
+          </w:p>
+        </w:tc>
+        <w:tc>
+          <w:tcPr>
+            <w:tcW w:type="dxa" w:w="1766"/>
             <w:tcBorders>
               <w:top w:val="nil"/>
               <w:left w:val="nil"/>
@@ -14902,13 +15030,48 @@
               <w:jc w:val="left"/>
             </w:pPr>
             <w:r>
-              <w:t xml:space="preserve">N8 indicator, design EI_mid</w:t>
-            </w:r>
-          </w:p>
-        </w:tc>
-        <w:tc>
-          <w:tcPr>
-            <w:tcW w:type="dxa" w:w="1405"/>
+              <w:t xml:space="preserve">N8 indicator, design</w:t>
+            </w:r>
+            <w:r>
+              <w:t xml:space="preserve"> </w:t>
+            </w:r>
+            <m:oMath>
+              <m:r>
+                <m:t>E</m:t>
+              </m:r>
+              <m:sSub>
+                <m:e>
+                  <m:r>
+                    <m:t>I</m:t>
+                  </m:r>
+                </m:e>
+                <m:sub>
+                  <m:r>
+                    <m:rPr>
+                      <m:sty m:val="p"/>
+                    </m:rPr>
+                    <m:t>m</m:t>
+                  </m:r>
+                  <m:r>
+                    <m:rPr>
+                      <m:sty m:val="p"/>
+                    </m:rPr>
+                    <m:t>i</m:t>
+                  </m:r>
+                  <m:r>
+                    <m:rPr>
+                      <m:sty m:val="p"/>
+                    </m:rPr>
+                    <m:t>d</m:t>
+                  </m:r>
+                </m:sub>
+              </m:sSub>
+            </m:oMath>
+          </w:p>
+        </w:tc>
+        <w:tc>
+          <w:tcPr>
+            <w:tcW w:type="dxa" w:w="1426"/>
             <w:tcBorders>
               <w:top w:val="nil"/>
               <w:left w:val="nil"/>
@@ -14930,7 +15093,7 @@
       <w:tr>
         <w:tc>
           <w:tcPr>
-            <w:tcW w:type="dxa" w:w="2008"/>
+            <w:tcW w:type="dxa" w:w="2038"/>
           </w:tcPr>
           <w:p>
             <w:pPr>
@@ -14944,7 +15107,7 @@
         </w:tc>
         <w:tc>
           <w:tcPr>
-            <w:tcW w:type="dxa" w:w="1271"/>
+            <w:tcW w:type="dxa" w:w="1290"/>
           </w:tcPr>
           <w:p>
             <w:pPr>
@@ -14958,7 +15121,7 @@
         </w:tc>
         <w:tc>
           <w:tcPr>
-            <w:tcW w:type="dxa" w:w="1171"/>
+            <w:tcW w:type="dxa" w:w="1188"/>
           </w:tcPr>
           <w:p>
             <w:pPr>
@@ -14972,7 +15135,7 @@
         </w:tc>
         <w:tc>
           <w:tcPr>
-            <w:tcW w:type="dxa" w:w="1405"/>
+            <w:tcW w:type="dxa" w:w="1358"/>
           </w:tcPr>
           <w:p>
             <w:pPr>
@@ -14986,7 +15149,7 @@
         </w:tc>
         <w:tc>
           <w:tcPr>
-            <w:tcW w:type="dxa" w:w="1807"/>
+            <w:tcW w:type="dxa" w:w="1766"/>
           </w:tcPr>
           <w:p>
             <w:pPr>
@@ -15000,7 +15163,7 @@
         </w:tc>
         <w:tc>
           <w:tcPr>
-            <w:tcW w:type="dxa" w:w="1405"/>
+            <w:tcW w:type="dxa" w:w="1426"/>
           </w:tcPr>
           <w:p>
             <w:pPr>
@@ -15016,7 +15179,7 @@
       <w:tr>
         <w:tc>
           <w:tcPr>
-            <w:tcW w:type="dxa" w:w="2008"/>
+            <w:tcW w:type="dxa" w:w="2038"/>
           </w:tcPr>
           <w:p>
             <w:pPr>
@@ -15030,7 +15193,7 @@
         </w:tc>
         <w:tc>
           <w:tcPr>
-            <w:tcW w:type="dxa" w:w="1271"/>
+            <w:tcW w:type="dxa" w:w="1290"/>
           </w:tcPr>
           <w:p>
             <w:pPr>
@@ -15044,7 +15207,7 @@
         </w:tc>
         <w:tc>
           <w:tcPr>
-            <w:tcW w:type="dxa" w:w="1171"/>
+            <w:tcW w:type="dxa" w:w="1188"/>
           </w:tcPr>
           <w:p>
             <w:pPr>
@@ -15058,7 +15221,7 @@
         </w:tc>
         <w:tc>
           <w:tcPr>
-            <w:tcW w:type="dxa" w:w="1405"/>
+            <w:tcW w:type="dxa" w:w="1358"/>
           </w:tcPr>
           <w:p>
             <w:pPr>
@@ -15072,7 +15235,7 @@
         </w:tc>
         <w:tc>
           <w:tcPr>
-            <w:tcW w:type="dxa" w:w="1807"/>
+            <w:tcW w:type="dxa" w:w="1766"/>
           </w:tcPr>
           <w:p>
             <w:pPr>
@@ -15086,7 +15249,7 @@
         </w:tc>
         <w:tc>
           <w:tcPr>
-            <w:tcW w:type="dxa" w:w="1405"/>
+            <w:tcW w:type="dxa" w:w="1426"/>
           </w:tcPr>
           <w:p>
             <w:pPr>
@@ -15102,7 +15265,7 @@
       <w:tr>
         <w:tc>
           <w:tcPr>
-            <w:tcW w:type="dxa" w:w="2008"/>
+            <w:tcW w:type="dxa" w:w="2038"/>
           </w:tcPr>
           <w:p>
             <w:pPr>
@@ -15116,7 +15279,7 @@
         </w:tc>
         <w:tc>
           <w:tcPr>
-            <w:tcW w:type="dxa" w:w="1271"/>
+            <w:tcW w:type="dxa" w:w="1290"/>
           </w:tcPr>
           <w:p>
             <w:pPr>
@@ -15130,7 +15293,7 @@
         </w:tc>
         <w:tc>
           <w:tcPr>
-            <w:tcW w:type="dxa" w:w="1171"/>
+            <w:tcW w:type="dxa" w:w="1188"/>
           </w:tcPr>
           <w:p>
             <w:pPr>
@@ -15144,7 +15307,7 @@
         </w:tc>
         <w:tc>
           <w:tcPr>
-            <w:tcW w:type="dxa" w:w="1405"/>
+            <w:tcW w:type="dxa" w:w="1358"/>
           </w:tcPr>
           <w:p>
             <w:pPr>
@@ -15158,7 +15321,7 @@
         </w:tc>
         <w:tc>
           <w:tcPr>
-            <w:tcW w:type="dxa" w:w="1807"/>
+            <w:tcW w:type="dxa" w:w="1766"/>
           </w:tcPr>
           <w:p>
             <w:pPr>
@@ -15172,7 +15335,7 @@
         </w:tc>
         <w:tc>
           <w:tcPr>
-            <w:tcW w:type="dxa" w:w="1405"/>
+            <w:tcW w:type="dxa" w:w="1426"/>
           </w:tcPr>
           <w:p>
             <w:pPr>
@@ -15188,7 +15351,7 @@
       <w:tr>
         <w:tc>
           <w:tcPr>
-            <w:tcW w:type="dxa" w:w="2008"/>
+            <w:tcW w:type="dxa" w:w="2038"/>
           </w:tcPr>
           <w:p>
             <w:pPr>
@@ -15202,7 +15365,7 @@
         </w:tc>
         <w:tc>
           <w:tcPr>
-            <w:tcW w:type="dxa" w:w="1271"/>
+            <w:tcW w:type="dxa" w:w="1290"/>
           </w:tcPr>
           <w:p>
             <w:pPr>
@@ -15216,7 +15379,7 @@
         </w:tc>
         <w:tc>
           <w:tcPr>
-            <w:tcW w:type="dxa" w:w="1171"/>
+            <w:tcW w:type="dxa" w:w="1188"/>
           </w:tcPr>
           <w:p>
             <w:pPr>
@@ -15230,7 +15393,7 @@
         </w:tc>
         <w:tc>
           <w:tcPr>
-            <w:tcW w:type="dxa" w:w="1405"/>
+            <w:tcW w:type="dxa" w:w="1358"/>
           </w:tcPr>
           <w:p>
             <w:pPr>
@@ -15244,7 +15407,7 @@
         </w:tc>
         <w:tc>
           <w:tcPr>
-            <w:tcW w:type="dxa" w:w="1807"/>
+            <w:tcW w:type="dxa" w:w="1766"/>
           </w:tcPr>
           <w:p>
             <w:pPr>
@@ -15258,7 +15421,7 @@
         </w:tc>
         <w:tc>
           <w:tcPr>
-            <w:tcW w:type="dxa" w:w="1405"/>
+            <w:tcW w:type="dxa" w:w="1426"/>
           </w:tcPr>
           <w:p>
             <w:pPr>
@@ -20523,7 +20686,7 @@
         <w:pStyle w:val="FirstParagraph"/>
       </w:pPr>
       <w:r>
-        <w:t xml:space="preserve">The integral is a simplified alternative to influence-line BWIM, not a competitor. It returns the gross weight of a vehicle or group from one scalar constant per channel and one weighted sum. Its natural role is low-cost screening across many continuous structures, with instrumented BWIM or enforcement weighing for the vehicles it flags.</w:t>
+        <w:t xml:space="preserve">The integral method is a simplified alternative to influence-line BWIM, not a competitor. It returns the gross weight of a vehicle or group from one scalar constant per channel and one weighted sum. Its natural role is low-cost screening across many continuous structures, with instrumented BWIM or enforcement weighing for the vehicles it flags.</w:t>
       </w:r>
     </w:p>
     <w:bookmarkEnd w:id="29"/>

--- a/manuscript/ase/word/Supplementary_Material_ASE.docx
+++ b/manuscript/ase/word/Supplementary_Material_ASE.docx
@@ -8490,7 +8490,7 @@
         <w:pStyle w:val="BodyText"/>
       </w:pPr>
       <w:r>
-        <w:t xml:space="preserve">When the influence line is known, other invariant weighting functions exist; for two equal spans their white-noise variance is 1.5–6.6 times smaller, but a 20 % rigidity error in the adjacent span then produces configuration-dependent errors of −1.1 % to +2.0 % (Fig. S3).</w:t>
+        <w:t xml:space="preserve">When the influence line is known, other invariant weighting functions exist; for two equal spans their white-noise variance is lower by a factor of 1.5–6.6, but a 20 % rigidity error in the adjacent span then produces configuration-dependent errors of −1.1 % to +2.0 % (Fig. S3).</w:t>
       </w:r>
     </w:p>
     <w:bookmarkEnd w:id="22"/>
@@ -8916,7 +8916,41 @@
         <w:t xml:space="preserve"> </w:t>
       </w:r>
       <w:r>
-        <w:t xml:space="preserve">m the white-noise term of Eq. (14) is only about 5 × 10⁻⁶ of the offset term (σ = 0.01 mm, δ₀ = 0.1 mm,</w:t>
+        <w:t xml:space="preserve">m the white-noise term of Eq. (14) is only about 5 × 10⁻⁶ of the offset term (</w:t>
+      </w:r>
+      <m:oMath>
+        <m:r>
+          <m:t>σ</m:t>
+        </m:r>
+      </m:oMath>
+      <w:r>
+        <w:t xml:space="preserve"> </w:t>
+      </w:r>
+      <w:r>
+        <w:t xml:space="preserve">= 0.01 mm,</w:t>
+      </w:r>
+      <w:r>
+        <w:t xml:space="preserve"> </w:t>
+      </w:r>
+      <m:oMath>
+        <m:sSub>
+          <m:e>
+            <m:r>
+              <m:t>δ</m:t>
+            </m:r>
+          </m:e>
+          <m:sub>
+            <m:r>
+              <m:t>0</m:t>
+            </m:r>
+          </m:sub>
+        </m:sSub>
+      </m:oMath>
+      <w:r>
+        <w:t xml:space="preserve"> </w:t>
+      </w:r>
+      <w:r>
+        <w:t xml:space="preserve">= 0.1 mm,</w:t>
       </w:r>
       <w:r>
         <w:t xml:space="preserve"> </w:t>
@@ -9016,7 +9050,18 @@
         <w:t xml:space="preserve"> </w:t>
       </w:r>
       <w:r>
-        <w:t xml:space="preserve">that the rule selects, and Fig. S6 the Monte Carlo verification. For the Cầu Mây girder, the single-gauge standard deviation of the load at mid main span is 22.5 % for a 200 m record under the assumptions of Section 5.3 (ρ = 0.9, calibration A), against 24.8 % for the 220 m record.</w:t>
+        <w:t xml:space="preserve">that the rule selects, and Fig. S6 the Monte Carlo verification. For the Cầu Mây girder, the single-gauge standard deviation of the load at mid main span is 22.5 % for a 200 m record under the assumptions of Section 5.3 (</w:t>
+      </w:r>
+      <m:oMath>
+        <m:r>
+          <m:t>ρ</m:t>
+        </m:r>
+      </m:oMath>
+      <w:r>
+        <w:t xml:space="preserve"> </w:t>
+      </w:r>
+      <w:r>
+        <w:t xml:space="preserve">= 0.9, calibration A), against 24.8 % for the 220 m record.</w:t>
       </w:r>
     </w:p>
     <w:bookmarkEnd w:id="23"/>
@@ -9957,7 +10002,7 @@
         </m:r>
       </m:oMath>
       <w:r>
-        <w:t xml:space="preserve">; this determinant vanishes at the minimum of the ratio misfit, that is, at calibration B. A frequency adds a row with the mass as nuisance parameter; a pier rotation adds a row without nuisance. Unequal pier stiffnesses would bring in the symmetric pattern, which Eq. (15) does not cover.</w:t>
+        <w:t xml:space="preserve">; this determinant vanishes at the minimum of the misfit ratio, that is, at calibration B. A frequency adds a row with the mass as nuisance parameter; a pier rotation adds a row without a nuisance parameter. Unequal pier stiffnesses would bring in the symmetric pattern, which Eq. (15) does not cover.</w:t>
       </w:r>
     </w:p>
     <w:bookmarkEnd w:id="24"/>
@@ -12318,7 +12363,7 @@
         <w:pStyle w:val="BodyText"/>
       </w:pPr>
       <w:r>
-        <w:t xml:space="preserve">Lanes, superposition and gauges. In lane B, the channels that fail the χ² test have CV 31–40 % (χ² p = 0.016–0.027). Lane B, st36: ratio 0.64 (95 % CI 0.47–0.81). The two-truck runs gave 0.92 and 0.92 of the summed single-truck predictions (pooled 95 % CI 0.77–1.06); the GLS combination gave 0.82 (95 % CI 0.73–0.91). A one-dimensional beam model predicts ch11/ch8 ratios of 0.978–1.003. The ratio of st36 to st40 constants is 3.24 ± 0.56 in lane A against 1.82 ± 0.10 in lane B (± one standard error), about 2.5 standard errors apart.</w:t>
+        <w:t xml:space="preserve">Lanes, superposition and gauges. In lane B, the channels that fail the χ² test have CV 31–40 % (χ² p = 0.016–0.027). In lane B, the st36 ratio is 0.64 (95 % CI 0.47–0.81). The two-truck runs gave 0.92 and 0.92 of the summed single-truck predictions (pooled 95 % CI 0.77–1.06); the GLS combination gave 0.82 (95 % CI 0.73–0.91). A one-dimensional beam model predicts ch11/ch8 ratios of 0.978–1.003. The ratio of st36 to st40 constants is 3.24 ± 0.56 in lane A against 1.82 ± 0.10 in lane B (± one standard error), about 2.5 standard errors apart.</w:t>
       </w:r>
     </w:p>
     <w:p>
@@ -12326,7 +12371,7 @@
         <w:pStyle w:val="BodyText"/>
       </w:pPr>
       <w:r>
-        <w:t xml:space="preserve">Estimators. Table S8 gives all out-of-sample errors, including leave-one-truck-out (LOTO) and the four wheel-path gauges of day 1; Fig. S10 also shows in-sample results. On day 2, GLS with the measured covariance was significantly worse than the gauge average (paired difference +8.5 percentage points, 95 % CI +2.3 to +15.1); on day 1 the estimators cannot be told apart, and on both days every estimator is worse than the mean-weight predictor. Table S7 and Fig. S9 give the correlations behind this result, and Table S9 shows that the covariance of the crossing residuals, unlike the vehicle-free covariance, predicts the observed order of GLS and gauge average. The day-2 per-crossing SD predicted by the vehicle-free covariance (% of GVW) is 16.2 for the best single gauge, 32.5 for the worst single gauge, 19.8 for the gauge average, 19.4 for GLS with diagonal Σ, 12.7 for GLS with measured Σ, 13.3 for the zero-sum estimator with measured Σ and 16.1 for the zero-sum estimator with Σ = identity. The GLS weights with the measured Σ are st40 +0.16 and st36 −0.35. GLS with Σ estimated from the crossing residuals has a mean absolute error of 8.5 % of GVW in sample and 23.4 % out of sample (RMS 10.4 % and 28.4 %), that is, it over-fits with eight runs.</w:t>
+        <w:t xml:space="preserve">Estimators. Table S8 gives all out-of-sample errors, including leave-one-truck-out (LOTO) and the four wheel-path gauges of day 1; Fig. S10 also shows in-sample results. On day 2, GLS with the measured covariance was significantly worse than the gauge average (paired difference +8.5 percentage points, 95 % CI +2.3 to +15.1); on day 1 the estimators cannot be told apart, and on both days every estimator is worse than the mean-weight predictor. Table S7 and Fig. S9 give the correlations behind this result, and Table S9 shows that the covariance of the crossing residuals, unlike the vehicle-free covariance, predicts the observed order of GLS and gauge average. The day-2 per-crossing SD predicted by the vehicle-free covariance (% of GVW) is 16.2 for the best single gauge, 32.5 for the worst single gauge, 19.8 for the gauge average, 19.4 for GLS with diagonal Σ, 12.7 for GLS with measured Σ, 13.3 for the zero-sum estimator with measured Σ and 16.1 for the zero-sum estimator with Σ = identity. The GLS weights with the measured Σ are st40 +0.16 and st36 −0.35. GLS with Σ estimated from the crossing residuals has a mean absolute error of 8.5 % of GVW in sample and 23.4 % out of sample (root-mean-square errors 10.4 % and 28.4 %), that is, it over-fits with eight runs.</w:t>
       </w:r>
     </w:p>
     <w:p>
@@ -12334,7 +12379,30 @@
         <w:pStyle w:val="BodyText"/>
       </w:pPr>
       <w:r>
-        <w:t xml:space="preserve">Beam model and limits. The beam model of the five-span girder (Euler–Bernoulli, parabolic haunch, second moment proportional to h²) gives r² = 0.79–0.94 against the strain histories; zeros of the uniform-load moment in span 2 at 121.6 m and 190.8 m; a strain constant of the gauges 0.69 of the largest on the girder (0.56–0.93 across rigidity laws); a cancellation ratio R = 0.51; and contributions of span 2 of about 170 % of the net integral and of the adjacent spans −26 % and −66 % (Fig. S12). Fig. S13 shows the synthetic records of the dataset authors processed with the same integration. The tests rest on four trucks, two axle counts and seven or eight runs per day. The gauge calibration factors and exact positions are not published, so absolute constants cannot be checked. The dataset authors reported a mean absolute GVW error of 4.6 % for their influence-line system on this bridge (Moghadam et al., 2023a); it was obtained on different runs and is not compared directly with the results of the main text.</w:t>
+        <w:t xml:space="preserve">Beam model and limits. The beam model of the five-span girder (Euler–Bernoulli, parabolic haunch, second moment proportional to h²) gives</w:t>
+      </w:r>
+      <w:r>
+        <w:t xml:space="preserve"> </w:t>
+      </w:r>
+      <m:oMath>
+        <m:sSup>
+          <m:e>
+            <m:r>
+              <m:t>r</m:t>
+            </m:r>
+          </m:e>
+          <m:sup>
+            <m:r>
+              <m:t>2</m:t>
+            </m:r>
+          </m:sup>
+        </m:sSup>
+      </m:oMath>
+      <w:r>
+        <w:t xml:space="preserve"> </w:t>
+      </w:r>
+      <w:r>
+        <w:t xml:space="preserve">= 0.79–0.94 against the strain histories; zeros of the uniform-load moment in span 2 at 121.6 m and 190.8 m; a strain constant of the gauges 0.69 of the largest on the girder (0.56–0.93 across rigidity laws); a cancellation ratio R = 0.51; and contributions of span 2 of about 170 % of the net integral and of the adjacent spans −26 % and −66 % (Fig. S12). Fig. S13 shows the synthetic records of the dataset authors processed with the same integration. The tests rest on four trucks, two axle counts and seven or eight runs per day. The gauge calibration factors and exact positions are not published, so absolute constants cannot be checked. The dataset authors reported a mean absolute GVW error of 4.6 % for their influence-line system on this bridge (Moghadam et al., 2023a); it was obtained on different runs and is not compared directly with the results of the main text.</w:t>
       </w:r>
     </w:p>
     <w:p>
@@ -14769,7 +14837,58 @@
         <w:t xml:space="preserve"> </w:t>
       </w:r>
       <w:r>
-        <w:t xml:space="preserve">= 40 and 45 m (base 44 m), exponents 2.5 and 3.2 (base 2.943), rigid pier zone ±1.5 m. The misfit ratio r₈₇ is 1.126 at κ = 10⁷ kN m/rad, has its minimum 1.058 at κ = 1.68 × 10⁸ kN m/rad (calibration B) and is 1.091 for fixed piers.</w:t>
+        <w:t xml:space="preserve">= 40 and 45 m (base 44 m), exponents 2.5 and 3.2 (base 2.943), rigid pier zone ±1.5 m. The misfit ratio</w:t>
+      </w:r>
+      <w:r>
+        <w:t xml:space="preserve"> </w:t>
+      </w:r>
+      <m:oMath>
+        <m:sSub>
+          <m:e>
+            <m:r>
+              <m:t>r</m:t>
+            </m:r>
+          </m:e>
+          <m:sub>
+            <m:r>
+              <m:t>87</m:t>
+            </m:r>
+          </m:sub>
+        </m:sSub>
+      </m:oMath>
+      <w:r>
+        <w:t xml:space="preserve"> </w:t>
+      </w:r>
+      <w:r>
+        <w:t xml:space="preserve">is 1.126 at</w:t>
+      </w:r>
+      <w:r>
+        <w:t xml:space="preserve"> </w:t>
+      </w:r>
+      <m:oMath>
+        <m:r>
+          <m:t>κ</m:t>
+        </m:r>
+      </m:oMath>
+      <w:r>
+        <w:t xml:space="preserve"> </w:t>
+      </w:r>
+      <w:r>
+        <w:t xml:space="preserve">= 10⁷ kN m/rad, has its minimum 1.058 at</w:t>
+      </w:r>
+      <w:r>
+        <w:t xml:space="preserve"> </w:t>
+      </w:r>
+      <m:oMath>
+        <m:r>
+          <m:t>κ</m:t>
+        </m:r>
+      </m:oMath>
+      <w:r>
+        <w:t xml:space="preserve"> </w:t>
+      </w:r>
+      <w:r>
+        <w:t xml:space="preserve">= 1.68 × 10⁸ kN m/rad (calibration B) and is 1.091 for fixed piers.</w:t>
       </w:r>
     </w:p>
     <w:p>
@@ -14777,7 +14896,21 @@
         <w:pStyle w:val="BodyText"/>
       </w:pPr>
       <w:r>
-        <w:t xml:space="preserve">Admissible sets (Table S10). The conclusions depend on the tolerance. At τ = 3 % the admissible set shrinks and excludes the design rigidity, α = 1.</w:t>
+        <w:t xml:space="preserve">Admissible sets (Table S10). The conclusions depend on the tolerance. At</w:t>
+      </w:r>
+      <w:r>
+        <w:t xml:space="preserve"> </w:t>
+      </w:r>
+      <m:oMath>
+        <m:r>
+          <m:t>τ</m:t>
+        </m:r>
+      </m:oMath>
+      <w:r>
+        <w:t xml:space="preserve"> </w:t>
+      </w:r>
+      <w:r>
+        <w:t xml:space="preserve">= 3 % the admissible set shrinks and excludes the design rigidity, α = 1.</w:t>
       </w:r>
     </w:p>
     <w:p>
@@ -14785,7 +14918,18 @@
         <w:pStyle w:val="BodyText"/>
       </w:pPr>
       <w:r>
-        <w:t xml:space="preserve">Frequencies. The measured vertical frequencies (3.43–3.64 Hz; Table S13) would narrow the admissible set further if they belonged to the third vertical mode. This interpretation is conditional: Fig. S14 shows the predicted vertical frequencies against the scaled pier stiffness κ, and Fig. S15 the static misfit over the plane of α and k with contours of the third vertical frequency. The acceptance test reports only one frequency per span, so the first frequency is not identified, and the Cramér–Rao bound of 0.24 that the first and third frequencies would give (Section 5.3) assumes a measurement that was not made.</w:t>
+        <w:t xml:space="preserve">Frequencies. The measured vertical frequencies (3.43–3.64 Hz; Table S13) would narrow the admissible set further if they belonged to the third vertical mode. This interpretation is conditional: Fig. S14 shows the predicted vertical frequencies against the scaled pier stiffness</w:t>
+      </w:r>
+      <w:r>
+        <w:t xml:space="preserve"> </w:t>
+      </w:r>
+      <m:oMath>
+        <m:r>
+          <m:t>κ</m:t>
+        </m:r>
+      </m:oMath>
+      <w:r>
+        <w:t xml:space="preserve">, and Fig. S15 the static misfit over the plane of α and k with contours of the third vertical frequency. The acceptance test reports only one frequency per span, so the first frequency is not identified, and the Cramér–Rao bound of 0.24 that the first and third frequencies would give (Section 5.3) assumes a measurement that was not made.</w:t>
       </w:r>
     </w:p>
     <w:p>
@@ -14866,7 +15010,21 @@
         <w:t xml:space="preserve"> </w:t>
       </w:r>
       <w:r>
-        <w:t xml:space="preserve">Admissible set of the Cầu Mây model against the tolerance τ on the misfit of each gauge.</w:t>
+        <w:t xml:space="preserve">Admissible set of the Cầu Mây model against the tolerance</w:t>
+      </w:r>
+      <w:r>
+        <w:t xml:space="preserve"> </w:t>
+      </w:r>
+      <m:oMath>
+        <m:r>
+          <m:t>τ</m:t>
+        </m:r>
+      </m:oMath>
+      <w:r>
+        <w:t xml:space="preserve"> </w:t>
+      </w:r>
+      <w:r>
+        <w:t xml:space="preserve">on the misfit of each gauge.</w:t>
       </w:r>
     </w:p>
     <w:tbl>
@@ -14931,8 +15089,16 @@
               <w:pStyle w:val="Compact"/>
               <w:jc w:val="left"/>
             </w:pPr>
-            <w:r>
-              <w:t xml:space="preserve">κ (kN m/rad)</w:t>
+            <m:oMath>
+              <m:r>
+                <m:t>κ</m:t>
+              </m:r>
+            </m:oMath>
+            <w:r>
+              <w:t xml:space="preserve"> </w:t>
+            </w:r>
+            <w:r>
+              <w:t xml:space="preserve">(kN m/rad)</w:t>
             </w:r>
           </w:p>
         </w:tc>
@@ -15084,8 +15250,25 @@
               <w:pStyle w:val="Compact"/>
               <w:jc w:val="left"/>
             </w:pPr>
-            <w:r>
-              <w:t xml:space="preserve">C₈ (m²/kN)</w:t>
+            <m:oMath>
+              <m:sSub>
+                <m:e>
+                  <m:r>
+                    <m:t>C</m:t>
+                  </m:r>
+                </m:e>
+                <m:sub>
+                  <m:r>
+                    <m:t>8</m:t>
+                  </m:r>
+                </m:sub>
+              </m:sSub>
+            </m:oMath>
+            <w:r>
+              <w:t xml:space="preserve"> </w:t>
+            </w:r>
+            <w:r>
+              <w:t xml:space="preserve">(m²/kN)</w:t>
             </w:r>
           </w:p>
         </w:tc>
@@ -15100,8 +15283,16 @@
               <w:pStyle w:val="Compact"/>
               <w:jc w:val="left"/>
             </w:pPr>
-            <w:r>
-              <w:t xml:space="preserve">τ = 3 %</w:t>
+            <m:oMath>
+              <m:r>
+                <m:t>τ</m:t>
+              </m:r>
+            </m:oMath>
+            <w:r>
+              <w:t xml:space="preserve"> </w:t>
+            </w:r>
+            <w:r>
+              <w:t xml:space="preserve">= 3 %</w:t>
             </w:r>
           </w:p>
         </w:tc>
@@ -15186,8 +15377,16 @@
               <w:pStyle w:val="Compact"/>
               <w:jc w:val="left"/>
             </w:pPr>
-            <w:r>
-              <w:t xml:space="preserve">τ = 4 %</w:t>
+            <m:oMath>
+              <m:r>
+                <m:t>τ</m:t>
+              </m:r>
+            </m:oMath>
+            <w:r>
+              <w:t xml:space="preserve"> </w:t>
+            </w:r>
+            <w:r>
+              <w:t xml:space="preserve">= 4 %</w:t>
             </w:r>
           </w:p>
         </w:tc>
@@ -15272,8 +15471,16 @@
               <w:pStyle w:val="Compact"/>
               <w:jc w:val="left"/>
             </w:pPr>
-            <w:r>
-              <w:t xml:space="preserve">τ = 5.3 %</w:t>
+            <m:oMath>
+              <m:r>
+                <m:t>τ</m:t>
+              </m:r>
+            </m:oMath>
+            <w:r>
+              <w:t xml:space="preserve"> </w:t>
+            </w:r>
+            <w:r>
+              <w:t xml:space="preserve">= 5.3 %</w:t>
             </w:r>
           </w:p>
         </w:tc>
@@ -15358,8 +15565,16 @@
               <w:pStyle w:val="Compact"/>
               <w:jc w:val="left"/>
             </w:pPr>
-            <w:r>
-              <w:t xml:space="preserve">τ = 5.3 %, prior α ∈ [0.9, 1.3]</w:t>
+            <m:oMath>
+              <m:r>
+                <m:t>τ</m:t>
+              </m:r>
+            </m:oMath>
+            <w:r>
+              <w:t xml:space="preserve"> </w:t>
+            </w:r>
+            <w:r>
+              <w:t xml:space="preserve">= 5.3 %, prior α ∈ [0.9, 1.3]</w:t>
             </w:r>
           </w:p>
         </w:tc>
@@ -19062,7 +19277,7 @@
         <w:t xml:space="preserve"> </w:t>
       </w:r>
       <w:r>
-        <w:t xml:space="preserve">Indicative sensitivity budget of the integral estimator. Values are those measured or assumed in this study; they are not combined.</w:t>
+        <w:t xml:space="preserve">Indicative sensitivity budget of influence-area weighing. Values are those measured or assumed in this study; they are not combined.</w:t>
       </w:r>
     </w:p>
     <w:tbl>
@@ -20686,7 +20901,7 @@
         <w:pStyle w:val="FirstParagraph"/>
       </w:pPr>
       <w:r>
-        <w:t xml:space="preserve">The integral method is a simplified alternative to influence-line BWIM, not a competitor. It returns the gross weight of a vehicle or group from one scalar constant per channel and one weighted sum. Its natural role is low-cost screening across many continuous structures, with instrumented BWIM or enforcement weighing for the vehicles it flags.</w:t>
+        <w:t xml:space="preserve">Influence-area weighing is a simplified alternative to influence-line BWIM, not a competitor. It returns the gross weight of a vehicle or group from one scalar constant per channel and one weighted sum. Its natural role is low-cost screening across many continuous structures, with instrumented BWIM or enforcement weighing for the vehicles it flags.</w:t>
       </w:r>
     </w:p>
     <w:bookmarkEnd w:id="29"/>
@@ -21896,7 +22111,18 @@
         <w:t xml:space="preserve"> </w:t>
       </w:r>
       <w:r>
-        <w:t xml:space="preserve">Cầu Mây: first, second and third vertical frequencies against the scaled pier stiffness κ, for low, base and high mass, with the measured band.</w:t>
+        <w:t xml:space="preserve">Cầu Mây: first, second and third vertical frequencies against the scaled pier stiffness</w:t>
+      </w:r>
+      <w:r>
+        <w:t xml:space="preserve"> </w:t>
+      </w:r>
+      <m:oMath>
+        <m:r>
+          <m:t>κ</m:t>
+        </m:r>
+      </m:oMath>
+      <w:r>
+        <w:t xml:space="preserve">, for low, base and high mass, with the measured band.</w:t>
       </w:r>
     </w:p>
     <w:p>

--- a/manuscript/ase/word/Supplementary_Material_ASE.docx
+++ b/manuscript/ase/word/Supplementary_Material_ASE.docx
@@ -12379,7 +12379,7 @@
         <w:pStyle w:val="BodyText"/>
       </w:pPr>
       <w:r>
-        <w:t xml:space="preserve">Beam model and limits. The beam model of the five-span girder (Euler–Bernoulli, parabolic haunch, second moment proportional to h²) gives</w:t>
+        <w:t xml:space="preserve">Beam model and limits. The beam model of the five-span girder (Euler–Bernoulli, parabolic haunch, second moment proportional to</w:t>
       </w:r>
       <w:r>
         <w:t xml:space="preserve"> </w:t>
@@ -12388,7 +12388,7 @@
         <m:sSup>
           <m:e>
             <m:r>
-              <m:t>r</m:t>
+              <m:t>h</m:t>
             </m:r>
           </m:e>
           <m:sup>
@@ -12399,10 +12399,44 @@
         </m:sSup>
       </m:oMath>
       <w:r>
-        <w:t xml:space="preserve"> </w:t>
-      </w:r>
-      <w:r>
-        <w:t xml:space="preserve">= 0.79–0.94 against the strain histories; zeros of the uniform-load moment in span 2 at 121.6 m and 190.8 m; a strain constant of the gauges 0.69 of the largest on the girder (0.56–0.93 across rigidity laws); a cancellation ratio R = 0.51; and contributions of span 2 of about 170 % of the net integral and of the adjacent spans −26 % and −66 % (Fig. S12). Fig. S13 shows the synthetic records of the dataset authors processed with the same integration. The tests rest on four trucks, two axle counts and seven or eight runs per day. The gauge calibration factors and exact positions are not published, so absolute constants cannot be checked. The dataset authors reported a mean absolute GVW error of 4.6 % for their influence-line system on this bridge (Moghadam et al., 2023a); it was obtained on different runs and is not compared directly with the results of the main text.</w:t>
+        <w:t xml:space="preserve">) gives</w:t>
+      </w:r>
+      <w:r>
+        <w:t xml:space="preserve"> </w:t>
+      </w:r>
+      <m:oMath>
+        <m:sSup>
+          <m:e>
+            <m:r>
+              <m:t>r</m:t>
+            </m:r>
+          </m:e>
+          <m:sup>
+            <m:r>
+              <m:t>2</m:t>
+            </m:r>
+          </m:sup>
+        </m:sSup>
+      </m:oMath>
+      <w:r>
+        <w:t xml:space="preserve"> </w:t>
+      </w:r>
+      <w:r>
+        <w:t xml:space="preserve">= 0.79–0.94 against the strain histories; zeros of the uniform-load moment in span 2 at 121.6 m and 190.8 m; a strain constant of the gauges 0.69 of the largest on the girder (0.56–0.93 across rigidity laws); a cancellation ratio</w:t>
+      </w:r>
+      <w:r>
+        <w:t xml:space="preserve"> </w:t>
+      </w:r>
+      <m:oMath>
+        <m:r>
+          <m:t>R</m:t>
+        </m:r>
+      </m:oMath>
+      <w:r>
+        <w:t xml:space="preserve"> </w:t>
+      </w:r>
+      <w:r>
+        <w:t xml:space="preserve">= 0.51; and contributions of span 2 of about 170 % of the net integral and of the adjacent spans −26 % and −66 % (Fig. S12). Fig. S13 shows the synthetic records of the dataset authors processed with the same integration. The tests rest on four trucks, two axle counts and seven or eight runs per day. The gauge calibration factors and exact positions are not published, so absolute constants cannot be checked. The dataset authors reported a mean absolute GVW error of 4.6 % for their influence-line system on this bridge (Moghadam et al., 2023a); it was obtained on different runs and is not compared directly with the results of the main text.</w:t>
       </w:r>
     </w:p>
     <w:p>
@@ -14777,7 +14811,7 @@
         <w:pStyle w:val="FirstParagraph"/>
       </w:pPr>
       <w:r>
-        <w:t xml:space="preserve">Bridge and test. The bridge carries provincial road ĐT389. In the June 2020 acceptance test, four trucks stood in the side span (gauge N8) and six in the main span (gauge N7). The trucks were 3-axle, nominally 5 + 10 + 10 t, with a weighed mean of 25.06 t (Table S12). Mitutoyo dial gauges, mounted on independent frames fixed to the ground, read the peak deflection under central and eccentric transverse positions at three measuring points across each section (Table S11). The longitudinal truck positions are given as drawings in the test report and are not tabulated. The readings across one section differ by up to 2.05 mm in the eccentric N7 case, about 13 % of the mean reading.</w:t>
+        <w:t xml:space="preserve">Bridge and test. The bridge carries provincial road ĐT389. In the June 2020 acceptance test, four trucks stood in the side span (gauge N8) and six in the main span (gauge N7). The trucks were 3-axle, nominally 5 + 10 + 10 t, with a mean weighed gross weight of 25.06 t (Table S12). Mitutoyo dial gauges, mounted on independent frames fixed to the ground, read the peak deflection under central and eccentric transverse positions at three measuring points across each section (Table S11). The longitudinal truck positions are given as drawings in the test report and are not tabulated. The readings across one section differ by up to 2.05 mm in the eccentric N7 case, about 13 % of the mean reading.</w:t>
       </w:r>
     </w:p>
     <w:p>
@@ -14910,7 +14944,21 @@
         <w:t xml:space="preserve"> </w:t>
       </w:r>
       <w:r>
-        <w:t xml:space="preserve">= 3 % the admissible set shrinks and excludes the design rigidity, α = 1.</w:t>
+        <w:t xml:space="preserve">= 3 % the admissible set shrinks and excludes the design rigidity,</w:t>
+      </w:r>
+      <w:r>
+        <w:t xml:space="preserve"> </w:t>
+      </w:r>
+      <m:oMath>
+        <m:r>
+          <m:t>α</m:t>
+        </m:r>
+      </m:oMath>
+      <w:r>
+        <w:t xml:space="preserve"> </w:t>
+      </w:r>
+      <w:r>
+        <w:t xml:space="preserve">= 1.</w:t>
       </w:r>
     </w:p>
     <w:p>
@@ -14929,7 +14977,35 @@
         </m:r>
       </m:oMath>
       <w:r>
-        <w:t xml:space="preserve">, and Fig. S15 the static misfit over the plane of α and k with contours of the third vertical frequency. The acceptance test reports only one frequency per span, so the first frequency is not identified, and the Cramér–Rao bound of 0.24 that the first and third frequencies would give (Section 5.3) assumes a measurement that was not made.</w:t>
+        <w:t xml:space="preserve">, and Fig. S15 the static misfit over the plane of</w:t>
+      </w:r>
+      <w:r>
+        <w:t xml:space="preserve"> </w:t>
+      </w:r>
+      <m:oMath>
+        <m:r>
+          <m:t>α</m:t>
+        </m:r>
+      </m:oMath>
+      <w:r>
+        <w:t xml:space="preserve"> </w:t>
+      </w:r>
+      <w:r>
+        <w:t xml:space="preserve">and</w:t>
+      </w:r>
+      <w:r>
+        <w:t xml:space="preserve"> </w:t>
+      </w:r>
+      <m:oMath>
+        <m:r>
+          <m:t>k</m:t>
+        </m:r>
+      </m:oMath>
+      <w:r>
+        <w:t xml:space="preserve"> </w:t>
+      </w:r>
+      <w:r>
+        <w:t xml:space="preserve">with contours of the third vertical frequency. The acceptance test reports only one frequency per span, so the first frequency is not identified, and the Cramér–Rao bound of 0.24 that the first and third frequencies would give (Section 5.3) assumes a measurement that was not made.</w:t>
       </w:r>
     </w:p>
     <w:p>
@@ -15117,9 +15193,11 @@
               <w:pStyle w:val="Compact"/>
               <w:jc w:val="left"/>
             </w:pPr>
-            <w:r>
-              <w:t xml:space="preserve">α</w:t>
-            </w:r>
+            <m:oMath>
+              <m:r>
+                <m:t>α</m:t>
+              </m:r>
+            </m:oMath>
           </w:p>
         </w:tc>
         <w:tc>
@@ -15574,7 +15652,21 @@
               <w:t xml:space="preserve"> </w:t>
             </w:r>
             <w:r>
-              <w:t xml:space="preserve">= 5.3 %, prior α ∈ [0.9, 1.3]</w:t>
+              <w:t xml:space="preserve">= 5.3 %, prior</w:t>
+            </w:r>
+            <w:r>
+              <w:t xml:space="preserve"> </w:t>
+            </w:r>
+            <m:oMath>
+              <m:r>
+                <m:t>α</m:t>
+              </m:r>
+            </m:oMath>
+            <w:r>
+              <w:t xml:space="preserve"> </w:t>
+            </w:r>
+            <w:r>
+              <w:t xml:space="preserve">∈ [0.9, 1.3]</w:t>
             </w:r>
           </w:p>
         </w:tc>
@@ -15684,10 +15776,10 @@
         </w:tblBorders>
       </w:tblPr>
       <w:tblGrid>
-        <w:gridCol w:w="3215"/>
-        <w:gridCol w:w="2083"/>
-        <w:gridCol w:w="1686"/>
-        <w:gridCol w:w="2083"/>
+        <w:gridCol w:w="3146"/>
+        <w:gridCol w:w="2233"/>
+        <w:gridCol w:w="1650"/>
+        <w:gridCol w:w="2039"/>
       </w:tblGrid>
       <w:tr>
         <w:trPr>
@@ -15695,7 +15787,7 @@
         </w:trPr>
         <w:tc>
           <w:tcPr>
-            <w:tcW w:type="dxa" w:w="3215"/>
+            <w:tcW w:type="dxa" w:w="3146"/>
             <w:tcBorders>
               <w:top w:val="nil"/>
               <w:left w:val="nil"/>
@@ -15715,7 +15807,7 @@
         </w:tc>
         <w:tc>
           <w:tcPr>
-            <w:tcW w:type="dxa" w:w="2083"/>
+            <w:tcW w:type="dxa" w:w="2233"/>
             <w:tcBorders>
               <w:top w:val="nil"/>
               <w:left w:val="nil"/>
@@ -15735,7 +15827,7 @@
         </w:tc>
         <w:tc>
           <w:tcPr>
-            <w:tcW w:type="dxa" w:w="1686"/>
+            <w:tcW w:type="dxa" w:w="1650"/>
             <w:tcBorders>
               <w:top w:val="nil"/>
               <w:left w:val="nil"/>
@@ -15755,7 +15847,7 @@
         </w:tc>
         <w:tc>
           <w:tcPr>
-            <w:tcW w:type="dxa" w:w="2083"/>
+            <w:tcW w:type="dxa" w:w="2039"/>
             <w:tcBorders>
               <w:top w:val="nil"/>
               <w:left w:val="nil"/>
@@ -15777,7 +15869,7 @@
       <w:tr>
         <w:tc>
           <w:tcPr>
-            <w:tcW w:type="dxa" w:w="3215"/>
+            <w:tcW w:type="dxa" w:w="3146"/>
           </w:tcPr>
           <w:p>
             <w:pPr>
@@ -15791,7 +15883,7 @@
         </w:tc>
         <w:tc>
           <w:tcPr>
-            <w:tcW w:type="dxa" w:w="2083"/>
+            <w:tcW w:type="dxa" w:w="2233"/>
           </w:tcPr>
           <w:p>
             <w:pPr>
@@ -15805,7 +15897,7 @@
         </w:tc>
         <w:tc>
           <w:tcPr>
-            <w:tcW w:type="dxa" w:w="1686"/>
+            <w:tcW w:type="dxa" w:w="1650"/>
           </w:tcPr>
           <w:p>
             <w:pPr>
@@ -15819,7 +15911,7 @@
         </w:tc>
         <w:tc>
           <w:tcPr>
-            <w:tcW w:type="dxa" w:w="2083"/>
+            <w:tcW w:type="dxa" w:w="2039"/>
           </w:tcPr>
           <w:p>
             <w:pPr>
@@ -15835,7 +15927,7 @@
       <w:tr>
         <w:tc>
           <w:tcPr>
-            <w:tcW w:type="dxa" w:w="3215"/>
+            <w:tcW w:type="dxa" w:w="3146"/>
           </w:tcPr>
           <w:p>
             <w:pPr>
@@ -15849,21 +15941,21 @@
         </w:tc>
         <w:tc>
           <w:tcPr>
-            <w:tcW w:type="dxa" w:w="2083"/>
-          </w:tcPr>
-          <w:p>
-            <w:pPr>
-              <w:pStyle w:val="Compact"/>
-              <w:jc w:val="left"/>
-            </w:pPr>
-            <w:r>
-              <w:t xml:space="preserve">axis</w:t>
-            </w:r>
-          </w:p>
-        </w:tc>
-        <w:tc>
-          <w:tcPr>
-            <w:tcW w:type="dxa" w:w="1686"/>
+            <w:tcW w:type="dxa" w:w="2233"/>
+          </w:tcPr>
+          <w:p>
+            <w:pPr>
+              <w:pStyle w:val="Compact"/>
+              <w:jc w:val="left"/>
+            </w:pPr>
+            <w:r>
+              <w:t xml:space="preserve">centreline</w:t>
+            </w:r>
+          </w:p>
+        </w:tc>
+        <w:tc>
+          <w:tcPr>
+            <w:tcW w:type="dxa" w:w="1650"/>
           </w:tcPr>
           <w:p>
             <w:pPr>
@@ -15877,7 +15969,7 @@
         </w:tc>
         <w:tc>
           <w:tcPr>
-            <w:tcW w:type="dxa" w:w="2083"/>
+            <w:tcW w:type="dxa" w:w="2039"/>
           </w:tcPr>
           <w:p>
             <w:pPr>
@@ -15893,7 +15985,7 @@
       <w:tr>
         <w:tc>
           <w:tcPr>
-            <w:tcW w:type="dxa" w:w="3215"/>
+            <w:tcW w:type="dxa" w:w="3146"/>
           </w:tcPr>
           <w:p>
             <w:pPr>
@@ -15907,7 +15999,7 @@
         </w:tc>
         <w:tc>
           <w:tcPr>
-            <w:tcW w:type="dxa" w:w="2083"/>
+            <w:tcW w:type="dxa" w:w="2233"/>
           </w:tcPr>
           <w:p>
             <w:pPr>
@@ -15921,7 +16013,7 @@
         </w:tc>
         <w:tc>
           <w:tcPr>
-            <w:tcW w:type="dxa" w:w="1686"/>
+            <w:tcW w:type="dxa" w:w="1650"/>
           </w:tcPr>
           <w:p>
             <w:pPr>
@@ -15935,7 +16027,7 @@
         </w:tc>
         <w:tc>
           <w:tcPr>
-            <w:tcW w:type="dxa" w:w="2083"/>
+            <w:tcW w:type="dxa" w:w="2039"/>
           </w:tcPr>
           <w:p>
             <w:pPr>
@@ -15951,7 +16043,7 @@
       <w:tr>
         <w:tc>
           <w:tcPr>
-            <w:tcW w:type="dxa" w:w="3215"/>
+            <w:tcW w:type="dxa" w:w="3146"/>
           </w:tcPr>
           <w:p>
             <w:pPr>
@@ -15965,7 +16057,7 @@
         </w:tc>
         <w:tc>
           <w:tcPr>
-            <w:tcW w:type="dxa" w:w="2083"/>
+            <w:tcW w:type="dxa" w:w="2233"/>
           </w:tcPr>
           <w:p>
             <w:pPr>
@@ -15979,7 +16071,7 @@
         </w:tc>
         <w:tc>
           <w:tcPr>
-            <w:tcW w:type="dxa" w:w="1686"/>
+            <w:tcW w:type="dxa" w:w="1650"/>
           </w:tcPr>
           <w:p>
             <w:pPr>
@@ -15993,7 +16085,7 @@
         </w:tc>
         <w:tc>
           <w:tcPr>
-            <w:tcW w:type="dxa" w:w="2083"/>
+            <w:tcW w:type="dxa" w:w="2039"/>
           </w:tcPr>
           <w:p>
             <w:pPr>
@@ -16009,7 +16101,7 @@
       <w:tr>
         <w:tc>
           <w:tcPr>
-            <w:tcW w:type="dxa" w:w="3215"/>
+            <w:tcW w:type="dxa" w:w="3146"/>
           </w:tcPr>
           <w:p>
             <w:pPr>
@@ -16023,21 +16115,21 @@
         </w:tc>
         <w:tc>
           <w:tcPr>
-            <w:tcW w:type="dxa" w:w="2083"/>
-          </w:tcPr>
-          <w:p>
-            <w:pPr>
-              <w:pStyle w:val="Compact"/>
-              <w:jc w:val="left"/>
-            </w:pPr>
-            <w:r>
-              <w:t xml:space="preserve">axis</w:t>
-            </w:r>
-          </w:p>
-        </w:tc>
-        <w:tc>
-          <w:tcPr>
-            <w:tcW w:type="dxa" w:w="1686"/>
+            <w:tcW w:type="dxa" w:w="2233"/>
+          </w:tcPr>
+          <w:p>
+            <w:pPr>
+              <w:pStyle w:val="Compact"/>
+              <w:jc w:val="left"/>
+            </w:pPr>
+            <w:r>
+              <w:t xml:space="preserve">centreline</w:t>
+            </w:r>
+          </w:p>
+        </w:tc>
+        <w:tc>
+          <w:tcPr>
+            <w:tcW w:type="dxa" w:w="1650"/>
           </w:tcPr>
           <w:p>
             <w:pPr>
@@ -16051,7 +16143,7 @@
         </w:tc>
         <w:tc>
           <w:tcPr>
-            <w:tcW w:type="dxa" w:w="2083"/>
+            <w:tcW w:type="dxa" w:w="2039"/>
           </w:tcPr>
           <w:p>
             <w:pPr>
@@ -16067,7 +16159,7 @@
       <w:tr>
         <w:tc>
           <w:tcPr>
-            <w:tcW w:type="dxa" w:w="3215"/>
+            <w:tcW w:type="dxa" w:w="3146"/>
           </w:tcPr>
           <w:p>
             <w:pPr>
@@ -16081,7 +16173,7 @@
         </w:tc>
         <w:tc>
           <w:tcPr>
-            <w:tcW w:type="dxa" w:w="2083"/>
+            <w:tcW w:type="dxa" w:w="2233"/>
           </w:tcPr>
           <w:p>
             <w:pPr>
@@ -16095,7 +16187,7 @@
         </w:tc>
         <w:tc>
           <w:tcPr>
-            <w:tcW w:type="dxa" w:w="1686"/>
+            <w:tcW w:type="dxa" w:w="1650"/>
           </w:tcPr>
           <w:p>
             <w:pPr>
@@ -16109,7 +16201,7 @@
         </w:tc>
         <w:tc>
           <w:tcPr>
-            <w:tcW w:type="dxa" w:w="2083"/>
+            <w:tcW w:type="dxa" w:w="2039"/>
           </w:tcPr>
           <w:p>
             <w:pPr>
@@ -17023,8 +17115,8 @@
         </w:tblBorders>
       </w:tblPr>
       <w:tblGrid>
-        <w:gridCol w:w="4434"/>
-        <w:gridCol w:w="4635"/>
+        <w:gridCol w:w="5133"/>
+        <w:gridCol w:w="3936"/>
       </w:tblGrid>
       <w:tr>
         <w:trPr>
@@ -17032,7 +17124,7 @@
         </w:trPr>
         <w:tc>
           <w:tcPr>
-            <w:tcW w:type="dxa" w:w="4434"/>
+            <w:tcW w:type="dxa" w:w="5133"/>
             <w:tcBorders>
               <w:top w:val="nil"/>
               <w:left w:val="nil"/>
@@ -17052,7 +17144,7 @@
         </w:tc>
         <w:tc>
           <w:tcPr>
-            <w:tcW w:type="dxa" w:w="4635"/>
+            <w:tcW w:type="dxa" w:w="3936"/>
             <w:tcBorders>
               <w:top w:val="nil"/>
               <w:left w:val="nil"/>
@@ -17074,21 +17166,21 @@
       <w:tr>
         <w:tc>
           <w:tcPr>
-            <w:tcW w:type="dxa" w:w="4434"/>
-          </w:tcPr>
-          <w:p>
-            <w:pPr>
-              <w:pStyle w:val="Compact"/>
-              <w:jc w:val="left"/>
-            </w:pPr>
-            <w:r>
-              <w:t xml:space="preserve">Side span T5–T6 (55 m)</w:t>
-            </w:r>
-          </w:p>
-        </w:tc>
-        <w:tc>
-          <w:tcPr>
-            <w:tcW w:type="dxa" w:w="4635"/>
+            <w:tcW w:type="dxa" w:w="5133"/>
+          </w:tcPr>
+          <w:p>
+            <w:pPr>
+              <w:pStyle w:val="Compact"/>
+              <w:jc w:val="left"/>
+            </w:pPr>
+            <w:r>
+              <w:t xml:space="preserve">Side span T5–T6 (55 m; T6 is the other inner pier)</w:t>
+            </w:r>
+          </w:p>
+        </w:tc>
+        <w:tc>
+          <w:tcPr>
+            <w:tcW w:type="dxa" w:w="3936"/>
           </w:tcPr>
           <w:p>
             <w:pPr>
@@ -17104,7 +17196,7 @@
       <w:tr>
         <w:tc>
           <w:tcPr>
-            <w:tcW w:type="dxa" w:w="4434"/>
+            <w:tcW w:type="dxa" w:w="5133"/>
           </w:tcPr>
           <w:p>
             <w:pPr>
@@ -17118,7 +17210,7 @@
         </w:tc>
         <w:tc>
           <w:tcPr>
-            <w:tcW w:type="dxa" w:w="4635"/>
+            <w:tcW w:type="dxa" w:w="3936"/>
           </w:tcPr>
           <w:p>
             <w:pPr>
@@ -17134,7 +17226,7 @@
       <w:tr>
         <w:tc>
           <w:tcPr>
-            <w:tcW w:type="dxa" w:w="4434"/>
+            <w:tcW w:type="dxa" w:w="5133"/>
           </w:tcPr>
           <w:p>
             <w:pPr>
@@ -17148,7 +17240,7 @@
         </w:tc>
         <w:tc>
           <w:tcPr>
-            <w:tcW w:type="dxa" w:w="4635"/>
+            <w:tcW w:type="dxa" w:w="3936"/>
           </w:tcPr>
           <w:p>
             <w:pPr>
@@ -18754,7 +18846,7 @@
         <w:t xml:space="preserve"> </w:t>
       </w:r>
       <w:r>
-        <w:t xml:space="preserve">m and the mean weighed truck of 25.06 t. The smaller offsets in Table S15 are typical of displacement transducers. Absolute deflection on a 90 m span over water would usually come from a non-contact technique, whose residual offset after re-zeroing has to be established on site, since environmental effects act over the same window (Sohn, 2007; Cross et al., 2013). At</w:t>
+        <w:t xml:space="preserve">m and a truck of the mean weighed gross weight, 25.06 t. The smaller offsets in Table S15 are typical of displacement transducers. Absolute deflection on a 90 m span over water would usually come from a non-contact technique, whose residual offset after re-zeroing has to be established on site, since environmental effects act over the same window (Sohn, 2007; Cross et al., 2013). At</w:t>
       </w:r>
       <w:r>
         <w:t xml:space="preserve"> </w:t>
@@ -20964,7 +21056,7 @@
         <w:t xml:space="preserve"> </w:t>
       </w:r>
       <w:r>
-        <w:t xml:space="preserve">converts its numbering to that of the article and this document.</w:t>
+        <w:t xml:space="preserve">converts the numbering of the README to that of the article and this document.</w:t>
       </w:r>
       <w:r>
         <w:t xml:space="preserve"> </w:t>
@@ -22187,7 +22279,32 @@
         <w:t xml:space="preserve"> </w:t>
       </w:r>
       <w:r>
-        <w:t xml:space="preserve">Cầu Mây: static misfit over the rigidity factor α and the pier stiffness k, with contours of the third vertical frequency equal to the measured values.</w:t>
+        <w:t xml:space="preserve">Cầu Mây: static misfit over the rigidity factor</w:t>
+      </w:r>
+      <w:r>
+        <w:t xml:space="preserve"> </w:t>
+      </w:r>
+      <m:oMath>
+        <m:r>
+          <m:t>α</m:t>
+        </m:r>
+      </m:oMath>
+      <w:r>
+        <w:t xml:space="preserve"> </w:t>
+      </w:r>
+      <w:r>
+        <w:t xml:space="preserve">and the pier stiffness</w:t>
+      </w:r>
+      <w:r>
+        <w:t xml:space="preserve"> </w:t>
+      </w:r>
+      <m:oMath>
+        <m:r>
+          <m:t>k</m:t>
+        </m:r>
+      </m:oMath>
+      <w:r>
+        <w:t xml:space="preserve">, with contours of the third vertical frequency equal to the measured values.</w:t>
       </w:r>
     </w:p>
     <w:p>

--- a/manuscript/ase/word/Supplementary_Material_ASE.docx
+++ b/manuscript/ase/word/Supplementary_Material_ASE.docx
@@ -2,10 +2,9 @@
 <file path=word/document.xml><?xml version="1.0" encoding="utf-8"?>
 <w:document xmlns:w="http://schemas.openxmlformats.org/wordprocessingml/2006/main" xmlns:m="http://schemas.openxmlformats.org/officeDocument/2006/math" xmlns:r="http://schemas.openxmlformats.org/officeDocument/2006/relationships" xmlns:o="urn:schemas-microsoft-com:office:office" xmlns:v="urn:schemas-microsoft-com:vml" xmlns:w10="urn:schemas-microsoft-com:office:word" xmlns:a="http://schemas.openxmlformats.org/drawingml/2006/main" xmlns:pic="http://schemas.openxmlformats.org/drawingml/2006/picture" xmlns:wp="http://schemas.openxmlformats.org/drawingml/2006/wordprocessingDrawing">
   <w:body>
-    <w:bookmarkStart w:id="83" w:name="supplementary-material"/>
     <w:p>
       <w:pPr>
-        <w:pStyle w:val="Heading1"/>
+        <w:pStyle w:val="Title"/>
       </w:pPr>
       <w:r>
         <w:t xml:space="preserve">Supplementary Material</w:t>
@@ -13,7 +12,7 @@
     </w:p>
     <w:p>
       <w:pPr>
-        <w:pStyle w:val="FirstParagraph"/>
+        <w:pStyle w:val="Titleblock"/>
       </w:pPr>
       <w:r>
         <w:rPr>
@@ -25,10 +24,10 @@
     </w:p>
     <w:p>
       <w:pPr>
-        <w:pStyle w:val="BodyText"/>
+        <w:pStyle w:val="Titleblock"/>
       </w:pPr>
       <w:r>
-        <w:t xml:space="preserve">Quoc-Bao Nguyen, Thai-Son Vu, Hung-Son Nguyen</w:t>
+        <w:t xml:space="preserve">Quoc-Bao Nguyen, Thai-Son Vu</w:t>
       </w:r>
     </w:p>
     <w:p>
@@ -59,6 +58,7 @@
     <w:p>
       <w:pPr>
         <w:pStyle w:val="FirstParagraph"/>
+        <w:keepNext/>
       </w:pPr>
       <w:r>
         <w:rPr>
@@ -79,7 +79,7 @@
         <w:tblStyle w:val="Table"/>
         <w:tblW w:type="pct" w:w="5000"/>
         <w:tblLook w:firstRow="1" w:lastRow="0" w:firstColumn="0" w:lastColumn="0" w:noHBand="0" w:noVBand="0" w:val="0020"/>
-        <w:jc w:val="start"/>
+        <w:jc w:val="center"/>
         <w:tblBorders>
           <w:top w:val="single" w:sz="8" w:space="0" w:color="000000"/>
           <w:left w:val="nil"/>
@@ -96,6 +96,8 @@
       <w:tr>
         <w:trPr>
           <w:tblHeader w:val="true"/>
+          <w:tblHeader w:val="true"/>
+          <w:cantSplit/>
         </w:trPr>
         <w:tc>
           <w:tcPr>
@@ -139,6 +141,9 @@
         </w:tc>
       </w:tr>
       <w:tr>
+        <w:trPr>
+          <w:cantSplit/>
+        </w:trPr>
         <w:tc>
           <w:tcPr>
             <w:tcW w:type="dxa" w:w="2892"/>
@@ -183,6 +188,9 @@
         </w:tc>
       </w:tr>
       <w:tr>
+        <w:trPr>
+          <w:cantSplit/>
+        </w:trPr>
         <w:tc>
           <w:tcPr>
             <w:tcW w:type="dxa" w:w="2892"/>
@@ -215,6 +223,9 @@
         </w:tc>
       </w:tr>
       <w:tr>
+        <w:trPr>
+          <w:cantSplit/>
+        </w:trPr>
         <w:tc>
           <w:tcPr>
             <w:tcW w:type="dxa" w:w="2892"/>
@@ -247,6 +258,9 @@
         </w:tc>
       </w:tr>
       <w:tr>
+        <w:trPr>
+          <w:cantSplit/>
+        </w:trPr>
         <w:tc>
           <w:tcPr>
             <w:tcW w:type="dxa" w:w="2892"/>
@@ -350,6 +364,9 @@
         </w:tc>
       </w:tr>
       <w:tr>
+        <w:trPr>
+          <w:cantSplit/>
+        </w:trPr>
         <w:tc>
           <w:tcPr>
             <w:tcW w:type="dxa" w:w="2892"/>
@@ -434,6 +451,9 @@
         </w:tc>
       </w:tr>
       <w:tr>
+        <w:trPr>
+          <w:cantSplit/>
+        </w:trPr>
         <w:tc>
           <w:tcPr>
             <w:tcW w:type="dxa" w:w="2892"/>
@@ -504,6 +524,9 @@
         </w:tc>
       </w:tr>
       <w:tr>
+        <w:trPr>
+          <w:cantSplit/>
+        </w:trPr>
         <w:tc>
           <w:tcPr>
             <w:tcW w:type="dxa" w:w="2892"/>
@@ -585,6 +608,9 @@
         </w:tc>
       </w:tr>
       <w:tr>
+        <w:trPr>
+          <w:cantSplit/>
+        </w:trPr>
         <w:tc>
           <w:tcPr>
             <w:tcW w:type="dxa" w:w="2892"/>
@@ -617,6 +643,9 @@
         </w:tc>
       </w:tr>
       <w:tr>
+        <w:trPr>
+          <w:cantSplit/>
+        </w:trPr>
         <w:tc>
           <w:tcPr>
             <w:tcW w:type="dxa" w:w="2892"/>
@@ -672,6 +701,9 @@
         </w:tc>
       </w:tr>
       <w:tr>
+        <w:trPr>
+          <w:cantSplit/>
+        </w:trPr>
         <w:tc>
           <w:tcPr>
             <w:tcW w:type="dxa" w:w="2892"/>
@@ -806,6 +838,9 @@
         </w:tc>
       </w:tr>
       <w:tr>
+        <w:trPr>
+          <w:cantSplit/>
+        </w:trPr>
         <w:tc>
           <w:tcPr>
             <w:tcW w:type="dxa" w:w="2892"/>
@@ -847,6 +882,9 @@
         </w:tc>
       </w:tr>
       <w:tr>
+        <w:trPr>
+          <w:cantSplit/>
+        </w:trPr>
         <w:tc>
           <w:tcPr>
             <w:tcW w:type="dxa" w:w="2892"/>
@@ -908,6 +946,9 @@
         </w:tc>
       </w:tr>
       <w:tr>
+        <w:trPr>
+          <w:cantSplit/>
+        </w:trPr>
         <w:tc>
           <w:tcPr>
             <w:tcW w:type="dxa" w:w="2892"/>
@@ -953,6 +994,9 @@
         </w:tc>
       </w:tr>
       <w:tr>
+        <w:trPr>
+          <w:cantSplit/>
+        </w:trPr>
         <w:tc>
           <w:tcPr>
             <w:tcW w:type="dxa" w:w="2892"/>
@@ -985,6 +1029,9 @@
         </w:tc>
       </w:tr>
       <w:tr>
+        <w:trPr>
+          <w:cantSplit/>
+        </w:trPr>
         <w:tc>
           <w:tcPr>
             <w:tcW w:type="dxa" w:w="2892"/>
@@ -1017,6 +1064,9 @@
         </w:tc>
       </w:tr>
       <w:tr>
+        <w:trPr>
+          <w:cantSplit/>
+        </w:trPr>
         <w:tc>
           <w:tcPr>
             <w:tcW w:type="dxa" w:w="2892"/>
@@ -1072,6 +1122,9 @@
         </w:tc>
       </w:tr>
       <w:tr>
+        <w:trPr>
+          <w:cantSplit/>
+        </w:trPr>
         <w:tc>
           <w:tcPr>
             <w:tcW w:type="dxa" w:w="2892"/>
@@ -1124,6 +1177,9 @@
         </w:tc>
       </w:tr>
       <w:tr>
+        <w:trPr>
+          <w:cantSplit/>
+        </w:trPr>
         <w:tc>
           <w:tcPr>
             <w:tcW w:type="dxa" w:w="2892"/>
@@ -1246,6 +1302,9 @@
         </w:tc>
       </w:tr>
       <w:tr>
+        <w:trPr>
+          <w:cantSplit/>
+        </w:trPr>
         <w:tc>
           <w:tcPr>
             <w:tcW w:type="dxa" w:w="2892"/>
@@ -1307,6 +1366,9 @@
         </w:tc>
       </w:tr>
       <w:tr>
+        <w:trPr>
+          <w:cantSplit/>
+        </w:trPr>
         <w:tc>
           <w:tcPr>
             <w:tcW w:type="dxa" w:w="2892"/>
@@ -1350,6 +1412,9 @@
         </w:tc>
       </w:tr>
       <w:tr>
+        <w:trPr>
+          <w:cantSplit/>
+        </w:trPr>
         <w:tc>
           <w:tcPr>
             <w:tcW w:type="dxa" w:w="2892"/>
@@ -1391,6 +1456,9 @@
         </w:tc>
       </w:tr>
       <w:tr>
+        <w:trPr>
+          <w:cantSplit/>
+        </w:trPr>
         <w:tc>
           <w:tcPr>
             <w:tcW w:type="dxa" w:w="2892"/>
@@ -1447,6 +1515,9 @@
         </w:tc>
       </w:tr>
       <w:tr>
+        <w:trPr>
+          <w:cantSplit/>
+        </w:trPr>
         <w:tc>
           <w:tcPr>
             <w:tcW w:type="dxa" w:w="2892"/>
@@ -1511,6 +1582,9 @@
         </w:tc>
       </w:tr>
       <w:tr>
+        <w:trPr>
+          <w:cantSplit/>
+        </w:trPr>
         <w:tc>
           <w:tcPr>
             <w:tcW w:type="dxa" w:w="2892"/>
@@ -1649,6 +1723,9 @@
         </w:tc>
       </w:tr>
       <w:tr>
+        <w:trPr>
+          <w:cantSplit/>
+        </w:trPr>
         <w:tc>
           <w:tcPr>
             <w:tcW w:type="dxa" w:w="2892"/>
@@ -1710,6 +1787,9 @@
         </w:tc>
       </w:tr>
       <w:tr>
+        <w:trPr>
+          <w:cantSplit/>
+        </w:trPr>
         <w:tc>
           <w:tcPr>
             <w:tcW w:type="dxa" w:w="2892"/>
@@ -1791,6 +1871,9 @@
         </w:tc>
       </w:tr>
       <w:tr>
+        <w:trPr>
+          <w:cantSplit/>
+        </w:trPr>
         <w:tc>
           <w:tcPr>
             <w:tcW w:type="dxa" w:w="2892"/>
@@ -1867,6 +1950,9 @@
         </w:tc>
       </w:tr>
       <w:tr>
+        <w:trPr>
+          <w:cantSplit/>
+        </w:trPr>
         <w:tc>
           <w:tcPr>
             <w:tcW w:type="dxa" w:w="2892"/>
@@ -1948,6 +2034,9 @@
         </w:tc>
       </w:tr>
       <w:tr>
+        <w:trPr>
+          <w:cantSplit/>
+        </w:trPr>
         <w:tc>
           <w:tcPr>
             <w:tcW w:type="dxa" w:w="2892"/>
@@ -2048,6 +2137,9 @@
         </w:tc>
       </w:tr>
       <w:tr>
+        <w:trPr>
+          <w:cantSplit/>
+        </w:trPr>
         <w:tc>
           <w:tcPr>
             <w:tcW w:type="dxa" w:w="2892"/>
@@ -2109,6 +2201,9 @@
         </w:tc>
       </w:tr>
       <w:tr>
+        <w:trPr>
+          <w:cantSplit/>
+        </w:trPr>
         <w:tc>
           <w:tcPr>
             <w:tcW w:type="dxa" w:w="2892"/>
@@ -2182,6 +2277,9 @@
         </w:tc>
       </w:tr>
       <w:tr>
+        <w:trPr>
+          <w:cantSplit/>
+        </w:trPr>
         <w:tc>
           <w:tcPr>
             <w:tcW w:type="dxa" w:w="2892"/>
@@ -2352,6 +2450,9 @@
         </w:tc>
       </w:tr>
       <w:tr>
+        <w:trPr>
+          <w:cantSplit/>
+        </w:trPr>
         <w:tc>
           <w:tcPr>
             <w:tcW w:type="dxa" w:w="2892"/>
@@ -2402,6 +2503,9 @@
         </w:tc>
       </w:tr>
       <w:tr>
+        <w:trPr>
+          <w:cantSplit/>
+        </w:trPr>
         <w:tc>
           <w:tcPr>
             <w:tcW w:type="dxa" w:w="2892"/>
@@ -2477,6 +2581,9 @@
         </w:tc>
       </w:tr>
       <w:tr>
+        <w:trPr>
+          <w:cantSplit/>
+        </w:trPr>
         <w:tc>
           <w:tcPr>
             <w:tcW w:type="dxa" w:w="2892"/>
@@ -2509,6 +2616,9 @@
         </w:tc>
       </w:tr>
       <w:tr>
+        <w:trPr>
+          <w:cantSplit/>
+        </w:trPr>
         <w:tc>
           <w:tcPr>
             <w:tcW w:type="dxa" w:w="2892"/>
@@ -2624,6 +2734,9 @@
         </w:tc>
       </w:tr>
       <w:tr>
+        <w:trPr>
+          <w:cantSplit/>
+        </w:trPr>
         <w:tc>
           <w:tcPr>
             <w:tcW w:type="dxa" w:w="2892"/>
@@ -2792,6 +2905,9 @@
         </w:tc>
       </w:tr>
       <w:tr>
+        <w:trPr>
+          <w:cantSplit/>
+        </w:trPr>
         <w:tc>
           <w:tcPr>
             <w:tcW w:type="dxa" w:w="2892"/>
@@ -2833,6 +2949,9 @@
         </w:tc>
       </w:tr>
       <w:tr>
+        <w:trPr>
+          <w:cantSplit/>
+        </w:trPr>
         <w:tc>
           <w:tcPr>
             <w:tcW w:type="dxa" w:w="2892"/>
@@ -2865,6 +2984,9 @@
         </w:tc>
       </w:tr>
       <w:tr>
+        <w:trPr>
+          <w:cantSplit/>
+        </w:trPr>
         <w:tc>
           <w:tcPr>
             <w:tcW w:type="dxa" w:w="2892"/>
@@ -2914,6 +3036,9 @@
         </w:tc>
       </w:tr>
       <w:tr>
+        <w:trPr>
+          <w:cantSplit/>
+        </w:trPr>
         <w:tc>
           <w:tcPr>
             <w:tcW w:type="dxa" w:w="2892"/>
@@ -2983,6 +3108,9 @@
         </w:tc>
       </w:tr>
       <w:tr>
+        <w:trPr>
+          <w:cantSplit/>
+        </w:trPr>
         <w:tc>
           <w:tcPr>
             <w:tcW w:type="dxa" w:w="2892"/>
@@ -3056,6 +3184,9 @@
         </w:tc>
       </w:tr>
       <w:tr>
+        <w:trPr>
+          <w:cantSplit/>
+        </w:trPr>
         <w:tc>
           <w:tcPr>
             <w:tcW w:type="dxa" w:w="2892"/>
@@ -3168,6 +3299,9 @@
         </w:tc>
       </w:tr>
       <w:tr>
+        <w:trPr>
+          <w:cantSplit/>
+        </w:trPr>
         <w:tc>
           <w:tcPr>
             <w:tcW w:type="dxa" w:w="2892"/>
@@ -3200,6 +3334,9 @@
         </w:tc>
       </w:tr>
       <w:tr>
+        <w:trPr>
+          <w:cantSplit/>
+        </w:trPr>
         <w:tc>
           <w:tcPr>
             <w:tcW w:type="dxa" w:w="2892"/>
@@ -3232,6 +3369,9 @@
         </w:tc>
       </w:tr>
       <w:tr>
+        <w:trPr>
+          <w:cantSplit/>
+        </w:trPr>
         <w:tc>
           <w:tcPr>
             <w:tcW w:type="dxa" w:w="2892"/>
@@ -3278,6 +3418,9 @@
         </w:tc>
       </w:tr>
       <w:tr>
+        <w:trPr>
+          <w:cantSplit/>
+        </w:trPr>
         <w:tc>
           <w:tcPr>
             <w:tcW w:type="dxa" w:w="2892"/>
@@ -3355,6 +3498,9 @@
         </w:tc>
       </w:tr>
       <w:tr>
+        <w:trPr>
+          <w:cantSplit/>
+        </w:trPr>
         <w:tc>
           <w:tcPr>
             <w:tcW w:type="dxa" w:w="2892"/>
@@ -3387,6 +3533,9 @@
         </w:tc>
       </w:tr>
       <w:tr>
+        <w:trPr>
+          <w:cantSplit/>
+        </w:trPr>
         <w:tc>
           <w:tcPr>
             <w:tcW w:type="dxa" w:w="2892"/>
@@ -3419,6 +3568,9 @@
         </w:tc>
       </w:tr>
       <w:tr>
+        <w:trPr>
+          <w:cantSplit/>
+        </w:trPr>
         <w:tc>
           <w:tcPr>
             <w:tcW w:type="dxa" w:w="2892"/>
@@ -3449,6 +3601,9 @@
         </w:tc>
       </w:tr>
       <w:tr>
+        <w:trPr>
+          <w:cantSplit/>
+        </w:trPr>
         <w:tc>
           <w:tcPr>
             <w:tcW w:type="dxa" w:w="2892"/>
@@ -3479,6 +3634,9 @@
         </w:tc>
       </w:tr>
       <w:tr>
+        <w:trPr>
+          <w:cantSplit/>
+        </w:trPr>
         <w:tc>
           <w:tcPr>
             <w:tcW w:type="dxa" w:w="2892"/>
@@ -3509,6 +3667,9 @@
         </w:tc>
       </w:tr>
       <w:tr>
+        <w:trPr>
+          <w:cantSplit/>
+        </w:trPr>
         <w:tc>
           <w:tcPr>
             <w:tcW w:type="dxa" w:w="2892"/>
@@ -3539,6 +3700,9 @@
         </w:tc>
       </w:tr>
       <w:tr>
+        <w:trPr>
+          <w:cantSplit/>
+        </w:trPr>
         <w:tc>
           <w:tcPr>
             <w:tcW w:type="dxa" w:w="2892"/>
@@ -3569,6 +3733,9 @@
         </w:tc>
       </w:tr>
       <w:tr>
+        <w:trPr>
+          <w:cantSplit/>
+        </w:trPr>
         <w:tc>
           <w:tcPr>
             <w:tcW w:type="dxa" w:w="2892"/>
@@ -3599,6 +3766,9 @@
         </w:tc>
       </w:tr>
       <w:tr>
+        <w:trPr>
+          <w:cantSplit/>
+        </w:trPr>
         <w:tc>
           <w:tcPr>
             <w:tcW w:type="dxa" w:w="2892"/>
@@ -3629,6 +3799,9 @@
         </w:tc>
       </w:tr>
       <w:tr>
+        <w:trPr>
+          <w:cantSplit/>
+        </w:trPr>
         <w:tc>
           <w:tcPr>
             <w:tcW w:type="dxa" w:w="2892"/>
@@ -3659,6 +3832,9 @@
         </w:tc>
       </w:tr>
       <w:tr>
+        <w:trPr>
+          <w:cantSplit/>
+        </w:trPr>
         <w:tc>
           <w:tcPr>
             <w:tcW w:type="dxa" w:w="2892"/>
@@ -3689,6 +3865,9 @@
         </w:tc>
       </w:tr>
       <w:tr>
+        <w:trPr>
+          <w:cantSplit/>
+        </w:trPr>
         <w:tc>
           <w:tcPr>
             <w:tcW w:type="dxa" w:w="2892"/>
@@ -3730,6 +3909,9 @@
         </w:tc>
       </w:tr>
       <w:tr>
+        <w:trPr>
+          <w:cantSplit/>
+        </w:trPr>
         <w:tc>
           <w:tcPr>
             <w:tcW w:type="dxa" w:w="2892"/>
@@ -3760,6 +3942,9 @@
         </w:tc>
       </w:tr>
       <w:tr>
+        <w:trPr>
+          <w:cantSplit/>
+        </w:trPr>
         <w:tc>
           <w:tcPr>
             <w:tcW w:type="dxa" w:w="2892"/>
@@ -3790,6 +3975,9 @@
         </w:tc>
       </w:tr>
       <w:tr>
+        <w:trPr>
+          <w:cantSplit/>
+        </w:trPr>
         <w:tc>
           <w:tcPr>
             <w:tcW w:type="dxa" w:w="2892"/>
@@ -3821,7 +4009,7 @@
       </w:tr>
     </w:tbl>
     <w:bookmarkEnd w:id="20"/>
-    <w:bookmarkStart w:id="21" w:name="X9fcb1b0ddebf9566f180decb2c6747fdbe7c378"/>
+    <w:bookmarkStart w:id="27" w:name="X9fcb1b0ddebf9566f180decb2c6747fdbe7c378"/>
     <w:p>
       <w:pPr>
         <w:pStyle w:val="Heading2"/>
@@ -5523,6 +5711,7 @@
     <w:p>
       <w:pPr>
         <w:pStyle w:val="BodyText"/>
+        <w:keepNext/>
       </w:pPr>
       <w:r>
         <w:rPr>
@@ -5592,7 +5781,7 @@
         <w:tblStyle w:val="Table"/>
         <w:tblW w:type="auto" w:w="0"/>
         <w:tblLook w:firstRow="1" w:lastRow="0" w:firstColumn="0" w:lastColumn="0" w:noHBand="0" w:noVBand="0" w:val="0020"/>
-        <w:jc w:val="start"/>
+        <w:jc w:val="center"/>
         <w:tblBorders>
           <w:top w:val="single" w:sz="8" w:space="0" w:color="000000"/>
           <w:left w:val="nil"/>
@@ -5612,6 +5801,8 @@
       <w:tr>
         <w:trPr>
           <w:tblHeader w:val="true"/>
+          <w:tblHeader w:val="true"/>
+          <w:cantSplit/>
         </w:trPr>
         <w:tc>
           <w:tcPr>
@@ -5626,7 +5817,7 @@
           <w:p>
             <w:pPr>
               <w:pStyle w:val="Compact"/>
-              <w:jc w:val="left"/>
+              <w:jc w:val="right"/>
             </w:pPr>
             <m:oMath>
               <m:r>
@@ -5648,7 +5839,7 @@
           <w:p>
             <w:pPr>
               <w:pStyle w:val="Compact"/>
-              <w:jc w:val="left"/>
+              <w:jc w:val="right"/>
             </w:pPr>
             <m:oMath>
               <m:r>
@@ -5670,7 +5861,7 @@
           <w:p>
             <w:pPr>
               <w:pStyle w:val="Compact"/>
-              <w:jc w:val="left"/>
+              <w:jc w:val="right"/>
             </w:pPr>
             <m:oMath>
               <m:sSup>
@@ -5704,7 +5895,7 @@
           <w:p>
             <w:pPr>
               <w:pStyle w:val="Compact"/>
-              <w:jc w:val="left"/>
+              <w:jc w:val="right"/>
             </w:pPr>
             <m:oMath>
               <m:sSub>
@@ -5761,7 +5952,7 @@
           <w:p>
             <w:pPr>
               <w:pStyle w:val="Compact"/>
-              <w:jc w:val="left"/>
+              <w:jc w:val="right"/>
             </w:pPr>
             <m:oMath>
               <m:sSub>
@@ -5813,6 +6004,9 @@
         </w:tc>
       </w:tr>
       <w:tr>
+        <w:trPr>
+          <w:cantSplit/>
+        </w:trPr>
         <w:tc>
           <w:tcPr>
             <w:tcW w:type="dxa" w:w="2093"/>
@@ -5820,7 +6014,7 @@
           <w:p>
             <w:pPr>
               <w:pStyle w:val="Compact"/>
-              <w:jc w:val="left"/>
+              <w:jc w:val="right"/>
             </w:pPr>
             <w:r>
               <w:t xml:space="preserve">1.0</w:t>
@@ -5834,7 +6028,7 @@
           <w:p>
             <w:pPr>
               <w:pStyle w:val="Compact"/>
-              <w:jc w:val="left"/>
+              <w:jc w:val="right"/>
             </w:pPr>
             <w:r>
               <w:t xml:space="preserve">0.800</w:t>
@@ -5848,7 +6042,7 @@
           <w:p>
             <w:pPr>
               <w:pStyle w:val="Compact"/>
-              <w:jc w:val="left"/>
+              <w:jc w:val="right"/>
             </w:pPr>
             <w:r>
               <w:t xml:space="preserve">0.4460</w:t>
@@ -5862,7 +6056,7 @@
           <w:p>
             <w:pPr>
               <w:pStyle w:val="Compact"/>
-              <w:jc w:val="left"/>
+              <w:jc w:val="right"/>
             </w:pPr>
             <w:r>
               <w:t xml:space="preserve">1.322</w:t>
@@ -5876,7 +6070,7 @@
           <w:p>
             <w:pPr>
               <w:pStyle w:val="Compact"/>
-              <w:jc w:val="left"/>
+              <w:jc w:val="right"/>
             </w:pPr>
             <w:r>
               <w:t xml:space="preserve">1.300</w:t>
@@ -5885,6 +6079,9 @@
         </w:tc>
       </w:tr>
       <w:tr>
+        <w:trPr>
+          <w:cantSplit/>
+        </w:trPr>
         <w:tc>
           <w:tcPr>
             <w:tcW w:type="dxa" w:w="2093"/>
@@ -5892,7 +6089,7 @@
           <w:p>
             <w:pPr>
               <w:pStyle w:val="Compact"/>
-              <w:jc w:val="left"/>
+              <w:jc w:val="right"/>
             </w:pPr>
             <w:r>
               <w:t xml:space="preserve">1.2</w:t>
@@ -5906,7 +6103,7 @@
           <w:p>
             <w:pPr>
               <w:pStyle w:val="Compact"/>
-              <w:jc w:val="left"/>
+              <w:jc w:val="right"/>
             </w:pPr>
             <w:r>
               <w:t xml:space="preserve">0.9743</w:t>
@@ -5920,7 +6117,7 @@
           <w:p>
             <w:pPr>
               <w:pStyle w:val="Compact"/>
-              <w:jc w:val="left"/>
+              <w:jc w:val="right"/>
             </w:pPr>
             <w:r>
               <w:t xml:space="preserve">0.4251</w:t>
@@ -5934,7 +6131,7 @@
           <w:p>
             <w:pPr>
               <w:pStyle w:val="Compact"/>
-              <w:jc w:val="left"/>
+              <w:jc w:val="right"/>
             </w:pPr>
             <w:r>
               <w:t xml:space="preserve">1.076</w:t>
@@ -5948,7 +6145,7 @@
           <w:p>
             <w:pPr>
               <w:pStyle w:val="Compact"/>
-              <w:jc w:val="left"/>
+              <w:jc w:val="right"/>
             </w:pPr>
             <w:r>
               <w:t xml:space="preserve">1.039</w:t>
@@ -5957,6 +6154,9 @@
         </w:tc>
       </w:tr>
       <w:tr>
+        <w:trPr>
+          <w:cantSplit/>
+        </w:trPr>
         <w:tc>
           <w:tcPr>
             <w:tcW w:type="dxa" w:w="2093"/>
@@ -5964,7 +6164,7 @@
           <w:p>
             <w:pPr>
               <w:pStyle w:val="Compact"/>
-              <w:jc w:val="left"/>
+              <w:jc w:val="right"/>
             </w:pPr>
             <w:r>
               <w:t xml:space="preserve">1.4</w:t>
@@ -5978,7 +6178,7 @@
           <w:p>
             <w:pPr>
               <w:pStyle w:val="Compact"/>
-              <w:jc w:val="left"/>
+              <w:jc w:val="right"/>
             </w:pPr>
             <w:r>
               <w:t xml:space="preserve">1.208</w:t>
@@ -5992,7 +6192,7 @@
           <w:p>
             <w:pPr>
               <w:pStyle w:val="Compact"/>
-              <w:jc w:val="left"/>
+              <w:jc w:val="right"/>
             </w:pPr>
             <w:r>
               <w:t xml:space="preserve">0.3875</w:t>
@@ -6006,7 +6206,7 @@
           <w:p>
             <w:pPr>
               <w:pStyle w:val="Compact"/>
-              <w:jc w:val="left"/>
+              <w:jc w:val="right"/>
             </w:pPr>
             <w:r>
               <w:t xml:space="preserve">0.7585</w:t>
@@ -6020,7 +6220,7 @@
           <w:p>
             <w:pPr>
               <w:pStyle w:val="Compact"/>
-              <w:jc w:val="left"/>
+              <w:jc w:val="right"/>
             </w:pPr>
             <w:r>
               <w:t xml:space="preserve">0.6884</w:t>
@@ -6029,6 +6229,9 @@
         </w:tc>
       </w:tr>
       <w:tr>
+        <w:trPr>
+          <w:cantSplit/>
+        </w:trPr>
         <w:tc>
           <w:tcPr>
             <w:tcW w:type="dxa" w:w="2093"/>
@@ -6036,7 +6239,7 @@
           <w:p>
             <w:pPr>
               <w:pStyle w:val="Compact"/>
-              <w:jc w:val="left"/>
+              <w:jc w:val="right"/>
             </w:pPr>
             <w:r>
               <w:t xml:space="preserve">1.5</w:t>
@@ -6050,7 +6253,7 @@
           <w:p>
             <w:pPr>
               <w:pStyle w:val="Compact"/>
-              <w:jc w:val="left"/>
+              <w:jc w:val="right"/>
             </w:pPr>
             <w:r>
               <w:t xml:space="preserve">1.346</w:t>
@@ -6064,7 +6267,7 @@
           <w:p>
             <w:pPr>
               <w:pStyle w:val="Compact"/>
-              <w:jc w:val="left"/>
+              <w:jc w:val="right"/>
             </w:pPr>
             <w:r>
               <w:t xml:space="preserve">0.3582</w:t>
@@ -6078,7 +6281,7 @@
           <w:p>
             <w:pPr>
               <w:pStyle w:val="Compact"/>
-              <w:jc w:val="left"/>
+              <w:jc w:val="right"/>
             </w:pPr>
             <w:r>
               <w:t xml:space="preserve">0.5807</w:t>
@@ -6092,7 +6295,7 @@
           <w:p>
             <w:pPr>
               <w:pStyle w:val="Compact"/>
-              <w:jc w:val="left"/>
+              <w:jc w:val="right"/>
             </w:pPr>
             <w:r>
               <w:t xml:space="preserve">0.4808</w:t>
@@ -6101,6 +6304,9 @@
         </w:tc>
       </w:tr>
       <w:tr>
+        <w:trPr>
+          <w:cantSplit/>
+        </w:trPr>
         <w:tc>
           <w:tcPr>
             <w:tcW w:type="dxa" w:w="2093"/>
@@ -6108,7 +6314,7 @@
           <w:p>
             <w:pPr>
               <w:pStyle w:val="Compact"/>
-              <w:jc w:val="left"/>
+              <w:jc w:val="right"/>
             </w:pPr>
             <w:r>
               <w:t xml:space="preserve">1.636 (= 90/55)</w:t>
@@ -6122,7 +6328,7 @@
           <w:p>
             <w:pPr>
               <w:pStyle w:val="Compact"/>
-              <w:jc w:val="left"/>
+              <w:jc w:val="right"/>
             </w:pPr>
             <w:r>
               <w:t xml:space="preserve">1.558</w:t>
@@ -6136,7 +6342,7 @@
           <w:p>
             <w:pPr>
               <w:pStyle w:val="Compact"/>
-              <w:jc w:val="left"/>
+              <w:jc w:val="right"/>
             </w:pPr>
             <w:r>
               <w:t xml:space="preserve">0.2994</w:t>
@@ -6150,7 +6356,7 @@
           <w:p>
             <w:pPr>
               <w:pStyle w:val="Compact"/>
-              <w:jc w:val="left"/>
+              <w:jc w:val="right"/>
             </w:pPr>
             <w:r>
               <w:t xml:space="preserve">0.3316</w:t>
@@ -6164,7 +6370,7 @@
           <w:p>
             <w:pPr>
               <w:pStyle w:val="Compact"/>
-              <w:jc w:val="left"/>
+              <w:jc w:val="right"/>
             </w:pPr>
             <w:r>
               <w:t xml:space="preserve">0.1632</w:t>
@@ -6173,6 +6379,9 @@
         </w:tc>
       </w:tr>
       <w:tr>
+        <w:trPr>
+          <w:cantSplit/>
+        </w:trPr>
         <w:tc>
           <w:tcPr>
             <w:tcW w:type="dxa" w:w="2093"/>
@@ -6180,7 +6389,7 @@
           <w:p>
             <w:pPr>
               <w:pStyle w:val="Compact"/>
-              <w:jc w:val="left"/>
+              <w:jc w:val="right"/>
             </w:pPr>
             <w:r>
               <w:t xml:space="preserve">1.7</w:t>
@@ -6194,7 +6403,7 @@
           <w:p>
             <w:pPr>
               <w:pStyle w:val="Compact"/>
-              <w:jc w:val="left"/>
+              <w:jc w:val="right"/>
             </w:pPr>
             <w:r>
               <w:t xml:space="preserve">1.666</w:t>
@@ -6208,7 +6417,7 @@
           <w:p>
             <w:pPr>
               <w:pStyle w:val="Compact"/>
-              <w:jc w:val="left"/>
+              <w:jc w:val="right"/>
             </w:pPr>
             <w:r>
               <w:t xml:space="preserve">0.2608</w:t>
@@ -6222,7 +6431,7 @@
           <w:p>
             <w:pPr>
               <w:pStyle w:val="Compact"/>
-              <w:jc w:val="left"/>
+              <w:jc w:val="right"/>
             </w:pPr>
             <w:r>
               <w:t xml:space="preserve">0.2202</w:t>
@@ -6236,7 +6445,7 @@
           <w:p>
             <w:pPr>
               <w:pStyle w:val="Compact"/>
-              <w:jc w:val="left"/>
+              <w:jc w:val="right"/>
             </w:pPr>
             <w:r>
               <w:t xml:space="preserve">0.0015</w:t>
@@ -6519,8 +6728,217 @@
         <w:t xml:space="preserve">, that is, 0.19–0.32 of the span from the interior support.</w:t>
       </w:r>
     </w:p>
-    <w:bookmarkEnd w:id="21"/>
-    <w:bookmarkStart w:id="22" w:name="X44c9035c4fb27a4b9c667ec5209ad657665486b"/>
+    <w:p>
+      <w:pPr>
+        <w:pStyle w:val="Figure"/>
+      </w:pPr>
+      <w:r>
+        <w:drawing>
+          <wp:inline>
+            <wp:extent cx="5039999" cy="2026020"/>
+            <wp:effectExtent b="0" l="0" r="0" t="0"/>
+            <wp:docPr descr="" title="" id="22" name="Picture"/>
+            <a:graphic>
+              <a:graphicData uri="http://schemas.openxmlformats.org/drawingml/2006/picture">
+                <pic:pic>
+                  <pic:nvPicPr>
+                    <pic:cNvPr descr="/home/user/SHM-Paper1-1D/manuscript/ase/figures/supplementary/FigS1_strain_map_2span.png" id="23" name="Picture"/>
+                    <pic:cNvPicPr>
+                      <a:picLocks noChangeArrowheads="1" noChangeAspect="1"/>
+                    </pic:cNvPicPr>
+                  </pic:nvPicPr>
+                  <pic:blipFill>
+                    <a:blip r:embed="rId21"/>
+                    <a:stretch>
+                      <a:fillRect/>
+                    </a:stretch>
+                  </pic:blipFill>
+                  <pic:spPr bwMode="auto">
+                    <a:xfrm>
+                      <a:off x="0" y="0"/>
+                      <a:ext cx="5039999" cy="2026020"/>
+                    </a:xfrm>
+                    <a:prstGeom prst="rect">
+                      <a:avLst/>
+                    </a:prstGeom>
+                    <a:noFill/>
+                    <a:ln w="9525">
+                      <a:noFill/>
+                      <a:headEnd/>
+                      <a:tailEnd/>
+                    </a:ln>
+                  </pic:spPr>
+                </pic:pic>
+              </a:graphicData>
+            </a:graphic>
+          </wp:inline>
+        </w:drawing>
+      </w:r>
+    </w:p>
+    <w:p>
+      <w:pPr>
+        <w:pStyle w:val="Captionjustified"/>
+      </w:pPr>
+      <w:r>
+        <w:rPr>
+          <w:bCs/>
+          <w:b/>
+        </w:rPr>
+        <w:t xml:space="preserve">Figure S1.</w:t>
+      </w:r>
+      <w:r>
+        <w:t xml:space="preserve"> </w:t>
+      </w:r>
+      <w:r>
+        <w:t xml:space="preserve">Two-span beam: (a) strain indicator</w:t>
+      </w:r>
+      <w:r>
+        <w:t xml:space="preserve"> </w:t>
+      </w:r>
+      <m:oMath>
+        <m:sSub>
+          <m:e>
+            <m:r>
+              <m:t>N</m:t>
+            </m:r>
+          </m:e>
+          <m:sub>
+            <m:r>
+              <m:t>M</m:t>
+            </m:r>
+          </m:sub>
+        </m:sSub>
+      </m:oMath>
+      <w:r>
+        <w:t xml:space="preserve"> </w:t>
+      </w:r>
+      <w:r>
+        <w:t xml:space="preserve">over the sensor position and the span ratio</w:t>
+      </w:r>
+      <w:r>
+        <w:t xml:space="preserve"> </w:t>
+      </w:r>
+      <m:oMath>
+        <m:r>
+          <m:t>λ</m:t>
+        </m:r>
+      </m:oMath>
+      <w:r>
+        <w:t xml:space="preserve">, with the strain and deflection blind loci and the near-blind band; (b) blind positions against</w:t>
+      </w:r>
+      <w:r>
+        <w:t xml:space="preserve"> </w:t>
+      </w:r>
+      <m:oMath>
+        <m:r>
+          <m:t>λ</m:t>
+        </m:r>
+      </m:oMath>
+      <w:r>
+        <w:t xml:space="preserve">.</w:t>
+      </w:r>
+    </w:p>
+    <w:p>
+      <w:pPr>
+        <w:pStyle w:val="Figure"/>
+      </w:pPr>
+      <w:r>
+        <w:drawing>
+          <wp:inline>
+            <wp:extent cx="5039999" cy="2050867"/>
+            <wp:effectExtent b="0" l="0" r="0" t="0"/>
+            <wp:docPr descr="" title="" id="25" name="Picture"/>
+            <a:graphic>
+              <a:graphicData uri="http://schemas.openxmlformats.org/drawingml/2006/picture">
+                <pic:pic>
+                  <pic:nvPicPr>
+                    <pic:cNvPr descr="/home/user/SHM-Paper1-1D/manuscript/ase/figures/supplementary/FigS2_strain_map_3span.png" id="26" name="Picture"/>
+                    <pic:cNvPicPr>
+                      <a:picLocks noChangeArrowheads="1" noChangeAspect="1"/>
+                    </pic:cNvPicPr>
+                  </pic:nvPicPr>
+                  <pic:blipFill>
+                    <a:blip r:embed="rId24"/>
+                    <a:stretch>
+                      <a:fillRect/>
+                    </a:stretch>
+                  </pic:blipFill>
+                  <pic:spPr bwMode="auto">
+                    <a:xfrm>
+                      <a:off x="0" y="0"/>
+                      <a:ext cx="5039999" cy="2050867"/>
+                    </a:xfrm>
+                    <a:prstGeom prst="rect">
+                      <a:avLst/>
+                    </a:prstGeom>
+                    <a:noFill/>
+                    <a:ln w="9525">
+                      <a:noFill/>
+                      <a:headEnd/>
+                      <a:tailEnd/>
+                    </a:ln>
+                  </pic:spPr>
+                </pic:pic>
+              </a:graphicData>
+            </a:graphic>
+          </wp:inline>
+        </w:drawing>
+      </w:r>
+    </w:p>
+    <w:p>
+      <w:pPr>
+        <w:pStyle w:val="Captionjustified"/>
+      </w:pPr>
+      <w:r>
+        <w:rPr>
+          <w:bCs/>
+          <w:b/>
+        </w:rPr>
+        <w:t xml:space="preserve">Figure S2.</w:t>
+      </w:r>
+      <w:r>
+        <w:t xml:space="preserve"> </w:t>
+      </w:r>
+      <w:r>
+        <w:t xml:space="preserve">Symmetric three-span beam: strain indicator</w:t>
+      </w:r>
+      <w:r>
+        <w:t xml:space="preserve"> </w:t>
+      </w:r>
+      <m:oMath>
+        <m:sSub>
+          <m:e>
+            <m:r>
+              <m:t>N</m:t>
+            </m:r>
+          </m:e>
+          <m:sub>
+            <m:r>
+              <m:t>M</m:t>
+            </m:r>
+          </m:sub>
+        </m:sSub>
+      </m:oMath>
+      <w:r>
+        <w:t xml:space="preserve"> </w:t>
+      </w:r>
+      <w:r>
+        <w:t xml:space="preserve">(a) in the side span and (b) in the main span measured from the pier, over the span ratio</w:t>
+      </w:r>
+      <w:r>
+        <w:t xml:space="preserve"> </w:t>
+      </w:r>
+      <m:oMath>
+        <m:r>
+          <m:t>β</m:t>
+        </m:r>
+      </m:oMath>
+      <w:r>
+        <w:t xml:space="preserve">, with the blind loci, the near-blind band and the Cầu Mây span ratio.</w:t>
+      </w:r>
+    </w:p>
+    <w:bookmarkEnd w:id="27"/>
+    <w:bookmarkStart w:id="31" w:name="X44c9035c4fb27a4b9c667ec5209ad657665486b"/>
     <w:p>
       <w:pPr>
         <w:pStyle w:val="Heading2"/>
@@ -8493,8 +8911,73 @@
         <w:t xml:space="preserve">When the influence line is known, other invariant weighting functions exist; for two equal spans their white-noise variance is lower by a factor of 1.5–6.6, but a 20 % rigidity error in the adjacent span then produces configuration-dependent errors of −1.1 % to +2.0 % (Fig. S3).</w:t>
       </w:r>
     </w:p>
-    <w:bookmarkEnd w:id="22"/>
-    <w:bookmarkStart w:id="23" w:name="X04cfbbce9dd0f8d3105ba2172e0353156c4517f"/>
+    <w:p>
+      <w:pPr>
+        <w:pStyle w:val="Figure"/>
+      </w:pPr>
+      <w:r>
+        <w:drawing>
+          <wp:inline>
+            <wp:extent cx="5039999" cy="1747894"/>
+            <wp:effectExtent b="0" l="0" r="0" t="0"/>
+            <wp:docPr descr="" title="" id="29" name="Picture"/>
+            <a:graphic>
+              <a:graphicData uri="http://schemas.openxmlformats.org/drawingml/2006/picture">
+                <pic:pic>
+                  <pic:nvPicPr>
+                    <pic:cNvPr descr="/home/user/SHM-Paper1-1D/manuscript/ase/figures/supplementary/FigS3_structure_aware_weights.png" id="30" name="Picture"/>
+                    <pic:cNvPicPr>
+                      <a:picLocks noChangeArrowheads="1" noChangeAspect="1"/>
+                    </pic:cNvPicPr>
+                  </pic:nvPicPr>
+                  <pic:blipFill>
+                    <a:blip r:embed="rId28"/>
+                    <a:stretch>
+                      <a:fillRect/>
+                    </a:stretch>
+                  </pic:blipFill>
+                  <pic:spPr bwMode="auto">
+                    <a:xfrm>
+                      <a:off x="0" y="0"/>
+                      <a:ext cx="5039999" cy="1747894"/>
+                    </a:xfrm>
+                    <a:prstGeom prst="rect">
+                      <a:avLst/>
+                    </a:prstGeom>
+                    <a:noFill/>
+                    <a:ln w="9525">
+                      <a:noFill/>
+                      <a:headEnd/>
+                      <a:tailEnd/>
+                    </a:ln>
+                  </pic:spPr>
+                </pic:pic>
+              </a:graphicData>
+            </a:graphic>
+          </wp:inline>
+        </w:drawing>
+      </w:r>
+    </w:p>
+    <w:p>
+      <w:pPr>
+        <w:pStyle w:val="Captionjustified"/>
+      </w:pPr>
+      <w:r>
+        <w:rPr>
+          <w:bCs/>
+          <w:b/>
+        </w:rPr>
+        <w:t xml:space="preserve">Figure S3.</w:t>
+      </w:r>
+      <w:r>
+        <w:t xml:space="preserve"> </w:t>
+      </w:r>
+      <w:r>
+        <w:t xml:space="preserve">Structure-aware weighting functions for two equal spans (Section S3): (a) weighting functions along the record, (b) white-noise variance relative to uniform weighting against the range of entry shift, (c) configuration-dependent error under a rigidity error in the adjacent span.</w:t>
+      </w:r>
+    </w:p>
+    <w:bookmarkEnd w:id="31"/>
+    <w:bookmarkStart w:id="41" w:name="X04cfbbce9dd0f8d3105ba2172e0353156c4517f"/>
     <w:p>
       <w:pPr>
         <w:pStyle w:val="Heading2"/>
@@ -9064,8 +9547,287 @@
         <w:t xml:space="preserve">= 0.9, calibration A), against 24.8 % for the 220 m record.</w:t>
       </w:r>
     </w:p>
-    <w:bookmarkEnd w:id="23"/>
-    <w:bookmarkStart w:id="24" w:name="X2a05199bd1353927c5806c367a7e13ecd408e3f"/>
+    <w:p>
+      <w:pPr>
+        <w:pStyle w:val="Figure"/>
+      </w:pPr>
+      <w:r>
+        <w:drawing>
+          <wp:inline>
+            <wp:extent cx="5039999" cy="2308826"/>
+            <wp:effectExtent b="0" l="0" r="0" t="0"/>
+            <wp:docPr descr="" title="" id="33" name="Picture"/>
+            <a:graphic>
+              <a:graphicData uri="http://schemas.openxmlformats.org/drawingml/2006/picture">
+                <pic:pic>
+                  <pic:nvPicPr>
+                    <pic:cNvPr descr="/home/user/SHM-Paper1-1D/manuscript/ase/figures/supplementary/FigS4_multichannel_gain.png" id="34" name="Picture"/>
+                    <pic:cNvPicPr>
+                      <a:picLocks noChangeArrowheads="1" noChangeAspect="1"/>
+                    </pic:cNvPicPr>
+                  </pic:nvPicPr>
+                  <pic:blipFill>
+                    <a:blip r:embed="rId32"/>
+                    <a:stretch>
+                      <a:fillRect/>
+                    </a:stretch>
+                  </pic:blipFill>
+                  <pic:spPr bwMode="auto">
+                    <a:xfrm>
+                      <a:off x="0" y="0"/>
+                      <a:ext cx="5039999" cy="2308826"/>
+                    </a:xfrm>
+                    <a:prstGeom prst="rect">
+                      <a:avLst/>
+                    </a:prstGeom>
+                    <a:noFill/>
+                    <a:ln w="9525">
+                      <a:noFill/>
+                      <a:headEnd/>
+                      <a:tailEnd/>
+                    </a:ln>
+                  </pic:spPr>
+                </pic:pic>
+              </a:graphicData>
+            </a:graphic>
+          </wp:inline>
+        </w:drawing>
+      </w:r>
+    </w:p>
+    <w:p>
+      <w:pPr>
+        <w:pStyle w:val="Captionjustified"/>
+      </w:pPr>
+      <w:r>
+        <w:rPr>
+          <w:bCs/>
+          <w:b/>
+        </w:rPr>
+        <w:t xml:space="preserve">Figure S4.</w:t>
+      </w:r>
+      <w:r>
+        <w:t xml:space="preserve"> </w:t>
+      </w:r>
+      <w:r>
+        <w:t xml:space="preserve">Multi-channel estimation under the assumed noise model: (a) variance with two or three optimally placed sensors relative to the best single sensor, against the common-mode fraction</w:t>
+      </w:r>
+      <w:r>
+        <w:t xml:space="preserve"> </w:t>
+      </w:r>
+      <m:oMath>
+        <m:r>
+          <m:t>ρ</m:t>
+        </m:r>
+      </m:oMath>
+      <w:r>
+        <w:t xml:space="preserve"> </w:t>
+      </w:r>
+      <w:r>
+        <w:t xml:space="preserve">of the offset; (b) standard deviation of the load against the offset level for single sensors and three-sensor designs; (c) zero-sum pair at</w:t>
+      </w:r>
+      <w:r>
+        <w:t xml:space="preserve"> </w:t>
+      </w:r>
+      <m:oMath>
+        <m:r>
+          <m:t>ρ</m:t>
+        </m:r>
+        <m:r>
+          <m:rPr>
+            <m:sty m:val="p"/>
+          </m:rPr>
+          <m:t>=</m:t>
+        </m:r>
+        <m:r>
+          <m:t>1</m:t>
+        </m:r>
+      </m:oMath>
+      <w:r>
+        <w:t xml:space="preserve"> </w:t>
+      </w:r>
+      <w:r>
+        <w:t xml:space="preserve">against the white-noise level. 2S-eq: equal two-span beam; 3S-b2.0: three-span beam with</w:t>
+      </w:r>
+      <w:r>
+        <w:t xml:space="preserve"> </w:t>
+      </w:r>
+      <m:oMath>
+        <m:r>
+          <m:t>β</m:t>
+        </m:r>
+        <m:r>
+          <m:rPr>
+            <m:sty m:val="p"/>
+          </m:rPr>
+          <m:t>=</m:t>
+        </m:r>
+        <m:r>
+          <m:t>2</m:t>
+        </m:r>
+      </m:oMath>
+      <w:r>
+        <w:t xml:space="preserve">; CM-A, CM-B: Cầu Mây calibrations A and B.</w:t>
+      </w:r>
+    </w:p>
+    <w:p>
+      <w:pPr>
+        <w:pStyle w:val="Figure"/>
+      </w:pPr>
+      <w:r>
+        <w:drawing>
+          <wp:inline>
+            <wp:extent cx="5039999" cy="2735276"/>
+            <wp:effectExtent b="0" l="0" r="0" t="0"/>
+            <wp:docPr descr="" title="" id="36" name="Picture"/>
+            <a:graphic>
+              <a:graphicData uri="http://schemas.openxmlformats.org/drawingml/2006/picture">
+                <pic:pic>
+                  <pic:nvPicPr>
+                    <pic:cNvPr descr="/home/user/SHM-Paper1-1D/manuscript/ase/figures/supplementary/FigS5_Cx_extremes.png" id="37" name="Picture"/>
+                    <pic:cNvPicPr>
+                      <a:picLocks noChangeArrowheads="1" noChangeAspect="1"/>
+                    </pic:cNvPicPr>
+                  </pic:nvPicPr>
+                  <pic:blipFill>
+                    <a:blip r:embed="rId35"/>
+                    <a:stretch>
+                      <a:fillRect/>
+                    </a:stretch>
+                  </pic:blipFill>
+                  <pic:spPr bwMode="auto">
+                    <a:xfrm>
+                      <a:off x="0" y="0"/>
+                      <a:ext cx="5039999" cy="2735276"/>
+                    </a:xfrm>
+                    <a:prstGeom prst="rect">
+                      <a:avLst/>
+                    </a:prstGeom>
+                    <a:noFill/>
+                    <a:ln w="9525">
+                      <a:noFill/>
+                      <a:headEnd/>
+                      <a:tailEnd/>
+                    </a:ln>
+                  </pic:spPr>
+                </pic:pic>
+              </a:graphicData>
+            </a:graphic>
+          </wp:inline>
+        </w:drawing>
+      </w:r>
+    </w:p>
+    <w:p>
+      <w:pPr>
+        <w:pStyle w:val="Captionjustified"/>
+      </w:pPr>
+      <w:r>
+        <w:rPr>
+          <w:bCs/>
+          <w:b/>
+        </w:rPr>
+        <w:t xml:space="preserve">Figure S5.</w:t>
+      </w:r>
+      <w:r>
+        <w:t xml:space="preserve"> </w:t>
+      </w:r>
+      <w:r>
+        <w:t xml:space="preserve">Uniform-load response</w:t>
+      </w:r>
+      <w:r>
+        <w:t xml:space="preserve"> </w:t>
+      </w:r>
+      <m:oMath>
+        <m:r>
+          <m:t>C</m:t>
+        </m:r>
+        <m:d>
+          <m:dPr>
+            <m:begChr m:val="("/>
+            <m:endChr m:val=")"/>
+            <m:sepChr m:val=""/>
+            <m:grow/>
+          </m:dPr>
+          <m:e>
+            <m:r>
+              <m:t>x</m:t>
+            </m:r>
+          </m:e>
+        </m:d>
+      </m:oMath>
+      <w:r>
+        <w:t xml:space="preserve"> </w:t>
+      </w:r>
+      <w:r>
+        <w:t xml:space="preserve">along six girders (two-span, three-span and the Cầu Mây girder under calibrations A and B), with the maximum and minimum selected by the placement rule.</w:t>
+      </w:r>
+    </w:p>
+    <w:p>
+      <w:pPr>
+        <w:pStyle w:val="Figure"/>
+      </w:pPr>
+      <w:r>
+        <w:drawing>
+          <wp:inline>
+            <wp:extent cx="5039999" cy="1658220"/>
+            <wp:effectExtent b="0" l="0" r="0" t="0"/>
+            <wp:docPr descr="" title="" id="39" name="Picture"/>
+            <a:graphic>
+              <a:graphicData uri="http://schemas.openxmlformats.org/drawingml/2006/picture">
+                <pic:pic>
+                  <pic:nvPicPr>
+                    <pic:cNvPr descr="/home/user/SHM-Paper1-1D/manuscript/ase/figures/supplementary/FigS6_multichannel_montecarlo.png" id="40" name="Picture"/>
+                    <pic:cNvPicPr>
+                      <a:picLocks noChangeArrowheads="1" noChangeAspect="1"/>
+                    </pic:cNvPicPr>
+                  </pic:nvPicPr>
+                  <pic:blipFill>
+                    <a:blip r:embed="rId38"/>
+                    <a:stretch>
+                      <a:fillRect/>
+                    </a:stretch>
+                  </pic:blipFill>
+                  <pic:spPr bwMode="auto">
+                    <a:xfrm>
+                      <a:off x="0" y="0"/>
+                      <a:ext cx="5039999" cy="1658220"/>
+                    </a:xfrm>
+                    <a:prstGeom prst="rect">
+                      <a:avLst/>
+                    </a:prstGeom>
+                    <a:noFill/>
+                    <a:ln w="9525">
+                      <a:noFill/>
+                      <a:headEnd/>
+                      <a:tailEnd/>
+                    </a:ln>
+                  </pic:spPr>
+                </pic:pic>
+              </a:graphicData>
+            </a:graphic>
+          </wp:inline>
+        </w:drawing>
+      </w:r>
+    </w:p>
+    <w:p>
+      <w:pPr>
+        <w:pStyle w:val="Captionjustified"/>
+      </w:pPr>
+      <w:r>
+        <w:rPr>
+          <w:bCs/>
+          <w:b/>
+        </w:rPr>
+        <w:t xml:space="preserve">Figure S6.</w:t>
+      </w:r>
+      <w:r>
+        <w:t xml:space="preserve"> </w:t>
+      </w:r>
+      <w:r>
+        <w:t xml:space="preserve">Monte Carlo verification: distribution of the load error for a single gauge, GLS and the zero-sum estimator with three gauges, (a) on a 30 + 60 + 30 m beam and (b) on the Cầu Mây girder (calibration A), and (c) scatter against the number of axles relative to theory.</w:t>
+      </w:r>
+    </w:p>
+    <w:bookmarkEnd w:id="41"/>
+    <w:bookmarkStart w:id="45" w:name="X2a05199bd1353927c5806c367a7e13ecd408e3f"/>
     <w:p>
       <w:pPr>
         <w:pStyle w:val="Heading2"/>
@@ -9800,6 +10562,109 @@
       </w:r>
       <w:r>
         <w:t xml:space="preserve">kN m/rad, and Eq. (16) agrees with FE to 4.4 × 10⁻⁷ (Fig. S7).</w:t>
+      </w:r>
+    </w:p>
+    <w:p>
+      <w:pPr>
+        <w:pStyle w:val="Figure"/>
+      </w:pPr>
+      <w:r>
+        <w:drawing>
+          <wp:inline>
+            <wp:extent cx="5039999" cy="2029999"/>
+            <wp:effectExtent b="0" l="0" r="0" t="0"/>
+            <wp:docPr descr="" title="" id="43" name="Picture"/>
+            <a:graphic>
+              <a:graphicData uri="http://schemas.openxmlformats.org/drawingml/2006/picture">
+                <pic:pic>
+                  <pic:nvPicPr>
+                    <pic:cNvPr descr="/home/user/SHM-Paper1-1D/manuscript/ase/figures/supplementary/FigS7_mobius_closedform.png" id="44" name="Picture"/>
+                    <pic:cNvPicPr>
+                      <a:picLocks noChangeArrowheads="1" noChangeAspect="1"/>
+                    </pic:cNvPicPr>
+                  </pic:nvPicPr>
+                  <pic:blipFill>
+                    <a:blip r:embed="rId42"/>
+                    <a:stretch>
+                      <a:fillRect/>
+                    </a:stretch>
+                  </pic:blipFill>
+                  <pic:spPr bwMode="auto">
+                    <a:xfrm>
+                      <a:off x="0" y="0"/>
+                      <a:ext cx="5039999" cy="2029999"/>
+                    </a:xfrm>
+                    <a:prstGeom prst="rect">
+                      <a:avLst/>
+                    </a:prstGeom>
+                    <a:noFill/>
+                    <a:ln w="9525">
+                      <a:noFill/>
+                      <a:headEnd/>
+                      <a:tailEnd/>
+                    </a:ln>
+                  </pic:spPr>
+                </pic:pic>
+              </a:graphicData>
+            </a:graphic>
+          </wp:inline>
+        </w:drawing>
+      </w:r>
+    </w:p>
+    <w:p>
+      <w:pPr>
+        <w:pStyle w:val="Captionjustified"/>
+      </w:pPr>
+      <w:r>
+        <w:rPr>
+          <w:bCs/>
+          <w:b/>
+        </w:rPr>
+        <w:t xml:space="preserve">Figure S7.</w:t>
+      </w:r>
+      <w:r>
+        <w:t xml:space="preserve"> </w:t>
+      </w:r>
+      <w:r>
+        <w:t xml:space="preserve">Cầu Mây proportions, prismatic beam: (a) deflection indicators of the side-span and main-span gauges against the relative pier stiffness</w:t>
+      </w:r>
+      <w:r>
+        <w:t xml:space="preserve"> </w:t>
+      </w:r>
+      <m:oMath>
+        <m:acc>
+          <m:accPr>
+            <m:chr m:val="̂"/>
+          </m:accPr>
+          <m:e>
+            <m:r>
+              <m:t>k</m:t>
+            </m:r>
+          </m:e>
+        </m:acc>
+      </m:oMath>
+      <w:r>
+        <w:t xml:space="preserve">, closed form against FE; (b) boundary sensitivity</w:t>
+      </w:r>
+      <w:r>
+        <w:t xml:space="preserve"> </w:t>
+      </w:r>
+      <m:oMath>
+        <m:sSub>
+          <m:e>
+            <m:r>
+              <m:t>B</m:t>
+            </m:r>
+          </m:e>
+          <m:sub>
+            <m:r>
+              <m:t>m</m:t>
+            </m:r>
+          </m:sub>
+        </m:sSub>
+      </m:oMath>
+      <w:r>
+        <w:t xml:space="preserve">.</w:t>
       </w:r>
     </w:p>
     <w:p>
@@ -10005,8 +10870,8 @@
         <w:t xml:space="preserve">; this determinant vanishes at the minimum of the misfit ratio, that is, at calibration B. A frequency adds a row with the mass as nuisance parameter; a pier rotation adds a row without a nuisance parameter. Unequal pier stiffnesses would bring in the symmetric pattern, which Eq. (15) does not cover.</w:t>
       </w:r>
     </w:p>
-    <w:bookmarkEnd w:id="24"/>
-    <w:bookmarkStart w:id="25" w:name="s6.-laboratory-test"/>
+    <w:bookmarkEnd w:id="45"/>
+    <w:bookmarkStart w:id="49" w:name="s6.-laboratory-test"/>
     <w:p>
       <w:pPr>
         <w:pStyle w:val="Heading2"/>
@@ -10025,7 +10890,73 @@
     </w:p>
     <w:p>
       <w:pPr>
+        <w:pStyle w:val="Figure"/>
+      </w:pPr>
+      <w:r>
+        <w:drawing>
+          <wp:inline>
+            <wp:extent cx="5039999" cy="2519999"/>
+            <wp:effectExtent b="0" l="0" r="0" t="0"/>
+            <wp:docPr descr="" title="" id="47" name="Picture"/>
+            <a:graphic>
+              <a:graphicData uri="http://schemas.openxmlformats.org/drawingml/2006/picture">
+                <pic:pic>
+                  <pic:nvPicPr>
+                    <pic:cNvPr descr="/home/user/SHM-Paper1-1D/manuscript/ase/figures/supplementary/FigS8_lab_influence_line.png" id="48" name="Picture"/>
+                    <pic:cNvPicPr>
+                      <a:picLocks noChangeArrowheads="1" noChangeAspect="1"/>
+                    </pic:cNvPicPr>
+                  </pic:nvPicPr>
+                  <pic:blipFill>
+                    <a:blip r:embed="rId46"/>
+                    <a:stretch>
+                      <a:fillRect/>
+                    </a:stretch>
+                  </pic:blipFill>
+                  <pic:spPr bwMode="auto">
+                    <a:xfrm>
+                      <a:off x="0" y="0"/>
+                      <a:ext cx="5039999" cy="2519999"/>
+                    </a:xfrm>
+                    <a:prstGeom prst="rect">
+                      <a:avLst/>
+                    </a:prstGeom>
+                    <a:noFill/>
+                    <a:ln w="9525">
+                      <a:noFill/>
+                      <a:headEnd/>
+                      <a:tailEnd/>
+                    </a:ln>
+                  </pic:spPr>
+                </pic:pic>
+              </a:graphicData>
+            </a:graphic>
+          </wp:inline>
+        </w:drawing>
+      </w:r>
+    </w:p>
+    <w:p>
+      <w:pPr>
+        <w:pStyle w:val="Captionjustified"/>
+      </w:pPr>
+      <w:r>
+        <w:rPr>
+          <w:bCs/>
+          <w:b/>
+        </w:rPr>
+        <w:t xml:space="preserve">Figure S8.</w:t>
+      </w:r>
+      <w:r>
+        <w:t xml:space="preserve"> </w:t>
+      </w:r>
+      <w:r>
+        <w:t xml:space="preserve">Laboratory two-span beam: measured and analytical influence line of the mid-span deflection of the first span for the single 40.64 N load (Table S4).</w:t>
+      </w:r>
+    </w:p>
+    <w:p>
+      <w:pPr>
         <w:pStyle w:val="BodyText"/>
+        <w:keepNext/>
       </w:pPr>
       <w:r>
         <w:rPr>
@@ -10158,7 +11089,7 @@
         <w:tblStyle w:val="Table"/>
         <w:tblW w:type="pct" w:w="5000"/>
         <w:tblLook w:firstRow="1" w:lastRow="0" w:firstColumn="0" w:lastColumn="0" w:noHBand="0" w:noVBand="0" w:val="0020"/>
-        <w:jc w:val="start"/>
+        <w:jc w:val="center"/>
         <w:tblBorders>
           <w:top w:val="single" w:sz="8" w:space="0" w:color="000000"/>
           <w:left w:val="nil"/>
@@ -10179,6 +11110,8 @@
       <w:tr>
         <w:trPr>
           <w:tblHeader w:val="true"/>
+          <w:tblHeader w:val="true"/>
+          <w:cantSplit/>
         </w:trPr>
         <w:tc>
           <w:tcPr>
@@ -10213,7 +11146,7 @@
           <w:p>
             <w:pPr>
               <w:pStyle w:val="Compact"/>
-              <w:jc w:val="left"/>
+              <w:jc w:val="right"/>
             </w:pPr>
             <w:r>
               <w:t xml:space="preserve">Weighed (N)</w:t>
@@ -10233,7 +11166,7 @@
           <w:p>
             <w:pPr>
               <w:pStyle w:val="Compact"/>
-              <w:jc w:val="left"/>
+              <w:jc w:val="right"/>
             </w:pPr>
             <w:r>
               <w:t xml:space="preserve">BPM (N)</w:t>
@@ -10253,7 +11186,7 @@
           <w:p>
             <w:pPr>
               <w:pStyle w:val="Compact"/>
-              <w:jc w:val="left"/>
+              <w:jc w:val="right"/>
             </w:pPr>
             <w:r>
               <w:t xml:space="preserve">BPM deviation</w:t>
@@ -10273,7 +11206,7 @@
           <w:p>
             <w:pPr>
               <w:pStyle w:val="Compact"/>
-              <w:jc w:val="left"/>
+              <w:jc w:val="right"/>
             </w:pPr>
             <w:r>
               <w:t xml:space="preserve">SLM (N)</w:t>
@@ -10293,7 +11226,7 @@
           <w:p>
             <w:pPr>
               <w:pStyle w:val="Compact"/>
-              <w:jc w:val="left"/>
+              <w:jc w:val="right"/>
             </w:pPr>
             <w:r>
               <w:t xml:space="preserve">SLM deviation</w:t>
@@ -10302,6 +11235,9 @@
         </w:tc>
       </w:tr>
       <w:tr>
+        <w:trPr>
+          <w:cantSplit/>
+        </w:trPr>
         <w:tc>
           <w:tcPr>
             <w:tcW w:type="dxa" w:w="2229"/>
@@ -10323,7 +11259,7 @@
           <w:p>
             <w:pPr>
               <w:pStyle w:val="Compact"/>
-              <w:jc w:val="left"/>
+              <w:jc w:val="right"/>
             </w:pPr>
             <w:r>
               <w:t xml:space="preserve">66.99</w:t>
@@ -10337,7 +11273,7 @@
           <w:p>
             <w:pPr>
               <w:pStyle w:val="Compact"/>
-              <w:jc w:val="left"/>
+              <w:jc w:val="right"/>
             </w:pPr>
             <w:r>
               <w:t xml:space="preserve">67.73</w:t>
@@ -10351,7 +11287,7 @@
           <w:p>
             <w:pPr>
               <w:pStyle w:val="Compact"/>
-              <w:jc w:val="left"/>
+              <w:jc w:val="right"/>
             </w:pPr>
             <w:r>
               <w:t xml:space="preserve">+1.10 %</w:t>
@@ -10365,7 +11301,7 @@
           <w:p>
             <w:pPr>
               <w:pStyle w:val="Compact"/>
-              <w:jc w:val="left"/>
+              <w:jc w:val="right"/>
             </w:pPr>
             <w:r>
               <w:t xml:space="preserve">67.40</w:t>
@@ -10379,7 +11315,7 @@
           <w:p>
             <w:pPr>
               <w:pStyle w:val="Compact"/>
-              <w:jc w:val="left"/>
+              <w:jc w:val="right"/>
             </w:pPr>
             <w:r>
               <w:t xml:space="preserve">+0.61 %</w:t>
@@ -10388,6 +11324,9 @@
         </w:tc>
       </w:tr>
       <w:tr>
+        <w:trPr>
+          <w:cantSplit/>
+        </w:trPr>
         <w:tc>
           <w:tcPr>
             <w:tcW w:type="dxa" w:w="2229"/>
@@ -10409,7 +11348,7 @@
           <w:p>
             <w:pPr>
               <w:pStyle w:val="Compact"/>
-              <w:jc w:val="left"/>
+              <w:jc w:val="right"/>
             </w:pPr>
             <w:r>
               <w:t xml:space="preserve">125.08</w:t>
@@ -10423,7 +11362,7 @@
           <w:p>
             <w:pPr>
               <w:pStyle w:val="Compact"/>
-              <w:jc w:val="left"/>
+              <w:jc w:val="right"/>
             </w:pPr>
             <w:r>
               <w:t xml:space="preserve">126.57</w:t>
@@ -10437,7 +11376,7 @@
           <w:p>
             <w:pPr>
               <w:pStyle w:val="Compact"/>
-              <w:jc w:val="left"/>
+              <w:jc w:val="right"/>
             </w:pPr>
             <w:r>
               <w:t xml:space="preserve">+1.19 %</w:t>
@@ -10451,7 +11390,7 @@
           <w:p>
             <w:pPr>
               <w:pStyle w:val="Compact"/>
-              <w:jc w:val="left"/>
+              <w:jc w:val="right"/>
             </w:pPr>
             <w:r>
               <w:t xml:space="preserve">125.95</w:t>
@@ -10465,7 +11404,7 @@
           <w:p>
             <w:pPr>
               <w:pStyle w:val="Compact"/>
-              <w:jc w:val="left"/>
+              <w:jc w:val="right"/>
             </w:pPr>
             <w:r>
               <w:t xml:space="preserve">+0.70 %</w:t>
@@ -10477,6 +11416,7 @@
     <w:p>
       <w:pPr>
         <w:pStyle w:val="BodyText"/>
+        <w:keepNext/>
       </w:pPr>
       <w:r>
         <w:rPr>
@@ -10497,7 +11437,7 @@
         <w:tblStyle w:val="Table"/>
         <w:tblW w:type="pct" w:w="5000"/>
         <w:tblLook w:firstRow="1" w:lastRow="0" w:firstColumn="0" w:lastColumn="0" w:noHBand="0" w:noVBand="0" w:val="0020"/>
-        <w:jc w:val="start"/>
+        <w:jc w:val="center"/>
         <w:tblBorders>
           <w:top w:val="single" w:sz="8" w:space="0" w:color="000000"/>
           <w:left w:val="nil"/>
@@ -10517,6 +11457,8 @@
       <w:tr>
         <w:trPr>
           <w:tblHeader w:val="true"/>
+          <w:tblHeader w:val="true"/>
+          <w:cantSplit/>
         </w:trPr>
         <w:tc>
           <w:tcPr>
@@ -10531,7 +11473,7 @@
           <w:p>
             <w:pPr>
               <w:pStyle w:val="Compact"/>
-              <w:jc w:val="left"/>
+              <w:jc w:val="right"/>
             </w:pPr>
             <m:oMath>
               <m:r>
@@ -10559,7 +11501,7 @@
           <w:p>
             <w:pPr>
               <w:pStyle w:val="Compact"/>
-              <w:jc w:val="left"/>
+              <w:jc w:val="right"/>
             </w:pPr>
             <w:r>
               <w:t xml:space="preserve">Analytical, single</w:t>
@@ -10579,7 +11521,7 @@
           <w:p>
             <w:pPr>
               <w:pStyle w:val="Compact"/>
-              <w:jc w:val="left"/>
+              <w:jc w:val="right"/>
             </w:pPr>
             <w:r>
               <w:t xml:space="preserve">Measured, single</w:t>
@@ -10599,7 +11541,7 @@
           <w:p>
             <w:pPr>
               <w:pStyle w:val="Compact"/>
-              <w:jc w:val="left"/>
+              <w:jc w:val="right"/>
             </w:pPr>
             <w:r>
               <w:t xml:space="preserve">Two loads</w:t>
@@ -10619,7 +11561,7 @@
           <w:p>
             <w:pPr>
               <w:pStyle w:val="Compact"/>
-              <w:jc w:val="left"/>
+              <w:jc w:val="right"/>
             </w:pPr>
             <w:r>
               <w:t xml:space="preserve">Three loads</w:t>
@@ -10628,6 +11570,9 @@
         </w:tc>
       </w:tr>
       <w:tr>
+        <w:trPr>
+          <w:cantSplit/>
+        </w:trPr>
         <w:tc>
           <w:tcPr>
             <w:tcW w:type="dxa" w:w="1096"/>
@@ -10635,7 +11580,7 @@
           <w:p>
             <w:pPr>
               <w:pStyle w:val="Compact"/>
-              <w:jc w:val="left"/>
+              <w:jc w:val="right"/>
             </w:pPr>
             <w:r>
               <w:t xml:space="preserve">0</w:t>
@@ -10649,7 +11594,7 @@
           <w:p>
             <w:pPr>
               <w:pStyle w:val="Compact"/>
-              <w:jc w:val="left"/>
+              <w:jc w:val="right"/>
             </w:pPr>
             <w:r>
               <w:t xml:space="preserve">0.0000</w:t>
@@ -10663,7 +11608,7 @@
           <w:p>
             <w:pPr>
               <w:pStyle w:val="Compact"/>
-              <w:jc w:val="left"/>
+              <w:jc w:val="right"/>
             </w:pPr>
             <w:r>
               <w:t xml:space="preserve">0.0000</w:t>
@@ -10677,7 +11622,7 @@
           <w:p>
             <w:pPr>
               <w:pStyle w:val="Compact"/>
-              <w:jc w:val="left"/>
+              <w:jc w:val="right"/>
             </w:pPr>
             <w:r>
               <w:t xml:space="preserve">0</w:t>
@@ -10691,7 +11636,7 @@
           <w:p>
             <w:pPr>
               <w:pStyle w:val="Compact"/>
-              <w:jc w:val="left"/>
+              <w:jc w:val="right"/>
             </w:pPr>
             <w:r>
               <w:t xml:space="preserve">0</w:t>
@@ -10700,6 +11645,9 @@
         </w:tc>
       </w:tr>
       <w:tr>
+        <w:trPr>
+          <w:cantSplit/>
+        </w:trPr>
         <w:tc>
           <w:tcPr>
             <w:tcW w:type="dxa" w:w="1096"/>
@@ -10707,7 +11655,7 @@
           <w:p>
             <w:pPr>
               <w:pStyle w:val="Compact"/>
-              <w:jc w:val="left"/>
+              <w:jc w:val="right"/>
             </w:pPr>
             <w:r>
               <w:t xml:space="preserve">250</w:t>
@@ -10721,7 +11669,7 @@
           <w:p>
             <w:pPr>
               <w:pStyle w:val="Compact"/>
-              <w:jc w:val="left"/>
+              <w:jc w:val="right"/>
             </w:pPr>
             <w:r>
               <w:t xml:space="preserve">0.8874</w:t>
@@ -10735,7 +11683,7 @@
           <w:p>
             <w:pPr>
               <w:pStyle w:val="Compact"/>
-              <w:jc w:val="left"/>
+              <w:jc w:val="right"/>
             </w:pPr>
             <w:r>
               <w:t xml:space="preserve">0.8844</w:t>
@@ -10749,7 +11697,7 @@
           <w:p>
             <w:pPr>
               <w:pStyle w:val="Compact"/>
-              <w:jc w:val="left"/>
+              <w:jc w:val="right"/>
             </w:pPr>
             <w:r>
               <w:t xml:space="preserve">0.4625</w:t>
@@ -10763,7 +11711,7 @@
           <w:p>
             <w:pPr>
               <w:pStyle w:val="Compact"/>
-              <w:jc w:val="left"/>
+              <w:jc w:val="right"/>
             </w:pPr>
             <w:r>
               <w:t xml:space="preserve">0.5525</w:t>
@@ -10772,6 +11720,9 @@
         </w:tc>
       </w:tr>
       <w:tr>
+        <w:trPr>
+          <w:cantSplit/>
+        </w:trPr>
         <w:tc>
           <w:tcPr>
             <w:tcW w:type="dxa" w:w="1096"/>
@@ -10779,7 +11730,7 @@
           <w:p>
             <w:pPr>
               <w:pStyle w:val="Compact"/>
-              <w:jc w:val="left"/>
+              <w:jc w:val="right"/>
             </w:pPr>
             <w:r>
               <w:t xml:space="preserve">500</w:t>
@@ -10793,7 +11744,7 @@
           <w:p>
             <w:pPr>
               <w:pStyle w:val="Compact"/>
-              <w:jc w:val="left"/>
+              <w:jc w:val="right"/>
             </w:pPr>
             <w:r>
               <w:t xml:space="preserve">1.6968</w:t>
@@ -10807,7 +11758,7 @@
           <w:p>
             <w:pPr>
               <w:pStyle w:val="Compact"/>
-              <w:jc w:val="left"/>
+              <w:jc w:val="right"/>
             </w:pPr>
             <w:r>
               <w:t xml:space="preserve">1.6975</w:t>
@@ -10821,7 +11772,7 @@
           <w:p>
             <w:pPr>
               <w:pStyle w:val="Compact"/>
-              <w:jc w:val="left"/>
+              <w:jc w:val="right"/>
             </w:pPr>
             <w:r>
               <w:t xml:space="preserve">1.8813</w:t>
@@ -10835,7 +11786,7 @@
           <w:p>
             <w:pPr>
               <w:pStyle w:val="Compact"/>
-              <w:jc w:val="left"/>
+              <w:jc w:val="right"/>
             </w:pPr>
             <w:r>
               <w:t xml:space="preserve">1.0450</w:t>
@@ -10844,6 +11795,9 @@
         </w:tc>
       </w:tr>
       <w:tr>
+        <w:trPr>
+          <w:cantSplit/>
+        </w:trPr>
         <w:tc>
           <w:tcPr>
             <w:tcW w:type="dxa" w:w="1096"/>
@@ -10851,7 +11805,7 @@
           <w:p>
             <w:pPr>
               <w:pStyle w:val="Compact"/>
-              <w:jc w:val="left"/>
+              <w:jc w:val="right"/>
             </w:pPr>
             <w:r>
               <w:t xml:space="preserve">750</w:t>
@@ -10865,7 +11819,7 @@
           <w:p>
             <w:pPr>
               <w:pStyle w:val="Compact"/>
-              <w:jc w:val="left"/>
+              <w:jc w:val="right"/>
             </w:pPr>
             <w:r>
               <w:t xml:space="preserve">2.3501</w:t>
@@ -10879,7 +11833,7 @@
           <w:p>
             <w:pPr>
               <w:pStyle w:val="Compact"/>
-              <w:jc w:val="left"/>
+              <w:jc w:val="right"/>
             </w:pPr>
             <w:r>
               <w:t xml:space="preserve">2.3525</w:t>
@@ -10893,7 +11847,7 @@
           <w:p>
             <w:pPr>
               <w:pStyle w:val="Compact"/>
-              <w:jc w:val="left"/>
+              <w:jc w:val="right"/>
             </w:pPr>
             <w:r>
               <w:t xml:space="preserve">3.1413</w:t>
@@ -10907,7 +11861,7 @@
           <w:p>
             <w:pPr>
               <w:pStyle w:val="Compact"/>
-              <w:jc w:val="left"/>
+              <w:jc w:val="right"/>
             </w:pPr>
             <w:r>
               <w:t xml:space="preserve">2.5413</w:t>
@@ -10916,6 +11870,9 @@
         </w:tc>
       </w:tr>
       <w:tr>
+        <w:trPr>
+          <w:cantSplit/>
+        </w:trPr>
         <w:tc>
           <w:tcPr>
             <w:tcW w:type="dxa" w:w="1096"/>
@@ -10923,7 +11880,7 @@
           <w:p>
             <w:pPr>
               <w:pStyle w:val="Compact"/>
-              <w:jc w:val="left"/>
+              <w:jc w:val="right"/>
             </w:pPr>
             <w:r>
               <w:t xml:space="preserve">1000</w:t>
@@ -10937,7 +11894,7 @@
           <w:p>
             <w:pPr>
               <w:pStyle w:val="Compact"/>
-              <w:jc w:val="left"/>
+              <w:jc w:val="right"/>
             </w:pPr>
             <w:r>
               <w:t xml:space="preserve">2.7693</w:t>
@@ -10951,7 +11908,7 @@
           <w:p>
             <w:pPr>
               <w:pStyle w:val="Compact"/>
-              <w:jc w:val="left"/>
+              <w:jc w:val="right"/>
             </w:pPr>
             <w:r>
               <w:t xml:space="preserve">2.7738</w:t>
@@ -10965,7 +11922,7 @@
           <w:p>
             <w:pPr>
               <w:pStyle w:val="Compact"/>
-              <w:jc w:val="left"/>
+              <w:jc w:val="right"/>
             </w:pPr>
             <w:r>
               <w:t xml:space="preserve">4.0988</w:t>
@@ -10979,7 +11936,7 @@
           <w:p>
             <w:pPr>
               <w:pStyle w:val="Compact"/>
-              <w:jc w:val="left"/>
+              <w:jc w:val="right"/>
             </w:pPr>
             <w:r>
               <w:t xml:space="preserve">4.8700</w:t>
@@ -10988,6 +11945,9 @@
         </w:tc>
       </w:tr>
       <w:tr>
+        <w:trPr>
+          <w:cantSplit/>
+        </w:trPr>
         <w:tc>
           <w:tcPr>
             <w:tcW w:type="dxa" w:w="1096"/>
@@ -10995,7 +11955,7 @@
           <w:p>
             <w:pPr>
               <w:pStyle w:val="Compact"/>
-              <w:jc w:val="left"/>
+              <w:jc w:val="right"/>
             </w:pPr>
             <w:r>
               <w:t xml:space="preserve">1250</w:t>
@@ -11009,7 +11969,7 @@
           <w:p>
             <w:pPr>
               <w:pStyle w:val="Compact"/>
-              <w:jc w:val="left"/>
+              <w:jc w:val="right"/>
             </w:pPr>
             <w:r>
               <w:t xml:space="preserve">2.8764</w:t>
@@ -11023,7 +11983,7 @@
           <w:p>
             <w:pPr>
               <w:pStyle w:val="Compact"/>
-              <w:jc w:val="left"/>
+              <w:jc w:val="right"/>
             </w:pPr>
             <w:r>
               <w:t xml:space="preserve">2.8827</w:t>
@@ -11037,7 +11997,7 @@
           <w:p>
             <w:pPr>
               <w:pStyle w:val="Compact"/>
-              <w:jc w:val="left"/>
+              <w:jc w:val="right"/>
             </w:pPr>
             <w:r>
               <w:t xml:space="preserve">4.6350</w:t>
@@ -11051,7 +12011,7 @@
           <w:p>
             <w:pPr>
               <w:pStyle w:val="Compact"/>
-              <w:jc w:val="left"/>
+              <w:jc w:val="right"/>
             </w:pPr>
             <w:r>
               <w:t xml:space="preserve">6.7588</w:t>
@@ -11060,6 +12020,9 @@
         </w:tc>
       </w:tr>
       <w:tr>
+        <w:trPr>
+          <w:cantSplit/>
+        </w:trPr>
         <w:tc>
           <w:tcPr>
             <w:tcW w:type="dxa" w:w="1096"/>
@@ -11067,7 +12030,7 @@
           <w:p>
             <w:pPr>
               <w:pStyle w:val="Compact"/>
-              <w:jc w:val="left"/>
+              <w:jc w:val="right"/>
             </w:pPr>
             <w:r>
               <w:t xml:space="preserve">1500</w:t>
@@ -11081,7 +12044,7 @@
           <w:p>
             <w:pPr>
               <w:pStyle w:val="Compact"/>
-              <w:jc w:val="left"/>
+              <w:jc w:val="right"/>
             </w:pPr>
             <w:r>
               <w:t xml:space="preserve">2.6253</w:t>
@@ -11095,7 +12058,7 @@
           <w:p>
             <w:pPr>
               <w:pStyle w:val="Compact"/>
-              <w:jc w:val="left"/>
+              <w:jc w:val="right"/>
             </w:pPr>
             <w:r>
               <w:t xml:space="preserve">2.6363</w:t>
@@ -11109,7 +12072,7 @@
           <w:p>
             <w:pPr>
               <w:pStyle w:val="Compact"/>
-              <w:jc w:val="left"/>
+              <w:jc w:val="right"/>
             </w:pPr>
             <w:r>
               <w:t xml:space="preserve">4.6238</w:t>
@@ -11123,7 +12086,7 @@
           <w:p>
             <w:pPr>
               <w:pStyle w:val="Compact"/>
-              <w:jc w:val="left"/>
+              <w:jc w:val="right"/>
             </w:pPr>
             <w:r>
               <w:t xml:space="preserve">7.9350</w:t>
@@ -11132,6 +12095,9 @@
         </w:tc>
       </w:tr>
       <w:tr>
+        <w:trPr>
+          <w:cantSplit/>
+        </w:trPr>
         <w:tc>
           <w:tcPr>
             <w:tcW w:type="dxa" w:w="1096"/>
@@ -11139,7 +12105,7 @@
           <w:p>
             <w:pPr>
               <w:pStyle w:val="Compact"/>
-              <w:jc w:val="left"/>
+              <w:jc w:val="right"/>
             </w:pPr>
             <w:r>
               <w:t xml:space="preserve">1750</w:t>
@@ -11153,7 +12119,7 @@
           <w:p>
             <w:pPr>
               <w:pStyle w:val="Compact"/>
-              <w:jc w:val="left"/>
+              <w:jc w:val="right"/>
             </w:pPr>
             <w:r>
               <w:t xml:space="preserve">2.0980</w:t>
@@ -11167,7 +12133,7 @@
           <w:p>
             <w:pPr>
               <w:pStyle w:val="Compact"/>
-              <w:jc w:val="left"/>
+              <w:jc w:val="right"/>
             </w:pPr>
             <w:r>
               <w:t xml:space="preserve">2.1100</w:t>
@@ -11181,7 +12147,7 @@
           <w:p>
             <w:pPr>
               <w:pStyle w:val="Compact"/>
-              <w:jc w:val="left"/>
+              <w:jc w:val="right"/>
             </w:pPr>
             <w:r>
               <w:t xml:space="preserve">4.0688</w:t>
@@ -11195,7 +12161,7 @@
           <w:p>
             <w:pPr>
               <w:pStyle w:val="Compact"/>
-              <w:jc w:val="left"/>
+              <w:jc w:val="right"/>
             </w:pPr>
             <w:r>
               <w:t xml:space="preserve">8.2775</w:t>
@@ -11204,6 +12170,9 @@
         </w:tc>
       </w:tr>
       <w:tr>
+        <w:trPr>
+          <w:cantSplit/>
+        </w:trPr>
         <w:tc>
           <w:tcPr>
             <w:tcW w:type="dxa" w:w="1096"/>
@@ -11211,7 +12180,7 @@
           <w:p>
             <w:pPr>
               <w:pStyle w:val="Compact"/>
-              <w:jc w:val="left"/>
+              <w:jc w:val="right"/>
             </w:pPr>
             <w:r>
               <w:t xml:space="preserve">2000</w:t>
@@ -11225,7 +12194,7 @@
           <w:p>
             <w:pPr>
               <w:pStyle w:val="Compact"/>
-              <w:jc w:val="left"/>
+              <w:jc w:val="right"/>
             </w:pPr>
             <w:r>
               <w:t xml:space="preserve">1.4087</w:t>
@@ -11239,7 +12208,7 @@
           <w:p>
             <w:pPr>
               <w:pStyle w:val="Compact"/>
-              <w:jc w:val="left"/>
+              <w:jc w:val="right"/>
             </w:pPr>
             <w:r>
               <w:t xml:space="preserve">1.4213</w:t>
@@ -11253,7 +12222,7 @@
           <w:p>
             <w:pPr>
               <w:pStyle w:val="Compact"/>
-              <w:jc w:val="left"/>
+              <w:jc w:val="right"/>
             </w:pPr>
             <w:r>
               <w:t xml:space="preserve">3.1375</w:t>
@@ -11267,7 +12236,7 @@
           <w:p>
             <w:pPr>
               <w:pStyle w:val="Compact"/>
-              <w:jc w:val="left"/>
+              <w:jc w:val="right"/>
             </w:pPr>
             <w:r>
               <w:t xml:space="preserve">7.6825</w:t>
@@ -11276,6 +12245,9 @@
         </w:tc>
       </w:tr>
       <w:tr>
+        <w:trPr>
+          <w:cantSplit/>
+        </w:trPr>
         <w:tc>
           <w:tcPr>
             <w:tcW w:type="dxa" w:w="1096"/>
@@ -11283,7 +12255,7 @@
           <w:p>
             <w:pPr>
               <w:pStyle w:val="Compact"/>
-              <w:jc w:val="left"/>
+              <w:jc w:val="right"/>
             </w:pPr>
             <w:r>
               <w:t xml:space="preserve">2250</w:t>
@@ -11297,7 +12269,7 @@
           <w:p>
             <w:pPr>
               <w:pStyle w:val="Compact"/>
-              <w:jc w:val="left"/>
+              <w:jc w:val="right"/>
             </w:pPr>
             <w:r>
               <w:t xml:space="preserve">0.6713</w:t>
@@ -11311,7 +12283,7 @@
           <w:p>
             <w:pPr>
               <w:pStyle w:val="Compact"/>
-              <w:jc w:val="left"/>
+              <w:jc w:val="right"/>
             </w:pPr>
             <w:r>
               <w:t xml:space="preserve">0.6838</w:t>
@@ -11325,7 +12297,7 @@
           <w:p>
             <w:pPr>
               <w:pStyle w:val="Compact"/>
-              <w:jc w:val="left"/>
+              <w:jc w:val="right"/>
             </w:pPr>
             <w:r>
               <w:t xml:space="preserve">1.9600</w:t>
@@ -11339,7 +12311,7 @@
           <w:p>
             <w:pPr>
               <w:pStyle w:val="Compact"/>
-              <w:jc w:val="left"/>
+              <w:jc w:val="right"/>
             </w:pPr>
             <w:r>
               <w:t xml:space="preserve">6.2800</w:t>
@@ -11348,6 +12320,9 @@
         </w:tc>
       </w:tr>
       <w:tr>
+        <w:trPr>
+          <w:cantSplit/>
+        </w:trPr>
         <w:tc>
           <w:tcPr>
             <w:tcW w:type="dxa" w:w="1096"/>
@@ -11355,7 +12330,7 @@
           <w:p>
             <w:pPr>
               <w:pStyle w:val="Compact"/>
-              <w:jc w:val="left"/>
+              <w:jc w:val="right"/>
             </w:pPr>
             <w:r>
               <w:t xml:space="preserve">2500</w:t>
@@ -11369,7 +12344,7 @@
           <w:p>
             <w:pPr>
               <w:pStyle w:val="Compact"/>
-              <w:jc w:val="left"/>
+              <w:jc w:val="right"/>
             </w:pPr>
             <w:r>
               <w:t xml:space="preserve">0.0000</w:t>
@@ -11383,7 +12358,7 @@
           <w:p>
             <w:pPr>
               <w:pStyle w:val="Compact"/>
-              <w:jc w:val="left"/>
+              <w:jc w:val="right"/>
             </w:pPr>
             <w:r>
               <w:t xml:space="preserve">0.0000</w:t>
@@ -11397,7 +12372,7 @@
           <w:p>
             <w:pPr>
               <w:pStyle w:val="Compact"/>
-              <w:jc w:val="left"/>
+              <w:jc w:val="right"/>
             </w:pPr>
             <w:r>
               <w:t xml:space="preserve">0.7715</w:t>
@@ -11411,7 +12386,7 @@
           <w:p>
             <w:pPr>
               <w:pStyle w:val="Compact"/>
-              <w:jc w:val="left"/>
+              <w:jc w:val="right"/>
             </w:pPr>
             <w:r>
               <w:t xml:space="preserve">4.3725</w:t>
@@ -11420,6 +12395,9 @@
         </w:tc>
       </w:tr>
       <w:tr>
+        <w:trPr>
+          <w:cantSplit/>
+        </w:trPr>
         <w:tc>
           <w:tcPr>
             <w:tcW w:type="dxa" w:w="1096"/>
@@ -11427,7 +12405,7 @@
           <w:p>
             <w:pPr>
               <w:pStyle w:val="Compact"/>
-              <w:jc w:val="left"/>
+              <w:jc w:val="right"/>
             </w:pPr>
             <w:r>
               <w:t xml:space="preserve">2750</w:t>
@@ -11441,7 +12419,7 @@
           <w:p>
             <w:pPr>
               <w:pStyle w:val="Compact"/>
-              <w:jc w:val="left"/>
+              <w:jc w:val="right"/>
             </w:pPr>
             <w:r>
               <w:t xml:space="preserve">−0.5132</w:t>
@@ -11455,7 +12433,7 @@
           <w:p>
             <w:pPr>
               <w:pStyle w:val="Compact"/>
-              <w:jc w:val="left"/>
+              <w:jc w:val="right"/>
             </w:pPr>
             <w:r>
               <w:t xml:space="preserve">−0.5069</w:t>
@@ -11469,7 +12447,7 @@
           <w:p>
             <w:pPr>
               <w:pStyle w:val="Compact"/>
-              <w:jc w:val="left"/>
+              <w:jc w:val="right"/>
             </w:pPr>
             <w:r>
               <w:t xml:space="preserve">−0.2689</w:t>
@@ -11483,7 +12461,7 @@
           <w:p>
             <w:pPr>
               <w:pStyle w:val="Compact"/>
-              <w:jc w:val="left"/>
+              <w:jc w:val="right"/>
             </w:pPr>
             <w:r>
               <w:t xml:space="preserve">2.2975</w:t>
@@ -11492,6 +12470,9 @@
         </w:tc>
       </w:tr>
       <w:tr>
+        <w:trPr>
+          <w:cantSplit/>
+        </w:trPr>
         <w:tc>
           <w:tcPr>
             <w:tcW w:type="dxa" w:w="1096"/>
@@ -11499,7 +12480,7 @@
           <w:p>
             <w:pPr>
               <w:pStyle w:val="Compact"/>
-              <w:jc w:val="left"/>
+              <w:jc w:val="right"/>
             </w:pPr>
             <w:r>
               <w:t xml:space="preserve">3000</w:t>
@@ -11513,7 +12494,7 @@
           <w:p>
             <w:pPr>
               <w:pStyle w:val="Compact"/>
-              <w:jc w:val="left"/>
+              <w:jc w:val="right"/>
             </w:pPr>
             <w:r>
               <w:t xml:space="preserve">−0.8644</w:t>
@@ -11527,7 +12508,7 @@
           <w:p>
             <w:pPr>
               <w:pStyle w:val="Compact"/>
-              <w:jc w:val="left"/>
+              <w:jc w:val="right"/>
             </w:pPr>
             <w:r>
               <w:t xml:space="preserve">−0.8556</w:t>
@@ -11541,7 +12522,7 @@
           <w:p>
             <w:pPr>
               <w:pStyle w:val="Compact"/>
-              <w:jc w:val="left"/>
+              <w:jc w:val="right"/>
             </w:pPr>
             <w:r>
               <w:t xml:space="preserve">−1.0063</w:t>
@@ -11555,7 +12536,7 @@
           <w:p>
             <w:pPr>
               <w:pStyle w:val="Compact"/>
-              <w:jc w:val="left"/>
+              <w:jc w:val="right"/>
             </w:pPr>
             <w:r>
               <w:t xml:space="preserve">0.3021</w:t>
@@ -11564,6 +12545,9 @@
         </w:tc>
       </w:tr>
       <w:tr>
+        <w:trPr>
+          <w:cantSplit/>
+        </w:trPr>
         <w:tc>
           <w:tcPr>
             <w:tcW w:type="dxa" w:w="1096"/>
@@ -11571,7 +12555,7 @@
           <w:p>
             <w:pPr>
               <w:pStyle w:val="Compact"/>
-              <w:jc w:val="left"/>
+              <w:jc w:val="right"/>
             </w:pPr>
             <w:r>
               <w:t xml:space="preserve">3250</w:t>
@@ -11585,7 +12569,7 @@
           <w:p>
             <w:pPr>
               <w:pStyle w:val="Compact"/>
-              <w:jc w:val="left"/>
+              <w:jc w:val="right"/>
             </w:pPr>
             <w:r>
               <w:t xml:space="preserve">−1.0715</w:t>
@@ -11599,7 +12583,7 @@
           <w:p>
             <w:pPr>
               <w:pStyle w:val="Compact"/>
-              <w:jc w:val="left"/>
+              <w:jc w:val="right"/>
             </w:pPr>
             <w:r>
               <w:t xml:space="preserve">−1.0600</w:t>
@@ -11613,7 +12597,7 @@
           <w:p>
             <w:pPr>
               <w:pStyle w:val="Compact"/>
-              <w:jc w:val="left"/>
+              <w:jc w:val="right"/>
             </w:pPr>
             <w:r>
               <w:t xml:space="preserve">−1.4988</w:t>
@@ -11627,7 +12611,7 @@
           <w:p>
             <w:pPr>
               <w:pStyle w:val="Compact"/>
-              <w:jc w:val="left"/>
+              <w:jc w:val="right"/>
             </w:pPr>
             <w:r>
               <w:t xml:space="preserve">−1.2588</w:t>
@@ -11636,6 +12620,9 @@
         </w:tc>
       </w:tr>
       <w:tr>
+        <w:trPr>
+          <w:cantSplit/>
+        </w:trPr>
         <w:tc>
           <w:tcPr>
             <w:tcW w:type="dxa" w:w="1096"/>
@@ -11643,7 +12630,7 @@
           <w:p>
             <w:pPr>
               <w:pStyle w:val="Compact"/>
-              <w:jc w:val="left"/>
+              <w:jc w:val="right"/>
             </w:pPr>
             <w:r>
               <w:t xml:space="preserve">3500</w:t>
@@ -11657,7 +12644,7 @@
           <w:p>
             <w:pPr>
               <w:pStyle w:val="Compact"/>
-              <w:jc w:val="left"/>
+              <w:jc w:val="right"/>
             </w:pPr>
             <w:r>
               <w:t xml:space="preserve">−1.1526</w:t>
@@ -11671,7 +12658,7 @@
           <w:p>
             <w:pPr>
               <w:pStyle w:val="Compact"/>
-              <w:jc w:val="left"/>
+              <w:jc w:val="right"/>
             </w:pPr>
             <w:r>
               <w:t xml:space="preserve">−1.1438</w:t>
@@ -11685,7 +12672,7 @@
           <w:p>
             <w:pPr>
               <w:pStyle w:val="Compact"/>
-              <w:jc w:val="left"/>
+              <w:jc w:val="right"/>
             </w:pPr>
             <w:r>
               <w:t xml:space="preserve">−1.7813</w:t>
@@ -11699,7 +12686,7 @@
           <w:p>
             <w:pPr>
               <w:pStyle w:val="Compact"/>
-              <w:jc w:val="left"/>
+              <w:jc w:val="right"/>
             </w:pPr>
             <w:r>
               <w:t xml:space="preserve">−2.3650</w:t>
@@ -11708,6 +12695,9 @@
         </w:tc>
       </w:tr>
       <w:tr>
+        <w:trPr>
+          <w:cantSplit/>
+        </w:trPr>
         <w:tc>
           <w:tcPr>
             <w:tcW w:type="dxa" w:w="1096"/>
@@ -11715,7 +12705,7 @@
           <w:p>
             <w:pPr>
               <w:pStyle w:val="Compact"/>
-              <w:jc w:val="left"/>
+              <w:jc w:val="right"/>
             </w:pPr>
             <w:r>
               <w:t xml:space="preserve">3750</w:t>
@@ -11729,7 +12719,7 @@
           <w:p>
             <w:pPr>
               <w:pStyle w:val="Compact"/>
-              <w:jc w:val="left"/>
+              <w:jc w:val="right"/>
             </w:pPr>
             <w:r>
               <w:t xml:space="preserve">−1.1255</w:t>
@@ -11743,7 +12733,7 @@
           <w:p>
             <w:pPr>
               <w:pStyle w:val="Compact"/>
-              <w:jc w:val="left"/>
+              <w:jc w:val="right"/>
             </w:pPr>
             <w:r>
               <w:t xml:space="preserve">−1.1200</w:t>
@@ -11757,7 +12747,7 @@
           <w:p>
             <w:pPr>
               <w:pStyle w:val="Compact"/>
-              <w:jc w:val="left"/>
+              <w:jc w:val="right"/>
             </w:pPr>
             <w:r>
               <w:t xml:space="preserve">−1.8600</w:t>
@@ -11771,7 +12761,7 @@
           <w:p>
             <w:pPr>
               <w:pStyle w:val="Compact"/>
-              <w:jc w:val="left"/>
+              <w:jc w:val="right"/>
             </w:pPr>
             <w:r>
               <w:t xml:space="preserve">−3.0363</w:t>
@@ -11780,6 +12770,9 @@
         </w:tc>
       </w:tr>
       <w:tr>
+        <w:trPr>
+          <w:cantSplit/>
+        </w:trPr>
         <w:tc>
           <w:tcPr>
             <w:tcW w:type="dxa" w:w="1096"/>
@@ -11787,7 +12780,7 @@
           <w:p>
             <w:pPr>
               <w:pStyle w:val="Compact"/>
-              <w:jc w:val="left"/>
+              <w:jc w:val="right"/>
             </w:pPr>
             <w:r>
               <w:t xml:space="preserve">4000</w:t>
@@ -11801,7 +12794,7 @@
           <w:p>
             <w:pPr>
               <w:pStyle w:val="Compact"/>
-              <w:jc w:val="left"/>
+              <w:jc w:val="right"/>
             </w:pPr>
             <w:r>
               <w:t xml:space="preserve">−1.0085</w:t>
@@ -11815,7 +12808,7 @@
           <w:p>
             <w:pPr>
               <w:pStyle w:val="Compact"/>
-              <w:jc w:val="left"/>
+              <w:jc w:val="right"/>
             </w:pPr>
             <w:r>
               <w:t xml:space="preserve">−1.0013</w:t>
@@ -11829,7 +12822,7 @@
           <w:p>
             <w:pPr>
               <w:pStyle w:val="Compact"/>
-              <w:jc w:val="left"/>
+              <w:jc w:val="right"/>
             </w:pPr>
             <w:r>
               <w:t xml:space="preserve">−1.7738</w:t>
@@ -11843,7 +12836,7 @@
           <w:p>
             <w:pPr>
               <w:pStyle w:val="Compact"/>
-              <w:jc w:val="left"/>
+              <w:jc w:val="right"/>
             </w:pPr>
             <w:r>
               <w:t xml:space="preserve">−3.3300</w:t>
@@ -11852,6 +12845,9 @@
         </w:tc>
       </w:tr>
       <w:tr>
+        <w:trPr>
+          <w:cantSplit/>
+        </w:trPr>
         <w:tc>
           <w:tcPr>
             <w:tcW w:type="dxa" w:w="1096"/>
@@ -11859,7 +12855,7 @@
           <w:p>
             <w:pPr>
               <w:pStyle w:val="Compact"/>
-              <w:jc w:val="left"/>
+              <w:jc w:val="right"/>
             </w:pPr>
             <w:r>
               <w:t xml:space="preserve">4250</w:t>
@@ -11873,7 +12869,7 @@
           <w:p>
             <w:pPr>
               <w:pStyle w:val="Compact"/>
-              <w:jc w:val="left"/>
+              <w:jc w:val="right"/>
             </w:pPr>
             <w:r>
               <w:t xml:space="preserve">−0.8194</w:t>
@@ -11887,7 +12883,7 @@
           <w:p>
             <w:pPr>
               <w:pStyle w:val="Compact"/>
-              <w:jc w:val="left"/>
+              <w:jc w:val="right"/>
             </w:pPr>
             <w:r>
               <w:t xml:space="preserve">−0.8175</w:t>
@@ -11901,7 +12897,7 @@
           <w:p>
             <w:pPr>
               <w:pStyle w:val="Compact"/>
-              <w:jc w:val="left"/>
+              <w:jc w:val="right"/>
             </w:pPr>
             <w:r>
               <w:t xml:space="preserve">−1.5525</w:t>
@@ -11915,7 +12911,7 @@
           <w:p>
             <w:pPr>
               <w:pStyle w:val="Compact"/>
-              <w:jc w:val="left"/>
+              <w:jc w:val="right"/>
             </w:pPr>
             <w:r>
               <w:t xml:space="preserve">−3.2663</w:t>
@@ -11924,6 +12920,9 @@
         </w:tc>
       </w:tr>
       <w:tr>
+        <w:trPr>
+          <w:cantSplit/>
+        </w:trPr>
         <w:tc>
           <w:tcPr>
             <w:tcW w:type="dxa" w:w="1096"/>
@@ -11931,7 +12930,7 @@
           <w:p>
             <w:pPr>
               <w:pStyle w:val="Compact"/>
-              <w:jc w:val="left"/>
+              <w:jc w:val="right"/>
             </w:pPr>
             <w:r>
               <w:t xml:space="preserve">4500</w:t>
@@ -11945,7 +12944,7 @@
           <w:p>
             <w:pPr>
               <w:pStyle w:val="Compact"/>
-              <w:jc w:val="left"/>
+              <w:jc w:val="right"/>
             </w:pPr>
             <w:r>
               <w:t xml:space="preserve">−0.5763</w:t>
@@ -11959,7 +12958,7 @@
           <w:p>
             <w:pPr>
               <w:pStyle w:val="Compact"/>
-              <w:jc w:val="left"/>
+              <w:jc w:val="right"/>
             </w:pPr>
             <w:r>
               <w:t xml:space="preserve">−0.5816</w:t>
@@ -11973,7 +12972,7 @@
           <w:p>
             <w:pPr>
               <w:pStyle w:val="Compact"/>
-              <w:jc w:val="left"/>
+              <w:jc w:val="right"/>
             </w:pPr>
             <w:r>
               <w:t xml:space="preserve">−1.2213</w:t>
@@ -11987,7 +12986,7 @@
           <w:p>
             <w:pPr>
               <w:pStyle w:val="Compact"/>
-              <w:jc w:val="left"/>
+              <w:jc w:val="right"/>
             </w:pPr>
             <w:r>
               <w:t xml:space="preserve">−2.9450</w:t>
@@ -11996,6 +12995,9 @@
         </w:tc>
       </w:tr>
       <w:tr>
+        <w:trPr>
+          <w:cantSplit/>
+        </w:trPr>
         <w:tc>
           <w:tcPr>
             <w:tcW w:type="dxa" w:w="1096"/>
@@ -12003,7 +13005,7 @@
           <w:p>
             <w:pPr>
               <w:pStyle w:val="Compact"/>
-              <w:jc w:val="left"/>
+              <w:jc w:val="right"/>
             </w:pPr>
             <w:r>
               <w:t xml:space="preserve">4750</w:t>
@@ -12017,7 +13019,7 @@
           <w:p>
             <w:pPr>
               <w:pStyle w:val="Compact"/>
-              <w:jc w:val="left"/>
+              <w:jc w:val="right"/>
             </w:pPr>
             <w:r>
               <w:t xml:space="preserve">−0.2971</w:t>
@@ -12031,7 +13033,7 @@
           <w:p>
             <w:pPr>
               <w:pStyle w:val="Compact"/>
-              <w:jc w:val="left"/>
+              <w:jc w:val="right"/>
             </w:pPr>
             <w:r>
               <w:t xml:space="preserve">−0.3019</w:t>
@@ -12045,7 +13047,7 @@
           <w:p>
             <w:pPr>
               <w:pStyle w:val="Compact"/>
-              <w:jc w:val="left"/>
+              <w:jc w:val="right"/>
             </w:pPr>
             <w:r>
               <w:t xml:space="preserve">−0.8125</w:t>
@@ -12059,7 +13061,7 @@
           <w:p>
             <w:pPr>
               <w:pStyle w:val="Compact"/>
-              <w:jc w:val="left"/>
+              <w:jc w:val="right"/>
             </w:pPr>
             <w:r>
               <w:t xml:space="preserve">−2.4125</w:t>
@@ -12068,6 +13070,9 @@
         </w:tc>
       </w:tr>
       <w:tr>
+        <w:trPr>
+          <w:cantSplit/>
+        </w:trPr>
         <w:tc>
           <w:tcPr>
             <w:tcW w:type="dxa" w:w="1096"/>
@@ -12075,7 +13080,7 @@
           <w:p>
             <w:pPr>
               <w:pStyle w:val="Compact"/>
-              <w:jc w:val="left"/>
+              <w:jc w:val="right"/>
             </w:pPr>
             <w:r>
               <w:t xml:space="preserve">5000</w:t>
@@ -12089,7 +13094,7 @@
           <w:p>
             <w:pPr>
               <w:pStyle w:val="Compact"/>
-              <w:jc w:val="left"/>
+              <w:jc w:val="right"/>
             </w:pPr>
             <w:r>
               <w:t xml:space="preserve">0.0000</w:t>
@@ -12103,7 +13108,7 @@
           <w:p>
             <w:pPr>
               <w:pStyle w:val="Compact"/>
-              <w:jc w:val="left"/>
+              <w:jc w:val="right"/>
             </w:pPr>
             <w:r>
               <w:t xml:space="preserve">0.0000</w:t>
@@ -12117,7 +13122,7 @@
           <w:p>
             <w:pPr>
               <w:pStyle w:val="Compact"/>
-              <w:jc w:val="left"/>
+              <w:jc w:val="right"/>
             </w:pPr>
             <w:r>
               <w:t xml:space="preserve">−0.3325</w:t>
@@ -12131,7 +13136,7 @@
           <w:p>
             <w:pPr>
               <w:pStyle w:val="Compact"/>
-              <w:jc w:val="left"/>
+              <w:jc w:val="right"/>
             </w:pPr>
             <w:r>
               <w:t xml:space="preserve">−1.7088</w:t>
@@ -12140,6 +13145,9 @@
         </w:tc>
       </w:tr>
       <w:tr>
+        <w:trPr>
+          <w:cantSplit/>
+        </w:trPr>
         <w:tc>
           <w:tcPr>
             <w:tcW w:type="dxa" w:w="1096"/>
@@ -12147,7 +13155,7 @@
           <w:p>
             <w:pPr>
               <w:pStyle w:val="Compact"/>
-              <w:jc w:val="left"/>
+              <w:jc w:val="right"/>
             </w:pPr>
             <w:r>
               <w:t xml:space="preserve">5250</w:t>
@@ -12161,6 +13169,7 @@
           <w:p>
             <w:pPr>
               <w:pStyle w:val="Compact"/>
+              <w:jc w:val="right"/>
             </w:pPr>
           </w:p>
         </w:tc>
@@ -12171,6 +13180,7 @@
           <w:p>
             <w:pPr>
               <w:pStyle w:val="Compact"/>
+              <w:jc w:val="right"/>
             </w:pPr>
           </w:p>
         </w:tc>
@@ -12181,7 +13191,7 @@
           <w:p>
             <w:pPr>
               <w:pStyle w:val="Compact"/>
-              <w:jc w:val="left"/>
+              <w:jc w:val="right"/>
             </w:pPr>
             <w:r>
               <w:t xml:space="preserve">0</w:t>
@@ -12195,7 +13205,7 @@
           <w:p>
             <w:pPr>
               <w:pStyle w:val="Compact"/>
-              <w:jc w:val="left"/>
+              <w:jc w:val="right"/>
             </w:pPr>
             <w:r>
               <w:t xml:space="preserve">−1.0713</w:t>
@@ -12204,6 +13214,9 @@
         </w:tc>
       </w:tr>
       <w:tr>
+        <w:trPr>
+          <w:cantSplit/>
+        </w:trPr>
         <w:tc>
           <w:tcPr>
             <w:tcW w:type="dxa" w:w="1096"/>
@@ -12211,7 +13224,7 @@
           <w:p>
             <w:pPr>
               <w:pStyle w:val="Compact"/>
-              <w:jc w:val="left"/>
+              <w:jc w:val="right"/>
             </w:pPr>
             <w:r>
               <w:t xml:space="preserve">5500</w:t>
@@ -12225,6 +13238,7 @@
           <w:p>
             <w:pPr>
               <w:pStyle w:val="Compact"/>
+              <w:jc w:val="right"/>
             </w:pPr>
           </w:p>
         </w:tc>
@@ -12235,6 +13249,7 @@
           <w:p>
             <w:pPr>
               <w:pStyle w:val="Compact"/>
+              <w:jc w:val="right"/>
             </w:pPr>
           </w:p>
         </w:tc>
@@ -12245,6 +13260,7 @@
           <w:p>
             <w:pPr>
               <w:pStyle w:val="Compact"/>
+              <w:jc w:val="right"/>
             </w:pPr>
           </w:p>
         </w:tc>
@@ -12255,7 +13271,7 @@
           <w:p>
             <w:pPr>
               <w:pStyle w:val="Compact"/>
-              <w:jc w:val="left"/>
+              <w:jc w:val="right"/>
             </w:pPr>
             <w:r>
               <w:t xml:space="preserve">−0.3650</w:t>
@@ -12264,6 +13280,9 @@
         </w:tc>
       </w:tr>
       <w:tr>
+        <w:trPr>
+          <w:cantSplit/>
+        </w:trPr>
         <w:tc>
           <w:tcPr>
             <w:tcW w:type="dxa" w:w="1096"/>
@@ -12271,7 +13290,7 @@
           <w:p>
             <w:pPr>
               <w:pStyle w:val="Compact"/>
-              <w:jc w:val="left"/>
+              <w:jc w:val="right"/>
             </w:pPr>
             <w:r>
               <w:t xml:space="preserve">5750</w:t>
@@ -12285,6 +13304,7 @@
           <w:p>
             <w:pPr>
               <w:pStyle w:val="Compact"/>
+              <w:jc w:val="right"/>
             </w:pPr>
           </w:p>
         </w:tc>
@@ -12295,6 +13315,7 @@
           <w:p>
             <w:pPr>
               <w:pStyle w:val="Compact"/>
+              <w:jc w:val="right"/>
             </w:pPr>
           </w:p>
         </w:tc>
@@ -12305,6 +13326,7 @@
           <w:p>
             <w:pPr>
               <w:pStyle w:val="Compact"/>
+              <w:jc w:val="right"/>
             </w:pPr>
           </w:p>
         </w:tc>
@@ -12315,7 +13337,7 @@
           <w:p>
             <w:pPr>
               <w:pStyle w:val="Compact"/>
-              <w:jc w:val="left"/>
+              <w:jc w:val="right"/>
             </w:pPr>
             <w:r>
               <w:t xml:space="preserve">0</w:t>
@@ -12324,8 +13346,8 @@
         </w:tc>
       </w:tr>
     </w:tbl>
-    <w:bookmarkEnd w:id="25"/>
-    <w:bookmarkStart w:id="26" w:name="s7.-public-field-records"/>
+    <w:bookmarkEnd w:id="49"/>
+    <w:bookmarkStart w:id="65" w:name="s7.-public-field-records"/>
     <w:p>
       <w:pPr>
         <w:pStyle w:val="Heading2"/>
@@ -12360,10 +13382,67 @@
     </w:p>
     <w:p>
       <w:pPr>
-        <w:pStyle w:val="BodyText"/>
+        <w:pStyle w:val="Figure"/>
       </w:pPr>
       <w:r>
-        <w:t xml:space="preserve">Lanes, superposition and gauges. In lane B, the channels that fail the χ² test have CV 31–40 % (χ² p = 0.016–0.027). In lane B, the st36 ratio is 0.64 (95 % CI 0.47–0.81). The two-truck runs gave 0.92 and 0.92 of the summed single-truck predictions (pooled 95 % CI 0.77–1.06); the GLS combination gave 0.82 (95 % CI 0.73–0.91). A one-dimensional beam model predicts ch11/ch8 ratios of 0.978–1.003. The ratio of st36 to st40 constants is 3.24 ± 0.56 in lane A against 1.82 ± 0.10 in lane B (± one standard error), about 2.5 standard errors apart.</w:t>
+        <w:drawing>
+          <wp:inline>
+            <wp:extent cx="5039999" cy="1819999"/>
+            <wp:effectExtent b="0" l="0" r="0" t="0"/>
+            <wp:docPr descr="" title="" id="51" name="Picture"/>
+            <a:graphic>
+              <a:graphicData uri="http://schemas.openxmlformats.org/drawingml/2006/picture">
+                <pic:pic>
+                  <pic:nvPicPr>
+                    <pic:cNvPr descr="/home/user/SHM-Paper1-1D/manuscript/ase/figures/supplementary/FigS11_norbwim_speed.png" id="52" name="Picture"/>
+                    <pic:cNvPicPr>
+                      <a:picLocks noChangeArrowheads="1" noChangeAspect="1"/>
+                    </pic:cNvPicPr>
+                  </pic:nvPicPr>
+                  <pic:blipFill>
+                    <a:blip r:embed="rId50"/>
+                    <a:stretch>
+                      <a:fillRect/>
+                    </a:stretch>
+                  </pic:blipFill>
+                  <pic:spPr bwMode="auto">
+                    <a:xfrm>
+                      <a:off x="0" y="0"/>
+                      <a:ext cx="5039999" cy="1819999"/>
+                    </a:xfrm>
+                    <a:prstGeom prst="rect">
+                      <a:avLst/>
+                    </a:prstGeom>
+                    <a:noFill/>
+                    <a:ln w="9525">
+                      <a:noFill/>
+                      <a:headEnd/>
+                      <a:tailEnd/>
+                    </a:ln>
+                  </pic:spPr>
+                </pic:pic>
+              </a:graphicData>
+            </a:graphic>
+          </wp:inline>
+        </w:drawing>
+      </w:r>
+    </w:p>
+    <w:p>
+      <w:pPr>
+        <w:pStyle w:val="Captionjustified"/>
+      </w:pPr>
+      <w:r>
+        <w:rPr>
+          <w:bCs/>
+          <w:b/>
+        </w:rPr>
+        <w:t xml:space="preserve">Figure S11.</w:t>
+      </w:r>
+      <w:r>
+        <w:t xml:space="preserve"> </w:t>
+      </w:r>
+      <w:r>
+        <w:t xml:space="preserve">NOR-BWIM: integral constant against speed for the day-1 gauge average, gauge ch1 and the day-2 gauge average, by truck; the panel titles give the fitted slope per 10 m/s with its 95 % CI.</w:t>
       </w:r>
     </w:p>
     <w:p>
@@ -12371,7 +13450,7 @@
         <w:pStyle w:val="BodyText"/>
       </w:pPr>
       <w:r>
-        <w:t xml:space="preserve">Estimators. Table S8 gives all out-of-sample errors, including leave-one-truck-out (LOTO) and the four wheel-path gauges of day 1; Fig. S10 also shows in-sample results. On day 2, GLS with the measured covariance was significantly worse than the gauge average (paired difference +8.5 percentage points, 95 % CI +2.3 to +15.1); on day 1 the estimators cannot be told apart, and on both days every estimator is worse than the mean-weight predictor. Table S7 and Fig. S9 give the correlations behind this result, and Table S9 shows that the covariance of the crossing residuals, unlike the vehicle-free covariance, predicts the observed order of GLS and gauge average. The day-2 per-crossing SD predicted by the vehicle-free covariance (% of GVW) is 16.2 for the best single gauge, 32.5 for the worst single gauge, 19.8 for the gauge average, 19.4 for GLS with diagonal Σ, 12.7 for GLS with measured Σ, 13.3 for the zero-sum estimator with measured Σ and 16.1 for the zero-sum estimator with Σ = identity. The GLS weights with the measured Σ are st40 +0.16 and st36 −0.35. GLS with Σ estimated from the crossing residuals has a mean absolute error of 8.5 % of GVW in sample and 23.4 % out of sample (root-mean-square errors 10.4 % and 28.4 %), that is, it over-fits with eight runs.</w:t>
+        <w:t xml:space="preserve">Lanes, superposition and gauges. In lane B, the channels that fail the χ² test have CV 31–40 % (χ² p = 0.016–0.027). In lane B, the st36 ratio is 0.64 (95 % CI 0.47–0.81). The two-truck runs gave 0.92 and 0.92 of the summed single-truck predictions (pooled 95 % CI 0.77–1.06); the GLS combination gave 0.82 (95 % CI 0.73–0.91). A one-dimensional beam model predicts ch11/ch8 ratios of 0.978–1.003. The ratio of st36 to st40 constants is 3.24 ± 0.56 in lane A against 1.82 ± 0.10 in lane B (± one standard error), about 2.5 standard errors apart.</w:t>
       </w:r>
     </w:p>
     <w:p>
@@ -12379,69 +13458,349 @@
         <w:pStyle w:val="BodyText"/>
       </w:pPr>
       <w:r>
-        <w:t xml:space="preserve">Beam model and limits. The beam model of the five-span girder (Euler–Bernoulli, parabolic haunch, second moment proportional to</w:t>
-      </w:r>
-      <w:r>
-        <w:t xml:space="preserve"> </w:t>
+        <w:t xml:space="preserve">Estimators. Table S8 gives all out-of-sample errors, including leave-one-truck-out (LOTO) and the four wheel-path gauges of day 1; Fig. S10 also shows in-sample results. On day 2, GLS with the measured covariance was significantly worse than the gauge average (paired difference +8.5 percentage points, 95 % CI +2.3 to +15.1); on day 1 the estimators cannot be told apart, and on both days every estimator is worse than the mean-weight predictor. Table S7 and Fig. S9 give the correlations behind this result, and Table S9 shows that the covariance of the crossing residuals, unlike the vehicle-free covariance, predicts the observed order of GLS and gauge average. The day-2 per-crossing SD predicted by the vehicle-free covariance (% of GVW) is 16.2 for the best single gauge, 32.5 for the worst single gauge, 19.8 for the gauge average, 19.4 for GLS with diagonal Σ, 12.7 for GLS with measured Σ, 13.3 for the zero-sum estimator with measured Σ and 16.1 for the zero-sum estimator with Σ = identity. The GLS weights with the measured Σ are st40 +0.16 and st36 −0.35. GLS with Σ estimated from the crossing residuals has a mean absolute error of 8.5 % of GVW in sample and 23.4 % out of sample (root-mean-square errors 10.4 % and 28.4 %), that is, it over-fits with eight runs.</w:t>
+      </w:r>
+    </w:p>
+    <w:p>
+      <w:pPr>
+        <w:pStyle w:val="Figure"/>
+      </w:pPr>
+      <w:r>
+        <w:drawing>
+          <wp:inline>
+            <wp:extent cx="5039999" cy="2239999"/>
+            <wp:effectExtent b="0" l="0" r="0" t="0"/>
+            <wp:docPr descr="" title="" id="54" name="Picture"/>
+            <a:graphic>
+              <a:graphicData uri="http://schemas.openxmlformats.org/drawingml/2006/picture">
+                <pic:pic>
+                  <pic:nvPicPr>
+                    <pic:cNvPr descr="/home/user/SHM-Paper1-1D/manuscript/ase/figures/supplementary/FigS10_norbwim_estimators.png" id="55" name="Picture"/>
+                    <pic:cNvPicPr>
+                      <a:picLocks noChangeArrowheads="1" noChangeAspect="1"/>
+                    </pic:cNvPicPr>
+                  </pic:nvPicPr>
+                  <pic:blipFill>
+                    <a:blip r:embed="rId53"/>
+                    <a:stretch>
+                      <a:fillRect/>
+                    </a:stretch>
+                  </pic:blipFill>
+                  <pic:spPr bwMode="auto">
+                    <a:xfrm>
+                      <a:off x="0" y="0"/>
+                      <a:ext cx="5039999" cy="2239999"/>
+                    </a:xfrm>
+                    <a:prstGeom prst="rect">
+                      <a:avLst/>
+                    </a:prstGeom>
+                    <a:noFill/>
+                    <a:ln w="9525">
+                      <a:noFill/>
+                      <a:headEnd/>
+                      <a:tailEnd/>
+                    </a:ln>
+                  </pic:spPr>
+                </pic:pic>
+              </a:graphicData>
+            </a:graphic>
+          </wp:inline>
+        </w:drawing>
+      </w:r>
+    </w:p>
+    <w:p>
+      <w:pPr>
+        <w:pStyle w:val="Captionjustified"/>
+      </w:pPr>
+      <w:r>
+        <w:rPr>
+          <w:bCs/>
+          <w:b/>
+        </w:rPr>
+        <w:t xml:space="preserve">Figure S10.</w:t>
+      </w:r>
+      <w:r>
+        <w:t xml:space="preserve"> </w:t>
+      </w:r>
+      <w:r>
+        <w:t xml:space="preserve">NOR-BWIM: mean absolute error of the gross weight for single-gauge, gauge-average, GLS, zero-sum and mean-weight (mean-GVW) predictors, with 95 % bootstrap confidence intervals: in sample (IN), leave-one-run-out (LOO) and leave-one-truck-out (LOTO). (a) Day 2, 4 gauges; (b) day 1, 4 wheel-path gauges; (c) day 1, 12 gauges (multi-gauge estimators use all 12; only the single gauges ch5 and ch11 are shown). GLS-diag: diagonal covariance; zero-sum-eq: zero-sum estimator with equal noise (</w:t>
       </w:r>
       <m:oMath>
-        <m:sSup>
-          <m:e>
-            <m:r>
-              <m:t>h</m:t>
-            </m:r>
-          </m:e>
-          <m:sup>
-            <m:r>
-              <m:t>2</m:t>
-            </m:r>
-          </m:sup>
-        </m:sSup>
+        <m:r>
+          <m:t>Σ</m:t>
+        </m:r>
       </m:oMath>
       <w:r>
-        <w:t xml:space="preserve">) gives</w:t>
-      </w:r>
-      <w:r>
-        <w:t xml:space="preserve"> </w:t>
-      </w:r>
-      <m:oMath>
-        <m:sSup>
-          <m:e>
-            <m:r>
-              <m:t>r</m:t>
-            </m:r>
-          </m:e>
-          <m:sup>
-            <m:r>
-              <m:t>2</m:t>
-            </m:r>
-          </m:sup>
-        </m:sSup>
-      </m:oMath>
-      <w:r>
-        <w:t xml:space="preserve"> </w:t>
-      </w:r>
-      <w:r>
-        <w:t xml:space="preserve">= 0.79–0.94 against the strain histories; zeros of the uniform-load moment in span 2 at 121.6 m and 190.8 m; a strain constant of the gauges 0.69 of the largest on the girder (0.56–0.93 across rigidity laws); a cancellation ratio</w:t>
-      </w:r>
-      <w:r>
-        <w:t xml:space="preserve"> </w:t>
-      </w:r>
-      <m:oMath>
-        <m:r>
-          <m:t>R</m:t>
-        </m:r>
-      </m:oMath>
-      <w:r>
-        <w:t xml:space="preserve"> </w:t>
-      </w:r>
-      <w:r>
-        <w:t xml:space="preserve">= 0.51; and contributions of span 2 of about 170 % of the net integral and of the adjacent spans −26 % and −66 % (Fig. S12). Fig. S13 shows the synthetic records of the dataset authors processed with the same integration. The tests rest on four trucks, two axle counts and seven or eight runs per day. The gauge calibration factors and exact positions are not published, so absolute constants cannot be checked. The dataset authors reported a mean absolute GVW error of 4.6 % for their influence-line system on this bridge (Moghadam et al., 2023a); it was obtained on different runs and is not compared directly with the results of the main text.</w:t>
+        <w:t xml:space="preserve"> </w:t>
+      </w:r>
+      <w:r>
+        <w:t xml:space="preserve">= identity matrix); GLS-resid: covariance from crossing residuals.</w:t>
+      </w:r>
+    </w:p>
+    <w:p>
+      <w:pPr>
+        <w:pStyle w:val="Figure"/>
+      </w:pPr>
+      <w:r>
+        <w:drawing>
+          <wp:inline>
+            <wp:extent cx="5039999" cy="2309999"/>
+            <wp:effectExtent b="0" l="0" r="0" t="0"/>
+            <wp:docPr descr="" title="" id="57" name="Picture"/>
+            <a:graphic>
+              <a:graphicData uri="http://schemas.openxmlformats.org/drawingml/2006/picture">
+                <pic:pic>
+                  <pic:nvPicPr>
+                    <pic:cNvPr descr="/home/user/SHM-Paper1-1D/manuscript/ase/figures/supplementary/FigS9_norbwim_noise_correlation.png" id="58" name="Picture"/>
+                    <pic:cNvPicPr>
+                      <a:picLocks noChangeArrowheads="1" noChangeAspect="1"/>
+                    </pic:cNvPicPr>
+                  </pic:nvPicPr>
+                  <pic:blipFill>
+                    <a:blip r:embed="rId56"/>
+                    <a:stretch>
+                      <a:fillRect/>
+                    </a:stretch>
+                  </pic:blipFill>
+                  <pic:spPr bwMode="auto">
+                    <a:xfrm>
+                      <a:off x="0" y="0"/>
+                      <a:ext cx="5039999" cy="2309999"/>
+                    </a:xfrm>
+                    <a:prstGeom prst="rect">
+                      <a:avLst/>
+                    </a:prstGeom>
+                    <a:noFill/>
+                    <a:ln w="9525">
+                      <a:noFill/>
+                      <a:headEnd/>
+                      <a:tailEnd/>
+                    </a:ln>
+                  </pic:spPr>
+                </pic:pic>
+              </a:graphicData>
+            </a:graphic>
+          </wp:inline>
+        </w:drawing>
+      </w:r>
+    </w:p>
+    <w:p>
+      <w:pPr>
+        <w:pStyle w:val="Captionjustified"/>
+      </w:pPr>
+      <w:r>
+        <w:rPr>
+          <w:bCs/>
+          <w:b/>
+        </w:rPr>
+        <w:t xml:space="preserve">Figure S9.</w:t>
+      </w:r>
+      <w:r>
+        <w:t xml:space="preserve"> </w:t>
+      </w:r>
+      <w:r>
+        <w:t xml:space="preserve">NOR-BWIM: correlation matrices of the integrated vehicle-free noise between gauges, for windows of crossing length; day 1 (12 gauges) and day 2 (4 gauges).</w:t>
       </w:r>
     </w:p>
     <w:p>
       <w:pPr>
         <w:pStyle w:val="BodyText"/>
+      </w:pPr>
+      <w:r>
+        <w:t xml:space="preserve">Beam model and limits. The beam model of the five-span girder (Euler–Bernoulli, parabolic haunch, second moment proportional to</w:t>
+      </w:r>
+      <w:r>
+        <w:t xml:space="preserve"> </w:t>
+      </w:r>
+      <m:oMath>
+        <m:sSup>
+          <m:e>
+            <m:r>
+              <m:t>h</m:t>
+            </m:r>
+          </m:e>
+          <m:sup>
+            <m:r>
+              <m:t>2</m:t>
+            </m:r>
+          </m:sup>
+        </m:sSup>
+      </m:oMath>
+      <w:r>
+        <w:t xml:space="preserve">) gives</w:t>
+      </w:r>
+      <w:r>
+        <w:t xml:space="preserve"> </w:t>
+      </w:r>
+      <m:oMath>
+        <m:sSup>
+          <m:e>
+            <m:r>
+              <m:t>r</m:t>
+            </m:r>
+          </m:e>
+          <m:sup>
+            <m:r>
+              <m:t>2</m:t>
+            </m:r>
+          </m:sup>
+        </m:sSup>
+      </m:oMath>
+      <w:r>
+        <w:t xml:space="preserve"> </w:t>
+      </w:r>
+      <w:r>
+        <w:t xml:space="preserve">= 0.79–0.94 against the strain histories; zeros of the uniform-load moment in span 2 at 121.6 m and 190.8 m; a strain constant of the gauges 0.69 of the largest on the girder (0.56–0.93 across rigidity laws); a cancellation ratio</w:t>
+      </w:r>
+      <w:r>
+        <w:t xml:space="preserve"> </w:t>
+      </w:r>
+      <m:oMath>
+        <m:r>
+          <m:t>R</m:t>
+        </m:r>
+      </m:oMath>
+      <w:r>
+        <w:t xml:space="preserve"> </w:t>
+      </w:r>
+      <w:r>
+        <w:t xml:space="preserve">= 0.51; and contributions of span 2 of about 170 % of the net integral and of the adjacent spans −26 % and −66 % (Fig. S12). Fig. S13 shows the synthetic records of the dataset authors processed with the same integration. The tests rest on four trucks, two axle counts and seven or eight runs per day. The gauge calibration factors and exact positions are not published, so absolute constants cannot be checked. The dataset authors reported a mean absolute GVW error of 4.6 % for their influence-line system on this bridge (Moghadam et al., 2023a); it was obtained on different runs and is not compared directly with the results of the main text.</w:t>
+      </w:r>
+    </w:p>
+    <w:p>
+      <w:pPr>
+        <w:pStyle w:val="Figure"/>
+      </w:pPr>
+      <w:r>
+        <w:drawing>
+          <wp:inline>
+            <wp:extent cx="5039999" cy="5319999"/>
+            <wp:effectExtent b="0" l="0" r="0" t="0"/>
+            <wp:docPr descr="" title="" id="60" name="Picture"/>
+            <a:graphic>
+              <a:graphicData uri="http://schemas.openxmlformats.org/drawingml/2006/picture">
+                <pic:pic>
+                  <pic:nvPicPr>
+                    <pic:cNvPr descr="/home/user/SHM-Paper1-1D/manuscript/ase/figures/supplementary/FigS12_norbwim_beam_observability.png" id="61" name="Picture"/>
+                    <pic:cNvPicPr>
+                      <a:picLocks noChangeArrowheads="1" noChangeAspect="1"/>
+                    </pic:cNvPicPr>
+                  </pic:nvPicPr>
+                  <pic:blipFill>
+                    <a:blip r:embed="rId59"/>
+                    <a:stretch>
+                      <a:fillRect/>
+                    </a:stretch>
+                  </pic:blipFill>
+                  <pic:spPr bwMode="auto">
+                    <a:xfrm>
+                      <a:off x="0" y="0"/>
+                      <a:ext cx="5039999" cy="5319999"/>
+                    </a:xfrm>
+                    <a:prstGeom prst="rect">
+                      <a:avLst/>
+                    </a:prstGeom>
+                    <a:noFill/>
+                    <a:ln w="9525">
+                      <a:noFill/>
+                      <a:headEnd/>
+                      <a:tailEnd/>
+                    </a:ln>
+                  </pic:spPr>
+                </pic:pic>
+              </a:graphicData>
+            </a:graphic>
+          </wp:inline>
+        </w:drawing>
+      </w:r>
+    </w:p>
+    <w:p>
+      <w:pPr>
+        <w:pStyle w:val="Captionjustified"/>
+      </w:pPr>
+      <w:r>
+        <w:rPr>
+          <w:bCs/>
+          <w:b/>
+        </w:rPr>
+        <w:t xml:space="preserve">Figure S12.</w:t>
+      </w:r>
+      <w:r>
+        <w:t xml:space="preserve"> </w:t>
+      </w:r>
+      <w:r>
+        <w:t xml:space="preserve">Five-span girder, beam model with uniform rigidity and two haunch laws: uniform-load moment (top) and strain constant (middle) along the girder, normalised at the gauges, and the single-gauge error expected from the measured noise for a 25 t truck (bottom). Red line: gauge position; dotted lines: zero-moment points.</w:t>
+      </w:r>
+    </w:p>
+    <w:p>
+      <w:pPr>
+        <w:pStyle w:val="Figure"/>
+      </w:pPr>
+      <w:r>
+        <w:drawing>
+          <wp:inline>
+            <wp:extent cx="5039999" cy="1959999"/>
+            <wp:effectExtent b="0" l="0" r="0" t="0"/>
+            <wp:docPr descr="" title="" id="63" name="Picture"/>
+            <a:graphic>
+              <a:graphicData uri="http://schemas.openxmlformats.org/drawingml/2006/picture">
+                <pic:pic>
+                  <pic:nvPicPr>
+                    <pic:cNvPr descr="/home/user/SHM-Paper1-1D/manuscript/ase/figures/supplementary/FigS13_veb_synthetic.png" id="64" name="Picture"/>
+                    <pic:cNvPicPr>
+                      <a:picLocks noChangeArrowheads="1" noChangeAspect="1"/>
+                    </pic:cNvPicPr>
+                  </pic:nvPicPr>
+                  <pic:blipFill>
+                    <a:blip r:embed="rId62"/>
+                    <a:stretch>
+                      <a:fillRect/>
+                    </a:stretch>
+                  </pic:blipFill>
+                  <pic:spPr bwMode="auto">
+                    <a:xfrm>
+                      <a:off x="0" y="0"/>
+                      <a:ext cx="5039999" cy="1959999"/>
+                    </a:xfrm>
+                    <a:prstGeom prst="rect">
+                      <a:avLst/>
+                    </a:prstGeom>
+                    <a:noFill/>
+                    <a:ln w="9525">
+                      <a:noFill/>
+                      <a:headEnd/>
+                      <a:tailEnd/>
+                    </a:ln>
+                  </pic:spPr>
+                </pic:pic>
+              </a:graphicData>
+            </a:graphic>
+          </wp:inline>
+        </w:drawing>
+      </w:r>
+    </w:p>
+    <w:p>
+      <w:pPr>
+        <w:pStyle w:val="Captionjustified"/>
+      </w:pPr>
+      <w:r>
+        <w:rPr>
+          <w:bCs/>
+          <w:b/>
+        </w:rPr>
+        <w:t xml:space="preserve">Figure S13.</w:t>
+      </w:r>
+      <w:r>
+        <w:t xml:space="preserve"> </w:t>
+      </w:r>
+      <w:r>
+        <w:t xml:space="preserve">Synthetic strain records of the dataset authors: integral per unit gross weight by truck and lane, and for a 3-axle truck against speed.</w:t>
+      </w:r>
+    </w:p>
+    <w:p>
+      <w:pPr>
+        <w:pStyle w:val="BodyText"/>
+        <w:keepNext/>
       </w:pPr>
       <w:r>
         <w:rPr>
@@ -12476,7 +13835,7 @@
         <w:tblStyle w:val="Table"/>
         <w:tblW w:type="pct" w:w="5000"/>
         <w:tblLook w:firstRow="1" w:lastRow="0" w:firstColumn="0" w:lastColumn="0" w:noHBand="0" w:noVBand="0" w:val="0020"/>
-        <w:jc w:val="start"/>
+        <w:jc w:val="center"/>
         <w:tblBorders>
           <w:top w:val="single" w:sz="8" w:space="0" w:color="000000"/>
           <w:left w:val="nil"/>
@@ -12497,6 +13856,8 @@
       <w:tr>
         <w:trPr>
           <w:tblHeader w:val="true"/>
+          <w:tblHeader w:val="true"/>
+          <w:cantSplit/>
         </w:trPr>
         <w:tc>
           <w:tcPr>
@@ -12531,7 +13892,7 @@
           <w:p>
             <w:pPr>
               <w:pStyle w:val="Compact"/>
-              <w:jc w:val="left"/>
+              <w:jc w:val="right"/>
             </w:pPr>
             <w:r>
               <w:t xml:space="preserve">Runs</w:t>
@@ -12551,7 +13912,7 @@
           <w:p>
             <w:pPr>
               <w:pStyle w:val="Compact"/>
-              <w:jc w:val="left"/>
+              <w:jc w:val="right"/>
             </w:pPr>
             <m:oMath>
               <m:r>
@@ -12579,7 +13940,7 @@
           <w:p>
             <w:pPr>
               <w:pStyle w:val="Compact"/>
-              <w:jc w:val="left"/>
+              <w:jc w:val="right"/>
             </w:pPr>
             <w:r>
               <w:t xml:space="preserve">CV observed (%)</w:t>
@@ -12599,7 +13960,7 @@
           <w:p>
             <w:pPr>
               <w:pStyle w:val="Compact"/>
-              <w:jc w:val="left"/>
+              <w:jc w:val="right"/>
             </w:pPr>
             <w:r>
               <w:t xml:space="preserve">CV expected (%)</w:t>
@@ -12619,7 +13980,7 @@
           <w:p>
             <w:pPr>
               <w:pStyle w:val="Compact"/>
-              <w:jc w:val="left"/>
+              <w:jc w:val="right"/>
             </w:pPr>
             <w:r>
               <w:t xml:space="preserve">χ² p</w:t>
@@ -12628,6 +13989,9 @@
         </w:tc>
       </w:tr>
       <w:tr>
+        <w:trPr>
+          <w:cantSplit/>
+        </w:trPr>
         <w:tc>
           <w:tcPr>
             <w:tcW w:type="dxa" w:w="2633"/>
@@ -12649,7 +14013,7 @@
           <w:p>
             <w:pPr>
               <w:pStyle w:val="Compact"/>
-              <w:jc w:val="left"/>
+              <w:jc w:val="right"/>
             </w:pPr>
             <w:r>
               <w:t xml:space="preserve">7</w:t>
@@ -12663,7 +14027,7 @@
           <w:p>
             <w:pPr>
               <w:pStyle w:val="Compact"/>
-              <w:jc w:val="left"/>
+              <w:jc w:val="right"/>
             </w:pPr>
             <w:r>
               <w:t xml:space="preserve">−5.85 (−6.17, −5.53)</w:t>
@@ -12677,7 +14041,7 @@
           <w:p>
             <w:pPr>
               <w:pStyle w:val="Compact"/>
-              <w:jc w:val="left"/>
+              <w:jc w:val="right"/>
             </w:pPr>
             <w:r>
               <w:t xml:space="preserve">5.8</w:t>
@@ -12691,7 +14055,7 @@
           <w:p>
             <w:pPr>
               <w:pStyle w:val="Compact"/>
-              <w:jc w:val="left"/>
+              <w:jc w:val="right"/>
             </w:pPr>
             <w:r>
               <w:t xml:space="preserve">6.8</w:t>
@@ -12705,7 +14069,7 @@
           <w:p>
             <w:pPr>
               <w:pStyle w:val="Compact"/>
-              <w:jc w:val="left"/>
+              <w:jc w:val="right"/>
             </w:pPr>
             <w:r>
               <w:t xml:space="preserve">0.60</w:t>
@@ -12714,6 +14078,9 @@
         </w:tc>
       </w:tr>
       <w:tr>
+        <w:trPr>
+          <w:cantSplit/>
+        </w:trPr>
         <w:tc>
           <w:tcPr>
             <w:tcW w:type="dxa" w:w="2633"/>
@@ -12735,7 +14102,7 @@
           <w:p>
             <w:pPr>
               <w:pStyle w:val="Compact"/>
-              <w:jc w:val="left"/>
+              <w:jc w:val="right"/>
             </w:pPr>
             <w:r>
               <w:t xml:space="preserve">7</w:t>
@@ -12749,7 +14116,7 @@
           <w:p>
             <w:pPr>
               <w:pStyle w:val="Compact"/>
-              <w:jc w:val="left"/>
+              <w:jc w:val="right"/>
             </w:pPr>
             <w:r>
               <w:t xml:space="preserve">−4.03 (−4.24, −3.82)</w:t>
@@ -12763,7 +14130,7 @@
           <w:p>
             <w:pPr>
               <w:pStyle w:val="Compact"/>
-              <w:jc w:val="left"/>
+              <w:jc w:val="right"/>
             </w:pPr>
             <w:r>
               <w:t xml:space="preserve">5.6</w:t>
@@ -12777,7 +14144,7 @@
           <w:p>
             <w:pPr>
               <w:pStyle w:val="Compact"/>
-              <w:jc w:val="left"/>
+              <w:jc w:val="right"/>
             </w:pPr>
             <w:r>
               <w:t xml:space="preserve">6.1</w:t>
@@ -12791,7 +14158,7 @@
           <w:p>
             <w:pPr>
               <w:pStyle w:val="Compact"/>
-              <w:jc w:val="left"/>
+              <w:jc w:val="right"/>
             </w:pPr>
             <w:r>
               <w:t xml:space="preserve">0.53</w:t>
@@ -12800,6 +14167,9 @@
         </w:tc>
       </w:tr>
       <w:tr>
+        <w:trPr>
+          <w:cantSplit/>
+        </w:trPr>
         <w:tc>
           <w:tcPr>
             <w:tcW w:type="dxa" w:w="2633"/>
@@ -12821,7 +14191,7 @@
           <w:p>
             <w:pPr>
               <w:pStyle w:val="Compact"/>
-              <w:jc w:val="left"/>
+              <w:jc w:val="right"/>
             </w:pPr>
             <w:r>
               <w:t xml:space="preserve">7</w:t>
@@ -12835,7 +14205,7 @@
           <w:p>
             <w:pPr>
               <w:pStyle w:val="Compact"/>
-              <w:jc w:val="left"/>
+              <w:jc w:val="right"/>
             </w:pPr>
             <w:r>
               <w:t xml:space="preserve">−1.49 to −2.38</w:t>
@@ -12849,7 +14219,7 @@
           <w:p>
             <w:pPr>
               <w:pStyle w:val="Compact"/>
-              <w:jc w:val="left"/>
+              <w:jc w:val="right"/>
             </w:pPr>
             <w:r>
               <w:t xml:space="preserve">17.2–19.1</w:t>
@@ -12863,7 +14233,7 @@
           <w:p>
             <w:pPr>
               <w:pStyle w:val="Compact"/>
-              <w:jc w:val="left"/>
+              <w:jc w:val="right"/>
             </w:pPr>
             <w:r>
               <w:t xml:space="preserve">7.8–11.0</w:t>
@@ -12877,7 +14247,7 @@
           <w:p>
             <w:pPr>
               <w:pStyle w:val="Compact"/>
-              <w:jc w:val="left"/>
+              <w:jc w:val="right"/>
             </w:pPr>
             <w:r>
               <w:t xml:space="preserve">≤ 0.012</w:t>
@@ -12886,6 +14256,9 @@
         </w:tc>
       </w:tr>
       <w:tr>
+        <w:trPr>
+          <w:cantSplit/>
+        </w:trPr>
         <w:tc>
           <w:tcPr>
             <w:tcW w:type="dxa" w:w="2633"/>
@@ -12907,7 +14280,7 @@
           <w:p>
             <w:pPr>
               <w:pStyle w:val="Compact"/>
-              <w:jc w:val="left"/>
+              <w:jc w:val="right"/>
             </w:pPr>
             <w:r>
               <w:t xml:space="preserve">8</w:t>
@@ -12921,7 +14294,7 @@
           <w:p>
             <w:pPr>
               <w:pStyle w:val="Compact"/>
-              <w:jc w:val="left"/>
+              <w:jc w:val="right"/>
             </w:pPr>
             <w:r>
               <w:t xml:space="preserve">−5.97 (−6.57, −5.38)</w:t>
@@ -12935,7 +14308,7 @@
           <w:p>
             <w:pPr>
               <w:pStyle w:val="Compact"/>
-              <w:jc w:val="left"/>
+              <w:jc w:val="right"/>
             </w:pPr>
             <w:r>
               <w:t xml:space="preserve">12.0</w:t>
@@ -12949,7 +14322,7 @@
           <w:p>
             <w:pPr>
               <w:pStyle w:val="Compact"/>
-              <w:jc w:val="left"/>
+              <w:jc w:val="right"/>
             </w:pPr>
             <w:r>
               <w:t xml:space="preserve">16.5</w:t>
@@ -12963,7 +14336,7 @@
           <w:p>
             <w:pPr>
               <w:pStyle w:val="Compact"/>
-              <w:jc w:val="left"/>
+              <w:jc w:val="right"/>
             </w:pPr>
             <w:r>
               <w:t xml:space="preserve">0.73</w:t>
@@ -12972,6 +14345,9 @@
         </w:tc>
       </w:tr>
       <w:tr>
+        <w:trPr>
+          <w:cantSplit/>
+        </w:trPr>
         <w:tc>
           <w:tcPr>
             <w:tcW w:type="dxa" w:w="2633"/>
@@ -12993,7 +14369,7 @@
           <w:p>
             <w:pPr>
               <w:pStyle w:val="Compact"/>
-              <w:jc w:val="left"/>
+              <w:jc w:val="right"/>
             </w:pPr>
             <w:r>
               <w:t xml:space="preserve">8</w:t>
@@ -13007,7 +14383,7 @@
           <w:p>
             <w:pPr>
               <w:pStyle w:val="Compact"/>
-              <w:jc w:val="left"/>
+              <w:jc w:val="right"/>
             </w:pPr>
             <w:r>
               <w:t xml:space="preserve">−4.12 (−4.62, −3.63)</w:t>
@@ -13021,7 +14397,7 @@
           <w:p>
             <w:pPr>
               <w:pStyle w:val="Compact"/>
-              <w:jc w:val="left"/>
+              <w:jc w:val="right"/>
             </w:pPr>
             <w:r>
               <w:t xml:space="preserve">14.4</w:t>
@@ -13035,7 +14411,7 @@
           <w:p>
             <w:pPr>
               <w:pStyle w:val="Compact"/>
-              <w:jc w:val="left"/>
+              <w:jc w:val="right"/>
             </w:pPr>
             <w:r>
               <w:t xml:space="preserve">20.2</w:t>
@@ -13049,7 +14425,7 @@
           <w:p>
             <w:pPr>
               <w:pStyle w:val="Compact"/>
-              <w:jc w:val="left"/>
+              <w:jc w:val="right"/>
             </w:pPr>
             <w:r>
               <w:t xml:space="preserve">0.79</w:t>
@@ -13058,6 +14434,9 @@
         </w:tc>
       </w:tr>
       <w:tr>
+        <w:trPr>
+          <w:cantSplit/>
+        </w:trPr>
         <w:tc>
           <w:tcPr>
             <w:tcW w:type="dxa" w:w="2633"/>
@@ -13079,7 +14458,7 @@
           <w:p>
             <w:pPr>
               <w:pStyle w:val="Compact"/>
-              <w:jc w:val="left"/>
+              <w:jc w:val="right"/>
             </w:pPr>
             <w:r>
               <w:t xml:space="preserve">8</w:t>
@@ -13093,7 +14472,7 @@
           <w:p>
             <w:pPr>
               <w:pStyle w:val="Compact"/>
-              <w:jc w:val="left"/>
+              <w:jc w:val="right"/>
             </w:pPr>
             <w:r>
               <w:t xml:space="preserve">−3.27 (−4.19, −2.35)</w:t>
@@ -13107,7 +14486,7 @@
           <w:p>
             <w:pPr>
               <w:pStyle w:val="Compact"/>
-              <w:jc w:val="left"/>
+              <w:jc w:val="right"/>
             </w:pPr>
             <w:r>
               <w:t xml:space="preserve">33.7</w:t>
@@ -13121,7 +14500,7 @@
           <w:p>
             <w:pPr>
               <w:pStyle w:val="Compact"/>
-              <w:jc w:val="left"/>
+              <w:jc w:val="right"/>
             </w:pPr>
             <w:r>
               <w:t xml:space="preserve">23.2</w:t>
@@ -13135,7 +14514,7 @@
           <w:p>
             <w:pPr>
               <w:pStyle w:val="Compact"/>
-              <w:jc w:val="left"/>
+              <w:jc w:val="right"/>
             </w:pPr>
             <w:r>
               <w:t xml:space="preserve">0.027</w:t>
@@ -13147,6 +14526,7 @@
     <w:p>
       <w:pPr>
         <w:pStyle w:val="BodyText"/>
+        <w:keepNext/>
       </w:pPr>
       <w:r>
         <w:rPr>
@@ -13167,7 +14547,7 @@
         <w:tblStyle w:val="Table"/>
         <w:tblW w:type="pct" w:w="5000"/>
         <w:tblLook w:firstRow="1" w:lastRow="0" w:firstColumn="0" w:lastColumn="0" w:noHBand="0" w:noVBand="0" w:val="0020"/>
-        <w:jc w:val="start"/>
+        <w:jc w:val="center"/>
         <w:tblBorders>
           <w:top w:val="single" w:sz="8" w:space="0" w:color="000000"/>
           <w:left w:val="nil"/>
@@ -13185,6 +14565,8 @@
       <w:tr>
         <w:trPr>
           <w:tblHeader w:val="true"/>
+          <w:tblHeader w:val="true"/>
+          <w:cantSplit/>
         </w:trPr>
         <w:tc>
           <w:tcPr>
@@ -13219,7 +14601,7 @@
           <w:p>
             <w:pPr>
               <w:pStyle w:val="Compact"/>
-              <w:jc w:val="left"/>
+              <w:jc w:val="right"/>
             </w:pPr>
             <w:r>
               <w:t xml:space="preserve">Ratio (95 % CI)</w:t>
@@ -13248,6 +14630,9 @@
         </w:tc>
       </w:tr>
       <w:tr>
+        <w:trPr>
+          <w:cantSplit/>
+        </w:trPr>
         <w:tc>
           <w:tcPr>
             <w:tcW w:type="dxa" w:w="3232"/>
@@ -13269,7 +14654,7 @@
           <w:p>
             <w:pPr>
               <w:pStyle w:val="Compact"/>
-              <w:jc w:val="left"/>
+              <w:jc w:val="right"/>
             </w:pPr>
             <w:r>
               <w:t xml:space="preserve">0.996 (0.874–1.136)</w:t>
@@ -13292,6 +14677,9 @@
         </w:tc>
       </w:tr>
       <w:tr>
+        <w:trPr>
+          <w:cantSplit/>
+        </w:trPr>
         <w:tc>
           <w:tcPr>
             <w:tcW w:type="dxa" w:w="3232"/>
@@ -13313,7 +14701,7 @@
           <w:p>
             <w:pPr>
               <w:pStyle w:val="Compact"/>
-              <w:jc w:val="left"/>
+              <w:jc w:val="right"/>
             </w:pPr>
             <w:r>
               <w:t xml:space="preserve">0.955 (0.863–1.057)</w:t>
@@ -13336,6 +14724,9 @@
         </w:tc>
       </w:tr>
       <w:tr>
+        <w:trPr>
+          <w:cantSplit/>
+        </w:trPr>
         <w:tc>
           <w:tcPr>
             <w:tcW w:type="dxa" w:w="3232"/>
@@ -13357,7 +14748,7 @@
           <w:p>
             <w:pPr>
               <w:pStyle w:val="Compact"/>
-              <w:jc w:val="left"/>
+              <w:jc w:val="right"/>
             </w:pPr>
             <w:r>
               <w:t xml:space="preserve">0.740–0.783</w:t>
@@ -13380,6 +14771,9 @@
         </w:tc>
       </w:tr>
       <w:tr>
+        <w:trPr>
+          <w:cantSplit/>
+        </w:trPr>
         <w:tc>
           <w:tcPr>
             <w:tcW w:type="dxa" w:w="3232"/>
@@ -13401,7 +14795,7 @@
           <w:p>
             <w:pPr>
               <w:pStyle w:val="Compact"/>
-              <w:jc w:val="left"/>
+              <w:jc w:val="right"/>
             </w:pPr>
             <w:r>
               <w:t xml:space="preserve">1.005 (0.735–1.375)</w:t>
@@ -13424,6 +14818,9 @@
         </w:tc>
       </w:tr>
       <w:tr>
+        <w:trPr>
+          <w:cantSplit/>
+        </w:trPr>
         <w:tc>
           <w:tcPr>
             <w:tcW w:type="dxa" w:w="3232"/>
@@ -13445,7 +14842,7 @@
           <w:p>
             <w:pPr>
               <w:pStyle w:val="Compact"/>
-              <w:jc w:val="left"/>
+              <w:jc w:val="right"/>
             </w:pPr>
             <w:r>
               <w:t xml:space="preserve">0.978 (0.697–1.374)</w:t>
@@ -13468,6 +14865,9 @@
         </w:tc>
       </w:tr>
       <w:tr>
+        <w:trPr>
+          <w:cantSplit/>
+        </w:trPr>
         <w:tc>
           <w:tcPr>
             <w:tcW w:type="dxa" w:w="3232"/>
@@ -13489,7 +14889,7 @@
           <w:p>
             <w:pPr>
               <w:pStyle w:val="Compact"/>
-              <w:jc w:val="left"/>
+              <w:jc w:val="right"/>
             </w:pPr>
             <w:r>
               <w:t xml:space="preserve">0.749 (0.440–1.276)</w:t>
@@ -13515,6 +14915,7 @@
     <w:p>
       <w:pPr>
         <w:pStyle w:val="BodyText"/>
+        <w:keepNext/>
       </w:pPr>
       <w:r>
         <w:rPr>
@@ -13535,7 +14936,7 @@
         <w:tblStyle w:val="Table"/>
         <w:tblW w:type="pct" w:w="5000"/>
         <w:tblLook w:firstRow="1" w:lastRow="0" w:firstColumn="0" w:lastColumn="0" w:noHBand="0" w:noVBand="0" w:val="0020"/>
-        <w:jc w:val="start"/>
+        <w:jc w:val="center"/>
         <w:tblBorders>
           <w:top w:val="single" w:sz="8" w:space="0" w:color="000000"/>
           <w:left w:val="nil"/>
@@ -13553,6 +14954,8 @@
       <w:tr>
         <w:trPr>
           <w:tblHeader w:val="true"/>
+          <w:tblHeader w:val="true"/>
+          <w:cantSplit/>
         </w:trPr>
         <w:tc>
           <w:tcPr>
@@ -13587,7 +14990,7 @@
           <w:p>
             <w:pPr>
               <w:pStyle w:val="Compact"/>
-              <w:jc w:val="left"/>
+              <w:jc w:val="right"/>
             </w:pPr>
             <w:r>
               <w:t xml:space="preserve">Day 2, 4 gauges</w:t>
@@ -13607,7 +15010,7 @@
           <w:p>
             <w:pPr>
               <w:pStyle w:val="Compact"/>
-              <w:jc w:val="left"/>
+              <w:jc w:val="right"/>
             </w:pPr>
             <w:r>
               <w:t xml:space="preserve">Day 1, 12 gauges</w:t>
@@ -13616,6 +15019,9 @@
         </w:tc>
       </w:tr>
       <w:tr>
+        <w:trPr>
+          <w:cantSplit/>
+        </w:trPr>
         <w:tc>
           <w:tcPr>
             <w:tcW w:type="dxa" w:w="3796"/>
@@ -13637,7 +15043,7 @@
           <w:p>
             <w:pPr>
               <w:pStyle w:val="Compact"/>
-              <w:jc w:val="left"/>
+              <w:jc w:val="right"/>
             </w:pPr>
             <w:r>
               <w:t xml:space="preserve">0.92 (0.83–0.96)</w:t>
@@ -13651,7 +15057,7 @@
           <w:p>
             <w:pPr>
               <w:pStyle w:val="Compact"/>
-              <w:jc w:val="left"/>
+              <w:jc w:val="right"/>
             </w:pPr>
             <w:r>
               <w:t xml:space="preserve">0.42 (0.26–0.54)</w:t>
@@ -13660,6 +15066,9 @@
         </w:tc>
       </w:tr>
       <w:tr>
+        <w:trPr>
+          <w:cantSplit/>
+        </w:trPr>
         <w:tc>
           <w:tcPr>
             <w:tcW w:type="dxa" w:w="3796"/>
@@ -13681,7 +15090,7 @@
           <w:p>
             <w:pPr>
               <w:pStyle w:val="Compact"/>
-              <w:jc w:val="left"/>
+              <w:jc w:val="right"/>
             </w:pPr>
             <w:r>
               <w:t xml:space="preserve">0.90</w:t>
@@ -13695,7 +15104,7 @@
           <w:p>
             <w:pPr>
               <w:pStyle w:val="Compact"/>
-              <w:jc w:val="left"/>
+              <w:jc w:val="right"/>
             </w:pPr>
             <w:r>
               <w:t xml:space="preserve">–</w:t>
@@ -13704,6 +15113,9 @@
         </w:tc>
       </w:tr>
       <w:tr>
+        <w:trPr>
+          <w:cantSplit/>
+        </w:trPr>
         <w:tc>
           <w:tcPr>
             <w:tcW w:type="dxa" w:w="3796"/>
@@ -13725,7 +15137,7 @@
           <w:p>
             <w:pPr>
               <w:pStyle w:val="Compact"/>
-              <w:jc w:val="left"/>
+              <w:jc w:val="right"/>
             </w:pPr>
             <w:r>
               <w:t xml:space="preserve">0.63</w:t>
@@ -13739,7 +15151,7 @@
           <w:p>
             <w:pPr>
               <w:pStyle w:val="Compact"/>
-              <w:jc w:val="left"/>
+              <w:jc w:val="right"/>
             </w:pPr>
             <w:r>
               <w:t xml:space="preserve">–</w:t>
@@ -13748,6 +15160,9 @@
         </w:tc>
       </w:tr>
       <w:tr>
+        <w:trPr>
+          <w:cantSplit/>
+        </w:trPr>
         <w:tc>
           <w:tcPr>
             <w:tcW w:type="dxa" w:w="3796"/>
@@ -13769,7 +15184,7 @@
           <w:p>
             <w:pPr>
               <w:pStyle w:val="Compact"/>
-              <w:jc w:val="left"/>
+              <w:jc w:val="right"/>
             </w:pPr>
             <w:r>
               <w:t xml:space="preserve">0.30–0.37</w:t>
@@ -13783,7 +15198,7 @@
           <w:p>
             <w:pPr>
               <w:pStyle w:val="Compact"/>
-              <w:jc w:val="left"/>
+              <w:jc w:val="right"/>
             </w:pPr>
             <w:r>
               <w:t xml:space="preserve">–</w:t>
@@ -13795,6 +15210,7 @@
     <w:p>
       <w:pPr>
         <w:pStyle w:val="BodyText"/>
+        <w:keepNext/>
       </w:pPr>
       <w:r>
         <w:rPr>
@@ -13815,7 +15231,7 @@
         <w:tblStyle w:val="Table"/>
         <w:tblW w:type="pct" w:w="5000"/>
         <w:tblLook w:firstRow="1" w:lastRow="0" w:firstColumn="0" w:lastColumn="0" w:noHBand="0" w:noVBand="0" w:val="0020"/>
-        <w:jc w:val="start"/>
+        <w:jc w:val="center"/>
         <w:tblBorders>
           <w:top w:val="single" w:sz="8" w:space="0" w:color="000000"/>
           <w:left w:val="nil"/>
@@ -13835,6 +15251,8 @@
       <w:tr>
         <w:trPr>
           <w:tblHeader w:val="true"/>
+          <w:tblHeader w:val="true"/>
+          <w:cantSplit/>
         </w:trPr>
         <w:tc>
           <w:tcPr>
@@ -13869,7 +15287,7 @@
           <w:p>
             <w:pPr>
               <w:pStyle w:val="Compact"/>
-              <w:jc w:val="left"/>
+              <w:jc w:val="right"/>
             </w:pPr>
             <w:r>
               <w:t xml:space="preserve">Day 2, leave-one-run-out</w:t>
@@ -13889,7 +15307,7 @@
           <w:p>
             <w:pPr>
               <w:pStyle w:val="Compact"/>
-              <w:jc w:val="left"/>
+              <w:jc w:val="right"/>
             </w:pPr>
             <w:r>
               <w:t xml:space="preserve">Day 2, LOTO</w:t>
@@ -13909,7 +15327,7 @@
           <w:p>
             <w:pPr>
               <w:pStyle w:val="Compact"/>
-              <w:jc w:val="left"/>
+              <w:jc w:val="right"/>
             </w:pPr>
             <w:r>
               <w:t xml:space="preserve">Day 1, 12 gauges</w:t>
@@ -13929,7 +15347,7 @@
           <w:p>
             <w:pPr>
               <w:pStyle w:val="Compact"/>
-              <w:jc w:val="left"/>
+              <w:jc w:val="right"/>
             </w:pPr>
             <w:r>
               <w:t xml:space="preserve">Day 1, 4 wheel-path gauges</w:t>
@@ -13938,6 +15356,9 @@
         </w:tc>
       </w:tr>
       <w:tr>
+        <w:trPr>
+          <w:cantSplit/>
+        </w:trPr>
         <w:tc>
           <w:tcPr>
             <w:tcW w:type="dxa" w:w="2292"/>
@@ -13959,7 +15380,7 @@
           <w:p>
             <w:pPr>
               <w:pStyle w:val="Compact"/>
-              <w:jc w:val="left"/>
+              <w:jc w:val="right"/>
             </w:pPr>
             <w:r>
               <w:t xml:space="preserve">8.4 (2.9–15.3)</w:t>
@@ -13973,7 +15394,7 @@
           <w:p>
             <w:pPr>
               <w:pStyle w:val="Compact"/>
-              <w:jc w:val="left"/>
+              <w:jc w:val="right"/>
             </w:pPr>
             <w:r>
               <w:t xml:space="preserve">7.6</w:t>
@@ -13987,7 +15408,7 @@
           <w:p>
             <w:pPr>
               <w:pStyle w:val="Compact"/>
-              <w:jc w:val="left"/>
+              <w:jc w:val="right"/>
             </w:pPr>
             <w:r>
               <w:t xml:space="preserve">4.8 (1.8–7.9)</w:t>
@@ -14001,7 +15422,7 @@
           <w:p>
             <w:pPr>
               <w:pStyle w:val="Compact"/>
-              <w:jc w:val="left"/>
+              <w:jc w:val="right"/>
             </w:pPr>
             <w:r>
               <w:t xml:space="preserve">4.8 (1.8–7.9)</w:t>
@@ -14010,6 +15431,9 @@
         </w:tc>
       </w:tr>
       <w:tr>
+        <w:trPr>
+          <w:cantSplit/>
+        </w:trPr>
         <w:tc>
           <w:tcPr>
             <w:tcW w:type="dxa" w:w="2292"/>
@@ -14031,7 +15455,7 @@
           <w:p>
             <w:pPr>
               <w:pStyle w:val="Compact"/>
-              <w:jc w:val="left"/>
+              <w:jc w:val="right"/>
             </w:pPr>
             <w:r>
               <w:t xml:space="preserve">27.9 (12.9–44.5)</w:t>
@@ -14045,7 +15469,7 @@
           <w:p>
             <w:pPr>
               <w:pStyle w:val="Compact"/>
-              <w:jc w:val="left"/>
+              <w:jc w:val="right"/>
             </w:pPr>
             <w:r>
               <w:t xml:space="preserve">24.3</w:t>
@@ -14059,7 +15483,7 @@
           <w:p>
             <w:pPr>
               <w:pStyle w:val="Compact"/>
-              <w:jc w:val="left"/>
+              <w:jc w:val="right"/>
             </w:pPr>
             <w:r>
               <w:t xml:space="preserve">17.6 (11.0–23.4)</w:t>
@@ -14073,7 +15497,7 @@
           <w:p>
             <w:pPr>
               <w:pStyle w:val="Compact"/>
-              <w:jc w:val="left"/>
+              <w:jc w:val="right"/>
             </w:pPr>
             <w:r>
               <w:t xml:space="preserve">12.1</w:t>
@@ -14082,6 +15506,9 @@
         </w:tc>
       </w:tr>
       <w:tr>
+        <w:trPr>
+          <w:cantSplit/>
+        </w:trPr>
         <w:tc>
           <w:tcPr>
             <w:tcW w:type="dxa" w:w="2292"/>
@@ -14103,7 +15530,7 @@
           <w:p>
             <w:pPr>
               <w:pStyle w:val="Compact"/>
-              <w:jc w:val="left"/>
+              <w:jc w:val="right"/>
             </w:pPr>
             <w:r>
               <w:t xml:space="preserve">11.9 (6.0–18.6)</w:t>
@@ -14117,7 +15544,7 @@
           <w:p>
             <w:pPr>
               <w:pStyle w:val="Compact"/>
-              <w:jc w:val="left"/>
+              <w:jc w:val="right"/>
             </w:pPr>
             <w:r>
               <w:t xml:space="preserve">11.1</w:t>
@@ -14131,7 +15558,7 @@
           <w:p>
             <w:pPr>
               <w:pStyle w:val="Compact"/>
-              <w:jc w:val="left"/>
+              <w:jc w:val="right"/>
             </w:pPr>
             <w:r>
               <w:t xml:space="preserve">5.3 (2.5–7.8)</w:t>
@@ -14145,7 +15572,7 @@
           <w:p>
             <w:pPr>
               <w:pStyle w:val="Compact"/>
-              <w:jc w:val="left"/>
+              <w:jc w:val="right"/>
             </w:pPr>
             <w:r>
               <w:t xml:space="preserve">5.4 (3.3–7.4)</w:t>
@@ -14154,6 +15581,9 @@
         </w:tc>
       </w:tr>
       <w:tr>
+        <w:trPr>
+          <w:cantSplit/>
+        </w:trPr>
         <w:tc>
           <w:tcPr>
             <w:tcW w:type="dxa" w:w="2292"/>
@@ -14183,7 +15613,7 @@
           <w:p>
             <w:pPr>
               <w:pStyle w:val="Compact"/>
-              <w:jc w:val="left"/>
+              <w:jc w:val="right"/>
             </w:pPr>
             <w:r>
               <w:t xml:space="preserve">11.4 (6.0–18.0)</w:t>
@@ -14197,7 +15627,7 @@
           <w:p>
             <w:pPr>
               <w:pStyle w:val="Compact"/>
-              <w:jc w:val="left"/>
+              <w:jc w:val="right"/>
             </w:pPr>
             <w:r>
               <w:t xml:space="preserve">10.8</w:t>
@@ -14211,7 +15641,7 @@
           <w:p>
             <w:pPr>
               <w:pStyle w:val="Compact"/>
-              <w:jc w:val="left"/>
+              <w:jc w:val="right"/>
             </w:pPr>
             <w:r>
               <w:t xml:space="preserve">5.3 (2.5–8.0)</w:t>
@@ -14225,7 +15655,7 @@
           <w:p>
             <w:pPr>
               <w:pStyle w:val="Compact"/>
-              <w:jc w:val="left"/>
+              <w:jc w:val="right"/>
             </w:pPr>
             <w:r>
               <w:t xml:space="preserve">5.2 (3.3–7.1)</w:t>
@@ -14234,6 +15664,9 @@
         </w:tc>
       </w:tr>
       <w:tr>
+        <w:trPr>
+          <w:cantSplit/>
+        </w:trPr>
         <w:tc>
           <w:tcPr>
             <w:tcW w:type="dxa" w:w="2292"/>
@@ -14263,7 +15696,7 @@
           <w:p>
             <w:pPr>
               <w:pStyle w:val="Compact"/>
-              <w:jc w:val="left"/>
+              <w:jc w:val="right"/>
             </w:pPr>
             <w:r>
               <w:t xml:space="preserve">20.4 (12.3–28.8)</w:t>
@@ -14277,7 +15710,7 @@
           <w:p>
             <w:pPr>
               <w:pStyle w:val="Compact"/>
-              <w:jc w:val="left"/>
+              <w:jc w:val="right"/>
             </w:pPr>
             <w:r>
               <w:t xml:space="preserve">17.7</w:t>
@@ -14291,7 +15724,7 @@
           <w:p>
             <w:pPr>
               <w:pStyle w:val="Compact"/>
-              <w:jc w:val="left"/>
+              <w:jc w:val="right"/>
             </w:pPr>
             <w:r>
               <w:t xml:space="preserve">5.8 (3.5–8.1)</w:t>
@@ -14305,7 +15738,7 @@
           <w:p>
             <w:pPr>
               <w:pStyle w:val="Compact"/>
-              <w:jc w:val="left"/>
+              <w:jc w:val="right"/>
             </w:pPr>
             <w:r>
               <w:t xml:space="preserve">4.9 (3.0–6.9)</w:t>
@@ -14314,6 +15747,9 @@
         </w:tc>
       </w:tr>
       <w:tr>
+        <w:trPr>
+          <w:cantSplit/>
+        </w:trPr>
         <w:tc>
           <w:tcPr>
             <w:tcW w:type="dxa" w:w="2292"/>
@@ -14343,7 +15779,7 @@
           <w:p>
             <w:pPr>
               <w:pStyle w:val="Compact"/>
-              <w:jc w:val="left"/>
+              <w:jc w:val="right"/>
             </w:pPr>
             <w:r>
               <w:t xml:space="preserve">20.3 (12.4–28.6)</w:t>
@@ -14357,7 +15793,7 @@
           <w:p>
             <w:pPr>
               <w:pStyle w:val="Compact"/>
-              <w:jc w:val="left"/>
+              <w:jc w:val="right"/>
             </w:pPr>
             <w:r>
               <w:t xml:space="preserve">18.0</w:t>
@@ -14371,7 +15807,7 @@
           <w:p>
             <w:pPr>
               <w:pStyle w:val="Compact"/>
-              <w:jc w:val="left"/>
+              <w:jc w:val="right"/>
             </w:pPr>
             <w:r>
               <w:t xml:space="preserve">6.0 (2.9–9.3)</w:t>
@@ -14385,7 +15821,7 @@
           <w:p>
             <w:pPr>
               <w:pStyle w:val="Compact"/>
-              <w:jc w:val="left"/>
+              <w:jc w:val="right"/>
             </w:pPr>
             <w:r>
               <w:t xml:space="preserve">8.3 (3.9–13.4)</w:t>
@@ -14394,6 +15830,9 @@
         </w:tc>
       </w:tr>
       <w:tr>
+        <w:trPr>
+          <w:cantSplit/>
+        </w:trPr>
         <w:tc>
           <w:tcPr>
             <w:tcW w:type="dxa" w:w="2292"/>
@@ -14429,7 +15868,7 @@
           <w:p>
             <w:pPr>
               <w:pStyle w:val="Compact"/>
-              <w:jc w:val="left"/>
+              <w:jc w:val="right"/>
             </w:pPr>
             <w:r>
               <w:t xml:space="preserve">12.3 (6.1–20.2)</w:t>
@@ -14443,7 +15882,7 @@
           <w:p>
             <w:pPr>
               <w:pStyle w:val="Compact"/>
-              <w:jc w:val="left"/>
+              <w:jc w:val="right"/>
             </w:pPr>
             <w:r>
               <w:t xml:space="preserve">10.8</w:t>
@@ -14457,7 +15896,7 @@
           <w:p>
             <w:pPr>
               <w:pStyle w:val="Compact"/>
-              <w:jc w:val="left"/>
+              <w:jc w:val="right"/>
             </w:pPr>
             <w:r>
               <w:t xml:space="preserve">13.0 (7.1–19.0)</w:t>
@@ -14471,7 +15910,7 @@
           <w:p>
             <w:pPr>
               <w:pStyle w:val="Compact"/>
-              <w:jc w:val="left"/>
+              <w:jc w:val="right"/>
             </w:pPr>
             <w:r>
               <w:t xml:space="preserve">8.4 (4.6–12.9)</w:t>
@@ -14480,6 +15919,9 @@
         </w:tc>
       </w:tr>
       <w:tr>
+        <w:trPr>
+          <w:cantSplit/>
+        </w:trPr>
         <w:tc>
           <w:tcPr>
             <w:tcW w:type="dxa" w:w="2292"/>
@@ -14501,7 +15943,7 @@
           <w:p>
             <w:pPr>
               <w:pStyle w:val="Compact"/>
-              <w:jc w:val="left"/>
+              <w:jc w:val="right"/>
             </w:pPr>
             <w:r>
               <w:t xml:space="preserve">2.0 (1.9–2.0)</w:t>
@@ -14515,7 +15957,7 @@
           <w:p>
             <w:pPr>
               <w:pStyle w:val="Compact"/>
-              <w:jc w:val="left"/>
+              <w:jc w:val="right"/>
             </w:pPr>
             <w:r>
               <w:t xml:space="preserve">3.4</w:t>
@@ -14529,7 +15971,7 @@
           <w:p>
             <w:pPr>
               <w:pStyle w:val="Compact"/>
-              <w:jc w:val="left"/>
+              <w:jc w:val="right"/>
             </w:pPr>
             <w:r>
               <w:t xml:space="preserve">2.2 (1.1–3.5)</w:t>
@@ -14543,7 +15985,7 @@
           <w:p>
             <w:pPr>
               <w:pStyle w:val="Compact"/>
-              <w:jc w:val="left"/>
+              <w:jc w:val="right"/>
             </w:pPr>
             <w:r>
               <w:t xml:space="preserve">2.2 (1.1–3.5)</w:t>
@@ -14555,6 +15997,7 @@
     <w:p>
       <w:pPr>
         <w:pStyle w:val="BodyText"/>
+        <w:keepNext/>
       </w:pPr>
       <w:r>
         <w:rPr>
@@ -14575,7 +16018,7 @@
         <w:tblStyle w:val="Table"/>
         <w:tblW w:type="pct" w:w="5000"/>
         <w:tblLook w:firstRow="1" w:lastRow="0" w:firstColumn="0" w:lastColumn="0" w:noHBand="0" w:noVBand="0" w:val="0020"/>
-        <w:jc w:val="start"/>
+        <w:jc w:val="center"/>
         <w:tblBorders>
           <w:top w:val="single" w:sz="8" w:space="0" w:color="000000"/>
           <w:left w:val="nil"/>
@@ -14593,6 +16036,8 @@
       <w:tr>
         <w:trPr>
           <w:tblHeader w:val="true"/>
+          <w:tblHeader w:val="true"/>
+          <w:cantSplit/>
         </w:trPr>
         <w:tc>
           <w:tcPr>
@@ -14627,7 +16072,7 @@
           <w:p>
             <w:pPr>
               <w:pStyle w:val="Compact"/>
-              <w:jc w:val="left"/>
+              <w:jc w:val="right"/>
             </w:pPr>
             <w:r>
               <w:t xml:space="preserve">GLS, measured</w:t>
@@ -14655,7 +16100,7 @@
           <w:p>
             <w:pPr>
               <w:pStyle w:val="Compact"/>
-              <w:jc w:val="left"/>
+              <w:jc w:val="right"/>
             </w:pPr>
             <w:r>
               <w:t xml:space="preserve">Gauge average</w:t>
@@ -14664,6 +16109,9 @@
         </w:tc>
       </w:tr>
       <w:tr>
+        <w:trPr>
+          <w:cantSplit/>
+        </w:trPr>
         <w:tc>
           <w:tcPr>
             <w:tcW w:type="dxa" w:w="4597"/>
@@ -14685,7 +16133,7 @@
           <w:p>
             <w:pPr>
               <w:pStyle w:val="Compact"/>
-              <w:jc w:val="left"/>
+              <w:jc w:val="right"/>
             </w:pPr>
             <w:r>
               <w:t xml:space="preserve">12.7</w:t>
@@ -14699,7 +16147,7 @@
           <w:p>
             <w:pPr>
               <w:pStyle w:val="Compact"/>
-              <w:jc w:val="left"/>
+              <w:jc w:val="right"/>
             </w:pPr>
             <w:r>
               <w:t xml:space="preserve">19.8</w:t>
@@ -14708,6 +16156,9 @@
         </w:tc>
       </w:tr>
       <w:tr>
+        <w:trPr>
+          <w:cantSplit/>
+        </w:trPr>
         <w:tc>
           <w:tcPr>
             <w:tcW w:type="dxa" w:w="4597"/>
@@ -14729,7 +16180,7 @@
           <w:p>
             <w:pPr>
               <w:pStyle w:val="Compact"/>
-              <w:jc w:val="left"/>
+              <w:jc w:val="right"/>
             </w:pPr>
             <w:r>
               <w:t xml:space="preserve">21.0</w:t>
@@ -14743,7 +16194,7 @@
           <w:p>
             <w:pPr>
               <w:pStyle w:val="Compact"/>
-              <w:jc w:val="left"/>
+              <w:jc w:val="right"/>
             </w:pPr>
             <w:r>
               <w:t xml:space="preserve">14.6</w:t>
@@ -14752,6 +16203,9 @@
         </w:tc>
       </w:tr>
       <w:tr>
+        <w:trPr>
+          <w:cantSplit/>
+        </w:trPr>
         <w:tc>
           <w:tcPr>
             <w:tcW w:type="dxa" w:w="4597"/>
@@ -14773,7 +16227,7 @@
           <w:p>
             <w:pPr>
               <w:pStyle w:val="Compact"/>
-              <w:jc w:val="left"/>
+              <w:jc w:val="right"/>
             </w:pPr>
             <w:r>
               <w:t xml:space="preserve">20.4</w:t>
@@ -14787,7 +16241,7 @@
           <w:p>
             <w:pPr>
               <w:pStyle w:val="Compact"/>
-              <w:jc w:val="left"/>
+              <w:jc w:val="right"/>
             </w:pPr>
             <w:r>
               <w:t xml:space="preserve">11.9</w:t>
@@ -14796,8 +16250,8 @@
         </w:tc>
       </w:tr>
     </w:tbl>
-    <w:bookmarkEnd w:id="26"/>
-    <w:bookmarkStart w:id="27" w:name="s8.-cầu-mây-bridge"/>
+    <w:bookmarkEnd w:id="65"/>
+    <w:bookmarkStart w:id="72" w:name="s8.-cầu-mây-bridge"/>
     <w:p>
       <w:pPr>
         <w:pStyle w:val="Heading2"/>
@@ -15010,6 +16464,172 @@
     </w:p>
     <w:p>
       <w:pPr>
+        <w:pStyle w:val="Figure"/>
+      </w:pPr>
+      <w:r>
+        <w:drawing>
+          <wp:inline>
+            <wp:extent cx="5039999" cy="2677499"/>
+            <wp:effectExtent b="0" l="0" r="0" t="0"/>
+            <wp:docPr descr="" title="" id="67" name="Picture"/>
+            <a:graphic>
+              <a:graphicData uri="http://schemas.openxmlformats.org/drawingml/2006/picture">
+                <pic:pic>
+                  <pic:nvPicPr>
+                    <pic:cNvPr descr="/home/user/SHM-Paper1-1D/manuscript/ase/figures/supplementary/FigS14_caumay_freq_vs_kappa.png" id="68" name="Picture"/>
+                    <pic:cNvPicPr>
+                      <a:picLocks noChangeArrowheads="1" noChangeAspect="1"/>
+                    </pic:cNvPicPr>
+                  </pic:nvPicPr>
+                  <pic:blipFill>
+                    <a:blip r:embed="rId66"/>
+                    <a:stretch>
+                      <a:fillRect/>
+                    </a:stretch>
+                  </pic:blipFill>
+                  <pic:spPr bwMode="auto">
+                    <a:xfrm>
+                      <a:off x="0" y="0"/>
+                      <a:ext cx="5039999" cy="2677499"/>
+                    </a:xfrm>
+                    <a:prstGeom prst="rect">
+                      <a:avLst/>
+                    </a:prstGeom>
+                    <a:noFill/>
+                    <a:ln w="9525">
+                      <a:noFill/>
+                      <a:headEnd/>
+                      <a:tailEnd/>
+                    </a:ln>
+                  </pic:spPr>
+                </pic:pic>
+              </a:graphicData>
+            </a:graphic>
+          </wp:inline>
+        </w:drawing>
+      </w:r>
+    </w:p>
+    <w:p>
+      <w:pPr>
+        <w:pStyle w:val="Captionjustified"/>
+      </w:pPr>
+      <w:r>
+        <w:rPr>
+          <w:bCs/>
+          <w:b/>
+        </w:rPr>
+        <w:t xml:space="preserve">Figure S14.</w:t>
+      </w:r>
+      <w:r>
+        <w:t xml:space="preserve"> </w:t>
+      </w:r>
+      <w:r>
+        <w:t xml:space="preserve">Cầu Mây: first, second and third vertical frequencies against the scaled pier stiffness</w:t>
+      </w:r>
+      <w:r>
+        <w:t xml:space="preserve"> </w:t>
+      </w:r>
+      <m:oMath>
+        <m:r>
+          <m:t>κ</m:t>
+        </m:r>
+      </m:oMath>
+      <w:r>
+        <w:t xml:space="preserve">, for low, base and high mass, with the measured band.</w:t>
+      </w:r>
+    </w:p>
+    <w:p>
+      <w:pPr>
+        <w:pStyle w:val="Figure"/>
+      </w:pPr>
+      <w:r>
+        <w:drawing>
+          <wp:inline>
+            <wp:extent cx="5039999" cy="3557647"/>
+            <wp:effectExtent b="0" l="0" r="0" t="0"/>
+            <wp:docPr descr="" title="" id="70" name="Picture"/>
+            <a:graphic>
+              <a:graphicData uri="http://schemas.openxmlformats.org/drawingml/2006/picture">
+                <pic:pic>
+                  <pic:nvPicPr>
+                    <pic:cNvPr descr="/home/user/SHM-Paper1-1D/manuscript/ase/figures/supplementary/FigS15_caumay_alpha_k_map.png" id="71" name="Picture"/>
+                    <pic:cNvPicPr>
+                      <a:picLocks noChangeArrowheads="1" noChangeAspect="1"/>
+                    </pic:cNvPicPr>
+                  </pic:nvPicPr>
+                  <pic:blipFill>
+                    <a:blip r:embed="rId69"/>
+                    <a:stretch>
+                      <a:fillRect/>
+                    </a:stretch>
+                  </pic:blipFill>
+                  <pic:spPr bwMode="auto">
+                    <a:xfrm>
+                      <a:off x="0" y="0"/>
+                      <a:ext cx="5039999" cy="3557647"/>
+                    </a:xfrm>
+                    <a:prstGeom prst="rect">
+                      <a:avLst/>
+                    </a:prstGeom>
+                    <a:noFill/>
+                    <a:ln w="9525">
+                      <a:noFill/>
+                      <a:headEnd/>
+                      <a:tailEnd/>
+                    </a:ln>
+                  </pic:spPr>
+                </pic:pic>
+              </a:graphicData>
+            </a:graphic>
+          </wp:inline>
+        </w:drawing>
+      </w:r>
+    </w:p>
+    <w:p>
+      <w:pPr>
+        <w:pStyle w:val="Captionjustified"/>
+      </w:pPr>
+      <w:r>
+        <w:rPr>
+          <w:bCs/>
+          <w:b/>
+        </w:rPr>
+        <w:t xml:space="preserve">Figure S15.</w:t>
+      </w:r>
+      <w:r>
+        <w:t xml:space="preserve"> </w:t>
+      </w:r>
+      <w:r>
+        <w:t xml:space="preserve">Cầu Mây: static misfit over the rigidity factor</w:t>
+      </w:r>
+      <w:r>
+        <w:t xml:space="preserve"> </w:t>
+      </w:r>
+      <m:oMath>
+        <m:r>
+          <m:t>α</m:t>
+        </m:r>
+      </m:oMath>
+      <w:r>
+        <w:t xml:space="preserve"> </w:t>
+      </w:r>
+      <w:r>
+        <w:t xml:space="preserve">and the pier stiffness</w:t>
+      </w:r>
+      <w:r>
+        <w:t xml:space="preserve"> </w:t>
+      </w:r>
+      <m:oMath>
+        <m:r>
+          <m:t>k</m:t>
+        </m:r>
+      </m:oMath>
+      <w:r>
+        <w:t xml:space="preserve">, with contours of the third vertical frequency equal to the measured values.</w:t>
+      </w:r>
+    </w:p>
+    <w:p>
+      <w:pPr>
         <w:pStyle w:val="BodyText"/>
       </w:pPr>
       <w:r>
@@ -15074,6 +16694,7 @@
     <w:p>
       <w:pPr>
         <w:pStyle w:val="BodyText"/>
+        <w:keepNext/>
       </w:pPr>
       <w:r>
         <w:rPr>
@@ -15108,7 +16729,7 @@
         <w:tblStyle w:val="Table"/>
         <w:tblW w:type="pct" w:w="5000"/>
         <w:tblLook w:firstRow="1" w:lastRow="0" w:firstColumn="0" w:lastColumn="0" w:noHBand="0" w:noVBand="0" w:val="0020"/>
-        <w:jc w:val="start"/>
+        <w:jc w:val="center"/>
         <w:tblBorders>
           <w:top w:val="single" w:sz="8" w:space="0" w:color="000000"/>
           <w:left w:val="nil"/>
@@ -15129,6 +16750,8 @@
       <w:tr>
         <w:trPr>
           <w:tblHeader w:val="true"/>
+          <w:tblHeader w:val="true"/>
+          <w:cantSplit/>
         </w:trPr>
         <w:tc>
           <w:tcPr>
@@ -15191,7 +16814,7 @@
           <w:p>
             <w:pPr>
               <w:pStyle w:val="Compact"/>
-              <w:jc w:val="left"/>
+              <w:jc w:val="right"/>
             </w:pPr>
             <m:oMath>
               <m:r>
@@ -15213,7 +16836,7 @@
           <w:p>
             <w:pPr>
               <w:pStyle w:val="Compact"/>
-              <w:jc w:val="left"/>
+              <w:jc w:val="right"/>
             </w:pPr>
             <w:r>
               <w:t xml:space="preserve">N8 indicator,</w:t>
@@ -15271,7 +16894,7 @@
           <w:p>
             <w:pPr>
               <w:pStyle w:val="Compact"/>
-              <w:jc w:val="left"/>
+              <w:jc w:val="right"/>
             </w:pPr>
             <w:r>
               <w:t xml:space="preserve">N8 indicator, design</w:t>
@@ -15326,7 +16949,7 @@
           <w:p>
             <w:pPr>
               <w:pStyle w:val="Compact"/>
-              <w:jc w:val="left"/>
+              <w:jc w:val="right"/>
             </w:pPr>
             <m:oMath>
               <m:sSub>
@@ -15352,6 +16975,9 @@
         </w:tc>
       </w:tr>
       <w:tr>
+        <w:trPr>
+          <w:cantSplit/>
+        </w:trPr>
         <w:tc>
           <w:tcPr>
             <w:tcW w:type="dxa" w:w="2038"/>
@@ -15395,7 +17021,7 @@
           <w:p>
             <w:pPr>
               <w:pStyle w:val="Compact"/>
-              <w:jc w:val="left"/>
+              <w:jc w:val="right"/>
             </w:pPr>
             <w:r>
               <w:t xml:space="preserve">0.64–0.80</w:t>
@@ -15409,7 +17035,7 @@
           <w:p>
             <w:pPr>
               <w:pStyle w:val="Compact"/>
-              <w:jc w:val="left"/>
+              <w:jc w:val="right"/>
             </w:pPr>
             <w:r>
               <w:t xml:space="preserve">–</w:t>
@@ -15423,7 +17049,7 @@
           <w:p>
             <w:pPr>
               <w:pStyle w:val="Compact"/>
-              <w:jc w:val="left"/>
+              <w:jc w:val="right"/>
             </w:pPr>
             <w:r>
               <w:t xml:space="preserve">–</w:t>
@@ -15437,7 +17063,7 @@
           <w:p>
             <w:pPr>
               <w:pStyle w:val="Compact"/>
-              <w:jc w:val="left"/>
+              <w:jc w:val="right"/>
             </w:pPr>
             <w:r>
               <w:t xml:space="preserve">–</w:t>
@@ -15446,6 +17072,9 @@
         </w:tc>
       </w:tr>
       <w:tr>
+        <w:trPr>
+          <w:cantSplit/>
+        </w:trPr>
         <w:tc>
           <w:tcPr>
             <w:tcW w:type="dxa" w:w="2038"/>
@@ -15489,7 +17118,7 @@
           <w:p>
             <w:pPr>
               <w:pStyle w:val="Compact"/>
-              <w:jc w:val="left"/>
+              <w:jc w:val="right"/>
             </w:pPr>
             <w:r>
               <w:t xml:space="preserve">0.54–0.98</w:t>
@@ -15503,7 +17132,7 @@
           <w:p>
             <w:pPr>
               <w:pStyle w:val="Compact"/>
-              <w:jc w:val="left"/>
+              <w:jc w:val="right"/>
             </w:pPr>
             <w:r>
               <w:t xml:space="preserve">–</w:t>
@@ -15517,7 +17146,7 @@
           <w:p>
             <w:pPr>
               <w:pStyle w:val="Compact"/>
-              <w:jc w:val="left"/>
+              <w:jc w:val="right"/>
             </w:pPr>
             <w:r>
               <w:t xml:space="preserve">–</w:t>
@@ -15531,7 +17160,7 @@
           <w:p>
             <w:pPr>
               <w:pStyle w:val="Compact"/>
-              <w:jc w:val="left"/>
+              <w:jc w:val="right"/>
             </w:pPr>
             <w:r>
               <w:t xml:space="preserve">–</w:t>
@@ -15540,6 +17169,9 @@
         </w:tc>
       </w:tr>
       <w:tr>
+        <w:trPr>
+          <w:cantSplit/>
+        </w:trPr>
         <w:tc>
           <w:tcPr>
             <w:tcW w:type="dxa" w:w="2038"/>
@@ -15583,7 +17215,7 @@
           <w:p>
             <w:pPr>
               <w:pStyle w:val="Compact"/>
-              <w:jc w:val="left"/>
+              <w:jc w:val="right"/>
             </w:pPr>
             <w:r>
               <w:t xml:space="preserve">0.51–1.15</w:t>
@@ -15597,7 +17229,7 @@
           <w:p>
             <w:pPr>
               <w:pStyle w:val="Compact"/>
-              <w:jc w:val="left"/>
+              <w:jc w:val="right"/>
             </w:pPr>
             <w:r>
               <w:t xml:space="preserve">0.14–0.42</w:t>
@@ -15611,7 +17243,7 @@
           <w:p>
             <w:pPr>
               <w:pStyle w:val="Compact"/>
-              <w:jc w:val="left"/>
+              <w:jc w:val="right"/>
             </w:pPr>
             <w:r>
               <w:t xml:space="preserve">0.12–0.82</w:t>
@@ -15625,7 +17257,7 @@
           <w:p>
             <w:pPr>
               <w:pStyle w:val="Compact"/>
-              <w:jc w:val="left"/>
+              <w:jc w:val="right"/>
             </w:pPr>
             <w:r>
               <w:t xml:space="preserve">3.0 × 10⁻⁵–2.0 × 10⁻⁴</w:t>
@@ -15634,6 +17266,9 @@
         </w:tc>
       </w:tr>
       <w:tr>
+        <w:trPr>
+          <w:cantSplit/>
+        </w:trPr>
         <w:tc>
           <w:tcPr>
             <w:tcW w:type="dxa" w:w="2038"/>
@@ -15691,7 +17326,7 @@
           <w:p>
             <w:pPr>
               <w:pStyle w:val="Compact"/>
-              <w:jc w:val="left"/>
+              <w:jc w:val="right"/>
             </w:pPr>
             <w:r>
               <w:t xml:space="preserve">–</w:t>
@@ -15705,7 +17340,7 @@
           <w:p>
             <w:pPr>
               <w:pStyle w:val="Compact"/>
-              <w:jc w:val="left"/>
+              <w:jc w:val="right"/>
             </w:pPr>
             <w:r>
               <w:t xml:space="preserve">0.14–0.27</w:t>
@@ -15719,7 +17354,7 @@
           <w:p>
             <w:pPr>
               <w:pStyle w:val="Compact"/>
-              <w:jc w:val="left"/>
+              <w:jc w:val="right"/>
             </w:pPr>
             <w:r>
               <w:t xml:space="preserve">0.12–0.30</w:t>
@@ -15733,7 +17368,7 @@
           <w:p>
             <w:pPr>
               <w:pStyle w:val="Compact"/>
-              <w:jc w:val="left"/>
+              <w:jc w:val="right"/>
             </w:pPr>
             <w:r>
               <w:t xml:space="preserve">–</w:t>
@@ -15745,6 +17380,7 @@
     <w:p>
       <w:pPr>
         <w:pStyle w:val="BodyText"/>
+        <w:keepNext/>
       </w:pPr>
       <w:r>
         <w:rPr>
@@ -15765,7 +17401,7 @@
         <w:tblStyle w:val="Table"/>
         <w:tblW w:type="auto" w:w="0"/>
         <w:tblLook w:firstRow="1" w:lastRow="0" w:firstColumn="0" w:lastColumn="0" w:noHBand="0" w:noVBand="0" w:val="0020"/>
-        <w:jc w:val="start"/>
+        <w:jc w:val="center"/>
         <w:tblBorders>
           <w:top w:val="single" w:sz="8" w:space="0" w:color="000000"/>
           <w:left w:val="nil"/>
@@ -15784,6 +17420,8 @@
       <w:tr>
         <w:trPr>
           <w:tblHeader w:val="true"/>
+          <w:tblHeader w:val="true"/>
+          <w:cantSplit/>
         </w:trPr>
         <w:tc>
           <w:tcPr>
@@ -15838,7 +17476,7 @@
           <w:p>
             <w:pPr>
               <w:pStyle w:val="Compact"/>
-              <w:jc w:val="left"/>
+              <w:jc w:val="right"/>
             </w:pPr>
             <w:r>
               <w:t xml:space="preserve">Central</w:t>
@@ -15858,7 +17496,7 @@
           <w:p>
             <w:pPr>
               <w:pStyle w:val="Compact"/>
-              <w:jc w:val="left"/>
+              <w:jc w:val="right"/>
             </w:pPr>
             <w:r>
               <w:t xml:space="preserve">Eccentric</w:t>
@@ -15867,6 +17505,9 @@
         </w:tc>
       </w:tr>
       <w:tr>
+        <w:trPr>
+          <w:cantSplit/>
+        </w:trPr>
         <w:tc>
           <w:tcPr>
             <w:tcW w:type="dxa" w:w="3146"/>
@@ -15902,7 +17543,7 @@
           <w:p>
             <w:pPr>
               <w:pStyle w:val="Compact"/>
-              <w:jc w:val="left"/>
+              <w:jc w:val="right"/>
             </w:pPr>
             <w:r>
               <w:t xml:space="preserve">5.32</w:t>
@@ -15916,7 +17557,7 @@
           <w:p>
             <w:pPr>
               <w:pStyle w:val="Compact"/>
-              <w:jc w:val="left"/>
+              <w:jc w:val="right"/>
             </w:pPr>
             <w:r>
               <w:t xml:space="preserve">5.91</w:t>
@@ -15925,6 +17566,9 @@
         </w:tc>
       </w:tr>
       <w:tr>
+        <w:trPr>
+          <w:cantSplit/>
+        </w:trPr>
         <w:tc>
           <w:tcPr>
             <w:tcW w:type="dxa" w:w="3146"/>
@@ -15960,7 +17604,7 @@
           <w:p>
             <w:pPr>
               <w:pStyle w:val="Compact"/>
-              <w:jc w:val="left"/>
+              <w:jc w:val="right"/>
             </w:pPr>
             <w:r>
               <w:t xml:space="preserve">5.56</w:t>
@@ -15974,7 +17618,7 @@
           <w:p>
             <w:pPr>
               <w:pStyle w:val="Compact"/>
-              <w:jc w:val="left"/>
+              <w:jc w:val="right"/>
             </w:pPr>
             <w:r>
               <w:t xml:space="preserve">5.55</w:t>
@@ -15983,6 +17627,9 @@
         </w:tc>
       </w:tr>
       <w:tr>
+        <w:trPr>
+          <w:cantSplit/>
+        </w:trPr>
         <w:tc>
           <w:tcPr>
             <w:tcW w:type="dxa" w:w="3146"/>
@@ -16018,7 +17665,7 @@
           <w:p>
             <w:pPr>
               <w:pStyle w:val="Compact"/>
-              <w:jc w:val="left"/>
+              <w:jc w:val="right"/>
             </w:pPr>
             <w:r>
               <w:t xml:space="preserve">5.76</w:t>
@@ -16032,7 +17679,7 @@
           <w:p>
             <w:pPr>
               <w:pStyle w:val="Compact"/>
-              <w:jc w:val="left"/>
+              <w:jc w:val="right"/>
             </w:pPr>
             <w:r>
               <w:t xml:space="preserve">5.22</w:t>
@@ -16041,6 +17688,9 @@
         </w:tc>
       </w:tr>
       <w:tr>
+        <w:trPr>
+          <w:cantSplit/>
+        </w:trPr>
         <w:tc>
           <w:tcPr>
             <w:tcW w:type="dxa" w:w="3146"/>
@@ -16076,7 +17726,7 @@
           <w:p>
             <w:pPr>
               <w:pStyle w:val="Compact"/>
-              <w:jc w:val="left"/>
+              <w:jc w:val="right"/>
             </w:pPr>
             <w:r>
               <w:t xml:space="preserve">14.68</w:t>
@@ -16090,7 +17740,7 @@
           <w:p>
             <w:pPr>
               <w:pStyle w:val="Compact"/>
-              <w:jc w:val="left"/>
+              <w:jc w:val="right"/>
             </w:pPr>
             <w:r>
               <w:t xml:space="preserve">14.62</w:t>
@@ -16099,6 +17749,9 @@
         </w:tc>
       </w:tr>
       <w:tr>
+        <w:trPr>
+          <w:cantSplit/>
+        </w:trPr>
         <w:tc>
           <w:tcPr>
             <w:tcW w:type="dxa" w:w="3146"/>
@@ -16134,7 +17787,7 @@
           <w:p>
             <w:pPr>
               <w:pStyle w:val="Compact"/>
-              <w:jc w:val="left"/>
+              <w:jc w:val="right"/>
             </w:pPr>
             <w:r>
               <w:t xml:space="preserve">15.24</w:t>
@@ -16148,7 +17801,7 @@
           <w:p>
             <w:pPr>
               <w:pStyle w:val="Compact"/>
-              <w:jc w:val="left"/>
+              <w:jc w:val="right"/>
             </w:pPr>
             <w:r>
               <w:t xml:space="preserve">15.51</w:t>
@@ -16157,6 +17810,9 @@
         </w:tc>
       </w:tr>
       <w:tr>
+        <w:trPr>
+          <w:cantSplit/>
+        </w:trPr>
         <w:tc>
           <w:tcPr>
             <w:tcW w:type="dxa" w:w="3146"/>
@@ -16192,7 +17848,7 @@
           <w:p>
             <w:pPr>
               <w:pStyle w:val="Compact"/>
-              <w:jc w:val="left"/>
+              <w:jc w:val="right"/>
             </w:pPr>
             <w:r>
               <w:t xml:space="preserve">15.83</w:t>
@@ -16206,7 +17862,7 @@
           <w:p>
             <w:pPr>
               <w:pStyle w:val="Compact"/>
-              <w:jc w:val="left"/>
+              <w:jc w:val="right"/>
             </w:pPr>
             <w:r>
               <w:t xml:space="preserve">16.67</w:t>
@@ -16218,6 +17874,7 @@
     <w:p>
       <w:pPr>
         <w:pStyle w:val="BodyText"/>
+        <w:keepNext/>
       </w:pPr>
       <w:r>
         <w:rPr>
@@ -16238,7 +17895,7 @@
         <w:tblStyle w:val="Table"/>
         <w:tblW w:type="pct" w:w="5000"/>
         <w:tblLook w:firstRow="1" w:lastRow="0" w:firstColumn="0" w:lastColumn="0" w:noHBand="0" w:noVBand="0" w:val="0020"/>
-        <w:jc w:val="start"/>
+        <w:jc w:val="center"/>
         <w:tblBorders>
           <w:top w:val="single" w:sz="8" w:space="0" w:color="000000"/>
           <w:left w:val="nil"/>
@@ -16258,6 +17915,8 @@
       <w:tr>
         <w:trPr>
           <w:tblHeader w:val="true"/>
+          <w:tblHeader w:val="true"/>
+          <w:cantSplit/>
         </w:trPr>
         <w:tc>
           <w:tcPr>
@@ -16272,7 +17931,7 @@
           <w:p>
             <w:pPr>
               <w:pStyle w:val="Compact"/>
-              <w:jc w:val="left"/>
+              <w:jc w:val="right"/>
             </w:pPr>
             <w:r>
               <w:t xml:space="preserve">Truck</w:t>
@@ -16292,7 +17951,7 @@
           <w:p>
             <w:pPr>
               <w:pStyle w:val="Compact"/>
-              <w:jc w:val="left"/>
+              <w:jc w:val="right"/>
             </w:pPr>
             <w:r>
               <w:t xml:space="preserve">Gross weight (t)</w:t>
@@ -16312,7 +17971,7 @@
           <w:p>
             <w:pPr>
               <w:pStyle w:val="Compact"/>
-              <w:jc w:val="left"/>
+              <w:jc w:val="right"/>
             </w:pPr>
             <w:r>
               <w:t xml:space="preserve">Front axle spacing (m)</w:t>
@@ -16332,7 +17991,7 @@
           <w:p>
             <w:pPr>
               <w:pStyle w:val="Compact"/>
-              <w:jc w:val="left"/>
+              <w:jc w:val="right"/>
             </w:pPr>
             <w:r>
               <w:t xml:space="preserve">Rear axle spacing (m)</w:t>
@@ -16352,7 +18011,7 @@
           <w:p>
             <w:pPr>
               <w:pStyle w:val="Compact"/>
-              <w:jc w:val="left"/>
+              <w:jc w:val="right"/>
             </w:pPr>
             <w:r>
               <w:t xml:space="preserve">Track (m)</w:t>
@@ -16361,6 +18020,9 @@
         </w:tc>
       </w:tr>
       <w:tr>
+        <w:trPr>
+          <w:cantSplit/>
+        </w:trPr>
         <w:tc>
           <w:tcPr>
             <w:tcW w:type="dxa" w:w="1218"/>
@@ -16368,7 +18030,7 @@
           <w:p>
             <w:pPr>
               <w:pStyle w:val="Compact"/>
-              <w:jc w:val="left"/>
+              <w:jc w:val="right"/>
             </w:pPr>
             <w:r>
               <w:t xml:space="preserve">1</w:t>
@@ -16382,7 +18044,7 @@
           <w:p>
             <w:pPr>
               <w:pStyle w:val="Compact"/>
-              <w:jc w:val="left"/>
+              <w:jc w:val="right"/>
             </w:pPr>
             <w:r>
               <w:t xml:space="preserve">24.7</w:t>
@@ -16396,7 +18058,7 @@
           <w:p>
             <w:pPr>
               <w:pStyle w:val="Compact"/>
-              <w:jc w:val="left"/>
+              <w:jc w:val="right"/>
             </w:pPr>
             <w:r>
               <w:t xml:space="preserve">3.45</w:t>
@@ -16410,7 +18072,7 @@
           <w:p>
             <w:pPr>
               <w:pStyle w:val="Compact"/>
-              <w:jc w:val="left"/>
+              <w:jc w:val="right"/>
             </w:pPr>
             <w:r>
               <w:t xml:space="preserve">1.35</w:t>
@@ -16424,7 +18086,7 @@
           <w:p>
             <w:pPr>
               <w:pStyle w:val="Compact"/>
-              <w:jc w:val="left"/>
+              <w:jc w:val="right"/>
             </w:pPr>
             <w:r>
               <w:t xml:space="preserve">1.9</w:t>
@@ -16433,6 +18095,9 @@
         </w:tc>
       </w:tr>
       <w:tr>
+        <w:trPr>
+          <w:cantSplit/>
+        </w:trPr>
         <w:tc>
           <w:tcPr>
             <w:tcW w:type="dxa" w:w="1218"/>
@@ -16440,7 +18105,7 @@
           <w:p>
             <w:pPr>
               <w:pStyle w:val="Compact"/>
-              <w:jc w:val="left"/>
+              <w:jc w:val="right"/>
             </w:pPr>
             <w:r>
               <w:t xml:space="preserve">2</w:t>
@@ -16454,7 +18119,7 @@
           <w:p>
             <w:pPr>
               <w:pStyle w:val="Compact"/>
-              <w:jc w:val="left"/>
+              <w:jc w:val="right"/>
             </w:pPr>
             <w:r>
               <w:t xml:space="preserve">25</w:t>
@@ -16468,7 +18133,7 @@
           <w:p>
             <w:pPr>
               <w:pStyle w:val="Compact"/>
-              <w:jc w:val="left"/>
+              <w:jc w:val="right"/>
             </w:pPr>
             <w:r>
               <w:t xml:space="preserve">3.65</w:t>
@@ -16482,7 +18147,7 @@
           <w:p>
             <w:pPr>
               <w:pStyle w:val="Compact"/>
-              <w:jc w:val="left"/>
+              <w:jc w:val="right"/>
             </w:pPr>
             <w:r>
               <w:t xml:space="preserve">1.45</w:t>
@@ -16496,7 +18161,7 @@
           <w:p>
             <w:pPr>
               <w:pStyle w:val="Compact"/>
-              <w:jc w:val="left"/>
+              <w:jc w:val="right"/>
             </w:pPr>
             <w:r>
               <w:t xml:space="preserve">1.85</w:t>
@@ -16505,6 +18170,9 @@
         </w:tc>
       </w:tr>
       <w:tr>
+        <w:trPr>
+          <w:cantSplit/>
+        </w:trPr>
         <w:tc>
           <w:tcPr>
             <w:tcW w:type="dxa" w:w="1218"/>
@@ -16512,7 +18180,7 @@
           <w:p>
             <w:pPr>
               <w:pStyle w:val="Compact"/>
-              <w:jc w:val="left"/>
+              <w:jc w:val="right"/>
             </w:pPr>
             <w:r>
               <w:t xml:space="preserve">3</w:t>
@@ -16526,7 +18194,7 @@
           <w:p>
             <w:pPr>
               <w:pStyle w:val="Compact"/>
-              <w:jc w:val="left"/>
+              <w:jc w:val="right"/>
             </w:pPr>
             <w:r>
               <w:t xml:space="preserve">25.66</w:t>
@@ -16540,7 +18208,7 @@
           <w:p>
             <w:pPr>
               <w:pStyle w:val="Compact"/>
-              <w:jc w:val="left"/>
+              <w:jc w:val="right"/>
             </w:pPr>
             <w:r>
               <w:t xml:space="preserve">3.45</w:t>
@@ -16554,7 +18222,7 @@
           <w:p>
             <w:pPr>
               <w:pStyle w:val="Compact"/>
-              <w:jc w:val="left"/>
+              <w:jc w:val="right"/>
             </w:pPr>
             <w:r>
               <w:t xml:space="preserve">1.35</w:t>
@@ -16568,7 +18236,7 @@
           <w:p>
             <w:pPr>
               <w:pStyle w:val="Compact"/>
-              <w:jc w:val="left"/>
+              <w:jc w:val="right"/>
             </w:pPr>
             <w:r>
               <w:t xml:space="preserve">1.85</w:t>
@@ -16577,6 +18245,9 @@
         </w:tc>
       </w:tr>
       <w:tr>
+        <w:trPr>
+          <w:cantSplit/>
+        </w:trPr>
         <w:tc>
           <w:tcPr>
             <w:tcW w:type="dxa" w:w="1218"/>
@@ -16584,7 +18255,7 @@
           <w:p>
             <w:pPr>
               <w:pStyle w:val="Compact"/>
-              <w:jc w:val="left"/>
+              <w:jc w:val="right"/>
             </w:pPr>
             <w:r>
               <w:t xml:space="preserve">4</w:t>
@@ -16598,7 +18269,7 @@
           <w:p>
             <w:pPr>
               <w:pStyle w:val="Compact"/>
-              <w:jc w:val="left"/>
+              <w:jc w:val="right"/>
             </w:pPr>
             <w:r>
               <w:t xml:space="preserve">25.06</w:t>
@@ -16612,7 +18283,7 @@
           <w:p>
             <w:pPr>
               <w:pStyle w:val="Compact"/>
-              <w:jc w:val="left"/>
+              <w:jc w:val="right"/>
             </w:pPr>
             <w:r>
               <w:t xml:space="preserve">3.85</w:t>
@@ -16626,7 +18297,7 @@
           <w:p>
             <w:pPr>
               <w:pStyle w:val="Compact"/>
-              <w:jc w:val="left"/>
+              <w:jc w:val="right"/>
             </w:pPr>
             <w:r>
               <w:t xml:space="preserve">1.35</w:t>
@@ -16640,7 +18311,7 @@
           <w:p>
             <w:pPr>
               <w:pStyle w:val="Compact"/>
-              <w:jc w:val="left"/>
+              <w:jc w:val="right"/>
             </w:pPr>
             <w:r>
               <w:t xml:space="preserve">1.85</w:t>
@@ -16649,6 +18320,9 @@
         </w:tc>
       </w:tr>
       <w:tr>
+        <w:trPr>
+          <w:cantSplit/>
+        </w:trPr>
         <w:tc>
           <w:tcPr>
             <w:tcW w:type="dxa" w:w="1218"/>
@@ -16656,7 +18330,7 @@
           <w:p>
             <w:pPr>
               <w:pStyle w:val="Compact"/>
-              <w:jc w:val="left"/>
+              <w:jc w:val="right"/>
             </w:pPr>
             <w:r>
               <w:t xml:space="preserve">5</w:t>
@@ -16670,7 +18344,7 @@
           <w:p>
             <w:pPr>
               <w:pStyle w:val="Compact"/>
-              <w:jc w:val="left"/>
+              <w:jc w:val="right"/>
             </w:pPr>
             <w:r>
               <w:t xml:space="preserve">25.05</w:t>
@@ -16684,7 +18358,7 @@
           <w:p>
             <w:pPr>
               <w:pStyle w:val="Compact"/>
-              <w:jc w:val="left"/>
+              <w:jc w:val="right"/>
             </w:pPr>
             <w:r>
               <w:t xml:space="preserve">3.45</w:t>
@@ -16698,7 +18372,7 @@
           <w:p>
             <w:pPr>
               <w:pStyle w:val="Compact"/>
-              <w:jc w:val="left"/>
+              <w:jc w:val="right"/>
             </w:pPr>
             <w:r>
               <w:t xml:space="preserve">1.35</w:t>
@@ -16712,7 +18386,7 @@
           <w:p>
             <w:pPr>
               <w:pStyle w:val="Compact"/>
-              <w:jc w:val="left"/>
+              <w:jc w:val="right"/>
             </w:pPr>
             <w:r>
               <w:t xml:space="preserve">1.85</w:t>
@@ -16721,6 +18395,9 @@
         </w:tc>
       </w:tr>
       <w:tr>
+        <w:trPr>
+          <w:cantSplit/>
+        </w:trPr>
         <w:tc>
           <w:tcPr>
             <w:tcW w:type="dxa" w:w="1218"/>
@@ -16728,7 +18405,7 @@
           <w:p>
             <w:pPr>
               <w:pStyle w:val="Compact"/>
-              <w:jc w:val="left"/>
+              <w:jc w:val="right"/>
             </w:pPr>
             <w:r>
               <w:t xml:space="preserve">6</w:t>
@@ -16742,7 +18419,7 @@
           <w:p>
             <w:pPr>
               <w:pStyle w:val="Compact"/>
-              <w:jc w:val="left"/>
+              <w:jc w:val="right"/>
             </w:pPr>
             <w:r>
               <w:t xml:space="preserve">25.3</w:t>
@@ -16756,7 +18433,7 @@
           <w:p>
             <w:pPr>
               <w:pStyle w:val="Compact"/>
-              <w:jc w:val="left"/>
+              <w:jc w:val="right"/>
             </w:pPr>
             <w:r>
               <w:t xml:space="preserve">3.65</w:t>
@@ -16770,7 +18447,7 @@
           <w:p>
             <w:pPr>
               <w:pStyle w:val="Compact"/>
-              <w:jc w:val="left"/>
+              <w:jc w:val="right"/>
             </w:pPr>
             <w:r>
               <w:t xml:space="preserve">1.45</w:t>
@@ -16784,7 +18461,7 @@
           <w:p>
             <w:pPr>
               <w:pStyle w:val="Compact"/>
-              <w:jc w:val="left"/>
+              <w:jc w:val="right"/>
             </w:pPr>
             <w:r>
               <w:t xml:space="preserve">1.85</w:t>
@@ -16793,6 +18470,9 @@
         </w:tc>
       </w:tr>
       <w:tr>
+        <w:trPr>
+          <w:cantSplit/>
+        </w:trPr>
         <w:tc>
           <w:tcPr>
             <w:tcW w:type="dxa" w:w="1218"/>
@@ -16800,7 +18480,7 @@
           <w:p>
             <w:pPr>
               <w:pStyle w:val="Compact"/>
-              <w:jc w:val="left"/>
+              <w:jc w:val="right"/>
             </w:pPr>
             <w:r>
               <w:t xml:space="preserve">7</w:t>
@@ -16814,7 +18494,7 @@
           <w:p>
             <w:pPr>
               <w:pStyle w:val="Compact"/>
-              <w:jc w:val="left"/>
+              <w:jc w:val="right"/>
             </w:pPr>
             <w:r>
               <w:t xml:space="preserve">25.1</w:t>
@@ -16828,7 +18508,7 @@
           <w:p>
             <w:pPr>
               <w:pStyle w:val="Compact"/>
-              <w:jc w:val="left"/>
+              <w:jc w:val="right"/>
             </w:pPr>
             <w:r>
               <w:t xml:space="preserve">3.7</w:t>
@@ -16842,7 +18522,7 @@
           <w:p>
             <w:pPr>
               <w:pStyle w:val="Compact"/>
-              <w:jc w:val="left"/>
+              <w:jc w:val="right"/>
             </w:pPr>
             <w:r>
               <w:t xml:space="preserve">1.45</w:t>
@@ -16856,7 +18536,7 @@
           <w:p>
             <w:pPr>
               <w:pStyle w:val="Compact"/>
-              <w:jc w:val="left"/>
+              <w:jc w:val="right"/>
             </w:pPr>
             <w:r>
               <w:t xml:space="preserve">1.9</w:t>
@@ -16865,6 +18545,9 @@
         </w:tc>
       </w:tr>
       <w:tr>
+        <w:trPr>
+          <w:cantSplit/>
+        </w:trPr>
         <w:tc>
           <w:tcPr>
             <w:tcW w:type="dxa" w:w="1218"/>
@@ -16872,7 +18555,7 @@
           <w:p>
             <w:pPr>
               <w:pStyle w:val="Compact"/>
-              <w:jc w:val="left"/>
+              <w:jc w:val="right"/>
             </w:pPr>
             <w:r>
               <w:t xml:space="preserve">8</w:t>
@@ -16886,7 +18569,7 @@
           <w:p>
             <w:pPr>
               <w:pStyle w:val="Compact"/>
-              <w:jc w:val="left"/>
+              <w:jc w:val="right"/>
             </w:pPr>
             <w:r>
               <w:t xml:space="preserve">25.5</w:t>
@@ -16900,7 +18583,7 @@
           <w:p>
             <w:pPr>
               <w:pStyle w:val="Compact"/>
-              <w:jc w:val="left"/>
+              <w:jc w:val="right"/>
             </w:pPr>
             <w:r>
               <w:t xml:space="preserve">3.65</w:t>
@@ -16914,7 +18597,7 @@
           <w:p>
             <w:pPr>
               <w:pStyle w:val="Compact"/>
-              <w:jc w:val="left"/>
+              <w:jc w:val="right"/>
             </w:pPr>
             <w:r>
               <w:t xml:space="preserve">1.45</w:t>
@@ -16928,7 +18611,7 @@
           <w:p>
             <w:pPr>
               <w:pStyle w:val="Compact"/>
-              <w:jc w:val="left"/>
+              <w:jc w:val="right"/>
             </w:pPr>
             <w:r>
               <w:t xml:space="preserve">1.9</w:t>
@@ -16937,6 +18620,9 @@
         </w:tc>
       </w:tr>
       <w:tr>
+        <w:trPr>
+          <w:cantSplit/>
+        </w:trPr>
         <w:tc>
           <w:tcPr>
             <w:tcW w:type="dxa" w:w="1218"/>
@@ -16944,7 +18630,7 @@
           <w:p>
             <w:pPr>
               <w:pStyle w:val="Compact"/>
-              <w:jc w:val="left"/>
+              <w:jc w:val="right"/>
             </w:pPr>
             <w:r>
               <w:t xml:space="preserve">9</w:t>
@@ -16958,7 +18644,7 @@
           <w:p>
             <w:pPr>
               <w:pStyle w:val="Compact"/>
-              <w:jc w:val="left"/>
+              <w:jc w:val="right"/>
             </w:pPr>
             <w:r>
               <w:t xml:space="preserve">24.6</w:t>
@@ -16972,7 +18658,7 @@
           <w:p>
             <w:pPr>
               <w:pStyle w:val="Compact"/>
-              <w:jc w:val="left"/>
+              <w:jc w:val="right"/>
             </w:pPr>
             <w:r>
               <w:t xml:space="preserve">3.65</w:t>
@@ -16986,7 +18672,7 @@
           <w:p>
             <w:pPr>
               <w:pStyle w:val="Compact"/>
-              <w:jc w:val="left"/>
+              <w:jc w:val="right"/>
             </w:pPr>
             <w:r>
               <w:t xml:space="preserve">1.45</w:t>
@@ -17000,7 +18686,7 @@
           <w:p>
             <w:pPr>
               <w:pStyle w:val="Compact"/>
-              <w:jc w:val="left"/>
+              <w:jc w:val="right"/>
             </w:pPr>
             <w:r>
               <w:t xml:space="preserve">1.85</w:t>
@@ -17009,6 +18695,9 @@
         </w:tc>
       </w:tr>
       <w:tr>
+        <w:trPr>
+          <w:cantSplit/>
+        </w:trPr>
         <w:tc>
           <w:tcPr>
             <w:tcW w:type="dxa" w:w="1218"/>
@@ -17016,7 +18705,7 @@
           <w:p>
             <w:pPr>
               <w:pStyle w:val="Compact"/>
-              <w:jc w:val="left"/>
+              <w:jc w:val="right"/>
             </w:pPr>
             <w:r>
               <w:t xml:space="preserve">10</w:t>
@@ -17030,7 +18719,7 @@
           <w:p>
             <w:pPr>
               <w:pStyle w:val="Compact"/>
-              <w:jc w:val="left"/>
+              <w:jc w:val="right"/>
             </w:pPr>
             <w:r>
               <w:t xml:space="preserve">24.6</w:t>
@@ -17044,7 +18733,7 @@
           <w:p>
             <w:pPr>
               <w:pStyle w:val="Compact"/>
-              <w:jc w:val="left"/>
+              <w:jc w:val="right"/>
             </w:pPr>
             <w:r>
               <w:t xml:space="preserve">3.6</w:t>
@@ -17058,7 +18747,7 @@
           <w:p>
             <w:pPr>
               <w:pStyle w:val="Compact"/>
-              <w:jc w:val="left"/>
+              <w:jc w:val="right"/>
             </w:pPr>
             <w:r>
               <w:t xml:space="preserve">1.45</w:t>
@@ -17072,7 +18761,7 @@
           <w:p>
             <w:pPr>
               <w:pStyle w:val="Compact"/>
-              <w:jc w:val="left"/>
+              <w:jc w:val="right"/>
             </w:pPr>
             <w:r>
               <w:t xml:space="preserve">1.85</w:t>
@@ -17084,6 +18773,7 @@
     <w:p>
       <w:pPr>
         <w:pStyle w:val="BodyText"/>
+        <w:keepNext/>
       </w:pPr>
       <w:r>
         <w:rPr>
@@ -17104,7 +18794,7 @@
         <w:tblStyle w:val="Table"/>
         <w:tblW w:type="auto" w:w="0"/>
         <w:tblLook w:firstRow="1" w:lastRow="0" w:firstColumn="0" w:lastColumn="0" w:noHBand="0" w:noVBand="0" w:val="0020"/>
-        <w:jc w:val="start"/>
+        <w:jc w:val="center"/>
         <w:tblBorders>
           <w:top w:val="single" w:sz="8" w:space="0" w:color="000000"/>
           <w:left w:val="nil"/>
@@ -17121,6 +18811,8 @@
       <w:tr>
         <w:trPr>
           <w:tblHeader w:val="true"/>
+          <w:tblHeader w:val="true"/>
+          <w:cantSplit/>
         </w:trPr>
         <w:tc>
           <w:tcPr>
@@ -17155,7 +18847,7 @@
           <w:p>
             <w:pPr>
               <w:pStyle w:val="Compact"/>
-              <w:jc w:val="left"/>
+              <w:jc w:val="right"/>
             </w:pPr>
             <w:r>
               <w:t xml:space="preserve">Vertical frequency (Hz)</w:t>
@@ -17164,6 +18856,9 @@
         </w:tc>
       </w:tr>
       <w:tr>
+        <w:trPr>
+          <w:cantSplit/>
+        </w:trPr>
         <w:tc>
           <w:tcPr>
             <w:tcW w:type="dxa" w:w="5133"/>
@@ -17185,7 +18880,7 @@
           <w:p>
             <w:pPr>
               <w:pStyle w:val="Compact"/>
-              <w:jc w:val="left"/>
+              <w:jc w:val="right"/>
             </w:pPr>
             <w:r>
               <w:t xml:space="preserve">3.43</w:t>
@@ -17194,6 +18889,9 @@
         </w:tc>
       </w:tr>
       <w:tr>
+        <w:trPr>
+          <w:cantSplit/>
+        </w:trPr>
         <w:tc>
           <w:tcPr>
             <w:tcW w:type="dxa" w:w="5133"/>
@@ -17215,7 +18913,7 @@
           <w:p>
             <w:pPr>
               <w:pStyle w:val="Compact"/>
-              <w:jc w:val="left"/>
+              <w:jc w:val="right"/>
             </w:pPr>
             <w:r>
               <w:t xml:space="preserve">3.64</w:t>
@@ -17224,6 +18922,9 @@
         </w:tc>
       </w:tr>
       <w:tr>
+        <w:trPr>
+          <w:cantSplit/>
+        </w:trPr>
         <w:tc>
           <w:tcPr>
             <w:tcW w:type="dxa" w:w="5133"/>
@@ -17245,7 +18946,7 @@
           <w:p>
             <w:pPr>
               <w:pStyle w:val="Compact"/>
-              <w:jc w:val="left"/>
+              <w:jc w:val="right"/>
             </w:pPr>
             <w:r>
               <w:t xml:space="preserve">3.63</w:t>
@@ -17257,6 +18958,7 @@
     <w:p>
       <w:pPr>
         <w:pStyle w:val="BodyText"/>
+        <w:keepNext/>
       </w:pPr>
       <w:r>
         <w:rPr>
@@ -17560,7 +19262,7 @@
         <w:tblStyle w:val="Table"/>
         <w:tblW w:type="pct" w:w="5000"/>
         <w:tblLook w:firstRow="1" w:lastRow="0" w:firstColumn="0" w:lastColumn="0" w:noHBand="0" w:noVBand="0" w:val="0020"/>
-        <w:jc w:val="start"/>
+        <w:jc w:val="center"/>
         <w:tblBorders>
           <w:top w:val="single" w:sz="8" w:space="0" w:color="000000"/>
           <w:left w:val="nil"/>
@@ -17582,6 +19284,8 @@
       <w:tr>
         <w:trPr>
           <w:tblHeader w:val="true"/>
+          <w:tblHeader w:val="true"/>
+          <w:cantSplit/>
         </w:trPr>
         <w:tc>
           <w:tcPr>
@@ -17616,7 +19320,7 @@
           <w:p>
             <w:pPr>
               <w:pStyle w:val="Compact"/>
-              <w:jc w:val="left"/>
+              <w:jc w:val="right"/>
             </w:pPr>
             <m:oMath>
               <m:sSub>
@@ -17650,7 +19354,7 @@
           <w:p>
             <w:pPr>
               <w:pStyle w:val="Compact"/>
-              <w:jc w:val="left"/>
+              <w:jc w:val="right"/>
             </w:pPr>
             <m:oMath>
               <m:sSub>
@@ -17684,7 +19388,7 @@
           <w:p>
             <w:pPr>
               <w:pStyle w:val="Compact"/>
-              <w:jc w:val="left"/>
+              <w:jc w:val="right"/>
             </w:pPr>
             <m:oMath>
               <m:sSub>
@@ -17718,7 +19422,7 @@
           <w:p>
             <w:pPr>
               <w:pStyle w:val="Compact"/>
-              <w:jc w:val="left"/>
+              <w:jc w:val="right"/>
             </w:pPr>
             <m:oMath>
               <m:r>
@@ -17743,7 +19447,7 @@
           <w:p>
             <w:pPr>
               <w:pStyle w:val="Compact"/>
-              <w:jc w:val="left"/>
+              <w:jc w:val="right"/>
             </w:pPr>
             <m:oMath>
               <m:r>
@@ -17768,7 +19472,7 @@
           <w:p>
             <w:pPr>
               <w:pStyle w:val="Compact"/>
-              <w:jc w:val="left"/>
+              <w:jc w:val="right"/>
             </w:pPr>
             <m:oMath>
               <m:r>
@@ -17782,6 +19486,9 @@
         </w:tc>
       </w:tr>
       <w:tr>
+        <w:trPr>
+          <w:cantSplit/>
+        </w:trPr>
         <w:tc>
           <w:tcPr>
             <w:tcW w:type="dxa" w:w="1734"/>
@@ -17803,7 +19510,7 @@
           <w:p>
             <w:pPr>
               <w:pStyle w:val="Compact"/>
-              <w:jc w:val="left"/>
+              <w:jc w:val="right"/>
             </w:pPr>
             <w:r>
               <w:t xml:space="preserve">0.287</w:t>
@@ -17817,7 +19524,7 @@
           <w:p>
             <w:pPr>
               <w:pStyle w:val="Compact"/>
-              <w:jc w:val="left"/>
+              <w:jc w:val="right"/>
             </w:pPr>
             <w:r>
               <w:t xml:space="preserve">0.163</w:t>
@@ -17831,7 +19538,7 @@
           <w:p>
             <w:pPr>
               <w:pStyle w:val="Compact"/>
-              <w:jc w:val="left"/>
+              <w:jc w:val="right"/>
             </w:pPr>
             <w:r>
               <w:t xml:space="preserve">0.755</w:t>
@@ -17845,7 +19552,7 @@
           <w:p>
             <w:pPr>
               <w:pStyle w:val="Compact"/>
-              <w:jc w:val="left"/>
+              <w:jc w:val="right"/>
             </w:pPr>
             <w:r>
               <w:t xml:space="preserve">0.14</w:t>
@@ -17859,7 +19566,7 @@
           <w:p>
             <w:pPr>
               <w:pStyle w:val="Compact"/>
-              <w:jc w:val="left"/>
+              <w:jc w:val="right"/>
             </w:pPr>
             <w:r>
               <w:t xml:space="preserve">0.08</w:t>
@@ -17873,7 +19580,7 @@
           <w:p>
             <w:pPr>
               <w:pStyle w:val="Compact"/>
-              <w:jc w:val="left"/>
+              <w:jc w:val="right"/>
             </w:pPr>
             <w:r>
               <w:t xml:space="preserve">0.70</w:t>
@@ -17882,6 +19589,9 @@
         </w:tc>
       </w:tr>
       <w:tr>
+        <w:trPr>
+          <w:cantSplit/>
+        </w:trPr>
         <w:tc>
           <w:tcPr>
             <w:tcW w:type="dxa" w:w="1734"/>
@@ -17903,7 +19613,7 @@
           <w:p>
             <w:pPr>
               <w:pStyle w:val="Compact"/>
-              <w:jc w:val="left"/>
+              <w:jc w:val="right"/>
             </w:pPr>
             <w:r>
               <w:t xml:space="preserve">0.181</w:t>
@@ -17917,7 +19627,7 @@
           <w:p>
             <w:pPr>
               <w:pStyle w:val="Compact"/>
-              <w:jc w:val="left"/>
+              <w:jc w:val="right"/>
             </w:pPr>
             <w:r>
               <w:t xml:space="preserve">0.105</w:t>
@@ -17931,7 +19641,7 @@
           <w:p>
             <w:pPr>
               <w:pStyle w:val="Compact"/>
-              <w:jc w:val="left"/>
+              <w:jc w:val="right"/>
             </w:pPr>
             <w:r>
               <w:t xml:space="preserve">0.209</w:t>
@@ -17945,7 +19655,7 @@
           <w:p>
             <w:pPr>
               <w:pStyle w:val="Compact"/>
-              <w:jc w:val="left"/>
+              <w:jc w:val="right"/>
             </w:pPr>
             <w:r>
               <w:t xml:space="preserve">0.18</w:t>
@@ -17959,7 +19669,7 @@
           <w:p>
             <w:pPr>
               <w:pStyle w:val="Compact"/>
-              <w:jc w:val="left"/>
+              <w:jc w:val="right"/>
             </w:pPr>
             <w:r>
               <w:t xml:space="preserve">0.11</w:t>
@@ -17973,7 +19683,7 @@
           <w:p>
             <w:pPr>
               <w:pStyle w:val="Compact"/>
-              <w:jc w:val="left"/>
+              <w:jc w:val="right"/>
             </w:pPr>
             <w:r>
               <w:t xml:space="preserve">0.59</w:t>
@@ -17982,6 +19692,9 @@
         </w:tc>
       </w:tr>
       <w:tr>
+        <w:trPr>
+          <w:cantSplit/>
+        </w:trPr>
         <w:tc>
           <w:tcPr>
             <w:tcW w:type="dxa" w:w="1734"/>
@@ -18003,7 +19716,7 @@
           <w:p>
             <w:pPr>
               <w:pStyle w:val="Compact"/>
-              <w:jc w:val="left"/>
+              <w:jc w:val="right"/>
             </w:pPr>
             <w:r>
               <w:t xml:space="preserve">0.476ᵃ</w:t>
@@ -18017,7 +19730,7 @@
           <w:p>
             <w:pPr>
               <w:pStyle w:val="Compact"/>
-              <w:jc w:val="left"/>
+              <w:jc w:val="right"/>
             </w:pPr>
             <w:r>
               <w:t xml:space="preserve">0.377</w:t>
@@ -18031,7 +19744,7 @@
           <w:p>
             <w:pPr>
               <w:pStyle w:val="Compact"/>
-              <w:jc w:val="left"/>
+              <w:jc w:val="right"/>
             </w:pPr>
             <w:r>
               <w:t xml:space="preserve">0.234</w:t>
@@ -18045,7 +19758,7 @@
           <w:p>
             <w:pPr>
               <w:pStyle w:val="Compact"/>
-              <w:jc w:val="left"/>
+              <w:jc w:val="right"/>
             </w:pPr>
             <w:r>
               <w:t xml:space="preserve">0.56</w:t>
@@ -18059,7 +19772,7 @@
           <w:p>
             <w:pPr>
               <w:pStyle w:val="Compact"/>
-              <w:jc w:val="left"/>
+              <w:jc w:val="right"/>
             </w:pPr>
             <w:r>
               <w:t xml:space="preserve">0.49</w:t>
@@ -18073,7 +19786,7 @@
           <w:p>
             <w:pPr>
               <w:pStyle w:val="Compact"/>
-              <w:jc w:val="left"/>
+              <w:jc w:val="right"/>
             </w:pPr>
             <w:r>
               <w:t xml:space="preserve">0.77</w:t>
@@ -18082,6 +19795,9 @@
         </w:tc>
       </w:tr>
       <w:tr>
+        <w:trPr>
+          <w:cantSplit/>
+        </w:trPr>
         <w:tc>
           <w:tcPr>
             <w:tcW w:type="dxa" w:w="1734"/>
@@ -18114,7 +19830,7 @@
           <w:p>
             <w:pPr>
               <w:pStyle w:val="Compact"/>
-              <w:jc w:val="left"/>
+              <w:jc w:val="right"/>
             </w:pPr>
             <w:r>
               <w:t xml:space="preserve">0.124–0.822ᵇ</w:t>
@@ -18128,7 +19844,7 @@
           <w:p>
             <w:pPr>
               <w:pStyle w:val="Compact"/>
-              <w:jc w:val="left"/>
+              <w:jc w:val="right"/>
             </w:pPr>
             <w:r>
               <w:t xml:space="preserve">–</w:t>
@@ -18142,7 +19858,7 @@
           <w:p>
             <w:pPr>
               <w:pStyle w:val="Compact"/>
-              <w:jc w:val="left"/>
+              <w:jc w:val="right"/>
             </w:pPr>
             <w:r>
               <w:t xml:space="preserve">0.190–0.286</w:t>
@@ -18156,7 +19872,7 @@
           <w:p>
             <w:pPr>
               <w:pStyle w:val="Compact"/>
-              <w:jc w:val="left"/>
+              <w:jc w:val="right"/>
             </w:pPr>
             <w:r>
               <w:t xml:space="preserve">0.13–1.00</w:t>
@@ -18170,7 +19886,7 @@
           <w:p>
             <w:pPr>
               <w:pStyle w:val="Compact"/>
-              <w:jc w:val="left"/>
+              <w:jc w:val="right"/>
             </w:pPr>
             <w:r>
               <w:t xml:space="preserve">–</w:t>
@@ -18184,7 +19900,7 @@
           <w:p>
             <w:pPr>
               <w:pStyle w:val="Compact"/>
-              <w:jc w:val="left"/>
+              <w:jc w:val="right"/>
             </w:pPr>
             <w:r>
               <w:t xml:space="preserve">0.56–1.00</w:t>
@@ -18193,6 +19909,9 @@
         </w:tc>
       </w:tr>
       <w:tr>
+        <w:trPr>
+          <w:cantSplit/>
+        </w:trPr>
         <w:tc>
           <w:tcPr>
             <w:tcW w:type="dxa" w:w="1734"/>
@@ -18214,7 +19933,7 @@
           <w:p>
             <w:pPr>
               <w:pStyle w:val="Compact"/>
-              <w:jc w:val="left"/>
+              <w:jc w:val="right"/>
             </w:pPr>
             <w:r>
               <w:t xml:space="preserve">0.023</w:t>
@@ -18228,7 +19947,7 @@
           <w:p>
             <w:pPr>
               <w:pStyle w:val="Compact"/>
-              <w:jc w:val="left"/>
+              <w:jc w:val="right"/>
             </w:pPr>
             <w:r>
               <w:t xml:space="preserve">−0.066</w:t>
@@ -18242,7 +19961,7 @@
           <w:p>
             <w:pPr>
               <w:pStyle w:val="Compact"/>
-              <w:jc w:val="left"/>
+              <w:jc w:val="right"/>
             </w:pPr>
             <w:r>
               <w:t xml:space="preserve">0.263</w:t>
@@ -18256,7 +19975,7 @@
           <w:p>
             <w:pPr>
               <w:pStyle w:val="Compact"/>
-              <w:jc w:val="left"/>
+              <w:jc w:val="right"/>
             </w:pPr>
             <w:r>
               <w:t xml:space="preserve">–</w:t>
@@ -18270,7 +19989,7 @@
           <w:p>
             <w:pPr>
               <w:pStyle w:val="Compact"/>
-              <w:jc w:val="left"/>
+              <w:jc w:val="right"/>
             </w:pPr>
             <w:r>
               <w:t xml:space="preserve">–</w:t>
@@ -18284,7 +20003,7 @@
           <w:p>
             <w:pPr>
               <w:pStyle w:val="Compact"/>
-              <w:jc w:val="left"/>
+              <w:jc w:val="right"/>
             </w:pPr>
             <w:r>
               <w:t xml:space="preserve">–</w:t>
@@ -18293,6 +20012,9 @@
         </w:tc>
       </w:tr>
       <w:tr>
+        <w:trPr>
+          <w:cantSplit/>
+        </w:trPr>
         <w:tc>
           <w:tcPr>
             <w:tcW w:type="dxa" w:w="1734"/>
@@ -18314,7 +20036,7 @@
           <w:p>
             <w:pPr>
               <w:pStyle w:val="Compact"/>
-              <w:jc w:val="left"/>
+              <w:jc w:val="right"/>
             </w:pPr>
             <w:r>
               <w:t xml:space="preserve">0.446</w:t>
@@ -18328,7 +20050,7 @@
           <w:p>
             <w:pPr>
               <w:pStyle w:val="Compact"/>
-              <w:jc w:val="left"/>
+              <w:jc w:val="right"/>
             </w:pPr>
             <w:r>
               <w:t xml:space="preserve">0.375</w:t>
@@ -18342,7 +20064,7 @@
           <w:p>
             <w:pPr>
               <w:pStyle w:val="Compact"/>
-              <w:jc w:val="left"/>
+              <w:jc w:val="right"/>
             </w:pPr>
             <w:r>
               <w:t xml:space="preserve">0.145</w:t>
@@ -18356,7 +20078,7 @@
           <w:p>
             <w:pPr>
               <w:pStyle w:val="Compact"/>
-              <w:jc w:val="left"/>
+              <w:jc w:val="right"/>
             </w:pPr>
             <w:r>
               <w:t xml:space="preserve">–</w:t>
@@ -18370,7 +20092,7 @@
           <w:p>
             <w:pPr>
               <w:pStyle w:val="Compact"/>
-              <w:jc w:val="left"/>
+              <w:jc w:val="right"/>
             </w:pPr>
             <w:r>
               <w:t xml:space="preserve">–</w:t>
@@ -18384,7 +20106,7 @@
           <w:p>
             <w:pPr>
               <w:pStyle w:val="Compact"/>
-              <w:jc w:val="left"/>
+              <w:jc w:val="right"/>
             </w:pPr>
             <w:r>
               <w:t xml:space="preserve">–</w:t>
@@ -18393,6 +20115,9 @@
         </w:tc>
       </w:tr>
       <w:tr>
+        <w:trPr>
+          <w:cantSplit/>
+        </w:trPr>
         <w:tc>
           <w:tcPr>
             <w:tcW w:type="dxa" w:w="1734"/>
@@ -18431,7 +20156,7 @@
           <w:p>
             <w:pPr>
               <w:pStyle w:val="Compact"/>
-              <w:jc w:val="left"/>
+              <w:jc w:val="right"/>
             </w:pPr>
             <w:r>
               <w:t xml:space="preserve">0.51</w:t>
@@ -18445,7 +20170,7 @@
           <w:p>
             <w:pPr>
               <w:pStyle w:val="Compact"/>
-              <w:jc w:val="left"/>
+              <w:jc w:val="right"/>
             </w:pPr>
             <w:r>
               <w:t xml:space="preserve">–</w:t>
@@ -18459,7 +20184,7 @@
           <w:p>
             <w:pPr>
               <w:pStyle w:val="Compact"/>
-              <w:jc w:val="left"/>
+              <w:jc w:val="right"/>
             </w:pPr>
             <w:r>
               <w:t xml:space="preserve">0.12</w:t>
@@ -18473,7 +20198,7 @@
           <w:p>
             <w:pPr>
               <w:pStyle w:val="Compact"/>
-              <w:jc w:val="left"/>
+              <w:jc w:val="right"/>
             </w:pPr>
             <w:r>
               <w:t xml:space="preserve">–</w:t>
@@ -18487,7 +20212,7 @@
           <w:p>
             <w:pPr>
               <w:pStyle w:val="Compact"/>
-              <w:jc w:val="left"/>
+              <w:jc w:val="right"/>
             </w:pPr>
             <w:r>
               <w:t xml:space="preserve">–</w:t>
@@ -18501,7 +20226,7 @@
           <w:p>
             <w:pPr>
               <w:pStyle w:val="Compact"/>
-              <w:jc w:val="left"/>
+              <w:jc w:val="right"/>
             </w:pPr>
             <w:r>
               <w:t xml:space="preserve">–</w:t>
@@ -18596,8 +20321,8 @@
         <w:t xml:space="preserve">; normalised by the effective rigidity, the range is 0.144–0.422.</w:t>
       </w:r>
     </w:p>
-    <w:bookmarkEnd w:id="27"/>
-    <w:bookmarkStart w:id="28" w:name="s9.-dynamics-and-baseline-handling"/>
+    <w:bookmarkEnd w:id="72"/>
+    <w:bookmarkStart w:id="79" w:name="s9.-dynamics-and-baseline-handling"/>
     <w:p>
       <w:pPr>
         <w:pStyle w:val="Heading2"/>
@@ -18757,8 +20482,138 @@
         <w:t xml:space="preserve">. Figs. S16 and S17 show these records, which illustrate the baseline handling and the low-pass filtering recommended in Section S10.</w:t>
       </w:r>
     </w:p>
-    <w:bookmarkEnd w:id="28"/>
-    <w:bookmarkStart w:id="29" w:name="s10.-error-budget-and-design-checklist"/>
+    <w:p>
+      <w:pPr>
+        <w:pStyle w:val="Figure"/>
+      </w:pPr>
+      <w:r>
+        <w:drawing>
+          <wp:inline>
+            <wp:extent cx="5039999" cy="1851502"/>
+            <wp:effectExtent b="0" l="0" r="0" t="0"/>
+            <wp:docPr descr="" title="" id="74" name="Picture"/>
+            <a:graphic>
+              <a:graphicData uri="http://schemas.openxmlformats.org/drawingml/2006/picture">
+                <pic:pic>
+                  <pic:nvPicPr>
+                    <pic:cNvPr descr="/home/user/SHM-Paper1-1D/manuscript/ase/figures/supplementary/FigS16_giecuc_phuongdo_baseline.png" id="75" name="Picture"/>
+                    <pic:cNvPicPr>
+                      <a:picLocks noChangeArrowheads="1" noChangeAspect="1"/>
+                    </pic:cNvPicPr>
+                  </pic:nvPicPr>
+                  <pic:blipFill>
+                    <a:blip r:embed="rId73"/>
+                    <a:stretch>
+                      <a:fillRect/>
+                    </a:stretch>
+                  </pic:blipFill>
+                  <pic:spPr bwMode="auto">
+                    <a:xfrm>
+                      <a:off x="0" y="0"/>
+                      <a:ext cx="5039999" cy="1851502"/>
+                    </a:xfrm>
+                    <a:prstGeom prst="rect">
+                      <a:avLst/>
+                    </a:prstGeom>
+                    <a:noFill/>
+                    <a:ln w="9525">
+                      <a:noFill/>
+                      <a:headEnd/>
+                      <a:tailEnd/>
+                    </a:ln>
+                  </pic:spPr>
+                </pic:pic>
+              </a:graphicData>
+            </a:graphic>
+          </wp:inline>
+        </w:drawing>
+      </w:r>
+    </w:p>
+    <w:p>
+      <w:pPr>
+        <w:pStyle w:val="Captionjustified"/>
+      </w:pPr>
+      <w:r>
+        <w:rPr>
+          <w:bCs/>
+          <w:b/>
+        </w:rPr>
+        <w:t xml:space="preserve">Figure S16.</w:t>
+      </w:r>
+      <w:r>
+        <w:t xml:space="preserve"> </w:t>
+      </w:r>
+      <w:r>
+        <w:t xml:space="preserve">Deflection records of two simply supported bridges (Gie Cục I and Phương Độ): deviation of the event integral from a linear pre/post baseline for several baseline treatments and high-pass filters.</w:t>
+      </w:r>
+    </w:p>
+    <w:p>
+      <w:pPr>
+        <w:pStyle w:val="Figure"/>
+      </w:pPr>
+      <w:r>
+        <w:drawing>
+          <wp:inline>
+            <wp:extent cx="5039999" cy="4786369"/>
+            <wp:effectExtent b="0" l="0" r="0" t="0"/>
+            <wp:docPr descr="" title="" id="77" name="Picture"/>
+            <a:graphic>
+              <a:graphicData uri="http://schemas.openxmlformats.org/drawingml/2006/picture">
+                <pic:pic>
+                  <pic:nvPicPr>
+                    <pic:cNvPr descr="/home/user/SHM-Paper1-1D/manuscript/ase/figures/supplementary/FigS17_giecuc_phuongdo_lowpass.png" id="78" name="Picture"/>
+                    <pic:cNvPicPr>
+                      <a:picLocks noChangeArrowheads="1" noChangeAspect="1"/>
+                    </pic:cNvPicPr>
+                  </pic:nvPicPr>
+                  <pic:blipFill>
+                    <a:blip r:embed="rId76"/>
+                    <a:stretch>
+                      <a:fillRect/>
+                    </a:stretch>
+                  </pic:blipFill>
+                  <pic:spPr bwMode="auto">
+                    <a:xfrm>
+                      <a:off x="0" y="0"/>
+                      <a:ext cx="5039999" cy="4786369"/>
+                    </a:xfrm>
+                    <a:prstGeom prst="rect">
+                      <a:avLst/>
+                    </a:prstGeom>
+                    <a:noFill/>
+                    <a:ln w="9525">
+                      <a:noFill/>
+                      <a:headEnd/>
+                      <a:tailEnd/>
+                    </a:ln>
+                  </pic:spPr>
+                </pic:pic>
+              </a:graphicData>
+            </a:graphic>
+          </wp:inline>
+        </w:drawing>
+      </w:r>
+    </w:p>
+    <w:p>
+      <w:pPr>
+        <w:pStyle w:val="Captionjustified"/>
+      </w:pPr>
+      <w:r>
+        <w:rPr>
+          <w:bCs/>
+          <w:b/>
+        </w:rPr>
+        <w:t xml:space="preserve">Figure S17.</w:t>
+      </w:r>
+      <w:r>
+        <w:t xml:space="preserve"> </w:t>
+      </w:r>
+      <w:r>
+        <w:t xml:space="preserve">The same records: (a) deflection relative to the linear baseline, unfiltered and low-pass filtered at 2 Hz; (b) dynamic residual removed by the low-pass filter.</w:t>
+      </w:r>
+    </w:p>
+    <w:bookmarkEnd w:id="79"/>
+    <w:bookmarkStart w:id="80" w:name="s10.-error-budget-and-design-checklist"/>
     <w:p>
       <w:pPr>
         <w:pStyle w:val="Heading2"/>
@@ -18892,6 +20747,7 @@
     <w:p>
       <w:pPr>
         <w:pStyle w:val="BodyText"/>
+        <w:keepNext/>
       </w:pPr>
       <w:r>
         <w:rPr>
@@ -18981,7 +20837,7 @@
         <w:tblStyle w:val="Table"/>
         <w:tblW w:type="pct" w:w="5000"/>
         <w:tblLook w:firstRow="1" w:lastRow="0" w:firstColumn="0" w:lastColumn="0" w:noHBand="0" w:noVBand="0" w:val="0020"/>
-        <w:jc w:val="start"/>
+        <w:jc w:val="center"/>
         <w:tblBorders>
           <w:top w:val="single" w:sz="8" w:space="0" w:color="000000"/>
           <w:left w:val="nil"/>
@@ -19003,6 +20859,8 @@
       <w:tr>
         <w:trPr>
           <w:tblHeader w:val="true"/>
+          <w:tblHeader w:val="true"/>
+          <w:cantSplit/>
         </w:trPr>
         <w:tc>
           <w:tcPr>
@@ -19037,7 +20895,7 @@
           <w:p>
             <w:pPr>
               <w:pStyle w:val="Compact"/>
-              <w:jc w:val="left"/>
+              <w:jc w:val="right"/>
             </w:pPr>
             <m:oMath>
               <m:r>
@@ -19065,7 +20923,7 @@
           <w:p>
             <w:pPr>
               <w:pStyle w:val="Compact"/>
-              <w:jc w:val="left"/>
+              <w:jc w:val="right"/>
             </w:pPr>
             <w:r>
               <w:t xml:space="preserve">0.02 mm</w:t>
@@ -19085,7 +20943,7 @@
           <w:p>
             <w:pPr>
               <w:pStyle w:val="Compact"/>
-              <w:jc w:val="left"/>
+              <w:jc w:val="right"/>
             </w:pPr>
             <w:r>
               <w:t xml:space="preserve">0.05 mm</w:t>
@@ -19105,7 +20963,7 @@
           <w:p>
             <w:pPr>
               <w:pStyle w:val="Compact"/>
-              <w:jc w:val="left"/>
+              <w:jc w:val="right"/>
             </w:pPr>
             <w:r>
               <w:t xml:space="preserve">0.1 mm</w:t>
@@ -19125,7 +20983,7 @@
           <w:p>
             <w:pPr>
               <w:pStyle w:val="Compact"/>
-              <w:jc w:val="left"/>
+              <w:jc w:val="right"/>
             </w:pPr>
             <w:r>
               <w:t xml:space="preserve">0.2 mm</w:t>
@@ -19145,7 +21003,7 @@
           <w:p>
             <w:pPr>
               <w:pStyle w:val="Compact"/>
-              <w:jc w:val="left"/>
+              <w:jc w:val="right"/>
             </w:pPr>
             <w:r>
               <w:t xml:space="preserve">0.5 mm</w:t>
@@ -19154,6 +21012,9 @@
         </w:tc>
       </w:tr>
       <w:tr>
+        <w:trPr>
+          <w:cantSplit/>
+        </w:trPr>
         <w:tc>
           <w:tcPr>
             <w:tcW w:type="dxa" w:w="1461"/>
@@ -19175,7 +21036,7 @@
           <w:p>
             <w:pPr>
               <w:pStyle w:val="Compact"/>
-              <w:jc w:val="left"/>
+              <w:jc w:val="right"/>
             </w:pPr>
             <w:r>
               <w:t xml:space="preserve">3.3–5.0 × 10⁻⁴</w:t>
@@ -19189,7 +21050,7 @@
           <w:p>
             <w:pPr>
               <w:pStyle w:val="Compact"/>
-              <w:jc w:val="left"/>
+              <w:jc w:val="right"/>
             </w:pPr>
             <w:r>
               <w:t xml:space="preserve">3.3–5.0 %</w:t>
@@ -19203,7 +21064,7 @@
           <w:p>
             <w:pPr>
               <w:pStyle w:val="Compact"/>
-              <w:jc w:val="left"/>
+              <w:jc w:val="right"/>
             </w:pPr>
             <w:r>
               <w:t xml:space="preserve">8–12 %</w:t>
@@ -19217,7 +21078,7 @@
           <w:p>
             <w:pPr>
               <w:pStyle w:val="Compact"/>
-              <w:jc w:val="left"/>
+              <w:jc w:val="right"/>
             </w:pPr>
             <w:r>
               <w:t xml:space="preserve">16–25 %</w:t>
@@ -19231,7 +21092,7 @@
           <w:p>
             <w:pPr>
               <w:pStyle w:val="Compact"/>
-              <w:jc w:val="left"/>
+              <w:jc w:val="right"/>
             </w:pPr>
             <w:r>
               <w:t xml:space="preserve">33–50 %</w:t>
@@ -19245,7 +21106,7 @@
           <w:p>
             <w:pPr>
               <w:pStyle w:val="Compact"/>
-              <w:jc w:val="left"/>
+              <w:jc w:val="right"/>
             </w:pPr>
             <w:r>
               <w:t xml:space="preserve">82–124 %</w:t>
@@ -19254,6 +21115,9 @@
         </w:tc>
       </w:tr>
       <w:tr>
+        <w:trPr>
+          <w:cantSplit/>
+        </w:trPr>
         <w:tc>
           <w:tcPr>
             <w:tcW w:type="dxa" w:w="1461"/>
@@ -19275,7 +21139,7 @@
           <w:p>
             <w:pPr>
               <w:pStyle w:val="Compact"/>
-              <w:jc w:val="left"/>
+              <w:jc w:val="right"/>
             </w:pPr>
             <w:r>
               <w:t xml:space="preserve">3.0 × 10⁻⁵–2.0 × 10⁻⁴</w:t>
@@ -19289,7 +21153,7 @@
           <w:p>
             <w:pPr>
               <w:pStyle w:val="Compact"/>
-              <w:jc w:val="left"/>
+              <w:jc w:val="right"/>
             </w:pPr>
             <w:r>
               <w:t xml:space="preserve">8–54 %</w:t>
@@ -19303,7 +21167,7 @@
           <w:p>
             <w:pPr>
               <w:pStyle w:val="Compact"/>
-              <w:jc w:val="left"/>
+              <w:jc w:val="right"/>
             </w:pPr>
             <w:r>
               <w:t xml:space="preserve">21–136 %</w:t>
@@ -19317,7 +21181,7 @@
           <w:p>
             <w:pPr>
               <w:pStyle w:val="Compact"/>
-              <w:jc w:val="left"/>
+              <w:jc w:val="right"/>
             </w:pPr>
             <w:r>
               <w:t xml:space="preserve">41–271 %</w:t>
@@ -19331,7 +21195,7 @@
           <w:p>
             <w:pPr>
               <w:pStyle w:val="Compact"/>
-              <w:jc w:val="left"/>
+              <w:jc w:val="right"/>
             </w:pPr>
             <w:r>
               <w:t xml:space="preserve">82–543 %</w:t>
@@ -19345,7 +21209,7 @@
           <w:p>
             <w:pPr>
               <w:pStyle w:val="Compact"/>
-              <w:jc w:val="left"/>
+              <w:jc w:val="right"/>
             </w:pPr>
             <w:r>
               <w:t xml:space="preserve">206–1356 %</w:t>
@@ -19357,6 +21221,7 @@
     <w:p>
       <w:pPr>
         <w:pStyle w:val="BodyText"/>
+        <w:keepNext/>
       </w:pPr>
       <w:r>
         <w:rPr>
@@ -19377,7 +21242,7 @@
         <w:tblStyle w:val="Table"/>
         <w:tblW w:type="pct" w:w="5000"/>
         <w:tblLook w:firstRow="1" w:lastRow="0" w:firstColumn="0" w:lastColumn="0" w:noHBand="0" w:noVBand="0" w:val="0020"/>
-        <w:jc w:val="start"/>
+        <w:jc w:val="center"/>
         <w:tblBorders>
           <w:top w:val="single" w:sz="8" w:space="0" w:color="000000"/>
           <w:left w:val="nil"/>
@@ -19396,6 +21261,8 @@
       <w:tr>
         <w:trPr>
           <w:tblHeader w:val="true"/>
+          <w:tblHeader w:val="true"/>
+          <w:cantSplit/>
         </w:trPr>
         <w:tc>
           <w:tcPr>
@@ -19430,7 +21297,7 @@
           <w:p>
             <w:pPr>
               <w:pStyle w:val="Compact"/>
-              <w:jc w:val="left"/>
+              <w:jc w:val="right"/>
             </w:pPr>
             <w:r>
               <w:t xml:space="preserve">Sensitivity</w:t>
@@ -19479,6 +21346,9 @@
         </w:tc>
       </w:tr>
       <w:tr>
+        <w:trPr>
+          <w:cantSplit/>
+        </w:trPr>
         <w:tc>
           <w:tcPr>
             <w:tcW w:type="dxa" w:w="2045"/>
@@ -19511,7 +21381,7 @@
           <w:p>
             <w:pPr>
               <w:pStyle w:val="Compact"/>
-              <w:jc w:val="left"/>
+              <w:jc w:val="right"/>
             </w:pPr>
             <w:r>
               <w:t xml:space="preserve">1</w:t>
@@ -19548,6 +21418,9 @@
         </w:tc>
       </w:tr>
       <w:tr>
+        <w:trPr>
+          <w:cantSplit/>
+        </w:trPr>
         <w:tc>
           <w:tcPr>
             <w:tcW w:type="dxa" w:w="2045"/>
@@ -19569,7 +21442,7 @@
           <w:p>
             <w:pPr>
               <w:pStyle w:val="Compact"/>
-              <w:jc w:val="left"/>
+              <w:jc w:val="right"/>
             </w:pPr>
             <w:r>
               <w:t xml:space="preserve">4</w:t>
@@ -19606,6 +21479,9 @@
         </w:tc>
       </w:tr>
       <w:tr>
+        <w:trPr>
+          <w:cantSplit/>
+        </w:trPr>
         <w:tc>
           <w:tcPr>
             <w:tcW w:type="dxa" w:w="2045"/>
@@ -19627,7 +21503,7 @@
           <w:p>
             <w:pPr>
               <w:pStyle w:val="Compact"/>
-              <w:jc w:val="left"/>
+              <w:jc w:val="right"/>
             </w:pPr>
             <w:r>
               <w:t xml:space="preserve">1</w:t>
@@ -19664,6 +21540,9 @@
         </w:tc>
       </w:tr>
       <w:tr>
+        <w:trPr>
+          <w:cantSplit/>
+        </w:trPr>
         <w:tc>
           <w:tcPr>
             <w:tcW w:type="dxa" w:w="2045"/>
@@ -19702,7 +21581,7 @@
           <w:p>
             <w:pPr>
               <w:pStyle w:val="Compact"/>
-              <w:jc w:val="left"/>
+              <w:jc w:val="right"/>
             </w:pPr>
             <w:r>
               <w:t xml:space="preserve">1</w:t>
@@ -19739,6 +21618,9 @@
         </w:tc>
       </w:tr>
       <w:tr>
+        <w:trPr>
+          <w:cantSplit/>
+        </w:trPr>
         <w:tc>
           <w:tcPr>
             <w:tcW w:type="dxa" w:w="2045"/>
@@ -19777,7 +21659,7 @@
           <w:p>
             <w:pPr>
               <w:pStyle w:val="Compact"/>
-              <w:jc w:val="left"/>
+              <w:jc w:val="right"/>
             </w:pPr>
             <m:oMath>
               <m:sSub>
@@ -19855,6 +21737,9 @@
         </w:tc>
       </w:tr>
       <w:tr>
+        <w:trPr>
+          <w:cantSplit/>
+        </w:trPr>
         <w:tc>
           <w:tcPr>
             <w:tcW w:type="dxa" w:w="2045"/>
@@ -19876,7 +21761,7 @@
           <w:p>
             <w:pPr>
               <w:pStyle w:val="Compact"/>
-              <w:jc w:val="left"/>
+              <w:jc w:val="right"/>
             </w:pPr>
             <w:r>
               <w:t xml:space="preserve">1</w:t>
@@ -19913,6 +21798,9 @@
         </w:tc>
       </w:tr>
       <w:tr>
+        <w:trPr>
+          <w:cantSplit/>
+        </w:trPr>
         <w:tc>
           <w:tcPr>
             <w:tcW w:type="dxa" w:w="2045"/>
@@ -19934,7 +21822,7 @@
           <w:p>
             <w:pPr>
               <w:pStyle w:val="Compact"/>
-              <w:jc w:val="left"/>
+              <w:jc w:val="right"/>
             </w:pPr>
             <w:r>
               <w:t xml:space="preserve">1</w:t>
@@ -19971,6 +21859,9 @@
         </w:tc>
       </w:tr>
       <w:tr>
+        <w:trPr>
+          <w:cantSplit/>
+        </w:trPr>
         <w:tc>
           <w:tcPr>
             <w:tcW w:type="dxa" w:w="2045"/>
@@ -19992,7 +21883,7 @@
           <w:p>
             <w:pPr>
               <w:pStyle w:val="Compact"/>
-              <w:jc w:val="left"/>
+              <w:jc w:val="right"/>
             </w:pPr>
             <w:r>
               <w:t xml:space="preserve">1</w:t>
@@ -20088,6 +21979,9 @@
         </w:tc>
       </w:tr>
       <w:tr>
+        <w:trPr>
+          <w:cantSplit/>
+        </w:trPr>
         <w:tc>
           <w:tcPr>
             <w:tcW w:type="dxa" w:w="2045"/>
@@ -20109,7 +22003,7 @@
           <w:p>
             <w:pPr>
               <w:pStyle w:val="Compact"/>
-              <w:jc w:val="left"/>
+              <w:jc w:val="right"/>
             </w:pPr>
             <w:r>
               <w:t xml:space="preserve">lane-dependent</w:t>
@@ -20154,6 +22048,9 @@
         </w:tc>
       </w:tr>
       <w:tr>
+        <w:trPr>
+          <w:cantSplit/>
+        </w:trPr>
         <w:tc>
           <w:tcPr>
             <w:tcW w:type="dxa" w:w="2045"/>
@@ -20175,7 +22072,7 @@
           <w:p>
             <w:pPr>
               <w:pStyle w:val="Compact"/>
-              <w:jc w:val="left"/>
+              <w:jc w:val="right"/>
             </w:pPr>
             <w:r>
               <w:t xml:space="preserve">group weight</w:t>
@@ -20212,6 +22109,9 @@
         </w:tc>
       </w:tr>
       <w:tr>
+        <w:trPr>
+          <w:cantSplit/>
+        </w:trPr>
         <w:tc>
           <w:tcPr>
             <w:tcW w:type="dxa" w:w="2045"/>
@@ -20233,7 +22133,7 @@
           <w:p>
             <w:pPr>
               <w:pStyle w:val="Compact"/>
-              <w:jc w:val="left"/>
+              <w:jc w:val="right"/>
             </w:pPr>
             <w:r>
               <w:t xml:space="preserve">1</w:t>
@@ -20996,8 +22896,8 @@
         <w:t xml:space="preserve">Influence-area weighing is a simplified alternative to influence-line BWIM, not a competitor. It returns the gross weight of a vehicle or group from one scalar constant per channel and one weighted sum. Its natural role is low-cost screening across many continuous structures, with instrumented BWIM or enforcement weighing for the vehicles it flags.</w:t>
       </w:r>
     </w:p>
-    <w:bookmarkEnd w:id="29"/>
-    <w:bookmarkStart w:id="30" w:name="Xb7946600a14cdf5bbcb26f838b39edad101b220"/>
+    <w:bookmarkEnd w:id="80"/>
+    <w:bookmarkStart w:id="81" w:name="Xb7946600a14cdf5bbcb26f838b39edad101b220"/>
     <w:p>
       <w:pPr>
         <w:pStyle w:val="Heading2"/>
@@ -21074,1371 +22974,7 @@
         <w:t xml:space="preserve">reruns the closed forms and their FE verification, the multi-channel placement study and Monte Carlo simulation, the identifiability analysis of the in-service girder, the processing of the public field records and the laboratory evaluation. Every equation and numerical output was checked independently against an analytical, finite element or convergence-based route. The derived data behind every figure and table are provided as CSV files in the same archive. The raw field records are not redistributed; they are available from the NOR-BWIM dataset (https://doi.org/10.7294/26880898.v1).</w:t>
       </w:r>
     </w:p>
-    <w:bookmarkEnd w:id="30"/>
-    <w:bookmarkStart w:id="82" w:name="supplementary-figure-captions"/>
-    <w:p>
-      <w:pPr>
-        <w:pStyle w:val="Heading2"/>
-      </w:pPr>
-      <w:r>
-        <w:t xml:space="preserve">Supplementary figure captions</w:t>
-      </w:r>
-    </w:p>
-    <w:p>
-      <w:pPr>
-        <w:pStyle w:val="FirstParagraph"/>
-      </w:pPr>
-      <w:r>
-        <w:drawing>
-          <wp:inline>
-            <wp:extent cx="5579999" cy="2243094"/>
-            <wp:effectExtent b="0" l="0" r="0" t="0"/>
-            <wp:docPr descr="" title="" id="32" name="Picture"/>
-            <a:graphic>
-              <a:graphicData uri="http://schemas.openxmlformats.org/drawingml/2006/picture">
-                <pic:pic>
-                  <pic:nvPicPr>
-                    <pic:cNvPr descr="/home/user/SHM-Paper1-1D/manuscript/ase/figures/supplementary/FigS1_strain_map_2span.png" id="33" name="Picture"/>
-                    <pic:cNvPicPr>
-                      <a:picLocks noChangeArrowheads="1" noChangeAspect="1"/>
-                    </pic:cNvPicPr>
-                  </pic:nvPicPr>
-                  <pic:blipFill>
-                    <a:blip r:embed="rId31"/>
-                    <a:stretch>
-                      <a:fillRect/>
-                    </a:stretch>
-                  </pic:blipFill>
-                  <pic:spPr bwMode="auto">
-                    <a:xfrm>
-                      <a:off x="0" y="0"/>
-                      <a:ext cx="5579999" cy="2243094"/>
-                    </a:xfrm>
-                    <a:prstGeom prst="rect">
-                      <a:avLst/>
-                    </a:prstGeom>
-                    <a:noFill/>
-                    <a:ln w="9525">
-                      <a:noFill/>
-                      <a:headEnd/>
-                      <a:tailEnd/>
-                    </a:ln>
-                  </pic:spPr>
-                </pic:pic>
-              </a:graphicData>
-            </a:graphic>
-          </wp:inline>
-        </w:drawing>
-      </w:r>
-    </w:p>
-    <w:p>
-      <w:pPr>
-        <w:pStyle w:val="BodyText"/>
-      </w:pPr>
-      <w:r>
-        <w:rPr>
-          <w:bCs/>
-          <w:b/>
-        </w:rPr>
-        <w:t xml:space="preserve">Fig. S1.</w:t>
-      </w:r>
-      <w:r>
-        <w:t xml:space="preserve"> </w:t>
-      </w:r>
-      <w:r>
-        <w:t xml:space="preserve">Two-span beam: (a) strain indicator</w:t>
-      </w:r>
-      <w:r>
-        <w:t xml:space="preserve"> </w:t>
-      </w:r>
-      <m:oMath>
-        <m:sSub>
-          <m:e>
-            <m:r>
-              <m:t>N</m:t>
-            </m:r>
-          </m:e>
-          <m:sub>
-            <m:r>
-              <m:t>M</m:t>
-            </m:r>
-          </m:sub>
-        </m:sSub>
-      </m:oMath>
-      <w:r>
-        <w:t xml:space="preserve"> </w:t>
-      </w:r>
-      <w:r>
-        <w:t xml:space="preserve">over the sensor position and the span ratio</w:t>
-      </w:r>
-      <w:r>
-        <w:t xml:space="preserve"> </w:t>
-      </w:r>
-      <m:oMath>
-        <m:r>
-          <m:t>λ</m:t>
-        </m:r>
-      </m:oMath>
-      <w:r>
-        <w:t xml:space="preserve">, with the strain and deflection blind loci and the near-blind band; (b) blind positions against</w:t>
-      </w:r>
-      <w:r>
-        <w:t xml:space="preserve"> </w:t>
-      </w:r>
-      <m:oMath>
-        <m:r>
-          <m:t>λ</m:t>
-        </m:r>
-      </m:oMath>
-      <w:r>
-        <w:t xml:space="preserve">.</w:t>
-      </w:r>
-    </w:p>
-    <w:p>
-      <w:pPr>
-        <w:pStyle w:val="BodyText"/>
-      </w:pPr>
-      <w:r>
-        <w:drawing>
-          <wp:inline>
-            <wp:extent cx="5579999" cy="2270603"/>
-            <wp:effectExtent b="0" l="0" r="0" t="0"/>
-            <wp:docPr descr="" title="" id="35" name="Picture"/>
-            <a:graphic>
-              <a:graphicData uri="http://schemas.openxmlformats.org/drawingml/2006/picture">
-                <pic:pic>
-                  <pic:nvPicPr>
-                    <pic:cNvPr descr="/home/user/SHM-Paper1-1D/manuscript/ase/figures/supplementary/FigS2_strain_map_3span.png" id="36" name="Picture"/>
-                    <pic:cNvPicPr>
-                      <a:picLocks noChangeArrowheads="1" noChangeAspect="1"/>
-                    </pic:cNvPicPr>
-                  </pic:nvPicPr>
-                  <pic:blipFill>
-                    <a:blip r:embed="rId34"/>
-                    <a:stretch>
-                      <a:fillRect/>
-                    </a:stretch>
-                  </pic:blipFill>
-                  <pic:spPr bwMode="auto">
-                    <a:xfrm>
-                      <a:off x="0" y="0"/>
-                      <a:ext cx="5579999" cy="2270603"/>
-                    </a:xfrm>
-                    <a:prstGeom prst="rect">
-                      <a:avLst/>
-                    </a:prstGeom>
-                    <a:noFill/>
-                    <a:ln w="9525">
-                      <a:noFill/>
-                      <a:headEnd/>
-                      <a:tailEnd/>
-                    </a:ln>
-                  </pic:spPr>
-                </pic:pic>
-              </a:graphicData>
-            </a:graphic>
-          </wp:inline>
-        </w:drawing>
-      </w:r>
-    </w:p>
-    <w:p>
-      <w:pPr>
-        <w:pStyle w:val="BodyText"/>
-      </w:pPr>
-      <w:r>
-        <w:rPr>
-          <w:bCs/>
-          <w:b/>
-        </w:rPr>
-        <w:t xml:space="preserve">Fig. S2.</w:t>
-      </w:r>
-      <w:r>
-        <w:t xml:space="preserve"> </w:t>
-      </w:r>
-      <w:r>
-        <w:t xml:space="preserve">Symmetric three-span beam: strain indicator</w:t>
-      </w:r>
-      <w:r>
-        <w:t xml:space="preserve"> </w:t>
-      </w:r>
-      <m:oMath>
-        <m:sSub>
-          <m:e>
-            <m:r>
-              <m:t>N</m:t>
-            </m:r>
-          </m:e>
-          <m:sub>
-            <m:r>
-              <m:t>M</m:t>
-            </m:r>
-          </m:sub>
-        </m:sSub>
-      </m:oMath>
-      <w:r>
-        <w:t xml:space="preserve"> </w:t>
-      </w:r>
-      <w:r>
-        <w:t xml:space="preserve">(a) in the side span and (b) in the main span measured from the pier, over the span ratio</w:t>
-      </w:r>
-      <w:r>
-        <w:t xml:space="preserve"> </w:t>
-      </w:r>
-      <m:oMath>
-        <m:r>
-          <m:t>β</m:t>
-        </m:r>
-      </m:oMath>
-      <w:r>
-        <w:t xml:space="preserve">, with the blind loci, the near-blind band and the Cầu Mây span ratio.</w:t>
-      </w:r>
-    </w:p>
-    <w:p>
-      <w:pPr>
-        <w:pStyle w:val="BodyText"/>
-      </w:pPr>
-      <w:r>
-        <w:drawing>
-          <wp:inline>
-            <wp:extent cx="5579999" cy="1935169"/>
-            <wp:effectExtent b="0" l="0" r="0" t="0"/>
-            <wp:docPr descr="" title="" id="38" name="Picture"/>
-            <a:graphic>
-              <a:graphicData uri="http://schemas.openxmlformats.org/drawingml/2006/picture">
-                <pic:pic>
-                  <pic:nvPicPr>
-                    <pic:cNvPr descr="/home/user/SHM-Paper1-1D/manuscript/ase/figures/supplementary/FigS3_structure_aware_weights.png" id="39" name="Picture"/>
-                    <pic:cNvPicPr>
-                      <a:picLocks noChangeArrowheads="1" noChangeAspect="1"/>
-                    </pic:cNvPicPr>
-                  </pic:nvPicPr>
-                  <pic:blipFill>
-                    <a:blip r:embed="rId37"/>
-                    <a:stretch>
-                      <a:fillRect/>
-                    </a:stretch>
-                  </pic:blipFill>
-                  <pic:spPr bwMode="auto">
-                    <a:xfrm>
-                      <a:off x="0" y="0"/>
-                      <a:ext cx="5579999" cy="1935169"/>
-                    </a:xfrm>
-                    <a:prstGeom prst="rect">
-                      <a:avLst/>
-                    </a:prstGeom>
-                    <a:noFill/>
-                    <a:ln w="9525">
-                      <a:noFill/>
-                      <a:headEnd/>
-                      <a:tailEnd/>
-                    </a:ln>
-                  </pic:spPr>
-                </pic:pic>
-              </a:graphicData>
-            </a:graphic>
-          </wp:inline>
-        </w:drawing>
-      </w:r>
-    </w:p>
-    <w:p>
-      <w:pPr>
-        <w:pStyle w:val="BodyText"/>
-      </w:pPr>
-      <w:r>
-        <w:rPr>
-          <w:bCs/>
-          <w:b/>
-        </w:rPr>
-        <w:t xml:space="preserve">Fig. S3.</w:t>
-      </w:r>
-      <w:r>
-        <w:t xml:space="preserve"> </w:t>
-      </w:r>
-      <w:r>
-        <w:t xml:space="preserve">Structure-aware weighting functions for two equal spans (Section S3): (a) weighting functions along the record, (b) white-noise variance relative to uniform weighting against the range of entry shift, (c) configuration-dependent error under a rigidity error in the adjacent span.</w:t>
-      </w:r>
-    </w:p>
-    <w:p>
-      <w:pPr>
-        <w:pStyle w:val="BodyText"/>
-      </w:pPr>
-      <w:r>
-        <w:drawing>
-          <wp:inline>
-            <wp:extent cx="5579999" cy="2556201"/>
-            <wp:effectExtent b="0" l="0" r="0" t="0"/>
-            <wp:docPr descr="" title="" id="41" name="Picture"/>
-            <a:graphic>
-              <a:graphicData uri="http://schemas.openxmlformats.org/drawingml/2006/picture">
-                <pic:pic>
-                  <pic:nvPicPr>
-                    <pic:cNvPr descr="/home/user/SHM-Paper1-1D/manuscript/ase/figures/supplementary/FigS4_multichannel_gain.png" id="42" name="Picture"/>
-                    <pic:cNvPicPr>
-                      <a:picLocks noChangeArrowheads="1" noChangeAspect="1"/>
-                    </pic:cNvPicPr>
-                  </pic:nvPicPr>
-                  <pic:blipFill>
-                    <a:blip r:embed="rId40"/>
-                    <a:stretch>
-                      <a:fillRect/>
-                    </a:stretch>
-                  </pic:blipFill>
-                  <pic:spPr bwMode="auto">
-                    <a:xfrm>
-                      <a:off x="0" y="0"/>
-                      <a:ext cx="5579999" cy="2556201"/>
-                    </a:xfrm>
-                    <a:prstGeom prst="rect">
-                      <a:avLst/>
-                    </a:prstGeom>
-                    <a:noFill/>
-                    <a:ln w="9525">
-                      <a:noFill/>
-                      <a:headEnd/>
-                      <a:tailEnd/>
-                    </a:ln>
-                  </pic:spPr>
-                </pic:pic>
-              </a:graphicData>
-            </a:graphic>
-          </wp:inline>
-        </w:drawing>
-      </w:r>
-    </w:p>
-    <w:p>
-      <w:pPr>
-        <w:pStyle w:val="BodyText"/>
-      </w:pPr>
-      <w:r>
-        <w:rPr>
-          <w:bCs/>
-          <w:b/>
-        </w:rPr>
-        <w:t xml:space="preserve">Fig. S4.</w:t>
-      </w:r>
-      <w:r>
-        <w:t xml:space="preserve"> </w:t>
-      </w:r>
-      <w:r>
-        <w:t xml:space="preserve">Multi-channel estimation under the assumed noise model: (a) variance with two or three optimally placed sensors relative to the best single sensor, against the common-mode fraction</w:t>
-      </w:r>
-      <w:r>
-        <w:t xml:space="preserve"> </w:t>
-      </w:r>
-      <m:oMath>
-        <m:r>
-          <m:t>ρ</m:t>
-        </m:r>
-      </m:oMath>
-      <w:r>
-        <w:t xml:space="preserve"> </w:t>
-      </w:r>
-      <w:r>
-        <w:t xml:space="preserve">of the offset; (b) standard deviation of the load against the offset level for single sensors and three-sensor designs; (c) zero-sum pair at</w:t>
-      </w:r>
-      <w:r>
-        <w:t xml:space="preserve"> </w:t>
-      </w:r>
-      <m:oMath>
-        <m:r>
-          <m:t>ρ</m:t>
-        </m:r>
-        <m:r>
-          <m:rPr>
-            <m:sty m:val="p"/>
-          </m:rPr>
-          <m:t>=</m:t>
-        </m:r>
-        <m:r>
-          <m:t>1</m:t>
-        </m:r>
-      </m:oMath>
-      <w:r>
-        <w:t xml:space="preserve"> </w:t>
-      </w:r>
-      <w:r>
-        <w:t xml:space="preserve">against the white-noise level. 2S-eq: equal two-span beam; 3S-b2.0: three-span beam with</w:t>
-      </w:r>
-      <w:r>
-        <w:t xml:space="preserve"> </w:t>
-      </w:r>
-      <m:oMath>
-        <m:r>
-          <m:t>β</m:t>
-        </m:r>
-        <m:r>
-          <m:rPr>
-            <m:sty m:val="p"/>
-          </m:rPr>
-          <m:t>=</m:t>
-        </m:r>
-        <m:r>
-          <m:t>2</m:t>
-        </m:r>
-      </m:oMath>
-      <w:r>
-        <w:t xml:space="preserve">; CM-A, CM-B: Cầu Mây calibrations A and B.</w:t>
-      </w:r>
-    </w:p>
-    <w:p>
-      <w:pPr>
-        <w:pStyle w:val="BodyText"/>
-      </w:pPr>
-      <w:r>
-        <w:drawing>
-          <wp:inline>
-            <wp:extent cx="5579999" cy="3028341"/>
-            <wp:effectExtent b="0" l="0" r="0" t="0"/>
-            <wp:docPr descr="" title="" id="44" name="Picture"/>
-            <a:graphic>
-              <a:graphicData uri="http://schemas.openxmlformats.org/drawingml/2006/picture">
-                <pic:pic>
-                  <pic:nvPicPr>
-                    <pic:cNvPr descr="/home/user/SHM-Paper1-1D/manuscript/ase/figures/supplementary/FigS5_Cx_extremes.png" id="45" name="Picture"/>
-                    <pic:cNvPicPr>
-                      <a:picLocks noChangeArrowheads="1" noChangeAspect="1"/>
-                    </pic:cNvPicPr>
-                  </pic:nvPicPr>
-                  <pic:blipFill>
-                    <a:blip r:embed="rId43"/>
-                    <a:stretch>
-                      <a:fillRect/>
-                    </a:stretch>
-                  </pic:blipFill>
-                  <pic:spPr bwMode="auto">
-                    <a:xfrm>
-                      <a:off x="0" y="0"/>
-                      <a:ext cx="5579999" cy="3028341"/>
-                    </a:xfrm>
-                    <a:prstGeom prst="rect">
-                      <a:avLst/>
-                    </a:prstGeom>
-                    <a:noFill/>
-                    <a:ln w="9525">
-                      <a:noFill/>
-                      <a:headEnd/>
-                      <a:tailEnd/>
-                    </a:ln>
-                  </pic:spPr>
-                </pic:pic>
-              </a:graphicData>
-            </a:graphic>
-          </wp:inline>
-        </w:drawing>
-      </w:r>
-    </w:p>
-    <w:p>
-      <w:pPr>
-        <w:pStyle w:val="BodyText"/>
-      </w:pPr>
-      <w:r>
-        <w:rPr>
-          <w:bCs/>
-          <w:b/>
-        </w:rPr>
-        <w:t xml:space="preserve">Fig. S5.</w:t>
-      </w:r>
-      <w:r>
-        <w:t xml:space="preserve"> </w:t>
-      </w:r>
-      <w:r>
-        <w:t xml:space="preserve">Uniform-load response</w:t>
-      </w:r>
-      <w:r>
-        <w:t xml:space="preserve"> </w:t>
-      </w:r>
-      <m:oMath>
-        <m:r>
-          <m:t>C</m:t>
-        </m:r>
-        <m:d>
-          <m:dPr>
-            <m:begChr m:val="("/>
-            <m:endChr m:val=")"/>
-            <m:sepChr m:val=""/>
-            <m:grow/>
-          </m:dPr>
-          <m:e>
-            <m:r>
-              <m:t>x</m:t>
-            </m:r>
-          </m:e>
-        </m:d>
-      </m:oMath>
-      <w:r>
-        <w:t xml:space="preserve"> </w:t>
-      </w:r>
-      <w:r>
-        <w:t xml:space="preserve">along six girders (two-span, three-span and the Cầu Mây girder under calibrations A and B), with the maximum and minimum selected by the placement rule.</w:t>
-      </w:r>
-    </w:p>
-    <w:p>
-      <w:pPr>
-        <w:pStyle w:val="BodyText"/>
-      </w:pPr>
-      <w:r>
-        <w:drawing>
-          <wp:inline>
-            <wp:extent cx="5579999" cy="1835887"/>
-            <wp:effectExtent b="0" l="0" r="0" t="0"/>
-            <wp:docPr descr="" title="" id="47" name="Picture"/>
-            <a:graphic>
-              <a:graphicData uri="http://schemas.openxmlformats.org/drawingml/2006/picture">
-                <pic:pic>
-                  <pic:nvPicPr>
-                    <pic:cNvPr descr="/home/user/SHM-Paper1-1D/manuscript/ase/figures/supplementary/FigS6_multichannel_montecarlo.png" id="48" name="Picture"/>
-                    <pic:cNvPicPr>
-                      <a:picLocks noChangeArrowheads="1" noChangeAspect="1"/>
-                    </pic:cNvPicPr>
-                  </pic:nvPicPr>
-                  <pic:blipFill>
-                    <a:blip r:embed="rId46"/>
-                    <a:stretch>
-                      <a:fillRect/>
-                    </a:stretch>
-                  </pic:blipFill>
-                  <pic:spPr bwMode="auto">
-                    <a:xfrm>
-                      <a:off x="0" y="0"/>
-                      <a:ext cx="5579999" cy="1835887"/>
-                    </a:xfrm>
-                    <a:prstGeom prst="rect">
-                      <a:avLst/>
-                    </a:prstGeom>
-                    <a:noFill/>
-                    <a:ln w="9525">
-                      <a:noFill/>
-                      <a:headEnd/>
-                      <a:tailEnd/>
-                    </a:ln>
-                  </pic:spPr>
-                </pic:pic>
-              </a:graphicData>
-            </a:graphic>
-          </wp:inline>
-        </w:drawing>
-      </w:r>
-    </w:p>
-    <w:p>
-      <w:pPr>
-        <w:pStyle w:val="BodyText"/>
-      </w:pPr>
-      <w:r>
-        <w:rPr>
-          <w:bCs/>
-          <w:b/>
-        </w:rPr>
-        <w:t xml:space="preserve">Fig. S6.</w:t>
-      </w:r>
-      <w:r>
-        <w:t xml:space="preserve"> </w:t>
-      </w:r>
-      <w:r>
-        <w:t xml:space="preserve">Monte Carlo verification: distribution of the load error for a single gauge, GLS and the zero-sum estimator with three gauges, (a) on a 30 + 60 + 30 m beam and (b) on the Cầu Mây girder (calibration A), and (c) scatter against the number of axles relative to theory.</w:t>
-      </w:r>
-    </w:p>
-    <w:p>
-      <w:pPr>
-        <w:pStyle w:val="BodyText"/>
-      </w:pPr>
-      <w:r>
-        <w:drawing>
-          <wp:inline>
-            <wp:extent cx="5579999" cy="2247499"/>
-            <wp:effectExtent b="0" l="0" r="0" t="0"/>
-            <wp:docPr descr="" title="" id="50" name="Picture"/>
-            <a:graphic>
-              <a:graphicData uri="http://schemas.openxmlformats.org/drawingml/2006/picture">
-                <pic:pic>
-                  <pic:nvPicPr>
-                    <pic:cNvPr descr="/home/user/SHM-Paper1-1D/manuscript/ase/figures/supplementary/FigS7_mobius_closedform.png" id="51" name="Picture"/>
-                    <pic:cNvPicPr>
-                      <a:picLocks noChangeArrowheads="1" noChangeAspect="1"/>
-                    </pic:cNvPicPr>
-                  </pic:nvPicPr>
-                  <pic:blipFill>
-                    <a:blip r:embed="rId49"/>
-                    <a:stretch>
-                      <a:fillRect/>
-                    </a:stretch>
-                  </pic:blipFill>
-                  <pic:spPr bwMode="auto">
-                    <a:xfrm>
-                      <a:off x="0" y="0"/>
-                      <a:ext cx="5579999" cy="2247499"/>
-                    </a:xfrm>
-                    <a:prstGeom prst="rect">
-                      <a:avLst/>
-                    </a:prstGeom>
-                    <a:noFill/>
-                    <a:ln w="9525">
-                      <a:noFill/>
-                      <a:headEnd/>
-                      <a:tailEnd/>
-                    </a:ln>
-                  </pic:spPr>
-                </pic:pic>
-              </a:graphicData>
-            </a:graphic>
-          </wp:inline>
-        </w:drawing>
-      </w:r>
-    </w:p>
-    <w:p>
-      <w:pPr>
-        <w:pStyle w:val="BodyText"/>
-      </w:pPr>
-      <w:r>
-        <w:rPr>
-          <w:bCs/>
-          <w:b/>
-        </w:rPr>
-        <w:t xml:space="preserve">Fig. S7.</w:t>
-      </w:r>
-      <w:r>
-        <w:t xml:space="preserve"> </w:t>
-      </w:r>
-      <w:r>
-        <w:t xml:space="preserve">Cầu Mây proportions, prismatic beam: (a) deflection indicators of the side-span and main-span gauges against the relative pier stiffness</w:t>
-      </w:r>
-      <w:r>
-        <w:t xml:space="preserve"> </w:t>
-      </w:r>
-      <m:oMath>
-        <m:acc>
-          <m:accPr>
-            <m:chr m:val="̂"/>
-          </m:accPr>
-          <m:e>
-            <m:r>
-              <m:t>k</m:t>
-            </m:r>
-          </m:e>
-        </m:acc>
-      </m:oMath>
-      <w:r>
-        <w:t xml:space="preserve">, closed form against FE; (b) boundary sensitivity</w:t>
-      </w:r>
-      <w:r>
-        <w:t xml:space="preserve"> </w:t>
-      </w:r>
-      <m:oMath>
-        <m:sSub>
-          <m:e>
-            <m:r>
-              <m:t>B</m:t>
-            </m:r>
-          </m:e>
-          <m:sub>
-            <m:r>
-              <m:t>m</m:t>
-            </m:r>
-          </m:sub>
-        </m:sSub>
-      </m:oMath>
-      <w:r>
-        <w:t xml:space="preserve">.</w:t>
-      </w:r>
-    </w:p>
-    <w:p>
-      <w:pPr>
-        <w:pStyle w:val="BodyText"/>
-      </w:pPr>
-      <w:r>
-        <w:drawing>
-          <wp:inline>
-            <wp:extent cx="5579999" cy="2789999"/>
-            <wp:effectExtent b="0" l="0" r="0" t="0"/>
-            <wp:docPr descr="" title="" id="53" name="Picture"/>
-            <a:graphic>
-              <a:graphicData uri="http://schemas.openxmlformats.org/drawingml/2006/picture">
-                <pic:pic>
-                  <pic:nvPicPr>
-                    <pic:cNvPr descr="/home/user/SHM-Paper1-1D/manuscript/ase/figures/supplementary/FigS8_lab_influence_line.png" id="54" name="Picture"/>
-                    <pic:cNvPicPr>
-                      <a:picLocks noChangeArrowheads="1" noChangeAspect="1"/>
-                    </pic:cNvPicPr>
-                  </pic:nvPicPr>
-                  <pic:blipFill>
-                    <a:blip r:embed="rId52"/>
-                    <a:stretch>
-                      <a:fillRect/>
-                    </a:stretch>
-                  </pic:blipFill>
-                  <pic:spPr bwMode="auto">
-                    <a:xfrm>
-                      <a:off x="0" y="0"/>
-                      <a:ext cx="5579999" cy="2789999"/>
-                    </a:xfrm>
-                    <a:prstGeom prst="rect">
-                      <a:avLst/>
-                    </a:prstGeom>
-                    <a:noFill/>
-                    <a:ln w="9525">
-                      <a:noFill/>
-                      <a:headEnd/>
-                      <a:tailEnd/>
-                    </a:ln>
-                  </pic:spPr>
-                </pic:pic>
-              </a:graphicData>
-            </a:graphic>
-          </wp:inline>
-        </w:drawing>
-      </w:r>
-    </w:p>
-    <w:p>
-      <w:pPr>
-        <w:pStyle w:val="BodyText"/>
-      </w:pPr>
-      <w:r>
-        <w:rPr>
-          <w:bCs/>
-          <w:b/>
-        </w:rPr>
-        <w:t xml:space="preserve">Fig. S8.</w:t>
-      </w:r>
-      <w:r>
-        <w:t xml:space="preserve"> </w:t>
-      </w:r>
-      <w:r>
-        <w:t xml:space="preserve">Laboratory two-span beam: measured and analytical influence line of the mid-span deflection of the first span for the single 40.64 N load (Table S4).</w:t>
-      </w:r>
-    </w:p>
-    <w:p>
-      <w:pPr>
-        <w:pStyle w:val="BodyText"/>
-      </w:pPr>
-      <w:r>
-        <w:drawing>
-          <wp:inline>
-            <wp:extent cx="5579999" cy="2557499"/>
-            <wp:effectExtent b="0" l="0" r="0" t="0"/>
-            <wp:docPr descr="" title="" id="56" name="Picture"/>
-            <a:graphic>
-              <a:graphicData uri="http://schemas.openxmlformats.org/drawingml/2006/picture">
-                <pic:pic>
-                  <pic:nvPicPr>
-                    <pic:cNvPr descr="/home/user/SHM-Paper1-1D/manuscript/ase/figures/supplementary/FigS9_norbwim_noise_correlation.png" id="57" name="Picture"/>
-                    <pic:cNvPicPr>
-                      <a:picLocks noChangeArrowheads="1" noChangeAspect="1"/>
-                    </pic:cNvPicPr>
-                  </pic:nvPicPr>
-                  <pic:blipFill>
-                    <a:blip r:embed="rId55"/>
-                    <a:stretch>
-                      <a:fillRect/>
-                    </a:stretch>
-                  </pic:blipFill>
-                  <pic:spPr bwMode="auto">
-                    <a:xfrm>
-                      <a:off x="0" y="0"/>
-                      <a:ext cx="5579999" cy="2557499"/>
-                    </a:xfrm>
-                    <a:prstGeom prst="rect">
-                      <a:avLst/>
-                    </a:prstGeom>
-                    <a:noFill/>
-                    <a:ln w="9525">
-                      <a:noFill/>
-                      <a:headEnd/>
-                      <a:tailEnd/>
-                    </a:ln>
-                  </pic:spPr>
-                </pic:pic>
-              </a:graphicData>
-            </a:graphic>
-          </wp:inline>
-        </w:drawing>
-      </w:r>
-    </w:p>
-    <w:p>
-      <w:pPr>
-        <w:pStyle w:val="BodyText"/>
-      </w:pPr>
-      <w:r>
-        <w:rPr>
-          <w:bCs/>
-          <w:b/>
-        </w:rPr>
-        <w:t xml:space="preserve">Fig. S9.</w:t>
-      </w:r>
-      <w:r>
-        <w:t xml:space="preserve"> </w:t>
-      </w:r>
-      <w:r>
-        <w:t xml:space="preserve">NOR-BWIM: correlation matrices of the integrated vehicle-free noise between gauges, for windows of crossing length; day 1 (12 gauges) and day 2 (4 gauges).</w:t>
-      </w:r>
-    </w:p>
-    <w:p>
-      <w:pPr>
-        <w:pStyle w:val="BodyText"/>
-      </w:pPr>
-      <w:r>
-        <w:drawing>
-          <wp:inline>
-            <wp:extent cx="5579999" cy="2479999"/>
-            <wp:effectExtent b="0" l="0" r="0" t="0"/>
-            <wp:docPr descr="" title="" id="59" name="Picture"/>
-            <a:graphic>
-              <a:graphicData uri="http://schemas.openxmlformats.org/drawingml/2006/picture">
-                <pic:pic>
-                  <pic:nvPicPr>
-                    <pic:cNvPr descr="/home/user/SHM-Paper1-1D/manuscript/ase/figures/supplementary/FigS10_norbwim_estimators.png" id="60" name="Picture"/>
-                    <pic:cNvPicPr>
-                      <a:picLocks noChangeArrowheads="1" noChangeAspect="1"/>
-                    </pic:cNvPicPr>
-                  </pic:nvPicPr>
-                  <pic:blipFill>
-                    <a:blip r:embed="rId58"/>
-                    <a:stretch>
-                      <a:fillRect/>
-                    </a:stretch>
-                  </pic:blipFill>
-                  <pic:spPr bwMode="auto">
-                    <a:xfrm>
-                      <a:off x="0" y="0"/>
-                      <a:ext cx="5579999" cy="2479999"/>
-                    </a:xfrm>
-                    <a:prstGeom prst="rect">
-                      <a:avLst/>
-                    </a:prstGeom>
-                    <a:noFill/>
-                    <a:ln w="9525">
-                      <a:noFill/>
-                      <a:headEnd/>
-                      <a:tailEnd/>
-                    </a:ln>
-                  </pic:spPr>
-                </pic:pic>
-              </a:graphicData>
-            </a:graphic>
-          </wp:inline>
-        </w:drawing>
-      </w:r>
-    </w:p>
-    <w:p>
-      <w:pPr>
-        <w:pStyle w:val="BodyText"/>
-      </w:pPr>
-      <w:r>
-        <w:rPr>
-          <w:bCs/>
-          <w:b/>
-        </w:rPr>
-        <w:t xml:space="preserve">Fig. S10.</w:t>
-      </w:r>
-      <w:r>
-        <w:t xml:space="preserve"> </w:t>
-      </w:r>
-      <w:r>
-        <w:t xml:space="preserve">NOR-BWIM: mean absolute error of the gross weight for single-gauge, gauge-average, GLS, zero-sum and mean-weight (mean-GVW) predictors, with 95 % bootstrap confidence intervals: in sample (IN), leave-one-run-out (LOO) and leave-one-truck-out (LOTO). (a) Day 2, 4 gauges; (b) day 1, 4 wheel-path gauges; (c) day 1, 12 gauges (multi-gauge estimators use all 12; only the single gauges ch5 and ch11 are shown). GLS-diag: diagonal covariance; zero-sum-eq: zero-sum estimator with equal noise (</w:t>
-      </w:r>
-      <m:oMath>
-        <m:r>
-          <m:t>Σ</m:t>
-        </m:r>
-      </m:oMath>
-      <w:r>
-        <w:t xml:space="preserve"> </w:t>
-      </w:r>
-      <w:r>
-        <w:t xml:space="preserve">= identity matrix); GLS-resid: covariance from crossing residuals.</w:t>
-      </w:r>
-    </w:p>
-    <w:p>
-      <w:pPr>
-        <w:pStyle w:val="BodyText"/>
-      </w:pPr>
-      <w:r>
-        <w:drawing>
-          <wp:inline>
-            <wp:extent cx="5579999" cy="2014999"/>
-            <wp:effectExtent b="0" l="0" r="0" t="0"/>
-            <wp:docPr descr="" title="" id="62" name="Picture"/>
-            <a:graphic>
-              <a:graphicData uri="http://schemas.openxmlformats.org/drawingml/2006/picture">
-                <pic:pic>
-                  <pic:nvPicPr>
-                    <pic:cNvPr descr="/home/user/SHM-Paper1-1D/manuscript/ase/figures/supplementary/FigS11_norbwim_speed.png" id="63" name="Picture"/>
-                    <pic:cNvPicPr>
-                      <a:picLocks noChangeArrowheads="1" noChangeAspect="1"/>
-                    </pic:cNvPicPr>
-                  </pic:nvPicPr>
-                  <pic:blipFill>
-                    <a:blip r:embed="rId61"/>
-                    <a:stretch>
-                      <a:fillRect/>
-                    </a:stretch>
-                  </pic:blipFill>
-                  <pic:spPr bwMode="auto">
-                    <a:xfrm>
-                      <a:off x="0" y="0"/>
-                      <a:ext cx="5579999" cy="2014999"/>
-                    </a:xfrm>
-                    <a:prstGeom prst="rect">
-                      <a:avLst/>
-                    </a:prstGeom>
-                    <a:noFill/>
-                    <a:ln w="9525">
-                      <a:noFill/>
-                      <a:headEnd/>
-                      <a:tailEnd/>
-                    </a:ln>
-                  </pic:spPr>
-                </pic:pic>
-              </a:graphicData>
-            </a:graphic>
-          </wp:inline>
-        </w:drawing>
-      </w:r>
-    </w:p>
-    <w:p>
-      <w:pPr>
-        <w:pStyle w:val="BodyText"/>
-      </w:pPr>
-      <w:r>
-        <w:rPr>
-          <w:bCs/>
-          <w:b/>
-        </w:rPr>
-        <w:t xml:space="preserve">Fig. S11.</w:t>
-      </w:r>
-      <w:r>
-        <w:t xml:space="preserve"> </w:t>
-      </w:r>
-      <w:r>
-        <w:t xml:space="preserve">NOR-BWIM: integral constant against speed for the day-1 gauge average, gauge ch1 and the day-2 gauge average, by truck; the panel titles give the fitted slope per 10 m/s with its 95 % CI.</w:t>
-      </w:r>
-    </w:p>
-    <w:p>
-      <w:pPr>
-        <w:pStyle w:val="BodyText"/>
-      </w:pPr>
-      <w:r>
-        <w:drawing>
-          <wp:inline>
-            <wp:extent cx="5579999" cy="5889999"/>
-            <wp:effectExtent b="0" l="0" r="0" t="0"/>
-            <wp:docPr descr="" title="" id="65" name="Picture"/>
-            <a:graphic>
-              <a:graphicData uri="http://schemas.openxmlformats.org/drawingml/2006/picture">
-                <pic:pic>
-                  <pic:nvPicPr>
-                    <pic:cNvPr descr="/home/user/SHM-Paper1-1D/manuscript/ase/figures/supplementary/FigS12_norbwim_beam_observability.png" id="66" name="Picture"/>
-                    <pic:cNvPicPr>
-                      <a:picLocks noChangeArrowheads="1" noChangeAspect="1"/>
-                    </pic:cNvPicPr>
-                  </pic:nvPicPr>
-                  <pic:blipFill>
-                    <a:blip r:embed="rId64"/>
-                    <a:stretch>
-                      <a:fillRect/>
-                    </a:stretch>
-                  </pic:blipFill>
-                  <pic:spPr bwMode="auto">
-                    <a:xfrm>
-                      <a:off x="0" y="0"/>
-                      <a:ext cx="5579999" cy="5889999"/>
-                    </a:xfrm>
-                    <a:prstGeom prst="rect">
-                      <a:avLst/>
-                    </a:prstGeom>
-                    <a:noFill/>
-                    <a:ln w="9525">
-                      <a:noFill/>
-                      <a:headEnd/>
-                      <a:tailEnd/>
-                    </a:ln>
-                  </pic:spPr>
-                </pic:pic>
-              </a:graphicData>
-            </a:graphic>
-          </wp:inline>
-        </w:drawing>
-      </w:r>
-    </w:p>
-    <w:p>
-      <w:pPr>
-        <w:pStyle w:val="BodyText"/>
-      </w:pPr>
-      <w:r>
-        <w:rPr>
-          <w:bCs/>
-          <w:b/>
-        </w:rPr>
-        <w:t xml:space="preserve">Fig. S12.</w:t>
-      </w:r>
-      <w:r>
-        <w:t xml:space="preserve"> </w:t>
-      </w:r>
-      <w:r>
-        <w:t xml:space="preserve">Five-span girder, beam model with uniform rigidity and two haunch laws: uniform-load moment (top) and strain constant (middle) along the girder, normalised at the gauges, and the single-gauge error expected from the measured noise for a 25 t truck (bottom). Red line: gauge position; dotted lines: zero-moment points.</w:t>
-      </w:r>
-    </w:p>
-    <w:p>
-      <w:pPr>
-        <w:pStyle w:val="BodyText"/>
-      </w:pPr>
-      <w:r>
-        <w:drawing>
-          <wp:inline>
-            <wp:extent cx="5579999" cy="2169999"/>
-            <wp:effectExtent b="0" l="0" r="0" t="0"/>
-            <wp:docPr descr="" title="" id="68" name="Picture"/>
-            <a:graphic>
-              <a:graphicData uri="http://schemas.openxmlformats.org/drawingml/2006/picture">
-                <pic:pic>
-                  <pic:nvPicPr>
-                    <pic:cNvPr descr="/home/user/SHM-Paper1-1D/manuscript/ase/figures/supplementary/FigS13_veb_synthetic.png" id="69" name="Picture"/>
-                    <pic:cNvPicPr>
-                      <a:picLocks noChangeArrowheads="1" noChangeAspect="1"/>
-                    </pic:cNvPicPr>
-                  </pic:nvPicPr>
-                  <pic:blipFill>
-                    <a:blip r:embed="rId67"/>
-                    <a:stretch>
-                      <a:fillRect/>
-                    </a:stretch>
-                  </pic:blipFill>
-                  <pic:spPr bwMode="auto">
-                    <a:xfrm>
-                      <a:off x="0" y="0"/>
-                      <a:ext cx="5579999" cy="2169999"/>
-                    </a:xfrm>
-                    <a:prstGeom prst="rect">
-                      <a:avLst/>
-                    </a:prstGeom>
-                    <a:noFill/>
-                    <a:ln w="9525">
-                      <a:noFill/>
-                      <a:headEnd/>
-                      <a:tailEnd/>
-                    </a:ln>
-                  </pic:spPr>
-                </pic:pic>
-              </a:graphicData>
-            </a:graphic>
-          </wp:inline>
-        </w:drawing>
-      </w:r>
-    </w:p>
-    <w:p>
-      <w:pPr>
-        <w:pStyle w:val="BodyText"/>
-      </w:pPr>
-      <w:r>
-        <w:rPr>
-          <w:bCs/>
-          <w:b/>
-        </w:rPr>
-        <w:t xml:space="preserve">Fig. S13.</w:t>
-      </w:r>
-      <w:r>
-        <w:t xml:space="preserve"> </w:t>
-      </w:r>
-      <w:r>
-        <w:t xml:space="preserve">Synthetic strain records of the dataset authors: integral per unit gross weight by truck and lane, and for a 3-axle truck against speed.</w:t>
-      </w:r>
-    </w:p>
-    <w:p>
-      <w:pPr>
-        <w:pStyle w:val="BodyText"/>
-      </w:pPr>
-      <w:r>
-        <w:drawing>
-          <wp:inline>
-            <wp:extent cx="5579999" cy="2964374"/>
-            <wp:effectExtent b="0" l="0" r="0" t="0"/>
-            <wp:docPr descr="" title="" id="71" name="Picture"/>
-            <a:graphic>
-              <a:graphicData uri="http://schemas.openxmlformats.org/drawingml/2006/picture">
-                <pic:pic>
-                  <pic:nvPicPr>
-                    <pic:cNvPr descr="/home/user/SHM-Paper1-1D/manuscript/ase/figures/supplementary/FigS14_caumay_freq_vs_kappa.png" id="72" name="Picture"/>
-                    <pic:cNvPicPr>
-                      <a:picLocks noChangeArrowheads="1" noChangeAspect="1"/>
-                    </pic:cNvPicPr>
-                  </pic:nvPicPr>
-                  <pic:blipFill>
-                    <a:blip r:embed="rId70"/>
-                    <a:stretch>
-                      <a:fillRect/>
-                    </a:stretch>
-                  </pic:blipFill>
-                  <pic:spPr bwMode="auto">
-                    <a:xfrm>
-                      <a:off x="0" y="0"/>
-                      <a:ext cx="5579999" cy="2964374"/>
-                    </a:xfrm>
-                    <a:prstGeom prst="rect">
-                      <a:avLst/>
-                    </a:prstGeom>
-                    <a:noFill/>
-                    <a:ln w="9525">
-                      <a:noFill/>
-                      <a:headEnd/>
-                      <a:tailEnd/>
-                    </a:ln>
-                  </pic:spPr>
-                </pic:pic>
-              </a:graphicData>
-            </a:graphic>
-          </wp:inline>
-        </w:drawing>
-      </w:r>
-    </w:p>
-    <w:p>
-      <w:pPr>
-        <w:pStyle w:val="BodyText"/>
-      </w:pPr>
-      <w:r>
-        <w:rPr>
-          <w:bCs/>
-          <w:b/>
-        </w:rPr>
-        <w:t xml:space="preserve">Fig. S14.</w:t>
-      </w:r>
-      <w:r>
-        <w:t xml:space="preserve"> </w:t>
-      </w:r>
-      <w:r>
-        <w:t xml:space="preserve">Cầu Mây: first, second and third vertical frequencies against the scaled pier stiffness</w:t>
-      </w:r>
-      <w:r>
-        <w:t xml:space="preserve"> </w:t>
-      </w:r>
-      <m:oMath>
-        <m:r>
-          <m:t>κ</m:t>
-        </m:r>
-      </m:oMath>
-      <w:r>
-        <w:t xml:space="preserve">, for low, base and high mass, with the measured band.</w:t>
-      </w:r>
-    </w:p>
-    <w:p>
-      <w:pPr>
-        <w:pStyle w:val="BodyText"/>
-      </w:pPr>
-      <w:r>
-        <w:drawing>
-          <wp:inline>
-            <wp:extent cx="5579999" cy="3938823"/>
-            <wp:effectExtent b="0" l="0" r="0" t="0"/>
-            <wp:docPr descr="" title="" id="74" name="Picture"/>
-            <a:graphic>
-              <a:graphicData uri="http://schemas.openxmlformats.org/drawingml/2006/picture">
-                <pic:pic>
-                  <pic:nvPicPr>
-                    <pic:cNvPr descr="/home/user/SHM-Paper1-1D/manuscript/ase/figures/supplementary/FigS15_caumay_alpha_k_map.png" id="75" name="Picture"/>
-                    <pic:cNvPicPr>
-                      <a:picLocks noChangeArrowheads="1" noChangeAspect="1"/>
-                    </pic:cNvPicPr>
-                  </pic:nvPicPr>
-                  <pic:blipFill>
-                    <a:blip r:embed="rId73"/>
-                    <a:stretch>
-                      <a:fillRect/>
-                    </a:stretch>
-                  </pic:blipFill>
-                  <pic:spPr bwMode="auto">
-                    <a:xfrm>
-                      <a:off x="0" y="0"/>
-                      <a:ext cx="5579999" cy="3938823"/>
-                    </a:xfrm>
-                    <a:prstGeom prst="rect">
-                      <a:avLst/>
-                    </a:prstGeom>
-                    <a:noFill/>
-                    <a:ln w="9525">
-                      <a:noFill/>
-                      <a:headEnd/>
-                      <a:tailEnd/>
-                    </a:ln>
-                  </pic:spPr>
-                </pic:pic>
-              </a:graphicData>
-            </a:graphic>
-          </wp:inline>
-        </w:drawing>
-      </w:r>
-    </w:p>
-    <w:p>
-      <w:pPr>
-        <w:pStyle w:val="BodyText"/>
-      </w:pPr>
-      <w:r>
-        <w:rPr>
-          <w:bCs/>
-          <w:b/>
-        </w:rPr>
-        <w:t xml:space="preserve">Fig. S15.</w:t>
-      </w:r>
-      <w:r>
-        <w:t xml:space="preserve"> </w:t>
-      </w:r>
-      <w:r>
-        <w:t xml:space="preserve">Cầu Mây: static misfit over the rigidity factor</w:t>
-      </w:r>
-      <w:r>
-        <w:t xml:space="preserve"> </w:t>
-      </w:r>
-      <m:oMath>
-        <m:r>
-          <m:t>α</m:t>
-        </m:r>
-      </m:oMath>
-      <w:r>
-        <w:t xml:space="preserve"> </w:t>
-      </w:r>
-      <w:r>
-        <w:t xml:space="preserve">and the pier stiffness</w:t>
-      </w:r>
-      <w:r>
-        <w:t xml:space="preserve"> </w:t>
-      </w:r>
-      <m:oMath>
-        <m:r>
-          <m:t>k</m:t>
-        </m:r>
-      </m:oMath>
-      <w:r>
-        <w:t xml:space="preserve">, with contours of the third vertical frequency equal to the measured values.</w:t>
-      </w:r>
-    </w:p>
-    <w:p>
-      <w:pPr>
-        <w:pStyle w:val="BodyText"/>
-      </w:pPr>
-      <w:r>
-        <w:drawing>
-          <wp:inline>
-            <wp:extent cx="5579999" cy="2049877"/>
-            <wp:effectExtent b="0" l="0" r="0" t="0"/>
-            <wp:docPr descr="" title="" id="77" name="Picture"/>
-            <a:graphic>
-              <a:graphicData uri="http://schemas.openxmlformats.org/drawingml/2006/picture">
-                <pic:pic>
-                  <pic:nvPicPr>
-                    <pic:cNvPr descr="/home/user/SHM-Paper1-1D/manuscript/ase/figures/supplementary/FigS16_giecuc_phuongdo_baseline.png" id="78" name="Picture"/>
-                    <pic:cNvPicPr>
-                      <a:picLocks noChangeArrowheads="1" noChangeAspect="1"/>
-                    </pic:cNvPicPr>
-                  </pic:nvPicPr>
-                  <pic:blipFill>
-                    <a:blip r:embed="rId76"/>
-                    <a:stretch>
-                      <a:fillRect/>
-                    </a:stretch>
-                  </pic:blipFill>
-                  <pic:spPr bwMode="auto">
-                    <a:xfrm>
-                      <a:off x="0" y="0"/>
-                      <a:ext cx="5579999" cy="2049877"/>
-                    </a:xfrm>
-                    <a:prstGeom prst="rect">
-                      <a:avLst/>
-                    </a:prstGeom>
-                    <a:noFill/>
-                    <a:ln w="9525">
-                      <a:noFill/>
-                      <a:headEnd/>
-                      <a:tailEnd/>
-                    </a:ln>
-                  </pic:spPr>
-                </pic:pic>
-              </a:graphicData>
-            </a:graphic>
-          </wp:inline>
-        </w:drawing>
-      </w:r>
-    </w:p>
-    <w:p>
-      <w:pPr>
-        <w:pStyle w:val="BodyText"/>
-      </w:pPr>
-      <w:r>
-        <w:rPr>
-          <w:bCs/>
-          <w:b/>
-        </w:rPr>
-        <w:t xml:space="preserve">Fig. S16.</w:t>
-      </w:r>
-      <w:r>
-        <w:t xml:space="preserve"> </w:t>
-      </w:r>
-      <w:r>
-        <w:t xml:space="preserve">Deflection records of two simply supported bridges (Gie Cục I and Phương Độ): deviation of the event integral from a linear pre/post baseline for several baseline treatments and high-pass filters.</w:t>
-      </w:r>
-    </w:p>
-    <w:p>
-      <w:pPr>
-        <w:pStyle w:val="BodyText"/>
-      </w:pPr>
-      <w:r>
-        <w:drawing>
-          <wp:inline>
-            <wp:extent cx="5579999" cy="5299194"/>
-            <wp:effectExtent b="0" l="0" r="0" t="0"/>
-            <wp:docPr descr="" title="" id="80" name="Picture"/>
-            <a:graphic>
-              <a:graphicData uri="http://schemas.openxmlformats.org/drawingml/2006/picture">
-                <pic:pic>
-                  <pic:nvPicPr>
-                    <pic:cNvPr descr="/home/user/SHM-Paper1-1D/manuscript/ase/figures/supplementary/FigS17_giecuc_phuongdo_lowpass.png" id="81" name="Picture"/>
-                    <pic:cNvPicPr>
-                      <a:picLocks noChangeArrowheads="1" noChangeAspect="1"/>
-                    </pic:cNvPicPr>
-                  </pic:nvPicPr>
-                  <pic:blipFill>
-                    <a:blip r:embed="rId79"/>
-                    <a:stretch>
-                      <a:fillRect/>
-                    </a:stretch>
-                  </pic:blipFill>
-                  <pic:spPr bwMode="auto">
-                    <a:xfrm>
-                      <a:off x="0" y="0"/>
-                      <a:ext cx="5579999" cy="5299194"/>
-                    </a:xfrm>
-                    <a:prstGeom prst="rect">
-                      <a:avLst/>
-                    </a:prstGeom>
-                    <a:noFill/>
-                    <a:ln w="9525">
-                      <a:noFill/>
-                      <a:headEnd/>
-                      <a:tailEnd/>
-                    </a:ln>
-                  </pic:spPr>
-                </pic:pic>
-              </a:graphicData>
-            </a:graphic>
-          </wp:inline>
-        </w:drawing>
-      </w:r>
-    </w:p>
-    <w:p>
-      <w:pPr>
-        <w:pStyle w:val="BodyText"/>
-      </w:pPr>
-      <w:r>
-        <w:rPr>
-          <w:bCs/>
-          <w:b/>
-        </w:rPr>
-        <w:t xml:space="preserve">Fig. S17.</w:t>
-      </w:r>
-      <w:r>
-        <w:t xml:space="preserve"> </w:t>
-      </w:r>
-      <w:r>
-        <w:t xml:space="preserve">The same records: (a) deflection relative to the linear baseline, unfiltered and low-pass filtered at 2 Hz; (b) dynamic residual removed by the low-pass filter.</w:t>
-      </w:r>
-    </w:p>
-    <w:bookmarkEnd w:id="82"/>
-    <w:bookmarkEnd w:id="83"/>
+    <w:bookmarkEnd w:id="81"/>
     <w:sectPr>
       <w:footerReference r:id="rId9" w:type="default"/>
       <w:pgSz w:h="16838" w:w="11906"/>
@@ -22721,7 +23257,9 @@
     <w:basedOn w:val="Normal"/>
     <w:link w:val="BodyTextChar"/>
     <w:pPr>
+      <w:widowControl/>
       <w:spacing w:after="120" w:before="180" w:line="360" w:lineRule="auto"/>
+      <w:jc w:val="both"/>
     </w:pPr>
     <w:qFormat/>
     <w:rPr>
@@ -22735,7 +23273,9 @@
     <w:next w:val="BodyText"/>
     <w:qFormat/>
     <w:pPr>
+      <w:widowControl/>
       <w:spacing w:after="120" w:line="360" w:lineRule="auto"/>
+      <w:jc w:val="both"/>
     </w:pPr>
     <w:rPr>
       <w:rFonts w:ascii="Times New Roman" w:cs="Times New Roman" w:eastAsia="Times New Roman" w:hAnsi="Times New Roman"/>
@@ -22850,7 +23390,9 @@
     <w:pPr>
       <w:keepNext/>
       <w:keepLines/>
+      <w:widowControl/>
       <w:spacing w:after="300" w:before="100" w:line="360" w:lineRule="auto"/>
+      <w:jc w:val="both"/>
     </w:pPr>
     <w:rPr>
       <w:rFonts w:ascii="Times New Roman" w:cs="Times New Roman" w:eastAsia="Times New Roman" w:hAnsi="Times New Roman"/>
@@ -22864,7 +23406,9 @@
     <w:next w:val="Bibliography"/>
     <w:qFormat/>
     <w:pPr>
+      <w:widowControl/>
       <w:spacing w:line="360" w:lineRule="auto"/>
+      <w:jc w:val="both"/>
     </w:pPr>
     <w:rPr>
       <w:rFonts w:ascii="Times New Roman" w:cs="Times New Roman" w:eastAsia="Times New Roman" w:hAnsi="Times New Roman"/>
@@ -22881,6 +23425,7 @@
       <w:keepNext/>
       <w:keepLines/>
       <w:spacing w:after="0" w:before="480" w:line="360" w:lineRule="auto"/>
+      <w:jc w:val="left"/>
       <w:outlineLvl w:val="0"/>
     </w:pPr>
     <w:rPr>
@@ -22904,6 +23449,7 @@
       <w:keepNext/>
       <w:keepLines/>
       <w:spacing w:after="0" w:before="200" w:line="360" w:lineRule="auto"/>
+      <w:jc w:val="left"/>
       <w:outlineLvl w:val="1"/>
     </w:pPr>
     <w:rPr>
@@ -22927,6 +23473,7 @@
       <w:keepNext/>
       <w:keepLines/>
       <w:spacing w:after="0" w:before="200" w:line="360" w:lineRule="auto"/>
+      <w:jc w:val="left"/>
       <w:outlineLvl w:val="2"/>
     </w:pPr>
     <w:rPr>
@@ -23177,8 +23724,16 @@
   <w:style w:customStyle="1" w:styleId="Figure" w:type="paragraph">
     <w:name w:val="Figure"/>
     <w:basedOn w:val="Normal"/>
+    <w:pPr>
+      <w:keepNext/>
+      <w:widowControl/>
+      <w:spacing w:after="0" w:before="120" w:line="240" w:lineRule="auto"/>
+      <w:jc w:val="center"/>
+    </w:pPr>
     <w:rPr>
       <w:rFonts w:ascii="Times New Roman" w:cs="Times New Roman" w:eastAsia="Times New Roman" w:hAnsi="Times New Roman"/>
+      <w:i w:val="0"/>
+      <w:sz w:val="24"/>
     </w:rPr>
   </w:style>
   <w:style w:customStyle="1" w:styleId="CaptionedFigure" w:type="paragraph">
@@ -23238,6 +23793,51 @@
       <w:b w:val="0"/>
       <w:bCs w:val="0"/>
       <w:color w:themeColor="accent1" w:themeShade="BF" w:val="365F91"/>
+    </w:rPr>
+  </w:style>
+  <w:style w:customStyle="1" w:styleId="Titleblock" w:type="paragraph">
+    <w:name w:val="Title block"/>
+    <w:basedOn w:val="Normal"/>
+    <w:pPr>
+      <w:keepNext w:val="0"/>
+      <w:widowControl/>
+      <w:spacing w:after="120" w:before="0" w:line="360" w:lineRule="auto"/>
+      <w:jc w:val="center"/>
+    </w:pPr>
+    <w:rPr>
+      <w:rFonts w:ascii="Times New Roman" w:hAnsi="Times New Roman"/>
+      <w:i w:val="0"/>
+      <w:sz w:val="24"/>
+    </w:rPr>
+  </w:style>
+  <w:style w:customStyle="1" w:styleId="Captioncentred" w:type="paragraph">
+    <w:name w:val="Caption centred"/>
+    <w:basedOn w:val="Normal"/>
+    <w:pPr>
+      <w:keepNext w:val="0"/>
+      <w:widowControl/>
+      <w:spacing w:after="240" w:before="0" w:line="276" w:lineRule="auto"/>
+      <w:jc w:val="center"/>
+    </w:pPr>
+    <w:rPr>
+      <w:rFonts w:ascii="Times New Roman" w:hAnsi="Times New Roman"/>
+      <w:i w:val="0"/>
+      <w:sz w:val="22"/>
+    </w:rPr>
+  </w:style>
+  <w:style w:customStyle="1" w:styleId="Captionjustified" w:type="paragraph">
+    <w:name w:val="Caption justified"/>
+    <w:basedOn w:val="Normal"/>
+    <w:pPr>
+      <w:keepNext w:val="0"/>
+      <w:widowControl/>
+      <w:spacing w:after="240" w:before="0" w:line="276" w:lineRule="auto"/>
+      <w:jc w:val="both"/>
+    </w:pPr>
+    <w:rPr>
+      <w:rFonts w:ascii="Times New Roman" w:hAnsi="Times New Roman"/>
+      <w:i w:val="0"/>
+      <w:sz w:val="22"/>
     </w:rPr>
   </w:style>
   <w:style w:customStyle="1" w:styleId="Figureplaceholder" w:type="paragraph">

--- a/manuscript/ase/word/Supplementary_Material_ASE.docx
+++ b/manuscript/ase/word/Supplementary_Material_ASE.docx
@@ -637,7 +637,7 @@
               <w:jc w:val="left"/>
             </w:pPr>
             <w:r>
-              <w:t xml:space="preserve">distance of the gauged fibre from the neutral axis (m)</w:t>
+              <w:t xml:space="preserve">distance of the gauged fiber from the neutral axis (m)</w:t>
             </w:r>
           </w:p>
         </w:tc>
@@ -809,7 +809,7 @@
               <w:jc w:val="left"/>
             </w:pPr>
             <w:r>
-              <w:t xml:space="preserve">flexural rigidity; design value at mid main span; reference rigidity used to normalise</w:t>
+              <w:t xml:space="preserve">flexural rigidity; design value at mid main span; reference rigidity used to normalize</w:t>
             </w:r>
             <w:r>
               <w:t xml:space="preserve"> </w:t>
@@ -1654,7 +1654,7 @@
               <w:jc w:val="left"/>
             </w:pPr>
             <w:r>
-              <w:t xml:space="preserve">normalised end moments</w:t>
+              <w:t xml:space="preserve">normalized end moments</w:t>
             </w:r>
             <w:r>
               <w:t xml:space="preserve"> </w:t>
@@ -3595,7 +3595,7 @@
               <w:jc w:val="left"/>
             </w:pPr>
             <w:r>
-              <w:t xml:space="preserve">beam-property method: load = record integral / modelled constant</w:t>
+              <w:t xml:space="preserve">beam-property method: load = record integral / modeled constant</w:t>
             </w:r>
           </w:p>
         </w:tc>
@@ -3760,7 +3760,7 @@
               <w:jc w:val="left"/>
             </w:pPr>
             <w:r>
-              <w:t xml:space="preserve">generalised least squares</w:t>
+              <w:t xml:space="preserve">generalized least squares</w:t>
             </w:r>
           </w:p>
         </w:tc>
@@ -4653,7 +4653,7 @@
         </m:r>
       </m:oMath>
       <w:r>
-        <w:t xml:space="preserve">, and maximising</w:t>
+        <w:t xml:space="preserve">, and maximizing</w:t>
       </w:r>
       <w:r>
         <w:t xml:space="preserve"> </w:t>
@@ -8101,7 +8101,7 @@
         <w:pStyle w:val="BodyText"/>
       </w:pPr>
       <w:r>
-        <w:t xml:space="preserve">All closed forms of Section 2.2 agree with FE evaluations of Eq. (2) in 981 checks, with a maximum error of 8.1 × 10⁻¹¹ on the normalised indicators. The verification covered two-span, symmetric and asymmetric three-span and four-span beams, zero-moment positions, ten blind configurations, the identity for a two-truck convoy on piecewise-prismatic girders with elastic pier springs (relative error 2.8 × 10⁻⁹), and the haunched Cầu Mây FE against an independent force-method solution (5.4 × 10⁻¹⁰). Truncating the record when the first axle leaves changed the integral by up to 59 % (rotation) and 10 % (moment) on the two-span example.</w:t>
+        <w:t xml:space="preserve">All closed forms of Section 2.2 agree with FE evaluations of Eq. (2) in 981 checks, with a maximum error of 8.1 × 10⁻¹¹ on the normalized indicators. The verification covered two-span, symmetric and asymmetric three-span and four-span beams, zero-moment positions, ten blind configurations, the identity for a two-truck convoy on piecewise-prismatic girders with elastic pier springs (relative error 2.8 × 10⁻⁹), and the haunched Cầu Mây FE against an independent force-method solution (5.4 × 10⁻¹⁰). Truncating the record when the first axle leaves changed the integral by up to 59 % (rotation) and 10 % (moment) on the two-span example.</w:t>
       </w:r>
     </w:p>
     <w:p>
@@ -13729,7 +13729,7 @@
         <w:t xml:space="preserve"> </w:t>
       </w:r>
       <w:r>
-        <w:t xml:space="preserve">Five-span girder, beam model with uniform rigidity and two haunch laws: uniform-load moment (top) and strain constant (middle) along the girder, normalised at the gauges, and the single-gauge error expected from the measured noise for a 25 t truck (bottom). Red line: gauge position; dotted lines: zero-moment points.</w:t>
+        <w:t xml:space="preserve">Five-span girder, beam model with uniform rigidity and two haunch laws: uniform-load moment (top) and strain constant (middle) along the girder, normalized at the gauges, and the single-gauge error expected from the measured noise for a 25 t truck (bottom). Red line: gauge position; dotted lines: zero-moment points.</w:t>
       </w:r>
     </w:p>
     <w:p>
@@ -15173,7 +15173,7 @@
               <w:jc w:val="left"/>
             </w:pPr>
             <w:r>
-              <w:t xml:space="preserve">crossing residuals, st40 with its neighbours</w:t>
+              <w:t xml:space="preserve">crossing residuals, st40 with its neighbors</w:t>
             </w:r>
           </w:p>
         </w:tc>
@@ -17593,7 +17593,7 @@
               <w:jc w:val="left"/>
             </w:pPr>
             <w:r>
-              <w:t xml:space="preserve">centreline</w:t>
+              <w:t xml:space="preserve">centerline</w:t>
             </w:r>
           </w:p>
         </w:tc>
@@ -17776,7 +17776,7 @@
               <w:jc w:val="left"/>
             </w:pPr>
             <w:r>
-              <w:t xml:space="preserve">centreline</w:t>
+              <w:t xml:space="preserve">centerline</w:t>
             </w:r>
           </w:p>
         </w:tc>
@@ -20254,7 +20254,7 @@
         <w:t xml:space="preserve"> </w:t>
       </w:r>
       <w:r>
-        <w:t xml:space="preserve">= 0.716; normalised by the effective rigidity</w:t>
+        <w:t xml:space="preserve">= 0.716; normalized by the effective rigidity</w:t>
       </w:r>
       <w:r>
         <w:t xml:space="preserve"> </w:t>
@@ -20318,7 +20318,7 @@
         </m:r>
       </m:oMath>
       <w:r>
-        <w:t xml:space="preserve">; normalised by the effective rigidity, the range is 0.144–0.422.</w:t>
+        <w:t xml:space="preserve">; normalized by the effective rigidity, the range is 0.144–0.422.</w:t>
       </w:r>
     </w:p>
     <w:bookmarkEnd w:id="72"/>

--- a/manuscript/ase/word/Supplementary_Material_ASE.docx
+++ b/manuscript/ase/word/Supplementary_Material_ASE.docx
@@ -742,19 +742,7 @@
                     <m:rPr>
                       <m:sty m:val="p"/>
                     </m:rPr>
-                    <m:t>m</m:t>
-                  </m:r>
-                  <m:r>
-                    <m:rPr>
-                      <m:sty m:val="p"/>
-                    </m:rPr>
-                    <m:t>i</m:t>
-                  </m:r>
-                  <m:r>
-                    <m:rPr>
-                      <m:sty m:val="p"/>
-                    </m:rPr>
-                    <m:t>d</m:t>
+                    <m:t>mid</m:t>
                   </m:r>
                 </m:sub>
               </m:sSub>
@@ -780,19 +768,7 @@
                     <m:rPr>
                       <m:sty m:val="p"/>
                     </m:rPr>
-                    <m:t>r</m:t>
-                  </m:r>
-                  <m:r>
-                    <m:rPr>
-                      <m:sty m:val="p"/>
-                    </m:rPr>
-                    <m:t>e</m:t>
-                  </m:r>
-                  <m:r>
-                    <m:rPr>
-                      <m:sty m:val="p"/>
-                    </m:rPr>
-                    <m:t>f</m:t>
+                    <m:t>ref</m:t>
                   </m:r>
                 </m:sub>
               </m:sSub>
@@ -1233,25 +1209,7 @@
                     <m:rPr>
                       <m:sty m:val="p"/>
                     </m:rPr>
-                    <m:t>s</m:t>
-                  </m:r>
-                  <m:r>
-                    <m:rPr>
-                      <m:sty m:val="p"/>
-                    </m:rPr>
-                    <m:t>i</m:t>
-                  </m:r>
-                  <m:r>
-                    <m:rPr>
-                      <m:sty m:val="p"/>
-                    </m:rPr>
-                    <m:t>d</m:t>
-                  </m:r>
-                  <m:r>
-                    <m:rPr>
-                      <m:sty m:val="p"/>
-                    </m:rPr>
-                    <m:t>e</m:t>
+                    <m:t>side</m:t>
                   </m:r>
                 </m:sub>
               </m:sSub>
@@ -1275,25 +1233,7 @@
                     <m:rPr>
                       <m:sty m:val="p"/>
                     </m:rPr>
-                    <m:t>s</m:t>
-                  </m:r>
-                  <m:r>
-                    <m:rPr>
-                      <m:sty m:val="p"/>
-                    </m:rPr>
-                    <m:t>i</m:t>
-                  </m:r>
-                  <m:r>
-                    <m:rPr>
-                      <m:sty m:val="p"/>
-                    </m:rPr>
-                    <m:t>d</m:t>
-                  </m:r>
-                  <m:r>
-                    <m:rPr>
-                      <m:sty m:val="p"/>
-                    </m:rPr>
-                    <m:t>e</m:t>
+                    <m:t>side</m:t>
                   </m:r>
                 </m:sub>
               </m:sSub>
@@ -1480,19 +1420,7 @@
                     <m:rPr>
                       <m:sty m:val="p"/>
                     </m:rPr>
-                    <m:t>t</m:t>
-                  </m:r>
-                  <m:r>
-                    <m:rPr>
-                      <m:sty m:val="p"/>
-                    </m:rPr>
-                    <m:t>o</m:t>
-                  </m:r>
-                  <m:r>
-                    <m:rPr>
-                      <m:sty m:val="p"/>
-                    </m:rPr>
-                    <m:t>t</m:t>
+                    <m:t>tot</m:t>
                   </m:r>
                 </m:sub>
               </m:sSub>
@@ -1895,19 +1823,7 @@
                     <m:rPr>
                       <m:sty m:val="p"/>
                     </m:rPr>
-                    <m:t>t</m:t>
-                  </m:r>
-                  <m:r>
-                    <m:rPr>
-                      <m:sty m:val="p"/>
-                    </m:rPr>
-                    <m:t>o</m:t>
-                  </m:r>
-                  <m:r>
-                    <m:rPr>
-                      <m:sty m:val="p"/>
-                    </m:rPr>
-                    <m:t>t</m:t>
+                    <m:t>tot</m:t>
                   </m:r>
                 </m:sub>
               </m:sSub>
@@ -2101,19 +2017,7 @@
                     <m:rPr>
                       <m:sty m:val="p"/>
                     </m:rPr>
-                    <m:t>t</m:t>
-                  </m:r>
-                  <m:r>
-                    <m:rPr>
-                      <m:sty m:val="p"/>
-                    </m:rPr>
-                    <m:t>o</m:t>
-                  </m:r>
-                  <m:r>
-                    <m:rPr>
-                      <m:sty m:val="p"/>
-                    </m:rPr>
-                    <m:t>t</m:t>
+                    <m:t>tot</m:t>
                   </m:r>
                 </m:sub>
               </m:sSub>
@@ -2474,13 +2378,7 @@
                     <m:rPr>
                       <m:sty m:val="p"/>
                     </m:rPr>
-                    <m:t>c</m:t>
-                  </m:r>
-                  <m:r>
-                    <m:rPr>
-                      <m:sty m:val="p"/>
-                    </m:rPr>
-                    <m:t>r</m:t>
+                    <m:t>cr</m:t>
                   </m:r>
                 </m:sub>
               </m:sSub>
@@ -2662,25 +2560,7 @@
                     <m:rPr>
                       <m:sty m:val="p"/>
                     </m:rPr>
-                    <m:t>m</m:t>
-                  </m:r>
-                  <m:r>
-                    <m:rPr>
-                      <m:sty m:val="p"/>
-                    </m:rPr>
-                    <m:t>a</m:t>
-                  </m:r>
-                  <m:r>
-                    <m:rPr>
-                      <m:sty m:val="p"/>
-                    </m:rPr>
-                    <m:t>i</m:t>
-                  </m:r>
-                  <m:r>
-                    <m:rPr>
-                      <m:sty m:val="p"/>
-                    </m:rPr>
-                    <m:t>n</m:t>
+                    <m:t>main</m:t>
                   </m:r>
                 </m:sub>
               </m:sSub>
@@ -2701,25 +2581,7 @@
                     <m:rPr>
                       <m:sty m:val="p"/>
                     </m:rPr>
-                    <m:t>s</m:t>
-                  </m:r>
-                  <m:r>
-                    <m:rPr>
-                      <m:sty m:val="p"/>
-                    </m:rPr>
-                    <m:t>i</m:t>
-                  </m:r>
-                  <m:r>
-                    <m:rPr>
-                      <m:sty m:val="p"/>
-                    </m:rPr>
-                    <m:t>d</m:t>
-                  </m:r>
-                  <m:r>
-                    <m:rPr>
-                      <m:sty m:val="p"/>
-                    </m:rPr>
-                    <m:t>e</m:t>
+                    <m:t>side</m:t>
                   </m:r>
                 </m:sub>
               </m:sSub>
@@ -2830,25 +2692,7 @@
                     <m:rPr>
                       <m:sty m:val="p"/>
                     </m:rPr>
-                    <m:t>m</m:t>
-                  </m:r>
-                  <m:r>
-                    <m:rPr>
-                      <m:sty m:val="p"/>
-                    </m:rPr>
-                    <m:t>a</m:t>
-                  </m:r>
-                  <m:r>
-                    <m:rPr>
-                      <m:sty m:val="p"/>
-                    </m:rPr>
-                    <m:t>i</m:t>
-                  </m:r>
-                  <m:r>
-                    <m:rPr>
-                      <m:sty m:val="p"/>
-                    </m:rPr>
-                    <m:t>n</m:t>
+                    <m:t>main</m:t>
                   </m:r>
                 </m:sub>
               </m:sSub>
@@ -2872,25 +2716,7 @@
                     <m:rPr>
                       <m:sty m:val="p"/>
                     </m:rPr>
-                    <m:t>s</m:t>
-                  </m:r>
-                  <m:r>
-                    <m:rPr>
-                      <m:sty m:val="p"/>
-                    </m:rPr>
-                    <m:t>i</m:t>
-                  </m:r>
-                  <m:r>
-                    <m:rPr>
-                      <m:sty m:val="p"/>
-                    </m:rPr>
-                    <m:t>d</m:t>
-                  </m:r>
-                  <m:r>
-                    <m:rPr>
-                      <m:sty m:val="p"/>
-                    </m:rPr>
-                    <m:t>e</m:t>
+                    <m:t>side</m:t>
                   </m:r>
                 </m:sub>
               </m:sSub>
@@ -3451,31 +3277,7 @@
                     <m:rPr>
                       <m:sty m:val="p"/>
                     </m:rPr>
-                    <m:t>n</m:t>
-                  </m:r>
-                  <m:r>
-                    <m:rPr>
-                      <m:sty m:val="p"/>
-                    </m:rPr>
-                    <m:t>o</m:t>
-                  </m:r>
-                  <m:r>
-                    <m:rPr>
-                      <m:sty m:val="p"/>
-                    </m:rPr>
-                    <m:t>i</m:t>
-                  </m:r>
-                  <m:r>
-                    <m:rPr>
-                      <m:sty m:val="p"/>
-                    </m:rPr>
-                    <m:t>s</m:t>
-                  </m:r>
-                  <m:r>
-                    <m:rPr>
-                      <m:sty m:val="p"/>
-                    </m:rPr>
-                    <m:t>e</m:t>
+                    <m:t>noise</m:t>
                   </m:r>
                 </m:sub>
               </m:sSub>
@@ -4432,25 +4234,7 @@
               <m:rPr>
                 <m:sty m:val="p"/>
               </m:rPr>
-              <m:t>s</m:t>
-            </m:r>
-            <m:r>
-              <m:rPr>
-                <m:sty m:val="p"/>
-              </m:rPr>
-              <m:t>p</m:t>
-            </m:r>
-            <m:r>
-              <m:rPr>
-                <m:sty m:val="p"/>
-              </m:rPr>
-              <m:t>a</m:t>
-            </m:r>
-            <m:r>
-              <m:rPr>
-                <m:sty m:val="p"/>
-              </m:rPr>
-              <m:t>n</m:t>
+              <m:t>span</m:t>
             </m:r>
           </m:sub>
         </m:sSub>
@@ -4906,25 +4690,7 @@
               <m:rPr>
                 <m:sty m:val="p"/>
               </m:rPr>
-              <m:t>s</m:t>
-            </m:r>
-            <m:r>
-              <m:rPr>
-                <m:sty m:val="p"/>
-              </m:rPr>
-              <m:t>i</m:t>
-            </m:r>
-            <m:r>
-              <m:rPr>
-                <m:sty m:val="p"/>
-              </m:rPr>
-              <m:t>d</m:t>
-            </m:r>
-            <m:r>
-              <m:rPr>
-                <m:sty m:val="p"/>
-              </m:rPr>
-              <m:t>e</m:t>
+              <m:t>side</m:t>
             </m:r>
           </m:sub>
           <m:sup>
@@ -4973,25 +4739,7 @@
               <m:rPr>
                 <m:sty m:val="p"/>
               </m:rPr>
-              <m:t>s</m:t>
-            </m:r>
-            <m:r>
-              <m:rPr>
-                <m:sty m:val="p"/>
-              </m:rPr>
-              <m:t>p</m:t>
-            </m:r>
-            <m:r>
-              <m:rPr>
-                <m:sty m:val="p"/>
-              </m:rPr>
-              <m:t>a</m:t>
-            </m:r>
-            <m:r>
-              <m:rPr>
-                <m:sty m:val="p"/>
-              </m:rPr>
-              <m:t>n</m:t>
+              <m:t>span</m:t>
             </m:r>
           </m:sub>
         </m:sSub>
@@ -5302,75 +5050,39 @@
               <m:rPr>
                 <m:sty m:val="p"/>
               </m:rPr>
-              <m:t>m</m:t>
-            </m:r>
+              <m:t>main</m:t>
+            </m:r>
+          </m:sub>
+        </m:sSub>
+      </m:oMath>
+      <w:r>
+        <w:t xml:space="preserve"> </w:t>
+      </w:r>
+      <w:r>
+        <w:t xml:space="preserve">in the main span,</w:t>
+      </w:r>
+      <w:r>
+        <w:t xml:space="preserve"> </w:t>
+      </w:r>
+      <m:oMath>
+        <m:r>
+          <m:t>192</m:t>
+        </m:r>
+        <m:r>
+          <m:t>E</m:t>
+        </m:r>
+        <m:sSub>
+          <m:e>
+            <m:r>
+              <m:t>I</m:t>
+            </m:r>
+          </m:e>
+          <m:sub>
             <m:r>
               <m:rPr>
                 <m:sty m:val="p"/>
               </m:rPr>
-              <m:t>a</m:t>
-            </m:r>
-            <m:r>
-              <m:rPr>
-                <m:sty m:val="p"/>
-              </m:rPr>
-              <m:t>i</m:t>
-            </m:r>
-            <m:r>
-              <m:rPr>
-                <m:sty m:val="p"/>
-              </m:rPr>
-              <m:t>n</m:t>
-            </m:r>
-          </m:sub>
-        </m:sSub>
-      </m:oMath>
-      <w:r>
-        <w:t xml:space="preserve"> </w:t>
-      </w:r>
-      <w:r>
-        <w:t xml:space="preserve">in the main span,</w:t>
-      </w:r>
-      <w:r>
-        <w:t xml:space="preserve"> </w:t>
-      </w:r>
-      <m:oMath>
-        <m:r>
-          <m:t>192</m:t>
-        </m:r>
-        <m:r>
-          <m:t>E</m:t>
-        </m:r>
-        <m:sSub>
-          <m:e>
-            <m:r>
-              <m:t>I</m:t>
-            </m:r>
-          </m:e>
-          <m:sub>
-            <m:r>
-              <m:rPr>
-                <m:sty m:val="p"/>
-              </m:rPr>
-              <m:t>m</m:t>
-            </m:r>
-            <m:r>
-              <m:rPr>
-                <m:sty m:val="p"/>
-              </m:rPr>
-              <m:t>a</m:t>
-            </m:r>
-            <m:r>
-              <m:rPr>
-                <m:sty m:val="p"/>
-              </m:rPr>
-              <m:t>i</m:t>
-            </m:r>
-            <m:r>
-              <m:rPr>
-                <m:sty m:val="p"/>
-              </m:rPr>
-              <m:t>n</m:t>
+              <m:t>main</m:t>
             </m:r>
           </m:sub>
         </m:sSub>
@@ -5403,25 +5115,7 @@
               <m:rPr>
                 <m:sty m:val="p"/>
               </m:rPr>
-              <m:t>m</m:t>
-            </m:r>
-            <m:r>
-              <m:rPr>
-                <m:sty m:val="p"/>
-              </m:rPr>
-              <m:t>a</m:t>
-            </m:r>
-            <m:r>
-              <m:rPr>
-                <m:sty m:val="p"/>
-              </m:rPr>
-              <m:t>i</m:t>
-            </m:r>
-            <m:r>
-              <m:rPr>
-                <m:sty m:val="p"/>
-              </m:rPr>
-              <m:t>n</m:t>
+              <m:t>main</m:t>
             </m:r>
           </m:sub>
           <m:sup>
@@ -7937,25 +7631,7 @@
               <m:rPr>
                 <m:sty m:val="p"/>
               </m:rPr>
-              <m:t>m</m:t>
-            </m:r>
-            <m:r>
-              <m:rPr>
-                <m:sty m:val="p"/>
-              </m:rPr>
-              <m:t>a</m:t>
-            </m:r>
-            <m:r>
-              <m:rPr>
-                <m:sty m:val="p"/>
-              </m:rPr>
-              <m:t>i</m:t>
-            </m:r>
-            <m:r>
-              <m:rPr>
-                <m:sty m:val="p"/>
-              </m:rPr>
-              <m:t>n</m:t>
+              <m:t>main</m:t>
             </m:r>
           </m:sub>
         </m:sSub>
@@ -9056,31 +8732,7 @@
               <m:rPr>
                 <m:sty m:val="p"/>
               </m:rPr>
-              <m:t>n</m:t>
-            </m:r>
-            <m:r>
-              <m:rPr>
-                <m:sty m:val="p"/>
-              </m:rPr>
-              <m:t>o</m:t>
-            </m:r>
-            <m:r>
-              <m:rPr>
-                <m:sty m:val="p"/>
-              </m:rPr>
-              <m:t>i</m:t>
-            </m:r>
-            <m:r>
-              <m:rPr>
-                <m:sty m:val="p"/>
-              </m:rPr>
-              <m:t>s</m:t>
-            </m:r>
-            <m:r>
-              <m:rPr>
-                <m:sty m:val="p"/>
-              </m:rPr>
-              <m:t>e</m:t>
+              <m:t>noise</m:t>
             </m:r>
           </m:sub>
           <m:sup>
@@ -9140,31 +8792,7 @@
               <m:rPr>
                 <m:sty m:val="p"/>
               </m:rPr>
-              <m:t>n</m:t>
-            </m:r>
-            <m:r>
-              <m:rPr>
-                <m:sty m:val="p"/>
-              </m:rPr>
-              <m:t>o</m:t>
-            </m:r>
-            <m:r>
-              <m:rPr>
-                <m:sty m:val="p"/>
-              </m:rPr>
-              <m:t>i</m:t>
-            </m:r>
-            <m:r>
-              <m:rPr>
-                <m:sty m:val="p"/>
-              </m:rPr>
-              <m:t>s</m:t>
-            </m:r>
-            <m:r>
-              <m:rPr>
-                <m:sty m:val="p"/>
-              </m:rPr>
-              <m:t>e</m:t>
+              <m:t>noise</m:t>
             </m:r>
           </m:sub>
         </m:sSub>
@@ -9450,19 +9078,7 @@
               <m:rPr>
                 <m:sty m:val="p"/>
               </m:rPr>
-              <m:t>t</m:t>
-            </m:r>
-            <m:r>
-              <m:rPr>
-                <m:sty m:val="p"/>
-              </m:rPr>
-              <m:t>o</m:t>
-            </m:r>
-            <m:r>
-              <m:rPr>
-                <m:sty m:val="p"/>
-              </m:rPr>
-              <m:t>t</m:t>
+              <m:t>tot</m:t>
             </m:r>
           </m:sub>
         </m:sSub>
@@ -13361,7 +12977,7 @@
         <w:pStyle w:val="FirstParagraph"/>
       </w:pPr>
       <w:r>
-        <w:t xml:space="preserve">Data. The strain transducers of the Virginia Smart Road Bridge lie 158.5 m from the first abutment, at longitudinal stations about 2 m apart under the wheel path. Day 1 has 12 channels in three groups: four wheel-path gauges with clear axle spikes (ch4, ch5, ch11, ch12), a partner gauge at each of these four stations, and four further gauges without axle spikes (ch1, ch2, ch8, ch9). The bridge depth is about 3.8 m at mid-span and 9.5 m at the piers. Sampling was 100 Hz on day 1 and 200 Hz on day 2. The day-1 driver-reported gross weights were 21.2–22.8 t for the runs used. Errors are given as a percentage of the gross vehicle weight (GVW). Because the weights vary by only a few per cent within each day, a predictor that always returns the mean calibration weight already has a mean absolute error (MAE) of 2.0 % on day 2 and 2.2 % on day 1, and the field data test the scatter and invariance of the integral constant rather than the ability to discriminate weights.</w:t>
+        <w:t xml:space="preserve">Data. The strain transducers of the Virginia Smart Road Bridge lie 158.5 m from the first abutment, at longitudinal stations about 2 m apart under the wheel path. Day 1 has 12 channels in three groups: four wheel-path gauges with clear axle spikes (ch4, ch5, ch11, ch12), a partner gauge at each of these four stations, and four further gauges without axle spikes (ch1, ch2, ch8, ch9). The bridge depth is about 3.8 m at mid-span and 9.5 m at the piers. Sampling was 100 Hz on day 1 and 200 Hz on day 2. The day-1 driver-reported gross weights were 21.2–22.8 t for the runs used. Errors are given as a percentage of the gross vehicle weight (GVW). Because the weights vary by only a few percent within each day, a predictor that always returns the mean calibration weight already has a mean absolute error (MAE) of 2.0 % on day 2 and 2.2 % on day 1, and the field data test the scatter and invariance of the integral constant rather than the ability to discriminate weights.</w:t>
       </w:r>
     </w:p>
     <w:p>
@@ -16862,19 +16478,7 @@
                     <m:rPr>
                       <m:sty m:val="p"/>
                     </m:rPr>
-                    <m:t>m</m:t>
-                  </m:r>
-                  <m:r>
-                    <m:rPr>
-                      <m:sty m:val="p"/>
-                    </m:rPr>
-                    <m:t>i</m:t>
-                  </m:r>
-                  <m:r>
-                    <m:rPr>
-                      <m:sty m:val="p"/>
-                    </m:rPr>
-                    <m:t>d</m:t>
+                    <m:t>mid</m:t>
                   </m:r>
                 </m:sub>
               </m:sSub>
@@ -16917,19 +16521,7 @@
                     <m:rPr>
                       <m:sty m:val="p"/>
                     </m:rPr>
-                    <m:t>m</m:t>
-                  </m:r>
-                  <m:r>
-                    <m:rPr>
-                      <m:sty m:val="p"/>
-                    </m:rPr>
-                    <m:t>i</m:t>
-                  </m:r>
-                  <m:r>
-                    <m:rPr>
-                      <m:sty m:val="p"/>
-                    </m:rPr>
-                    <m:t>d</m:t>
+                    <m:t>mid</m:t>
                   </m:r>
                 </m:sub>
               </m:sSub>
@@ -19051,60 +18643,36 @@
               <m:rPr>
                 <m:sty m:val="p"/>
               </m:rPr>
-              <m:t>r</m:t>
-            </m:r>
+              <m:t>ref</m:t>
+            </m:r>
+          </m:sub>
+        </m:sSub>
+      </m:oMath>
+      <w:r>
+        <w:t xml:space="preserve"> </w:t>
+      </w:r>
+      <w:r>
+        <w:t xml:space="preserve">= design</w:t>
+      </w:r>
+      <w:r>
+        <w:t xml:space="preserve"> </w:t>
+      </w:r>
+      <m:oMath>
+        <m:r>
+          <m:t>E</m:t>
+        </m:r>
+        <m:sSub>
+          <m:e>
+            <m:r>
+              <m:t>I</m:t>
+            </m:r>
+          </m:e>
+          <m:sub>
             <m:r>
               <m:rPr>
                 <m:sty m:val="p"/>
               </m:rPr>
-              <m:t>e</m:t>
-            </m:r>
-            <m:r>
-              <m:rPr>
-                <m:sty m:val="p"/>
-              </m:rPr>
-              <m:t>f</m:t>
-            </m:r>
-          </m:sub>
-        </m:sSub>
-      </m:oMath>
-      <w:r>
-        <w:t xml:space="preserve"> </w:t>
-      </w:r>
-      <w:r>
-        <w:t xml:space="preserve">= design</w:t>
-      </w:r>
-      <w:r>
-        <w:t xml:space="preserve"> </w:t>
-      </w:r>
-      <m:oMath>
-        <m:r>
-          <m:t>E</m:t>
-        </m:r>
-        <m:sSub>
-          <m:e>
-            <m:r>
-              <m:t>I</m:t>
-            </m:r>
-          </m:e>
-          <m:sub>
-            <m:r>
-              <m:rPr>
-                <m:sty m:val="p"/>
-              </m:rPr>
-              <m:t>m</m:t>
-            </m:r>
-            <m:r>
-              <m:rPr>
-                <m:sty m:val="p"/>
-              </m:rPr>
-              <m:t>i</m:t>
-            </m:r>
-            <m:r>
-              <m:rPr>
-                <m:sty m:val="p"/>
-              </m:rPr>
-              <m:t>d</m:t>
+              <m:t>mid</m:t>
             </m:r>
           </m:sub>
         </m:sSub>
@@ -20277,19 +19845,7 @@
               <m:rPr>
                 <m:sty m:val="p"/>
               </m:rPr>
-              <m:t>m</m:t>
-            </m:r>
-            <m:r>
-              <m:rPr>
-                <m:sty m:val="p"/>
-              </m:rPr>
-              <m:t>i</m:t>
-            </m:r>
-            <m:r>
-              <m:rPr>
-                <m:sty m:val="p"/>
-              </m:rPr>
-              <m:t>d</m:t>
+              <m:t>mid</m:t>
             </m:r>
           </m:sub>
         </m:sSub>
@@ -20353,13 +19909,7 @@
               <m:rPr>
                 <m:sty m:val="p"/>
               </m:rPr>
-              <m:t>c</m:t>
-            </m:r>
-            <m:r>
-              <m:rPr>
-                <m:sty m:val="p"/>
-              </m:rPr>
-              <m:t>r</m:t>
+              <m:t>cr</m:t>
             </m:r>
           </m:sub>
         </m:sSub>
@@ -20421,13 +19971,7 @@
               <m:rPr>
                 <m:sty m:val="p"/>
               </m:rPr>
-              <m:t>c</m:t>
-            </m:r>
-            <m:r>
-              <m:rPr>
-                <m:sty m:val="p"/>
-              </m:rPr>
-              <m:t>r</m:t>
+              <m:t>cr</m:t>
             </m:r>
           </m:sub>
         </m:sSub>
@@ -20671,19 +20215,7 @@
               <m:rPr>
                 <m:sty m:val="p"/>
               </m:rPr>
-              <m:t>t</m:t>
-            </m:r>
-            <m:r>
-              <m:rPr>
-                <m:sty m:val="p"/>
-              </m:rPr>
-              <m:t>o</m:t>
-            </m:r>
-            <m:r>
-              <m:rPr>
-                <m:sty m:val="p"/>
-              </m:rPr>
-              <m:t>t</m:t>
+              <m:t>tot</m:t>
             </m:r>
           </m:sub>
         </m:sSub>
@@ -20797,19 +20329,7 @@
               <m:rPr>
                 <m:sty m:val="p"/>
               </m:rPr>
-              <m:t>t</m:t>
-            </m:r>
-            <m:r>
-              <m:rPr>
-                <m:sty m:val="p"/>
-              </m:rPr>
-              <m:t>o</m:t>
-            </m:r>
-            <m:r>
-              <m:rPr>
-                <m:sty m:val="p"/>
-              </m:rPr>
-              <m:t>t</m:t>
+              <m:t>tot</m:t>
             </m:r>
           </m:sub>
         </m:sSub>
@@ -21673,19 +21193,7 @@
                     <m:rPr>
                       <m:sty m:val="p"/>
                     </m:rPr>
-                    <m:t>t</m:t>
-                  </m:r>
-                  <m:r>
-                    <m:rPr>
-                      <m:sty m:val="p"/>
-                    </m:rPr>
-                    <m:t>o</m:t>
-                  </m:r>
-                  <m:r>
-                    <m:rPr>
-                      <m:sty m:val="p"/>
-                    </m:rPr>
-                    <m:t>t</m:t>
+                    <m:t>tot</m:t>
                   </m:r>
                 </m:sub>
               </m:sSub>
@@ -21931,13 +21439,7 @@
                     <m:rPr>
                       <m:sty m:val="p"/>
                     </m:rPr>
-                    <m:t>c</m:t>
-                  </m:r>
-                  <m:r>
-                    <m:rPr>
-                      <m:sty m:val="p"/>
-                    </m:rPr>
-                    <m:t>r</m:t>
+                    <m:t>cr</m:t>
                   </m:r>
                 </m:sub>
               </m:sSub>
@@ -22436,19 +21938,7 @@
               <m:rPr>
                 <m:sty m:val="p"/>
               </m:rPr>
-              <m:t>r</m:t>
-            </m:r>
-            <m:r>
-              <m:rPr>
-                <m:sty m:val="p"/>
-              </m:rPr>
-              <m:t>e</m:t>
-            </m:r>
-            <m:r>
-              <m:rPr>
-                <m:sty m:val="p"/>
-              </m:rPr>
-              <m:t>f</m:t>
+              <m:t>ref</m:t>
             </m:r>
           </m:sub>
         </m:sSub>
@@ -22761,13 +22251,7 @@
               <m:rPr>
                 <m:sty m:val="p"/>
               </m:rPr>
-              <m:t>c</m:t>
-            </m:r>
-            <m:r>
-              <m:rPr>
-                <m:sty m:val="p"/>
-              </m:rPr>
-              <m:t>r</m:t>
+              <m:t>cr</m:t>
             </m:r>
           </m:sub>
         </m:sSub>
@@ -22893,7 +22377,7 @@
         <w:pStyle w:val="FirstParagraph"/>
       </w:pPr>
       <w:r>
-        <w:t xml:space="preserve">Influence-area weighing is a simplified alternative to influence-line BWIM, not a competitor. It returns the gross weight of a vehicle or group from one scalar constant per channel and one weighted sum. Its natural role is low-cost screening across many continuous structures, with instrumented BWIM or enforcement weighing for the vehicles it flags.</w:t>
+        <w:t xml:space="preserve">Influence-area weighing is a simplified alternative to influence-line BWIM, not a competitor. It returns the gross weight of a vehicle or group from one scalar constant per channel and one weighted sum. Its natural role is low-cost screening across many continuous structures, with influence-line BWIM or enforcement weighing for the vehicles it flags.</w:t>
       </w:r>
     </w:p>
     <w:bookmarkEnd w:id="80"/>

--- a/manuscript/ase/word/Supplementary_Material_ASE.docx
+++ b/manuscript/ase/word/Supplementary_Material_ASE.docx
@@ -1323,17 +1323,6 @@
                 <m:t>L</m:t>
               </m:r>
             </m:oMath>
-            <w:r>
-              <w:t xml:space="preserve">,</w:t>
-            </w:r>
-            <w:r>
-              <w:t xml:space="preserve"> </w:t>
-            </w:r>
-            <m:oMath>
-              <m:r>
-                <m:t>l</m:t>
-              </m:r>
-            </m:oMath>
           </w:p>
         </w:tc>
         <w:tc>
@@ -1346,7 +1335,7 @@
               <w:jc w:val="left"/>
             </w:pPr>
             <w:r>
-              <w:t xml:space="preserve">length of the span containing the sensor; span of the laboratory beam (m)</w:t>
+              <w:t xml:space="preserve">length of the span containing the sensor, including the span of the laboratory beam (m)</w:t>
             </w:r>
           </w:p>
         </w:tc>
@@ -11064,11 +11053,11 @@
         </w:tblBorders>
       </w:tblPr>
       <w:tblGrid>
-        <w:gridCol w:w="1096"/>
-        <w:gridCol w:w="2491"/>
-        <w:gridCol w:w="2093"/>
-        <w:gridCol w:w="1694"/>
-        <w:gridCol w:w="1694"/>
+        <w:gridCol w:w="1432"/>
+        <w:gridCol w:w="2386"/>
+        <w:gridCol w:w="2004"/>
+        <w:gridCol w:w="1623"/>
+        <w:gridCol w:w="1623"/>
       </w:tblGrid>
       <w:tr>
         <w:trPr>
@@ -11078,7 +11067,7 @@
         </w:trPr>
         <w:tc>
           <w:tcPr>
-            <w:tcW w:type="dxa" w:w="1096"/>
+            <w:tcW w:type="dxa" w:w="1432"/>
             <w:tcBorders>
               <w:top w:val="nil"/>
               <w:left w:val="nil"/>
@@ -11106,7 +11095,7 @@
         </w:tc>
         <w:tc>
           <w:tcPr>
-            <w:tcW w:type="dxa" w:w="2491"/>
+            <w:tcW w:type="dxa" w:w="2386"/>
             <w:tcBorders>
               <w:top w:val="nil"/>
               <w:left w:val="nil"/>
@@ -11126,7 +11115,7 @@
         </w:tc>
         <w:tc>
           <w:tcPr>
-            <w:tcW w:type="dxa" w:w="2093"/>
+            <w:tcW w:type="dxa" w:w="2004"/>
             <w:tcBorders>
               <w:top w:val="nil"/>
               <w:left w:val="nil"/>
@@ -11146,7 +11135,7 @@
         </w:tc>
         <w:tc>
           <w:tcPr>
-            <w:tcW w:type="dxa" w:w="1694"/>
+            <w:tcW w:type="dxa" w:w="1623"/>
             <w:tcBorders>
               <w:top w:val="nil"/>
               <w:left w:val="nil"/>
@@ -11166,7 +11155,7 @@
         </w:tc>
         <w:tc>
           <w:tcPr>
-            <w:tcW w:type="dxa" w:w="1694"/>
+            <w:tcW w:type="dxa" w:w="1623"/>
             <w:tcBorders>
               <w:top w:val="nil"/>
               <w:left w:val="nil"/>
@@ -11191,21 +11180,7 @@
         </w:trPr>
         <w:tc>
           <w:tcPr>
-            <w:tcW w:type="dxa" w:w="1096"/>
-          </w:tcPr>
-          <w:p>
-            <w:pPr>
-              <w:pStyle w:val="Compact"/>
-              <w:jc w:val="right"/>
-            </w:pPr>
-            <w:r>
-              <w:t xml:space="preserve">0</w:t>
-            </w:r>
-          </w:p>
-        </w:tc>
-        <w:tc>
-          <w:tcPr>
-            <w:tcW w:type="dxa" w:w="2491"/>
+            <w:tcW w:type="dxa" w:w="1432"/>
           </w:tcPr>
           <w:p>
             <w:pPr>
@@ -11219,7 +11194,7 @@
         </w:tc>
         <w:tc>
           <w:tcPr>
-            <w:tcW w:type="dxa" w:w="2093"/>
+            <w:tcW w:type="dxa" w:w="2386"/>
           </w:tcPr>
           <w:p>
             <w:pPr>
@@ -11233,29 +11208,43 @@
         </w:tc>
         <w:tc>
           <w:tcPr>
-            <w:tcW w:type="dxa" w:w="1694"/>
-          </w:tcPr>
-          <w:p>
-            <w:pPr>
-              <w:pStyle w:val="Compact"/>
-              <w:jc w:val="right"/>
-            </w:pPr>
-            <w:r>
-              <w:t xml:space="preserve">0</w:t>
-            </w:r>
-          </w:p>
-        </w:tc>
-        <w:tc>
-          <w:tcPr>
-            <w:tcW w:type="dxa" w:w="1694"/>
-          </w:tcPr>
-          <w:p>
-            <w:pPr>
-              <w:pStyle w:val="Compact"/>
-              <w:jc w:val="right"/>
-            </w:pPr>
-            <w:r>
-              <w:t xml:space="preserve">0</w:t>
+            <w:tcW w:type="dxa" w:w="2004"/>
+          </w:tcPr>
+          <w:p>
+            <w:pPr>
+              <w:pStyle w:val="Compact"/>
+              <w:jc w:val="right"/>
+            </w:pPr>
+            <w:r>
+              <w:t xml:space="preserve">0.0000</w:t>
+            </w:r>
+          </w:p>
+        </w:tc>
+        <w:tc>
+          <w:tcPr>
+            <w:tcW w:type="dxa" w:w="1623"/>
+          </w:tcPr>
+          <w:p>
+            <w:pPr>
+              <w:pStyle w:val="Compact"/>
+              <w:jc w:val="right"/>
+            </w:pPr>
+            <w:r>
+              <w:t xml:space="preserve">0.0000</w:t>
+            </w:r>
+          </w:p>
+        </w:tc>
+        <w:tc>
+          <w:tcPr>
+            <w:tcW w:type="dxa" w:w="1623"/>
+          </w:tcPr>
+          <w:p>
+            <w:pPr>
+              <w:pStyle w:val="Compact"/>
+              <w:jc w:val="right"/>
+            </w:pPr>
+            <w:r>
+              <w:t xml:space="preserve">0.0000</w:t>
             </w:r>
           </w:p>
         </w:tc>
@@ -11266,7 +11255,7 @@
         </w:trPr>
         <w:tc>
           <w:tcPr>
-            <w:tcW w:type="dxa" w:w="1096"/>
+            <w:tcW w:type="dxa" w:w="1432"/>
           </w:tcPr>
           <w:p>
             <w:pPr>
@@ -11280,7 +11269,7 @@
         </w:tc>
         <w:tc>
           <w:tcPr>
-            <w:tcW w:type="dxa" w:w="2491"/>
+            <w:tcW w:type="dxa" w:w="2386"/>
           </w:tcPr>
           <w:p>
             <w:pPr>
@@ -11294,7 +11283,7 @@
         </w:tc>
         <w:tc>
           <w:tcPr>
-            <w:tcW w:type="dxa" w:w="2093"/>
+            <w:tcW w:type="dxa" w:w="2004"/>
           </w:tcPr>
           <w:p>
             <w:pPr>
@@ -11308,7 +11297,7 @@
         </w:tc>
         <w:tc>
           <w:tcPr>
-            <w:tcW w:type="dxa" w:w="1694"/>
+            <w:tcW w:type="dxa" w:w="1623"/>
           </w:tcPr>
           <w:p>
             <w:pPr>
@@ -11322,7 +11311,7 @@
         </w:tc>
         <w:tc>
           <w:tcPr>
-            <w:tcW w:type="dxa" w:w="1694"/>
+            <w:tcW w:type="dxa" w:w="1623"/>
           </w:tcPr>
           <w:p>
             <w:pPr>
@@ -11341,7 +11330,7 @@
         </w:trPr>
         <w:tc>
           <w:tcPr>
-            <w:tcW w:type="dxa" w:w="1096"/>
+            <w:tcW w:type="dxa" w:w="1432"/>
           </w:tcPr>
           <w:p>
             <w:pPr>
@@ -11355,7 +11344,7 @@
         </w:tc>
         <w:tc>
           <w:tcPr>
-            <w:tcW w:type="dxa" w:w="2491"/>
+            <w:tcW w:type="dxa" w:w="2386"/>
           </w:tcPr>
           <w:p>
             <w:pPr>
@@ -11369,7 +11358,7 @@
         </w:tc>
         <w:tc>
           <w:tcPr>
-            <w:tcW w:type="dxa" w:w="2093"/>
+            <w:tcW w:type="dxa" w:w="2004"/>
           </w:tcPr>
           <w:p>
             <w:pPr>
@@ -11383,7 +11372,7 @@
         </w:tc>
         <w:tc>
           <w:tcPr>
-            <w:tcW w:type="dxa" w:w="1694"/>
+            <w:tcW w:type="dxa" w:w="1623"/>
           </w:tcPr>
           <w:p>
             <w:pPr>
@@ -11397,7 +11386,7 @@
         </w:tc>
         <w:tc>
           <w:tcPr>
-            <w:tcW w:type="dxa" w:w="1694"/>
+            <w:tcW w:type="dxa" w:w="1623"/>
           </w:tcPr>
           <w:p>
             <w:pPr>
@@ -11416,7 +11405,7 @@
         </w:trPr>
         <w:tc>
           <w:tcPr>
-            <w:tcW w:type="dxa" w:w="1096"/>
+            <w:tcW w:type="dxa" w:w="1432"/>
           </w:tcPr>
           <w:p>
             <w:pPr>
@@ -11430,7 +11419,7 @@
         </w:tc>
         <w:tc>
           <w:tcPr>
-            <w:tcW w:type="dxa" w:w="2491"/>
+            <w:tcW w:type="dxa" w:w="2386"/>
           </w:tcPr>
           <w:p>
             <w:pPr>
@@ -11444,7 +11433,7 @@
         </w:tc>
         <w:tc>
           <w:tcPr>
-            <w:tcW w:type="dxa" w:w="2093"/>
+            <w:tcW w:type="dxa" w:w="2004"/>
           </w:tcPr>
           <w:p>
             <w:pPr>
@@ -11458,7 +11447,7 @@
         </w:tc>
         <w:tc>
           <w:tcPr>
-            <w:tcW w:type="dxa" w:w="1694"/>
+            <w:tcW w:type="dxa" w:w="1623"/>
           </w:tcPr>
           <w:p>
             <w:pPr>
@@ -11472,7 +11461,7 @@
         </w:tc>
         <w:tc>
           <w:tcPr>
-            <w:tcW w:type="dxa" w:w="1694"/>
+            <w:tcW w:type="dxa" w:w="1623"/>
           </w:tcPr>
           <w:p>
             <w:pPr>
@@ -11491,7 +11480,7 @@
         </w:trPr>
         <w:tc>
           <w:tcPr>
-            <w:tcW w:type="dxa" w:w="1096"/>
+            <w:tcW w:type="dxa" w:w="1432"/>
           </w:tcPr>
           <w:p>
             <w:pPr>
@@ -11505,7 +11494,7 @@
         </w:tc>
         <w:tc>
           <w:tcPr>
-            <w:tcW w:type="dxa" w:w="2491"/>
+            <w:tcW w:type="dxa" w:w="2386"/>
           </w:tcPr>
           <w:p>
             <w:pPr>
@@ -11519,7 +11508,7 @@
         </w:tc>
         <w:tc>
           <w:tcPr>
-            <w:tcW w:type="dxa" w:w="2093"/>
+            <w:tcW w:type="dxa" w:w="2004"/>
           </w:tcPr>
           <w:p>
             <w:pPr>
@@ -11533,7 +11522,7 @@
         </w:tc>
         <w:tc>
           <w:tcPr>
-            <w:tcW w:type="dxa" w:w="1694"/>
+            <w:tcW w:type="dxa" w:w="1623"/>
           </w:tcPr>
           <w:p>
             <w:pPr>
@@ -11547,7 +11536,7 @@
         </w:tc>
         <w:tc>
           <w:tcPr>
-            <w:tcW w:type="dxa" w:w="1694"/>
+            <w:tcW w:type="dxa" w:w="1623"/>
           </w:tcPr>
           <w:p>
             <w:pPr>
@@ -11566,7 +11555,7 @@
         </w:trPr>
         <w:tc>
           <w:tcPr>
-            <w:tcW w:type="dxa" w:w="1096"/>
+            <w:tcW w:type="dxa" w:w="1432"/>
           </w:tcPr>
           <w:p>
             <w:pPr>
@@ -11580,7 +11569,7 @@
         </w:tc>
         <w:tc>
           <w:tcPr>
-            <w:tcW w:type="dxa" w:w="2491"/>
+            <w:tcW w:type="dxa" w:w="2386"/>
           </w:tcPr>
           <w:p>
             <w:pPr>
@@ -11594,7 +11583,7 @@
         </w:tc>
         <w:tc>
           <w:tcPr>
-            <w:tcW w:type="dxa" w:w="2093"/>
+            <w:tcW w:type="dxa" w:w="2004"/>
           </w:tcPr>
           <w:p>
             <w:pPr>
@@ -11608,7 +11597,7 @@
         </w:tc>
         <w:tc>
           <w:tcPr>
-            <w:tcW w:type="dxa" w:w="1694"/>
+            <w:tcW w:type="dxa" w:w="1623"/>
           </w:tcPr>
           <w:p>
             <w:pPr>
@@ -11622,7 +11611,7 @@
         </w:tc>
         <w:tc>
           <w:tcPr>
-            <w:tcW w:type="dxa" w:w="1694"/>
+            <w:tcW w:type="dxa" w:w="1623"/>
           </w:tcPr>
           <w:p>
             <w:pPr>
@@ -11641,7 +11630,7 @@
         </w:trPr>
         <w:tc>
           <w:tcPr>
-            <w:tcW w:type="dxa" w:w="1096"/>
+            <w:tcW w:type="dxa" w:w="1432"/>
           </w:tcPr>
           <w:p>
             <w:pPr>
@@ -11655,7 +11644,7 @@
         </w:tc>
         <w:tc>
           <w:tcPr>
-            <w:tcW w:type="dxa" w:w="2491"/>
+            <w:tcW w:type="dxa" w:w="2386"/>
           </w:tcPr>
           <w:p>
             <w:pPr>
@@ -11669,7 +11658,7 @@
         </w:tc>
         <w:tc>
           <w:tcPr>
-            <w:tcW w:type="dxa" w:w="2093"/>
+            <w:tcW w:type="dxa" w:w="2004"/>
           </w:tcPr>
           <w:p>
             <w:pPr>
@@ -11683,7 +11672,7 @@
         </w:tc>
         <w:tc>
           <w:tcPr>
-            <w:tcW w:type="dxa" w:w="1694"/>
+            <w:tcW w:type="dxa" w:w="1623"/>
           </w:tcPr>
           <w:p>
             <w:pPr>
@@ -11697,7 +11686,7 @@
         </w:tc>
         <w:tc>
           <w:tcPr>
-            <w:tcW w:type="dxa" w:w="1694"/>
+            <w:tcW w:type="dxa" w:w="1623"/>
           </w:tcPr>
           <w:p>
             <w:pPr>
@@ -11716,7 +11705,7 @@
         </w:trPr>
         <w:tc>
           <w:tcPr>
-            <w:tcW w:type="dxa" w:w="1096"/>
+            <w:tcW w:type="dxa" w:w="1432"/>
           </w:tcPr>
           <w:p>
             <w:pPr>
@@ -11730,7 +11719,7 @@
         </w:tc>
         <w:tc>
           <w:tcPr>
-            <w:tcW w:type="dxa" w:w="2491"/>
+            <w:tcW w:type="dxa" w:w="2386"/>
           </w:tcPr>
           <w:p>
             <w:pPr>
@@ -11744,7 +11733,7 @@
         </w:tc>
         <w:tc>
           <w:tcPr>
-            <w:tcW w:type="dxa" w:w="2093"/>
+            <w:tcW w:type="dxa" w:w="2004"/>
           </w:tcPr>
           <w:p>
             <w:pPr>
@@ -11758,7 +11747,7 @@
         </w:tc>
         <w:tc>
           <w:tcPr>
-            <w:tcW w:type="dxa" w:w="1694"/>
+            <w:tcW w:type="dxa" w:w="1623"/>
           </w:tcPr>
           <w:p>
             <w:pPr>
@@ -11772,7 +11761,7 @@
         </w:tc>
         <w:tc>
           <w:tcPr>
-            <w:tcW w:type="dxa" w:w="1694"/>
+            <w:tcW w:type="dxa" w:w="1623"/>
           </w:tcPr>
           <w:p>
             <w:pPr>
@@ -11791,7 +11780,7 @@
         </w:trPr>
         <w:tc>
           <w:tcPr>
-            <w:tcW w:type="dxa" w:w="1096"/>
+            <w:tcW w:type="dxa" w:w="1432"/>
           </w:tcPr>
           <w:p>
             <w:pPr>
@@ -11805,7 +11794,7 @@
         </w:tc>
         <w:tc>
           <w:tcPr>
-            <w:tcW w:type="dxa" w:w="2491"/>
+            <w:tcW w:type="dxa" w:w="2386"/>
           </w:tcPr>
           <w:p>
             <w:pPr>
@@ -11819,7 +11808,7 @@
         </w:tc>
         <w:tc>
           <w:tcPr>
-            <w:tcW w:type="dxa" w:w="2093"/>
+            <w:tcW w:type="dxa" w:w="2004"/>
           </w:tcPr>
           <w:p>
             <w:pPr>
@@ -11833,7 +11822,7 @@
         </w:tc>
         <w:tc>
           <w:tcPr>
-            <w:tcW w:type="dxa" w:w="1694"/>
+            <w:tcW w:type="dxa" w:w="1623"/>
           </w:tcPr>
           <w:p>
             <w:pPr>
@@ -11847,7 +11836,7 @@
         </w:tc>
         <w:tc>
           <w:tcPr>
-            <w:tcW w:type="dxa" w:w="1694"/>
+            <w:tcW w:type="dxa" w:w="1623"/>
           </w:tcPr>
           <w:p>
             <w:pPr>
@@ -11866,7 +11855,7 @@
         </w:trPr>
         <w:tc>
           <w:tcPr>
-            <w:tcW w:type="dxa" w:w="1096"/>
+            <w:tcW w:type="dxa" w:w="1432"/>
           </w:tcPr>
           <w:p>
             <w:pPr>
@@ -11880,7 +11869,7 @@
         </w:tc>
         <w:tc>
           <w:tcPr>
-            <w:tcW w:type="dxa" w:w="2491"/>
+            <w:tcW w:type="dxa" w:w="2386"/>
           </w:tcPr>
           <w:p>
             <w:pPr>
@@ -11894,7 +11883,7 @@
         </w:tc>
         <w:tc>
           <w:tcPr>
-            <w:tcW w:type="dxa" w:w="2093"/>
+            <w:tcW w:type="dxa" w:w="2004"/>
           </w:tcPr>
           <w:p>
             <w:pPr>
@@ -11908,7 +11897,7 @@
         </w:tc>
         <w:tc>
           <w:tcPr>
-            <w:tcW w:type="dxa" w:w="1694"/>
+            <w:tcW w:type="dxa" w:w="1623"/>
           </w:tcPr>
           <w:p>
             <w:pPr>
@@ -11922,7 +11911,7 @@
         </w:tc>
         <w:tc>
           <w:tcPr>
-            <w:tcW w:type="dxa" w:w="1694"/>
+            <w:tcW w:type="dxa" w:w="1623"/>
           </w:tcPr>
           <w:p>
             <w:pPr>
@@ -11941,7 +11930,7 @@
         </w:trPr>
         <w:tc>
           <w:tcPr>
-            <w:tcW w:type="dxa" w:w="1096"/>
+            <w:tcW w:type="dxa" w:w="1432"/>
           </w:tcPr>
           <w:p>
             <w:pPr>
@@ -11955,7 +11944,7 @@
         </w:tc>
         <w:tc>
           <w:tcPr>
-            <w:tcW w:type="dxa" w:w="2491"/>
+            <w:tcW w:type="dxa" w:w="2386"/>
           </w:tcPr>
           <w:p>
             <w:pPr>
@@ -11969,7 +11958,7 @@
         </w:tc>
         <w:tc>
           <w:tcPr>
-            <w:tcW w:type="dxa" w:w="2093"/>
+            <w:tcW w:type="dxa" w:w="2004"/>
           </w:tcPr>
           <w:p>
             <w:pPr>
@@ -11983,7 +11972,7 @@
         </w:tc>
         <w:tc>
           <w:tcPr>
-            <w:tcW w:type="dxa" w:w="1694"/>
+            <w:tcW w:type="dxa" w:w="1623"/>
           </w:tcPr>
           <w:p>
             <w:pPr>
@@ -11997,7 +11986,7 @@
         </w:tc>
         <w:tc>
           <w:tcPr>
-            <w:tcW w:type="dxa" w:w="1694"/>
+            <w:tcW w:type="dxa" w:w="1623"/>
           </w:tcPr>
           <w:p>
             <w:pPr>
@@ -12016,7 +12005,7 @@
         </w:trPr>
         <w:tc>
           <w:tcPr>
-            <w:tcW w:type="dxa" w:w="1096"/>
+            <w:tcW w:type="dxa" w:w="1432"/>
           </w:tcPr>
           <w:p>
             <w:pPr>
@@ -12030,7 +12019,7 @@
         </w:tc>
         <w:tc>
           <w:tcPr>
-            <w:tcW w:type="dxa" w:w="2491"/>
+            <w:tcW w:type="dxa" w:w="2386"/>
           </w:tcPr>
           <w:p>
             <w:pPr>
@@ -12044,7 +12033,7 @@
         </w:tc>
         <w:tc>
           <w:tcPr>
-            <w:tcW w:type="dxa" w:w="2093"/>
+            <w:tcW w:type="dxa" w:w="2004"/>
           </w:tcPr>
           <w:p>
             <w:pPr>
@@ -12058,7 +12047,7 @@
         </w:tc>
         <w:tc>
           <w:tcPr>
-            <w:tcW w:type="dxa" w:w="1694"/>
+            <w:tcW w:type="dxa" w:w="1623"/>
           </w:tcPr>
           <w:p>
             <w:pPr>
@@ -12072,7 +12061,7 @@
         </w:tc>
         <w:tc>
           <w:tcPr>
-            <w:tcW w:type="dxa" w:w="1694"/>
+            <w:tcW w:type="dxa" w:w="1623"/>
           </w:tcPr>
           <w:p>
             <w:pPr>
@@ -12091,7 +12080,7 @@
         </w:trPr>
         <w:tc>
           <w:tcPr>
-            <w:tcW w:type="dxa" w:w="1096"/>
+            <w:tcW w:type="dxa" w:w="1432"/>
           </w:tcPr>
           <w:p>
             <w:pPr>
@@ -12105,7 +12094,7 @@
         </w:tc>
         <w:tc>
           <w:tcPr>
-            <w:tcW w:type="dxa" w:w="2491"/>
+            <w:tcW w:type="dxa" w:w="2386"/>
           </w:tcPr>
           <w:p>
             <w:pPr>
@@ -12119,7 +12108,7 @@
         </w:tc>
         <w:tc>
           <w:tcPr>
-            <w:tcW w:type="dxa" w:w="2093"/>
+            <w:tcW w:type="dxa" w:w="2004"/>
           </w:tcPr>
           <w:p>
             <w:pPr>
@@ -12133,7 +12122,7 @@
         </w:tc>
         <w:tc>
           <w:tcPr>
-            <w:tcW w:type="dxa" w:w="1694"/>
+            <w:tcW w:type="dxa" w:w="1623"/>
           </w:tcPr>
           <w:p>
             <w:pPr>
@@ -12147,7 +12136,7 @@
         </w:tc>
         <w:tc>
           <w:tcPr>
-            <w:tcW w:type="dxa" w:w="1694"/>
+            <w:tcW w:type="dxa" w:w="1623"/>
           </w:tcPr>
           <w:p>
             <w:pPr>
@@ -12166,7 +12155,7 @@
         </w:trPr>
         <w:tc>
           <w:tcPr>
-            <w:tcW w:type="dxa" w:w="1096"/>
+            <w:tcW w:type="dxa" w:w="1432"/>
           </w:tcPr>
           <w:p>
             <w:pPr>
@@ -12180,7 +12169,7 @@
         </w:tc>
         <w:tc>
           <w:tcPr>
-            <w:tcW w:type="dxa" w:w="2491"/>
+            <w:tcW w:type="dxa" w:w="2386"/>
           </w:tcPr>
           <w:p>
             <w:pPr>
@@ -12194,7 +12183,7 @@
         </w:tc>
         <w:tc>
           <w:tcPr>
-            <w:tcW w:type="dxa" w:w="2093"/>
+            <w:tcW w:type="dxa" w:w="2004"/>
           </w:tcPr>
           <w:p>
             <w:pPr>
@@ -12208,7 +12197,7 @@
         </w:tc>
         <w:tc>
           <w:tcPr>
-            <w:tcW w:type="dxa" w:w="1694"/>
+            <w:tcW w:type="dxa" w:w="1623"/>
           </w:tcPr>
           <w:p>
             <w:pPr>
@@ -12222,7 +12211,7 @@
         </w:tc>
         <w:tc>
           <w:tcPr>
-            <w:tcW w:type="dxa" w:w="1694"/>
+            <w:tcW w:type="dxa" w:w="1623"/>
           </w:tcPr>
           <w:p>
             <w:pPr>
@@ -12241,7 +12230,7 @@
         </w:trPr>
         <w:tc>
           <w:tcPr>
-            <w:tcW w:type="dxa" w:w="1096"/>
+            <w:tcW w:type="dxa" w:w="1432"/>
           </w:tcPr>
           <w:p>
             <w:pPr>
@@ -12255,7 +12244,7 @@
         </w:tc>
         <w:tc>
           <w:tcPr>
-            <w:tcW w:type="dxa" w:w="2491"/>
+            <w:tcW w:type="dxa" w:w="2386"/>
           </w:tcPr>
           <w:p>
             <w:pPr>
@@ -12269,7 +12258,7 @@
         </w:tc>
         <w:tc>
           <w:tcPr>
-            <w:tcW w:type="dxa" w:w="2093"/>
+            <w:tcW w:type="dxa" w:w="2004"/>
           </w:tcPr>
           <w:p>
             <w:pPr>
@@ -12283,7 +12272,7 @@
         </w:tc>
         <w:tc>
           <w:tcPr>
-            <w:tcW w:type="dxa" w:w="1694"/>
+            <w:tcW w:type="dxa" w:w="1623"/>
           </w:tcPr>
           <w:p>
             <w:pPr>
@@ -12297,7 +12286,7 @@
         </w:tc>
         <w:tc>
           <w:tcPr>
-            <w:tcW w:type="dxa" w:w="1694"/>
+            <w:tcW w:type="dxa" w:w="1623"/>
           </w:tcPr>
           <w:p>
             <w:pPr>
@@ -12316,7 +12305,7 @@
         </w:trPr>
         <w:tc>
           <w:tcPr>
-            <w:tcW w:type="dxa" w:w="1096"/>
+            <w:tcW w:type="dxa" w:w="1432"/>
           </w:tcPr>
           <w:p>
             <w:pPr>
@@ -12330,7 +12319,7 @@
         </w:tc>
         <w:tc>
           <w:tcPr>
-            <w:tcW w:type="dxa" w:w="2491"/>
+            <w:tcW w:type="dxa" w:w="2386"/>
           </w:tcPr>
           <w:p>
             <w:pPr>
@@ -12344,7 +12333,7 @@
         </w:tc>
         <w:tc>
           <w:tcPr>
-            <w:tcW w:type="dxa" w:w="2093"/>
+            <w:tcW w:type="dxa" w:w="2004"/>
           </w:tcPr>
           <w:p>
             <w:pPr>
@@ -12358,7 +12347,7 @@
         </w:tc>
         <w:tc>
           <w:tcPr>
-            <w:tcW w:type="dxa" w:w="1694"/>
+            <w:tcW w:type="dxa" w:w="1623"/>
           </w:tcPr>
           <w:p>
             <w:pPr>
@@ -12372,7 +12361,7 @@
         </w:tc>
         <w:tc>
           <w:tcPr>
-            <w:tcW w:type="dxa" w:w="1694"/>
+            <w:tcW w:type="dxa" w:w="1623"/>
           </w:tcPr>
           <w:p>
             <w:pPr>
@@ -12391,7 +12380,7 @@
         </w:trPr>
         <w:tc>
           <w:tcPr>
-            <w:tcW w:type="dxa" w:w="1096"/>
+            <w:tcW w:type="dxa" w:w="1432"/>
           </w:tcPr>
           <w:p>
             <w:pPr>
@@ -12405,7 +12394,7 @@
         </w:tc>
         <w:tc>
           <w:tcPr>
-            <w:tcW w:type="dxa" w:w="2491"/>
+            <w:tcW w:type="dxa" w:w="2386"/>
           </w:tcPr>
           <w:p>
             <w:pPr>
@@ -12419,7 +12408,7 @@
         </w:tc>
         <w:tc>
           <w:tcPr>
-            <w:tcW w:type="dxa" w:w="2093"/>
+            <w:tcW w:type="dxa" w:w="2004"/>
           </w:tcPr>
           <w:p>
             <w:pPr>
@@ -12433,7 +12422,7 @@
         </w:tc>
         <w:tc>
           <w:tcPr>
-            <w:tcW w:type="dxa" w:w="1694"/>
+            <w:tcW w:type="dxa" w:w="1623"/>
           </w:tcPr>
           <w:p>
             <w:pPr>
@@ -12447,7 +12436,7 @@
         </w:tc>
         <w:tc>
           <w:tcPr>
-            <w:tcW w:type="dxa" w:w="1694"/>
+            <w:tcW w:type="dxa" w:w="1623"/>
           </w:tcPr>
           <w:p>
             <w:pPr>
@@ -12466,7 +12455,7 @@
         </w:trPr>
         <w:tc>
           <w:tcPr>
-            <w:tcW w:type="dxa" w:w="1096"/>
+            <w:tcW w:type="dxa" w:w="1432"/>
           </w:tcPr>
           <w:p>
             <w:pPr>
@@ -12480,7 +12469,7 @@
         </w:tc>
         <w:tc>
           <w:tcPr>
-            <w:tcW w:type="dxa" w:w="2491"/>
+            <w:tcW w:type="dxa" w:w="2386"/>
           </w:tcPr>
           <w:p>
             <w:pPr>
@@ -12494,7 +12483,7 @@
         </w:tc>
         <w:tc>
           <w:tcPr>
-            <w:tcW w:type="dxa" w:w="2093"/>
+            <w:tcW w:type="dxa" w:w="2004"/>
           </w:tcPr>
           <w:p>
             <w:pPr>
@@ -12508,7 +12497,7 @@
         </w:tc>
         <w:tc>
           <w:tcPr>
-            <w:tcW w:type="dxa" w:w="1694"/>
+            <w:tcW w:type="dxa" w:w="1623"/>
           </w:tcPr>
           <w:p>
             <w:pPr>
@@ -12522,7 +12511,7 @@
         </w:tc>
         <w:tc>
           <w:tcPr>
-            <w:tcW w:type="dxa" w:w="1694"/>
+            <w:tcW w:type="dxa" w:w="1623"/>
           </w:tcPr>
           <w:p>
             <w:pPr>
@@ -12541,7 +12530,7 @@
         </w:trPr>
         <w:tc>
           <w:tcPr>
-            <w:tcW w:type="dxa" w:w="1096"/>
+            <w:tcW w:type="dxa" w:w="1432"/>
           </w:tcPr>
           <w:p>
             <w:pPr>
@@ -12555,7 +12544,7 @@
         </w:tc>
         <w:tc>
           <w:tcPr>
-            <w:tcW w:type="dxa" w:w="2491"/>
+            <w:tcW w:type="dxa" w:w="2386"/>
           </w:tcPr>
           <w:p>
             <w:pPr>
@@ -12569,7 +12558,7 @@
         </w:tc>
         <w:tc>
           <w:tcPr>
-            <w:tcW w:type="dxa" w:w="2093"/>
+            <w:tcW w:type="dxa" w:w="2004"/>
           </w:tcPr>
           <w:p>
             <w:pPr>
@@ -12583,7 +12572,7 @@
         </w:tc>
         <w:tc>
           <w:tcPr>
-            <w:tcW w:type="dxa" w:w="1694"/>
+            <w:tcW w:type="dxa" w:w="1623"/>
           </w:tcPr>
           <w:p>
             <w:pPr>
@@ -12597,7 +12586,7 @@
         </w:tc>
         <w:tc>
           <w:tcPr>
-            <w:tcW w:type="dxa" w:w="1694"/>
+            <w:tcW w:type="dxa" w:w="1623"/>
           </w:tcPr>
           <w:p>
             <w:pPr>
@@ -12616,7 +12605,7 @@
         </w:trPr>
         <w:tc>
           <w:tcPr>
-            <w:tcW w:type="dxa" w:w="1096"/>
+            <w:tcW w:type="dxa" w:w="1432"/>
           </w:tcPr>
           <w:p>
             <w:pPr>
@@ -12630,7 +12619,7 @@
         </w:tc>
         <w:tc>
           <w:tcPr>
-            <w:tcW w:type="dxa" w:w="2491"/>
+            <w:tcW w:type="dxa" w:w="2386"/>
           </w:tcPr>
           <w:p>
             <w:pPr>
@@ -12644,7 +12633,7 @@
         </w:tc>
         <w:tc>
           <w:tcPr>
-            <w:tcW w:type="dxa" w:w="2093"/>
+            <w:tcW w:type="dxa" w:w="2004"/>
           </w:tcPr>
           <w:p>
             <w:pPr>
@@ -12658,7 +12647,7 @@
         </w:tc>
         <w:tc>
           <w:tcPr>
-            <w:tcW w:type="dxa" w:w="1694"/>
+            <w:tcW w:type="dxa" w:w="1623"/>
           </w:tcPr>
           <w:p>
             <w:pPr>
@@ -12672,7 +12661,7 @@
         </w:tc>
         <w:tc>
           <w:tcPr>
-            <w:tcW w:type="dxa" w:w="1694"/>
+            <w:tcW w:type="dxa" w:w="1623"/>
           </w:tcPr>
           <w:p>
             <w:pPr>
@@ -12691,7 +12680,7 @@
         </w:trPr>
         <w:tc>
           <w:tcPr>
-            <w:tcW w:type="dxa" w:w="1096"/>
+            <w:tcW w:type="dxa" w:w="1432"/>
           </w:tcPr>
           <w:p>
             <w:pPr>
@@ -12705,7 +12694,7 @@
         </w:tc>
         <w:tc>
           <w:tcPr>
-            <w:tcW w:type="dxa" w:w="2491"/>
+            <w:tcW w:type="dxa" w:w="2386"/>
           </w:tcPr>
           <w:p>
             <w:pPr>
@@ -12719,7 +12708,7 @@
         </w:tc>
         <w:tc>
           <w:tcPr>
-            <w:tcW w:type="dxa" w:w="2093"/>
+            <w:tcW w:type="dxa" w:w="2004"/>
           </w:tcPr>
           <w:p>
             <w:pPr>
@@ -12733,7 +12722,7 @@
         </w:tc>
         <w:tc>
           <w:tcPr>
-            <w:tcW w:type="dxa" w:w="1694"/>
+            <w:tcW w:type="dxa" w:w="1623"/>
           </w:tcPr>
           <w:p>
             <w:pPr>
@@ -12747,7 +12736,7 @@
         </w:tc>
         <w:tc>
           <w:tcPr>
-            <w:tcW w:type="dxa" w:w="1694"/>
+            <w:tcW w:type="dxa" w:w="1623"/>
           </w:tcPr>
           <w:p>
             <w:pPr>
@@ -12766,7 +12755,7 @@
         </w:trPr>
         <w:tc>
           <w:tcPr>
-            <w:tcW w:type="dxa" w:w="1096"/>
+            <w:tcW w:type="dxa" w:w="1432"/>
           </w:tcPr>
           <w:p>
             <w:pPr>
@@ -12780,43 +12769,43 @@
         </w:tc>
         <w:tc>
           <w:tcPr>
-            <w:tcW w:type="dxa" w:w="2491"/>
-          </w:tcPr>
-          <w:p>
-            <w:pPr>
-              <w:pStyle w:val="Compact"/>
-              <w:jc w:val="right"/>
-            </w:pPr>
-          </w:p>
-        </w:tc>
-        <w:tc>
-          <w:tcPr>
-            <w:tcW w:type="dxa" w:w="2093"/>
-          </w:tcPr>
-          <w:p>
-            <w:pPr>
-              <w:pStyle w:val="Compact"/>
-              <w:jc w:val="right"/>
-            </w:pPr>
-          </w:p>
-        </w:tc>
-        <w:tc>
-          <w:tcPr>
-            <w:tcW w:type="dxa" w:w="1694"/>
-          </w:tcPr>
-          <w:p>
-            <w:pPr>
-              <w:pStyle w:val="Compact"/>
-              <w:jc w:val="right"/>
-            </w:pPr>
-            <w:r>
-              <w:t xml:space="preserve">0</w:t>
-            </w:r>
-          </w:p>
-        </w:tc>
-        <w:tc>
-          <w:tcPr>
-            <w:tcW w:type="dxa" w:w="1694"/>
+            <w:tcW w:type="dxa" w:w="2386"/>
+          </w:tcPr>
+          <w:p>
+            <w:pPr>
+              <w:pStyle w:val="Compact"/>
+              <w:jc w:val="right"/>
+            </w:pPr>
+          </w:p>
+        </w:tc>
+        <w:tc>
+          <w:tcPr>
+            <w:tcW w:type="dxa" w:w="2004"/>
+          </w:tcPr>
+          <w:p>
+            <w:pPr>
+              <w:pStyle w:val="Compact"/>
+              <w:jc w:val="right"/>
+            </w:pPr>
+          </w:p>
+        </w:tc>
+        <w:tc>
+          <w:tcPr>
+            <w:tcW w:type="dxa" w:w="1623"/>
+          </w:tcPr>
+          <w:p>
+            <w:pPr>
+              <w:pStyle w:val="Compact"/>
+              <w:jc w:val="right"/>
+            </w:pPr>
+            <w:r>
+              <w:t xml:space="preserve">0.0000</w:t>
+            </w:r>
+          </w:p>
+        </w:tc>
+        <w:tc>
+          <w:tcPr>
+            <w:tcW w:type="dxa" w:w="1623"/>
           </w:tcPr>
           <w:p>
             <w:pPr>
@@ -12835,7 +12824,7 @@
         </w:trPr>
         <w:tc>
           <w:tcPr>
-            <w:tcW w:type="dxa" w:w="1096"/>
+            <w:tcW w:type="dxa" w:w="1432"/>
           </w:tcPr>
           <w:p>
             <w:pPr>
@@ -12849,40 +12838,40 @@
         </w:tc>
         <w:tc>
           <w:tcPr>
-            <w:tcW w:type="dxa" w:w="2491"/>
-          </w:tcPr>
-          <w:p>
-            <w:pPr>
-              <w:pStyle w:val="Compact"/>
-              <w:jc w:val="right"/>
-            </w:pPr>
-          </w:p>
-        </w:tc>
-        <w:tc>
-          <w:tcPr>
-            <w:tcW w:type="dxa" w:w="2093"/>
-          </w:tcPr>
-          <w:p>
-            <w:pPr>
-              <w:pStyle w:val="Compact"/>
-              <w:jc w:val="right"/>
-            </w:pPr>
-          </w:p>
-        </w:tc>
-        <w:tc>
-          <w:tcPr>
-            <w:tcW w:type="dxa" w:w="1694"/>
-          </w:tcPr>
-          <w:p>
-            <w:pPr>
-              <w:pStyle w:val="Compact"/>
-              <w:jc w:val="right"/>
-            </w:pPr>
-          </w:p>
-        </w:tc>
-        <w:tc>
-          <w:tcPr>
-            <w:tcW w:type="dxa" w:w="1694"/>
+            <w:tcW w:type="dxa" w:w="2386"/>
+          </w:tcPr>
+          <w:p>
+            <w:pPr>
+              <w:pStyle w:val="Compact"/>
+              <w:jc w:val="right"/>
+            </w:pPr>
+          </w:p>
+        </w:tc>
+        <w:tc>
+          <w:tcPr>
+            <w:tcW w:type="dxa" w:w="2004"/>
+          </w:tcPr>
+          <w:p>
+            <w:pPr>
+              <w:pStyle w:val="Compact"/>
+              <w:jc w:val="right"/>
+            </w:pPr>
+          </w:p>
+        </w:tc>
+        <w:tc>
+          <w:tcPr>
+            <w:tcW w:type="dxa" w:w="1623"/>
+          </w:tcPr>
+          <w:p>
+            <w:pPr>
+              <w:pStyle w:val="Compact"/>
+              <w:jc w:val="right"/>
+            </w:pPr>
+          </w:p>
+        </w:tc>
+        <w:tc>
+          <w:tcPr>
+            <w:tcW w:type="dxa" w:w="1623"/>
           </w:tcPr>
           <w:p>
             <w:pPr>
@@ -12901,7 +12890,7 @@
         </w:trPr>
         <w:tc>
           <w:tcPr>
-            <w:tcW w:type="dxa" w:w="1096"/>
+            <w:tcW w:type="dxa" w:w="1432"/>
           </w:tcPr>
           <w:p>
             <w:pPr>
@@ -12915,48 +12904,48 @@
         </w:tc>
         <w:tc>
           <w:tcPr>
-            <w:tcW w:type="dxa" w:w="2491"/>
-          </w:tcPr>
-          <w:p>
-            <w:pPr>
-              <w:pStyle w:val="Compact"/>
-              <w:jc w:val="right"/>
-            </w:pPr>
-          </w:p>
-        </w:tc>
-        <w:tc>
-          <w:tcPr>
-            <w:tcW w:type="dxa" w:w="2093"/>
-          </w:tcPr>
-          <w:p>
-            <w:pPr>
-              <w:pStyle w:val="Compact"/>
-              <w:jc w:val="right"/>
-            </w:pPr>
-          </w:p>
-        </w:tc>
-        <w:tc>
-          <w:tcPr>
-            <w:tcW w:type="dxa" w:w="1694"/>
-          </w:tcPr>
-          <w:p>
-            <w:pPr>
-              <w:pStyle w:val="Compact"/>
-              <w:jc w:val="right"/>
-            </w:pPr>
-          </w:p>
-        </w:tc>
-        <w:tc>
-          <w:tcPr>
-            <w:tcW w:type="dxa" w:w="1694"/>
-          </w:tcPr>
-          <w:p>
-            <w:pPr>
-              <w:pStyle w:val="Compact"/>
-              <w:jc w:val="right"/>
-            </w:pPr>
-            <w:r>
-              <w:t xml:space="preserve">0</w:t>
+            <w:tcW w:type="dxa" w:w="2386"/>
+          </w:tcPr>
+          <w:p>
+            <w:pPr>
+              <w:pStyle w:val="Compact"/>
+              <w:jc w:val="right"/>
+            </w:pPr>
+          </w:p>
+        </w:tc>
+        <w:tc>
+          <w:tcPr>
+            <w:tcW w:type="dxa" w:w="2004"/>
+          </w:tcPr>
+          <w:p>
+            <w:pPr>
+              <w:pStyle w:val="Compact"/>
+              <w:jc w:val="right"/>
+            </w:pPr>
+          </w:p>
+        </w:tc>
+        <w:tc>
+          <w:tcPr>
+            <w:tcW w:type="dxa" w:w="1623"/>
+          </w:tcPr>
+          <w:p>
+            <w:pPr>
+              <w:pStyle w:val="Compact"/>
+              <w:jc w:val="right"/>
+            </w:pPr>
+          </w:p>
+        </w:tc>
+        <w:tc>
+          <w:tcPr>
+            <w:tcW w:type="dxa" w:w="1623"/>
+          </w:tcPr>
+          <w:p>
+            <w:pPr>
+              <w:pStyle w:val="Compact"/>
+              <w:jc w:val="right"/>
+            </w:pPr>
+            <w:r>
+              <w:t xml:space="preserve">0.0000</w:t>
             </w:r>
           </w:p>
         </w:tc>
@@ -13139,7 +13128,7 @@
         <w:t xml:space="preserve"> </w:t>
       </w:r>
       <w:r>
-        <w:t xml:space="preserve">NOR-BWIM: mean absolute error of the gross weight for single-gauge, gauge-average, GLS, zero-sum and mean-weight (mean-GVW) predictors, with 95 % bootstrap confidence intervals: in sample (IN), leave-one-run-out (LOO) and leave-one-truck-out (LOTO). (a) Day 2, 4 gauges; (b) day 1, 4 wheel-path gauges; (c) day 1, 12 gauges (multi-gauge estimators use all 12; only the single gauges ch5 and ch11 are shown). GLS-diag: diagonal covariance; zero-sum-eq: zero-sum estimator with equal noise (</w:t>
+        <w:t xml:space="preserve">NOR-BWIM: mean absolute error of the gross weight for single-gauge, gauge-average, GLS, zero-sum and mean-weight predictors, with 95 % bootstrap confidence intervals: in sample (IN), leave-one-run-out (LOO) and leave-one-truck-out (LOTO). (a) Day 2, 4 gauges; (b) day 1, 4 wheel-path gauges; (c) day 1, 12 gauges (multi-gauge estimators use all 12; only the single gauges ch5 and ch11 are shown). GLS-diag: diagonal covariance; zero-sum-eq: zero-sum estimator with equal noise (</w:t>
       </w:r>
       <m:oMath>
         <m:r>
@@ -15548,7 +15537,7 @@
               <w:jc w:val="left"/>
             </w:pPr>
             <w:r>
-              <w:t xml:space="preserve">Mean weight of the calibration runs</w:t>
+              <w:t xml:space="preserve">Mean-weight predictor (mean of the calibration runs)</w:t>
             </w:r>
           </w:p>
         </w:tc>
@@ -22346,7 +22335,7 @@
         <w:pStyle w:val="BodyText"/>
       </w:pPr>
       <w:r>
-        <w:t xml:space="preserve">Processing. Integrate in space over the complete crossing, re-zero before and after each crossing, remove dynamics with a low-pass filter whose cut-off is well below the fundamental frequency</w:t>
+        <w:t xml:space="preserve">Processing. Integrate in space over the complete crossing, re-zero before and after each crossing, remove dynamics with a low-pass filter whose cutoff is well below the fundamental frequency</w:t>
       </w:r>
       <w:r>
         <w:t xml:space="preserve"> </w:t>

--- a/manuscript/ase/word/Supplementary_Material_ASE.docx
+++ b/manuscript/ase/word/Supplementary_Material_ASE.docx
@@ -43,7 +43,7 @@
         <w:pStyle w:val="BodyText"/>
       </w:pPr>
       <w:r>
-        <w:t xml:space="preserve">Contents: S1 Nomenclature; S2 Closed forms for two- and three-span beams; S3 General channels, finite element verification and invariant weighting functions; S4 Multi-channel estimation and placement; S5 Identifiability, sensitivities and Möbius law; S6 Laboratory test; S7 Public field records; S8 Cầu Mây Bridge; S9 Dynamics and baseline handling; S10 Error budget and design checklist; S11 Scripts, console output and derived data.</w:t>
+        <w:t xml:space="preserve">Contents: S1 Nomenclature; S2 Closed forms for two- and three-span beams; S3 General channels, finite element verification and invariant weighting functions; S4 Multi-channel estimation and placement; S5 Identifiability, sensitivities and Möbius law; S6 Laboratory test; S7 Public field records; S8 Mây Bridge; S9 Dynamics and baseline handling; S10 Error budget and design checklist; S11 Scripts, console output and derived data.</w:t>
       </w:r>
     </w:p>
     <w:bookmarkStart w:id="20" w:name="s1.-nomenclature"/>
@@ -3760,7 +3760,7 @@
               <w:jc w:val="left"/>
             </w:pPr>
             <w:r>
-              <w:t xml:space="preserve">deflection gauges at mid main span and at 0.4L of a side span (Cầu Mây)</w:t>
+              <w:t xml:space="preserve">deflection gauges at mid main span and at 0.4L of a side span (Mây Bridge)</w:t>
             </w:r>
           </w:p>
         </w:tc>
@@ -3793,7 +3793,7 @@
               <w:jc w:val="left"/>
             </w:pPr>
             <w:r>
-              <w:t xml:space="preserve">supports of the Cầu Mây main bridge (Section 5.1)</w:t>
+              <w:t xml:space="preserve">supports of the main unit of the Mây Bridge (Section 5.1)</w:t>
             </w:r>
           </w:p>
         </w:tc>
@@ -6617,7 +6617,7 @@
         </m:r>
       </m:oMath>
       <w:r>
-        <w:t xml:space="preserve">, with the blind loci, the near-blind band and the Cầu Mây span ratio.</w:t>
+        <w:t xml:space="preserve">, with the blind loci, the near-blind band and the Mây Bridge span ratio.</w:t>
       </w:r>
     </w:p>
     <w:bookmarkEnd w:id="27"/>
@@ -7766,7 +7766,7 @@
         <w:pStyle w:val="BodyText"/>
       </w:pPr>
       <w:r>
-        <w:t xml:space="preserve">All closed forms of Section 2.2 agree with FE evaluations of Eq. (2) in 981 checks, with a maximum error of 8.1 × 10⁻¹¹ on the normalized indicators. The verification covered two-span, symmetric and asymmetric three-span and four-span beams, zero-moment positions, ten blind configurations, the identity for a two-truck convoy on piecewise-prismatic girders with elastic pier springs (relative error 2.8 × 10⁻⁹), and the haunched Cầu Mây FE against an independent force-method solution (5.4 × 10⁻¹⁰). Truncating the record when the first axle leaves changed the integral by up to 59 % (rotation) and 10 % (moment) on the two-span example.</w:t>
+        <w:t xml:space="preserve">All closed forms of Section 2.2 agree with FE evaluations of Eq. (2) in 981 checks, with a maximum error of 8.1 × 10⁻¹¹ on the normalized indicators. The verification covered two-span, symmetric and asymmetric three-span and four-span beams, zero-moment positions, ten blind configurations, the identity for a two-truck convoy on piecewise-prismatic girders with elastic pier springs (relative error 2.8 × 10⁻⁹), and the haunched Mây Bridge FE against an independent force-method solution (5.4 × 10⁻¹⁰). Truncating the record when the first axle leaves changed the integral by up to 59 % (rotation) and 10 % (moment) on the two-span example.</w:t>
       </w:r>
     </w:p>
     <w:p>
@@ -9138,7 +9138,7 @@
         <w:t xml:space="preserve"> </w:t>
       </w:r>
       <w:r>
-        <w:t xml:space="preserve">that the rule selects, and Fig. S6 the Monte Carlo verification. For the Cầu Mây girder, the single-gauge standard deviation of the load at mid main span is 22.5 % for a 200 m record under the assumptions of Section 5.3 (</w:t>
+        <w:t xml:space="preserve">that the rule selects, and Fig. S6 the Monte Carlo verification. For the Mây Bridge girder, the single-gauge standard deviation of the load at mid main span is 22.5 % for a 200 m record under the assumptions of Section 5.3 (</w:t>
       </w:r>
       <m:oMath>
         <m:r>
@@ -9271,7 +9271,7 @@
         </m:r>
       </m:oMath>
       <w:r>
-        <w:t xml:space="preserve">; CM-A, CM-B: Cầu Mây calibrations A and B.</w:t>
+        <w:t xml:space="preserve">; CM-A, CM-B: Mây Bridge calibrations A and B.</w:t>
       </w:r>
     </w:p>
     <w:p>
@@ -9281,7 +9281,7 @@
       <w:r>
         <w:drawing>
           <wp:inline>
-            <wp:extent cx="5039999" cy="2735276"/>
+            <wp:extent cx="5039999" cy="2689811"/>
             <wp:effectExtent b="0" l="0" r="0" t="0"/>
             <wp:docPr descr="" title="" id="36" name="Picture"/>
             <a:graphic>
@@ -9302,7 +9302,7 @@
                   <pic:spPr bwMode="auto">
                     <a:xfrm>
                       <a:off x="0" y="0"/>
-                      <a:ext cx="5039999" cy="2735276"/>
+                      <a:ext cx="5039999" cy="2689811"/>
                     </a:xfrm>
                     <a:prstGeom prst="rect">
                       <a:avLst/>
@@ -9363,7 +9363,7 @@
         <w:t xml:space="preserve"> </w:t>
       </w:r>
       <w:r>
-        <w:t xml:space="preserve">along six girders (two-span, three-span and the Cầu Mây girder under calibrations A and B), with the maximum and minimum selected by the placement rule.</w:t>
+        <w:t xml:space="preserve">along six girders (two-span, three-span and the Mây Bridge girder under calibrations A and B), with the maximum and minimum selected by the placement rule.</w:t>
       </w:r>
     </w:p>
     <w:p>
@@ -9373,7 +9373,7 @@
       <w:r>
         <w:drawing>
           <wp:inline>
-            <wp:extent cx="5039999" cy="1658220"/>
+            <wp:extent cx="5039999" cy="1658962"/>
             <wp:effectExtent b="0" l="0" r="0" t="0"/>
             <wp:docPr descr="" title="" id="39" name="Picture"/>
             <a:graphic>
@@ -9394,7 +9394,7 @@
                   <pic:spPr bwMode="auto">
                     <a:xfrm>
                       <a:off x="0" y="0"/>
-                      <a:ext cx="5039999" cy="1658220"/>
+                      <a:ext cx="5039999" cy="1658962"/>
                     </a:xfrm>
                     <a:prstGeom prst="rect">
                       <a:avLst/>
@@ -9428,7 +9428,7 @@
         <w:t xml:space="preserve"> </w:t>
       </w:r>
       <w:r>
-        <w:t xml:space="preserve">Monte Carlo verification: distribution of the load error for a single gauge, GLS and the zero-sum estimator with three gauges, (a) on a 30 + 60 + 30 m beam and (b) on the Cầu Mây girder (calibration A), and (c) scatter against the number of axles relative to theory.</w:t>
+        <w:t xml:space="preserve">Monte Carlo verification: distribution of the load error for a single gauge, GLS and the zero-sum estimator with three gauges, (a) on a 30 + 60 + 30 m beam and (b) on the Mây Bridge girder (calibration A), and (c) scatter against the number of axles relative to theory.</w:t>
       </w:r>
     </w:p>
     <w:bookmarkEnd w:id="41"/>
@@ -10117,7 +10117,7 @@
         </m:r>
       </m:oMath>
       <w:r>
-        <w:t xml:space="preserve">. For the Cầu Mây model the law holds to a relative error of 5 × 10⁻⁶ over</w:t>
+        <w:t xml:space="preserve">. For the Mây Bridge model the law holds to a relative error of 5 × 10⁻⁶ over</w:t>
       </w:r>
       <w:r>
         <w:t xml:space="preserve"> </w:t>
@@ -10231,7 +10231,7 @@
         <w:t xml:space="preserve"> </w:t>
       </w:r>
       <w:r>
-        <w:t xml:space="preserve">Cầu Mây proportions, prismatic beam: (a) deflection indicators of the side-span and main-span gauges against the relative pier stiffness</w:t>
+        <w:t xml:space="preserve">Mây Bridge proportions, prismatic beam: (a) deflection indicators of the side-span and main-span gauges against the relative pier stiffness</w:t>
       </w:r>
       <w:r>
         <w:t xml:space="preserve"> </w:t>
@@ -15856,13 +15856,13 @@
       </w:tr>
     </w:tbl>
     <w:bookmarkEnd w:id="65"/>
-    <w:bookmarkStart w:id="72" w:name="s8.-cầu-mây-bridge"/>
+    <w:bookmarkStart w:id="72" w:name="s8.-mây-bridge"/>
     <w:p>
       <w:pPr>
         <w:pStyle w:val="Heading2"/>
       </w:pPr>
       <w:r>
-        <w:t xml:space="preserve">S8. Cầu Mây Bridge</w:t>
+        <w:t xml:space="preserve">S8. Mây Bridge</w:t>
       </w:r>
     </w:p>
     <w:p>
@@ -16129,7 +16129,7 @@
         <w:t xml:space="preserve"> </w:t>
       </w:r>
       <w:r>
-        <w:t xml:space="preserve">Cầu Mây: first, second and third vertical frequencies against the scaled pier stiffness</w:t>
+        <w:t xml:space="preserve">Mây Bridge: first, second and third vertical frequencies against the scaled pier stiffness</w:t>
       </w:r>
       <w:r>
         <w:t xml:space="preserve"> </w:t>
@@ -16205,7 +16205,7 @@
         <w:t xml:space="preserve"> </w:t>
       </w:r>
       <w:r>
-        <w:t xml:space="preserve">Cầu Mây: static misfit over the rigidity factor</w:t>
+        <w:t xml:space="preserve">Mây Bridge: static misfit over the rigidity factor</w:t>
       </w:r>
       <w:r>
         <w:t xml:space="preserve"> </w:t>
@@ -16312,7 +16312,7 @@
         <w:t xml:space="preserve"> </w:t>
       </w:r>
       <w:r>
-        <w:t xml:space="preserve">Admissible set of the Cầu Mây model against the tolerance</w:t>
+        <w:t xml:space="preserve">Admissible set of the Mây Bridge model against the tolerance</w:t>
       </w:r>
       <w:r>
         <w:t xml:space="preserve"> </w:t>
@@ -16974,7 +16974,7 @@
         <w:t xml:space="preserve"> </w:t>
       </w:r>
       <w:r>
-        <w:t xml:space="preserve">Cầu Mây acceptance test (June 2020): measured peak deflection (mm, downward positive) at the two gauge sections, at three measuring points across each section, under central and eccentric truck arrangements.</w:t>
+        <w:t xml:space="preserve">Mây Bridge acceptance test (June 2020): measured peak deflection (mm, downward positive) at the two gauge sections, at three measuring points across each section, under central and eccentric truck arrangements.</w:t>
       </w:r>
     </w:p>
     <w:tbl>
@@ -18612,7 +18612,7 @@
         <w:t xml:space="preserve"> </w:t>
       </w:r>
       <w:r>
-        <w:t xml:space="preserve">of the Cầu Mây gauges, including the mid side-span position.</w:t>
+        <w:t xml:space="preserve">of the Mây Bridge gauges, including the mid side-span position.</w:t>
       </w:r>
       <w:r>
         <w:t xml:space="preserve"> </w:t>
@@ -20187,7 +20187,7 @@
         <w:pStyle w:val="BodyText"/>
       </w:pPr>
       <w:r>
-        <w:t xml:space="preserve">Table S15 evaluates Eq. (12) for the Cầu Mây gauges over the admissible set, with</w:t>
+        <w:t xml:space="preserve">Table S15 evaluates Eq. (12) for the Mây Bridge gauges over the admissible set, with</w:t>
       </w:r>
       <w:r>
         <w:t xml:space="preserve"> </w:t>
@@ -20262,7 +20262,7 @@
         <w:pStyle w:val="BodyText"/>
       </w:pPr>
       <w:r>
-        <w:t xml:space="preserve">Transverse position and multiple presence add further terms; Table S16 collects all terms. On the five-span girder the far-lane constant was 0.79 of the near-lane value. At Cầu Mây the readings across one section differ by up to 2.05 mm in the eccentric N7 case, about 13 % of the mean reading. Several vehicles on the structure return their combined weight; on the five-span girder the two-truck events gave 0.92 of the prediction. A crossing of the 200 m Cầu Mây unit takes 12.4 s at 60 km/h, and every crossing that overlaps another vehicle in that window must be discarded or treated as a group. The fraction of usable isolated crossings was not quantified. In the laboratory, the reference record and the load-dependent growth of the integral ratio cause the SLM deviations of 0.6–0.7 %. In the field, the noise, the lane and the gauge position dominate, and the weight errors of single crossings, 5–12 % on these records, exceed the spread of the reference weights.</w:t>
+        <w:t xml:space="preserve">Transverse position and multiple presence add further terms; Table S16 collects all terms. On the five-span girder the far-lane constant was 0.79 of the near-lane value. At the Mây Bridge the readings across one section differ by up to 2.05 mm in the eccentric N7 case, about 13 % of the mean reading. Several vehicles on the structure return their combined weight; on the five-span girder the two-truck events gave 0.92 of the prediction. A crossing of the 200 m Mây Bridge unit takes 12.4 s at 60 km/h, and every crossing that overlaps another vehicle in that window must be discarded or treated as a group. The fraction of usable isolated crossings was not quantified. In the laboratory, the reference record and the load-dependent growth of the integral ratio cause the SLM deviations of 0.6–0.7 %. In the field, the noise, the lane and the gauge position dominate, and the weight errors of single crossings, 5–12 % on these records, exceed the spread of the reference weights.</w:t>
       </w:r>
     </w:p>
     <w:p>
@@ -20921,7 +20921,7 @@
               <w:jc w:val="left"/>
             </w:pPr>
             <w:r>
-              <w:t xml:space="preserve">BPM only; Cầu Mây N8 constant varies 6.6-fold over the admissible set</w:t>
+              <w:t xml:space="preserve">BPM only; Mây Bridge N8 constant varies 6.6-fold over the admissible set</w:t>
             </w:r>
           </w:p>
         </w:tc>
@@ -21533,7 +21533,7 @@
               <w:jc w:val="left"/>
             </w:pPr>
             <w:r>
-              <w:t xml:space="preserve">field lane ratio 0.79; Cầu Mây range 2.05 mm across a section</w:t>
+              <w:t xml:space="preserve">field lane ratio 0.79; Mây Bridge range 2.05 mm across a section</w:t>
             </w:r>
           </w:p>
         </w:tc>

--- a/manuscript/ase/word/Supplementary_Material_ASE.docx
+++ b/manuscript/ase/word/Supplementary_Material_ASE.docx
@@ -3090,26 +3090,129 @@
                       </m:r>
                     </m:sub>
                   </m:sSub>
-                  <m:sSubSup>
+                  <m:sSup>
                     <m:e>
                       <m:r>
                         <m:t>L</m:t>
                       </m:r>
                     </m:e>
-                    <m:sub>
-                      <m:r>
-                        <m:t>1</m:t>
-                      </m:r>
-                    </m:sub>
                     <m:sup>
                       <m:r>
                         <m:t>2</m:t>
                       </m:r>
                     </m:sup>
-                  </m:sSubSup>
+                  </m:sSup>
                 </m:e>
               </m:d>
             </m:oMath>
+            <w:r>
+              <w:t xml:space="preserve"> </w:t>
+            </w:r>
+            <w:r>
+              <w:t xml:space="preserve">with</w:t>
+            </w:r>
+            <w:r>
+              <w:t xml:space="preserve"> </w:t>
+            </w:r>
+            <m:oMath>
+              <m:r>
+                <m:t>L</m:t>
+              </m:r>
+              <m:r>
+                <m:rPr>
+                  <m:sty m:val="p"/>
+                </m:rPr>
+                <m:t>=</m:t>
+              </m:r>
+              <m:sSub>
+                <m:e>
+                  <m:r>
+                    <m:t>L</m:t>
+                  </m:r>
+                </m:e>
+                <m:sub>
+                  <m:r>
+                    <m:t>1</m:t>
+                  </m:r>
+                </m:sub>
+              </m:sSub>
+            </m:oMath>
+            <w:r>
+              <w:t xml:space="preserve"> </w:t>
+            </w:r>
+            <w:r>
+              <w:t xml:space="preserve">(two spans) or</w:t>
+            </w:r>
+            <w:r>
+              <w:t xml:space="preserve"> </w:t>
+            </w:r>
+            <m:oMath>
+              <m:sSub>
+                <m:e>
+                  <m:r>
+                    <m:t>L</m:t>
+                  </m:r>
+                </m:e>
+                <m:sub>
+                  <m:r>
+                    <m:rPr>
+                      <m:sty m:val="p"/>
+                    </m:rPr>
+                    <m:t>side</m:t>
+                  </m:r>
+                </m:sub>
+              </m:sSub>
+            </m:oMath>
+            <w:r>
+              <w:t xml:space="preserve"> </w:t>
+            </w:r>
+            <w:r>
+              <w:t xml:space="preserve">(three spans); Eqs. (4), (16)</w:t>
+            </w:r>
+          </w:p>
+        </w:tc>
+      </w:tr>
+      <w:tr>
+        <w:trPr>
+          <w:cantSplit/>
+        </w:trPr>
+        <w:tc>
+          <w:tcPr>
+            <w:tcW w:type="dxa" w:w="2892"/>
+          </w:tcPr>
+          <w:p>
+            <w:pPr>
+              <w:pStyle w:val="Compact"/>
+              <w:jc w:val="left"/>
+            </w:pPr>
+            <m:oMath>
+              <m:sSup>
+                <m:e>
+                  <m:r>
+                    <m:t>r</m:t>
+                  </m:r>
+                </m:e>
+                <m:sup>
+                  <m:r>
+                    <m:t>2</m:t>
+                  </m:r>
+                </m:sup>
+              </m:sSup>
+            </m:oMath>
+          </w:p>
+        </w:tc>
+        <w:tc>
+          <w:tcPr>
+            <w:tcW w:type="dxa" w:w="6177"/>
+          </w:tcPr>
+          <w:p>
+            <w:pPr>
+              <w:pStyle w:val="Compact"/>
+              <w:jc w:val="left"/>
+            </w:pPr>
+            <w:r>
+              <w:t xml:space="preserve">coefficient of determination</w:t>
+            </w:r>
           </w:p>
         </w:tc>
       </w:tr>
@@ -3668,20 +3771,9 @@
               <w:pStyle w:val="Compact"/>
               <w:jc w:val="left"/>
             </w:pPr>
-            <m:oMath>
-              <m:sSup>
-                <m:e>
-                  <m:r>
-                    <m:t>r</m:t>
-                  </m:r>
-                </m:e>
-                <m:sup>
-                  <m:r>
-                    <m:t>2</m:t>
-                  </m:r>
-                </m:sup>
-              </m:sSup>
-            </m:oMath>
+            <w:r>
+              <w:t xml:space="preserve">TOST</w:t>
+            </w:r>
           </w:p>
         </w:tc>
         <w:tc>
@@ -3694,7 +3786,7 @@
               <w:jc w:val="left"/>
             </w:pPr>
             <w:r>
-              <w:t xml:space="preserve">coefficient of determination</w:t>
+              <w:t xml:space="preserve">two one-sided tests of equivalence</w:t>
             </w:r>
           </w:p>
         </w:tc>
@@ -3713,7 +3805,7 @@
               <w:jc w:val="left"/>
             </w:pPr>
             <w:r>
-              <w:t xml:space="preserve">TOST</w:t>
+              <w:t xml:space="preserve">N7, N8</w:t>
             </w:r>
           </w:p>
         </w:tc>
@@ -3727,7 +3819,18 @@
               <w:jc w:val="left"/>
             </w:pPr>
             <w:r>
-              <w:t xml:space="preserve">two one-sided tests of equivalence</w:t>
+              <w:t xml:space="preserve">deflection gauges at mid main span and at 0.4</w:t>
+            </w:r>
+            <m:oMath>
+              <m:r>
+                <m:t>L</m:t>
+              </m:r>
+            </m:oMath>
+            <w:r>
+              <w:t xml:space="preserve"> </w:t>
+            </w:r>
+            <w:r>
+              <w:t xml:space="preserve">of a side span (Mây Bridge)</w:t>
             </w:r>
           </w:p>
         </w:tc>
@@ -3746,7 +3849,7 @@
               <w:jc w:val="left"/>
             </w:pPr>
             <w:r>
-              <w:t xml:space="preserve">N7, N8</w:t>
+              <w:t xml:space="preserve">T5–T8</w:t>
             </w:r>
           </w:p>
         </w:tc>
@@ -3760,40 +3863,7 @@
               <w:jc w:val="left"/>
             </w:pPr>
             <w:r>
-              <w:t xml:space="preserve">deflection gauges at mid main span and at 0.4L of a side span (Mây Bridge)</w:t>
-            </w:r>
-          </w:p>
-        </w:tc>
-      </w:tr>
-      <w:tr>
-        <w:trPr>
-          <w:cantSplit/>
-        </w:trPr>
-        <w:tc>
-          <w:tcPr>
-            <w:tcW w:type="dxa" w:w="2892"/>
-          </w:tcPr>
-          <w:p>
-            <w:pPr>
-              <w:pStyle w:val="Compact"/>
-              <w:jc w:val="left"/>
-            </w:pPr>
-            <w:r>
-              <w:t xml:space="preserve">T5, T7, T8</w:t>
-            </w:r>
-          </w:p>
-        </w:tc>
-        <w:tc>
-          <w:tcPr>
-            <w:tcW w:type="dxa" w:w="6177"/>
-          </w:tcPr>
-          <w:p>
-            <w:pPr>
-              <w:pStyle w:val="Compact"/>
-              <w:jc w:val="left"/>
-            </w:pPr>
-            <w:r>
-              <w:t xml:space="preserve">supports of the main unit of the Mây Bridge (Section 5.1)</w:t>
+              <w:t xml:space="preserve">supports of the main unit of the Mây Bridge: T5, T8 end supports, T6, T7 inner piers (Section 5.1)</w:t>
             </w:r>
           </w:p>
         </w:tc>
@@ -6356,7 +6426,7 @@
         <w:pStyle w:val="BodyText"/>
       </w:pPr>
       <w:r>
-        <w:t xml:space="preserve">Strain blind-locus maps. Figs. S1 and S2 map the strain indicator</w:t>
+        <w:t xml:space="preserve">Strain blind-locus maps. Figures S1 and S2 map the strain indicator</w:t>
       </w:r>
       <w:r>
         <w:t xml:space="preserve"> </w:t>
@@ -8583,7 +8653,7 @@
       <w:r>
         <w:drawing>
           <wp:inline>
-            <wp:extent cx="5039999" cy="1747894"/>
+            <wp:extent cx="5039999" cy="1732426"/>
             <wp:effectExtent b="0" l="0" r="0" t="0"/>
             <wp:docPr descr="" title="" id="29" name="Picture"/>
             <a:graphic>
@@ -8604,7 +8674,7 @@
                   <pic:spPr bwMode="auto">
                     <a:xfrm>
                       <a:off x="0" y="0"/>
-                      <a:ext cx="5039999" cy="1747894"/>
+                      <a:ext cx="5039999" cy="1732426"/>
                     </a:xfrm>
                     <a:prstGeom prst="rect">
                       <a:avLst/>
@@ -8638,7 +8708,7 @@
         <w:t xml:space="preserve"> </w:t>
       </w:r>
       <w:r>
-        <w:t xml:space="preserve">Structure-aware weighting functions for two equal spans (Section S3): (a) weighting functions along the record, (b) white-noise variance relative to uniform weighting against the range of entry shift, (c) configuration-dependent error under a rigidity error in the adjacent span.</w:t>
+        <w:t xml:space="preserve">Structure-aware weighting functions for two equal spans (Section S3): (a) weighting functions along the record, (b) white-noise variance relative to uniform weighting against the range of entry shift, (c) invariance defect, (max − min)/mean of the constant over the axle configurations, under a 20 % rigidity error in the adjacent span or a 0.5 m sensor-position error.</w:t>
       </w:r>
     </w:p>
     <w:bookmarkEnd w:id="31"/>
@@ -9016,7 +9086,75 @@
         <w:t xml:space="preserve"> </w:t>
       </w:r>
       <w:r>
-        <w:t xml:space="preserve">m the white-noise term of Eq. (14) is only about 5 × 10⁻⁶ of the offset term (</w:t>
+        <w:t xml:space="preserve">m the white-noise term of Eq. (14) is only about 5 × 10⁻⁶ of</w:t>
+      </w:r>
+      <w:r>
+        <w:t xml:space="preserve"> </w:t>
+      </w:r>
+      <m:oMath>
+        <m:sSubSup>
+          <m:e>
+            <m:r>
+              <m:t>δ</m:t>
+            </m:r>
+          </m:e>
+          <m:sub>
+            <m:r>
+              <m:t>0</m:t>
+            </m:r>
+          </m:sub>
+          <m:sup>
+            <m:r>
+              <m:t>2</m:t>
+            </m:r>
+          </m:sup>
+        </m:sSubSup>
+        <m:sSubSup>
+          <m:e>
+            <m:r>
+              <m:t>L</m:t>
+            </m:r>
+          </m:e>
+          <m:sub>
+            <m:r>
+              <m:rPr>
+                <m:sty m:val="p"/>
+              </m:rPr>
+              <m:t>tot</m:t>
+            </m:r>
+          </m:sub>
+          <m:sup>
+            <m:r>
+              <m:t>2</m:t>
+            </m:r>
+          </m:sup>
+        </m:sSubSup>
+      </m:oMath>
+      <w:r>
+        <w:t xml:space="preserve">, and 5 × 10⁻⁵ of the offset term at</w:t>
+      </w:r>
+      <w:r>
+        <w:t xml:space="preserve"> </w:t>
+      </w:r>
+      <m:oMath>
+        <m:r>
+          <m:t>ρ</m:t>
+        </m:r>
+        <m:r>
+          <m:rPr>
+            <m:sty m:val="p"/>
+          </m:rPr>
+          <m:t>=</m:t>
+        </m:r>
+        <m:r>
+          <m:t>0.9</m:t>
+        </m:r>
+      </m:oMath>
+      <w:r>
+        <w:t xml:space="preserve"> </w:t>
+      </w:r>
+      <w:r>
+        <w:t xml:space="preserve">(</w:t>
       </w:r>
       <m:oMath>
         <m:r>
@@ -9111,7 +9249,7 @@
         <w:t xml:space="preserve"> </w:t>
       </w:r>
       <w:r>
-        <w:t xml:space="preserve">to use depends on the offsets. With independent offsets, every sensor should sit as close as possible to the maximum, because the GLS variance then falls with the sum of the squared constants. With correlated offsets, one sensor should sit at the minimum, because a common offset cancels in the difference of two channels and the variance of Eq. (14) falls with the spread of the constants. The placement rule was verified by a brute-force search over 96 cases, which found no design better than the vertex design, and by a Monte Carlo study with 10⁵ random axle configurations per case, which confirmed that the estimators are unbiased and that Eqs. (13) and (14) hold to within 0.6 %. Fig. S4 shows the gain over the best single sensor under the assumed noise model, Fig. S5 the extremes of</w:t>
+        <w:t xml:space="preserve">to use depends on the offsets. With independent offsets, every sensor should sit as close as possible to the maximum, because the GLS variance then falls with the sum of the squared constants. With correlated offsets, one sensor should sit at the minimum, because a common offset cancels in the difference of two channels and the variance of Eq. (14) falls with the spread of the constants. The placement rule was verified by a brute-force search over 96 cases, which found no design better than the vertex design, and by a Monte Carlo study with 10⁵ random axle configurations per case, which confirmed that the estimators are unbiased and that Eqs. (13) and (14) hold to within 0.6 %. Figure S4 shows the gain over the best single sensor under the assumed noise model, Fig. S5 the extremes of</w:t>
       </w:r>
       <w:r>
         <w:t xml:space="preserve"> </w:t>
@@ -9159,7 +9297,7 @@
       <w:r>
         <w:drawing>
           <wp:inline>
-            <wp:extent cx="5039999" cy="2308826"/>
+            <wp:extent cx="5039999" cy="2333376"/>
             <wp:effectExtent b="0" l="0" r="0" t="0"/>
             <wp:docPr descr="" title="" id="33" name="Picture"/>
             <a:graphic>
@@ -9180,7 +9318,7 @@
                   <pic:spPr bwMode="auto">
                     <a:xfrm>
                       <a:off x="0" y="0"/>
-                      <a:ext cx="5039999" cy="2308826"/>
+                      <a:ext cx="5039999" cy="2333376"/>
                     </a:xfrm>
                     <a:prstGeom prst="rect">
                       <a:avLst/>
@@ -9251,27 +9389,49 @@
         <w:t xml:space="preserve"> </w:t>
       </w:r>
       <w:r>
-        <w:t xml:space="preserve">against the white-noise level. 2S-eq: equal two-span beam; 3S-b2.0: three-span beam with</w:t>
+        <w:t xml:space="preserve">against the white-noise level. Line style: (a)</w:t>
       </w:r>
       <w:r>
         <w:t xml:space="preserve"> </w:t>
       </w:r>
       <m:oMath>
         <m:r>
-          <m:t>β</m:t>
-        </m:r>
-        <m:r>
-          <m:rPr>
-            <m:sty m:val="p"/>
-          </m:rPr>
-          <m:t>=</m:t>
-        </m:r>
-        <m:r>
-          <m:t>2</m:t>
+          <m:t>k</m:t>
         </m:r>
       </m:oMath>
       <w:r>
-        <w:t xml:space="preserve">; CM-A, CM-B: Mây Bridge calibrations A and B.</w:t>
+        <w:t xml:space="preserve"> </w:t>
+      </w:r>
+      <w:r>
+        <w:t xml:space="preserve">= 2 sensors solid,</w:t>
+      </w:r>
+      <w:r>
+        <w:t xml:space="preserve"> </w:t>
+      </w:r>
+      <m:oMath>
+        <m:r>
+          <m:t>k</m:t>
+        </m:r>
+      </m:oMath>
+      <w:r>
+        <w:t xml:space="preserve"> </w:t>
+      </w:r>
+      <w:r>
+        <w:t xml:space="preserve">= 3 dashed; (b)</w:t>
+      </w:r>
+      <w:r>
+        <w:t xml:space="preserve"> </w:t>
+      </w:r>
+      <m:oMath>
+        <m:r>
+          <m:t>ρ</m:t>
+        </m:r>
+      </m:oMath>
+      <w:r>
+        <w:t xml:space="preserve"> </w:t>
+      </w:r>
+      <w:r>
+        <w:t xml:space="preserve">= 0 dotted, 0.9 solid, 1 dashed; thick light lines: single sensor.</w:t>
       </w:r>
     </w:p>
     <w:p>
@@ -9281,7 +9441,7 @@
       <w:r>
         <w:drawing>
           <wp:inline>
-            <wp:extent cx="5039999" cy="2689811"/>
+            <wp:extent cx="5039999" cy="2687396"/>
             <wp:effectExtent b="0" l="0" r="0" t="0"/>
             <wp:docPr descr="" title="" id="36" name="Picture"/>
             <a:graphic>
@@ -9302,7 +9462,7 @@
                   <pic:spPr bwMode="auto">
                     <a:xfrm>
                       <a:off x="0" y="0"/>
-                      <a:ext cx="5039999" cy="2689811"/>
+                      <a:ext cx="5039999" cy="2687396"/>
                     </a:xfrm>
                     <a:prstGeom prst="rect">
                       <a:avLst/>
@@ -9373,7 +9533,7 @@
       <w:r>
         <w:drawing>
           <wp:inline>
-            <wp:extent cx="5039999" cy="1658962"/>
+            <wp:extent cx="5039999" cy="1726927"/>
             <wp:effectExtent b="0" l="0" r="0" t="0"/>
             <wp:docPr descr="" title="" id="39" name="Picture"/>
             <a:graphic>
@@ -9394,7 +9554,7 @@
                   <pic:spPr bwMode="auto">
                     <a:xfrm>
                       <a:off x="0" y="0"/>
-                      <a:ext cx="5039999" cy="1658962"/>
+                      <a:ext cx="5039999" cy="1726927"/>
                     </a:xfrm>
                     <a:prstGeom prst="rect">
                       <a:avLst/>
@@ -9428,7 +9588,7 @@
         <w:t xml:space="preserve"> </w:t>
       </w:r>
       <w:r>
-        <w:t xml:space="preserve">Monte Carlo verification: distribution of the load error for a single gauge, GLS and the zero-sum estimator with three gauges, (a) on a 30 + 60 + 30 m beam and (b) on the Mây Bridge girder (calibration A), and (c) scatter against the number of axles relative to theory.</w:t>
+        <w:t xml:space="preserve">Monte Carlo verification: distribution of the load error for a single gauge, GLS and the zero-sum estimator with three gauges, (a) on a 30 + 60 + 30 m beam and (b) on the Mây Bridge girder (calibration A), and (c) Monte Carlo standard deviation relative to theory against the number of axles (circles: beam of (a); squares: girder of (b)).</w:t>
       </w:r>
     </w:p>
     <w:bookmarkEnd w:id="41"/>
@@ -10264,6 +10424,119 @@
           <m:sub>
             <m:r>
               <m:t>m</m:t>
+            </m:r>
+          </m:sub>
+        </m:sSub>
+      </m:oMath>
+      <w:r>
+        <w:t xml:space="preserve">. Dotted line in (b):</w:t>
+      </w:r>
+      <w:r>
+        <w:t xml:space="preserve"> </w:t>
+      </w:r>
+      <m:oMath>
+        <m:acc>
+          <m:accPr>
+            <m:chr m:val="̂"/>
+          </m:accPr>
+          <m:e>
+            <m:r>
+              <m:t>k</m:t>
+            </m:r>
+          </m:e>
+        </m:acc>
+        <m:r>
+          <m:rPr>
+            <m:sty m:val="p"/>
+          </m:rPr>
+          <m:t>=</m:t>
+        </m:r>
+        <m:r>
+          <m:t>3</m:t>
+        </m:r>
+        <m:r>
+          <m:rPr>
+            <m:sty m:val="p"/>
+          </m:rPr>
+          <m:t>+</m:t>
+        </m:r>
+        <m:r>
+          <m:t>2</m:t>
+        </m:r>
+        <m:r>
+          <m:rPr>
+            <m:sty m:val="p"/>
+          </m:rPr>
+          <m:t>/</m:t>
+        </m:r>
+        <m:r>
+          <m:t>β</m:t>
+        </m:r>
+        <m:r>
+          <m:rPr>
+            <m:sty m:val="p"/>
+          </m:rPr>
+          <m:t>=</m:t>
+        </m:r>
+        <m:r>
+          <m:t>4.22</m:t>
+        </m:r>
+      </m:oMath>
+      <w:r>
+        <w:t xml:space="preserve">, the girder’s own antisymmetric pier stiffness</w:t>
+      </w:r>
+      <w:r>
+        <w:t xml:space="preserve"> </w:t>
+      </w:r>
+      <m:oMath>
+        <m:sSub>
+          <m:e>
+            <m:r>
+              <m:t>k</m:t>
+            </m:r>
+          </m:e>
+          <m:sub>
+            <m:r>
+              <m:t>g</m:t>
+            </m:r>
+          </m:sub>
+        </m:sSub>
+        <m:sSub>
+          <m:e>
+            <m:r>
+              <m:t>L</m:t>
+            </m:r>
+          </m:e>
+          <m:sub>
+            <m:r>
+              <m:rPr>
+                <m:sty m:val="p"/>
+              </m:rPr>
+              <m:t>side</m:t>
+            </m:r>
+          </m:sub>
+        </m:sSub>
+        <m:r>
+          <m:rPr>
+            <m:sty m:val="p"/>
+          </m:rPr>
+          <m:t>/</m:t>
+        </m:r>
+        <m:r>
+          <m:t>E</m:t>
+        </m:r>
+        <m:sSub>
+          <m:e>
+            <m:r>
+              <m:t>I</m:t>
+            </m:r>
+          </m:e>
+          <m:sub>
+            <m:r>
+              <m:rPr>
+                <m:sty m:val="p"/>
+              </m:rPr>
+              <m:t>side</m:t>
             </m:r>
           </m:sub>
         </m:sSub>
@@ -11053,11 +11326,11 @@
         </w:tblBorders>
       </w:tblPr>
       <w:tblGrid>
-        <w:gridCol w:w="1432"/>
-        <w:gridCol w:w="2386"/>
-        <w:gridCol w:w="2004"/>
-        <w:gridCol w:w="1623"/>
-        <w:gridCol w:w="1623"/>
+        <w:gridCol w:w="1096"/>
+        <w:gridCol w:w="2491"/>
+        <w:gridCol w:w="2093"/>
+        <w:gridCol w:w="1694"/>
+        <w:gridCol w:w="1694"/>
       </w:tblGrid>
       <w:tr>
         <w:trPr>
@@ -11067,7 +11340,7 @@
         </w:trPr>
         <w:tc>
           <w:tcPr>
-            <w:tcW w:type="dxa" w:w="1432"/>
+            <w:tcW w:type="dxa" w:w="1096"/>
             <w:tcBorders>
               <w:top w:val="nil"/>
               <w:left w:val="nil"/>
@@ -11095,7 +11368,7 @@
         </w:tc>
         <w:tc>
           <w:tcPr>
-            <w:tcW w:type="dxa" w:w="2386"/>
+            <w:tcW w:type="dxa" w:w="2491"/>
             <w:tcBorders>
               <w:top w:val="nil"/>
               <w:left w:val="nil"/>
@@ -11115,7 +11388,7 @@
         </w:tc>
         <w:tc>
           <w:tcPr>
-            <w:tcW w:type="dxa" w:w="2004"/>
+            <w:tcW w:type="dxa" w:w="2093"/>
             <w:tcBorders>
               <w:top w:val="nil"/>
               <w:left w:val="nil"/>
@@ -11135,7 +11408,7 @@
         </w:tc>
         <w:tc>
           <w:tcPr>
-            <w:tcW w:type="dxa" w:w="1623"/>
+            <w:tcW w:type="dxa" w:w="1694"/>
             <w:tcBorders>
               <w:top w:val="nil"/>
               <w:left w:val="nil"/>
@@ -11155,7 +11428,7 @@
         </w:tc>
         <w:tc>
           <w:tcPr>
-            <w:tcW w:type="dxa" w:w="1623"/>
+            <w:tcW w:type="dxa" w:w="1694"/>
             <w:tcBorders>
               <w:top w:val="nil"/>
               <w:left w:val="nil"/>
@@ -11180,7 +11453,21 @@
         </w:trPr>
         <w:tc>
           <w:tcPr>
-            <w:tcW w:type="dxa" w:w="1432"/>
+            <w:tcW w:type="dxa" w:w="1096"/>
+          </w:tcPr>
+          <w:p>
+            <w:pPr>
+              <w:pStyle w:val="Compact"/>
+              <w:jc w:val="right"/>
+            </w:pPr>
+            <w:r>
+              <w:t xml:space="preserve">0</w:t>
+            </w:r>
+          </w:p>
+        </w:tc>
+        <w:tc>
+          <w:tcPr>
+            <w:tcW w:type="dxa" w:w="2491"/>
           </w:tcPr>
           <w:p>
             <w:pPr>
@@ -11194,7 +11481,7 @@
         </w:tc>
         <w:tc>
           <w:tcPr>
-            <w:tcW w:type="dxa" w:w="2386"/>
+            <w:tcW w:type="dxa" w:w="2093"/>
           </w:tcPr>
           <w:p>
             <w:pPr>
@@ -11208,7 +11495,7 @@
         </w:tc>
         <w:tc>
           <w:tcPr>
-            <w:tcW w:type="dxa" w:w="2004"/>
+            <w:tcW w:type="dxa" w:w="1694"/>
           </w:tcPr>
           <w:p>
             <w:pPr>
@@ -11222,21 +11509,7 @@
         </w:tc>
         <w:tc>
           <w:tcPr>
-            <w:tcW w:type="dxa" w:w="1623"/>
-          </w:tcPr>
-          <w:p>
-            <w:pPr>
-              <w:pStyle w:val="Compact"/>
-              <w:jc w:val="right"/>
-            </w:pPr>
-            <w:r>
-              <w:t xml:space="preserve">0.0000</w:t>
-            </w:r>
-          </w:p>
-        </w:tc>
-        <w:tc>
-          <w:tcPr>
-            <w:tcW w:type="dxa" w:w="1623"/>
+            <w:tcW w:type="dxa" w:w="1694"/>
           </w:tcPr>
           <w:p>
             <w:pPr>
@@ -11255,7 +11528,7 @@
         </w:trPr>
         <w:tc>
           <w:tcPr>
-            <w:tcW w:type="dxa" w:w="1432"/>
+            <w:tcW w:type="dxa" w:w="1096"/>
           </w:tcPr>
           <w:p>
             <w:pPr>
@@ -11269,7 +11542,7 @@
         </w:tc>
         <w:tc>
           <w:tcPr>
-            <w:tcW w:type="dxa" w:w="2386"/>
+            <w:tcW w:type="dxa" w:w="2491"/>
           </w:tcPr>
           <w:p>
             <w:pPr>
@@ -11283,7 +11556,7 @@
         </w:tc>
         <w:tc>
           <w:tcPr>
-            <w:tcW w:type="dxa" w:w="2004"/>
+            <w:tcW w:type="dxa" w:w="2093"/>
           </w:tcPr>
           <w:p>
             <w:pPr>
@@ -11297,7 +11570,7 @@
         </w:tc>
         <w:tc>
           <w:tcPr>
-            <w:tcW w:type="dxa" w:w="1623"/>
+            <w:tcW w:type="dxa" w:w="1694"/>
           </w:tcPr>
           <w:p>
             <w:pPr>
@@ -11311,7 +11584,7 @@
         </w:tc>
         <w:tc>
           <w:tcPr>
-            <w:tcW w:type="dxa" w:w="1623"/>
+            <w:tcW w:type="dxa" w:w="1694"/>
           </w:tcPr>
           <w:p>
             <w:pPr>
@@ -11330,7 +11603,7 @@
         </w:trPr>
         <w:tc>
           <w:tcPr>
-            <w:tcW w:type="dxa" w:w="1432"/>
+            <w:tcW w:type="dxa" w:w="1096"/>
           </w:tcPr>
           <w:p>
             <w:pPr>
@@ -11344,7 +11617,7 @@
         </w:tc>
         <w:tc>
           <w:tcPr>
-            <w:tcW w:type="dxa" w:w="2386"/>
+            <w:tcW w:type="dxa" w:w="2491"/>
           </w:tcPr>
           <w:p>
             <w:pPr>
@@ -11358,7 +11631,7 @@
         </w:tc>
         <w:tc>
           <w:tcPr>
-            <w:tcW w:type="dxa" w:w="2004"/>
+            <w:tcW w:type="dxa" w:w="2093"/>
           </w:tcPr>
           <w:p>
             <w:pPr>
@@ -11372,7 +11645,7 @@
         </w:tc>
         <w:tc>
           <w:tcPr>
-            <w:tcW w:type="dxa" w:w="1623"/>
+            <w:tcW w:type="dxa" w:w="1694"/>
           </w:tcPr>
           <w:p>
             <w:pPr>
@@ -11386,7 +11659,7 @@
         </w:tc>
         <w:tc>
           <w:tcPr>
-            <w:tcW w:type="dxa" w:w="1623"/>
+            <w:tcW w:type="dxa" w:w="1694"/>
           </w:tcPr>
           <w:p>
             <w:pPr>
@@ -11405,7 +11678,7 @@
         </w:trPr>
         <w:tc>
           <w:tcPr>
-            <w:tcW w:type="dxa" w:w="1432"/>
+            <w:tcW w:type="dxa" w:w="1096"/>
           </w:tcPr>
           <w:p>
             <w:pPr>
@@ -11419,7 +11692,7 @@
         </w:tc>
         <w:tc>
           <w:tcPr>
-            <w:tcW w:type="dxa" w:w="2386"/>
+            <w:tcW w:type="dxa" w:w="2491"/>
           </w:tcPr>
           <w:p>
             <w:pPr>
@@ -11433,7 +11706,7 @@
         </w:tc>
         <w:tc>
           <w:tcPr>
-            <w:tcW w:type="dxa" w:w="2004"/>
+            <w:tcW w:type="dxa" w:w="2093"/>
           </w:tcPr>
           <w:p>
             <w:pPr>
@@ -11447,7 +11720,7 @@
         </w:tc>
         <w:tc>
           <w:tcPr>
-            <w:tcW w:type="dxa" w:w="1623"/>
+            <w:tcW w:type="dxa" w:w="1694"/>
           </w:tcPr>
           <w:p>
             <w:pPr>
@@ -11461,7 +11734,7 @@
         </w:tc>
         <w:tc>
           <w:tcPr>
-            <w:tcW w:type="dxa" w:w="1623"/>
+            <w:tcW w:type="dxa" w:w="1694"/>
           </w:tcPr>
           <w:p>
             <w:pPr>
@@ -11480,7 +11753,7 @@
         </w:trPr>
         <w:tc>
           <w:tcPr>
-            <w:tcW w:type="dxa" w:w="1432"/>
+            <w:tcW w:type="dxa" w:w="1096"/>
           </w:tcPr>
           <w:p>
             <w:pPr>
@@ -11494,7 +11767,7 @@
         </w:tc>
         <w:tc>
           <w:tcPr>
-            <w:tcW w:type="dxa" w:w="2386"/>
+            <w:tcW w:type="dxa" w:w="2491"/>
           </w:tcPr>
           <w:p>
             <w:pPr>
@@ -11508,7 +11781,7 @@
         </w:tc>
         <w:tc>
           <w:tcPr>
-            <w:tcW w:type="dxa" w:w="2004"/>
+            <w:tcW w:type="dxa" w:w="2093"/>
           </w:tcPr>
           <w:p>
             <w:pPr>
@@ -11522,7 +11795,7 @@
         </w:tc>
         <w:tc>
           <w:tcPr>
-            <w:tcW w:type="dxa" w:w="1623"/>
+            <w:tcW w:type="dxa" w:w="1694"/>
           </w:tcPr>
           <w:p>
             <w:pPr>
@@ -11536,7 +11809,7 @@
         </w:tc>
         <w:tc>
           <w:tcPr>
-            <w:tcW w:type="dxa" w:w="1623"/>
+            <w:tcW w:type="dxa" w:w="1694"/>
           </w:tcPr>
           <w:p>
             <w:pPr>
@@ -11555,7 +11828,7 @@
         </w:trPr>
         <w:tc>
           <w:tcPr>
-            <w:tcW w:type="dxa" w:w="1432"/>
+            <w:tcW w:type="dxa" w:w="1096"/>
           </w:tcPr>
           <w:p>
             <w:pPr>
@@ -11569,7 +11842,7 @@
         </w:tc>
         <w:tc>
           <w:tcPr>
-            <w:tcW w:type="dxa" w:w="2386"/>
+            <w:tcW w:type="dxa" w:w="2491"/>
           </w:tcPr>
           <w:p>
             <w:pPr>
@@ -11583,7 +11856,7 @@
         </w:tc>
         <w:tc>
           <w:tcPr>
-            <w:tcW w:type="dxa" w:w="2004"/>
+            <w:tcW w:type="dxa" w:w="2093"/>
           </w:tcPr>
           <w:p>
             <w:pPr>
@@ -11597,7 +11870,7 @@
         </w:tc>
         <w:tc>
           <w:tcPr>
-            <w:tcW w:type="dxa" w:w="1623"/>
+            <w:tcW w:type="dxa" w:w="1694"/>
           </w:tcPr>
           <w:p>
             <w:pPr>
@@ -11611,7 +11884,7 @@
         </w:tc>
         <w:tc>
           <w:tcPr>
-            <w:tcW w:type="dxa" w:w="1623"/>
+            <w:tcW w:type="dxa" w:w="1694"/>
           </w:tcPr>
           <w:p>
             <w:pPr>
@@ -11630,7 +11903,7 @@
         </w:trPr>
         <w:tc>
           <w:tcPr>
-            <w:tcW w:type="dxa" w:w="1432"/>
+            <w:tcW w:type="dxa" w:w="1096"/>
           </w:tcPr>
           <w:p>
             <w:pPr>
@@ -11644,7 +11917,7 @@
         </w:tc>
         <w:tc>
           <w:tcPr>
-            <w:tcW w:type="dxa" w:w="2386"/>
+            <w:tcW w:type="dxa" w:w="2491"/>
           </w:tcPr>
           <w:p>
             <w:pPr>
@@ -11658,7 +11931,7 @@
         </w:tc>
         <w:tc>
           <w:tcPr>
-            <w:tcW w:type="dxa" w:w="2004"/>
+            <w:tcW w:type="dxa" w:w="2093"/>
           </w:tcPr>
           <w:p>
             <w:pPr>
@@ -11672,7 +11945,7 @@
         </w:tc>
         <w:tc>
           <w:tcPr>
-            <w:tcW w:type="dxa" w:w="1623"/>
+            <w:tcW w:type="dxa" w:w="1694"/>
           </w:tcPr>
           <w:p>
             <w:pPr>
@@ -11686,7 +11959,7 @@
         </w:tc>
         <w:tc>
           <w:tcPr>
-            <w:tcW w:type="dxa" w:w="1623"/>
+            <w:tcW w:type="dxa" w:w="1694"/>
           </w:tcPr>
           <w:p>
             <w:pPr>
@@ -11705,7 +11978,7 @@
         </w:trPr>
         <w:tc>
           <w:tcPr>
-            <w:tcW w:type="dxa" w:w="1432"/>
+            <w:tcW w:type="dxa" w:w="1096"/>
           </w:tcPr>
           <w:p>
             <w:pPr>
@@ -11719,7 +11992,7 @@
         </w:tc>
         <w:tc>
           <w:tcPr>
-            <w:tcW w:type="dxa" w:w="2386"/>
+            <w:tcW w:type="dxa" w:w="2491"/>
           </w:tcPr>
           <w:p>
             <w:pPr>
@@ -11733,7 +12006,7 @@
         </w:tc>
         <w:tc>
           <w:tcPr>
-            <w:tcW w:type="dxa" w:w="2004"/>
+            <w:tcW w:type="dxa" w:w="2093"/>
           </w:tcPr>
           <w:p>
             <w:pPr>
@@ -11747,7 +12020,7 @@
         </w:tc>
         <w:tc>
           <w:tcPr>
-            <w:tcW w:type="dxa" w:w="1623"/>
+            <w:tcW w:type="dxa" w:w="1694"/>
           </w:tcPr>
           <w:p>
             <w:pPr>
@@ -11761,7 +12034,7 @@
         </w:tc>
         <w:tc>
           <w:tcPr>
-            <w:tcW w:type="dxa" w:w="1623"/>
+            <w:tcW w:type="dxa" w:w="1694"/>
           </w:tcPr>
           <w:p>
             <w:pPr>
@@ -11780,7 +12053,7 @@
         </w:trPr>
         <w:tc>
           <w:tcPr>
-            <w:tcW w:type="dxa" w:w="1432"/>
+            <w:tcW w:type="dxa" w:w="1096"/>
           </w:tcPr>
           <w:p>
             <w:pPr>
@@ -11794,7 +12067,7 @@
         </w:tc>
         <w:tc>
           <w:tcPr>
-            <w:tcW w:type="dxa" w:w="2386"/>
+            <w:tcW w:type="dxa" w:w="2491"/>
           </w:tcPr>
           <w:p>
             <w:pPr>
@@ -11808,7 +12081,7 @@
         </w:tc>
         <w:tc>
           <w:tcPr>
-            <w:tcW w:type="dxa" w:w="2004"/>
+            <w:tcW w:type="dxa" w:w="2093"/>
           </w:tcPr>
           <w:p>
             <w:pPr>
@@ -11822,7 +12095,7 @@
         </w:tc>
         <w:tc>
           <w:tcPr>
-            <w:tcW w:type="dxa" w:w="1623"/>
+            <w:tcW w:type="dxa" w:w="1694"/>
           </w:tcPr>
           <w:p>
             <w:pPr>
@@ -11836,7 +12109,7 @@
         </w:tc>
         <w:tc>
           <w:tcPr>
-            <w:tcW w:type="dxa" w:w="1623"/>
+            <w:tcW w:type="dxa" w:w="1694"/>
           </w:tcPr>
           <w:p>
             <w:pPr>
@@ -11855,7 +12128,7 @@
         </w:trPr>
         <w:tc>
           <w:tcPr>
-            <w:tcW w:type="dxa" w:w="1432"/>
+            <w:tcW w:type="dxa" w:w="1096"/>
           </w:tcPr>
           <w:p>
             <w:pPr>
@@ -11869,7 +12142,7 @@
         </w:tc>
         <w:tc>
           <w:tcPr>
-            <w:tcW w:type="dxa" w:w="2386"/>
+            <w:tcW w:type="dxa" w:w="2491"/>
           </w:tcPr>
           <w:p>
             <w:pPr>
@@ -11883,7 +12156,7 @@
         </w:tc>
         <w:tc>
           <w:tcPr>
-            <w:tcW w:type="dxa" w:w="2004"/>
+            <w:tcW w:type="dxa" w:w="2093"/>
           </w:tcPr>
           <w:p>
             <w:pPr>
@@ -11897,7 +12170,7 @@
         </w:tc>
         <w:tc>
           <w:tcPr>
-            <w:tcW w:type="dxa" w:w="1623"/>
+            <w:tcW w:type="dxa" w:w="1694"/>
           </w:tcPr>
           <w:p>
             <w:pPr>
@@ -11911,7 +12184,7 @@
         </w:tc>
         <w:tc>
           <w:tcPr>
-            <w:tcW w:type="dxa" w:w="1623"/>
+            <w:tcW w:type="dxa" w:w="1694"/>
           </w:tcPr>
           <w:p>
             <w:pPr>
@@ -11930,7 +12203,7 @@
         </w:trPr>
         <w:tc>
           <w:tcPr>
-            <w:tcW w:type="dxa" w:w="1432"/>
+            <w:tcW w:type="dxa" w:w="1096"/>
           </w:tcPr>
           <w:p>
             <w:pPr>
@@ -11944,7 +12217,7 @@
         </w:tc>
         <w:tc>
           <w:tcPr>
-            <w:tcW w:type="dxa" w:w="2386"/>
+            <w:tcW w:type="dxa" w:w="2491"/>
           </w:tcPr>
           <w:p>
             <w:pPr>
@@ -11958,7 +12231,7 @@
         </w:tc>
         <w:tc>
           <w:tcPr>
-            <w:tcW w:type="dxa" w:w="2004"/>
+            <w:tcW w:type="dxa" w:w="2093"/>
           </w:tcPr>
           <w:p>
             <w:pPr>
@@ -11972,7 +12245,7 @@
         </w:tc>
         <w:tc>
           <w:tcPr>
-            <w:tcW w:type="dxa" w:w="1623"/>
+            <w:tcW w:type="dxa" w:w="1694"/>
           </w:tcPr>
           <w:p>
             <w:pPr>
@@ -11986,7 +12259,7 @@
         </w:tc>
         <w:tc>
           <w:tcPr>
-            <w:tcW w:type="dxa" w:w="1623"/>
+            <w:tcW w:type="dxa" w:w="1694"/>
           </w:tcPr>
           <w:p>
             <w:pPr>
@@ -12005,7 +12278,7 @@
         </w:trPr>
         <w:tc>
           <w:tcPr>
-            <w:tcW w:type="dxa" w:w="1432"/>
+            <w:tcW w:type="dxa" w:w="1096"/>
           </w:tcPr>
           <w:p>
             <w:pPr>
@@ -12019,7 +12292,7 @@
         </w:tc>
         <w:tc>
           <w:tcPr>
-            <w:tcW w:type="dxa" w:w="2386"/>
+            <w:tcW w:type="dxa" w:w="2491"/>
           </w:tcPr>
           <w:p>
             <w:pPr>
@@ -12033,7 +12306,7 @@
         </w:tc>
         <w:tc>
           <w:tcPr>
-            <w:tcW w:type="dxa" w:w="2004"/>
+            <w:tcW w:type="dxa" w:w="2093"/>
           </w:tcPr>
           <w:p>
             <w:pPr>
@@ -12047,7 +12320,7 @@
         </w:tc>
         <w:tc>
           <w:tcPr>
-            <w:tcW w:type="dxa" w:w="1623"/>
+            <w:tcW w:type="dxa" w:w="1694"/>
           </w:tcPr>
           <w:p>
             <w:pPr>
@@ -12061,7 +12334,7 @@
         </w:tc>
         <w:tc>
           <w:tcPr>
-            <w:tcW w:type="dxa" w:w="1623"/>
+            <w:tcW w:type="dxa" w:w="1694"/>
           </w:tcPr>
           <w:p>
             <w:pPr>
@@ -12080,7 +12353,7 @@
         </w:trPr>
         <w:tc>
           <w:tcPr>
-            <w:tcW w:type="dxa" w:w="1432"/>
+            <w:tcW w:type="dxa" w:w="1096"/>
           </w:tcPr>
           <w:p>
             <w:pPr>
@@ -12094,7 +12367,7 @@
         </w:tc>
         <w:tc>
           <w:tcPr>
-            <w:tcW w:type="dxa" w:w="2386"/>
+            <w:tcW w:type="dxa" w:w="2491"/>
           </w:tcPr>
           <w:p>
             <w:pPr>
@@ -12108,7 +12381,7 @@
         </w:tc>
         <w:tc>
           <w:tcPr>
-            <w:tcW w:type="dxa" w:w="2004"/>
+            <w:tcW w:type="dxa" w:w="2093"/>
           </w:tcPr>
           <w:p>
             <w:pPr>
@@ -12122,7 +12395,7 @@
         </w:tc>
         <w:tc>
           <w:tcPr>
-            <w:tcW w:type="dxa" w:w="1623"/>
+            <w:tcW w:type="dxa" w:w="1694"/>
           </w:tcPr>
           <w:p>
             <w:pPr>
@@ -12136,7 +12409,7 @@
         </w:tc>
         <w:tc>
           <w:tcPr>
-            <w:tcW w:type="dxa" w:w="1623"/>
+            <w:tcW w:type="dxa" w:w="1694"/>
           </w:tcPr>
           <w:p>
             <w:pPr>
@@ -12155,7 +12428,7 @@
         </w:trPr>
         <w:tc>
           <w:tcPr>
-            <w:tcW w:type="dxa" w:w="1432"/>
+            <w:tcW w:type="dxa" w:w="1096"/>
           </w:tcPr>
           <w:p>
             <w:pPr>
@@ -12169,7 +12442,7 @@
         </w:tc>
         <w:tc>
           <w:tcPr>
-            <w:tcW w:type="dxa" w:w="2386"/>
+            <w:tcW w:type="dxa" w:w="2491"/>
           </w:tcPr>
           <w:p>
             <w:pPr>
@@ -12183,7 +12456,7 @@
         </w:tc>
         <w:tc>
           <w:tcPr>
-            <w:tcW w:type="dxa" w:w="2004"/>
+            <w:tcW w:type="dxa" w:w="2093"/>
           </w:tcPr>
           <w:p>
             <w:pPr>
@@ -12197,7 +12470,7 @@
         </w:tc>
         <w:tc>
           <w:tcPr>
-            <w:tcW w:type="dxa" w:w="1623"/>
+            <w:tcW w:type="dxa" w:w="1694"/>
           </w:tcPr>
           <w:p>
             <w:pPr>
@@ -12211,7 +12484,7 @@
         </w:tc>
         <w:tc>
           <w:tcPr>
-            <w:tcW w:type="dxa" w:w="1623"/>
+            <w:tcW w:type="dxa" w:w="1694"/>
           </w:tcPr>
           <w:p>
             <w:pPr>
@@ -12230,7 +12503,7 @@
         </w:trPr>
         <w:tc>
           <w:tcPr>
-            <w:tcW w:type="dxa" w:w="1432"/>
+            <w:tcW w:type="dxa" w:w="1096"/>
           </w:tcPr>
           <w:p>
             <w:pPr>
@@ -12244,7 +12517,7 @@
         </w:tc>
         <w:tc>
           <w:tcPr>
-            <w:tcW w:type="dxa" w:w="2386"/>
+            <w:tcW w:type="dxa" w:w="2491"/>
           </w:tcPr>
           <w:p>
             <w:pPr>
@@ -12258,7 +12531,7 @@
         </w:tc>
         <w:tc>
           <w:tcPr>
-            <w:tcW w:type="dxa" w:w="2004"/>
+            <w:tcW w:type="dxa" w:w="2093"/>
           </w:tcPr>
           <w:p>
             <w:pPr>
@@ -12272,7 +12545,7 @@
         </w:tc>
         <w:tc>
           <w:tcPr>
-            <w:tcW w:type="dxa" w:w="1623"/>
+            <w:tcW w:type="dxa" w:w="1694"/>
           </w:tcPr>
           <w:p>
             <w:pPr>
@@ -12286,7 +12559,7 @@
         </w:tc>
         <w:tc>
           <w:tcPr>
-            <w:tcW w:type="dxa" w:w="1623"/>
+            <w:tcW w:type="dxa" w:w="1694"/>
           </w:tcPr>
           <w:p>
             <w:pPr>
@@ -12305,7 +12578,7 @@
         </w:trPr>
         <w:tc>
           <w:tcPr>
-            <w:tcW w:type="dxa" w:w="1432"/>
+            <w:tcW w:type="dxa" w:w="1096"/>
           </w:tcPr>
           <w:p>
             <w:pPr>
@@ -12319,7 +12592,7 @@
         </w:tc>
         <w:tc>
           <w:tcPr>
-            <w:tcW w:type="dxa" w:w="2386"/>
+            <w:tcW w:type="dxa" w:w="2491"/>
           </w:tcPr>
           <w:p>
             <w:pPr>
@@ -12333,7 +12606,7 @@
         </w:tc>
         <w:tc>
           <w:tcPr>
-            <w:tcW w:type="dxa" w:w="2004"/>
+            <w:tcW w:type="dxa" w:w="2093"/>
           </w:tcPr>
           <w:p>
             <w:pPr>
@@ -12347,7 +12620,7 @@
         </w:tc>
         <w:tc>
           <w:tcPr>
-            <w:tcW w:type="dxa" w:w="1623"/>
+            <w:tcW w:type="dxa" w:w="1694"/>
           </w:tcPr>
           <w:p>
             <w:pPr>
@@ -12361,7 +12634,7 @@
         </w:tc>
         <w:tc>
           <w:tcPr>
-            <w:tcW w:type="dxa" w:w="1623"/>
+            <w:tcW w:type="dxa" w:w="1694"/>
           </w:tcPr>
           <w:p>
             <w:pPr>
@@ -12380,7 +12653,7 @@
         </w:trPr>
         <w:tc>
           <w:tcPr>
-            <w:tcW w:type="dxa" w:w="1432"/>
+            <w:tcW w:type="dxa" w:w="1096"/>
           </w:tcPr>
           <w:p>
             <w:pPr>
@@ -12394,7 +12667,7 @@
         </w:tc>
         <w:tc>
           <w:tcPr>
-            <w:tcW w:type="dxa" w:w="2386"/>
+            <w:tcW w:type="dxa" w:w="2491"/>
           </w:tcPr>
           <w:p>
             <w:pPr>
@@ -12408,7 +12681,7 @@
         </w:tc>
         <w:tc>
           <w:tcPr>
-            <w:tcW w:type="dxa" w:w="2004"/>
+            <w:tcW w:type="dxa" w:w="2093"/>
           </w:tcPr>
           <w:p>
             <w:pPr>
@@ -12422,7 +12695,7 @@
         </w:tc>
         <w:tc>
           <w:tcPr>
-            <w:tcW w:type="dxa" w:w="1623"/>
+            <w:tcW w:type="dxa" w:w="1694"/>
           </w:tcPr>
           <w:p>
             <w:pPr>
@@ -12436,7 +12709,7 @@
         </w:tc>
         <w:tc>
           <w:tcPr>
-            <w:tcW w:type="dxa" w:w="1623"/>
+            <w:tcW w:type="dxa" w:w="1694"/>
           </w:tcPr>
           <w:p>
             <w:pPr>
@@ -12455,7 +12728,7 @@
         </w:trPr>
         <w:tc>
           <w:tcPr>
-            <w:tcW w:type="dxa" w:w="1432"/>
+            <w:tcW w:type="dxa" w:w="1096"/>
           </w:tcPr>
           <w:p>
             <w:pPr>
@@ -12469,7 +12742,7 @@
         </w:tc>
         <w:tc>
           <w:tcPr>
-            <w:tcW w:type="dxa" w:w="2386"/>
+            <w:tcW w:type="dxa" w:w="2491"/>
           </w:tcPr>
           <w:p>
             <w:pPr>
@@ -12483,7 +12756,7 @@
         </w:tc>
         <w:tc>
           <w:tcPr>
-            <w:tcW w:type="dxa" w:w="2004"/>
+            <w:tcW w:type="dxa" w:w="2093"/>
           </w:tcPr>
           <w:p>
             <w:pPr>
@@ -12497,7 +12770,7 @@
         </w:tc>
         <w:tc>
           <w:tcPr>
-            <w:tcW w:type="dxa" w:w="1623"/>
+            <w:tcW w:type="dxa" w:w="1694"/>
           </w:tcPr>
           <w:p>
             <w:pPr>
@@ -12511,7 +12784,7 @@
         </w:tc>
         <w:tc>
           <w:tcPr>
-            <w:tcW w:type="dxa" w:w="1623"/>
+            <w:tcW w:type="dxa" w:w="1694"/>
           </w:tcPr>
           <w:p>
             <w:pPr>
@@ -12530,7 +12803,7 @@
         </w:trPr>
         <w:tc>
           <w:tcPr>
-            <w:tcW w:type="dxa" w:w="1432"/>
+            <w:tcW w:type="dxa" w:w="1096"/>
           </w:tcPr>
           <w:p>
             <w:pPr>
@@ -12544,7 +12817,7 @@
         </w:tc>
         <w:tc>
           <w:tcPr>
-            <w:tcW w:type="dxa" w:w="2386"/>
+            <w:tcW w:type="dxa" w:w="2491"/>
           </w:tcPr>
           <w:p>
             <w:pPr>
@@ -12558,7 +12831,7 @@
         </w:tc>
         <w:tc>
           <w:tcPr>
-            <w:tcW w:type="dxa" w:w="2004"/>
+            <w:tcW w:type="dxa" w:w="2093"/>
           </w:tcPr>
           <w:p>
             <w:pPr>
@@ -12572,7 +12845,7 @@
         </w:tc>
         <w:tc>
           <w:tcPr>
-            <w:tcW w:type="dxa" w:w="1623"/>
+            <w:tcW w:type="dxa" w:w="1694"/>
           </w:tcPr>
           <w:p>
             <w:pPr>
@@ -12586,7 +12859,7 @@
         </w:tc>
         <w:tc>
           <w:tcPr>
-            <w:tcW w:type="dxa" w:w="1623"/>
+            <w:tcW w:type="dxa" w:w="1694"/>
           </w:tcPr>
           <w:p>
             <w:pPr>
@@ -12605,7 +12878,7 @@
         </w:trPr>
         <w:tc>
           <w:tcPr>
-            <w:tcW w:type="dxa" w:w="1432"/>
+            <w:tcW w:type="dxa" w:w="1096"/>
           </w:tcPr>
           <w:p>
             <w:pPr>
@@ -12619,7 +12892,7 @@
         </w:tc>
         <w:tc>
           <w:tcPr>
-            <w:tcW w:type="dxa" w:w="2386"/>
+            <w:tcW w:type="dxa" w:w="2491"/>
           </w:tcPr>
           <w:p>
             <w:pPr>
@@ -12633,7 +12906,7 @@
         </w:tc>
         <w:tc>
           <w:tcPr>
-            <w:tcW w:type="dxa" w:w="2004"/>
+            <w:tcW w:type="dxa" w:w="2093"/>
           </w:tcPr>
           <w:p>
             <w:pPr>
@@ -12647,7 +12920,7 @@
         </w:tc>
         <w:tc>
           <w:tcPr>
-            <w:tcW w:type="dxa" w:w="1623"/>
+            <w:tcW w:type="dxa" w:w="1694"/>
           </w:tcPr>
           <w:p>
             <w:pPr>
@@ -12661,7 +12934,7 @@
         </w:tc>
         <w:tc>
           <w:tcPr>
-            <w:tcW w:type="dxa" w:w="1623"/>
+            <w:tcW w:type="dxa" w:w="1694"/>
           </w:tcPr>
           <w:p>
             <w:pPr>
@@ -12680,7 +12953,7 @@
         </w:trPr>
         <w:tc>
           <w:tcPr>
-            <w:tcW w:type="dxa" w:w="1432"/>
+            <w:tcW w:type="dxa" w:w="1096"/>
           </w:tcPr>
           <w:p>
             <w:pPr>
@@ -12694,7 +12967,7 @@
         </w:tc>
         <w:tc>
           <w:tcPr>
-            <w:tcW w:type="dxa" w:w="2386"/>
+            <w:tcW w:type="dxa" w:w="2491"/>
           </w:tcPr>
           <w:p>
             <w:pPr>
@@ -12708,7 +12981,7 @@
         </w:tc>
         <w:tc>
           <w:tcPr>
-            <w:tcW w:type="dxa" w:w="2004"/>
+            <w:tcW w:type="dxa" w:w="2093"/>
           </w:tcPr>
           <w:p>
             <w:pPr>
@@ -12722,7 +12995,7 @@
         </w:tc>
         <w:tc>
           <w:tcPr>
-            <w:tcW w:type="dxa" w:w="1623"/>
+            <w:tcW w:type="dxa" w:w="1694"/>
           </w:tcPr>
           <w:p>
             <w:pPr>
@@ -12736,7 +13009,7 @@
         </w:tc>
         <w:tc>
           <w:tcPr>
-            <w:tcW w:type="dxa" w:w="1623"/>
+            <w:tcW w:type="dxa" w:w="1694"/>
           </w:tcPr>
           <w:p>
             <w:pPr>
@@ -12755,7 +13028,7 @@
         </w:trPr>
         <w:tc>
           <w:tcPr>
-            <w:tcW w:type="dxa" w:w="1432"/>
+            <w:tcW w:type="dxa" w:w="1096"/>
           </w:tcPr>
           <w:p>
             <w:pPr>
@@ -12769,29 +13042,29 @@
         </w:tc>
         <w:tc>
           <w:tcPr>
-            <w:tcW w:type="dxa" w:w="2386"/>
-          </w:tcPr>
-          <w:p>
-            <w:pPr>
-              <w:pStyle w:val="Compact"/>
-              <w:jc w:val="right"/>
-            </w:pPr>
-          </w:p>
-        </w:tc>
-        <w:tc>
-          <w:tcPr>
-            <w:tcW w:type="dxa" w:w="2004"/>
-          </w:tcPr>
-          <w:p>
-            <w:pPr>
-              <w:pStyle w:val="Compact"/>
-              <w:jc w:val="right"/>
-            </w:pPr>
-          </w:p>
-        </w:tc>
-        <w:tc>
-          <w:tcPr>
-            <w:tcW w:type="dxa" w:w="1623"/>
+            <w:tcW w:type="dxa" w:w="2491"/>
+          </w:tcPr>
+          <w:p>
+            <w:pPr>
+              <w:pStyle w:val="Compact"/>
+              <w:jc w:val="right"/>
+            </w:pPr>
+          </w:p>
+        </w:tc>
+        <w:tc>
+          <w:tcPr>
+            <w:tcW w:type="dxa" w:w="2093"/>
+          </w:tcPr>
+          <w:p>
+            <w:pPr>
+              <w:pStyle w:val="Compact"/>
+              <w:jc w:val="right"/>
+            </w:pPr>
+          </w:p>
+        </w:tc>
+        <w:tc>
+          <w:tcPr>
+            <w:tcW w:type="dxa" w:w="1694"/>
           </w:tcPr>
           <w:p>
             <w:pPr>
@@ -12805,7 +13078,7 @@
         </w:tc>
         <w:tc>
           <w:tcPr>
-            <w:tcW w:type="dxa" w:w="1623"/>
+            <w:tcW w:type="dxa" w:w="1694"/>
           </w:tcPr>
           <w:p>
             <w:pPr>
@@ -12824,7 +13097,7 @@
         </w:trPr>
         <w:tc>
           <w:tcPr>
-            <w:tcW w:type="dxa" w:w="1432"/>
+            <w:tcW w:type="dxa" w:w="1096"/>
           </w:tcPr>
           <w:p>
             <w:pPr>
@@ -12838,40 +13111,40 @@
         </w:tc>
         <w:tc>
           <w:tcPr>
-            <w:tcW w:type="dxa" w:w="2386"/>
-          </w:tcPr>
-          <w:p>
-            <w:pPr>
-              <w:pStyle w:val="Compact"/>
-              <w:jc w:val="right"/>
-            </w:pPr>
-          </w:p>
-        </w:tc>
-        <w:tc>
-          <w:tcPr>
-            <w:tcW w:type="dxa" w:w="2004"/>
-          </w:tcPr>
-          <w:p>
-            <w:pPr>
-              <w:pStyle w:val="Compact"/>
-              <w:jc w:val="right"/>
-            </w:pPr>
-          </w:p>
-        </w:tc>
-        <w:tc>
-          <w:tcPr>
-            <w:tcW w:type="dxa" w:w="1623"/>
-          </w:tcPr>
-          <w:p>
-            <w:pPr>
-              <w:pStyle w:val="Compact"/>
-              <w:jc w:val="right"/>
-            </w:pPr>
-          </w:p>
-        </w:tc>
-        <w:tc>
-          <w:tcPr>
-            <w:tcW w:type="dxa" w:w="1623"/>
+            <w:tcW w:type="dxa" w:w="2491"/>
+          </w:tcPr>
+          <w:p>
+            <w:pPr>
+              <w:pStyle w:val="Compact"/>
+              <w:jc w:val="right"/>
+            </w:pPr>
+          </w:p>
+        </w:tc>
+        <w:tc>
+          <w:tcPr>
+            <w:tcW w:type="dxa" w:w="2093"/>
+          </w:tcPr>
+          <w:p>
+            <w:pPr>
+              <w:pStyle w:val="Compact"/>
+              <w:jc w:val="right"/>
+            </w:pPr>
+          </w:p>
+        </w:tc>
+        <w:tc>
+          <w:tcPr>
+            <w:tcW w:type="dxa" w:w="1694"/>
+          </w:tcPr>
+          <w:p>
+            <w:pPr>
+              <w:pStyle w:val="Compact"/>
+              <w:jc w:val="right"/>
+            </w:pPr>
+          </w:p>
+        </w:tc>
+        <w:tc>
+          <w:tcPr>
+            <w:tcW w:type="dxa" w:w="1694"/>
           </w:tcPr>
           <w:p>
             <w:pPr>
@@ -12890,7 +13163,7 @@
         </w:trPr>
         <w:tc>
           <w:tcPr>
-            <w:tcW w:type="dxa" w:w="1432"/>
+            <w:tcW w:type="dxa" w:w="1096"/>
           </w:tcPr>
           <w:p>
             <w:pPr>
@@ -12904,40 +13177,40 @@
         </w:tc>
         <w:tc>
           <w:tcPr>
-            <w:tcW w:type="dxa" w:w="2386"/>
-          </w:tcPr>
-          <w:p>
-            <w:pPr>
-              <w:pStyle w:val="Compact"/>
-              <w:jc w:val="right"/>
-            </w:pPr>
-          </w:p>
-        </w:tc>
-        <w:tc>
-          <w:tcPr>
-            <w:tcW w:type="dxa" w:w="2004"/>
-          </w:tcPr>
-          <w:p>
-            <w:pPr>
-              <w:pStyle w:val="Compact"/>
-              <w:jc w:val="right"/>
-            </w:pPr>
-          </w:p>
-        </w:tc>
-        <w:tc>
-          <w:tcPr>
-            <w:tcW w:type="dxa" w:w="1623"/>
-          </w:tcPr>
-          <w:p>
-            <w:pPr>
-              <w:pStyle w:val="Compact"/>
-              <w:jc w:val="right"/>
-            </w:pPr>
-          </w:p>
-        </w:tc>
-        <w:tc>
-          <w:tcPr>
-            <w:tcW w:type="dxa" w:w="1623"/>
+            <w:tcW w:type="dxa" w:w="2491"/>
+          </w:tcPr>
+          <w:p>
+            <w:pPr>
+              <w:pStyle w:val="Compact"/>
+              <w:jc w:val="right"/>
+            </w:pPr>
+          </w:p>
+        </w:tc>
+        <w:tc>
+          <w:tcPr>
+            <w:tcW w:type="dxa" w:w="2093"/>
+          </w:tcPr>
+          <w:p>
+            <w:pPr>
+              <w:pStyle w:val="Compact"/>
+              <w:jc w:val="right"/>
+            </w:pPr>
+          </w:p>
+        </w:tc>
+        <w:tc>
+          <w:tcPr>
+            <w:tcW w:type="dxa" w:w="1694"/>
+          </w:tcPr>
+          <w:p>
+            <w:pPr>
+              <w:pStyle w:val="Compact"/>
+              <w:jc w:val="right"/>
+            </w:pPr>
+          </w:p>
+        </w:tc>
+        <w:tc>
+          <w:tcPr>
+            <w:tcW w:type="dxa" w:w="1694"/>
           </w:tcPr>
           <w:p>
             <w:pPr>
@@ -12974,7 +13247,7 @@
         <w:pStyle w:val="BodyText"/>
       </w:pPr>
       <w:r>
-        <w:t xml:space="preserve">Processing. Speeds were obtained from the axle spikes and the measured wheelbase and agree with the dataset authors’ processing script within 1–2 %. A low-pass fit of the records gives lane-A speeds 1.139 times the spike speeds (median; SD 0.124; 22 runs). Lane-B speeds were taken from the lag between gauges. Records were integrated over the whole time the truck was on the bridge plus 5 s at each end. Three day-1 runs with two trucks on the bridge and four passes without documented weights were excluded. Vehicle-free noise windows were at least 70 s from any detected vehicle.</w:t>
+        <w:t xml:space="preserve">Processing. Speeds were obtained from the axle spikes and the measured wheelbase and agree with the dataset authors’ processing script within 1.4 % on average (at most 4.6 % for a single run). A low-pass fit of the records gives lane-A speeds 1.139 times the spike speeds (median; SD 0.124; 22 runs). Lane-B speeds were taken from the lag between gauges. Records were integrated over the whole time the truck was on the bridge plus 5 s at each end. Three day-1 runs with two trucks on the bridge and four passes without documented weights were excluded. Vehicle-free noise windows were at least 70 s from any detected vehicle.</w:t>
       </w:r>
     </w:p>
     <w:p>
@@ -12982,7 +13255,35 @@
         <w:pStyle w:val="BodyText"/>
       </w:pPr>
       <w:r>
-        <w:t xml:space="preserve">Invariance and speed. On day 1, eight of the twelve gauges have a coefficient of variation (CV) of 5.8–13.5 %, consistent with the noise (χ² p = 0.13–0.71; Table S5). The first truck ran at 10.4–12.8 m/s and the second at 19.1–19.8 m/s, so speed and truck are confounded. Day-2 speeds were 13–28 m/s; no speed effect was resolved (+6 % per 10 m/s, 95 % CI −23 to +35 %), but the confidence interval of the slope is too wide to call the constant speed-independent (Fig. S11). Equivalence was tested by two one-sided tests (TOST; Table S6). Day-2 noise amplitudes at the median speed were 13.7–32.8 µε m.</w:t>
+        <w:t xml:space="preserve">Invariance and speed. On day 1, eight of the 12 gauges have a coefficient of variation (CV) of 5.8–13.5 %, consistent with the noise (</w:t>
+      </w:r>
+      <m:oMath>
+        <m:sSup>
+          <m:e>
+            <m:r>
+              <m:t>χ</m:t>
+            </m:r>
+          </m:e>
+          <m:sup>
+            <m:r>
+              <m:t>2</m:t>
+            </m:r>
+          </m:sup>
+        </m:sSup>
+      </m:oMath>
+      <w:r>
+        <w:t xml:space="preserve"> </w:t>
+      </w:r>
+      <m:oMath>
+        <m:r>
+          <m:t>p</m:t>
+        </m:r>
+      </m:oMath>
+      <w:r>
+        <w:t xml:space="preserve"> </w:t>
+      </w:r>
+      <w:r>
+        <w:t xml:space="preserve">= 0.13–0.71; Table S5). The first truck ran at 10.4–12.8 m/s and the second at 19.1–19.8 m/s, so speed and truck are confounded. Day-2 speeds were 13–28 m/s; no speed effect was resolved (+6 % per 10 m/s, 95 % CI −23 to +35 %), but the confidence interval of the slope is too wide to call the constant speed-independent (Fig. S9). Equivalence was tested by two one-sided tests (TOST; Table S6). Day-2 noise amplitudes at the median speed were 13.7–32.8 µε m.</w:t>
       </w:r>
     </w:p>
     <w:p>
@@ -12999,7 +13300,7 @@
               <a:graphicData uri="http://schemas.openxmlformats.org/drawingml/2006/picture">
                 <pic:pic>
                   <pic:nvPicPr>
-                    <pic:cNvPr descr="/home/user/SHM-Paper1-1D/manuscript/ase/figures/supplementary/FigS11_norbwim_speed.png" id="52" name="Picture"/>
+                    <pic:cNvPr descr="/home/user/SHM-Paper1-1D/manuscript/ase/figures/supplementary/FigS9_norbwim_speed.png" id="52" name="Picture"/>
                     <pic:cNvPicPr>
                       <a:picLocks noChangeArrowheads="1" noChangeAspect="1"/>
                     </pic:cNvPicPr>
@@ -13041,7 +13342,7 @@
           <w:bCs/>
           <w:b/>
         </w:rPr>
-        <w:t xml:space="preserve">Figure S11.</w:t>
+        <w:t xml:space="preserve">Figure S9.</w:t>
       </w:r>
       <w:r>
         <w:t xml:space="preserve"> </w:t>
@@ -13055,7 +13356,58 @@
         <w:pStyle w:val="BodyText"/>
       </w:pPr>
       <w:r>
-        <w:t xml:space="preserve">Lanes, superposition and gauges. In lane B, the channels that fail the χ² test have CV 31–40 % (χ² p = 0.016–0.027). In lane B, the st36 ratio is 0.64 (95 % CI 0.47–0.81). The two-truck runs gave 0.92 and 0.92 of the summed single-truck predictions (pooled 95 % CI 0.77–1.06); the GLS combination gave 0.82 (95 % CI 0.73–0.91). A one-dimensional beam model predicts ch11/ch8 ratios of 0.978–1.003. The ratio of st36 to st40 constants is 3.24 ± 0.56 in lane A against 1.82 ± 0.10 in lane B (± one standard error), about 2.5 standard errors apart.</w:t>
+        <w:t xml:space="preserve">Lanes, superposition and gauges. In lane B, all channels have CV 31–40 %, and st36, st31 and the gauge average fail the</w:t>
+      </w:r>
+      <w:r>
+        <w:t xml:space="preserve"> </w:t>
+      </w:r>
+      <m:oMath>
+        <m:sSup>
+          <m:e>
+            <m:r>
+              <m:t>χ</m:t>
+            </m:r>
+          </m:e>
+          <m:sup>
+            <m:r>
+              <m:t>2</m:t>
+            </m:r>
+          </m:sup>
+        </m:sSup>
+      </m:oMath>
+      <w:r>
+        <w:t xml:space="preserve"> </w:t>
+      </w:r>
+      <w:r>
+        <w:t xml:space="preserve">test (</w:t>
+      </w:r>
+      <m:oMath>
+        <m:sSup>
+          <m:e>
+            <m:r>
+              <m:t>χ</m:t>
+            </m:r>
+          </m:e>
+          <m:sup>
+            <m:r>
+              <m:t>2</m:t>
+            </m:r>
+          </m:sup>
+        </m:sSup>
+      </m:oMath>
+      <w:r>
+        <w:t xml:space="preserve"> </w:t>
+      </w:r>
+      <m:oMath>
+        <m:r>
+          <m:t>p</m:t>
+        </m:r>
+      </m:oMath>
+      <w:r>
+        <w:t xml:space="preserve"> </w:t>
+      </w:r>
+      <w:r>
+        <w:t xml:space="preserve">= 0.016–0.027). The st36 constant in lane B is 0.64 of that in lane A (95 % CI 0.47–0.81). The two-truck runs gave 0.92 and 0.92 of the summed single-truck predictions (pooled 95 % CI 0.77–1.06); the GLS combination gave 0.82 (95 % CI 0.73–0.91). A one-dimensional beam model predicts ch11/ch8 ratios of 0.978–1.003. The ratio of st36 to st40 constants is 3.24 ± 0.56 in lane A against 1.82 ± 0.10 in lane B (± one standard error), about 2.5 standard errors apart.</w:t>
       </w:r>
     </w:p>
     <w:p>
@@ -13063,7 +13415,7 @@
         <w:pStyle w:val="BodyText"/>
       </w:pPr>
       <w:r>
-        <w:t xml:space="preserve">Estimators. Table S8 gives all out-of-sample errors, including leave-one-truck-out (LOTO) and the four wheel-path gauges of day 1; Fig. S10 also shows in-sample results. On day 2, GLS with the measured covariance was significantly worse than the gauge average (paired difference +8.5 percentage points, 95 % CI +2.3 to +15.1); on day 1 the estimators cannot be told apart, and on both days every estimator is worse than the mean-weight predictor. Table S7 and Fig. S9 give the correlations behind this result, and Table S9 shows that the covariance of the crossing residuals, unlike the vehicle-free covariance, predicts the observed order of GLS and gauge average. The day-2 per-crossing SD predicted by the vehicle-free covariance (% of GVW) is 16.2 for the best single gauge, 32.5 for the worst single gauge, 19.8 for the gauge average, 19.4 for GLS with diagonal Σ, 12.7 for GLS with measured Σ, 13.3 for the zero-sum estimator with measured Σ and 16.1 for the zero-sum estimator with Σ = identity. The GLS weights with the measured Σ are st40 +0.16 and st36 −0.35. GLS with Σ estimated from the crossing residuals has a mean absolute error of 8.5 % of GVW in sample and 23.4 % out of sample (root-mean-square errors 10.4 % and 28.4 %), that is, it over-fits with eight runs.</w:t>
+        <w:t xml:space="preserve">Estimators. Table S7 gives all out-of-sample errors, including leave-one-truck-out (LOTO) and the four wheel-path gauges of day 1; Fig. S10 also shows in-sample results. On day 2, GLS with the measured covariance was significantly worse than the gauge average (paired difference +8.5 percentage points, 95 % CI +2.3 to +15.1); on day 1 the estimators cannot be told apart, and on both days every estimator is worse than the mean-weight predictor. Table S8 and Fig. S11 give the correlations behind this result, and Table S9 shows that the covariance of the crossing residuals, unlike the vehicle-free covariance, predicts the observed order of GLS and gauge average. The day-2 per-crossing SD predicted by the vehicle-free covariance (% of GVW) is 16.2 for the best single gauge, 32.5 for the worst single gauge, 19.8 for the gauge average, 19.4 for GLS with diagonal Σ, 12.7 for GLS with measured Σ, 13.3 for the zero-sum estimator with measured Σ and 16.1 for the zero-sum estimator with Σ = identity. The GLS weights with the measured Σ are st40 +0.16 and st36 −0.35. GLS with Σ estimated from the crossing residuals has a mean absolute error of 8.5 % of GVW in sample and 23.4 % out of sample (root-mean-square errors 10.4 % and 28.4 %), that is, it over-fits with eight runs.</w:t>
       </w:r>
     </w:p>
     <w:p>
@@ -13156,7 +13508,7 @@
               <a:graphicData uri="http://schemas.openxmlformats.org/drawingml/2006/picture">
                 <pic:pic>
                   <pic:nvPicPr>
-                    <pic:cNvPr descr="/home/user/SHM-Paper1-1D/manuscript/ase/figures/supplementary/FigS9_norbwim_noise_correlation.png" id="58" name="Picture"/>
+                    <pic:cNvPr descr="/home/user/SHM-Paper1-1D/manuscript/ase/figures/supplementary/FigS11_norbwim_noise_correlation.png" id="58" name="Picture"/>
                     <pic:cNvPicPr>
                       <a:picLocks noChangeArrowheads="1" noChangeAspect="1"/>
                     </pic:cNvPicPr>
@@ -13198,13 +13550,24 @@
           <w:bCs/>
           <w:b/>
         </w:rPr>
-        <w:t xml:space="preserve">Figure S9.</w:t>
-      </w:r>
-      <w:r>
-        <w:t xml:space="preserve"> </w:t>
-      </w:r>
-      <w:r>
-        <w:t xml:space="preserve">NOR-BWIM: correlation matrices of the integrated vehicle-free noise between gauges, for windows of crossing length; day 1 (12 gauges) and day 2 (4 gauges).</w:t>
+        <w:t xml:space="preserve">Figure S11.</w:t>
+      </w:r>
+      <w:r>
+        <w:t xml:space="preserve"> </w:t>
+      </w:r>
+      <w:r>
+        <w:t xml:space="preserve">NOR-BWIM: correlation matrices of the integrated vehicle-free noise between gauges, for windows of crossing length: (a) day 1 (12 gauges) and (b) day 2 (4 gauges);</w:t>
+      </w:r>
+      <w:r>
+        <w:t xml:space="preserve"> </w:t>
+      </w:r>
+      <m:oMath>
+        <m:r>
+          <m:t>T</m:t>
+        </m:r>
+      </m:oMath>
+      <w:r>
+        <w:t xml:space="preserve">: window length.</w:t>
       </w:r>
     </w:p>
     <w:p>
@@ -13269,7 +13632,7 @@
         <w:t xml:space="preserve"> </w:t>
       </w:r>
       <w:r>
-        <w:t xml:space="preserve">= 0.51; and contributions of span 2 of about 170 % of the net integral and of the adjacent spans −26 % and −66 % (Fig. S12). Fig. S13 shows the synthetic records of the dataset authors processed with the same integration. The tests rest on four trucks, two axle counts and seven or eight runs per day. The gauge calibration factors and exact positions are not published, so absolute constants cannot be checked. The dataset authors reported a mean absolute GVW error of 4.6 % for their influence-line system on this bridge (Moghadam et al., 2023a); it was obtained on different runs and is not compared directly with the results of the main text.</w:t>
+        <w:t xml:space="preserve">= 0.51; and contributions of span 2 of about 170 % of the net integral and of the adjacent spans −26 % and −66 % (Fig. S12). Figure S13 shows the synthetic records of the dataset authors processed with the same integration. The tests rest on four trucks, two axle counts and seven or eight runs per day. The gauge calibration factors and exact positions are not published, so absolute constants cannot be checked. The dataset authors reported a mean absolute GVW error of 4.6 % for their influence-line system on this bridge (Moghadam et al., 2023a); it was obtained on different runs and is not compared directly with the results of the main text.</w:t>
       </w:r>
     </w:p>
     <w:p>
@@ -13334,7 +13697,7 @@
         <w:t xml:space="preserve"> </w:t>
       </w:r>
       <w:r>
-        <w:t xml:space="preserve">Five-span girder, beam model with uniform rigidity and two haunch laws: uniform-load moment (top) and strain constant (middle) along the girder, normalized at the gauges, and the single-gauge error expected from the measured noise for a 25 t truck (bottom). Red line: gauge position; dotted lines: zero-moment points.</w:t>
+        <w:t xml:space="preserve">Five-span girder, beam model with uniform rigidity and two haunch laws: (a) uniform-load moment and (b) strain constant along the girder, normalized at the gauges, and (c) the single-gauge error expected from the measured noise for a 25 t truck. Red line: gauge position; dotted lines: zero-moment points.</w:t>
       </w:r>
     </w:p>
     <w:p>
@@ -13399,7 +13762,7 @@
         <w:t xml:space="preserve"> </w:t>
       </w:r>
       <w:r>
-        <w:t xml:space="preserve">Synthetic strain records of the dataset authors: integral per unit gross weight by truck and lane, and for a 3-axle truck against speed.</w:t>
+        <w:t xml:space="preserve">Synthetic strain records of the dataset authors: integral per unit gross weight (a) by truck and lane, and (b) for a 3-axle truck against speed.</w:t>
       </w:r>
     </w:p>
     <w:p>
@@ -13587,9 +13950,28 @@
               <w:pStyle w:val="Compact"/>
               <w:jc w:val="right"/>
             </w:pPr>
-            <w:r>
-              <w:t xml:space="preserve">χ² p</w:t>
-            </w:r>
+            <m:oMath>
+              <m:sSup>
+                <m:e>
+                  <m:r>
+                    <m:t>χ</m:t>
+                  </m:r>
+                </m:e>
+                <m:sup>
+                  <m:r>
+                    <m:t>2</m:t>
+                  </m:r>
+                </m:sup>
+              </m:sSup>
+            </m:oMath>
+            <w:r>
+              <w:t xml:space="preserve"> </w:t>
+            </w:r>
+            <m:oMath>
+              <m:r>
+                <m:t>p</m:t>
+              </m:r>
+            </m:oMath>
           </w:p>
         </w:tc>
       </w:tr>
@@ -14511,7 +14893,30 @@
               <w:jc w:val="left"/>
             </w:pPr>
             <w:r>
-              <w:t xml:space="preserve">– (constants fail the χ² test, Table S5)</w:t>
+              <w:t xml:space="preserve">– (constants fail the</w:t>
+            </w:r>
+            <w:r>
+              <w:t xml:space="preserve"> </w:t>
+            </w:r>
+            <m:oMath>
+              <m:sSup>
+                <m:e>
+                  <m:r>
+                    <m:t>χ</m:t>
+                  </m:r>
+                </m:e>
+                <m:sup>
+                  <m:r>
+                    <m:t>2</m:t>
+                  </m:r>
+                </m:sup>
+              </m:sSup>
+            </m:oMath>
+            <w:r>
+              <w:t xml:space="preserve"> </w:t>
+            </w:r>
+            <w:r>
+              <w:t xml:space="preserve">test, Table S5)</w:t>
             </w:r>
           </w:p>
         </w:tc>
@@ -14528,301 +14933,6 @@
           <w:b/>
         </w:rPr>
         <w:t xml:space="preserve">Table S7.</w:t>
-      </w:r>
-      <w:r>
-        <w:t xml:space="preserve"> </w:t>
-      </w:r>
-      <w:r>
-        <w:t xml:space="preserve">Correlation between gauges of the integrated strain: means over gauge pairs, with 95 % bootstrap CIs in brackets. Vehicle-free windows: 1227 on day 2 and 3405 on day 1. Crossing residual: deviation of a crossing’s integral from its calibrated value. –: not computed.</w:t>
-      </w:r>
-    </w:p>
-    <w:tbl>
-      <w:tblPr>
-        <w:tblStyle w:val="Table"/>
-        <w:tblW w:type="pct" w:w="5000"/>
-        <w:tblLook w:firstRow="1" w:lastRow="0" w:firstColumn="0" w:lastColumn="0" w:noHBand="0" w:noVBand="0" w:val="0020"/>
-        <w:jc w:val="center"/>
-        <w:tblBorders>
-          <w:top w:val="single" w:sz="8" w:space="0" w:color="000000"/>
-          <w:left w:val="nil"/>
-          <w:bottom w:val="single" w:sz="8" w:space="0" w:color="000000"/>
-          <w:right w:val="nil"/>
-          <w:insideH w:val="nil"/>
-          <w:insideV w:val="nil"/>
-        </w:tblBorders>
-      </w:tblPr>
-      <w:tblGrid>
-        <w:gridCol w:w="3796"/>
-        <w:gridCol w:w="2636"/>
-        <w:gridCol w:w="2636"/>
-      </w:tblGrid>
-      <w:tr>
-        <w:trPr>
-          <w:tblHeader w:val="true"/>
-          <w:tblHeader w:val="true"/>
-          <w:cantSplit/>
-        </w:trPr>
-        <w:tc>
-          <w:tcPr>
-            <w:tcW w:type="dxa" w:w="3796"/>
-            <w:tcBorders>
-              <w:top w:val="nil"/>
-              <w:left w:val="nil"/>
-              <w:bottom w:val="single" w:sz="6" w:space="0" w:color="000000"/>
-              <w:right w:val="nil"/>
-            </w:tcBorders>
-          </w:tcPr>
-          <w:p>
-            <w:pPr>
-              <w:pStyle w:val="Compact"/>
-              <w:jc w:val="left"/>
-            </w:pPr>
-            <w:r>
-              <w:t xml:space="preserve">Correlation of</w:t>
-            </w:r>
-          </w:p>
-        </w:tc>
-        <w:tc>
-          <w:tcPr>
-            <w:tcW w:type="dxa" w:w="2636"/>
-            <w:tcBorders>
-              <w:top w:val="nil"/>
-              <w:left w:val="nil"/>
-              <w:bottom w:val="single" w:sz="6" w:space="0" w:color="000000"/>
-              <w:right w:val="nil"/>
-            </w:tcBorders>
-          </w:tcPr>
-          <w:p>
-            <w:pPr>
-              <w:pStyle w:val="Compact"/>
-              <w:jc w:val="right"/>
-            </w:pPr>
-            <w:r>
-              <w:t xml:space="preserve">Day 2, 4 gauges</w:t>
-            </w:r>
-          </w:p>
-        </w:tc>
-        <w:tc>
-          <w:tcPr>
-            <w:tcW w:type="dxa" w:w="2636"/>
-            <w:tcBorders>
-              <w:top w:val="nil"/>
-              <w:left w:val="nil"/>
-              <w:bottom w:val="single" w:sz="6" w:space="0" w:color="000000"/>
-              <w:right w:val="nil"/>
-            </w:tcBorders>
-          </w:tcPr>
-          <w:p>
-            <w:pPr>
-              <w:pStyle w:val="Compact"/>
-              <w:jc w:val="right"/>
-            </w:pPr>
-            <w:r>
-              <w:t xml:space="preserve">Day 1, 12 gauges</w:t>
-            </w:r>
-          </w:p>
-        </w:tc>
-      </w:tr>
-      <w:tr>
-        <w:trPr>
-          <w:cantSplit/>
-        </w:trPr>
-        <w:tc>
-          <w:tcPr>
-            <w:tcW w:type="dxa" w:w="3796"/>
-          </w:tcPr>
-          <w:p>
-            <w:pPr>
-              <w:pStyle w:val="Compact"/>
-              <w:jc w:val="left"/>
-            </w:pPr>
-            <w:r>
-              <w:t xml:space="preserve">vehicle-free noise, non-overlapping windows</w:t>
-            </w:r>
-          </w:p>
-        </w:tc>
-        <w:tc>
-          <w:tcPr>
-            <w:tcW w:type="dxa" w:w="2636"/>
-          </w:tcPr>
-          <w:p>
-            <w:pPr>
-              <w:pStyle w:val="Compact"/>
-              <w:jc w:val="right"/>
-            </w:pPr>
-            <w:r>
-              <w:t xml:space="preserve">0.92 (0.83–0.96)</w:t>
-            </w:r>
-          </w:p>
-        </w:tc>
-        <w:tc>
-          <w:tcPr>
-            <w:tcW w:type="dxa" w:w="2636"/>
-          </w:tcPr>
-          <w:p>
-            <w:pPr>
-              <w:pStyle w:val="Compact"/>
-              <w:jc w:val="right"/>
-            </w:pPr>
-            <w:r>
-              <w:t xml:space="preserve">0.42 (0.26–0.54)</w:t>
-            </w:r>
-          </w:p>
-        </w:tc>
-      </w:tr>
-      <w:tr>
-        <w:trPr>
-          <w:cantSplit/>
-        </w:trPr>
-        <w:tc>
-          <w:tcPr>
-            <w:tcW w:type="dxa" w:w="3796"/>
-          </w:tcPr>
-          <w:p>
-            <w:pPr>
-              <w:pStyle w:val="Compact"/>
-              <w:jc w:val="left"/>
-            </w:pPr>
-            <w:r>
-              <w:t xml:space="preserve">vehicle-free noise, window length of each crossing</w:t>
-            </w:r>
-          </w:p>
-        </w:tc>
-        <w:tc>
-          <w:tcPr>
-            <w:tcW w:type="dxa" w:w="2636"/>
-          </w:tcPr>
-          <w:p>
-            <w:pPr>
-              <w:pStyle w:val="Compact"/>
-              <w:jc w:val="right"/>
-            </w:pPr>
-            <w:r>
-              <w:t xml:space="preserve">0.90</w:t>
-            </w:r>
-          </w:p>
-        </w:tc>
-        <w:tc>
-          <w:tcPr>
-            <w:tcW w:type="dxa" w:w="2636"/>
-          </w:tcPr>
-          <w:p>
-            <w:pPr>
-              <w:pStyle w:val="Compact"/>
-              <w:jc w:val="right"/>
-            </w:pPr>
-            <w:r>
-              <w:t xml:space="preserve">–</w:t>
-            </w:r>
-          </w:p>
-        </w:tc>
-      </w:tr>
-      <w:tr>
-        <w:trPr>
-          <w:cantSplit/>
-        </w:trPr>
-        <w:tc>
-          <w:tcPr>
-            <w:tcW w:type="dxa" w:w="3796"/>
-          </w:tcPr>
-          <w:p>
-            <w:pPr>
-              <w:pStyle w:val="Compact"/>
-              <w:jc w:val="left"/>
-            </w:pPr>
-            <w:r>
-              <w:t xml:space="preserve">crossing residuals</w:t>
-            </w:r>
-          </w:p>
-        </w:tc>
-        <w:tc>
-          <w:tcPr>
-            <w:tcW w:type="dxa" w:w="2636"/>
-          </w:tcPr>
-          <w:p>
-            <w:pPr>
-              <w:pStyle w:val="Compact"/>
-              <w:jc w:val="right"/>
-            </w:pPr>
-            <w:r>
-              <w:t xml:space="preserve">0.63</w:t>
-            </w:r>
-          </w:p>
-        </w:tc>
-        <w:tc>
-          <w:tcPr>
-            <w:tcW w:type="dxa" w:w="2636"/>
-          </w:tcPr>
-          <w:p>
-            <w:pPr>
-              <w:pStyle w:val="Compact"/>
-              <w:jc w:val="right"/>
-            </w:pPr>
-            <w:r>
-              <w:t xml:space="preserve">–</w:t>
-            </w:r>
-          </w:p>
-        </w:tc>
-      </w:tr>
-      <w:tr>
-        <w:trPr>
-          <w:cantSplit/>
-        </w:trPr>
-        <w:tc>
-          <w:tcPr>
-            <w:tcW w:type="dxa" w:w="3796"/>
-          </w:tcPr>
-          <w:p>
-            <w:pPr>
-              <w:pStyle w:val="Compact"/>
-              <w:jc w:val="left"/>
-            </w:pPr>
-            <w:r>
-              <w:t xml:space="preserve">crossing residuals, st40 with its neighbors</w:t>
-            </w:r>
-          </w:p>
-        </w:tc>
-        <w:tc>
-          <w:tcPr>
-            <w:tcW w:type="dxa" w:w="2636"/>
-          </w:tcPr>
-          <w:p>
-            <w:pPr>
-              <w:pStyle w:val="Compact"/>
-              <w:jc w:val="right"/>
-            </w:pPr>
-            <w:r>
-              <w:t xml:space="preserve">0.30–0.37</w:t>
-            </w:r>
-          </w:p>
-        </w:tc>
-        <w:tc>
-          <w:tcPr>
-            <w:tcW w:type="dxa" w:w="2636"/>
-          </w:tcPr>
-          <w:p>
-            <w:pPr>
-              <w:pStyle w:val="Compact"/>
-              <w:jc w:val="right"/>
-            </w:pPr>
-            <w:r>
-              <w:t xml:space="preserve">–</w:t>
-            </w:r>
-          </w:p>
-        </w:tc>
-      </w:tr>
-    </w:tbl>
-    <w:p>
-      <w:pPr>
-        <w:pStyle w:val="BodyText"/>
-        <w:keepNext/>
-      </w:pPr>
-      <w:r>
-        <w:rPr>
-          <w:bCs/>
-          <w:b/>
-        </w:rPr>
-        <w:t xml:space="preserve">Table S8.</w:t>
       </w:r>
       <w:r>
         <w:t xml:space="preserve"> </w:t>
@@ -15609,13 +15719,308 @@
           <w:bCs/>
           <w:b/>
         </w:rPr>
+        <w:t xml:space="preserve">Table S8.</w:t>
+      </w:r>
+      <w:r>
+        <w:t xml:space="preserve"> </w:t>
+      </w:r>
+      <w:r>
+        <w:t xml:space="preserve">Correlation between gauges of the integrated strain: means over gauge pairs, with 95 % bootstrap CIs in brackets. Vehicle-free windows: 1227 on day 2 and 3405 on day 1. Crossing residual: deviation of a crossing’s integral from its calibrated value. –: not computed.</w:t>
+      </w:r>
+    </w:p>
+    <w:tbl>
+      <w:tblPr>
+        <w:tblStyle w:val="Table"/>
+        <w:tblW w:type="pct" w:w="5000"/>
+        <w:tblLook w:firstRow="1" w:lastRow="0" w:firstColumn="0" w:lastColumn="0" w:noHBand="0" w:noVBand="0" w:val="0020"/>
+        <w:jc w:val="center"/>
+        <w:tblBorders>
+          <w:top w:val="single" w:sz="8" w:space="0" w:color="000000"/>
+          <w:left w:val="nil"/>
+          <w:bottom w:val="single" w:sz="8" w:space="0" w:color="000000"/>
+          <w:right w:val="nil"/>
+          <w:insideH w:val="nil"/>
+          <w:insideV w:val="nil"/>
+        </w:tblBorders>
+      </w:tblPr>
+      <w:tblGrid>
+        <w:gridCol w:w="3796"/>
+        <w:gridCol w:w="2636"/>
+        <w:gridCol w:w="2636"/>
+      </w:tblGrid>
+      <w:tr>
+        <w:trPr>
+          <w:tblHeader w:val="true"/>
+          <w:tblHeader w:val="true"/>
+          <w:cantSplit/>
+        </w:trPr>
+        <w:tc>
+          <w:tcPr>
+            <w:tcW w:type="dxa" w:w="3796"/>
+            <w:tcBorders>
+              <w:top w:val="nil"/>
+              <w:left w:val="nil"/>
+              <w:bottom w:val="single" w:sz="6" w:space="0" w:color="000000"/>
+              <w:right w:val="nil"/>
+            </w:tcBorders>
+          </w:tcPr>
+          <w:p>
+            <w:pPr>
+              <w:pStyle w:val="Compact"/>
+              <w:jc w:val="left"/>
+            </w:pPr>
+            <w:r>
+              <w:t xml:space="preserve">Correlation of</w:t>
+            </w:r>
+          </w:p>
+        </w:tc>
+        <w:tc>
+          <w:tcPr>
+            <w:tcW w:type="dxa" w:w="2636"/>
+            <w:tcBorders>
+              <w:top w:val="nil"/>
+              <w:left w:val="nil"/>
+              <w:bottom w:val="single" w:sz="6" w:space="0" w:color="000000"/>
+              <w:right w:val="nil"/>
+            </w:tcBorders>
+          </w:tcPr>
+          <w:p>
+            <w:pPr>
+              <w:pStyle w:val="Compact"/>
+              <w:jc w:val="right"/>
+            </w:pPr>
+            <w:r>
+              <w:t xml:space="preserve">Day 2, 4 gauges</w:t>
+            </w:r>
+          </w:p>
+        </w:tc>
+        <w:tc>
+          <w:tcPr>
+            <w:tcW w:type="dxa" w:w="2636"/>
+            <w:tcBorders>
+              <w:top w:val="nil"/>
+              <w:left w:val="nil"/>
+              <w:bottom w:val="single" w:sz="6" w:space="0" w:color="000000"/>
+              <w:right w:val="nil"/>
+            </w:tcBorders>
+          </w:tcPr>
+          <w:p>
+            <w:pPr>
+              <w:pStyle w:val="Compact"/>
+              <w:jc w:val="right"/>
+            </w:pPr>
+            <w:r>
+              <w:t xml:space="preserve">Day 1, 12 gauges</w:t>
+            </w:r>
+          </w:p>
+        </w:tc>
+      </w:tr>
+      <w:tr>
+        <w:trPr>
+          <w:cantSplit/>
+        </w:trPr>
+        <w:tc>
+          <w:tcPr>
+            <w:tcW w:type="dxa" w:w="3796"/>
+          </w:tcPr>
+          <w:p>
+            <w:pPr>
+              <w:pStyle w:val="Compact"/>
+              <w:jc w:val="left"/>
+            </w:pPr>
+            <w:r>
+              <w:t xml:space="preserve">vehicle-free noise, non-overlapping windows</w:t>
+            </w:r>
+          </w:p>
+        </w:tc>
+        <w:tc>
+          <w:tcPr>
+            <w:tcW w:type="dxa" w:w="2636"/>
+          </w:tcPr>
+          <w:p>
+            <w:pPr>
+              <w:pStyle w:val="Compact"/>
+              <w:jc w:val="right"/>
+            </w:pPr>
+            <w:r>
+              <w:t xml:space="preserve">0.92 (0.83–0.96)</w:t>
+            </w:r>
+          </w:p>
+        </w:tc>
+        <w:tc>
+          <w:tcPr>
+            <w:tcW w:type="dxa" w:w="2636"/>
+          </w:tcPr>
+          <w:p>
+            <w:pPr>
+              <w:pStyle w:val="Compact"/>
+              <w:jc w:val="right"/>
+            </w:pPr>
+            <w:r>
+              <w:t xml:space="preserve">0.42 (0.26–0.54)</w:t>
+            </w:r>
+          </w:p>
+        </w:tc>
+      </w:tr>
+      <w:tr>
+        <w:trPr>
+          <w:cantSplit/>
+        </w:trPr>
+        <w:tc>
+          <w:tcPr>
+            <w:tcW w:type="dxa" w:w="3796"/>
+          </w:tcPr>
+          <w:p>
+            <w:pPr>
+              <w:pStyle w:val="Compact"/>
+              <w:jc w:val="left"/>
+            </w:pPr>
+            <w:r>
+              <w:t xml:space="preserve">vehicle-free noise, window length of each crossing</w:t>
+            </w:r>
+          </w:p>
+        </w:tc>
+        <w:tc>
+          <w:tcPr>
+            <w:tcW w:type="dxa" w:w="2636"/>
+          </w:tcPr>
+          <w:p>
+            <w:pPr>
+              <w:pStyle w:val="Compact"/>
+              <w:jc w:val="right"/>
+            </w:pPr>
+            <w:r>
+              <w:t xml:space="preserve">0.90</w:t>
+            </w:r>
+          </w:p>
+        </w:tc>
+        <w:tc>
+          <w:tcPr>
+            <w:tcW w:type="dxa" w:w="2636"/>
+          </w:tcPr>
+          <w:p>
+            <w:pPr>
+              <w:pStyle w:val="Compact"/>
+              <w:jc w:val="right"/>
+            </w:pPr>
+            <w:r>
+              <w:t xml:space="preserve">–</w:t>
+            </w:r>
+          </w:p>
+        </w:tc>
+      </w:tr>
+      <w:tr>
+        <w:trPr>
+          <w:cantSplit/>
+        </w:trPr>
+        <w:tc>
+          <w:tcPr>
+            <w:tcW w:type="dxa" w:w="3796"/>
+          </w:tcPr>
+          <w:p>
+            <w:pPr>
+              <w:pStyle w:val="Compact"/>
+              <w:jc w:val="left"/>
+            </w:pPr>
+            <w:r>
+              <w:t xml:space="preserve">crossing residuals</w:t>
+            </w:r>
+          </w:p>
+        </w:tc>
+        <w:tc>
+          <w:tcPr>
+            <w:tcW w:type="dxa" w:w="2636"/>
+          </w:tcPr>
+          <w:p>
+            <w:pPr>
+              <w:pStyle w:val="Compact"/>
+              <w:jc w:val="right"/>
+            </w:pPr>
+            <w:r>
+              <w:t xml:space="preserve">0.63</w:t>
+            </w:r>
+          </w:p>
+        </w:tc>
+        <w:tc>
+          <w:tcPr>
+            <w:tcW w:type="dxa" w:w="2636"/>
+          </w:tcPr>
+          <w:p>
+            <w:pPr>
+              <w:pStyle w:val="Compact"/>
+              <w:jc w:val="right"/>
+            </w:pPr>
+            <w:r>
+              <w:t xml:space="preserve">–</w:t>
+            </w:r>
+          </w:p>
+        </w:tc>
+      </w:tr>
+      <w:tr>
+        <w:trPr>
+          <w:cantSplit/>
+        </w:trPr>
+        <w:tc>
+          <w:tcPr>
+            <w:tcW w:type="dxa" w:w="3796"/>
+          </w:tcPr>
+          <w:p>
+            <w:pPr>
+              <w:pStyle w:val="Compact"/>
+              <w:jc w:val="left"/>
+            </w:pPr>
+            <w:r>
+              <w:t xml:space="preserve">crossing residuals, st40 with its neighbors</w:t>
+            </w:r>
+          </w:p>
+        </w:tc>
+        <w:tc>
+          <w:tcPr>
+            <w:tcW w:type="dxa" w:w="2636"/>
+          </w:tcPr>
+          <w:p>
+            <w:pPr>
+              <w:pStyle w:val="Compact"/>
+              <w:jc w:val="right"/>
+            </w:pPr>
+            <w:r>
+              <w:t xml:space="preserve">0.30–0.37</w:t>
+            </w:r>
+          </w:p>
+        </w:tc>
+        <w:tc>
+          <w:tcPr>
+            <w:tcW w:type="dxa" w:w="2636"/>
+          </w:tcPr>
+          <w:p>
+            <w:pPr>
+              <w:pStyle w:val="Compact"/>
+              <w:jc w:val="right"/>
+            </w:pPr>
+            <w:r>
+              <w:t xml:space="preserve">–</w:t>
+            </w:r>
+          </w:p>
+        </w:tc>
+      </w:tr>
+    </w:tbl>
+    <w:p>
+      <w:pPr>
+        <w:pStyle w:val="BodyText"/>
+        <w:keepNext/>
+      </w:pPr>
+      <w:r>
+        <w:rPr>
+          <w:bCs/>
+          <w:b/>
+        </w:rPr>
         <w:t xml:space="preserve">Table S9.</w:t>
       </w:r>
       <w:r>
         <w:t xml:space="preserve"> </w:t>
       </w:r>
       <w:r>
-        <w:t xml:space="preserve">Day 2: per-crossing standard deviation (SD) of the gross weight predicted by two covariance models, and the observed error (% of GVW). SD and MAE are different measures; the table compares the order of the two estimators, not magnitudes.</w:t>
+        <w:t xml:space="preserve">Day 2: per-crossing standard deviation (SD) of the gross weight predicted by two covariance models, and the observed error (% of GVW). SD and MAE are different measures; the table compares the order of the two estimators, not magnitudes. Row 1 is the mean of the leave-one-run-out predictions; on the all-run basis of row 2, the vehicle-free value for GLS is 12.8.</w:t>
       </w:r>
     </w:p>
     <w:tbl>
@@ -15870,7 +16275,7 @@
         <w:pStyle w:val="FirstParagraph"/>
       </w:pPr>
       <w:r>
-        <w:t xml:space="preserve">Bridge and test. The bridge carries provincial road ĐT389. In the June 2020 acceptance test, four trucks stood in the side span (gauge N8) and six in the main span (gauge N7). The trucks were 3-axle, nominally 5 + 10 + 10 t, with a mean weighed gross weight of 25.06 t (Table S12). Mitutoyo dial gauges, mounted on independent frames fixed to the ground, read the peak deflection under central and eccentric transverse positions at three measuring points across each section (Table S11). The longitudinal truck positions are given as drawings in the test report and are not tabulated. The readings across one section differ by up to 2.05 mm in the eccentric N7 case, about 13 % of the mean reading.</w:t>
+        <w:t xml:space="preserve">Bridge and test. The bridge carries provincial road ĐT389. In the June 2020 acceptance test, four trucks stood in the side span (gauge N8) and six in the main span (gauge N7). The trucks were 3-axle, nominally 5 + 10 + 10 t, with a mean weighed gross weight of 25.06 t (Table S10). Mitutoyo dial gauges, mounted on independent frames fixed to the ground, read the peak deflection under central and eccentric transverse positions at three measuring points across each section (Table S11). The longitudinal truck positions are given as drawings in the test report and are not tabulated. The readings across one section differ by up to 2.05 mm in the eccentric N7 case, about 13 % of the mean reading.</w:t>
       </w:r>
     </w:p>
     <w:p>
@@ -15989,7 +16394,7 @@
         <w:pStyle w:val="BodyText"/>
       </w:pPr>
       <w:r>
-        <w:t xml:space="preserve">Admissible sets (Table S10). The conclusions depend on the tolerance. At</w:t>
+        <w:t xml:space="preserve">Admissible sets (Table S12). The conclusions depend on the tolerance. At</w:t>
       </w:r>
       <w:r>
         <w:t xml:space="preserve"> </w:t>
@@ -16140,7 +16545,49 @@
         </m:r>
       </m:oMath>
       <w:r>
-        <w:t xml:space="preserve">, for low, base and high mass, with the measured band.</w:t>
+        <w:t xml:space="preserve">, for low, base and high mass, with the measured band. Curves for</w:t>
+      </w:r>
+      <w:r>
+        <w:t xml:space="preserve"> </w:t>
+      </w:r>
+      <m:oMath>
+        <m:r>
+          <m:t>α</m:t>
+        </m:r>
+        <m:r>
+          <m:rPr>
+            <m:sty m:val="p"/>
+          </m:rPr>
+          <m:t>=</m:t>
+        </m:r>
+        <m:r>
+          <m:t>1</m:t>
+        </m:r>
+      </m:oMath>
+      <w:r>
+        <w:t xml:space="preserve"> </w:t>
+      </w:r>
+      <w:r>
+        <w:t xml:space="preserve">with the dynamic modulus equal to the static modulus; frequencies scale with</w:t>
+      </w:r>
+      <w:r>
+        <w:t xml:space="preserve"> </w:t>
+      </w:r>
+      <m:oMath>
+        <m:rad>
+          <m:radPr>
+            <m:degHide m:val="on"/>
+          </m:radPr>
+          <m:deg/>
+          <m:e>
+            <m:r>
+              <m:t>α</m:t>
+            </m:r>
+          </m:e>
+        </m:rad>
+      </m:oMath>
+      <w:r>
+        <w:t xml:space="preserve">.</w:t>
       </w:r>
     </w:p>
     <w:p>
@@ -16230,7 +16677,79 @@
         </m:r>
       </m:oMath>
       <w:r>
-        <w:t xml:space="preserve">, with contours of the third vertical frequency equal to the measured values.</w:t>
+        <w:t xml:space="preserve">, with contours of the third vertical frequency equal to the measured values: dashed 3.43 Hz, solid 3.64 Hz; green, red and blue for low, base and high mass. Yellow: first-frequency contours (base mass). White dotted line: best static fit</w:t>
+      </w:r>
+      <w:r>
+        <w:t xml:space="preserve"> </w:t>
+      </w:r>
+      <m:oMath>
+        <m:sSup>
+          <m:e>
+            <m:r>
+              <m:t>α</m:t>
+            </m:r>
+          </m:e>
+          <m:sup>
+            <m:r>
+              <m:rPr>
+                <m:sty m:val="p"/>
+              </m:rPr>
+              <m:t>*</m:t>
+            </m:r>
+          </m:sup>
+        </m:sSup>
+        <m:d>
+          <m:dPr>
+            <m:begChr m:val="("/>
+            <m:endChr m:val=")"/>
+            <m:sepChr m:val=""/>
+            <m:grow/>
+          </m:dPr>
+          <m:e>
+            <m:r>
+              <m:t>κ</m:t>
+            </m:r>
+          </m:e>
+        </m:d>
+      </m:oMath>
+      <w:r>
+        <w:t xml:space="preserve">. Open circle A: calibration A; filled circle A′: best static</w:t>
+      </w:r>
+      <w:r>
+        <w:t xml:space="preserve"> </w:t>
+      </w:r>
+      <m:oMath>
+        <m:r>
+          <m:t>α</m:t>
+        </m:r>
+      </m:oMath>
+      <w:r>
+        <w:t xml:space="preserve"> </w:t>
+      </w:r>
+      <w:r>
+        <w:t xml:space="preserve">at the design</w:t>
+      </w:r>
+      <w:r>
+        <w:t xml:space="preserve"> </w:t>
+      </w:r>
+      <m:oMath>
+        <m:r>
+          <m:t>k</m:t>
+        </m:r>
+      </m:oMath>
+      <w:r>
+        <w:t xml:space="preserve">; square B: calibration B. Gray scale: maximum static misfit; the 5.27 % level is</w:t>
+      </w:r>
+      <w:r>
+        <w:t xml:space="preserve"> </w:t>
+      </w:r>
+      <m:oMath>
+        <m:r>
+          <m:t>τ</m:t>
+        </m:r>
+      </m:oMath>
+      <w:r>
+        <w:t xml:space="preserve">.</w:t>
       </w:r>
     </w:p>
     <w:p>
@@ -16307,6 +16826,1432 @@
           <w:b/>
         </w:rPr>
         <w:t xml:space="preserve">Table S10.</w:t>
+      </w:r>
+      <w:r>
+        <w:t xml:space="preserve"> </w:t>
+      </w:r>
+      <w:r>
+        <w:t xml:space="preserve">Weighed 3-axle test trucks: gross weight and axle spacings (front to middle axle; middle to rear axle) and track width. Mean gross weight 25.06 t.</w:t>
+      </w:r>
+    </w:p>
+    <w:tbl>
+      <w:tblPr>
+        <w:tblStyle w:val="Table"/>
+        <w:tblW w:type="pct" w:w="5000"/>
+        <w:tblLook w:firstRow="1" w:lastRow="0" w:firstColumn="0" w:lastColumn="0" w:noHBand="0" w:noVBand="0" w:val="0020"/>
+        <w:jc w:val="center"/>
+        <w:tblBorders>
+          <w:top w:val="single" w:sz="8" w:space="0" w:color="000000"/>
+          <w:left w:val="nil"/>
+          <w:bottom w:val="single" w:sz="8" w:space="0" w:color="000000"/>
+          <w:right w:val="nil"/>
+          <w:insideH w:val="nil"/>
+          <w:insideV w:val="nil"/>
+        </w:tblBorders>
+      </w:tblPr>
+      <w:tblGrid>
+        <w:gridCol w:w="1218"/>
+        <w:gridCol w:w="1799"/>
+        <w:gridCol w:w="2473"/>
+        <w:gridCol w:w="2361"/>
+        <w:gridCol w:w="1218"/>
+      </w:tblGrid>
+      <w:tr>
+        <w:trPr>
+          <w:tblHeader w:val="true"/>
+          <w:tblHeader w:val="true"/>
+          <w:cantSplit/>
+        </w:trPr>
+        <w:tc>
+          <w:tcPr>
+            <w:tcW w:type="dxa" w:w="1218"/>
+            <w:tcBorders>
+              <w:top w:val="nil"/>
+              <w:left w:val="nil"/>
+              <w:bottom w:val="single" w:sz="6" w:space="0" w:color="000000"/>
+              <w:right w:val="nil"/>
+            </w:tcBorders>
+          </w:tcPr>
+          <w:p>
+            <w:pPr>
+              <w:pStyle w:val="Compact"/>
+              <w:jc w:val="right"/>
+            </w:pPr>
+            <w:r>
+              <w:t xml:space="preserve">Truck</w:t>
+            </w:r>
+          </w:p>
+        </w:tc>
+        <w:tc>
+          <w:tcPr>
+            <w:tcW w:type="dxa" w:w="1799"/>
+            <w:tcBorders>
+              <w:top w:val="nil"/>
+              <w:left w:val="nil"/>
+              <w:bottom w:val="single" w:sz="6" w:space="0" w:color="000000"/>
+              <w:right w:val="nil"/>
+            </w:tcBorders>
+          </w:tcPr>
+          <w:p>
+            <w:pPr>
+              <w:pStyle w:val="Compact"/>
+              <w:jc w:val="right"/>
+            </w:pPr>
+            <w:r>
+              <w:t xml:space="preserve">Gross weight (t)</w:t>
+            </w:r>
+          </w:p>
+        </w:tc>
+        <w:tc>
+          <w:tcPr>
+            <w:tcW w:type="dxa" w:w="2473"/>
+            <w:tcBorders>
+              <w:top w:val="nil"/>
+              <w:left w:val="nil"/>
+              <w:bottom w:val="single" w:sz="6" w:space="0" w:color="000000"/>
+              <w:right w:val="nil"/>
+            </w:tcBorders>
+          </w:tcPr>
+          <w:p>
+            <w:pPr>
+              <w:pStyle w:val="Compact"/>
+              <w:jc w:val="right"/>
+            </w:pPr>
+            <w:r>
+              <w:t xml:space="preserve">Front axle spacing (m)</w:t>
+            </w:r>
+          </w:p>
+        </w:tc>
+        <w:tc>
+          <w:tcPr>
+            <w:tcW w:type="dxa" w:w="2361"/>
+            <w:tcBorders>
+              <w:top w:val="nil"/>
+              <w:left w:val="nil"/>
+              <w:bottom w:val="single" w:sz="6" w:space="0" w:color="000000"/>
+              <w:right w:val="nil"/>
+            </w:tcBorders>
+          </w:tcPr>
+          <w:p>
+            <w:pPr>
+              <w:pStyle w:val="Compact"/>
+              <w:jc w:val="right"/>
+            </w:pPr>
+            <w:r>
+              <w:t xml:space="preserve">Rear axle spacing (m)</w:t>
+            </w:r>
+          </w:p>
+        </w:tc>
+        <w:tc>
+          <w:tcPr>
+            <w:tcW w:type="dxa" w:w="1218"/>
+            <w:tcBorders>
+              <w:top w:val="nil"/>
+              <w:left w:val="nil"/>
+              <w:bottom w:val="single" w:sz="6" w:space="0" w:color="000000"/>
+              <w:right w:val="nil"/>
+            </w:tcBorders>
+          </w:tcPr>
+          <w:p>
+            <w:pPr>
+              <w:pStyle w:val="Compact"/>
+              <w:jc w:val="right"/>
+            </w:pPr>
+            <w:r>
+              <w:t xml:space="preserve">Track (m)</w:t>
+            </w:r>
+          </w:p>
+        </w:tc>
+      </w:tr>
+      <w:tr>
+        <w:trPr>
+          <w:cantSplit/>
+        </w:trPr>
+        <w:tc>
+          <w:tcPr>
+            <w:tcW w:type="dxa" w:w="1218"/>
+          </w:tcPr>
+          <w:p>
+            <w:pPr>
+              <w:pStyle w:val="Compact"/>
+              <w:jc w:val="right"/>
+            </w:pPr>
+            <w:r>
+              <w:t xml:space="preserve">1</w:t>
+            </w:r>
+          </w:p>
+        </w:tc>
+        <w:tc>
+          <w:tcPr>
+            <w:tcW w:type="dxa" w:w="1799"/>
+          </w:tcPr>
+          <w:p>
+            <w:pPr>
+              <w:pStyle w:val="Compact"/>
+              <w:jc w:val="right"/>
+            </w:pPr>
+            <w:r>
+              <w:t xml:space="preserve">24.7</w:t>
+            </w:r>
+          </w:p>
+        </w:tc>
+        <w:tc>
+          <w:tcPr>
+            <w:tcW w:type="dxa" w:w="2473"/>
+          </w:tcPr>
+          <w:p>
+            <w:pPr>
+              <w:pStyle w:val="Compact"/>
+              <w:jc w:val="right"/>
+            </w:pPr>
+            <w:r>
+              <w:t xml:space="preserve">3.45</w:t>
+            </w:r>
+          </w:p>
+        </w:tc>
+        <w:tc>
+          <w:tcPr>
+            <w:tcW w:type="dxa" w:w="2361"/>
+          </w:tcPr>
+          <w:p>
+            <w:pPr>
+              <w:pStyle w:val="Compact"/>
+              <w:jc w:val="right"/>
+            </w:pPr>
+            <w:r>
+              <w:t xml:space="preserve">1.35</w:t>
+            </w:r>
+          </w:p>
+        </w:tc>
+        <w:tc>
+          <w:tcPr>
+            <w:tcW w:type="dxa" w:w="1218"/>
+          </w:tcPr>
+          <w:p>
+            <w:pPr>
+              <w:pStyle w:val="Compact"/>
+              <w:jc w:val="right"/>
+            </w:pPr>
+            <w:r>
+              <w:t xml:space="preserve">1.9</w:t>
+            </w:r>
+          </w:p>
+        </w:tc>
+      </w:tr>
+      <w:tr>
+        <w:trPr>
+          <w:cantSplit/>
+        </w:trPr>
+        <w:tc>
+          <w:tcPr>
+            <w:tcW w:type="dxa" w:w="1218"/>
+          </w:tcPr>
+          <w:p>
+            <w:pPr>
+              <w:pStyle w:val="Compact"/>
+              <w:jc w:val="right"/>
+            </w:pPr>
+            <w:r>
+              <w:t xml:space="preserve">2</w:t>
+            </w:r>
+          </w:p>
+        </w:tc>
+        <w:tc>
+          <w:tcPr>
+            <w:tcW w:type="dxa" w:w="1799"/>
+          </w:tcPr>
+          <w:p>
+            <w:pPr>
+              <w:pStyle w:val="Compact"/>
+              <w:jc w:val="right"/>
+            </w:pPr>
+            <w:r>
+              <w:t xml:space="preserve">25</w:t>
+            </w:r>
+          </w:p>
+        </w:tc>
+        <w:tc>
+          <w:tcPr>
+            <w:tcW w:type="dxa" w:w="2473"/>
+          </w:tcPr>
+          <w:p>
+            <w:pPr>
+              <w:pStyle w:val="Compact"/>
+              <w:jc w:val="right"/>
+            </w:pPr>
+            <w:r>
+              <w:t xml:space="preserve">3.65</w:t>
+            </w:r>
+          </w:p>
+        </w:tc>
+        <w:tc>
+          <w:tcPr>
+            <w:tcW w:type="dxa" w:w="2361"/>
+          </w:tcPr>
+          <w:p>
+            <w:pPr>
+              <w:pStyle w:val="Compact"/>
+              <w:jc w:val="right"/>
+            </w:pPr>
+            <w:r>
+              <w:t xml:space="preserve">1.45</w:t>
+            </w:r>
+          </w:p>
+        </w:tc>
+        <w:tc>
+          <w:tcPr>
+            <w:tcW w:type="dxa" w:w="1218"/>
+          </w:tcPr>
+          <w:p>
+            <w:pPr>
+              <w:pStyle w:val="Compact"/>
+              <w:jc w:val="right"/>
+            </w:pPr>
+            <w:r>
+              <w:t xml:space="preserve">1.85</w:t>
+            </w:r>
+          </w:p>
+        </w:tc>
+      </w:tr>
+      <w:tr>
+        <w:trPr>
+          <w:cantSplit/>
+        </w:trPr>
+        <w:tc>
+          <w:tcPr>
+            <w:tcW w:type="dxa" w:w="1218"/>
+          </w:tcPr>
+          <w:p>
+            <w:pPr>
+              <w:pStyle w:val="Compact"/>
+              <w:jc w:val="right"/>
+            </w:pPr>
+            <w:r>
+              <w:t xml:space="preserve">3</w:t>
+            </w:r>
+          </w:p>
+        </w:tc>
+        <w:tc>
+          <w:tcPr>
+            <w:tcW w:type="dxa" w:w="1799"/>
+          </w:tcPr>
+          <w:p>
+            <w:pPr>
+              <w:pStyle w:val="Compact"/>
+              <w:jc w:val="right"/>
+            </w:pPr>
+            <w:r>
+              <w:t xml:space="preserve">25.66</w:t>
+            </w:r>
+          </w:p>
+        </w:tc>
+        <w:tc>
+          <w:tcPr>
+            <w:tcW w:type="dxa" w:w="2473"/>
+          </w:tcPr>
+          <w:p>
+            <w:pPr>
+              <w:pStyle w:val="Compact"/>
+              <w:jc w:val="right"/>
+            </w:pPr>
+            <w:r>
+              <w:t xml:space="preserve">3.45</w:t>
+            </w:r>
+          </w:p>
+        </w:tc>
+        <w:tc>
+          <w:tcPr>
+            <w:tcW w:type="dxa" w:w="2361"/>
+          </w:tcPr>
+          <w:p>
+            <w:pPr>
+              <w:pStyle w:val="Compact"/>
+              <w:jc w:val="right"/>
+            </w:pPr>
+            <w:r>
+              <w:t xml:space="preserve">1.35</w:t>
+            </w:r>
+          </w:p>
+        </w:tc>
+        <w:tc>
+          <w:tcPr>
+            <w:tcW w:type="dxa" w:w="1218"/>
+          </w:tcPr>
+          <w:p>
+            <w:pPr>
+              <w:pStyle w:val="Compact"/>
+              <w:jc w:val="right"/>
+            </w:pPr>
+            <w:r>
+              <w:t xml:space="preserve">1.85</w:t>
+            </w:r>
+          </w:p>
+        </w:tc>
+      </w:tr>
+      <w:tr>
+        <w:trPr>
+          <w:cantSplit/>
+        </w:trPr>
+        <w:tc>
+          <w:tcPr>
+            <w:tcW w:type="dxa" w:w="1218"/>
+          </w:tcPr>
+          <w:p>
+            <w:pPr>
+              <w:pStyle w:val="Compact"/>
+              <w:jc w:val="right"/>
+            </w:pPr>
+            <w:r>
+              <w:t xml:space="preserve">4</w:t>
+            </w:r>
+          </w:p>
+        </w:tc>
+        <w:tc>
+          <w:tcPr>
+            <w:tcW w:type="dxa" w:w="1799"/>
+          </w:tcPr>
+          <w:p>
+            <w:pPr>
+              <w:pStyle w:val="Compact"/>
+              <w:jc w:val="right"/>
+            </w:pPr>
+            <w:r>
+              <w:t xml:space="preserve">25.06</w:t>
+            </w:r>
+          </w:p>
+        </w:tc>
+        <w:tc>
+          <w:tcPr>
+            <w:tcW w:type="dxa" w:w="2473"/>
+          </w:tcPr>
+          <w:p>
+            <w:pPr>
+              <w:pStyle w:val="Compact"/>
+              <w:jc w:val="right"/>
+            </w:pPr>
+            <w:r>
+              <w:t xml:space="preserve">3.85</w:t>
+            </w:r>
+          </w:p>
+        </w:tc>
+        <w:tc>
+          <w:tcPr>
+            <w:tcW w:type="dxa" w:w="2361"/>
+          </w:tcPr>
+          <w:p>
+            <w:pPr>
+              <w:pStyle w:val="Compact"/>
+              <w:jc w:val="right"/>
+            </w:pPr>
+            <w:r>
+              <w:t xml:space="preserve">1.35</w:t>
+            </w:r>
+          </w:p>
+        </w:tc>
+        <w:tc>
+          <w:tcPr>
+            <w:tcW w:type="dxa" w:w="1218"/>
+          </w:tcPr>
+          <w:p>
+            <w:pPr>
+              <w:pStyle w:val="Compact"/>
+              <w:jc w:val="right"/>
+            </w:pPr>
+            <w:r>
+              <w:t xml:space="preserve">1.85</w:t>
+            </w:r>
+          </w:p>
+        </w:tc>
+      </w:tr>
+      <w:tr>
+        <w:trPr>
+          <w:cantSplit/>
+        </w:trPr>
+        <w:tc>
+          <w:tcPr>
+            <w:tcW w:type="dxa" w:w="1218"/>
+          </w:tcPr>
+          <w:p>
+            <w:pPr>
+              <w:pStyle w:val="Compact"/>
+              <w:jc w:val="right"/>
+            </w:pPr>
+            <w:r>
+              <w:t xml:space="preserve">5</w:t>
+            </w:r>
+          </w:p>
+        </w:tc>
+        <w:tc>
+          <w:tcPr>
+            <w:tcW w:type="dxa" w:w="1799"/>
+          </w:tcPr>
+          <w:p>
+            <w:pPr>
+              <w:pStyle w:val="Compact"/>
+              <w:jc w:val="right"/>
+            </w:pPr>
+            <w:r>
+              <w:t xml:space="preserve">25.05</w:t>
+            </w:r>
+          </w:p>
+        </w:tc>
+        <w:tc>
+          <w:tcPr>
+            <w:tcW w:type="dxa" w:w="2473"/>
+          </w:tcPr>
+          <w:p>
+            <w:pPr>
+              <w:pStyle w:val="Compact"/>
+              <w:jc w:val="right"/>
+            </w:pPr>
+            <w:r>
+              <w:t xml:space="preserve">3.45</w:t>
+            </w:r>
+          </w:p>
+        </w:tc>
+        <w:tc>
+          <w:tcPr>
+            <w:tcW w:type="dxa" w:w="2361"/>
+          </w:tcPr>
+          <w:p>
+            <w:pPr>
+              <w:pStyle w:val="Compact"/>
+              <w:jc w:val="right"/>
+            </w:pPr>
+            <w:r>
+              <w:t xml:space="preserve">1.35</w:t>
+            </w:r>
+          </w:p>
+        </w:tc>
+        <w:tc>
+          <w:tcPr>
+            <w:tcW w:type="dxa" w:w="1218"/>
+          </w:tcPr>
+          <w:p>
+            <w:pPr>
+              <w:pStyle w:val="Compact"/>
+              <w:jc w:val="right"/>
+            </w:pPr>
+            <w:r>
+              <w:t xml:space="preserve">1.85</w:t>
+            </w:r>
+          </w:p>
+        </w:tc>
+      </w:tr>
+      <w:tr>
+        <w:trPr>
+          <w:cantSplit/>
+        </w:trPr>
+        <w:tc>
+          <w:tcPr>
+            <w:tcW w:type="dxa" w:w="1218"/>
+          </w:tcPr>
+          <w:p>
+            <w:pPr>
+              <w:pStyle w:val="Compact"/>
+              <w:jc w:val="right"/>
+            </w:pPr>
+            <w:r>
+              <w:t xml:space="preserve">6</w:t>
+            </w:r>
+          </w:p>
+        </w:tc>
+        <w:tc>
+          <w:tcPr>
+            <w:tcW w:type="dxa" w:w="1799"/>
+          </w:tcPr>
+          <w:p>
+            <w:pPr>
+              <w:pStyle w:val="Compact"/>
+              <w:jc w:val="right"/>
+            </w:pPr>
+            <w:r>
+              <w:t xml:space="preserve">25.3</w:t>
+            </w:r>
+          </w:p>
+        </w:tc>
+        <w:tc>
+          <w:tcPr>
+            <w:tcW w:type="dxa" w:w="2473"/>
+          </w:tcPr>
+          <w:p>
+            <w:pPr>
+              <w:pStyle w:val="Compact"/>
+              <w:jc w:val="right"/>
+            </w:pPr>
+            <w:r>
+              <w:t xml:space="preserve">3.65</w:t>
+            </w:r>
+          </w:p>
+        </w:tc>
+        <w:tc>
+          <w:tcPr>
+            <w:tcW w:type="dxa" w:w="2361"/>
+          </w:tcPr>
+          <w:p>
+            <w:pPr>
+              <w:pStyle w:val="Compact"/>
+              <w:jc w:val="right"/>
+            </w:pPr>
+            <w:r>
+              <w:t xml:space="preserve">1.45</w:t>
+            </w:r>
+          </w:p>
+        </w:tc>
+        <w:tc>
+          <w:tcPr>
+            <w:tcW w:type="dxa" w:w="1218"/>
+          </w:tcPr>
+          <w:p>
+            <w:pPr>
+              <w:pStyle w:val="Compact"/>
+              <w:jc w:val="right"/>
+            </w:pPr>
+            <w:r>
+              <w:t xml:space="preserve">1.85</w:t>
+            </w:r>
+          </w:p>
+        </w:tc>
+      </w:tr>
+      <w:tr>
+        <w:trPr>
+          <w:cantSplit/>
+        </w:trPr>
+        <w:tc>
+          <w:tcPr>
+            <w:tcW w:type="dxa" w:w="1218"/>
+          </w:tcPr>
+          <w:p>
+            <w:pPr>
+              <w:pStyle w:val="Compact"/>
+              <w:jc w:val="right"/>
+            </w:pPr>
+            <w:r>
+              <w:t xml:space="preserve">7</w:t>
+            </w:r>
+          </w:p>
+        </w:tc>
+        <w:tc>
+          <w:tcPr>
+            <w:tcW w:type="dxa" w:w="1799"/>
+          </w:tcPr>
+          <w:p>
+            <w:pPr>
+              <w:pStyle w:val="Compact"/>
+              <w:jc w:val="right"/>
+            </w:pPr>
+            <w:r>
+              <w:t xml:space="preserve">25.1</w:t>
+            </w:r>
+          </w:p>
+        </w:tc>
+        <w:tc>
+          <w:tcPr>
+            <w:tcW w:type="dxa" w:w="2473"/>
+          </w:tcPr>
+          <w:p>
+            <w:pPr>
+              <w:pStyle w:val="Compact"/>
+              <w:jc w:val="right"/>
+            </w:pPr>
+            <w:r>
+              <w:t xml:space="preserve">3.7</w:t>
+            </w:r>
+          </w:p>
+        </w:tc>
+        <w:tc>
+          <w:tcPr>
+            <w:tcW w:type="dxa" w:w="2361"/>
+          </w:tcPr>
+          <w:p>
+            <w:pPr>
+              <w:pStyle w:val="Compact"/>
+              <w:jc w:val="right"/>
+            </w:pPr>
+            <w:r>
+              <w:t xml:space="preserve">1.45</w:t>
+            </w:r>
+          </w:p>
+        </w:tc>
+        <w:tc>
+          <w:tcPr>
+            <w:tcW w:type="dxa" w:w="1218"/>
+          </w:tcPr>
+          <w:p>
+            <w:pPr>
+              <w:pStyle w:val="Compact"/>
+              <w:jc w:val="right"/>
+            </w:pPr>
+            <w:r>
+              <w:t xml:space="preserve">1.9</w:t>
+            </w:r>
+          </w:p>
+        </w:tc>
+      </w:tr>
+      <w:tr>
+        <w:trPr>
+          <w:cantSplit/>
+        </w:trPr>
+        <w:tc>
+          <w:tcPr>
+            <w:tcW w:type="dxa" w:w="1218"/>
+          </w:tcPr>
+          <w:p>
+            <w:pPr>
+              <w:pStyle w:val="Compact"/>
+              <w:jc w:val="right"/>
+            </w:pPr>
+            <w:r>
+              <w:t xml:space="preserve">8</w:t>
+            </w:r>
+          </w:p>
+        </w:tc>
+        <w:tc>
+          <w:tcPr>
+            <w:tcW w:type="dxa" w:w="1799"/>
+          </w:tcPr>
+          <w:p>
+            <w:pPr>
+              <w:pStyle w:val="Compact"/>
+              <w:jc w:val="right"/>
+            </w:pPr>
+            <w:r>
+              <w:t xml:space="preserve">25.5</w:t>
+            </w:r>
+          </w:p>
+        </w:tc>
+        <w:tc>
+          <w:tcPr>
+            <w:tcW w:type="dxa" w:w="2473"/>
+          </w:tcPr>
+          <w:p>
+            <w:pPr>
+              <w:pStyle w:val="Compact"/>
+              <w:jc w:val="right"/>
+            </w:pPr>
+            <w:r>
+              <w:t xml:space="preserve">3.65</w:t>
+            </w:r>
+          </w:p>
+        </w:tc>
+        <w:tc>
+          <w:tcPr>
+            <w:tcW w:type="dxa" w:w="2361"/>
+          </w:tcPr>
+          <w:p>
+            <w:pPr>
+              <w:pStyle w:val="Compact"/>
+              <w:jc w:val="right"/>
+            </w:pPr>
+            <w:r>
+              <w:t xml:space="preserve">1.45</w:t>
+            </w:r>
+          </w:p>
+        </w:tc>
+        <w:tc>
+          <w:tcPr>
+            <w:tcW w:type="dxa" w:w="1218"/>
+          </w:tcPr>
+          <w:p>
+            <w:pPr>
+              <w:pStyle w:val="Compact"/>
+              <w:jc w:val="right"/>
+            </w:pPr>
+            <w:r>
+              <w:t xml:space="preserve">1.9</w:t>
+            </w:r>
+          </w:p>
+        </w:tc>
+      </w:tr>
+      <w:tr>
+        <w:trPr>
+          <w:cantSplit/>
+        </w:trPr>
+        <w:tc>
+          <w:tcPr>
+            <w:tcW w:type="dxa" w:w="1218"/>
+          </w:tcPr>
+          <w:p>
+            <w:pPr>
+              <w:pStyle w:val="Compact"/>
+              <w:jc w:val="right"/>
+            </w:pPr>
+            <w:r>
+              <w:t xml:space="preserve">9</w:t>
+            </w:r>
+          </w:p>
+        </w:tc>
+        <w:tc>
+          <w:tcPr>
+            <w:tcW w:type="dxa" w:w="1799"/>
+          </w:tcPr>
+          <w:p>
+            <w:pPr>
+              <w:pStyle w:val="Compact"/>
+              <w:jc w:val="right"/>
+            </w:pPr>
+            <w:r>
+              <w:t xml:space="preserve">24.6</w:t>
+            </w:r>
+          </w:p>
+        </w:tc>
+        <w:tc>
+          <w:tcPr>
+            <w:tcW w:type="dxa" w:w="2473"/>
+          </w:tcPr>
+          <w:p>
+            <w:pPr>
+              <w:pStyle w:val="Compact"/>
+              <w:jc w:val="right"/>
+            </w:pPr>
+            <w:r>
+              <w:t xml:space="preserve">3.65</w:t>
+            </w:r>
+          </w:p>
+        </w:tc>
+        <w:tc>
+          <w:tcPr>
+            <w:tcW w:type="dxa" w:w="2361"/>
+          </w:tcPr>
+          <w:p>
+            <w:pPr>
+              <w:pStyle w:val="Compact"/>
+              <w:jc w:val="right"/>
+            </w:pPr>
+            <w:r>
+              <w:t xml:space="preserve">1.45</w:t>
+            </w:r>
+          </w:p>
+        </w:tc>
+        <w:tc>
+          <w:tcPr>
+            <w:tcW w:type="dxa" w:w="1218"/>
+          </w:tcPr>
+          <w:p>
+            <w:pPr>
+              <w:pStyle w:val="Compact"/>
+              <w:jc w:val="right"/>
+            </w:pPr>
+            <w:r>
+              <w:t xml:space="preserve">1.85</w:t>
+            </w:r>
+          </w:p>
+        </w:tc>
+      </w:tr>
+      <w:tr>
+        <w:trPr>
+          <w:cantSplit/>
+        </w:trPr>
+        <w:tc>
+          <w:tcPr>
+            <w:tcW w:type="dxa" w:w="1218"/>
+          </w:tcPr>
+          <w:p>
+            <w:pPr>
+              <w:pStyle w:val="Compact"/>
+              <w:jc w:val="right"/>
+            </w:pPr>
+            <w:r>
+              <w:t xml:space="preserve">10</w:t>
+            </w:r>
+          </w:p>
+        </w:tc>
+        <w:tc>
+          <w:tcPr>
+            <w:tcW w:type="dxa" w:w="1799"/>
+          </w:tcPr>
+          <w:p>
+            <w:pPr>
+              <w:pStyle w:val="Compact"/>
+              <w:jc w:val="right"/>
+            </w:pPr>
+            <w:r>
+              <w:t xml:space="preserve">24.6</w:t>
+            </w:r>
+          </w:p>
+        </w:tc>
+        <w:tc>
+          <w:tcPr>
+            <w:tcW w:type="dxa" w:w="2473"/>
+          </w:tcPr>
+          <w:p>
+            <w:pPr>
+              <w:pStyle w:val="Compact"/>
+              <w:jc w:val="right"/>
+            </w:pPr>
+            <w:r>
+              <w:t xml:space="preserve">3.6</w:t>
+            </w:r>
+          </w:p>
+        </w:tc>
+        <w:tc>
+          <w:tcPr>
+            <w:tcW w:type="dxa" w:w="2361"/>
+          </w:tcPr>
+          <w:p>
+            <w:pPr>
+              <w:pStyle w:val="Compact"/>
+              <w:jc w:val="right"/>
+            </w:pPr>
+            <w:r>
+              <w:t xml:space="preserve">1.45</w:t>
+            </w:r>
+          </w:p>
+        </w:tc>
+        <w:tc>
+          <w:tcPr>
+            <w:tcW w:type="dxa" w:w="1218"/>
+          </w:tcPr>
+          <w:p>
+            <w:pPr>
+              <w:pStyle w:val="Compact"/>
+              <w:jc w:val="right"/>
+            </w:pPr>
+            <w:r>
+              <w:t xml:space="preserve">1.85</w:t>
+            </w:r>
+          </w:p>
+        </w:tc>
+      </w:tr>
+    </w:tbl>
+    <w:p>
+      <w:pPr>
+        <w:pStyle w:val="BodyText"/>
+        <w:keepNext/>
+      </w:pPr>
+      <w:r>
+        <w:rPr>
+          <w:bCs/>
+          <w:b/>
+        </w:rPr>
+        <w:t xml:space="preserve">Table S11.</w:t>
+      </w:r>
+      <w:r>
+        <w:t xml:space="preserve"> </w:t>
+      </w:r>
+      <w:r>
+        <w:t xml:space="preserve">Mây Bridge acceptance test (June 2020): measured peak deflection (mm, downward positive) at the two gauge sections, at three measuring points across each section, under central and eccentric truck arrangements.</w:t>
+      </w:r>
+    </w:p>
+    <w:tbl>
+      <w:tblPr>
+        <w:tblStyle w:val="Table"/>
+        <w:tblW w:type="auto" w:w="0"/>
+        <w:tblLook w:firstRow="1" w:lastRow="0" w:firstColumn="0" w:lastColumn="0" w:noHBand="0" w:noVBand="0" w:val="0020"/>
+        <w:jc w:val="center"/>
+        <w:tblBorders>
+          <w:top w:val="single" w:sz="8" w:space="0" w:color="000000"/>
+          <w:left w:val="nil"/>
+          <w:bottom w:val="single" w:sz="8" w:space="0" w:color="000000"/>
+          <w:right w:val="nil"/>
+          <w:insideH w:val="nil"/>
+          <w:insideV w:val="nil"/>
+        </w:tblBorders>
+      </w:tblPr>
+      <w:tblGrid>
+        <w:gridCol w:w="3146"/>
+        <w:gridCol w:w="2233"/>
+        <w:gridCol w:w="1650"/>
+        <w:gridCol w:w="2039"/>
+      </w:tblGrid>
+      <w:tr>
+        <w:trPr>
+          <w:tblHeader w:val="true"/>
+          <w:tblHeader w:val="true"/>
+          <w:cantSplit/>
+        </w:trPr>
+        <w:tc>
+          <w:tcPr>
+            <w:tcW w:type="dxa" w:w="3146"/>
+            <w:tcBorders>
+              <w:top w:val="nil"/>
+              <w:left w:val="nil"/>
+              <w:bottom w:val="single" w:sz="6" w:space="0" w:color="000000"/>
+              <w:right w:val="nil"/>
+            </w:tcBorders>
+          </w:tcPr>
+          <w:p>
+            <w:pPr>
+              <w:pStyle w:val="Compact"/>
+              <w:jc w:val="left"/>
+            </w:pPr>
+            <w:r>
+              <w:t xml:space="preserve">Section</w:t>
+            </w:r>
+          </w:p>
+        </w:tc>
+        <w:tc>
+          <w:tcPr>
+            <w:tcW w:type="dxa" w:w="2233"/>
+            <w:tcBorders>
+              <w:top w:val="nil"/>
+              <w:left w:val="nil"/>
+              <w:bottom w:val="single" w:sz="6" w:space="0" w:color="000000"/>
+              <w:right w:val="nil"/>
+            </w:tcBorders>
+          </w:tcPr>
+          <w:p>
+            <w:pPr>
+              <w:pStyle w:val="Compact"/>
+              <w:jc w:val="left"/>
+            </w:pPr>
+            <w:r>
+              <w:t xml:space="preserve">Measuring point</w:t>
+            </w:r>
+          </w:p>
+        </w:tc>
+        <w:tc>
+          <w:tcPr>
+            <w:tcW w:type="dxa" w:w="1650"/>
+            <w:tcBorders>
+              <w:top w:val="nil"/>
+              <w:left w:val="nil"/>
+              <w:bottom w:val="single" w:sz="6" w:space="0" w:color="000000"/>
+              <w:right w:val="nil"/>
+            </w:tcBorders>
+          </w:tcPr>
+          <w:p>
+            <w:pPr>
+              <w:pStyle w:val="Compact"/>
+              <w:jc w:val="right"/>
+            </w:pPr>
+            <w:r>
+              <w:t xml:space="preserve">Central</w:t>
+            </w:r>
+          </w:p>
+        </w:tc>
+        <w:tc>
+          <w:tcPr>
+            <w:tcW w:type="dxa" w:w="2039"/>
+            <w:tcBorders>
+              <w:top w:val="nil"/>
+              <w:left w:val="nil"/>
+              <w:bottom w:val="single" w:sz="6" w:space="0" w:color="000000"/>
+              <w:right w:val="nil"/>
+            </w:tcBorders>
+          </w:tcPr>
+          <w:p>
+            <w:pPr>
+              <w:pStyle w:val="Compact"/>
+              <w:jc w:val="right"/>
+            </w:pPr>
+            <w:r>
+              <w:t xml:space="preserve">Eccentric</w:t>
+            </w:r>
+          </w:p>
+        </w:tc>
+      </w:tr>
+      <w:tr>
+        <w:trPr>
+          <w:cantSplit/>
+        </w:trPr>
+        <w:tc>
+          <w:tcPr>
+            <w:tcW w:type="dxa" w:w="3146"/>
+          </w:tcPr>
+          <w:p>
+            <w:pPr>
+              <w:pStyle w:val="Compact"/>
+              <w:jc w:val="left"/>
+            </w:pPr>
+            <w:r>
+              <w:t xml:space="preserve">N8, side span, 0.4</w:t>
+            </w:r>
+            <m:oMath>
+              <m:r>
+                <m:t>L</m:t>
+              </m:r>
+            </m:oMath>
+            <w:r>
+              <w:t xml:space="preserve"> </w:t>
+            </w:r>
+            <w:r>
+              <w:t xml:space="preserve">from T8</w:t>
+            </w:r>
+          </w:p>
+        </w:tc>
+        <w:tc>
+          <w:tcPr>
+            <w:tcW w:type="dxa" w:w="2233"/>
+          </w:tcPr>
+          <w:p>
+            <w:pPr>
+              <w:pStyle w:val="Compact"/>
+              <w:jc w:val="left"/>
+            </w:pPr>
+            <w:r>
+              <w:t xml:space="preserve">right edge</w:t>
+            </w:r>
+          </w:p>
+        </w:tc>
+        <w:tc>
+          <w:tcPr>
+            <w:tcW w:type="dxa" w:w="1650"/>
+          </w:tcPr>
+          <w:p>
+            <w:pPr>
+              <w:pStyle w:val="Compact"/>
+              <w:jc w:val="right"/>
+            </w:pPr>
+            <w:r>
+              <w:t xml:space="preserve">5.32</w:t>
+            </w:r>
+          </w:p>
+        </w:tc>
+        <w:tc>
+          <w:tcPr>
+            <w:tcW w:type="dxa" w:w="2039"/>
+          </w:tcPr>
+          <w:p>
+            <w:pPr>
+              <w:pStyle w:val="Compact"/>
+              <w:jc w:val="right"/>
+            </w:pPr>
+            <w:r>
+              <w:t xml:space="preserve">5.91</w:t>
+            </w:r>
+          </w:p>
+        </w:tc>
+      </w:tr>
+      <w:tr>
+        <w:trPr>
+          <w:cantSplit/>
+        </w:trPr>
+        <w:tc>
+          <w:tcPr>
+            <w:tcW w:type="dxa" w:w="3146"/>
+          </w:tcPr>
+          <w:p>
+            <w:pPr>
+              <w:pStyle w:val="Compact"/>
+              <w:jc w:val="left"/>
+            </w:pPr>
+            <w:r>
+              <w:t xml:space="preserve">N8, side span, 0.4</w:t>
+            </w:r>
+            <m:oMath>
+              <m:r>
+                <m:t>L</m:t>
+              </m:r>
+            </m:oMath>
+            <w:r>
+              <w:t xml:space="preserve"> </w:t>
+            </w:r>
+            <w:r>
+              <w:t xml:space="preserve">from T8</w:t>
+            </w:r>
+          </w:p>
+        </w:tc>
+        <w:tc>
+          <w:tcPr>
+            <w:tcW w:type="dxa" w:w="2233"/>
+          </w:tcPr>
+          <w:p>
+            <w:pPr>
+              <w:pStyle w:val="Compact"/>
+              <w:jc w:val="left"/>
+            </w:pPr>
+            <w:r>
+              <w:t xml:space="preserve">centerline</w:t>
+            </w:r>
+          </w:p>
+        </w:tc>
+        <w:tc>
+          <w:tcPr>
+            <w:tcW w:type="dxa" w:w="1650"/>
+          </w:tcPr>
+          <w:p>
+            <w:pPr>
+              <w:pStyle w:val="Compact"/>
+              <w:jc w:val="right"/>
+            </w:pPr>
+            <w:r>
+              <w:t xml:space="preserve">5.56</w:t>
+            </w:r>
+          </w:p>
+        </w:tc>
+        <w:tc>
+          <w:tcPr>
+            <w:tcW w:type="dxa" w:w="2039"/>
+          </w:tcPr>
+          <w:p>
+            <w:pPr>
+              <w:pStyle w:val="Compact"/>
+              <w:jc w:val="right"/>
+            </w:pPr>
+            <w:r>
+              <w:t xml:space="preserve">5.55</w:t>
+            </w:r>
+          </w:p>
+        </w:tc>
+      </w:tr>
+      <w:tr>
+        <w:trPr>
+          <w:cantSplit/>
+        </w:trPr>
+        <w:tc>
+          <w:tcPr>
+            <w:tcW w:type="dxa" w:w="3146"/>
+          </w:tcPr>
+          <w:p>
+            <w:pPr>
+              <w:pStyle w:val="Compact"/>
+              <w:jc w:val="left"/>
+            </w:pPr>
+            <w:r>
+              <w:t xml:space="preserve">N8, side span, 0.4</w:t>
+            </w:r>
+            <m:oMath>
+              <m:r>
+                <m:t>L</m:t>
+              </m:r>
+            </m:oMath>
+            <w:r>
+              <w:t xml:space="preserve"> </w:t>
+            </w:r>
+            <w:r>
+              <w:t xml:space="preserve">from T8</w:t>
+            </w:r>
+          </w:p>
+        </w:tc>
+        <w:tc>
+          <w:tcPr>
+            <w:tcW w:type="dxa" w:w="2233"/>
+          </w:tcPr>
+          <w:p>
+            <w:pPr>
+              <w:pStyle w:val="Compact"/>
+              <w:jc w:val="left"/>
+            </w:pPr>
+            <w:r>
+              <w:t xml:space="preserve">left edge</w:t>
+            </w:r>
+          </w:p>
+        </w:tc>
+        <w:tc>
+          <w:tcPr>
+            <w:tcW w:type="dxa" w:w="1650"/>
+          </w:tcPr>
+          <w:p>
+            <w:pPr>
+              <w:pStyle w:val="Compact"/>
+              <w:jc w:val="right"/>
+            </w:pPr>
+            <w:r>
+              <w:t xml:space="preserve">5.76</w:t>
+            </w:r>
+          </w:p>
+        </w:tc>
+        <w:tc>
+          <w:tcPr>
+            <w:tcW w:type="dxa" w:w="2039"/>
+          </w:tcPr>
+          <w:p>
+            <w:pPr>
+              <w:pStyle w:val="Compact"/>
+              <w:jc w:val="right"/>
+            </w:pPr>
+            <w:r>
+              <w:t xml:space="preserve">5.22</w:t>
+            </w:r>
+          </w:p>
+        </w:tc>
+      </w:tr>
+      <w:tr>
+        <w:trPr>
+          <w:cantSplit/>
+        </w:trPr>
+        <w:tc>
+          <w:tcPr>
+            <w:tcW w:type="dxa" w:w="3146"/>
+          </w:tcPr>
+          <w:p>
+            <w:pPr>
+              <w:pStyle w:val="Compact"/>
+              <w:jc w:val="left"/>
+            </w:pPr>
+            <w:r>
+              <w:t xml:space="preserve">N7, mid main span</w:t>
+            </w:r>
+          </w:p>
+        </w:tc>
+        <w:tc>
+          <w:tcPr>
+            <w:tcW w:type="dxa" w:w="2233"/>
+          </w:tcPr>
+          <w:p>
+            <w:pPr>
+              <w:pStyle w:val="Compact"/>
+              <w:jc w:val="left"/>
+            </w:pPr>
+            <w:r>
+              <w:t xml:space="preserve">right edge</w:t>
+            </w:r>
+          </w:p>
+        </w:tc>
+        <w:tc>
+          <w:tcPr>
+            <w:tcW w:type="dxa" w:w="1650"/>
+          </w:tcPr>
+          <w:p>
+            <w:pPr>
+              <w:pStyle w:val="Compact"/>
+              <w:jc w:val="right"/>
+            </w:pPr>
+            <w:r>
+              <w:t xml:space="preserve">14.68</w:t>
+            </w:r>
+          </w:p>
+        </w:tc>
+        <w:tc>
+          <w:tcPr>
+            <w:tcW w:type="dxa" w:w="2039"/>
+          </w:tcPr>
+          <w:p>
+            <w:pPr>
+              <w:pStyle w:val="Compact"/>
+              <w:jc w:val="right"/>
+            </w:pPr>
+            <w:r>
+              <w:t xml:space="preserve">14.62</w:t>
+            </w:r>
+          </w:p>
+        </w:tc>
+      </w:tr>
+      <w:tr>
+        <w:trPr>
+          <w:cantSplit/>
+        </w:trPr>
+        <w:tc>
+          <w:tcPr>
+            <w:tcW w:type="dxa" w:w="3146"/>
+          </w:tcPr>
+          <w:p>
+            <w:pPr>
+              <w:pStyle w:val="Compact"/>
+              <w:jc w:val="left"/>
+            </w:pPr>
+            <w:r>
+              <w:t xml:space="preserve">N7, mid main span</w:t>
+            </w:r>
+          </w:p>
+        </w:tc>
+        <w:tc>
+          <w:tcPr>
+            <w:tcW w:type="dxa" w:w="2233"/>
+          </w:tcPr>
+          <w:p>
+            <w:pPr>
+              <w:pStyle w:val="Compact"/>
+              <w:jc w:val="left"/>
+            </w:pPr>
+            <w:r>
+              <w:t xml:space="preserve">centerline</w:t>
+            </w:r>
+          </w:p>
+        </w:tc>
+        <w:tc>
+          <w:tcPr>
+            <w:tcW w:type="dxa" w:w="1650"/>
+          </w:tcPr>
+          <w:p>
+            <w:pPr>
+              <w:pStyle w:val="Compact"/>
+              <w:jc w:val="right"/>
+            </w:pPr>
+            <w:r>
+              <w:t xml:space="preserve">15.24</w:t>
+            </w:r>
+          </w:p>
+        </w:tc>
+        <w:tc>
+          <w:tcPr>
+            <w:tcW w:type="dxa" w:w="2039"/>
+          </w:tcPr>
+          <w:p>
+            <w:pPr>
+              <w:pStyle w:val="Compact"/>
+              <w:jc w:val="right"/>
+            </w:pPr>
+            <w:r>
+              <w:t xml:space="preserve">15.51</w:t>
+            </w:r>
+          </w:p>
+        </w:tc>
+      </w:tr>
+      <w:tr>
+        <w:trPr>
+          <w:cantSplit/>
+        </w:trPr>
+        <w:tc>
+          <w:tcPr>
+            <w:tcW w:type="dxa" w:w="3146"/>
+          </w:tcPr>
+          <w:p>
+            <w:pPr>
+              <w:pStyle w:val="Compact"/>
+              <w:jc w:val="left"/>
+            </w:pPr>
+            <w:r>
+              <w:t xml:space="preserve">N7, mid main span</w:t>
+            </w:r>
+          </w:p>
+        </w:tc>
+        <w:tc>
+          <w:tcPr>
+            <w:tcW w:type="dxa" w:w="2233"/>
+          </w:tcPr>
+          <w:p>
+            <w:pPr>
+              <w:pStyle w:val="Compact"/>
+              <w:jc w:val="left"/>
+            </w:pPr>
+            <w:r>
+              <w:t xml:space="preserve">left edge</w:t>
+            </w:r>
+          </w:p>
+        </w:tc>
+        <w:tc>
+          <w:tcPr>
+            <w:tcW w:type="dxa" w:w="1650"/>
+          </w:tcPr>
+          <w:p>
+            <w:pPr>
+              <w:pStyle w:val="Compact"/>
+              <w:jc w:val="right"/>
+            </w:pPr>
+            <w:r>
+              <w:t xml:space="preserve">15.83</w:t>
+            </w:r>
+          </w:p>
+        </w:tc>
+        <w:tc>
+          <w:tcPr>
+            <w:tcW w:type="dxa" w:w="2039"/>
+          </w:tcPr>
+          <w:p>
+            <w:pPr>
+              <w:pStyle w:val="Compact"/>
+              <w:jc w:val="right"/>
+            </w:pPr>
+            <w:r>
+              <w:t xml:space="preserve">16.67</w:t>
+            </w:r>
+          </w:p>
+        </w:tc>
+      </w:tr>
+    </w:tbl>
+    <w:p>
+      <w:pPr>
+        <w:pStyle w:val="BodyText"/>
+        <w:keepNext/>
+      </w:pPr>
+      <w:r>
+        <w:rPr>
+          <w:bCs/>
+          <w:b/>
+        </w:rPr>
+        <w:t xml:space="preserve">Table S12.</w:t>
       </w:r>
       <w:r>
         <w:t xml:space="preserve"> </w:t>
@@ -16968,1399 +18913,6 @@
           <w:bCs/>
           <w:b/>
         </w:rPr>
-        <w:t xml:space="preserve">Table S11.</w:t>
-      </w:r>
-      <w:r>
-        <w:t xml:space="preserve"> </w:t>
-      </w:r>
-      <w:r>
-        <w:t xml:space="preserve">Mây Bridge acceptance test (June 2020): measured peak deflection (mm, downward positive) at the two gauge sections, at three measuring points across each section, under central and eccentric truck arrangements.</w:t>
-      </w:r>
-    </w:p>
-    <w:tbl>
-      <w:tblPr>
-        <w:tblStyle w:val="Table"/>
-        <w:tblW w:type="auto" w:w="0"/>
-        <w:tblLook w:firstRow="1" w:lastRow="0" w:firstColumn="0" w:lastColumn="0" w:noHBand="0" w:noVBand="0" w:val="0020"/>
-        <w:jc w:val="center"/>
-        <w:tblBorders>
-          <w:top w:val="single" w:sz="8" w:space="0" w:color="000000"/>
-          <w:left w:val="nil"/>
-          <w:bottom w:val="single" w:sz="8" w:space="0" w:color="000000"/>
-          <w:right w:val="nil"/>
-          <w:insideH w:val="nil"/>
-          <w:insideV w:val="nil"/>
-        </w:tblBorders>
-      </w:tblPr>
-      <w:tblGrid>
-        <w:gridCol w:w="3146"/>
-        <w:gridCol w:w="2233"/>
-        <w:gridCol w:w="1650"/>
-        <w:gridCol w:w="2039"/>
-      </w:tblGrid>
-      <w:tr>
-        <w:trPr>
-          <w:tblHeader w:val="true"/>
-          <w:tblHeader w:val="true"/>
-          <w:cantSplit/>
-        </w:trPr>
-        <w:tc>
-          <w:tcPr>
-            <w:tcW w:type="dxa" w:w="3146"/>
-            <w:tcBorders>
-              <w:top w:val="nil"/>
-              <w:left w:val="nil"/>
-              <w:bottom w:val="single" w:sz="6" w:space="0" w:color="000000"/>
-              <w:right w:val="nil"/>
-            </w:tcBorders>
-          </w:tcPr>
-          <w:p>
-            <w:pPr>
-              <w:pStyle w:val="Compact"/>
-              <w:jc w:val="left"/>
-            </w:pPr>
-            <w:r>
-              <w:t xml:space="preserve">Section</w:t>
-            </w:r>
-          </w:p>
-        </w:tc>
-        <w:tc>
-          <w:tcPr>
-            <w:tcW w:type="dxa" w:w="2233"/>
-            <w:tcBorders>
-              <w:top w:val="nil"/>
-              <w:left w:val="nil"/>
-              <w:bottom w:val="single" w:sz="6" w:space="0" w:color="000000"/>
-              <w:right w:val="nil"/>
-            </w:tcBorders>
-          </w:tcPr>
-          <w:p>
-            <w:pPr>
-              <w:pStyle w:val="Compact"/>
-              <w:jc w:val="left"/>
-            </w:pPr>
-            <w:r>
-              <w:t xml:space="preserve">Measuring point</w:t>
-            </w:r>
-          </w:p>
-        </w:tc>
-        <w:tc>
-          <w:tcPr>
-            <w:tcW w:type="dxa" w:w="1650"/>
-            <w:tcBorders>
-              <w:top w:val="nil"/>
-              <w:left w:val="nil"/>
-              <w:bottom w:val="single" w:sz="6" w:space="0" w:color="000000"/>
-              <w:right w:val="nil"/>
-            </w:tcBorders>
-          </w:tcPr>
-          <w:p>
-            <w:pPr>
-              <w:pStyle w:val="Compact"/>
-              <w:jc w:val="right"/>
-            </w:pPr>
-            <w:r>
-              <w:t xml:space="preserve">Central</w:t>
-            </w:r>
-          </w:p>
-        </w:tc>
-        <w:tc>
-          <w:tcPr>
-            <w:tcW w:type="dxa" w:w="2039"/>
-            <w:tcBorders>
-              <w:top w:val="nil"/>
-              <w:left w:val="nil"/>
-              <w:bottom w:val="single" w:sz="6" w:space="0" w:color="000000"/>
-              <w:right w:val="nil"/>
-            </w:tcBorders>
-          </w:tcPr>
-          <w:p>
-            <w:pPr>
-              <w:pStyle w:val="Compact"/>
-              <w:jc w:val="right"/>
-            </w:pPr>
-            <w:r>
-              <w:t xml:space="preserve">Eccentric</w:t>
-            </w:r>
-          </w:p>
-        </w:tc>
-      </w:tr>
-      <w:tr>
-        <w:trPr>
-          <w:cantSplit/>
-        </w:trPr>
-        <w:tc>
-          <w:tcPr>
-            <w:tcW w:type="dxa" w:w="3146"/>
-          </w:tcPr>
-          <w:p>
-            <w:pPr>
-              <w:pStyle w:val="Compact"/>
-              <w:jc w:val="left"/>
-            </w:pPr>
-            <w:r>
-              <w:t xml:space="preserve">N8, side span, 0.4L from T8</w:t>
-            </w:r>
-          </w:p>
-        </w:tc>
-        <w:tc>
-          <w:tcPr>
-            <w:tcW w:type="dxa" w:w="2233"/>
-          </w:tcPr>
-          <w:p>
-            <w:pPr>
-              <w:pStyle w:val="Compact"/>
-              <w:jc w:val="left"/>
-            </w:pPr>
-            <w:r>
-              <w:t xml:space="preserve">right edge</w:t>
-            </w:r>
-          </w:p>
-        </w:tc>
-        <w:tc>
-          <w:tcPr>
-            <w:tcW w:type="dxa" w:w="1650"/>
-          </w:tcPr>
-          <w:p>
-            <w:pPr>
-              <w:pStyle w:val="Compact"/>
-              <w:jc w:val="right"/>
-            </w:pPr>
-            <w:r>
-              <w:t xml:space="preserve">5.32</w:t>
-            </w:r>
-          </w:p>
-        </w:tc>
-        <w:tc>
-          <w:tcPr>
-            <w:tcW w:type="dxa" w:w="2039"/>
-          </w:tcPr>
-          <w:p>
-            <w:pPr>
-              <w:pStyle w:val="Compact"/>
-              <w:jc w:val="right"/>
-            </w:pPr>
-            <w:r>
-              <w:t xml:space="preserve">5.91</w:t>
-            </w:r>
-          </w:p>
-        </w:tc>
-      </w:tr>
-      <w:tr>
-        <w:trPr>
-          <w:cantSplit/>
-        </w:trPr>
-        <w:tc>
-          <w:tcPr>
-            <w:tcW w:type="dxa" w:w="3146"/>
-          </w:tcPr>
-          <w:p>
-            <w:pPr>
-              <w:pStyle w:val="Compact"/>
-              <w:jc w:val="left"/>
-            </w:pPr>
-            <w:r>
-              <w:t xml:space="preserve">N8, side span, 0.4L from T8</w:t>
-            </w:r>
-          </w:p>
-        </w:tc>
-        <w:tc>
-          <w:tcPr>
-            <w:tcW w:type="dxa" w:w="2233"/>
-          </w:tcPr>
-          <w:p>
-            <w:pPr>
-              <w:pStyle w:val="Compact"/>
-              <w:jc w:val="left"/>
-            </w:pPr>
-            <w:r>
-              <w:t xml:space="preserve">centerline</w:t>
-            </w:r>
-          </w:p>
-        </w:tc>
-        <w:tc>
-          <w:tcPr>
-            <w:tcW w:type="dxa" w:w="1650"/>
-          </w:tcPr>
-          <w:p>
-            <w:pPr>
-              <w:pStyle w:val="Compact"/>
-              <w:jc w:val="right"/>
-            </w:pPr>
-            <w:r>
-              <w:t xml:space="preserve">5.56</w:t>
-            </w:r>
-          </w:p>
-        </w:tc>
-        <w:tc>
-          <w:tcPr>
-            <w:tcW w:type="dxa" w:w="2039"/>
-          </w:tcPr>
-          <w:p>
-            <w:pPr>
-              <w:pStyle w:val="Compact"/>
-              <w:jc w:val="right"/>
-            </w:pPr>
-            <w:r>
-              <w:t xml:space="preserve">5.55</w:t>
-            </w:r>
-          </w:p>
-        </w:tc>
-      </w:tr>
-      <w:tr>
-        <w:trPr>
-          <w:cantSplit/>
-        </w:trPr>
-        <w:tc>
-          <w:tcPr>
-            <w:tcW w:type="dxa" w:w="3146"/>
-          </w:tcPr>
-          <w:p>
-            <w:pPr>
-              <w:pStyle w:val="Compact"/>
-              <w:jc w:val="left"/>
-            </w:pPr>
-            <w:r>
-              <w:t xml:space="preserve">N8, side span, 0.4L from T8</w:t>
-            </w:r>
-          </w:p>
-        </w:tc>
-        <w:tc>
-          <w:tcPr>
-            <w:tcW w:type="dxa" w:w="2233"/>
-          </w:tcPr>
-          <w:p>
-            <w:pPr>
-              <w:pStyle w:val="Compact"/>
-              <w:jc w:val="left"/>
-            </w:pPr>
-            <w:r>
-              <w:t xml:space="preserve">left edge</w:t>
-            </w:r>
-          </w:p>
-        </w:tc>
-        <w:tc>
-          <w:tcPr>
-            <w:tcW w:type="dxa" w:w="1650"/>
-          </w:tcPr>
-          <w:p>
-            <w:pPr>
-              <w:pStyle w:val="Compact"/>
-              <w:jc w:val="right"/>
-            </w:pPr>
-            <w:r>
-              <w:t xml:space="preserve">5.76</w:t>
-            </w:r>
-          </w:p>
-        </w:tc>
-        <w:tc>
-          <w:tcPr>
-            <w:tcW w:type="dxa" w:w="2039"/>
-          </w:tcPr>
-          <w:p>
-            <w:pPr>
-              <w:pStyle w:val="Compact"/>
-              <w:jc w:val="right"/>
-            </w:pPr>
-            <w:r>
-              <w:t xml:space="preserve">5.22</w:t>
-            </w:r>
-          </w:p>
-        </w:tc>
-      </w:tr>
-      <w:tr>
-        <w:trPr>
-          <w:cantSplit/>
-        </w:trPr>
-        <w:tc>
-          <w:tcPr>
-            <w:tcW w:type="dxa" w:w="3146"/>
-          </w:tcPr>
-          <w:p>
-            <w:pPr>
-              <w:pStyle w:val="Compact"/>
-              <w:jc w:val="left"/>
-            </w:pPr>
-            <w:r>
-              <w:t xml:space="preserve">N7, mid main span</w:t>
-            </w:r>
-          </w:p>
-        </w:tc>
-        <w:tc>
-          <w:tcPr>
-            <w:tcW w:type="dxa" w:w="2233"/>
-          </w:tcPr>
-          <w:p>
-            <w:pPr>
-              <w:pStyle w:val="Compact"/>
-              <w:jc w:val="left"/>
-            </w:pPr>
-            <w:r>
-              <w:t xml:space="preserve">right edge</w:t>
-            </w:r>
-          </w:p>
-        </w:tc>
-        <w:tc>
-          <w:tcPr>
-            <w:tcW w:type="dxa" w:w="1650"/>
-          </w:tcPr>
-          <w:p>
-            <w:pPr>
-              <w:pStyle w:val="Compact"/>
-              <w:jc w:val="right"/>
-            </w:pPr>
-            <w:r>
-              <w:t xml:space="preserve">14.68</w:t>
-            </w:r>
-          </w:p>
-        </w:tc>
-        <w:tc>
-          <w:tcPr>
-            <w:tcW w:type="dxa" w:w="2039"/>
-          </w:tcPr>
-          <w:p>
-            <w:pPr>
-              <w:pStyle w:val="Compact"/>
-              <w:jc w:val="right"/>
-            </w:pPr>
-            <w:r>
-              <w:t xml:space="preserve">14.62</w:t>
-            </w:r>
-          </w:p>
-        </w:tc>
-      </w:tr>
-      <w:tr>
-        <w:trPr>
-          <w:cantSplit/>
-        </w:trPr>
-        <w:tc>
-          <w:tcPr>
-            <w:tcW w:type="dxa" w:w="3146"/>
-          </w:tcPr>
-          <w:p>
-            <w:pPr>
-              <w:pStyle w:val="Compact"/>
-              <w:jc w:val="left"/>
-            </w:pPr>
-            <w:r>
-              <w:t xml:space="preserve">N7, mid main span</w:t>
-            </w:r>
-          </w:p>
-        </w:tc>
-        <w:tc>
-          <w:tcPr>
-            <w:tcW w:type="dxa" w:w="2233"/>
-          </w:tcPr>
-          <w:p>
-            <w:pPr>
-              <w:pStyle w:val="Compact"/>
-              <w:jc w:val="left"/>
-            </w:pPr>
-            <w:r>
-              <w:t xml:space="preserve">centerline</w:t>
-            </w:r>
-          </w:p>
-        </w:tc>
-        <w:tc>
-          <w:tcPr>
-            <w:tcW w:type="dxa" w:w="1650"/>
-          </w:tcPr>
-          <w:p>
-            <w:pPr>
-              <w:pStyle w:val="Compact"/>
-              <w:jc w:val="right"/>
-            </w:pPr>
-            <w:r>
-              <w:t xml:space="preserve">15.24</w:t>
-            </w:r>
-          </w:p>
-        </w:tc>
-        <w:tc>
-          <w:tcPr>
-            <w:tcW w:type="dxa" w:w="2039"/>
-          </w:tcPr>
-          <w:p>
-            <w:pPr>
-              <w:pStyle w:val="Compact"/>
-              <w:jc w:val="right"/>
-            </w:pPr>
-            <w:r>
-              <w:t xml:space="preserve">15.51</w:t>
-            </w:r>
-          </w:p>
-        </w:tc>
-      </w:tr>
-      <w:tr>
-        <w:trPr>
-          <w:cantSplit/>
-        </w:trPr>
-        <w:tc>
-          <w:tcPr>
-            <w:tcW w:type="dxa" w:w="3146"/>
-          </w:tcPr>
-          <w:p>
-            <w:pPr>
-              <w:pStyle w:val="Compact"/>
-              <w:jc w:val="left"/>
-            </w:pPr>
-            <w:r>
-              <w:t xml:space="preserve">N7, mid main span</w:t>
-            </w:r>
-          </w:p>
-        </w:tc>
-        <w:tc>
-          <w:tcPr>
-            <w:tcW w:type="dxa" w:w="2233"/>
-          </w:tcPr>
-          <w:p>
-            <w:pPr>
-              <w:pStyle w:val="Compact"/>
-              <w:jc w:val="left"/>
-            </w:pPr>
-            <w:r>
-              <w:t xml:space="preserve">left edge</w:t>
-            </w:r>
-          </w:p>
-        </w:tc>
-        <w:tc>
-          <w:tcPr>
-            <w:tcW w:type="dxa" w:w="1650"/>
-          </w:tcPr>
-          <w:p>
-            <w:pPr>
-              <w:pStyle w:val="Compact"/>
-              <w:jc w:val="right"/>
-            </w:pPr>
-            <w:r>
-              <w:t xml:space="preserve">15.83</w:t>
-            </w:r>
-          </w:p>
-        </w:tc>
-        <w:tc>
-          <w:tcPr>
-            <w:tcW w:type="dxa" w:w="2039"/>
-          </w:tcPr>
-          <w:p>
-            <w:pPr>
-              <w:pStyle w:val="Compact"/>
-              <w:jc w:val="right"/>
-            </w:pPr>
-            <w:r>
-              <w:t xml:space="preserve">16.67</w:t>
-            </w:r>
-          </w:p>
-        </w:tc>
-      </w:tr>
-    </w:tbl>
-    <w:p>
-      <w:pPr>
-        <w:pStyle w:val="BodyText"/>
-        <w:keepNext/>
-      </w:pPr>
-      <w:r>
-        <w:rPr>
-          <w:bCs/>
-          <w:b/>
-        </w:rPr>
-        <w:t xml:space="preserve">Table S12.</w:t>
-      </w:r>
-      <w:r>
-        <w:t xml:space="preserve"> </w:t>
-      </w:r>
-      <w:r>
-        <w:t xml:space="preserve">Weighed 3-axle test trucks: gross weight and axle spacings (front to middle axle; middle to rear axle) and track width. Mean gross weight 25.06 t.</w:t>
-      </w:r>
-    </w:p>
-    <w:tbl>
-      <w:tblPr>
-        <w:tblStyle w:val="Table"/>
-        <w:tblW w:type="pct" w:w="5000"/>
-        <w:tblLook w:firstRow="1" w:lastRow="0" w:firstColumn="0" w:lastColumn="0" w:noHBand="0" w:noVBand="0" w:val="0020"/>
-        <w:jc w:val="center"/>
-        <w:tblBorders>
-          <w:top w:val="single" w:sz="8" w:space="0" w:color="000000"/>
-          <w:left w:val="nil"/>
-          <w:bottom w:val="single" w:sz="8" w:space="0" w:color="000000"/>
-          <w:right w:val="nil"/>
-          <w:insideH w:val="nil"/>
-          <w:insideV w:val="nil"/>
-        </w:tblBorders>
-      </w:tblPr>
-      <w:tblGrid>
-        <w:gridCol w:w="1218"/>
-        <w:gridCol w:w="1799"/>
-        <w:gridCol w:w="2473"/>
-        <w:gridCol w:w="2361"/>
-        <w:gridCol w:w="1218"/>
-      </w:tblGrid>
-      <w:tr>
-        <w:trPr>
-          <w:tblHeader w:val="true"/>
-          <w:tblHeader w:val="true"/>
-          <w:cantSplit/>
-        </w:trPr>
-        <w:tc>
-          <w:tcPr>
-            <w:tcW w:type="dxa" w:w="1218"/>
-            <w:tcBorders>
-              <w:top w:val="nil"/>
-              <w:left w:val="nil"/>
-              <w:bottom w:val="single" w:sz="6" w:space="0" w:color="000000"/>
-              <w:right w:val="nil"/>
-            </w:tcBorders>
-          </w:tcPr>
-          <w:p>
-            <w:pPr>
-              <w:pStyle w:val="Compact"/>
-              <w:jc w:val="right"/>
-            </w:pPr>
-            <w:r>
-              <w:t xml:space="preserve">Truck</w:t>
-            </w:r>
-          </w:p>
-        </w:tc>
-        <w:tc>
-          <w:tcPr>
-            <w:tcW w:type="dxa" w:w="1799"/>
-            <w:tcBorders>
-              <w:top w:val="nil"/>
-              <w:left w:val="nil"/>
-              <w:bottom w:val="single" w:sz="6" w:space="0" w:color="000000"/>
-              <w:right w:val="nil"/>
-            </w:tcBorders>
-          </w:tcPr>
-          <w:p>
-            <w:pPr>
-              <w:pStyle w:val="Compact"/>
-              <w:jc w:val="right"/>
-            </w:pPr>
-            <w:r>
-              <w:t xml:space="preserve">Gross weight (t)</w:t>
-            </w:r>
-          </w:p>
-        </w:tc>
-        <w:tc>
-          <w:tcPr>
-            <w:tcW w:type="dxa" w:w="2473"/>
-            <w:tcBorders>
-              <w:top w:val="nil"/>
-              <w:left w:val="nil"/>
-              <w:bottom w:val="single" w:sz="6" w:space="0" w:color="000000"/>
-              <w:right w:val="nil"/>
-            </w:tcBorders>
-          </w:tcPr>
-          <w:p>
-            <w:pPr>
-              <w:pStyle w:val="Compact"/>
-              <w:jc w:val="right"/>
-            </w:pPr>
-            <w:r>
-              <w:t xml:space="preserve">Front axle spacing (m)</w:t>
-            </w:r>
-          </w:p>
-        </w:tc>
-        <w:tc>
-          <w:tcPr>
-            <w:tcW w:type="dxa" w:w="2361"/>
-            <w:tcBorders>
-              <w:top w:val="nil"/>
-              <w:left w:val="nil"/>
-              <w:bottom w:val="single" w:sz="6" w:space="0" w:color="000000"/>
-              <w:right w:val="nil"/>
-            </w:tcBorders>
-          </w:tcPr>
-          <w:p>
-            <w:pPr>
-              <w:pStyle w:val="Compact"/>
-              <w:jc w:val="right"/>
-            </w:pPr>
-            <w:r>
-              <w:t xml:space="preserve">Rear axle spacing (m)</w:t>
-            </w:r>
-          </w:p>
-        </w:tc>
-        <w:tc>
-          <w:tcPr>
-            <w:tcW w:type="dxa" w:w="1218"/>
-            <w:tcBorders>
-              <w:top w:val="nil"/>
-              <w:left w:val="nil"/>
-              <w:bottom w:val="single" w:sz="6" w:space="0" w:color="000000"/>
-              <w:right w:val="nil"/>
-            </w:tcBorders>
-          </w:tcPr>
-          <w:p>
-            <w:pPr>
-              <w:pStyle w:val="Compact"/>
-              <w:jc w:val="right"/>
-            </w:pPr>
-            <w:r>
-              <w:t xml:space="preserve">Track (m)</w:t>
-            </w:r>
-          </w:p>
-        </w:tc>
-      </w:tr>
-      <w:tr>
-        <w:trPr>
-          <w:cantSplit/>
-        </w:trPr>
-        <w:tc>
-          <w:tcPr>
-            <w:tcW w:type="dxa" w:w="1218"/>
-          </w:tcPr>
-          <w:p>
-            <w:pPr>
-              <w:pStyle w:val="Compact"/>
-              <w:jc w:val="right"/>
-            </w:pPr>
-            <w:r>
-              <w:t xml:space="preserve">1</w:t>
-            </w:r>
-          </w:p>
-        </w:tc>
-        <w:tc>
-          <w:tcPr>
-            <w:tcW w:type="dxa" w:w="1799"/>
-          </w:tcPr>
-          <w:p>
-            <w:pPr>
-              <w:pStyle w:val="Compact"/>
-              <w:jc w:val="right"/>
-            </w:pPr>
-            <w:r>
-              <w:t xml:space="preserve">24.7</w:t>
-            </w:r>
-          </w:p>
-        </w:tc>
-        <w:tc>
-          <w:tcPr>
-            <w:tcW w:type="dxa" w:w="2473"/>
-          </w:tcPr>
-          <w:p>
-            <w:pPr>
-              <w:pStyle w:val="Compact"/>
-              <w:jc w:val="right"/>
-            </w:pPr>
-            <w:r>
-              <w:t xml:space="preserve">3.45</w:t>
-            </w:r>
-          </w:p>
-        </w:tc>
-        <w:tc>
-          <w:tcPr>
-            <w:tcW w:type="dxa" w:w="2361"/>
-          </w:tcPr>
-          <w:p>
-            <w:pPr>
-              <w:pStyle w:val="Compact"/>
-              <w:jc w:val="right"/>
-            </w:pPr>
-            <w:r>
-              <w:t xml:space="preserve">1.35</w:t>
-            </w:r>
-          </w:p>
-        </w:tc>
-        <w:tc>
-          <w:tcPr>
-            <w:tcW w:type="dxa" w:w="1218"/>
-          </w:tcPr>
-          <w:p>
-            <w:pPr>
-              <w:pStyle w:val="Compact"/>
-              <w:jc w:val="right"/>
-            </w:pPr>
-            <w:r>
-              <w:t xml:space="preserve">1.9</w:t>
-            </w:r>
-          </w:p>
-        </w:tc>
-      </w:tr>
-      <w:tr>
-        <w:trPr>
-          <w:cantSplit/>
-        </w:trPr>
-        <w:tc>
-          <w:tcPr>
-            <w:tcW w:type="dxa" w:w="1218"/>
-          </w:tcPr>
-          <w:p>
-            <w:pPr>
-              <w:pStyle w:val="Compact"/>
-              <w:jc w:val="right"/>
-            </w:pPr>
-            <w:r>
-              <w:t xml:space="preserve">2</w:t>
-            </w:r>
-          </w:p>
-        </w:tc>
-        <w:tc>
-          <w:tcPr>
-            <w:tcW w:type="dxa" w:w="1799"/>
-          </w:tcPr>
-          <w:p>
-            <w:pPr>
-              <w:pStyle w:val="Compact"/>
-              <w:jc w:val="right"/>
-            </w:pPr>
-            <w:r>
-              <w:t xml:space="preserve">25</w:t>
-            </w:r>
-          </w:p>
-        </w:tc>
-        <w:tc>
-          <w:tcPr>
-            <w:tcW w:type="dxa" w:w="2473"/>
-          </w:tcPr>
-          <w:p>
-            <w:pPr>
-              <w:pStyle w:val="Compact"/>
-              <w:jc w:val="right"/>
-            </w:pPr>
-            <w:r>
-              <w:t xml:space="preserve">3.65</w:t>
-            </w:r>
-          </w:p>
-        </w:tc>
-        <w:tc>
-          <w:tcPr>
-            <w:tcW w:type="dxa" w:w="2361"/>
-          </w:tcPr>
-          <w:p>
-            <w:pPr>
-              <w:pStyle w:val="Compact"/>
-              <w:jc w:val="right"/>
-            </w:pPr>
-            <w:r>
-              <w:t xml:space="preserve">1.45</w:t>
-            </w:r>
-          </w:p>
-        </w:tc>
-        <w:tc>
-          <w:tcPr>
-            <w:tcW w:type="dxa" w:w="1218"/>
-          </w:tcPr>
-          <w:p>
-            <w:pPr>
-              <w:pStyle w:val="Compact"/>
-              <w:jc w:val="right"/>
-            </w:pPr>
-            <w:r>
-              <w:t xml:space="preserve">1.85</w:t>
-            </w:r>
-          </w:p>
-        </w:tc>
-      </w:tr>
-      <w:tr>
-        <w:trPr>
-          <w:cantSplit/>
-        </w:trPr>
-        <w:tc>
-          <w:tcPr>
-            <w:tcW w:type="dxa" w:w="1218"/>
-          </w:tcPr>
-          <w:p>
-            <w:pPr>
-              <w:pStyle w:val="Compact"/>
-              <w:jc w:val="right"/>
-            </w:pPr>
-            <w:r>
-              <w:t xml:space="preserve">3</w:t>
-            </w:r>
-          </w:p>
-        </w:tc>
-        <w:tc>
-          <w:tcPr>
-            <w:tcW w:type="dxa" w:w="1799"/>
-          </w:tcPr>
-          <w:p>
-            <w:pPr>
-              <w:pStyle w:val="Compact"/>
-              <w:jc w:val="right"/>
-            </w:pPr>
-            <w:r>
-              <w:t xml:space="preserve">25.66</w:t>
-            </w:r>
-          </w:p>
-        </w:tc>
-        <w:tc>
-          <w:tcPr>
-            <w:tcW w:type="dxa" w:w="2473"/>
-          </w:tcPr>
-          <w:p>
-            <w:pPr>
-              <w:pStyle w:val="Compact"/>
-              <w:jc w:val="right"/>
-            </w:pPr>
-            <w:r>
-              <w:t xml:space="preserve">3.45</w:t>
-            </w:r>
-          </w:p>
-        </w:tc>
-        <w:tc>
-          <w:tcPr>
-            <w:tcW w:type="dxa" w:w="2361"/>
-          </w:tcPr>
-          <w:p>
-            <w:pPr>
-              <w:pStyle w:val="Compact"/>
-              <w:jc w:val="right"/>
-            </w:pPr>
-            <w:r>
-              <w:t xml:space="preserve">1.35</w:t>
-            </w:r>
-          </w:p>
-        </w:tc>
-        <w:tc>
-          <w:tcPr>
-            <w:tcW w:type="dxa" w:w="1218"/>
-          </w:tcPr>
-          <w:p>
-            <w:pPr>
-              <w:pStyle w:val="Compact"/>
-              <w:jc w:val="right"/>
-            </w:pPr>
-            <w:r>
-              <w:t xml:space="preserve">1.85</w:t>
-            </w:r>
-          </w:p>
-        </w:tc>
-      </w:tr>
-      <w:tr>
-        <w:trPr>
-          <w:cantSplit/>
-        </w:trPr>
-        <w:tc>
-          <w:tcPr>
-            <w:tcW w:type="dxa" w:w="1218"/>
-          </w:tcPr>
-          <w:p>
-            <w:pPr>
-              <w:pStyle w:val="Compact"/>
-              <w:jc w:val="right"/>
-            </w:pPr>
-            <w:r>
-              <w:t xml:space="preserve">4</w:t>
-            </w:r>
-          </w:p>
-        </w:tc>
-        <w:tc>
-          <w:tcPr>
-            <w:tcW w:type="dxa" w:w="1799"/>
-          </w:tcPr>
-          <w:p>
-            <w:pPr>
-              <w:pStyle w:val="Compact"/>
-              <w:jc w:val="right"/>
-            </w:pPr>
-            <w:r>
-              <w:t xml:space="preserve">25.06</w:t>
-            </w:r>
-          </w:p>
-        </w:tc>
-        <w:tc>
-          <w:tcPr>
-            <w:tcW w:type="dxa" w:w="2473"/>
-          </w:tcPr>
-          <w:p>
-            <w:pPr>
-              <w:pStyle w:val="Compact"/>
-              <w:jc w:val="right"/>
-            </w:pPr>
-            <w:r>
-              <w:t xml:space="preserve">3.85</w:t>
-            </w:r>
-          </w:p>
-        </w:tc>
-        <w:tc>
-          <w:tcPr>
-            <w:tcW w:type="dxa" w:w="2361"/>
-          </w:tcPr>
-          <w:p>
-            <w:pPr>
-              <w:pStyle w:val="Compact"/>
-              <w:jc w:val="right"/>
-            </w:pPr>
-            <w:r>
-              <w:t xml:space="preserve">1.35</w:t>
-            </w:r>
-          </w:p>
-        </w:tc>
-        <w:tc>
-          <w:tcPr>
-            <w:tcW w:type="dxa" w:w="1218"/>
-          </w:tcPr>
-          <w:p>
-            <w:pPr>
-              <w:pStyle w:val="Compact"/>
-              <w:jc w:val="right"/>
-            </w:pPr>
-            <w:r>
-              <w:t xml:space="preserve">1.85</w:t>
-            </w:r>
-          </w:p>
-        </w:tc>
-      </w:tr>
-      <w:tr>
-        <w:trPr>
-          <w:cantSplit/>
-        </w:trPr>
-        <w:tc>
-          <w:tcPr>
-            <w:tcW w:type="dxa" w:w="1218"/>
-          </w:tcPr>
-          <w:p>
-            <w:pPr>
-              <w:pStyle w:val="Compact"/>
-              <w:jc w:val="right"/>
-            </w:pPr>
-            <w:r>
-              <w:t xml:space="preserve">5</w:t>
-            </w:r>
-          </w:p>
-        </w:tc>
-        <w:tc>
-          <w:tcPr>
-            <w:tcW w:type="dxa" w:w="1799"/>
-          </w:tcPr>
-          <w:p>
-            <w:pPr>
-              <w:pStyle w:val="Compact"/>
-              <w:jc w:val="right"/>
-            </w:pPr>
-            <w:r>
-              <w:t xml:space="preserve">25.05</w:t>
-            </w:r>
-          </w:p>
-        </w:tc>
-        <w:tc>
-          <w:tcPr>
-            <w:tcW w:type="dxa" w:w="2473"/>
-          </w:tcPr>
-          <w:p>
-            <w:pPr>
-              <w:pStyle w:val="Compact"/>
-              <w:jc w:val="right"/>
-            </w:pPr>
-            <w:r>
-              <w:t xml:space="preserve">3.45</w:t>
-            </w:r>
-          </w:p>
-        </w:tc>
-        <w:tc>
-          <w:tcPr>
-            <w:tcW w:type="dxa" w:w="2361"/>
-          </w:tcPr>
-          <w:p>
-            <w:pPr>
-              <w:pStyle w:val="Compact"/>
-              <w:jc w:val="right"/>
-            </w:pPr>
-            <w:r>
-              <w:t xml:space="preserve">1.35</w:t>
-            </w:r>
-          </w:p>
-        </w:tc>
-        <w:tc>
-          <w:tcPr>
-            <w:tcW w:type="dxa" w:w="1218"/>
-          </w:tcPr>
-          <w:p>
-            <w:pPr>
-              <w:pStyle w:val="Compact"/>
-              <w:jc w:val="right"/>
-            </w:pPr>
-            <w:r>
-              <w:t xml:space="preserve">1.85</w:t>
-            </w:r>
-          </w:p>
-        </w:tc>
-      </w:tr>
-      <w:tr>
-        <w:trPr>
-          <w:cantSplit/>
-        </w:trPr>
-        <w:tc>
-          <w:tcPr>
-            <w:tcW w:type="dxa" w:w="1218"/>
-          </w:tcPr>
-          <w:p>
-            <w:pPr>
-              <w:pStyle w:val="Compact"/>
-              <w:jc w:val="right"/>
-            </w:pPr>
-            <w:r>
-              <w:t xml:space="preserve">6</w:t>
-            </w:r>
-          </w:p>
-        </w:tc>
-        <w:tc>
-          <w:tcPr>
-            <w:tcW w:type="dxa" w:w="1799"/>
-          </w:tcPr>
-          <w:p>
-            <w:pPr>
-              <w:pStyle w:val="Compact"/>
-              <w:jc w:val="right"/>
-            </w:pPr>
-            <w:r>
-              <w:t xml:space="preserve">25.3</w:t>
-            </w:r>
-          </w:p>
-        </w:tc>
-        <w:tc>
-          <w:tcPr>
-            <w:tcW w:type="dxa" w:w="2473"/>
-          </w:tcPr>
-          <w:p>
-            <w:pPr>
-              <w:pStyle w:val="Compact"/>
-              <w:jc w:val="right"/>
-            </w:pPr>
-            <w:r>
-              <w:t xml:space="preserve">3.65</w:t>
-            </w:r>
-          </w:p>
-        </w:tc>
-        <w:tc>
-          <w:tcPr>
-            <w:tcW w:type="dxa" w:w="2361"/>
-          </w:tcPr>
-          <w:p>
-            <w:pPr>
-              <w:pStyle w:val="Compact"/>
-              <w:jc w:val="right"/>
-            </w:pPr>
-            <w:r>
-              <w:t xml:space="preserve">1.45</w:t>
-            </w:r>
-          </w:p>
-        </w:tc>
-        <w:tc>
-          <w:tcPr>
-            <w:tcW w:type="dxa" w:w="1218"/>
-          </w:tcPr>
-          <w:p>
-            <w:pPr>
-              <w:pStyle w:val="Compact"/>
-              <w:jc w:val="right"/>
-            </w:pPr>
-            <w:r>
-              <w:t xml:space="preserve">1.85</w:t>
-            </w:r>
-          </w:p>
-        </w:tc>
-      </w:tr>
-      <w:tr>
-        <w:trPr>
-          <w:cantSplit/>
-        </w:trPr>
-        <w:tc>
-          <w:tcPr>
-            <w:tcW w:type="dxa" w:w="1218"/>
-          </w:tcPr>
-          <w:p>
-            <w:pPr>
-              <w:pStyle w:val="Compact"/>
-              <w:jc w:val="right"/>
-            </w:pPr>
-            <w:r>
-              <w:t xml:space="preserve">7</w:t>
-            </w:r>
-          </w:p>
-        </w:tc>
-        <w:tc>
-          <w:tcPr>
-            <w:tcW w:type="dxa" w:w="1799"/>
-          </w:tcPr>
-          <w:p>
-            <w:pPr>
-              <w:pStyle w:val="Compact"/>
-              <w:jc w:val="right"/>
-            </w:pPr>
-            <w:r>
-              <w:t xml:space="preserve">25.1</w:t>
-            </w:r>
-          </w:p>
-        </w:tc>
-        <w:tc>
-          <w:tcPr>
-            <w:tcW w:type="dxa" w:w="2473"/>
-          </w:tcPr>
-          <w:p>
-            <w:pPr>
-              <w:pStyle w:val="Compact"/>
-              <w:jc w:val="right"/>
-            </w:pPr>
-            <w:r>
-              <w:t xml:space="preserve">3.7</w:t>
-            </w:r>
-          </w:p>
-        </w:tc>
-        <w:tc>
-          <w:tcPr>
-            <w:tcW w:type="dxa" w:w="2361"/>
-          </w:tcPr>
-          <w:p>
-            <w:pPr>
-              <w:pStyle w:val="Compact"/>
-              <w:jc w:val="right"/>
-            </w:pPr>
-            <w:r>
-              <w:t xml:space="preserve">1.45</w:t>
-            </w:r>
-          </w:p>
-        </w:tc>
-        <w:tc>
-          <w:tcPr>
-            <w:tcW w:type="dxa" w:w="1218"/>
-          </w:tcPr>
-          <w:p>
-            <w:pPr>
-              <w:pStyle w:val="Compact"/>
-              <w:jc w:val="right"/>
-            </w:pPr>
-            <w:r>
-              <w:t xml:space="preserve">1.9</w:t>
-            </w:r>
-          </w:p>
-        </w:tc>
-      </w:tr>
-      <w:tr>
-        <w:trPr>
-          <w:cantSplit/>
-        </w:trPr>
-        <w:tc>
-          <w:tcPr>
-            <w:tcW w:type="dxa" w:w="1218"/>
-          </w:tcPr>
-          <w:p>
-            <w:pPr>
-              <w:pStyle w:val="Compact"/>
-              <w:jc w:val="right"/>
-            </w:pPr>
-            <w:r>
-              <w:t xml:space="preserve">8</w:t>
-            </w:r>
-          </w:p>
-        </w:tc>
-        <w:tc>
-          <w:tcPr>
-            <w:tcW w:type="dxa" w:w="1799"/>
-          </w:tcPr>
-          <w:p>
-            <w:pPr>
-              <w:pStyle w:val="Compact"/>
-              <w:jc w:val="right"/>
-            </w:pPr>
-            <w:r>
-              <w:t xml:space="preserve">25.5</w:t>
-            </w:r>
-          </w:p>
-        </w:tc>
-        <w:tc>
-          <w:tcPr>
-            <w:tcW w:type="dxa" w:w="2473"/>
-          </w:tcPr>
-          <w:p>
-            <w:pPr>
-              <w:pStyle w:val="Compact"/>
-              <w:jc w:val="right"/>
-            </w:pPr>
-            <w:r>
-              <w:t xml:space="preserve">3.65</w:t>
-            </w:r>
-          </w:p>
-        </w:tc>
-        <w:tc>
-          <w:tcPr>
-            <w:tcW w:type="dxa" w:w="2361"/>
-          </w:tcPr>
-          <w:p>
-            <w:pPr>
-              <w:pStyle w:val="Compact"/>
-              <w:jc w:val="right"/>
-            </w:pPr>
-            <w:r>
-              <w:t xml:space="preserve">1.45</w:t>
-            </w:r>
-          </w:p>
-        </w:tc>
-        <w:tc>
-          <w:tcPr>
-            <w:tcW w:type="dxa" w:w="1218"/>
-          </w:tcPr>
-          <w:p>
-            <w:pPr>
-              <w:pStyle w:val="Compact"/>
-              <w:jc w:val="right"/>
-            </w:pPr>
-            <w:r>
-              <w:t xml:space="preserve">1.9</w:t>
-            </w:r>
-          </w:p>
-        </w:tc>
-      </w:tr>
-      <w:tr>
-        <w:trPr>
-          <w:cantSplit/>
-        </w:trPr>
-        <w:tc>
-          <w:tcPr>
-            <w:tcW w:type="dxa" w:w="1218"/>
-          </w:tcPr>
-          <w:p>
-            <w:pPr>
-              <w:pStyle w:val="Compact"/>
-              <w:jc w:val="right"/>
-            </w:pPr>
-            <w:r>
-              <w:t xml:space="preserve">9</w:t>
-            </w:r>
-          </w:p>
-        </w:tc>
-        <w:tc>
-          <w:tcPr>
-            <w:tcW w:type="dxa" w:w="1799"/>
-          </w:tcPr>
-          <w:p>
-            <w:pPr>
-              <w:pStyle w:val="Compact"/>
-              <w:jc w:val="right"/>
-            </w:pPr>
-            <w:r>
-              <w:t xml:space="preserve">24.6</w:t>
-            </w:r>
-          </w:p>
-        </w:tc>
-        <w:tc>
-          <w:tcPr>
-            <w:tcW w:type="dxa" w:w="2473"/>
-          </w:tcPr>
-          <w:p>
-            <w:pPr>
-              <w:pStyle w:val="Compact"/>
-              <w:jc w:val="right"/>
-            </w:pPr>
-            <w:r>
-              <w:t xml:space="preserve">3.65</w:t>
-            </w:r>
-          </w:p>
-        </w:tc>
-        <w:tc>
-          <w:tcPr>
-            <w:tcW w:type="dxa" w:w="2361"/>
-          </w:tcPr>
-          <w:p>
-            <w:pPr>
-              <w:pStyle w:val="Compact"/>
-              <w:jc w:val="right"/>
-            </w:pPr>
-            <w:r>
-              <w:t xml:space="preserve">1.45</w:t>
-            </w:r>
-          </w:p>
-        </w:tc>
-        <w:tc>
-          <w:tcPr>
-            <w:tcW w:type="dxa" w:w="1218"/>
-          </w:tcPr>
-          <w:p>
-            <w:pPr>
-              <w:pStyle w:val="Compact"/>
-              <w:jc w:val="right"/>
-            </w:pPr>
-            <w:r>
-              <w:t xml:space="preserve">1.85</w:t>
-            </w:r>
-          </w:p>
-        </w:tc>
-      </w:tr>
-      <w:tr>
-        <w:trPr>
-          <w:cantSplit/>
-        </w:trPr>
-        <w:tc>
-          <w:tcPr>
-            <w:tcW w:type="dxa" w:w="1218"/>
-          </w:tcPr>
-          <w:p>
-            <w:pPr>
-              <w:pStyle w:val="Compact"/>
-              <w:jc w:val="right"/>
-            </w:pPr>
-            <w:r>
-              <w:t xml:space="preserve">10</w:t>
-            </w:r>
-          </w:p>
-        </w:tc>
-        <w:tc>
-          <w:tcPr>
-            <w:tcW w:type="dxa" w:w="1799"/>
-          </w:tcPr>
-          <w:p>
-            <w:pPr>
-              <w:pStyle w:val="Compact"/>
-              <w:jc w:val="right"/>
-            </w:pPr>
-            <w:r>
-              <w:t xml:space="preserve">24.6</w:t>
-            </w:r>
-          </w:p>
-        </w:tc>
-        <w:tc>
-          <w:tcPr>
-            <w:tcW w:type="dxa" w:w="2473"/>
-          </w:tcPr>
-          <w:p>
-            <w:pPr>
-              <w:pStyle w:val="Compact"/>
-              <w:jc w:val="right"/>
-            </w:pPr>
-            <w:r>
-              <w:t xml:space="preserve">3.6</w:t>
-            </w:r>
-          </w:p>
-        </w:tc>
-        <w:tc>
-          <w:tcPr>
-            <w:tcW w:type="dxa" w:w="2361"/>
-          </w:tcPr>
-          <w:p>
-            <w:pPr>
-              <w:pStyle w:val="Compact"/>
-              <w:jc w:val="right"/>
-            </w:pPr>
-            <w:r>
-              <w:t xml:space="preserve">1.45</w:t>
-            </w:r>
-          </w:p>
-        </w:tc>
-        <w:tc>
-          <w:tcPr>
-            <w:tcW w:type="dxa" w:w="1218"/>
-          </w:tcPr>
-          <w:p>
-            <w:pPr>
-              <w:pStyle w:val="Compact"/>
-              <w:jc w:val="right"/>
-            </w:pPr>
-            <w:r>
-              <w:t xml:space="preserve">1.85</w:t>
-            </w:r>
-          </w:p>
-        </w:tc>
-      </w:tr>
-    </w:tbl>
-    <w:p>
-      <w:pPr>
-        <w:pStyle w:val="BodyText"/>
-        <w:keepNext/>
-      </w:pPr>
-      <w:r>
-        <w:rPr>
-          <w:bCs/>
-          <w:b/>
-        </w:rPr>
         <w:t xml:space="preserve">Table S13.</w:t>
       </w:r>
       <w:r>
@@ -18738,7 +19290,30 @@
         <w:t xml:space="preserve"> </w:t>
       </w:r>
       <w:r>
-        <w:t xml:space="preserve">= 0.51–1.15; the haunched pinned-pier and fixed-pier rows give the extreme values over all model-form variants.</w:t>
+        <w:t xml:space="preserve">= 0.51–1.15; the haunched pinned-pier and fixed-pier rows give the extreme values over the haunch-length variants (</w:t>
+      </w:r>
+      <m:oMath>
+        <m:sSub>
+          <m:e>
+            <m:r>
+              <m:t>L</m:t>
+            </m:r>
+          </m:e>
+          <m:sub>
+            <m:r>
+              <m:rPr>
+                <m:sty m:val="p"/>
+              </m:rPr>
+              <m:t>v</m:t>
+            </m:r>
+          </m:sub>
+        </m:sSub>
+      </m:oMath>
+      <w:r>
+        <w:t xml:space="preserve"> </w:t>
+      </w:r>
+      <w:r>
+        <w:t xml:space="preserve">= 40–45 m).</w:t>
       </w:r>
       <w:r>
         <w:t xml:space="preserve"> </w:t>
@@ -18894,7 +19469,18 @@
               </m:sSub>
             </m:oMath>
             <w:r>
-              <w:t xml:space="preserve">, N8 at 0.4L (installed)</w:t>
+              <w:t xml:space="preserve">, N8 at 0.4</w:t>
+            </w:r>
+            <m:oMath>
+              <m:r>
+                <m:t>L</m:t>
+              </m:r>
+            </m:oMath>
+            <w:r>
+              <w:t xml:space="preserve"> </w:t>
+            </w:r>
+            <w:r>
+              <w:t xml:space="preserve">(installed)</w:t>
             </w:r>
           </w:p>
         </w:tc>
@@ -18987,8 +19573,13 @@
               </m:r>
             </m:oMath>
             <w:r>
-              <w:t xml:space="preserve">, N8 at 0.4L</w:t>
-            </w:r>
+              <w:t xml:space="preserve">, N8 at 0.4</w:t>
+            </w:r>
+            <m:oMath>
+              <m:r>
+                <m:t>L</m:t>
+              </m:r>
+            </m:oMath>
           </w:p>
         </w:tc>
         <w:tc>
@@ -20012,7 +20603,7 @@
         </m:sSub>
       </m:oMath>
       <w:r>
-        <w:t xml:space="preserve">. Figs. S16 and S17 show these records, which illustrate the baseline handling and the low-pass filtering recommended in Section S10.</w:t>
+        <w:t xml:space="preserve">. Figures S16 and S17 show these records, which illustrate the baseline handling and the low-pass filtering recommended in Section S10.</w:t>
       </w:r>
     </w:p>
     <w:p>
@@ -20160,7 +20751,7 @@
         <w:pStyle w:val="FirstParagraph"/>
       </w:pPr>
       <w:r>
-        <w:t xml:space="preserve">The budget below is indicative, not an evaluation according to the Guide to the Expression of Uncertainty in Measurement (GUM): several entries are scenario ranges and the correlations between terms are not quantified. To first order, the relative error of BPM is the sum of the relative errors of the rigidity, the gain, the speed and the offset term of Eq. (12), plus four times the relative error of the span length. SLM removes the structural terms, because they belong to</w:t>
+        <w:t xml:space="preserve">The budget below is indicative, not an evaluation according to the Guide to the Expression of Uncertainty in Measurement (GUM): several entries are scenario ranges and the correlations between terms are not quantified. To first order, the relative error of BPM is the sum of the relative errors of the rigidity, the gain, the speed and the offset term of Eq. (12), plus four times the relative error of the span length for deflection (two times for strain). SLM removes the structural terms, because they belong to</w:t>
       </w:r>
       <w:r>
         <w:t xml:space="preserve"> </w:t>
@@ -20262,7 +20853,7 @@
         <w:pStyle w:val="BodyText"/>
       </w:pPr>
       <w:r>
-        <w:t xml:space="preserve">Transverse position and multiple presence add further terms; Table S16 collects all terms. On the five-span girder the far-lane constant was 0.79 of the near-lane value. At the Mây Bridge the readings across one section differ by up to 2.05 mm in the eccentric N7 case, about 13 % of the mean reading. Several vehicles on the structure return their combined weight; on the five-span girder the two-truck events gave 0.92 of the prediction. A crossing of the 200 m Mây Bridge unit takes 12.4 s at 60 km/h, and every crossing that overlaps another vehicle in that window must be discarded or treated as a group. The fraction of usable isolated crossings was not quantified. In the laboratory, the reference record and the load-dependent growth of the integral ratio cause the SLM deviations of 0.6–0.7 %. In the field, the noise, the lane and the gauge position dominate, and the weight errors of single crossings, 5–12 % on these records, exceed the spread of the reference weights.</w:t>
+        <w:t xml:space="preserve">Transverse position and multiple presence add further terms; Table S16 collects all terms. On the five-span girder the far-lane constant was 0.79 of the near-lane value. At the Mây Bridge the readings across one section differ by up to 2.05 mm in the eccentric N7 case, about 13 % of the mean reading. Several vehicles on the structure return their combined weight; on the five-span girder the two-truck events gave 0.92 of the prediction. A crossing of the 200 m Mây Bridge unit, plus the wheelbase, takes 12.4 s at 60 km/h, and every crossing that overlaps another vehicle in that window must be discarded or treated as a group. The fraction of usable isolated crossings was not quantified. In the laboratory, the reference record and the load-dependent growth of the integral ratio cause the SLM deviations of 0.6–0.7 %. In the field, the noise, the lane and the gauge position dominate, and the weight errors of single crossings, 5–12 % on these records, exceed the spread of the reference weights.</w:t>
       </w:r>
     </w:p>
     <w:p>
@@ -20637,8 +21228,13 @@
               <w:jc w:val="left"/>
             </w:pPr>
             <w:r>
-              <w:t xml:space="preserve">N8, 0.4L</w:t>
-            </w:r>
+              <w:t xml:space="preserve">N8, 0.4</w:t>
+            </w:r>
+            <m:oMath>
+              <m:r>
+                <m:t>L</m:t>
+              </m:r>
+            </m:oMath>
           </w:p>
         </w:tc>
         <w:tc>
@@ -20762,10 +21358,10 @@
         </w:tblBorders>
       </w:tblPr>
       <w:tblGrid>
-        <w:gridCol w:w="2045"/>
-        <w:gridCol w:w="2114"/>
-        <w:gridCol w:w="2455"/>
-        <w:gridCol w:w="2455"/>
+        <w:gridCol w:w="2042"/>
+        <w:gridCol w:w="2124"/>
+        <w:gridCol w:w="2451"/>
+        <w:gridCol w:w="2451"/>
       </w:tblGrid>
       <w:tr>
         <w:trPr>
@@ -20775,7 +21371,7 @@
         </w:trPr>
         <w:tc>
           <w:tcPr>
-            <w:tcW w:type="dxa" w:w="2045"/>
+            <w:tcW w:type="dxa" w:w="2042"/>
             <w:tcBorders>
               <w:top w:val="nil"/>
               <w:left w:val="nil"/>
@@ -20795,7 +21391,7 @@
         </w:tc>
         <w:tc>
           <w:tcPr>
-            <w:tcW w:type="dxa" w:w="2114"/>
+            <w:tcW w:type="dxa" w:w="2124"/>
             <w:tcBorders>
               <w:top w:val="nil"/>
               <w:left w:val="nil"/>
@@ -20806,7 +21402,7 @@
           <w:p>
             <w:pPr>
               <w:pStyle w:val="Compact"/>
-              <w:jc w:val="right"/>
+              <w:jc w:val="left"/>
             </w:pPr>
             <w:r>
               <w:t xml:space="preserve">Sensitivity</w:t>
@@ -20815,7 +21411,7 @@
         </w:tc>
         <w:tc>
           <w:tcPr>
-            <w:tcW w:type="dxa" w:w="2455"/>
+            <w:tcW w:type="dxa" w:w="2451"/>
             <w:tcBorders>
               <w:top w:val="nil"/>
               <w:left w:val="nil"/>
@@ -20835,7 +21431,7 @@
         </w:tc>
         <w:tc>
           <w:tcPr>
-            <w:tcW w:type="dxa" w:w="2455"/>
+            <w:tcW w:type="dxa" w:w="2451"/>
             <w:tcBorders>
               <w:top w:val="nil"/>
               <w:left w:val="nil"/>
@@ -20860,7 +21456,7 @@
         </w:trPr>
         <w:tc>
           <w:tcPr>
-            <w:tcW w:type="dxa" w:w="2045"/>
+            <w:tcW w:type="dxa" w:w="2042"/>
           </w:tcPr>
           <w:p>
             <w:pPr>
@@ -20885,12 +21481,12 @@
         </w:tc>
         <w:tc>
           <w:tcPr>
-            <w:tcW w:type="dxa" w:w="2114"/>
-          </w:tcPr>
-          <w:p>
-            <w:pPr>
-              <w:pStyle w:val="Compact"/>
-              <w:jc w:val="right"/>
+            <w:tcW w:type="dxa" w:w="2124"/>
+          </w:tcPr>
+          <w:p>
+            <w:pPr>
+              <w:pStyle w:val="Compact"/>
+              <w:jc w:val="left"/>
             </w:pPr>
             <w:r>
               <w:t xml:space="preserve">1</w:t>
@@ -20899,7 +21495,7 @@
         </w:tc>
         <w:tc>
           <w:tcPr>
-            <w:tcW w:type="dxa" w:w="2455"/>
+            <w:tcW w:type="dxa" w:w="2451"/>
           </w:tcPr>
           <w:p>
             <w:pPr>
@@ -20913,7 +21509,7 @@
         </w:tc>
         <w:tc>
           <w:tcPr>
-            <w:tcW w:type="dxa" w:w="2455"/>
+            <w:tcW w:type="dxa" w:w="2451"/>
           </w:tcPr>
           <w:p>
             <w:pPr>
@@ -20932,7 +21528,7 @@
         </w:trPr>
         <w:tc>
           <w:tcPr>
-            <w:tcW w:type="dxa" w:w="2045"/>
+            <w:tcW w:type="dxa" w:w="2042"/>
           </w:tcPr>
           <w:p>
             <w:pPr>
@@ -20946,21 +21542,21 @@
         </w:tc>
         <w:tc>
           <w:tcPr>
-            <w:tcW w:type="dxa" w:w="2114"/>
-          </w:tcPr>
-          <w:p>
-            <w:pPr>
-              <w:pStyle w:val="Compact"/>
-              <w:jc w:val="right"/>
-            </w:pPr>
-            <w:r>
-              <w:t xml:space="preserve">4</w:t>
-            </w:r>
-          </w:p>
-        </w:tc>
-        <w:tc>
-          <w:tcPr>
-            <w:tcW w:type="dxa" w:w="2455"/>
+            <w:tcW w:type="dxa" w:w="2124"/>
+          </w:tcPr>
+          <w:p>
+            <w:pPr>
+              <w:pStyle w:val="Compact"/>
+              <w:jc w:val="left"/>
+            </w:pPr>
+            <w:r>
+              <w:t xml:space="preserve">4 (deflection), 2 (strain)</w:t>
+            </w:r>
+          </w:p>
+        </w:tc>
+        <w:tc>
+          <w:tcPr>
+            <w:tcW w:type="dxa" w:w="2451"/>
           </w:tcPr>
           <w:p>
             <w:pPr>
@@ -20974,7 +21570,7 @@
         </w:tc>
         <w:tc>
           <w:tcPr>
-            <w:tcW w:type="dxa" w:w="2455"/>
+            <w:tcW w:type="dxa" w:w="2451"/>
           </w:tcPr>
           <w:p>
             <w:pPr>
@@ -20993,7 +21589,7 @@
         </w:trPr>
         <w:tc>
           <w:tcPr>
-            <w:tcW w:type="dxa" w:w="2045"/>
+            <w:tcW w:type="dxa" w:w="2042"/>
           </w:tcPr>
           <w:p>
             <w:pPr>
@@ -21007,12 +21603,12 @@
         </w:tc>
         <w:tc>
           <w:tcPr>
-            <w:tcW w:type="dxa" w:w="2114"/>
-          </w:tcPr>
-          <w:p>
-            <w:pPr>
-              <w:pStyle w:val="Compact"/>
-              <w:jc w:val="right"/>
+            <w:tcW w:type="dxa" w:w="2124"/>
+          </w:tcPr>
+          <w:p>
+            <w:pPr>
+              <w:pStyle w:val="Compact"/>
+              <w:jc w:val="left"/>
             </w:pPr>
             <w:r>
               <w:t xml:space="preserve">1</w:t>
@@ -21021,7 +21617,7 @@
         </w:tc>
         <w:tc>
           <w:tcPr>
-            <w:tcW w:type="dxa" w:w="2455"/>
+            <w:tcW w:type="dxa" w:w="2451"/>
           </w:tcPr>
           <w:p>
             <w:pPr>
@@ -21035,7 +21631,7 @@
         </w:tc>
         <w:tc>
           <w:tcPr>
-            <w:tcW w:type="dxa" w:w="2455"/>
+            <w:tcW w:type="dxa" w:w="2451"/>
           </w:tcPr>
           <w:p>
             <w:pPr>
@@ -21054,7 +21650,7 @@
         </w:trPr>
         <w:tc>
           <w:tcPr>
-            <w:tcW w:type="dxa" w:w="2045"/>
+            <w:tcW w:type="dxa" w:w="2042"/>
           </w:tcPr>
           <w:p>
             <w:pPr>
@@ -21085,12 +21681,12 @@
         </w:tc>
         <w:tc>
           <w:tcPr>
-            <w:tcW w:type="dxa" w:w="2114"/>
-          </w:tcPr>
-          <w:p>
-            <w:pPr>
-              <w:pStyle w:val="Compact"/>
-              <w:jc w:val="right"/>
+            <w:tcW w:type="dxa" w:w="2124"/>
+          </w:tcPr>
+          <w:p>
+            <w:pPr>
+              <w:pStyle w:val="Compact"/>
+              <w:jc w:val="left"/>
             </w:pPr>
             <w:r>
               <w:t xml:space="preserve">1</w:t>
@@ -21099,7 +21695,7 @@
         </w:tc>
         <w:tc>
           <w:tcPr>
-            <w:tcW w:type="dxa" w:w="2455"/>
+            <w:tcW w:type="dxa" w:w="2451"/>
           </w:tcPr>
           <w:p>
             <w:pPr>
@@ -21113,15 +21709,15 @@
         </w:tc>
         <w:tc>
           <w:tcPr>
-            <w:tcW w:type="dxa" w:w="2455"/>
-          </w:tcPr>
-          <w:p>
-            <w:pPr>
-              <w:pStyle w:val="Compact"/>
-              <w:jc w:val="left"/>
-            </w:pPr>
-            <w:r>
-              <w:t xml:space="preserve">laboratory: OIML class M1 weights; field: day-1 weights driver-reported</w:t>
+            <w:tcW w:type="dxa" w:w="2451"/>
+          </w:tcPr>
+          <w:p>
+            <w:pPr>
+              <w:pStyle w:val="Compact"/>
+              <w:jc w:val="left"/>
+            </w:pPr>
+            <w:r>
+              <w:t xml:space="preserve">laboratory: International Organization of Legal Metrology (OIML) class M1 weights; field: day-1 weights driver-reported</w:t>
             </w:r>
           </w:p>
         </w:tc>
@@ -21132,7 +21728,7 @@
         </w:trPr>
         <w:tc>
           <w:tcPr>
-            <w:tcW w:type="dxa" w:w="2045"/>
+            <w:tcW w:type="dxa" w:w="2042"/>
           </w:tcPr>
           <w:p>
             <w:pPr>
@@ -21163,12 +21759,12 @@
         </w:tc>
         <w:tc>
           <w:tcPr>
-            <w:tcW w:type="dxa" w:w="2114"/>
-          </w:tcPr>
-          <w:p>
-            <w:pPr>
-              <w:pStyle w:val="Compact"/>
-              <w:jc w:val="right"/>
+            <w:tcW w:type="dxa" w:w="2124"/>
+          </w:tcPr>
+          <w:p>
+            <w:pPr>
+              <w:pStyle w:val="Compact"/>
+              <w:jc w:val="left"/>
             </w:pPr>
             <m:oMath>
               <m:sSub>
@@ -21206,7 +21802,7 @@
         </w:tc>
         <w:tc>
           <w:tcPr>
-            <w:tcW w:type="dxa" w:w="2455"/>
+            <w:tcW w:type="dxa" w:w="2451"/>
           </w:tcPr>
           <w:p>
             <w:pPr>
@@ -21220,7 +21816,7 @@
         </w:tc>
         <w:tc>
           <w:tcPr>
-            <w:tcW w:type="dxa" w:w="2455"/>
+            <w:tcW w:type="dxa" w:w="2451"/>
           </w:tcPr>
           <w:p>
             <w:pPr>
@@ -21239,7 +21835,7 @@
         </w:trPr>
         <w:tc>
           <w:tcPr>
-            <w:tcW w:type="dxa" w:w="2045"/>
+            <w:tcW w:type="dxa" w:w="2042"/>
           </w:tcPr>
           <w:p>
             <w:pPr>
@@ -21253,12 +21849,12 @@
         </w:tc>
         <w:tc>
           <w:tcPr>
-            <w:tcW w:type="dxa" w:w="2114"/>
-          </w:tcPr>
-          <w:p>
-            <w:pPr>
-              <w:pStyle w:val="Compact"/>
-              <w:jc w:val="right"/>
+            <w:tcW w:type="dxa" w:w="2124"/>
+          </w:tcPr>
+          <w:p>
+            <w:pPr>
+              <w:pStyle w:val="Compact"/>
+              <w:jc w:val="left"/>
             </w:pPr>
             <w:r>
               <w:t xml:space="preserve">1</w:t>
@@ -21267,7 +21863,7 @@
         </w:tc>
         <w:tc>
           <w:tcPr>
-            <w:tcW w:type="dxa" w:w="2455"/>
+            <w:tcW w:type="dxa" w:w="2451"/>
           </w:tcPr>
           <w:p>
             <w:pPr>
@@ -21281,7 +21877,7 @@
         </w:tc>
         <w:tc>
           <w:tcPr>
-            <w:tcW w:type="dxa" w:w="2455"/>
+            <w:tcW w:type="dxa" w:w="2451"/>
           </w:tcPr>
           <w:p>
             <w:pPr>
@@ -21300,7 +21896,7 @@
         </w:trPr>
         <w:tc>
           <w:tcPr>
-            <w:tcW w:type="dxa" w:w="2045"/>
+            <w:tcW w:type="dxa" w:w="2042"/>
           </w:tcPr>
           <w:p>
             <w:pPr>
@@ -21314,12 +21910,12 @@
         </w:tc>
         <w:tc>
           <w:tcPr>
-            <w:tcW w:type="dxa" w:w="2114"/>
-          </w:tcPr>
-          <w:p>
-            <w:pPr>
-              <w:pStyle w:val="Compact"/>
-              <w:jc w:val="right"/>
+            <w:tcW w:type="dxa" w:w="2124"/>
+          </w:tcPr>
+          <w:p>
+            <w:pPr>
+              <w:pStyle w:val="Compact"/>
+              <w:jc w:val="left"/>
             </w:pPr>
             <w:r>
               <w:t xml:space="preserve">1</w:t>
@@ -21328,7 +21924,7 @@
         </w:tc>
         <w:tc>
           <w:tcPr>
-            <w:tcW w:type="dxa" w:w="2455"/>
+            <w:tcW w:type="dxa" w:w="2451"/>
           </w:tcPr>
           <w:p>
             <w:pPr>
@@ -21342,7 +21938,7 @@
         </w:tc>
         <w:tc>
           <w:tcPr>
-            <w:tcW w:type="dxa" w:w="2455"/>
+            <w:tcW w:type="dxa" w:w="2451"/>
           </w:tcPr>
           <w:p>
             <w:pPr>
@@ -21361,7 +21957,7 @@
         </w:trPr>
         <w:tc>
           <w:tcPr>
-            <w:tcW w:type="dxa" w:w="2045"/>
+            <w:tcW w:type="dxa" w:w="2042"/>
           </w:tcPr>
           <w:p>
             <w:pPr>
@@ -21375,12 +21971,12 @@
         </w:tc>
         <w:tc>
           <w:tcPr>
-            <w:tcW w:type="dxa" w:w="2114"/>
-          </w:tcPr>
-          <w:p>
-            <w:pPr>
-              <w:pStyle w:val="Compact"/>
-              <w:jc w:val="right"/>
+            <w:tcW w:type="dxa" w:w="2124"/>
+          </w:tcPr>
+          <w:p>
+            <w:pPr>
+              <w:pStyle w:val="Compact"/>
+              <w:jc w:val="left"/>
             </w:pPr>
             <w:r>
               <w:t xml:space="preserve">1</w:t>
@@ -21389,7 +21985,7 @@
         </w:tc>
         <w:tc>
           <w:tcPr>
-            <w:tcW w:type="dxa" w:w="2455"/>
+            <w:tcW w:type="dxa" w:w="2451"/>
           </w:tcPr>
           <w:p>
             <w:pPr>
@@ -21403,7 +21999,7 @@
         </w:tc>
         <w:tc>
           <w:tcPr>
-            <w:tcW w:type="dxa" w:w="2455"/>
+            <w:tcW w:type="dxa" w:w="2451"/>
           </w:tcPr>
           <w:p>
             <w:pPr>
@@ -21475,7 +22071,7 @@
         </w:trPr>
         <w:tc>
           <w:tcPr>
-            <w:tcW w:type="dxa" w:w="2045"/>
+            <w:tcW w:type="dxa" w:w="2042"/>
           </w:tcPr>
           <w:p>
             <w:pPr>
@@ -21489,12 +22085,12 @@
         </w:tc>
         <w:tc>
           <w:tcPr>
-            <w:tcW w:type="dxa" w:w="2114"/>
-          </w:tcPr>
-          <w:p>
-            <w:pPr>
-              <w:pStyle w:val="Compact"/>
-              <w:jc w:val="right"/>
+            <w:tcW w:type="dxa" w:w="2124"/>
+          </w:tcPr>
+          <w:p>
+            <w:pPr>
+              <w:pStyle w:val="Compact"/>
+              <w:jc w:val="left"/>
             </w:pPr>
             <w:r>
               <w:t xml:space="preserve">lane-dependent</w:t>
@@ -21511,7 +22107,7 @@
         </w:tc>
         <w:tc>
           <w:tcPr>
-            <w:tcW w:type="dxa" w:w="2455"/>
+            <w:tcW w:type="dxa" w:w="2451"/>
           </w:tcPr>
           <w:p>
             <w:pPr>
@@ -21525,7 +22121,7 @@
         </w:tc>
         <w:tc>
           <w:tcPr>
-            <w:tcW w:type="dxa" w:w="2455"/>
+            <w:tcW w:type="dxa" w:w="2451"/>
           </w:tcPr>
           <w:p>
             <w:pPr>
@@ -21544,7 +22140,7 @@
         </w:trPr>
         <w:tc>
           <w:tcPr>
-            <w:tcW w:type="dxa" w:w="2045"/>
+            <w:tcW w:type="dxa" w:w="2042"/>
           </w:tcPr>
           <w:p>
             <w:pPr>
@@ -21558,12 +22154,12 @@
         </w:tc>
         <w:tc>
           <w:tcPr>
-            <w:tcW w:type="dxa" w:w="2114"/>
-          </w:tcPr>
-          <w:p>
-            <w:pPr>
-              <w:pStyle w:val="Compact"/>
-              <w:jc w:val="right"/>
+            <w:tcW w:type="dxa" w:w="2124"/>
+          </w:tcPr>
+          <w:p>
+            <w:pPr>
+              <w:pStyle w:val="Compact"/>
+              <w:jc w:val="left"/>
             </w:pPr>
             <w:r>
               <w:t xml:space="preserve">group weight</w:t>
@@ -21572,7 +22168,7 @@
         </w:tc>
         <w:tc>
           <w:tcPr>
-            <w:tcW w:type="dxa" w:w="2455"/>
+            <w:tcW w:type="dxa" w:w="2451"/>
           </w:tcPr>
           <w:p>
             <w:pPr>
@@ -21586,7 +22182,7 @@
         </w:tc>
         <w:tc>
           <w:tcPr>
-            <w:tcW w:type="dxa" w:w="2455"/>
+            <w:tcW w:type="dxa" w:w="2451"/>
           </w:tcPr>
           <w:p>
             <w:pPr>
@@ -21605,7 +22201,7 @@
         </w:trPr>
         <w:tc>
           <w:tcPr>
-            <w:tcW w:type="dxa" w:w="2045"/>
+            <w:tcW w:type="dxa" w:w="2042"/>
           </w:tcPr>
           <w:p>
             <w:pPr>
@@ -21619,12 +22215,12 @@
         </w:tc>
         <w:tc>
           <w:tcPr>
-            <w:tcW w:type="dxa" w:w="2114"/>
-          </w:tcPr>
-          <w:p>
-            <w:pPr>
-              <w:pStyle w:val="Compact"/>
-              <w:jc w:val="right"/>
+            <w:tcW w:type="dxa" w:w="2124"/>
+          </w:tcPr>
+          <w:p>
+            <w:pPr>
+              <w:pStyle w:val="Compact"/>
+              <w:jc w:val="left"/>
             </w:pPr>
             <w:r>
               <w:t xml:space="preserve">1</w:t>
@@ -21633,7 +22229,7 @@
         </w:tc>
         <w:tc>
           <w:tcPr>
-            <w:tcW w:type="dxa" w:w="2455"/>
+            <w:tcW w:type="dxa" w:w="2451"/>
           </w:tcPr>
           <w:p>
             <w:pPr>
@@ -21647,7 +22243,7 @@
         </w:tc>
         <w:tc>
           <w:tcPr>
-            <w:tcW w:type="dxa" w:w="2455"/>
+            <w:tcW w:type="dxa" w:w="2451"/>
           </w:tcPr>
           <w:p>
             <w:pPr>
@@ -22414,7 +23010,7 @@
         <w:t xml:space="preserve"> </w:t>
       </w:r>
       <w:r>
-        <w:t xml:space="preserve">in the archive maps every table and figure to a script and a log file, and</w:t>
+        <w:t xml:space="preserve">in the archive maps every table and figure of the article and this document to a script and a log file.</w:t>
       </w:r>
       <w:r>
         <w:t xml:space="preserve"> </w:t>
@@ -22423,22 +23019,7 @@
         <w:rPr>
           <w:rStyle w:val="VerbatimChar"/>
         </w:rPr>
-        <w:t xml:space="preserve">ASE_numbering.md</w:t>
-      </w:r>
-      <w:r>
-        <w:t xml:space="preserve"> </w:t>
-      </w:r>
-      <w:r>
-        <w:t xml:space="preserve">converts the numbering of the README to that of the article and this document.</w:t>
-      </w:r>
-      <w:r>
-        <w:t xml:space="preserve"> </w:t>
-      </w:r>
-      <w:r>
-        <w:rPr>
-          <w:rStyle w:val="VerbatimChar"/>
-        </w:rPr>
-        <w:t xml:space="preserve">run_all.sh --v4</w:t>
+        <w:t xml:space="preserve">run_all.sh --all</w:t>
       </w:r>
       <w:r>
         <w:t xml:space="preserve"> </w:t>

--- a/manuscript/ase/word/Supplementary_Material_ASE.docx
+++ b/manuscript/ase/word/Supplementary_Material_ASE.docx
@@ -9297,7 +9297,7 @@
       <w:r>
         <w:drawing>
           <wp:inline>
-            <wp:extent cx="5039999" cy="2333376"/>
+            <wp:extent cx="5039999" cy="2332290"/>
             <wp:effectExtent b="0" l="0" r="0" t="0"/>
             <wp:docPr descr="" title="" id="33" name="Picture"/>
             <a:graphic>
@@ -9318,7 +9318,7 @@
                   <pic:spPr bwMode="auto">
                     <a:xfrm>
                       <a:off x="0" y="0"/>
-                      <a:ext cx="5039999" cy="2333376"/>
+                      <a:ext cx="5039999" cy="2332290"/>
                     </a:xfrm>
                     <a:prstGeom prst="rect">
                       <a:avLst/>
@@ -9389,35 +9389,7 @@
         <w:t xml:space="preserve"> </w:t>
       </w:r>
       <w:r>
-        <w:t xml:space="preserve">against the white-noise level. Line style: (a)</w:t>
-      </w:r>
-      <w:r>
-        <w:t xml:space="preserve"> </w:t>
-      </w:r>
-      <m:oMath>
-        <m:r>
-          <m:t>k</m:t>
-        </m:r>
-      </m:oMath>
-      <w:r>
-        <w:t xml:space="preserve"> </w:t>
-      </w:r>
-      <w:r>
-        <w:t xml:space="preserve">= 2 sensors solid,</w:t>
-      </w:r>
-      <w:r>
-        <w:t xml:space="preserve"> </w:t>
-      </w:r>
-      <m:oMath>
-        <m:r>
-          <m:t>k</m:t>
-        </m:r>
-      </m:oMath>
-      <w:r>
-        <w:t xml:space="preserve"> </w:t>
-      </w:r>
-      <w:r>
-        <w:t xml:space="preserve">= 3 dashed; (b)</w:t>
+        <w:t xml:space="preserve">against the white-noise level. Line style: (a) two sensors solid, three sensors dashed; (b)</w:t>
       </w:r>
       <w:r>
         <w:t xml:space="preserve"> </w:t>
@@ -14938,7 +14910,7 @@
         <w:t xml:space="preserve"> </w:t>
       </w:r>
       <w:r>
-        <w:t xml:space="preserve">Mean absolute error of the gross weight (% of GVW), out of sample, with 95 % bootstrap CIs over the test runs (n = 8 on day 2, n = 7 on day 1). LOTO: calibrated on one truck, tested on the other. The leave-one-run-out columns contain every row of the estimator table of the main text (Table 2).</w:t>
+        <w:t xml:space="preserve">Mean absolute error of the gross weight (% of GVW), out of sample, with 95 % bootstrap CIs over the test runs (8 on day 2, 7 on day 1). LOTO: calibrated on one truck, tested on the other. The leave-one-run-out columns contain every row of the estimator table of the main text (Table 2).</w:t>
       </w:r>
     </w:p>
     <w:tbl>

--- a/manuscript/ase/word/Supplementary_Material_ASE.docx
+++ b/manuscript/ase/word/Supplementary_Material_ASE.docx
@@ -19,7 +19,7 @@
           <w:bCs/>
           <w:b/>
         </w:rPr>
-        <w:t xml:space="preserve">Observability and sensor layout for influence-area load monitoring of continuous girder bridges</w:t>
+        <w:t xml:space="preserve">Blind loci and sensor layout for influence-area bridge weigh-in-motion on continuous girders</w:t>
       </w:r>
     </w:p>
     <w:p>
@@ -252,7 +252,7 @@
               <w:jc w:val="left"/>
             </w:pPr>
             <w:r>
-              <w:t xml:space="preserve">relative bias of the load caused by a residual offset, Eq. (12)</w:t>
+              <w:t xml:space="preserve">relative bias of the load caused by a residual offset, Eq. (10)</w:t>
             </w:r>
           </w:p>
         </w:tc>
@@ -445,7 +445,7 @@
               </m:r>
             </m:oMath>
             <w:r>
-              <w:t xml:space="preserve">, Eq. (15)</w:t>
+              <w:t xml:space="preserve">, Eq. (13)</w:t>
             </w:r>
           </w:p>
         </w:tc>
@@ -1698,7 +1698,7 @@
               <w:jc w:val="left"/>
             </w:pPr>
             <w:r>
-              <w:t xml:space="preserve">deflection and strain (moment) indicators, Eqs. (10) and (9)</w:t>
+              <w:t xml:space="preserve">deflection and strain (moment) indicators, Eqs. (8) and (7)</w:t>
             </w:r>
           </w:p>
         </w:tc>
@@ -3167,7 +3167,7 @@
               <w:t xml:space="preserve"> </w:t>
             </w:r>
             <w:r>
-              <w:t xml:space="preserve">(three spans); Eqs. (4), (16)</w:t>
+              <w:t xml:space="preserve">(three spans); Eqs. (4), (14)</w:t>
             </w:r>
           </w:p>
         </w:tc>
@@ -4597,7 +4597,166 @@
         </m:r>
       </m:oMath>
       <w:r>
-        <w:t xml:space="preserve">, hence Eq. (7). In units of</w:t>
+        <w:t xml:space="preserve">. Hence, for a mid-span sensor on two spans of equal rigidity, the blind span ratio and, for equal spans, the optimal sensor position are</w:t>
+      </w:r>
+    </w:p>
+    <w:p>
+      <w:pPr>
+        <w:pStyle w:val="BodyText"/>
+      </w:pPr>
+      <m:oMathPara>
+        <m:oMathParaPr>
+          <m:jc m:val="center"/>
+        </m:oMathParaPr>
+        <m:oMath>
+          <m:sSub>
+            <m:e>
+              <m:r>
+                <m:t>λ</m:t>
+              </m:r>
+            </m:e>
+            <m:sub>
+              <m:r>
+                <m:rPr>
+                  <m:sty m:val="p"/>
+                </m:rPr>
+                <m:t>crit</m:t>
+              </m:r>
+            </m:sub>
+          </m:sSub>
+          <m:r>
+            <m:rPr>
+              <m:sty m:val="p"/>
+            </m:rPr>
+            <m:t>=</m:t>
+          </m:r>
+          <m:f>
+            <m:fPr>
+              <m:type m:val="bar"/>
+            </m:fPr>
+            <m:num>
+              <m:r>
+                <m:t>3</m:t>
+              </m:r>
+              <m:r>
+                <m:rPr>
+                  <m:sty m:val="p"/>
+                </m:rPr>
+                <m:t>+</m:t>
+              </m:r>
+              <m:rad>
+                <m:radPr>
+                  <m:degHide m:val="on"/>
+                </m:radPr>
+                <m:deg/>
+                <m:e>
+                  <m:r>
+                    <m:t>33</m:t>
+                  </m:r>
+                </m:e>
+              </m:rad>
+            </m:num>
+            <m:den>
+              <m:r>
+                <m:t>6</m:t>
+              </m:r>
+            </m:den>
+          </m:f>
+          <m:r>
+            <m:rPr>
+              <m:sty m:val="p"/>
+            </m:rPr>
+            <m:t>=</m:t>
+          </m:r>
+          <m:r>
+            <m:t>1.4574</m:t>
+          </m:r>
+          <m:r>
+            <m:rPr>
+              <m:sty m:val="p"/>
+            </m:rPr>
+            <m:t>,</m:t>
+          </m:r>
+          <m:r>
+            <m:t>  </m:t>
+          </m:r>
+          <m:sSup>
+            <m:e>
+              <m:r>
+                <m:t>ξ</m:t>
+              </m:r>
+            </m:e>
+            <m:sup>
+              <m:r>
+                <m:rPr>
+                  <m:sty m:val="p"/>
+                </m:rPr>
+                <m:t>*</m:t>
+              </m:r>
+            </m:sup>
+          </m:sSup>
+          <m:r>
+            <m:rPr>
+              <m:sty m:val="p"/>
+            </m:rPr>
+            <m:t>=</m:t>
+          </m:r>
+          <m:f>
+            <m:fPr>
+              <m:type m:val="bar"/>
+            </m:fPr>
+            <m:num>
+              <m:r>
+                <m:t>1</m:t>
+              </m:r>
+              <m:r>
+                <m:rPr>
+                  <m:sty m:val="p"/>
+                </m:rPr>
+                <m:t>+</m:t>
+              </m:r>
+              <m:rad>
+                <m:radPr>
+                  <m:degHide m:val="on"/>
+                </m:radPr>
+                <m:deg/>
+                <m:e>
+                  <m:r>
+                    <m:t>33</m:t>
+                  </m:r>
+                </m:e>
+              </m:rad>
+            </m:num>
+            <m:den>
+              <m:r>
+                <m:t>16</m:t>
+              </m:r>
+            </m:den>
+          </m:f>
+          <m:r>
+            <m:rPr>
+              <m:sty m:val="p"/>
+            </m:rPr>
+            <m:t>=</m:t>
+          </m:r>
+          <m:r>
+            <m:t>0.4215</m:t>
+          </m:r>
+          <m:r>
+            <m:rPr>
+              <m:sty m:val="p"/>
+            </m:rPr>
+            <m:t>.</m:t>
+          </m:r>
+        </m:oMath>
+      </m:oMathPara>
+    </w:p>
+    <w:p>
+      <w:pPr>
+        <w:pStyle w:val="FirstParagraph"/>
+      </w:pPr>
+      <w:r>
+        <w:t xml:space="preserve">In units of</w:t>
       </w:r>
       <w:r>
         <w:t xml:space="preserve"> </w:t>
@@ -4836,19 +4995,19 @@
         </m:r>
       </m:oMath>
       <w:r>
-        <w:t xml:space="preserve">. The optimal side-span position solves</w:t>
+        <w:t xml:space="preserve">. For a mid side-span sensor and uniform rigidity, the blind ratio is the positive root of</w:t>
       </w:r>
       <w:r>
         <w:t xml:space="preserve"> </w:t>
       </w:r>
       <m:oMath>
         <m:r>
-          <m:t>8</m:t>
+          <m:t>6</m:t>
         </m:r>
         <m:sSup>
           <m:e>
             <m:r>
-              <m:t>ξ</m:t>
+              <m:t>β</m:t>
             </m:r>
           </m:e>
           <m:sup>
@@ -4862,6 +5021,223 @@
             <m:sty m:val="p"/>
           </m:rPr>
           <m:t>−</m:t>
+        </m:r>
+        <m:r>
+          <m:t>15</m:t>
+        </m:r>
+        <m:r>
+          <m:t>β</m:t>
+        </m:r>
+        <m:r>
+          <m:rPr>
+            <m:sty m:val="p"/>
+          </m:rPr>
+          <m:t>−</m:t>
+        </m:r>
+        <m:r>
+          <m:t>4</m:t>
+        </m:r>
+        <m:r>
+          <m:rPr>
+            <m:sty m:val="p"/>
+          </m:rPr>
+          <m:t>=</m:t>
+        </m:r>
+        <m:r>
+          <m:t>0</m:t>
+        </m:r>
+      </m:oMath>
+      <w:r>
+        <w:t xml:space="preserve">,</w:t>
+      </w:r>
+    </w:p>
+    <w:p>
+      <w:pPr>
+        <w:pStyle w:val="BodyText"/>
+      </w:pPr>
+      <m:oMathPara>
+        <m:oMathParaPr>
+          <m:jc m:val="center"/>
+        </m:oMathParaPr>
+        <m:oMath>
+          <m:sSub>
+            <m:e>
+              <m:r>
+                <m:t>β</m:t>
+              </m:r>
+            </m:e>
+            <m:sub>
+              <m:r>
+                <m:rPr>
+                  <m:sty m:val="p"/>
+                </m:rPr>
+                <m:t>crit</m:t>
+              </m:r>
+            </m:sub>
+          </m:sSub>
+          <m:r>
+            <m:rPr>
+              <m:sty m:val="p"/>
+            </m:rPr>
+            <m:t>=</m:t>
+          </m:r>
+          <m:rad>
+            <m:radPr>
+              <m:degHide m:val="on"/>
+            </m:radPr>
+            <m:deg/>
+            <m:e>
+              <m:r>
+                <m:t>10</m:t>
+              </m:r>
+              <m:r>
+                <m:rPr>
+                  <m:sty m:val="p"/>
+                </m:rPr>
+                <m:t>/</m:t>
+              </m:r>
+              <m:r>
+                <m:t>3</m:t>
+              </m:r>
+            </m:e>
+          </m:rad>
+          <m:r>
+            <m:t> </m:t>
+          </m:r>
+          <m:r>
+            <m:rPr>
+              <m:sty m:val="p"/>
+            </m:rPr>
+            <m:t>cos</m:t>
+          </m:r>
+          <m:r>
+            <m:t>​</m:t>
+          </m:r>
+          <m:d>
+            <m:dPr>
+              <m:begChr m:val="["/>
+              <m:endChr m:val="]"/>
+              <m:sepChr m:val=""/>
+              <m:grow/>
+            </m:dPr>
+            <m:e>
+              <m:f>
+                <m:fPr>
+                  <m:type m:val="lin"/>
+                </m:fPr>
+                <m:num>
+                  <m:r>
+                    <m:t>1</m:t>
+                  </m:r>
+                </m:num>
+                <m:den>
+                  <m:r>
+                    <m:t>3</m:t>
+                  </m:r>
+                </m:den>
+              </m:f>
+              <m:r>
+                <m:rPr>
+                  <m:sty m:val="p"/>
+                </m:rPr>
+                <m:t>arccos</m:t>
+              </m:r>
+              <m:r>
+                <m:t>​</m:t>
+              </m:r>
+              <m:d>
+                <m:dPr>
+                  <m:begChr m:val="("/>
+                  <m:endChr m:val=")"/>
+                  <m:sepChr m:val=""/>
+                  <m:grow/>
+                </m:dPr>
+                <m:e>
+                  <m:f>
+                    <m:fPr>
+                      <m:type m:val="lin"/>
+                    </m:fPr>
+                    <m:num>
+                      <m:r>
+                        <m:t>2</m:t>
+                      </m:r>
+                    </m:num>
+                    <m:den>
+                      <m:r>
+                        <m:t>5</m:t>
+                      </m:r>
+                    </m:den>
+                  </m:f>
+                  <m:rad>
+                    <m:radPr>
+                      <m:degHide m:val="on"/>
+                    </m:radPr>
+                    <m:deg/>
+                    <m:e>
+                      <m:r>
+                        <m:t>6</m:t>
+                      </m:r>
+                      <m:r>
+                        <m:rPr>
+                          <m:sty m:val="p"/>
+                        </m:rPr>
+                        <m:t>/</m:t>
+                      </m:r>
+                      <m:r>
+                        <m:t>5</m:t>
+                      </m:r>
+                    </m:e>
+                  </m:rad>
+                </m:e>
+              </m:d>
+            </m:e>
+          </m:d>
+          <m:r>
+            <m:rPr>
+              <m:sty m:val="p"/>
+            </m:rPr>
+            <m:t>=</m:t>
+          </m:r>
+          <m:r>
+            <m:t>1.7006</m:t>
+          </m:r>
+          <m:r>
+            <m:rPr>
+              <m:sty m:val="p"/>
+            </m:rPr>
+            <m:t>.</m:t>
+          </m:r>
+        </m:oMath>
+      </m:oMathPara>
+    </w:p>
+    <w:p>
+      <w:pPr>
+        <w:pStyle w:val="FirstParagraph"/>
+      </w:pPr>
+      <w:r>
+        <w:t xml:space="preserve">The blind locus over all side-span positions ends at</w:t>
+      </w:r>
+      <w:r>
+        <w:t xml:space="preserve"> </w:t>
+      </w:r>
+      <m:oMath>
+        <m:r>
+          <m:t>β</m:t>
+        </m:r>
+        <m:r>
+          <m:rPr>
+            <m:sty m:val="p"/>
+          </m:rPr>
+          <m:t>=</m:t>
+        </m:r>
+        <m:r>
+          <m:t>2</m:t>
+        </m:r>
+        <m:r>
+          <m:rPr>
+            <m:sty m:val="p"/>
+          </m:rPr>
+          <m:t>cos</m:t>
         </m:r>
         <m:d>
           <m:dPr>
@@ -4872,39 +5248,56 @@
           </m:dPr>
           <m:e>
             <m:r>
-              <m:t>12</m:t>
+              <m:t>π</m:t>
             </m:r>
             <m:r>
               <m:rPr>
                 <m:sty m:val="p"/>
               </m:rPr>
-              <m:t>−</m:t>
-            </m:r>
-            <m:r>
-              <m:t>3</m:t>
-            </m:r>
-            <m:r>
-              <m:t>μ</m:t>
+              <m:t>/</m:t>
+            </m:r>
+            <m:r>
+              <m:t>9</m:t>
             </m:r>
           </m:e>
         </m:d>
-        <m:sSup>
-          <m:e>
-            <m:r>
-              <m:t>ξ</m:t>
-            </m:r>
-          </m:e>
-          <m:sup>
-            <m:r>
-              <m:t>2</m:t>
-            </m:r>
-          </m:sup>
-        </m:sSup>
         <m:r>
           <m:rPr>
             <m:sty m:val="p"/>
           </m:rPr>
-          <m:t>+</m:t>
+          <m:t>=</m:t>
+        </m:r>
+        <m:r>
+          <m:t>1.8794</m:t>
+        </m:r>
+      </m:oMath>
+      <w:r>
+        <w:t xml:space="preserve">. The optimal side-span position solves</w:t>
+      </w:r>
+      <w:r>
+        <w:t xml:space="preserve"> </w:t>
+      </w:r>
+      <m:oMath>
+        <m:r>
+          <m:t>8</m:t>
+        </m:r>
+        <m:sSup>
+          <m:e>
+            <m:r>
+              <m:t>ξ</m:t>
+            </m:r>
+          </m:e>
+          <m:sup>
+            <m:r>
+              <m:t>3</m:t>
+            </m:r>
+          </m:sup>
+        </m:sSup>
+        <m:r>
+          <m:rPr>
+            <m:sty m:val="p"/>
+          </m:rPr>
+          <m:t>−</m:t>
         </m:r>
         <m:d>
           <m:dPr>
@@ -4915,7 +5308,7 @@
           </m:dPr>
           <m:e>
             <m:r>
-              <m:t>2</m:t>
+              <m:t>12</m:t>
             </m:r>
             <m:r>
               <m:rPr>
@@ -4924,6 +5317,49 @@
               <m:t>−</m:t>
             </m:r>
             <m:r>
+              <m:t>3</m:t>
+            </m:r>
+            <m:r>
+              <m:t>μ</m:t>
+            </m:r>
+          </m:e>
+        </m:d>
+        <m:sSup>
+          <m:e>
+            <m:r>
+              <m:t>ξ</m:t>
+            </m:r>
+          </m:e>
+          <m:sup>
+            <m:r>
+              <m:t>2</m:t>
+            </m:r>
+          </m:sup>
+        </m:sSup>
+        <m:r>
+          <m:rPr>
+            <m:sty m:val="p"/>
+          </m:rPr>
+          <m:t>+</m:t>
+        </m:r>
+        <m:d>
+          <m:dPr>
+            <m:begChr m:val="("/>
+            <m:endChr m:val=")"/>
+            <m:sepChr m:val=""/>
+            <m:grow/>
+          </m:dPr>
+          <m:e>
+            <m:r>
+              <m:t>2</m:t>
+            </m:r>
+            <m:r>
+              <m:rPr>
+                <m:sty m:val="p"/>
+              </m:rPr>
+              <m:t>−</m:t>
+            </m:r>
+            <m:r>
               <m:t>μ</m:t>
             </m:r>
           </m:e>
@@ -4942,7 +5378,36 @@
         <w:t xml:space="preserve"> </w:t>
       </w:r>
       <w:r>
-        <w:t xml:space="preserve">(Table S2). The near-blind band at mid side span runs from the root of</w:t>
+        <w:t xml:space="preserve">(Table S2). For the threshold 0.2, the near-blind band at mid side span,</w:t>
+      </w:r>
+      <w:r>
+        <w:t xml:space="preserve"> </w:t>
+      </w:r>
+      <m:oMath>
+        <m:r>
+          <m:t>1.621</m:t>
+        </m:r>
+        <m:r>
+          <m:rPr>
+            <m:sty m:val="p"/>
+          </m:rPr>
+          <m:t>&lt;</m:t>
+        </m:r>
+        <m:r>
+          <m:t>β</m:t>
+        </m:r>
+        <m:r>
+          <m:rPr>
+            <m:sty m:val="p"/>
+          </m:rPr>
+          <m:t>&lt;</m:t>
+        </m:r>
+        <m:r>
+          <m:t>1.775</m:t>
+        </m:r>
+      </m:oMath>
+      <w:r>
+        <w:t xml:space="preserve">, runs from the root of</w:t>
       </w:r>
       <w:r>
         <w:t xml:space="preserve"> </w:t>
@@ -5526,7 +5991,7 @@
         <w:t xml:space="preserve"> </w:t>
       </w:r>
       <w:r>
-        <w:t xml:space="preserve">(Eq. (10); 2.5 for a simply supported mid-span).</w:t>
+        <w:t xml:space="preserve">(Eq. (8); 2.5 for a simply supported mid-span).</w:t>
       </w:r>
     </w:p>
     <w:tbl>
@@ -6690,6 +7155,375 @@
         <w:t xml:space="preserve">, with the blind loci, the near-blind band and the Mây Bridge span ratio.</w:t>
       </w:r>
     </w:p>
+    <w:p>
+      <w:pPr>
+        <w:pStyle w:val="BodyText"/>
+      </w:pPr>
+      <w:r>
+        <w:t xml:space="preserve">Threshold sensitivity. The threshold 0.2 is a design convention (Section 2.3). Table S3 gives the near-blind bands of three gauges for thresholds of 0.1, 0.2 and 0.3 (script</w:t>
+      </w:r>
+      <w:r>
+        <w:t xml:space="preserve"> </w:t>
+      </w:r>
+      <w:r>
+        <w:rPr>
+          <w:rStyle w:val="VerbatimChar"/>
+        </w:rPr>
+        <w:t xml:space="preserve">s06_threshold_sensitivity.py</w:t>
+      </w:r>
+      <w:r>
+        <w:t xml:space="preserve">).</w:t>
+      </w:r>
+    </w:p>
+    <w:p>
+      <w:pPr>
+        <w:pStyle w:val="BodyText"/>
+        <w:keepNext/>
+      </w:pPr>
+      <w:r>
+        <w:rPr>
+          <w:bCs/>
+          <w:b/>
+        </w:rPr>
+        <w:t xml:space="preserve">Table S3.</w:t>
+      </w:r>
+      <w:r>
+        <w:t xml:space="preserve"> </w:t>
+      </w:r>
+      <w:r>
+        <w:t xml:space="preserve">Near-blind bands against the threshold on the indicator magnitude; prismatic beams of uniform rigidity. Strain: two equal spans, distance from the interior support as a fraction of the span. Deflection: mid-span gauge on two spans (span ratio</w:t>
+      </w:r>
+      <w:r>
+        <w:t xml:space="preserve"> </w:t>
+      </w:r>
+      <m:oMath>
+        <m:r>
+          <m:t>λ</m:t>
+        </m:r>
+      </m:oMath>
+      <w:r>
+        <w:t xml:space="preserve">) and mid side-span gauge on a symmetric three-span beam (span ratio</w:t>
+      </w:r>
+      <w:r>
+        <w:t xml:space="preserve"> </w:t>
+      </w:r>
+      <m:oMath>
+        <m:r>
+          <m:t>β</m:t>
+        </m:r>
+      </m:oMath>
+      <w:r>
+        <w:t xml:space="preserve">).</w:t>
+      </w:r>
+    </w:p>
+    <w:tbl>
+      <w:tblPr>
+        <w:tblStyle w:val="Table"/>
+        <w:tblW w:type="pct" w:w="5000"/>
+        <w:tblLook w:firstRow="1" w:lastRow="0" w:firstColumn="0" w:lastColumn="0" w:noHBand="0" w:noVBand="0" w:val="0020"/>
+        <w:jc w:val="center"/>
+        <w:tblBorders>
+          <w:top w:val="single" w:sz="8" w:space="0" w:color="000000"/>
+          <w:left w:val="nil"/>
+          <w:bottom w:val="single" w:sz="8" w:space="0" w:color="000000"/>
+          <w:right w:val="nil"/>
+          <w:insideH w:val="nil"/>
+          <w:insideV w:val="nil"/>
+        </w:tblBorders>
+      </w:tblPr>
+      <w:tblGrid>
+        <w:gridCol w:w="1579"/>
+        <w:gridCol w:w="2075"/>
+        <w:gridCol w:w="2707"/>
+        <w:gridCol w:w="2707"/>
+      </w:tblGrid>
+      <w:tr>
+        <w:trPr>
+          <w:tblHeader w:val="true"/>
+          <w:tblHeader w:val="true"/>
+          <w:cantSplit/>
+        </w:trPr>
+        <w:tc>
+          <w:tcPr>
+            <w:tcW w:type="dxa" w:w="1579"/>
+            <w:tcBorders>
+              <w:top w:val="nil"/>
+              <w:left w:val="nil"/>
+              <w:bottom w:val="single" w:sz="6" w:space="0" w:color="000000"/>
+              <w:right w:val="nil"/>
+            </w:tcBorders>
+          </w:tcPr>
+          <w:p>
+            <w:pPr>
+              <w:pStyle w:val="Compact"/>
+              <w:jc w:val="right"/>
+            </w:pPr>
+            <w:r>
+              <w:t xml:space="preserve">Threshold</w:t>
+            </w:r>
+          </w:p>
+        </w:tc>
+        <w:tc>
+          <w:tcPr>
+            <w:tcW w:type="dxa" w:w="2075"/>
+            <w:tcBorders>
+              <w:top w:val="nil"/>
+              <w:left w:val="nil"/>
+              <w:bottom w:val="single" w:sz="6" w:space="0" w:color="000000"/>
+              <w:right w:val="nil"/>
+            </w:tcBorders>
+          </w:tcPr>
+          <w:p>
+            <w:pPr>
+              <w:pStyle w:val="Compact"/>
+              <w:jc w:val="right"/>
+            </w:pPr>
+            <w:r>
+              <w:t xml:space="preserve">Strain, two equal spans</w:t>
+            </w:r>
+          </w:p>
+        </w:tc>
+        <w:tc>
+          <w:tcPr>
+            <w:tcW w:type="dxa" w:w="2707"/>
+            <w:tcBorders>
+              <w:top w:val="nil"/>
+              <w:left w:val="nil"/>
+              <w:bottom w:val="single" w:sz="6" w:space="0" w:color="000000"/>
+              <w:right w:val="nil"/>
+            </w:tcBorders>
+          </w:tcPr>
+          <w:p>
+            <w:pPr>
+              <w:pStyle w:val="Compact"/>
+              <w:jc w:val="right"/>
+            </w:pPr>
+            <w:r>
+              <w:t xml:space="preserve">Deflection, mid-span, two spans:</w:t>
+            </w:r>
+            <w:r>
+              <w:t xml:space="preserve"> </w:t>
+            </w:r>
+            <m:oMath>
+              <m:r>
+                <m:t>λ</m:t>
+              </m:r>
+            </m:oMath>
+          </w:p>
+        </w:tc>
+        <w:tc>
+          <w:tcPr>
+            <w:tcW w:type="dxa" w:w="2707"/>
+            <w:tcBorders>
+              <w:top w:val="nil"/>
+              <w:left w:val="nil"/>
+              <w:bottom w:val="single" w:sz="6" w:space="0" w:color="000000"/>
+              <w:right w:val="nil"/>
+            </w:tcBorders>
+          </w:tcPr>
+          <w:p>
+            <w:pPr>
+              <w:pStyle w:val="Compact"/>
+              <w:jc w:val="right"/>
+            </w:pPr>
+            <w:r>
+              <w:t xml:space="preserve">Deflection, mid side span, three spans:</w:t>
+            </w:r>
+            <w:r>
+              <w:t xml:space="preserve"> </w:t>
+            </w:r>
+            <m:oMath>
+              <m:r>
+                <m:t>β</m:t>
+              </m:r>
+            </m:oMath>
+          </w:p>
+        </w:tc>
+      </w:tr>
+      <w:tr>
+        <w:trPr>
+          <w:cantSplit/>
+        </w:trPr>
+        <w:tc>
+          <w:tcPr>
+            <w:tcW w:type="dxa" w:w="1579"/>
+          </w:tcPr>
+          <w:p>
+            <w:pPr>
+              <w:pStyle w:val="Compact"/>
+              <w:jc w:val="right"/>
+            </w:pPr>
+            <w:r>
+              <w:t xml:space="preserve">0.1</w:t>
+            </w:r>
+          </w:p>
+        </w:tc>
+        <w:tc>
+          <w:tcPr>
+            <w:tcW w:type="dxa" w:w="2075"/>
+          </w:tcPr>
+          <w:p>
+            <w:pPr>
+              <w:pStyle w:val="Compact"/>
+              <w:jc w:val="right"/>
+            </w:pPr>
+            <w:r>
+              <w:t xml:space="preserve">0.218–0.285</w:t>
+            </w:r>
+          </w:p>
+        </w:tc>
+        <w:tc>
+          <w:tcPr>
+            <w:tcW w:type="dxa" w:w="2707"/>
+          </w:tcPr>
+          <w:p>
+            <w:pPr>
+              <w:pStyle w:val="Compact"/>
+              <w:jc w:val="right"/>
+            </w:pPr>
+            <w:r>
+              <w:t xml:space="preserve">1.422–1.492</w:t>
+            </w:r>
+          </w:p>
+        </w:tc>
+        <w:tc>
+          <w:tcPr>
+            <w:tcW w:type="dxa" w:w="2707"/>
+          </w:tcPr>
+          <w:p>
+            <w:pPr>
+              <w:pStyle w:val="Compact"/>
+              <w:jc w:val="right"/>
+            </w:pPr>
+            <w:r>
+              <w:t xml:space="preserve">1.662–1.738</w:t>
+            </w:r>
+          </w:p>
+        </w:tc>
+      </w:tr>
+      <w:tr>
+        <w:trPr>
+          <w:cantSplit/>
+        </w:trPr>
+        <w:tc>
+          <w:tcPr>
+            <w:tcW w:type="dxa" w:w="1579"/>
+          </w:tcPr>
+          <w:p>
+            <w:pPr>
+              <w:pStyle w:val="Compact"/>
+              <w:jc w:val="right"/>
+            </w:pPr>
+            <w:r>
+              <w:t xml:space="preserve">0.2</w:t>
+            </w:r>
+          </w:p>
+        </w:tc>
+        <w:tc>
+          <w:tcPr>
+            <w:tcW w:type="dxa" w:w="2075"/>
+          </w:tcPr>
+          <w:p>
+            <w:pPr>
+              <w:pStyle w:val="Compact"/>
+              <w:jc w:val="right"/>
+            </w:pPr>
+            <w:r>
+              <w:t xml:space="preserve">0.188–0.324</w:t>
+            </w:r>
+          </w:p>
+        </w:tc>
+        <w:tc>
+          <w:tcPr>
+            <w:tcW w:type="dxa" w:w="2707"/>
+          </w:tcPr>
+          <w:p>
+            <w:pPr>
+              <w:pStyle w:val="Compact"/>
+              <w:jc w:val="right"/>
+            </w:pPr>
+            <w:r>
+              <w:t xml:space="preserve">1.385–1.525</w:t>
+            </w:r>
+          </w:p>
+        </w:tc>
+        <w:tc>
+          <w:tcPr>
+            <w:tcW w:type="dxa" w:w="2707"/>
+          </w:tcPr>
+          <w:p>
+            <w:pPr>
+              <w:pStyle w:val="Compact"/>
+              <w:jc w:val="right"/>
+            </w:pPr>
+            <w:r>
+              <w:t xml:space="preserve">1.621–1.775</w:t>
+            </w:r>
+          </w:p>
+        </w:tc>
+      </w:tr>
+      <w:tr>
+        <w:trPr>
+          <w:cantSplit/>
+        </w:trPr>
+        <w:tc>
+          <w:tcPr>
+            <w:tcW w:type="dxa" w:w="1579"/>
+          </w:tcPr>
+          <w:p>
+            <w:pPr>
+              <w:pStyle w:val="Compact"/>
+              <w:jc w:val="right"/>
+            </w:pPr>
+            <w:r>
+              <w:t xml:space="preserve">0.3</w:t>
+            </w:r>
+          </w:p>
+        </w:tc>
+        <w:tc>
+          <w:tcPr>
+            <w:tcW w:type="dxa" w:w="2075"/>
+          </w:tcPr>
+          <w:p>
+            <w:pPr>
+              <w:pStyle w:val="Compact"/>
+              <w:jc w:val="right"/>
+            </w:pPr>
+            <w:r>
+              <w:t xml:space="preserve">0.161–0.369</w:t>
+            </w:r>
+          </w:p>
+        </w:tc>
+        <w:tc>
+          <w:tcPr>
+            <w:tcW w:type="dxa" w:w="2707"/>
+          </w:tcPr>
+          <w:p>
+            <w:pPr>
+              <w:pStyle w:val="Compact"/>
+              <w:jc w:val="right"/>
+            </w:pPr>
+            <w:r>
+              <w:t xml:space="preserve">1.347–1.557</w:t>
+            </w:r>
+          </w:p>
+        </w:tc>
+        <w:tc>
+          <w:tcPr>
+            <w:tcW w:type="dxa" w:w="2707"/>
+          </w:tcPr>
+          <w:p>
+            <w:pPr>
+              <w:pStyle w:val="Compact"/>
+              <w:jc w:val="right"/>
+            </w:pPr>
+            <w:r>
+              <w:t xml:space="preserve">1.580–1.811</w:t>
+            </w:r>
+          </w:p>
+        </w:tc>
+      </w:tr>
+    </w:tbl>
     <w:bookmarkEnd w:id="27"/>
     <w:bookmarkStart w:id="31" w:name="X44c9035c4fb27a4b9c667ec5209ad657665486b"/>
     <w:p>
@@ -7177,7 +8011,7 @@
         <w:t xml:space="preserve"> </w:t>
       </w:r>
       <w:r>
-        <w:t xml:space="preserve">of Eq. (9) and</w:t>
+        <w:t xml:space="preserve">of Eq. (7) and</w:t>
       </w:r>
       <w:r>
         <w:t xml:space="preserve"> </w:t>
@@ -7666,7 +8500,7 @@
         <w:t xml:space="preserve"> </w:t>
       </w:r>
       <w:r>
-        <w:t xml:space="preserve">follows from Eq. (16) and the main-span values from</w:t>
+        <w:t xml:space="preserve">follows from Eq. (14) and the main-span values from</w:t>
       </w:r>
       <w:r>
         <w:t xml:space="preserve"> </w:t>
@@ -8726,7 +9560,7 @@
         <w:pStyle w:val="FirstParagraph"/>
       </w:pPr>
       <w:r>
-        <w:t xml:space="preserve">For one channel, Eq. (13) returns</w:t>
+        <w:t xml:space="preserve">For one channel, Eq. (11) returns</w:t>
       </w:r>
       <w:r>
         <w:t xml:space="preserve"> </w:t>
@@ -9086,7 +9920,7 @@
         <w:t xml:space="preserve"> </w:t>
       </w:r>
       <w:r>
-        <w:t xml:space="preserve">m the white-noise term of Eq. (14) is only about 5 × 10⁻⁶ of</w:t>
+        <w:t xml:space="preserve">m the white-noise term of Eq. (12) is only about 5 × 10⁻⁶ of</w:t>
       </w:r>
       <w:r>
         <w:t xml:space="preserve"> </w:t>
@@ -9249,7 +10083,7 @@
         <w:t xml:space="preserve"> </w:t>
       </w:r>
       <w:r>
-        <w:t xml:space="preserve">to use depends on the offsets. With independent offsets, every sensor should sit as close as possible to the maximum, because the GLS variance then falls with the sum of the squared constants. With correlated offsets, one sensor should sit at the minimum, because a common offset cancels in the difference of two channels and the variance of Eq. (14) falls with the spread of the constants. The placement rule was verified by a brute-force search over 96 cases, which found no design better than the vertex design, and by a Monte Carlo study with 10⁵ random axle configurations per case, which confirmed that the estimators are unbiased and that Eqs. (13) and (14) hold to within 0.6 %. Figure S4 shows the gain over the best single sensor under the assumed noise model, Fig. S5 the extremes of</w:t>
+        <w:t xml:space="preserve">to use depends on the offsets. With independent offsets, every sensor should sit as close as possible to the maximum, because the GLS variance then falls with the sum of the squared constants. With correlated offsets, one sensor should sit at the minimum, because a common offset cancels in the difference of two channels and the variance of Eq. (12) falls with the spread of the constants. The placement rule was verified by a brute-force search over 96 cases, which found no design better than the vertex design, and by a Monte Carlo study with 10⁵ random axle configurations per case, which confirmed that the estimators are unbiased and that Eqs. (11) and (12) hold to within 0.6 %. Figure S4 shows the gain over the best single sensor under the assumed noise model, Fig. S5 the extremes of</w:t>
       </w:r>
       <w:r>
         <w:t xml:space="preserve"> </w:t>
@@ -10197,7 +11031,48 @@
         </m:d>
       </m:oMath>
       <w:r>
-        <w:t xml:space="preserve">. Mirror symmetry decouples the symmetric and antisymmetric pier-rotation patterns, the uniform load excites only the antisymmetric one, and the Sherman–Morrison formula gives the linear-fractional (Möbius) law of Eq. (15) with</w:t>
+        <w:t xml:space="preserve">. Mirror symmetry decouples the symmetric and antisymmetric pier-rotation patterns, the uniform load excites only the antisymmetric one (</w:t>
+      </w:r>
+      <m:oMath>
+        <m:sSub>
+          <m:e>
+            <m:r>
+              <m:t>θ</m:t>
+            </m:r>
+          </m:e>
+          <m:sub>
+            <m:r>
+              <m:t>6</m:t>
+            </m:r>
+          </m:sub>
+        </m:sSub>
+        <m:r>
+          <m:rPr>
+            <m:sty m:val="p"/>
+          </m:rPr>
+          <m:t>=</m:t>
+        </m:r>
+        <m:r>
+          <m:rPr>
+            <m:sty m:val="p"/>
+          </m:rPr>
+          <m:t>−</m:t>
+        </m:r>
+        <m:sSub>
+          <m:e>
+            <m:r>
+              <m:t>θ</m:t>
+            </m:r>
+          </m:e>
+          <m:sub>
+            <m:r>
+              <m:t>7</m:t>
+            </m:r>
+          </m:sub>
+        </m:sSub>
+      </m:oMath>
+      <w:r>
+        <w:t xml:space="preserve">, a mirror-symmetric deformation), and the Sherman–Morrison formula gives the linear-fractional (Möbius) law of Eq. (13) with</w:t>
       </w:r>
       <w:r>
         <w:t xml:space="preserve"> </w:t>
@@ -10298,7 +11173,7 @@
         <w:t xml:space="preserve"> </w:t>
       </w:r>
       <w:r>
-        <w:t xml:space="preserve">kN m/rad, and Eq. (16) agrees with FE to 4.4 × 10⁻⁷ (Fig. S7).</w:t>
+        <w:t xml:space="preserve">kN m/rad, and Eq. (14) agrees with FE to 4.4 × 10⁻⁷ (Fig. S7).</w:t>
       </w:r>
     </w:p>
     <w:p>
@@ -10717,7 +11592,7 @@
         </m:r>
       </m:oMath>
       <w:r>
-        <w:t xml:space="preserve">; this determinant vanishes at the minimum of the misfit ratio, that is, at calibration B. A frequency adds a row with the mass as nuisance parameter; a pier rotation adds a row without a nuisance parameter. Unequal pier stiffnesses would bring in the symmetric pattern, which Eq. (15) does not cover.</w:t>
+        <w:t xml:space="preserve">; this determinant vanishes at the minimum of the misfit ratio, that is, at calibration B. A frequency adds a row with the mass as nuisance parameter; a pier rotation adds a row without a nuisance parameter. Unequal pier stiffnesses would bring in the symmetric pattern, which Eq. (13) does not cover.</w:t>
       </w:r>
     </w:p>
     <w:bookmarkEnd w:id="45"/>
@@ -10735,7 +11610,7 @@
         <w:pStyle w:val="FirstParagraph"/>
       </w:pPr>
       <w:r>
-        <w:t xml:space="preserve">The specimen is a steel hollow square tube on three supports forming two equal spans of 2500 mm. Deflection at mid-span of the first span was measured with a linear variable differential transformer of 0.005 mm resolution. The measured single-load influence line of the beam is shown in Fig. S8. Table S3 compares the identified total loads with direct weighing, and Table S4 lists the mid-span deflection for all three load configurations; the order of the three-load group is the best-fitting order discussed in Section 3. On the 250 mm grid the trapezoidal rule underestimates the exact single-load integral by 0.500 %. It is used throughout, because Simpson’s rule loses its advantage when the kinks of trailing loads fall inside its panels.</w:t>
+        <w:t xml:space="preserve">The specimen is a steel hollow square tube on three supports forming two equal spans of 2500 mm. Deflection at mid-span of the first span was measured with a linear variable differential transformer of 0.005 mm resolution. The measured single-load influence line of the beam is shown in Fig. S8. Table S4 compares the identified total loads with direct weighing, and Table S5 lists the mid-span deflection for all three load configurations; the order of the three-load group is the best-fitting order discussed in Section 3. On the 250 mm grid the trapezoidal rule underestimates the exact single-load integral by 0.500 %. It is used throughout, because Simpson’s rule loses its advantage when the kinks of trailing loads fall inside its panels.</w:t>
       </w:r>
     </w:p>
     <w:p>
@@ -10800,7 +11675,7 @@
         <w:t xml:space="preserve"> </w:t>
       </w:r>
       <w:r>
-        <w:t xml:space="preserve">Laboratory two-span beam: measured and analytical influence line of the mid-span deflection of the first span for the single 40.64 N load (Table S4).</w:t>
+        <w:t xml:space="preserve">Laboratory two-span beam: measured and analytical influence line of the mid-span deflection of the first span for the single 40.64 N load (Table S5).</w:t>
       </w:r>
     </w:p>
     <w:p>
@@ -10813,7 +11688,7 @@
           <w:bCs/>
           <w:b/>
         </w:rPr>
-        <w:t xml:space="preserve">Table S3.</w:t>
+        <w:t xml:space="preserve">Table S4.</w:t>
       </w:r>
       <w:r>
         <w:t xml:space="preserve"> </w:t>
@@ -11273,7 +12148,7 @@
           <w:bCs/>
           <w:b/>
         </w:rPr>
-        <w:t xml:space="preserve">Table S4.</w:t>
+        <w:t xml:space="preserve">Table S5.</w:t>
       </w:r>
       <w:r>
         <w:t xml:space="preserve"> </w:t>
@@ -13255,7 +14130,7 @@
         <w:t xml:space="preserve"> </w:t>
       </w:r>
       <w:r>
-        <w:t xml:space="preserve">= 0.13–0.71; Table S5). The first truck ran at 10.4–12.8 m/s and the second at 19.1–19.8 m/s, so speed and truck are confounded. Day-2 speeds were 13–28 m/s; no speed effect was resolved (+6 % per 10 m/s, 95 % CI −23 to +35 %), but the confidence interval of the slope is too wide to call the constant speed-independent (Fig. S9). Equivalence was tested by two one-sided tests (TOST; Table S6). Day-2 noise amplitudes at the median speed were 13.7–32.8 µε m.</w:t>
+        <w:t xml:space="preserve">= 0.13–0.71; Table S6), but only ch11 shows equal constants for both trucks within ±10 % (main-text Fig. 5a); with 12 tests at the 5 % level, one gauge passing this ±10 % check is about what chance alone would produce. The first truck ran at 10.4–12.8 m/s and the second at 19.1–19.8 m/s, so speed and truck are almost perfectly confounded (correlation 0.98). Day-2 speeds were 13–28 m/s; no speed effect was resolved (+6 % per 10 m/s, 95 % CI −23 to +35 %), but the confidence interval of the slope is too wide to call the constant speed-independent (Fig. S9). Equivalence was tested by two one-sided tests (TOST; Table S7); for the day-2 gauge average, the 90 % CI used for the equivalence test is 0.76–1.27, so differences of up to about 27 % cannot be excluded. Day-2 noise amplitudes at the median speed were 13.7–32.8 µε m.</w:t>
       </w:r>
     </w:p>
     <w:p>
@@ -13379,7 +14254,7 @@
         <w:t xml:space="preserve"> </w:t>
       </w:r>
       <w:r>
-        <w:t xml:space="preserve">= 0.016–0.027). The st36 constant in lane B is 0.64 of that in lane A (95 % CI 0.47–0.81). The two-truck runs gave 0.92 and 0.92 of the summed single-truck predictions (pooled 95 % CI 0.77–1.06); the GLS combination gave 0.82 (95 % CI 0.73–0.91). A one-dimensional beam model predicts ch11/ch8 ratios of 0.978–1.003. The ratio of st36 to st40 constants is 3.24 ± 0.56 in lane A against 1.82 ± 0.10 in lane B (± one standard error), about 2.5 standard errors apart.</w:t>
+        <w:t xml:space="preserve">= 0.016–0.027). The st36 constant in lane B is 0.64 of that in lane A (95 % CI 0.47–0.81). The two-truck runs gave 0.92 and 0.92 of the summed single-truck predictions (pooled 95 % CI 0.77–1.06); the GLS combination gave 0.82 (95 % CI 0.73–0.91). A one-dimensional beam model predicts ch11/ch8 ratios of 0.978–1.003. The ratio of st36 to st40 constants is 3.24 ± 0.56 in lane A against 1.82 ± 0.10 in lane B (± one standard error), about 2.5 standard errors apart. For the gauge average the lane-B constant is 0.79 of that in lane A (95 % CI 0.59–1.00), so the lane effect is resolved only for st36.</w:t>
       </w:r>
     </w:p>
     <w:p>
@@ -13387,7 +14262,7 @@
         <w:pStyle w:val="BodyText"/>
       </w:pPr>
       <w:r>
-        <w:t xml:space="preserve">Estimators. Table S7 gives all out-of-sample errors, including leave-one-truck-out (LOTO) and the four wheel-path gauges of day 1; Fig. S10 also shows in-sample results. On day 2, GLS with the measured covariance was significantly worse than the gauge average (paired difference +8.5 percentage points, 95 % CI +2.3 to +15.1); on day 1 the estimators cannot be told apart, and on both days every estimator is worse than the mean-weight predictor. Table S8 and Fig. S11 give the correlations behind this result, and Table S9 shows that the covariance of the crossing residuals, unlike the vehicle-free covariance, predicts the observed order of GLS and gauge average. The day-2 per-crossing SD predicted by the vehicle-free covariance (% of GVW) is 16.2 for the best single gauge, 32.5 for the worst single gauge, 19.8 for the gauge average, 19.4 for GLS with diagonal Σ, 12.7 for GLS with measured Σ, 13.3 for the zero-sum estimator with measured Σ and 16.1 for the zero-sum estimator with Σ = identity. The GLS weights with the measured Σ are st40 +0.16 and st36 −0.35. GLS with Σ estimated from the crossing residuals has a mean absolute error of 8.5 % of GVW in sample and 23.4 % out of sample (root-mean-square errors 10.4 % and 28.4 %), that is, it over-fits with eight runs.</w:t>
+        <w:t xml:space="preserve">Estimators. Table S8 gives all out-of-sample errors, including leave-one-truck-out (LOTO) and the four wheel-path gauges of day 1; Fig. S10 also shows in-sample results. On day 2, GLS with the measured covariance was significantly worse than the gauge average (paired difference +8.5 percentage points, 95 % CI +2.3 to +15.1); on day 1 the estimators cannot be told apart, and on both days every estimator is worse than the mean-weight predictor. Table S9 and Fig. S11 give the correlations behind this result, and Table S10 shows that the covariance of the crossing residuals, unlike the vehicle-free covariance, predicts the observed order of GLS and gauge average. The day-2 per-crossing SD predicted by the vehicle-free covariance (% of GVW) is 16.2 for the best single gauge, 32.5 for the worst single gauge, 19.8 for the gauge average, 19.4 for GLS with diagonal Σ, 12.7 for GLS with measured Σ, 13.3 for the zero-sum estimator with measured Σ and 16.1 for the zero-sum estimator with Σ = identity. The GLS weights with the measured Σ are st40 +0.16 and st36 −0.35. GLS with Σ estimated from the crossing residuals has a mean absolute error of 8.5 % of GVW in sample and 23.4 % out of sample (root-mean-square errors 10.4 % and 28.4 %), that is, it over-fits with eight runs.</w:t>
       </w:r>
     </w:p>
     <w:p>
@@ -13747,7 +14622,7 @@
           <w:bCs/>
           <w:b/>
         </w:rPr>
-        <w:t xml:space="preserve">Table S5.</w:t>
+        <w:t xml:space="preserve">Table S6.</w:t>
       </w:r>
       <w:r>
         <w:t xml:space="preserve"> </w:t>
@@ -14492,7 +15367,7 @@
           <w:bCs/>
           <w:b/>
         </w:rPr>
-        <w:t xml:space="preserve">Table S6.</w:t>
+        <w:t xml:space="preserve">Table S7.</w:t>
       </w:r>
       <w:r>
         <w:t xml:space="preserve"> </w:t>
@@ -14888,7 +15763,7 @@
               <w:t xml:space="preserve"> </w:t>
             </w:r>
             <w:r>
-              <w:t xml:space="preserve">test, Table S5)</w:t>
+              <w:t xml:space="preserve">test, Table S6)</w:t>
             </w:r>
           </w:p>
         </w:tc>
@@ -14904,7 +15779,7 @@
           <w:bCs/>
           <w:b/>
         </w:rPr>
-        <w:t xml:space="preserve">Table S7.</w:t>
+        <w:t xml:space="preserve">Table S8.</w:t>
       </w:r>
       <w:r>
         <w:t xml:space="preserve"> </w:t>
@@ -15691,7 +16566,7 @@
           <w:bCs/>
           <w:b/>
         </w:rPr>
-        <w:t xml:space="preserve">Table S8.</w:t>
+        <w:t xml:space="preserve">Table S9.</w:t>
       </w:r>
       <w:r>
         <w:t xml:space="preserve"> </w:t>
@@ -15986,7 +16861,7 @@
           <w:bCs/>
           <w:b/>
         </w:rPr>
-        <w:t xml:space="preserve">Table S9.</w:t>
+        <w:t xml:space="preserve">Table S10.</w:t>
       </w:r>
       <w:r>
         <w:t xml:space="preserve"> </w:t>
@@ -16247,7 +17122,7 @@
         <w:pStyle w:val="FirstParagraph"/>
       </w:pPr>
       <w:r>
-        <w:t xml:space="preserve">Bridge and test. The bridge carries provincial road ĐT389. In the June 2020 acceptance test, four trucks stood in the side span (gauge N8) and six in the main span (gauge N7). The trucks were 3-axle, nominally 5 + 10 + 10 t, with a mean weighed gross weight of 25.06 t (Table S10). Mitutoyo dial gauges, mounted on independent frames fixed to the ground, read the peak deflection under central and eccentric transverse positions at three measuring points across each section (Table S11). The longitudinal truck positions are given as drawings in the test report and are not tabulated. The readings across one section differ by up to 2.05 mm in the eccentric N7 case, about 13 % of the mean reading.</w:t>
+        <w:t xml:space="preserve">Bridge and test. The bridge carries provincial road ĐT389. In the June 2020 acceptance test, four trucks stood in the side span (gauge N8) and six in the main span (gauge N7). The trucks were 3-axle, nominally 5 + 10 + 10 t, with a mean weighed gross weight of 25.06 t (Table S11). Mitutoyo dial gauges, mounted on independent frames fixed to the ground, read the peak deflection under central and eccentric transverse positions at three measuring points across each section (Table S12). The readings across one section differ by up to 2.05 mm in the eccentric N7 case, about 13 % of the mean reading.</w:t>
       </w:r>
     </w:p>
     <w:p>
@@ -16366,12 +17241,96 @@
         <w:pStyle w:val="BodyText"/>
       </w:pPr>
       <w:r>
-        <w:t xml:space="preserve">Admissible sets (Table S12). The conclusions depend on the tolerance. At</w:t>
+        <w:t xml:space="preserve">Tolerance. The six readings of each section have a standard deviation of 4.7–5.0 % about their mean (Table S12), so the standard error of the mean is 1.9–2.0 %. Dividing the six-reading SD by</w:t>
       </w:r>
       <w:r>
         <w:t xml:space="preserve"> </w:t>
       </w:r>
       <m:oMath>
+        <m:rad>
+          <m:radPr>
+            <m:degHide m:val="on"/>
+          </m:radPr>
+          <m:deg/>
+          <m:e>
+            <m:r>
+              <m:t>6</m:t>
+            </m:r>
+          </m:e>
+        </m:rad>
+      </m:oMath>
+      <w:r>
+        <w:t xml:space="preserve"> </w:t>
+      </w:r>
+      <w:r>
+        <w:t xml:space="preserve">treats the transverse readings as independent samples; this is an assumption, because the scatter comes from the transverse positions and the readings are not replicates. The model-form standard uncertainty of 1.75 % is half the spread of</w:t>
+      </w:r>
+      <w:r>
+        <w:t xml:space="preserve"> </w:t>
+      </w:r>
+      <m:oMath>
+        <m:r>
+          <m:rPr>
+            <m:sty m:val="p"/>
+          </m:rPr>
+          <m:t>ln</m:t>
+        </m:r>
+      </m:oMath>
+      <w:r>
+        <w:t xml:space="preserve"> </w:t>
+      </w:r>
+      <w:r>
+        <w:t xml:space="preserve">of the predicted N8-to-N7 ratio across the model-form variants at the minimum of the misfit ratio (</w:t>
+      </w:r>
+      <m:oMath>
+        <m:r>
+          <m:t>κ</m:t>
+        </m:r>
+      </m:oMath>
+      <w:r>
+        <w:t xml:space="preserve"> </w:t>
+      </w:r>
+      <w:r>
+        <w:t xml:space="preserve">= 1.68 × 10⁸ kN m/rad), divided by</w:t>
+      </w:r>
+      <w:r>
+        <w:t xml:space="preserve"> </w:t>
+      </w:r>
+      <m:oMath>
+        <m:rad>
+          <m:radPr>
+            <m:degHide m:val="on"/>
+          </m:radPr>
+          <m:deg/>
+          <m:e>
+            <m:r>
+              <m:t>2</m:t>
+            </m:r>
+          </m:e>
+        </m:rad>
+      </m:oMath>
+      <w:r>
+        <w:t xml:space="preserve"> </w:t>
+      </w:r>
+      <w:r>
+        <w:t xml:space="preserve">to give a per-gauge value (script</w:t>
+      </w:r>
+      <w:r>
+        <w:t xml:space="preserve"> </w:t>
+      </w:r>
+      <w:r>
+        <w:rPr>
+          <w:rStyle w:val="VerbatimChar"/>
+        </w:rPr>
+        <w:t xml:space="preserve">ident_static.py</w:t>
+      </w:r>
+      <w:r>
+        <w:t xml:space="preserve">). Combined in quadrature with the pooled standard error of the mean, it gives 2.64 % for each section mean and</w:t>
+      </w:r>
+      <w:r>
+        <w:t xml:space="preserve"> </w:t>
+      </w:r>
+      <m:oMath>
         <m:r>
           <m:t>τ</m:t>
         </m:r>
@@ -16380,21 +17339,7 @@
         <w:t xml:space="preserve"> </w:t>
       </w:r>
       <w:r>
-        <w:t xml:space="preserve">= 3 % the admissible set shrinks and excludes the design rigidity,</w:t>
-      </w:r>
-      <w:r>
-        <w:t xml:space="preserve"> </w:t>
-      </w:r>
-      <m:oMath>
-        <m:r>
-          <m:t>α</m:t>
-        </m:r>
-      </m:oMath>
-      <w:r>
-        <w:t xml:space="preserve"> </w:t>
-      </w:r>
-      <w:r>
-        <w:t xml:space="preserve">= 1.</w:t>
+        <w:t xml:space="preserve">= 5.3 % at two standard deviations.</w:t>
       </w:r>
     </w:p>
     <w:p>
@@ -16402,17 +17347,178 @@
         <w:pStyle w:val="BodyText"/>
       </w:pPr>
       <w:r>
-        <w:t xml:space="preserve">Frequencies. The measured vertical frequencies (3.43–3.64 Hz; Table S13) would narrow the admissible set further if they belonged to the third vertical mode. This interpretation is conditional: Fig. S14 shows the predicted vertical frequencies against the scaled pier stiffness</w:t>
+        <w:t xml:space="preserve">Admissible sets (Table S13). The conclusions depend on the tolerance, so Table S13 gives the admissible set at</w:t>
       </w:r>
       <w:r>
         <w:t xml:space="preserve"> </w:t>
       </w:r>
       <m:oMath>
         <m:r>
+          <m:t>τ</m:t>
+        </m:r>
+      </m:oMath>
+      <w:r>
+        <w:t xml:space="preserve"> </w:t>
+      </w:r>
+      <w:r>
+        <w:t xml:space="preserve">= 3, 4 and 5.3 %. At</w:t>
+      </w:r>
+      <w:r>
+        <w:t xml:space="preserve"> </w:t>
+      </w:r>
+      <m:oMath>
+        <m:r>
+          <m:t>τ</m:t>
+        </m:r>
+      </m:oMath>
+      <w:r>
+        <w:t xml:space="preserve"> </w:t>
+      </w:r>
+      <w:r>
+        <w:t xml:space="preserve">= 3 % the admissible set shrinks and excludes the design rigidity,</w:t>
+      </w:r>
+      <w:r>
+        <w:t xml:space="preserve"> </w:t>
+      </w:r>
+      <m:oMath>
+        <m:r>
+          <m:t>α</m:t>
+        </m:r>
+      </m:oMath>
+      <w:r>
+        <w:t xml:space="preserve"> </w:t>
+      </w:r>
+      <w:r>
+        <w:t xml:space="preserve">= 1. The ratio of the largest to the smallest</w:t>
+      </w:r>
+      <w:r>
+        <w:t xml:space="preserve"> </w:t>
+      </w:r>
+      <m:oMath>
+        <m:sSub>
+          <m:e>
+            <m:r>
+              <m:t>C</m:t>
+            </m:r>
+          </m:e>
+          <m:sub>
+            <m:r>
+              <m:t>8</m:t>
+            </m:r>
+          </m:sub>
+        </m:sSub>
+      </m:oMath>
+      <w:r>
+        <w:t xml:space="preserve"> </w:t>
+      </w:r>
+      <w:r>
+        <w:t xml:space="preserve">over the admissible set is 1.5 at</w:t>
+      </w:r>
+      <w:r>
+        <w:t xml:space="preserve"> </w:t>
+      </w:r>
+      <m:oMath>
+        <m:r>
+          <m:t>τ</m:t>
+        </m:r>
+      </m:oMath>
+      <w:r>
+        <w:t xml:space="preserve"> </w:t>
+      </w:r>
+      <w:r>
+        <w:t xml:space="preserve">= 3 %, 3.4 at 4 % and 6.6 at 5.3 %, and 2.4 at 5.3 % with the prior</w:t>
+      </w:r>
+      <w:r>
+        <w:t xml:space="preserve"> </w:t>
+      </w:r>
+      <m:oMath>
+        <m:r>
+          <m:t>α</m:t>
+        </m:r>
+      </m:oMath>
+      <w:r>
+        <w:t xml:space="preserve"> </w:t>
+      </w:r>
+      <w:r>
+        <w:t xml:space="preserve">= 0.9–1.3; the upper end of</w:t>
+      </w:r>
+      <w:r>
+        <w:t xml:space="preserve"> </w:t>
+      </w:r>
+      <m:oMath>
+        <m:sSub>
+          <m:e>
+            <m:r>
+              <m:t>C</m:t>
+            </m:r>
+          </m:e>
+          <m:sub>
+            <m:r>
+              <m:t>8</m:t>
+            </m:r>
+          </m:sub>
+        </m:sSub>
+      </m:oMath>
+      <w:r>
+        <w:t xml:space="preserve"> </w:t>
+      </w:r>
+      <w:r>
+        <w:t xml:space="preserve">at 5.3 % needs</w:t>
+      </w:r>
+      <w:r>
+        <w:t xml:space="preserve"> </w:t>
+      </w:r>
+      <m:oMath>
+        <m:r>
+          <m:t>α</m:t>
+        </m:r>
+        <m:r>
+          <m:rPr>
+            <m:sty m:val="p"/>
+          </m:rPr>
+          <m:t>≈</m:t>
+        </m:r>
+        <m:r>
+          <m:t>0.5</m:t>
+        </m:r>
+      </m:oMath>
+      <w:r>
+        <w:t xml:space="preserve"> </w:t>
+      </w:r>
+      <w:r>
+        <w:t xml:space="preserve">with</w:t>
+      </w:r>
+      <w:r>
+        <w:t xml:space="preserve"> </w:t>
+      </w:r>
+      <m:oMath>
+        <m:r>
           <m:t>κ</m:t>
         </m:r>
       </m:oMath>
       <w:r>
+        <w:t xml:space="preserve"> </w:t>
+      </w:r>
+      <w:r>
+        <w:t xml:space="preserve">toward fixity.</w:t>
+      </w:r>
+    </w:p>
+    <w:p>
+      <w:pPr>
+        <w:pStyle w:val="BodyText"/>
+      </w:pPr>
+      <w:r>
+        <w:t xml:space="preserve">Frequencies. The measured vertical frequencies (3.43–3.64 Hz; Table S14) would narrow the admissible set further if they belonged to the third vertical mode. This interpretation is conditional: Fig. S14 shows the predicted vertical frequencies against the scaled pier stiffness</w:t>
+      </w:r>
+      <w:r>
+        <w:t xml:space="preserve"> </w:t>
+      </w:r>
+      <m:oMath>
+        <m:r>
+          <m:t>κ</m:t>
+        </m:r>
+      </m:oMath>
+      <w:r>
         <w:t xml:space="preserve">, and Fig. S15 the static misfit over the plane of</w:t>
       </w:r>
       <w:r>
@@ -16441,7 +17547,126 @@
         <w:t xml:space="preserve"> </w:t>
       </w:r>
       <w:r>
-        <w:t xml:space="preserve">with contours of the third vertical frequency. The acceptance test reports only one frequency per span, so the first frequency is not identified, and the Cramér–Rao bound of 0.24 that the first and third frequencies would give (Section 5.3) assumes a measurement that was not made.</w:t>
+        <w:t xml:space="preserve">with contours of the third vertical frequency. The acceptance test reports only one frequency per span, so the first frequency is not identified, and the Cramér–Rao bound of 0.24 on the standard deviation of</w:t>
+      </w:r>
+      <w:r>
+        <w:t xml:space="preserve"> </w:t>
+      </w:r>
+      <m:oMath>
+        <m:r>
+          <m:rPr>
+            <m:sty m:val="p"/>
+          </m:rPr>
+          <m:t>ln</m:t>
+        </m:r>
+        <m:sSub>
+          <m:e>
+            <m:r>
+              <m:t>C</m:t>
+            </m:r>
+          </m:e>
+          <m:sub>
+            <m:r>
+              <m:t>8</m:t>
+            </m:r>
+          </m:sub>
+        </m:sSub>
+      </m:oMath>
+      <w:r>
+        <w:t xml:space="preserve"> </w:t>
+      </w:r>
+      <w:r>
+        <w:t xml:space="preserve">that the first and third frequencies would give assumes a measurement that was not made. The bounds of Section 5.3 are evaluated at the design pier stiffness,</w:t>
+      </w:r>
+      <w:r>
+        <w:t xml:space="preserve"> </w:t>
+      </w:r>
+      <m:oMath>
+        <m:r>
+          <m:t>κ</m:t>
+        </m:r>
+        <m:r>
+          <m:rPr>
+            <m:sty m:val="p"/>
+          </m:rPr>
+          <m:t>=</m:t>
+        </m:r>
+        <m:r>
+          <m:t>2.75</m:t>
+        </m:r>
+        <m:r>
+          <m:rPr>
+            <m:sty m:val="p"/>
+          </m:rPr>
+          <m:t>×</m:t>
+        </m:r>
+        <m:sSup>
+          <m:e>
+            <m:r>
+              <m:t>10</m:t>
+            </m:r>
+          </m:e>
+          <m:sup>
+            <m:r>
+              <m:t>7</m:t>
+            </m:r>
+          </m:sup>
+        </m:sSup>
+      </m:oMath>
+      <w:r>
+        <w:t xml:space="preserve"> </w:t>
+      </w:r>
+      <w:r>
+        <w:t xml:space="preserve">kN m/rad, with</w:t>
+      </w:r>
+      <w:r>
+        <w:t xml:space="preserve"> </w:t>
+      </w:r>
+      <m:oMath>
+        <m:r>
+          <m:t>α</m:t>
+        </m:r>
+      </m:oMath>
+      <w:r>
+        <w:t xml:space="preserve"> </w:t>
+      </w:r>
+      <w:r>
+        <w:t xml:space="preserve">refitted to</w:t>
+      </w:r>
+      <w:r>
+        <w:t xml:space="preserve"> </w:t>
+      </w:r>
+      <m:oMath>
+        <m:sSup>
+          <m:e>
+            <m:r>
+              <m:t>α</m:t>
+            </m:r>
+          </m:e>
+          <m:sup>
+            <m:r>
+              <m:rPr>
+                <m:sty m:val="p"/>
+              </m:rPr>
+              <m:t>*</m:t>
+            </m:r>
+          </m:sup>
+        </m:sSup>
+        <m:r>
+          <m:rPr>
+            <m:sty m:val="p"/>
+          </m:rPr>
+          <m:t>=</m:t>
+        </m:r>
+        <m:r>
+          <m:t>1.07</m:t>
+        </m:r>
+      </m:oMath>
+      <w:r>
+        <w:t xml:space="preserve"> </w:t>
+      </w:r>
+      <w:r>
+        <w:t xml:space="preserve">(Fig. 7b).</w:t>
       </w:r>
     </w:p>
     <w:p>
@@ -16729,18 +17954,30 @@
         <w:pStyle w:val="BodyText"/>
       </w:pPr>
       <w:r>
-        <w:t xml:space="preserve">Indicators and channels (Table S14). Going from pinned to fixed piers multiplies the N8 constant by 14.0 but reduces the N7 constant to 0.59 of its pinned value. A strain gauge at mid side span would be practically blind under calibration A (</w:t>
+        <w:t xml:space="preserve">Indicators and channels (Table S15). In the base model, going from pinned to fixed piers multiplies the N8 constant by 14.0 but reduces the N7 constant to 0.59 of its pinned value. The design stiffness sits at</w:t>
+      </w:r>
+      <w:r>
+        <w:t xml:space="preserve"> </w:t>
       </w:r>
       <m:oMath>
+        <m:r>
+          <m:t>κ</m:t>
+        </m:r>
+        <m:r>
+          <m:rPr>
+            <m:sty m:val="p"/>
+          </m:rPr>
+          <m:t>/</m:t>
+        </m:r>
         <m:sSub>
           <m:e>
             <m:r>
-              <m:t>N</m:t>
+              <m:t>k</m:t>
             </m:r>
           </m:e>
           <m:sub>
             <m:r>
-              <m:t>M</m:t>
+              <m:t>g</m:t>
             </m:r>
           </m:sub>
         </m:sSub>
@@ -16751,11 +17988,57 @@
           <m:t>=</m:t>
         </m:r>
         <m:r>
-          <m:t>0.048</m:t>
+          <m:t>0.63</m:t>
         </m:r>
       </m:oMath>
       <w:r>
-        <w:t xml:space="preserve">) and would change sign with pinned piers. A rotation reading at the end bearing T8 adds little, because its sensitivity duplicates that of N8. At calibration B the two-reading Fisher matrix is singular, so the deflections alone cannot bound</w:t>
+        <w:t xml:space="preserve">, near the steepest part of the Möbius curve, where</w:t>
+      </w:r>
+      <w:r>
+        <w:t xml:space="preserve"> </w:t>
+      </w:r>
+      <m:oMath>
+        <m:sSub>
+          <m:e>
+            <m:r>
+              <m:t>B</m:t>
+            </m:r>
+          </m:e>
+          <m:sub>
+            <m:r>
+              <m:t>m</m:t>
+            </m:r>
+          </m:sub>
+        </m:sSub>
+      </m:oMath>
+      <w:r>
+        <w:t xml:space="preserve"> </w:t>
+      </w:r>
+      <w:r>
+        <w:t xml:space="preserve">is 0.51 at N8 and 0.12 at N7. Calibrating to the N8 reading does not fix the N8 constant either: the ratio of</w:t>
+      </w:r>
+      <w:r>
+        <w:t xml:space="preserve"> </w:t>
+      </w:r>
+      <m:oMath>
+        <m:sSub>
+          <m:e>
+            <m:r>
+              <m:t>C</m:t>
+            </m:r>
+          </m:e>
+          <m:sub>
+            <m:r>
+              <m:t>m</m:t>
+            </m:r>
+          </m:sub>
+        </m:sSub>
+      </m:oMath>
+      <w:r>
+        <w:t xml:space="preserve"> </w:t>
+      </w:r>
+      <w:r>
+        <w:t xml:space="preserve">to the modeled N8 deflection varies by a factor of 6.5 over the admissible set, against 1.5 for N7. A rotation reading at the end bearing T8 adds little, because its sensitivity duplicates that of N8. At calibration B the two-reading Fisher matrix is singular, so the deflections alone cannot bound</w:t>
       </w:r>
       <w:r>
         <w:t xml:space="preserve"> </w:t>
@@ -16784,7 +18067,204 @@
         <w:t xml:space="preserve"> </w:t>
       </w:r>
       <w:r>
-        <w:t xml:space="preserve">(Section S5).</w:t>
+        <w:t xml:space="preserve">(Section S5); with the pier tiltmeter the bound is 0.04.</w:t>
+      </w:r>
+    </w:p>
+    <w:p>
+      <w:pPr>
+        <w:pStyle w:val="BodyText"/>
+      </w:pPr>
+      <w:r>
+        <w:t xml:space="preserve">Strain and end-reaction channels. The haunches move every zero-moment point toward mid-span; the side-span zero lies 26.0–33.3 m from the end support, so a strain gauge at mid side span would be practically blind under calibration A (</w:t>
+      </w:r>
+      <m:oMath>
+        <m:sSub>
+          <m:e>
+            <m:r>
+              <m:t>N</m:t>
+            </m:r>
+          </m:e>
+          <m:sub>
+            <m:r>
+              <m:t>M</m:t>
+            </m:r>
+          </m:sub>
+        </m:sSub>
+        <m:r>
+          <m:rPr>
+            <m:sty m:val="p"/>
+          </m:rPr>
+          <m:t>=</m:t>
+        </m:r>
+        <m:r>
+          <m:t>0.048</m:t>
+        </m:r>
+      </m:oMath>
+      <w:r>
+        <w:t xml:space="preserve">) and would change sign with pinned piers. At mid main span the small strain indicator reflects restraint (</w:t>
+      </w:r>
+      <m:oMath>
+        <m:sSub>
+          <m:e>
+            <m:r>
+              <m:t>R</m:t>
+            </m:r>
+          </m:e>
+          <m:sub>
+            <m:r>
+              <m:t>ε</m:t>
+            </m:r>
+          </m:sub>
+        </m:sSub>
+      </m:oMath>
+      <w:r>
+        <w:t xml:space="preserve"> </w:t>
+      </w:r>
+      <w:r>
+        <w:t xml:space="preserve">= 0.65–1.00). By</w:t>
+      </w:r>
+      <w:r>
+        <w:t xml:space="preserve"> </w:t>
+      </w:r>
+      <m:oMath>
+        <m:sSub>
+          <m:e>
+            <m:r>
+              <m:t>N</m:t>
+            </m:r>
+          </m:e>
+          <m:sub>
+            <m:r>
+              <m:t>M</m:t>
+            </m:r>
+          </m:sub>
+        </m:sSub>
+      </m:oMath>
+      <w:r>
+        <w:t xml:space="preserve"> </w:t>
+      </w:r>
+      <w:r>
+        <w:t xml:space="preserve">alone the best strain locations in all haunched models are 5–10 m from the piers (</w:t>
+      </w:r>
+      <m:oMath>
+        <m:d>
+          <m:dPr>
+            <m:begChr m:val="|"/>
+            <m:endChr m:val="|"/>
+            <m:sepChr m:val=""/>
+            <m:grow/>
+          </m:dPr>
+          <m:e>
+            <m:sSub>
+              <m:e>
+                <m:r>
+                  <m:t>N</m:t>
+                </m:r>
+              </m:e>
+              <m:sub>
+                <m:r>
+                  <m:t>M</m:t>
+                </m:r>
+              </m:sub>
+            </m:sSub>
+          </m:e>
+        </m:d>
+        <m:r>
+          <m:rPr>
+            <m:sty m:val="p"/>
+          </m:rPr>
+          <m:t>≥</m:t>
+        </m:r>
+        <m:r>
+          <m:t>0.39</m:t>
+        </m:r>
+      </m:oMath>
+      <w:r>
+        <w:t xml:space="preserve">), but their gain</w:t>
+      </w:r>
+      <w:r>
+        <w:t xml:space="preserve"> </w:t>
+      </w:r>
+      <m:oMath>
+        <m:r>
+          <m:t>c</m:t>
+        </m:r>
+        <m:r>
+          <m:rPr>
+            <m:sty m:val="p"/>
+          </m:rPr>
+          <m:t>/</m:t>
+        </m:r>
+        <m:r>
+          <m:t>E</m:t>
+        </m:r>
+        <m:r>
+          <m:t>I</m:t>
+        </m:r>
+      </m:oMath>
+      <w:r>
+        <w:t xml:space="preserve"> </w:t>
+      </w:r>
+      <w:r>
+        <w:t xml:space="preserve">is about one quarter to one third of that at mid-span, and one fifth at the pier face (main-text Fig. 6c). Load cells under the end bearings (</w:t>
+      </w:r>
+      <m:oMath>
+        <m:sSub>
+          <m:e>
+            <m:r>
+              <m:t>N</m:t>
+            </m:r>
+          </m:e>
+          <m:sub>
+            <m:r>
+              <m:t>F</m:t>
+            </m:r>
+          </m:sub>
+        </m:sSub>
+        <m:r>
+          <m:rPr>
+            <m:sty m:val="p"/>
+          </m:rPr>
+          <m:t>=</m:t>
+        </m:r>
+        <m:sSub>
+          <m:e>
+            <m:r>
+              <m:t>ξ</m:t>
+            </m:r>
+          </m:e>
+          <m:sub>
+            <m:r>
+              <m:t>0</m:t>
+            </m:r>
+          </m:sub>
+        </m:sSub>
+      </m:oMath>
+      <w:r>
+        <w:t xml:space="preserve"> </w:t>
+      </w:r>
+      <w:r>
+        <w:t xml:space="preserve">= 0.47–0.61) cannot be blind unless the side span loses its sagging zone.</w:t>
+      </w:r>
+    </w:p>
+    <w:p>
+      <w:pPr>
+        <w:pStyle w:val="BodyText"/>
+      </w:pPr>
+      <w:r>
+        <w:t xml:space="preserve">Test-load positions. The longitudinal axle positions of the static test load, taken from the test plan (the test report gives them as drawings), are listed in Table S16 (script</w:t>
+      </w:r>
+      <w:r>
+        <w:t xml:space="preserve"> </w:t>
+      </w:r>
+      <w:r>
+        <w:rPr>
+          <w:rStyle w:val="VerbatimChar"/>
+        </w:rPr>
+        <w:t xml:space="preserve">wp3_run.py</w:t>
+      </w:r>
+      <w:r>
+        <w:t xml:space="preserve">).</w:t>
       </w:r>
     </w:p>
     <w:p>
@@ -16797,7 +18277,7 @@
           <w:bCs/>
           <w:b/>
         </w:rPr>
-        <w:t xml:space="preserve">Table S10.</w:t>
+        <w:t xml:space="preserve">Table S11.</w:t>
       </w:r>
       <w:r>
         <w:t xml:space="preserve"> </w:t>
@@ -17696,7 +19176,7 @@
           <w:bCs/>
           <w:b/>
         </w:rPr>
-        <w:t xml:space="preserve">Table S11.</w:t>
+        <w:t xml:space="preserve">Table S12.</w:t>
       </w:r>
       <w:r>
         <w:t xml:space="preserve"> </w:t>
@@ -18223,18 +19703,44 @@
           <w:bCs/>
           <w:b/>
         </w:rPr>
-        <w:t xml:space="preserve">Table S12.</w:t>
-      </w:r>
-      <w:r>
-        <w:t xml:space="preserve"> </w:t>
-      </w:r>
-      <w:r>
-        <w:t xml:space="preserve">Admissible set of the Mây Bridge model against the tolerance</w:t>
+        <w:t xml:space="preserve">Table S13.</w:t>
+      </w:r>
+      <w:r>
+        <w:t xml:space="preserve"> </w:t>
+      </w:r>
+      <w:r>
+        <w:t xml:space="preserve">Admissible set of the Mây Bridge model (base model,</w:t>
       </w:r>
       <w:r>
         <w:t xml:space="preserve"> </w:t>
       </w:r>
       <m:oMath>
+        <m:sSub>
+          <m:e>
+            <m:r>
+              <m:t>L</m:t>
+            </m:r>
+          </m:e>
+          <m:sub>
+            <m:r>
+              <m:rPr>
+                <m:sty m:val="p"/>
+              </m:rPr>
+              <m:t>v</m:t>
+            </m:r>
+          </m:sub>
+        </m:sSub>
+      </m:oMath>
+      <w:r>
+        <w:t xml:space="preserve"> </w:t>
+      </w:r>
+      <w:r>
+        <w:t xml:space="preserve">= 44 m) against the tolerance</w:t>
+      </w:r>
+      <w:r>
+        <w:t xml:space="preserve"> </w:t>
+      </w:r>
+      <m:oMath>
         <m:r>
           <m:t>τ</m:t>
         </m:r>
@@ -18244,6 +19750,52 @@
       </w:r>
       <w:r>
         <w:t xml:space="preserve">on the misfit of each gauge.</w:t>
+      </w:r>
+      <w:r>
+        <w:t xml:space="preserve"> </w:t>
+      </w:r>
+      <m:oMath>
+        <m:sSub>
+          <m:e>
+            <m:r>
+              <m:t>C</m:t>
+            </m:r>
+          </m:e>
+          <m:sub>
+            <m:r>
+              <m:t>8</m:t>
+            </m:r>
+          </m:sub>
+        </m:sSub>
+      </m:oMath>
+      <w:r>
+        <w:t xml:space="preserve"> </w:t>
+      </w:r>
+      <w:r>
+        <w:t xml:space="preserve">max/min: ratio of the largest to the smallest</w:t>
+      </w:r>
+      <w:r>
+        <w:t xml:space="preserve"> </w:t>
+      </w:r>
+      <m:oMath>
+        <m:sSub>
+          <m:e>
+            <m:r>
+              <m:t>C</m:t>
+            </m:r>
+          </m:e>
+          <m:sub>
+            <m:r>
+              <m:t>8</m:t>
+            </m:r>
+          </m:sub>
+        </m:sSub>
+      </m:oMath>
+      <w:r>
+        <w:t xml:space="preserve"> </w:t>
+      </w:r>
+      <w:r>
+        <w:t xml:space="preserve">in the set. –: not computed.</w:t>
       </w:r>
     </w:p>
     <w:tbl>
@@ -18262,12 +19814,14 @@
         </w:tblBorders>
       </w:tblPr>
       <w:tblGrid>
-        <w:gridCol w:w="2038"/>
-        <w:gridCol w:w="1290"/>
-        <w:gridCol w:w="1188"/>
-        <w:gridCol w:w="1358"/>
-        <w:gridCol w:w="1766"/>
-        <w:gridCol w:w="1426"/>
+        <w:gridCol w:w="1681"/>
+        <w:gridCol w:w="1064"/>
+        <w:gridCol w:w="980"/>
+        <w:gridCol w:w="1120"/>
+        <w:gridCol w:w="1457"/>
+        <w:gridCol w:w="1176"/>
+        <w:gridCol w:w="793"/>
+        <w:gridCol w:w="793"/>
       </w:tblGrid>
       <w:tr>
         <w:trPr>
@@ -18277,7 +19831,7 @@
         </w:trPr>
         <w:tc>
           <w:tcPr>
-            <w:tcW w:type="dxa" w:w="2038"/>
+            <w:tcW w:type="dxa" w:w="1681"/>
             <w:tcBorders>
               <w:top w:val="nil"/>
               <w:left w:val="nil"/>
@@ -18297,7 +19851,7 @@
         </w:tc>
         <w:tc>
           <w:tcPr>
-            <w:tcW w:type="dxa" w:w="1290"/>
+            <w:tcW w:type="dxa" w:w="1064"/>
             <w:tcBorders>
               <w:top w:val="nil"/>
               <w:left w:val="nil"/>
@@ -18308,7 +19862,7 @@
           <w:p>
             <w:pPr>
               <w:pStyle w:val="Compact"/>
-              <w:jc w:val="left"/>
+              <w:jc w:val="right"/>
             </w:pPr>
             <m:oMath>
               <m:r>
@@ -18325,7 +19879,7 @@
         </w:tc>
         <w:tc>
           <w:tcPr>
-            <w:tcW w:type="dxa" w:w="1188"/>
+            <w:tcW w:type="dxa" w:w="980"/>
             <w:tcBorders>
               <w:top w:val="nil"/>
               <w:left w:val="nil"/>
@@ -18347,7 +19901,7 @@
         </w:tc>
         <w:tc>
           <w:tcPr>
-            <w:tcW w:type="dxa" w:w="1358"/>
+            <w:tcW w:type="dxa" w:w="1120"/>
             <w:tcBorders>
               <w:top w:val="nil"/>
               <w:left w:val="nil"/>
@@ -18393,7 +19947,7 @@
         </w:tc>
         <w:tc>
           <w:tcPr>
-            <w:tcW w:type="dxa" w:w="1766"/>
+            <w:tcW w:type="dxa" w:w="1457"/>
             <w:tcBorders>
               <w:top w:val="nil"/>
               <w:left w:val="nil"/>
@@ -18436,7 +19990,7 @@
         </w:tc>
         <w:tc>
           <w:tcPr>
-            <w:tcW w:type="dxa" w:w="1426"/>
+            <w:tcW w:type="dxa" w:w="1176"/>
             <w:tcBorders>
               <w:top w:val="nil"/>
               <w:left w:val="nil"/>
@@ -18471,6 +20025,80 @@
             </w:r>
           </w:p>
         </w:tc>
+        <w:tc>
+          <w:tcPr>
+            <w:tcW w:type="dxa" w:w="793"/>
+            <w:tcBorders>
+              <w:top w:val="nil"/>
+              <w:left w:val="nil"/>
+              <w:bottom w:val="single" w:sz="6" w:space="0" w:color="000000"/>
+              <w:right w:val="nil"/>
+            </w:tcBorders>
+          </w:tcPr>
+          <w:p>
+            <w:pPr>
+              <w:pStyle w:val="Compact"/>
+              <w:jc w:val="right"/>
+            </w:pPr>
+            <m:oMath>
+              <m:sSub>
+                <m:e>
+                  <m:r>
+                    <m:t>C</m:t>
+                  </m:r>
+                </m:e>
+                <m:sub>
+                  <m:r>
+                    <m:t>8</m:t>
+                  </m:r>
+                </m:sub>
+              </m:sSub>
+            </m:oMath>
+            <w:r>
+              <w:t xml:space="preserve"> </w:t>
+            </w:r>
+            <w:r>
+              <w:t xml:space="preserve">max/min</w:t>
+            </w:r>
+          </w:p>
+        </w:tc>
+        <w:tc>
+          <w:tcPr>
+            <w:tcW w:type="dxa" w:w="793"/>
+            <w:tcBorders>
+              <w:top w:val="nil"/>
+              <w:left w:val="nil"/>
+              <w:bottom w:val="single" w:sz="6" w:space="0" w:color="000000"/>
+              <w:right w:val="nil"/>
+            </w:tcBorders>
+          </w:tcPr>
+          <w:p>
+            <w:pPr>
+              <w:pStyle w:val="Compact"/>
+              <w:jc w:val="right"/>
+            </w:pPr>
+            <m:oMath>
+              <m:sSub>
+                <m:e>
+                  <m:r>
+                    <m:t>C</m:t>
+                  </m:r>
+                </m:e>
+                <m:sub>
+                  <m:r>
+                    <m:t>7</m:t>
+                  </m:r>
+                </m:sub>
+              </m:sSub>
+            </m:oMath>
+            <w:r>
+              <w:t xml:space="preserve"> </w:t>
+            </w:r>
+            <w:r>
+              <w:t xml:space="preserve">(m²/kN)</w:t>
+            </w:r>
+          </w:p>
+        </w:tc>
       </w:tr>
       <w:tr>
         <w:trPr>
@@ -18478,7 +20106,7 @@
         </w:trPr>
         <w:tc>
           <w:tcPr>
-            <w:tcW w:type="dxa" w:w="2038"/>
+            <w:tcW w:type="dxa" w:w="1681"/>
           </w:tcPr>
           <w:p>
             <w:pPr>
@@ -18500,12 +20128,12 @@
         </w:tc>
         <w:tc>
           <w:tcPr>
-            <w:tcW w:type="dxa" w:w="1290"/>
-          </w:tcPr>
-          <w:p>
-            <w:pPr>
-              <w:pStyle w:val="Compact"/>
-              <w:jc w:val="left"/>
+            <w:tcW w:type="dxa" w:w="1064"/>
+          </w:tcPr>
+          <w:p>
+            <w:pPr>
+              <w:pStyle w:val="Compact"/>
+              <w:jc w:val="right"/>
             </w:pPr>
             <w:r>
               <w:t xml:space="preserve">1.0–3.0 × 10⁸</w:t>
@@ -18514,7 +20142,7 @@
         </w:tc>
         <w:tc>
           <w:tcPr>
-            <w:tcW w:type="dxa" w:w="1188"/>
+            <w:tcW w:type="dxa" w:w="980"/>
           </w:tcPr>
           <w:p>
             <w:pPr>
@@ -18528,35 +20156,63 @@
         </w:tc>
         <w:tc>
           <w:tcPr>
-            <w:tcW w:type="dxa" w:w="1358"/>
-          </w:tcPr>
-          <w:p>
-            <w:pPr>
-              <w:pStyle w:val="Compact"/>
-              <w:jc w:val="right"/>
-            </w:pPr>
-            <w:r>
-              <w:t xml:space="preserve">–</w:t>
-            </w:r>
-          </w:p>
-        </w:tc>
-        <w:tc>
-          <w:tcPr>
-            <w:tcW w:type="dxa" w:w="1766"/>
-          </w:tcPr>
-          <w:p>
-            <w:pPr>
-              <w:pStyle w:val="Compact"/>
-              <w:jc w:val="right"/>
-            </w:pPr>
-            <w:r>
-              <w:t xml:space="preserve">–</w:t>
-            </w:r>
-          </w:p>
-        </w:tc>
-        <w:tc>
-          <w:tcPr>
-            <w:tcW w:type="dxa" w:w="1426"/>
+            <w:tcW w:type="dxa" w:w="1120"/>
+          </w:tcPr>
+          <w:p>
+            <w:pPr>
+              <w:pStyle w:val="Compact"/>
+              <w:jc w:val="right"/>
+            </w:pPr>
+            <w:r>
+              <w:t xml:space="preserve">0.30–0.37</w:t>
+            </w:r>
+          </w:p>
+        </w:tc>
+        <w:tc>
+          <w:tcPr>
+            <w:tcW w:type="dxa" w:w="1457"/>
+          </w:tcPr>
+          <w:p>
+            <w:pPr>
+              <w:pStyle w:val="Compact"/>
+              <w:jc w:val="right"/>
+            </w:pPr>
+            <w:r>
+              <w:t xml:space="preserve">0.38–0.58</w:t>
+            </w:r>
+          </w:p>
+        </w:tc>
+        <w:tc>
+          <w:tcPr>
+            <w:tcW w:type="dxa" w:w="1176"/>
+          </w:tcPr>
+          <w:p>
+            <w:pPr>
+              <w:pStyle w:val="Compact"/>
+              <w:jc w:val="right"/>
+            </w:pPr>
+            <w:r>
+              <w:t xml:space="preserve">9.1 × 10⁻⁵–1.4 × 10⁻⁴</w:t>
+            </w:r>
+          </w:p>
+        </w:tc>
+        <w:tc>
+          <w:tcPr>
+            <w:tcW w:type="dxa" w:w="793"/>
+          </w:tcPr>
+          <w:p>
+            <w:pPr>
+              <w:pStyle w:val="Compact"/>
+              <w:jc w:val="right"/>
+            </w:pPr>
+            <w:r>
+              <w:t xml:space="preserve">1.5</w:t>
+            </w:r>
+          </w:p>
+        </w:tc>
+        <w:tc>
+          <w:tcPr>
+            <w:tcW w:type="dxa" w:w="793"/>
           </w:tcPr>
           <w:p>
             <w:pPr>
@@ -18575,7 +20231,7 @@
         </w:trPr>
         <w:tc>
           <w:tcPr>
-            <w:tcW w:type="dxa" w:w="2038"/>
+            <w:tcW w:type="dxa" w:w="1681"/>
           </w:tcPr>
           <w:p>
             <w:pPr>
@@ -18597,12 +20253,12 @@
         </w:tc>
         <w:tc>
           <w:tcPr>
-            <w:tcW w:type="dxa" w:w="1290"/>
-          </w:tcPr>
-          <w:p>
-            <w:pPr>
-              <w:pStyle w:val="Compact"/>
-              <w:jc w:val="left"/>
+            <w:tcW w:type="dxa" w:w="1064"/>
+          </w:tcPr>
+          <w:p>
+            <w:pPr>
+              <w:pStyle w:val="Compact"/>
+              <w:jc w:val="right"/>
             </w:pPr>
             <w:r>
               <w:t xml:space="preserve">4.2 × 10⁷–2.0 × 10⁹</w:t>
@@ -18611,7 +20267,7 @@
         </w:tc>
         <w:tc>
           <w:tcPr>
-            <w:tcW w:type="dxa" w:w="1188"/>
+            <w:tcW w:type="dxa" w:w="980"/>
           </w:tcPr>
           <w:p>
             <w:pPr>
@@ -18625,35 +20281,63 @@
         </w:tc>
         <w:tc>
           <w:tcPr>
-            <w:tcW w:type="dxa" w:w="1358"/>
-          </w:tcPr>
-          <w:p>
-            <w:pPr>
-              <w:pStyle w:val="Compact"/>
-              <w:jc w:val="right"/>
-            </w:pPr>
-            <w:r>
-              <w:t xml:space="preserve">–</w:t>
-            </w:r>
-          </w:p>
-        </w:tc>
-        <w:tc>
-          <w:tcPr>
-            <w:tcW w:type="dxa" w:w="1766"/>
-          </w:tcPr>
-          <w:p>
-            <w:pPr>
-              <w:pStyle w:val="Compact"/>
-              <w:jc w:val="right"/>
-            </w:pPr>
-            <w:r>
-              <w:t xml:space="preserve">–</w:t>
-            </w:r>
-          </w:p>
-        </w:tc>
-        <w:tc>
-          <w:tcPr>
-            <w:tcW w:type="dxa" w:w="1426"/>
+            <w:tcW w:type="dxa" w:w="1120"/>
+          </w:tcPr>
+          <w:p>
+            <w:pPr>
+              <w:pStyle w:val="Compact"/>
+              <w:jc w:val="right"/>
+            </w:pPr>
+            <w:r>
+              <w:t xml:space="preserve">0.22–0.41</w:t>
+            </w:r>
+          </w:p>
+        </w:tc>
+        <w:tc>
+          <w:tcPr>
+            <w:tcW w:type="dxa" w:w="1457"/>
+          </w:tcPr>
+          <w:p>
+            <w:pPr>
+              <w:pStyle w:val="Compact"/>
+              <w:jc w:val="right"/>
+            </w:pPr>
+            <w:r>
+              <w:t xml:space="preserve">0.23–0.77</w:t>
+            </w:r>
+          </w:p>
+        </w:tc>
+        <w:tc>
+          <w:tcPr>
+            <w:tcW w:type="dxa" w:w="1176"/>
+          </w:tcPr>
+          <w:p>
+            <w:pPr>
+              <w:pStyle w:val="Compact"/>
+              <w:jc w:val="right"/>
+            </w:pPr>
+            <w:r>
+              <w:t xml:space="preserve">5.5 × 10⁻⁵–1.9 × 10⁻⁴</w:t>
+            </w:r>
+          </w:p>
+        </w:tc>
+        <w:tc>
+          <w:tcPr>
+            <w:tcW w:type="dxa" w:w="793"/>
+          </w:tcPr>
+          <w:p>
+            <w:pPr>
+              <w:pStyle w:val="Compact"/>
+              <w:jc w:val="right"/>
+            </w:pPr>
+            <w:r>
+              <w:t xml:space="preserve">3.4</w:t>
+            </w:r>
+          </w:p>
+        </w:tc>
+        <w:tc>
+          <w:tcPr>
+            <w:tcW w:type="dxa" w:w="793"/>
           </w:tcPr>
           <w:p>
             <w:pPr>
@@ -18672,7 +20356,7 @@
         </w:trPr>
         <w:tc>
           <w:tcPr>
-            <w:tcW w:type="dxa" w:w="2038"/>
+            <w:tcW w:type="dxa" w:w="1681"/>
           </w:tcPr>
           <w:p>
             <w:pPr>
@@ -18694,12 +20378,12 @@
         </w:tc>
         <w:tc>
           <w:tcPr>
-            <w:tcW w:type="dxa" w:w="1290"/>
-          </w:tcPr>
-          <w:p>
-            <w:pPr>
-              <w:pStyle w:val="Compact"/>
-              <w:jc w:val="left"/>
+            <w:tcW w:type="dxa" w:w="1064"/>
+          </w:tcPr>
+          <w:p>
+            <w:pPr>
+              <w:pStyle w:val="Compact"/>
+              <w:jc w:val="right"/>
             </w:pPr>
             <w:r>
               <w:t xml:space="preserve">≥ 1.8 × 10⁷</w:t>
@@ -18708,7 +20392,7 @@
         </w:tc>
         <w:tc>
           <w:tcPr>
-            <w:tcW w:type="dxa" w:w="1188"/>
+            <w:tcW w:type="dxa" w:w="980"/>
           </w:tcPr>
           <w:p>
             <w:pPr>
@@ -18722,7 +20406,7 @@
         </w:tc>
         <w:tc>
           <w:tcPr>
-            <w:tcW w:type="dxa" w:w="1358"/>
+            <w:tcW w:type="dxa" w:w="1120"/>
           </w:tcPr>
           <w:p>
             <w:pPr>
@@ -18736,7 +20420,7 @@
         </w:tc>
         <w:tc>
           <w:tcPr>
-            <w:tcW w:type="dxa" w:w="1766"/>
+            <w:tcW w:type="dxa" w:w="1457"/>
           </w:tcPr>
           <w:p>
             <w:pPr>
@@ -18750,7 +20434,7 @@
         </w:tc>
         <w:tc>
           <w:tcPr>
-            <w:tcW w:type="dxa" w:w="1426"/>
+            <w:tcW w:type="dxa" w:w="1176"/>
           </w:tcPr>
           <w:p>
             <w:pPr>
@@ -18759,6 +20443,34 @@
             </w:pPr>
             <w:r>
               <w:t xml:space="preserve">3.0 × 10⁻⁵–2.0 × 10⁻⁴</w:t>
+            </w:r>
+          </w:p>
+        </w:tc>
+        <w:tc>
+          <w:tcPr>
+            <w:tcW w:type="dxa" w:w="793"/>
+          </w:tcPr>
+          <w:p>
+            <w:pPr>
+              <w:pStyle w:val="Compact"/>
+              <w:jc w:val="right"/>
+            </w:pPr>
+            <w:r>
+              <w:t xml:space="preserve">6.6</w:t>
+            </w:r>
+          </w:p>
+        </w:tc>
+        <w:tc>
+          <w:tcPr>
+            <w:tcW w:type="dxa" w:w="793"/>
+          </w:tcPr>
+          <w:p>
+            <w:pPr>
+              <w:pStyle w:val="Compact"/>
+              <w:jc w:val="right"/>
+            </w:pPr>
+            <w:r>
+              <w:t xml:space="preserve">3.3–5.0 × 10⁻⁴</w:t>
             </w:r>
           </w:p>
         </w:tc>
@@ -18769,7 +20481,7 @@
         </w:trPr>
         <w:tc>
           <w:tcPr>
-            <w:tcW w:type="dxa" w:w="2038"/>
+            <w:tcW w:type="dxa" w:w="1681"/>
           </w:tcPr>
           <w:p>
             <w:pPr>
@@ -18805,35 +20517,35 @@
         </w:tc>
         <w:tc>
           <w:tcPr>
-            <w:tcW w:type="dxa" w:w="1290"/>
-          </w:tcPr>
-          <w:p>
-            <w:pPr>
-              <w:pStyle w:val="Compact"/>
-              <w:jc w:val="left"/>
-            </w:pPr>
-            <w:r>
-              <w:t xml:space="preserve">–</w:t>
-            </w:r>
-          </w:p>
-        </w:tc>
-        <w:tc>
-          <w:tcPr>
-            <w:tcW w:type="dxa" w:w="1188"/>
-          </w:tcPr>
-          <w:p>
-            <w:pPr>
-              <w:pStyle w:val="Compact"/>
-              <w:jc w:val="right"/>
-            </w:pPr>
-            <w:r>
-              <w:t xml:space="preserve">–</w:t>
-            </w:r>
-          </w:p>
-        </w:tc>
-        <w:tc>
-          <w:tcPr>
-            <w:tcW w:type="dxa" w:w="1358"/>
+            <w:tcW w:type="dxa" w:w="1064"/>
+          </w:tcPr>
+          <w:p>
+            <w:pPr>
+              <w:pStyle w:val="Compact"/>
+              <w:jc w:val="right"/>
+            </w:pPr>
+            <w:r>
+              <w:t xml:space="preserve">1.8–6.7 × 10⁷</w:t>
+            </w:r>
+          </w:p>
+        </w:tc>
+        <w:tc>
+          <w:tcPr>
+            <w:tcW w:type="dxa" w:w="980"/>
+          </w:tcPr>
+          <w:p>
+            <w:pPr>
+              <w:pStyle w:val="Compact"/>
+              <w:jc w:val="right"/>
+            </w:pPr>
+            <w:r>
+              <w:t xml:space="preserve">0.90–1.15</w:t>
+            </w:r>
+          </w:p>
+        </w:tc>
+        <w:tc>
+          <w:tcPr>
+            <w:tcW w:type="dxa" w:w="1120"/>
           </w:tcPr>
           <w:p>
             <w:pPr>
@@ -18847,7 +20559,7 @@
         </w:tc>
         <w:tc>
           <w:tcPr>
-            <w:tcW w:type="dxa" w:w="1766"/>
+            <w:tcW w:type="dxa" w:w="1457"/>
           </w:tcPr>
           <w:p>
             <w:pPr>
@@ -18861,15 +20573,43 @@
         </w:tc>
         <w:tc>
           <w:tcPr>
-            <w:tcW w:type="dxa" w:w="1426"/>
-          </w:tcPr>
-          <w:p>
-            <w:pPr>
-              <w:pStyle w:val="Compact"/>
-              <w:jc w:val="right"/>
-            </w:pPr>
-            <w:r>
-              <w:t xml:space="preserve">–</w:t>
+            <w:tcW w:type="dxa" w:w="1176"/>
+          </w:tcPr>
+          <w:p>
+            <w:pPr>
+              <w:pStyle w:val="Compact"/>
+              <w:jc w:val="right"/>
+            </w:pPr>
+            <w:r>
+              <w:t xml:space="preserve">3.0 × 10⁻⁵–7.2 × 10⁻⁵</w:t>
+            </w:r>
+          </w:p>
+        </w:tc>
+        <w:tc>
+          <w:tcPr>
+            <w:tcW w:type="dxa" w:w="793"/>
+          </w:tcPr>
+          <w:p>
+            <w:pPr>
+              <w:pStyle w:val="Compact"/>
+              <w:jc w:val="right"/>
+            </w:pPr>
+            <w:r>
+              <w:t xml:space="preserve">2.4</w:t>
+            </w:r>
+          </w:p>
+        </w:tc>
+        <w:tc>
+          <w:tcPr>
+            <w:tcW w:type="dxa" w:w="793"/>
+          </w:tcPr>
+          <w:p>
+            <w:pPr>
+              <w:pStyle w:val="Compact"/>
+              <w:jc w:val="right"/>
+            </w:pPr>
+            <w:r>
+              <w:t xml:space="preserve">3.3–3.6 × 10⁻⁴</w:t>
             </w:r>
           </w:p>
         </w:tc>
@@ -18885,7 +20625,7 @@
           <w:bCs/>
           <w:b/>
         </w:rPr>
-        <w:t xml:space="preserve">Table S13.</w:t>
+        <w:t xml:space="preserve">Table S14.</w:t>
       </w:r>
       <w:r>
         <w:t xml:space="preserve"> </w:t>
@@ -19070,7 +20810,7 @@
           <w:bCs/>
           <w:b/>
         </w:rPr>
-        <w:t xml:space="preserve">Table S14.</w:t>
+        <w:t xml:space="preserve">Table S15.</w:t>
       </w:r>
       <w:r>
         <w:t xml:space="preserve"> </w:t>
@@ -19099,7 +20839,7 @@
         <w:t xml:space="preserve"> </w:t>
       </w:r>
       <w:r>
-        <w:t xml:space="preserve">(Eq. (10)), cancellation ratio</w:t>
+        <w:t xml:space="preserve">(Eq. (8)), cancellation ratio</w:t>
       </w:r>
       <w:r>
         <w:t xml:space="preserve"> </w:t>
@@ -19113,7 +20853,7 @@
         <w:t xml:space="preserve"> </w:t>
       </w:r>
       <w:r>
-        <w:t xml:space="preserve">(Eq. (11)) and boundary sensitivity</w:t>
+        <w:t xml:space="preserve">(Eq. (9)) and boundary sensitivity</w:t>
       </w:r>
       <w:r>
         <w:t xml:space="preserve"> </w:t>
@@ -20429,6 +22169,249 @@
         <w:t xml:space="preserve">; normalized by the effective rigidity, the range is 0.144–0.422.</w:t>
       </w:r>
     </w:p>
+    <w:p>
+      <w:pPr>
+        <w:pStyle w:val="BodyText"/>
+        <w:keepNext/>
+      </w:pPr>
+      <w:r>
+        <w:rPr>
+          <w:bCs/>
+          <w:b/>
+        </w:rPr>
+        <w:t xml:space="preserve">Table S16.</w:t>
+      </w:r>
+      <w:r>
+        <w:t xml:space="preserve"> </w:t>
+      </w:r>
+      <w:r>
+        <w:t xml:space="preserve">Longitudinal axle positions of the static test load (model positions from the test plan). Each longitudinal row consists of two 3-axle trucks side by side, so the axle loads per row are 10, 20 and 20 t (5, 10 and 10 t per truck).</w:t>
+      </w:r>
+      <w:r>
+        <w:t xml:space="preserve"> </w:t>
+      </w:r>
+      <m:oMath>
+        <m:r>
+          <m:t>x</m:t>
+        </m:r>
+      </m:oMath>
+      <w:r>
+        <w:t xml:space="preserve"> </w:t>
+      </w:r>
+      <w:r>
+        <w:t xml:space="preserve">is measured from T5, with T8 at</w:t>
+      </w:r>
+      <w:r>
+        <w:t xml:space="preserve"> </w:t>
+      </w:r>
+      <m:oMath>
+        <m:r>
+          <m:t>x</m:t>
+        </m:r>
+      </m:oMath>
+      <w:r>
+        <w:t xml:space="preserve"> </w:t>
+      </w:r>
+      <w:r>
+        <w:t xml:space="preserve">= 200 m.</w:t>
+      </w:r>
+    </w:p>
+    <w:tbl>
+      <w:tblPr>
+        <w:tblStyle w:val="Table"/>
+        <w:tblW w:type="pct" w:w="5000"/>
+        <w:tblLook w:firstRow="1" w:lastRow="0" w:firstColumn="0" w:lastColumn="0" w:noHBand="0" w:noVBand="0" w:val="0020"/>
+        <w:jc w:val="center"/>
+        <w:tblBorders>
+          <w:top w:val="single" w:sz="8" w:space="0" w:color="000000"/>
+          <w:left w:val="nil"/>
+          <w:bottom w:val="single" w:sz="8" w:space="0" w:color="000000"/>
+          <w:right w:val="nil"/>
+          <w:insideH w:val="nil"/>
+          <w:insideV w:val="nil"/>
+        </w:tblBorders>
+      </w:tblPr>
+      <w:tblGrid>
+        <w:gridCol w:w="2433"/>
+        <w:gridCol w:w="3318"/>
+        <w:gridCol w:w="3318"/>
+      </w:tblGrid>
+      <w:tr>
+        <w:trPr>
+          <w:tblHeader w:val="true"/>
+          <w:tblHeader w:val="true"/>
+          <w:cantSplit/>
+        </w:trPr>
+        <w:tc>
+          <w:tcPr>
+            <w:tcW w:type="dxa" w:w="2433"/>
+            <w:tcBorders>
+              <w:top w:val="nil"/>
+              <w:left w:val="nil"/>
+              <w:bottom w:val="single" w:sz="6" w:space="0" w:color="000000"/>
+              <w:right w:val="nil"/>
+            </w:tcBorders>
+          </w:tcPr>
+          <w:p>
+            <w:pPr>
+              <w:pStyle w:val="Compact"/>
+              <w:jc w:val="left"/>
+            </w:pPr>
+            <w:r>
+              <w:t xml:space="preserve">Scheme</w:t>
+            </w:r>
+          </w:p>
+        </w:tc>
+        <w:tc>
+          <w:tcPr>
+            <w:tcW w:type="dxa" w:w="3318"/>
+            <w:tcBorders>
+              <w:top w:val="nil"/>
+              <w:left w:val="nil"/>
+              <w:bottom w:val="single" w:sz="6" w:space="0" w:color="000000"/>
+              <w:right w:val="nil"/>
+            </w:tcBorders>
+          </w:tcPr>
+          <w:p>
+            <w:pPr>
+              <w:pStyle w:val="Compact"/>
+              <w:jc w:val="left"/>
+            </w:pPr>
+            <w:r>
+              <w:t xml:space="preserve">Axle positions</w:t>
+            </w:r>
+            <w:r>
+              <w:t xml:space="preserve"> </w:t>
+            </w:r>
+            <m:oMath>
+              <m:r>
+                <m:t>x</m:t>
+              </m:r>
+            </m:oMath>
+            <w:r>
+              <w:t xml:space="preserve"> </w:t>
+            </w:r>
+            <w:r>
+              <w:t xml:space="preserve">(m), with axle load per row (t)</w:t>
+            </w:r>
+          </w:p>
+        </w:tc>
+        <w:tc>
+          <w:tcPr>
+            <w:tcW w:type="dxa" w:w="3318"/>
+            <w:tcBorders>
+              <w:top w:val="nil"/>
+              <w:left w:val="nil"/>
+              <w:bottom w:val="single" w:sz="6" w:space="0" w:color="000000"/>
+              <w:right w:val="nil"/>
+            </w:tcBorders>
+          </w:tcPr>
+          <w:p>
+            <w:pPr>
+              <w:pStyle w:val="Compact"/>
+              <w:jc w:val="left"/>
+            </w:pPr>
+            <w:r>
+              <w:t xml:space="preserve">Distance from T8 (m)</w:t>
+            </w:r>
+          </w:p>
+        </w:tc>
+      </w:tr>
+      <w:tr>
+        <w:trPr>
+          <w:cantSplit/>
+        </w:trPr>
+        <w:tc>
+          <w:tcPr>
+            <w:tcW w:type="dxa" w:w="2433"/>
+          </w:tcPr>
+          <w:p>
+            <w:pPr>
+              <w:pStyle w:val="Compact"/>
+              <w:jc w:val="left"/>
+            </w:pPr>
+            <w:r>
+              <w:t xml:space="preserve">N8, side span (2 rows)</w:t>
+            </w:r>
+          </w:p>
+        </w:tc>
+        <w:tc>
+          <w:tcPr>
+            <w:tcW w:type="dxa" w:w="3318"/>
+          </w:tcPr>
+          <w:p>
+            <w:pPr>
+              <w:pStyle w:val="Compact"/>
+              <w:jc w:val="left"/>
+            </w:pPr>
+            <w:r>
+              <w:t xml:space="preserve">163.45 (10), 167.05 (20), 168.40 (20); 174.40 (10), 178.00 (20), 179.35 (20)</w:t>
+            </w:r>
+          </w:p>
+        </w:tc>
+        <w:tc>
+          <w:tcPr>
+            <w:tcW w:type="dxa" w:w="3318"/>
+          </w:tcPr>
+          <w:p>
+            <w:pPr>
+              <w:pStyle w:val="Compact"/>
+              <w:jc w:val="left"/>
+            </w:pPr>
+            <w:r>
+              <w:t xml:space="preserve">36.55, 32.95, 31.60; 25.60, 22.00, 20.65</w:t>
+            </w:r>
+          </w:p>
+        </w:tc>
+      </w:tr>
+      <w:tr>
+        <w:trPr>
+          <w:cantSplit/>
+        </w:trPr>
+        <w:tc>
+          <w:tcPr>
+            <w:tcW w:type="dxa" w:w="2433"/>
+          </w:tcPr>
+          <w:p>
+            <w:pPr>
+              <w:pStyle w:val="Compact"/>
+              <w:jc w:val="left"/>
+            </w:pPr>
+            <w:r>
+              <w:t xml:space="preserve">N7, main span (3 rows)</w:t>
+            </w:r>
+          </w:p>
+        </w:tc>
+        <w:tc>
+          <w:tcPr>
+            <w:tcW w:type="dxa" w:w="3318"/>
+          </w:tcPr>
+          <w:p>
+            <w:pPr>
+              <w:pStyle w:val="Compact"/>
+              <w:jc w:val="left"/>
+            </w:pPr>
+            <w:r>
+              <w:t xml:space="preserve">87.70 (20), 89.05 (20), 92.65 (10); 98.65 (20), 100.00 (20), 103.60 (10); 109.60 (20), 110.95 (20), 114.55 (10)</w:t>
+            </w:r>
+          </w:p>
+        </w:tc>
+        <w:tc>
+          <w:tcPr>
+            <w:tcW w:type="dxa" w:w="3318"/>
+          </w:tcPr>
+          <w:p>
+            <w:pPr>
+              <w:pStyle w:val="Compact"/>
+              <w:jc w:val="left"/>
+            </w:pPr>
+            <w:r>
+              <w:t xml:space="preserve">–</w:t>
+            </w:r>
+          </w:p>
+        </w:tc>
+      </w:tr>
+    </w:tbl>
     <w:bookmarkEnd w:id="72"/>
     <w:bookmarkStart w:id="79" w:name="s9.-dynamics-and-baseline-handling"/>
     <w:p>
@@ -20723,7 +22706,7 @@
         <w:pStyle w:val="FirstParagraph"/>
       </w:pPr>
       <w:r>
-        <w:t xml:space="preserve">The budget below is indicative, not an evaluation according to the Guide to the Expression of Uncertainty in Measurement (GUM): several entries are scenario ranges and the correlations between terms are not quantified. To first order, the relative error of BPM is the sum of the relative errors of the rigidity, the gain, the speed and the offset term of Eq. (12), plus four times the relative error of the span length for deflection (two times for strain). SLM removes the structural terms, because they belong to</w:t>
+        <w:t xml:space="preserve">The budget below is indicative, not an evaluation according to the Guide to the Expression of Uncertainty in Measurement (GUM): several entries are scenario ranges and the correlations between terms are not quantified. To first order, the relative error of BPM is the sum of the relative errors of the rigidity, the gain, the speed and the offset term of Eq. (10), plus four times the relative error of the span length for deflection (two times for strain). SLM removes the structural terms, because they belong to</w:t>
       </w:r>
       <w:r>
         <w:t xml:space="preserve"> </w:t>
@@ -20750,7 +22733,7 @@
         <w:pStyle w:val="BodyText"/>
       </w:pPr>
       <w:r>
-        <w:t xml:space="preserve">Table S15 evaluates Eq. (12) for the Mây Bridge gauges over the admissible set, with</w:t>
+        <w:t xml:space="preserve">Table S17 evaluates Eq. (10) for the Mây Bridge gauges over the admissible set, with</w:t>
       </w:r>
       <w:r>
         <w:t xml:space="preserve"> </w:t>
@@ -20785,7 +22768,7 @@
         <w:t xml:space="preserve"> </w:t>
       </w:r>
       <w:r>
-        <w:t xml:space="preserve">m and a truck of the mean weighed gross weight, 25.06 t. The smaller offsets in Table S15 are typical of displacement transducers. Absolute deflection on a 90 m span over water would usually come from a non-contact technique, whose residual offset after re-zeroing has to be established on site, since environmental effects act over the same window (Sohn, 2007; Cross et al., 2013). At</w:t>
+        <w:t xml:space="preserve">m and a truck of the mean weighed gross weight, 25.06 t. The smaller offsets in Table S17 are typical of displacement transducers. Absolute deflection on a 90 m span over water would usually come from a non-contact technique, whose residual offset after re-zeroing has to be established on site, since environmental effects act over the same window (Sohn, 2007; Cross et al., 2013). At</w:t>
       </w:r>
       <w:r>
         <w:t xml:space="preserve"> </w:t>
@@ -20825,7 +22808,7 @@
         <w:pStyle w:val="BodyText"/>
       </w:pPr>
       <w:r>
-        <w:t xml:space="preserve">Transverse position and multiple presence add further terms; Table S16 collects all terms. On the five-span girder the far-lane constant was 0.79 of the near-lane value. At the Mây Bridge the readings across one section differ by up to 2.05 mm in the eccentric N7 case, about 13 % of the mean reading. Several vehicles on the structure return their combined weight; on the five-span girder the two-truck events gave 0.92 of the prediction. A crossing of the 200 m Mây Bridge unit, plus the wheelbase, takes 12.4 s at 60 km/h, and every crossing that overlaps another vehicle in that window must be discarded or treated as a group. The fraction of usable isolated crossings was not quantified. In the laboratory, the reference record and the load-dependent growth of the integral ratio cause the SLM deviations of 0.6–0.7 %. In the field, the noise, the lane and the gauge position dominate, and the weight errors of single crossings, 5–12 % on these records, exceed the spread of the reference weights.</w:t>
+        <w:t xml:space="preserve">Transverse position and multiple presence add further terms; Table S18 collects all terms. On the five-span girder the far-lane constant was 0.79 of the near-lane value. At the Mây Bridge the readings across one section differ by up to 2.05 mm in the eccentric N7 case, about 13 % of the mean reading. Several vehicles on the structure return their combined weight; on the five-span girder the two-truck events gave 0.92 of the prediction. A crossing of the 200 m Mây Bridge unit, plus the wheelbase, takes 12.4 s at 60 km/h, and every crossing that overlaps another vehicle in that window must be discarded or treated as a group. The fraction of usable isolated crossings was not quantified. In the laboratory, the reference record and the load-dependent growth of the integral ratio cause the SLM deviations of 0.6–0.7 %. In the field, the noise, the lane and the gauge position dominate, and the weight errors of single crossings, 5–12 % on these records, exceed the spread of the reference weights.</w:t>
       </w:r>
     </w:p>
     <w:p>
@@ -20838,7 +22821,7 @@
           <w:bCs/>
           <w:b/>
         </w:rPr>
-        <w:t xml:space="preserve">Table S15.</w:t>
+        <w:t xml:space="preserve">Table S17.</w:t>
       </w:r>
       <w:r>
         <w:t xml:space="preserve"> </w:t>
@@ -20864,7 +22847,7 @@
         </m:sSub>
       </m:oMath>
       <w:r>
-        <w:t xml:space="preserve">, Eq. (12), for a 25.06 t truck;</w:t>
+        <w:t xml:space="preserve">, Eq. (10), for a 25.06 t truck;</w:t>
       </w:r>
       <w:r>
         <w:t xml:space="preserve"> </w:t>
@@ -21305,7 +23288,7 @@
           <w:bCs/>
           <w:b/>
         </w:rPr>
-        <w:t xml:space="preserve">Table S16.</w:t>
+        <w:t xml:space="preserve">Table S18.</w:t>
       </w:r>
       <w:r>
         <w:t xml:space="preserve"> </w:t>
@@ -21796,7 +23779,7 @@
               <w:jc w:val="left"/>
             </w:pPr>
             <w:r>
-              <w:t xml:space="preserve">Table S15; field per-crossing SD of the gauge average predicted 19.8 % (day 2), 5.3 % (day 1)</w:t>
+              <w:t xml:space="preserve">Table S17; field per-crossing SD of the gauge average predicted 19.8 % (day 2), 5.3 % (day 1)</w:t>
             </w:r>
           </w:p>
         </w:tc>
@@ -21918,7 +23901,7 @@
               <w:jc w:val="left"/>
             </w:pPr>
             <w:r>
-              <w:t xml:space="preserve">1–2 % against the dataset speeds; a second estimator differs by a factor of 1.139 (SD 0.124)</w:t>
+              <w:t xml:space="preserve">1.4 % on average (at most 4.6 %) against the dataset speeds; a second estimator differs by a factor of 1.139 (SD 0.124)</w:t>
             </w:r>
           </w:p>
         </w:tc>
@@ -22260,7 +24243,7 @@
         <w:t xml:space="preserve"> </w:t>
       </w:r>
       <w:r>
-        <w:t xml:space="preserve">from one static analysis under a uniform unit load on each lane, Eq. (2). Use Eqs. (4)–(9) for prismatic two- and three-span beams.</w:t>
+        <w:t xml:space="preserve">from one static analysis under a uniform unit load on each lane, Eq. (2). Use Eqs. (4)–(7), (S1) and (S2) for prismatic two- and three-span beams.</w:t>
       </w:r>
     </w:p>
     <w:p>
@@ -22558,7 +24541,7 @@
         <w:t xml:space="preserve"> </w:t>
       </w:r>
       <w:r>
-        <w:t xml:space="preserve">over the plausible range of pier stiffness; for a symmetric girder, Eq. (15) gives the whole curve from the pinned and fixed constants. Avoid locations with large</w:t>
+        <w:t xml:space="preserve">over the plausible range of pier stiffness; for a symmetric girder, Eq. (13) gives the whole curve from the pinned and fixed constants. Avoid locations with large</w:t>
       </w:r>
       <w:r>
         <w:t xml:space="preserve"> </w:t>
@@ -22745,7 +24728,7 @@
         <w:pStyle w:val="BodyText"/>
       </w:pPr>
       <w:r>
-        <w:t xml:space="preserve">Estimator. Use SLM with weighed vehicles of clearly different weights, several reference crossings and lane-specific constants. Combine channels by GLS or zero-sum weights only after estimating</w:t>
+        <w:t xml:space="preserve">Estimator. Use SLM with weighed vehicles of clearly different weights, several reference crossings and lane-specific constants. For GLS or zero-sum weights, vehicle-free windows are not enough to estimate</w:t>
       </w:r>
       <w:r>
         <w:t xml:space="preserve"> </w:t>
@@ -22756,10 +24739,21 @@
         </m:r>
       </m:oMath>
       <w:r>
-        <w:t xml:space="preserve"> </w:t>
-      </w:r>
-      <w:r>
-        <w:t xml:space="preserve">from the residuals of calibration crossings and checking it out of sample against the gauge average; covariances from vehicle-free windows alone can mislead. Use BPM only where the location is well conditioned and the structure is known; on box girders with deck-mounted gauges, a beam model does not give the constant.</w:t>
+        <w:t xml:space="preserve">; they misled on the field records (Section 4.3). Residuals of calibration crossings are a necessary condition, not a sufficient one: with eight runs,</w:t>
+      </w:r>
+      <w:r>
+        <w:t xml:space="preserve"> </w:t>
+      </w:r>
+      <m:oMath>
+        <m:r>
+          <m:t>Σ</m:t>
+        </m:r>
+      </m:oMath>
+      <w:r>
+        <w:t xml:space="preserve"> </w:t>
+      </w:r>
+      <w:r>
+        <w:t xml:space="preserve">estimated from them over-fitted (mean absolute error 8.5 % in sample against 23.4 % out of sample; Section S7). Combine channels only with enough calibration crossings and an out-of-sample check against the gauge average. Use BPM only where the location is well conditioned and the structure is known; on box girders with deck-mounted gauges, a beam model does not give the constant.</w:t>
       </w:r>
     </w:p>
     <w:p>
@@ -22791,7 +24785,7 @@
         </m:sSub>
       </m:oMath>
       <w:r>
-        <w:t xml:space="preserve">, Eq. (12), for the residual offset that the instrumentation achieves after re-zeroing, and compare it with the lightest vehicle to be screened. Check</w:t>
+        <w:t xml:space="preserve">, Eq. (10), for the residual offset that the instrumentation achieves after re-zeroing, and compare it with the lightest vehicle to be screened. Check</w:t>
       </w:r>
       <w:r>
         <w:t xml:space="preserve"> </w:t>

--- a/manuscript/ase/word/Supplementary_Material_ASE.docx
+++ b/manuscript/ase/word/Supplementary_Material_ASE.docx
@@ -1147,7 +1147,54 @@
               <w:jc w:val="left"/>
             </w:pPr>
             <w:r>
-              <w:t xml:space="preserve">rotational stiffness of a monolithic pier; girder stiffness against antisymmetric pier rotation (kN m/rad)</w:t>
+              <w:t xml:space="preserve">rotational stiffness of a monolithic pier; girder stiffness against the pier-rotation pattern</w:t>
+            </w:r>
+            <w:r>
+              <w:t xml:space="preserve"> </w:t>
+            </w:r>
+            <m:oMath>
+              <m:sSub>
+                <m:e>
+                  <m:r>
+                    <m:t>θ</m:t>
+                  </m:r>
+                </m:e>
+                <m:sub>
+                  <m:r>
+                    <m:t>6</m:t>
+                  </m:r>
+                </m:sub>
+              </m:sSub>
+              <m:r>
+                <m:rPr>
+                  <m:sty m:val="p"/>
+                </m:rPr>
+                <m:t>=</m:t>
+              </m:r>
+              <m:r>
+                <m:rPr>
+                  <m:sty m:val="p"/>
+                </m:rPr>
+                <m:t>−</m:t>
+              </m:r>
+              <m:sSub>
+                <m:e>
+                  <m:r>
+                    <m:t>θ</m:t>
+                  </m:r>
+                </m:e>
+                <m:sub>
+                  <m:r>
+                    <m:t>7</m:t>
+                  </m:r>
+                </m:sub>
+              </m:sSub>
+            </m:oMath>
+            <w:r>
+              <w:t xml:space="preserve"> </w:t>
+            </w:r>
+            <w:r>
+              <w:t xml:space="preserve">(kN m/rad)</w:t>
             </w:r>
           </w:p>
         </w:tc>
@@ -11031,7 +11078,10 @@
         </m:d>
       </m:oMath>
       <w:r>
-        <w:t xml:space="preserve">. Mirror symmetry decouples the symmetric and antisymmetric pier-rotation patterns, the uniform load excites only the antisymmetric one (</w:t>
+        <w:t xml:space="preserve">. Mirror symmetry decouples the two pier-rotation patterns,</w:t>
+      </w:r>
+      <w:r>
+        <w:t xml:space="preserve"> </w:t>
       </w:r>
       <m:oMath>
         <m:sSub>
@@ -11052,6 +11102,47 @@
           </m:rPr>
           <m:t>=</m:t>
         </m:r>
+        <m:sSub>
+          <m:e>
+            <m:r>
+              <m:t>θ</m:t>
+            </m:r>
+          </m:e>
+          <m:sub>
+            <m:r>
+              <m:t>7</m:t>
+            </m:r>
+          </m:sub>
+        </m:sSub>
+      </m:oMath>
+      <w:r>
+        <w:t xml:space="preserve"> </w:t>
+      </w:r>
+      <w:r>
+        <w:t xml:space="preserve">and</w:t>
+      </w:r>
+      <w:r>
+        <w:t xml:space="preserve"> </w:t>
+      </w:r>
+      <m:oMath>
+        <m:sSub>
+          <m:e>
+            <m:r>
+              <m:t>θ</m:t>
+            </m:r>
+          </m:e>
+          <m:sub>
+            <m:r>
+              <m:t>6</m:t>
+            </m:r>
+          </m:sub>
+        </m:sSub>
+        <m:r>
+          <m:rPr>
+            <m:sty m:val="p"/>
+          </m:rPr>
+          <m:t>=</m:t>
+        </m:r>
         <m:r>
           <m:rPr>
             <m:sty m:val="p"/>
@@ -11072,7 +11163,51 @@
         </m:sSub>
       </m:oMath>
       <w:r>
-        <w:t xml:space="preserve">, a mirror-symmetric deformation), and the Sherman–Morrison formula gives the linear-fractional (Möbius) law of Eq. (13) with</w:t>
+        <w:t xml:space="preserve">; the mirror-symmetric uniform load excites only the pattern</w:t>
+      </w:r>
+      <w:r>
+        <w:t xml:space="preserve"> </w:t>
+      </w:r>
+      <m:oMath>
+        <m:sSub>
+          <m:e>
+            <m:r>
+              <m:t>θ</m:t>
+            </m:r>
+          </m:e>
+          <m:sub>
+            <m:r>
+              <m:t>6</m:t>
+            </m:r>
+          </m:sub>
+        </m:sSub>
+        <m:r>
+          <m:rPr>
+            <m:sty m:val="p"/>
+          </m:rPr>
+          <m:t>=</m:t>
+        </m:r>
+        <m:r>
+          <m:rPr>
+            <m:sty m:val="p"/>
+          </m:rPr>
+          <m:t>−</m:t>
+        </m:r>
+        <m:sSub>
+          <m:e>
+            <m:r>
+              <m:t>θ</m:t>
+            </m:r>
+          </m:e>
+          <m:sub>
+            <m:r>
+              <m:t>7</m:t>
+            </m:r>
+          </m:sub>
+        </m:sSub>
+      </m:oMath>
+      <w:r>
+        <w:t xml:space="preserve">, and the Sherman–Morrison formula gives the linear-fractional (Möbius) law of Eq. (13) with</w:t>
       </w:r>
       <w:r>
         <w:t xml:space="preserve"> </w:t>
@@ -11104,7 +11239,7 @@
         <w:t xml:space="preserve"> </w:t>
       </w:r>
       <w:r>
-        <w:t xml:space="preserve">the antisymmetric pier flexibility of the girder at</w:t>
+        <w:t xml:space="preserve">the pier flexibility of the girder in this pattern at</w:t>
       </w:r>
       <w:r>
         <w:t xml:space="preserve"> </w:t>
@@ -11330,7 +11465,51 @@
         </m:r>
       </m:oMath>
       <w:r>
-        <w:t xml:space="preserve">, the girder’s own antisymmetric pier stiffness</w:t>
+        <w:t xml:space="preserve">, the girder’s own pier stiffness in the pattern</w:t>
+      </w:r>
+      <w:r>
+        <w:t xml:space="preserve"> </w:t>
+      </w:r>
+      <m:oMath>
+        <m:sSub>
+          <m:e>
+            <m:r>
+              <m:t>θ</m:t>
+            </m:r>
+          </m:e>
+          <m:sub>
+            <m:r>
+              <m:t>6</m:t>
+            </m:r>
+          </m:sub>
+        </m:sSub>
+        <m:r>
+          <m:rPr>
+            <m:sty m:val="p"/>
+          </m:rPr>
+          <m:t>=</m:t>
+        </m:r>
+        <m:r>
+          <m:rPr>
+            <m:sty m:val="p"/>
+          </m:rPr>
+          <m:t>−</m:t>
+        </m:r>
+        <m:sSub>
+          <m:e>
+            <m:r>
+              <m:t>θ</m:t>
+            </m:r>
+          </m:e>
+          <m:sub>
+            <m:r>
+              <m:t>7</m:t>
+            </m:r>
+          </m:sub>
+        </m:sSub>
+      </m:oMath>
+      <w:r>
+        <w:t xml:space="preserve">,</w:t>
       </w:r>
       <w:r>
         <w:t xml:space="preserve"> </w:t>
@@ -11610,7 +11789,7 @@
         <w:pStyle w:val="FirstParagraph"/>
       </w:pPr>
       <w:r>
-        <w:t xml:space="preserve">The specimen is a steel hollow square tube on three supports forming two equal spans of 2500 mm. Deflection at mid-span of the first span was measured with a linear variable differential transformer of 0.005 mm resolution. The measured single-load influence line of the beam is shown in Fig. S8. Table S4 compares the identified total loads with direct weighing, and Table S5 lists the mid-span deflection for all three load configurations; the order of the three-load group is the best-fitting order discussed in Section 3. On the 250 mm grid the trapezoidal rule underestimates the exact single-load integral by 0.500 %. It is used throughout, because Simpson’s rule loses its advantage when the kinks of trailing loads fall inside its panels.</w:t>
+        <w:t xml:space="preserve">The specimen is a steel hollow square tube on three supports forming two equal spans of 2500 mm. Deflection at mid-span of the first span was measured with a linear variable differential transformer of 0.005 mm resolution. The measured single-load influence line of the beam is shown in Fig. S8. The SLM deviations match the growth of the measured-to-analytical integral ratio (1.010, 1.016 and 1.017 for one, two and three loads), which the data cannot assign to either support seating or the stated masses. Table S4 compares the identified total loads with direct weighing, and Table S5 lists the mid-span deflection for all three load configurations; the order of the three-load group is the best-fitting order discussed in Section 3. On the 250 mm grid the trapezoidal rule underestimates the exact single-load integral by 0.500 %. It is used throughout, because Simpson’s rule loses its advantage when the kinks of trailing loads fall inside its panels.</w:t>
       </w:r>
     </w:p>
     <w:p>
@@ -14130,7 +14309,7 @@
         <w:t xml:space="preserve"> </w:t>
       </w:r>
       <w:r>
-        <w:t xml:space="preserve">= 0.13–0.71; Table S6), but only ch11 shows equal constants for both trucks within ±10 % (main-text Fig. 5a); with 12 tests at the 5 % level, one gauge passing this ±10 % check is about what chance alone would produce. The first truck ran at 10.4–12.8 m/s and the second at 19.1–19.8 m/s, so speed and truck are almost perfectly confounded (correlation 0.98). Day-2 speeds were 13–28 m/s; no speed effect was resolved (+6 % per 10 m/s, 95 % CI −23 to +35 %), but the confidence interval of the slope is too wide to call the constant speed-independent (Fig. S9). Equivalence was tested by two one-sided tests (TOST; Table S7); for the day-2 gauge average, the 90 % CI used for the equivalence test is 0.76–1.27, so differences of up to about 27 % cannot be excluded. Day-2 noise amplitudes at the median speed were 13.7–32.8 µε m.</w:t>
+        <w:t xml:space="preserve">= 0.13–0.71; Table S6), but only ch11 shows equal constants for both trucks within ±10 % (main-text Fig. 5a); each equivalence test wrongly declares equivalence with probability at most 5 %, so chance alone would produce at most about 0.6 passes in 12 tests, and one pass is weak evidence. The first truck ran at 10.4–12.8 m/s and the second at 19.1–19.8 m/s, so speed and truck are almost perfectly confounded (correlation 0.98). Day-2 speeds were 13–28 m/s; no speed effect was resolved (+6 % per 10 m/s, 95 % CI −23 to +35 %), but the confidence interval of the slope is too wide to call the constant speed-independent (Fig. S9). Equivalence was tested by two one-sided tests (TOST; Table S7); for the day-2 gauge average, the 90 % CI used for the equivalence test is 0.76–1.27, so differences of up to about 27 % cannot be excluded. Day-2 noise amplitudes at the median speed were 13.7–32.8 µε m.</w:t>
       </w:r>
     </w:p>
     <w:p>
@@ -14254,7 +14433,7 @@
         <w:t xml:space="preserve"> </w:t>
       </w:r>
       <w:r>
-        <w:t xml:space="preserve">= 0.016–0.027). The st36 constant in lane B is 0.64 of that in lane A (95 % CI 0.47–0.81). The two-truck runs gave 0.92 and 0.92 of the summed single-truck predictions (pooled 95 % CI 0.77–1.06); the GLS combination gave 0.82 (95 % CI 0.73–0.91). A one-dimensional beam model predicts ch11/ch8 ratios of 0.978–1.003. The ratio of st36 to st40 constants is 3.24 ± 0.56 in lane A against 1.82 ± 0.10 in lane B (± one standard error), about 2.5 standard errors apart. For the gauge average the lane-B constant is 0.79 of that in lane A (95 % CI 0.59–1.00), so the lane effect is resolved only for st36.</w:t>
+        <w:t xml:space="preserve">= 0.016–0.027). The st36 constant in lane B is 0.64 of that in lane A (95 % CI 0.47–0.81). The two-truck runs gave 0.92 and 0.92 of the summed single-truck predictions (pooled 95 % CI 0.77–1.06); the GLS combination gave 0.82 (95 % CI 0.73–0.91). A one-dimensional beam model predicts ch11/ch8 ratios of 0.978–1.003. The ratio of st36 to st40 constants is 3.24 ± 0.56 in lane A against 1.82 ± 0.10 in lane B (± one standard error), about 2.5 standard errors apart. For the gauge average the lane-B constant is 0.79 of that in lane A (95 % CI 0.59–1.00), so the lane effect is resolved only for st36. Lane-B speeds came from the lag between gauges, so the lane ratios also contain any difference between the two speed estimates.</w:t>
       </w:r>
     </w:p>
     <w:p>
@@ -16572,7 +16751,7 @@
         <w:t xml:space="preserve"> </w:t>
       </w:r>
       <w:r>
-        <w:t xml:space="preserve">Correlation between gauges of the integrated strain: means over gauge pairs, with 95 % bootstrap CIs in brackets. Vehicle-free windows: 1227 on day 2 and 3405 on day 1. Crossing residual: deviation of a crossing’s integral from its calibrated value. –: not computed.</w:t>
+        <w:t xml:space="preserve">Correlation between gauges of the integrated strain: means over gauge pairs, with 95 % bootstrap CIs in parentheses. Vehicle-free windows: 1227 on day 2 and 3405 on day 1. Crossing residual: deviation of a crossing’s integral from its calibrated value. –: not computed.</w:t>
       </w:r>
     </w:p>
     <w:tbl>
@@ -17440,7 +17619,30 @@
         <w:t xml:space="preserve"> </w:t>
       </w:r>
       <w:r>
-        <w:t xml:space="preserve">= 0.9–1.3; the upper end of</w:t>
+        <w:t xml:space="preserve">= 0.9–1.3; for</w:t>
+      </w:r>
+      <w:r>
+        <w:t xml:space="preserve"> </w:t>
+      </w:r>
+      <m:oMath>
+        <m:sSub>
+          <m:e>
+            <m:r>
+              <m:t>C</m:t>
+            </m:r>
+          </m:e>
+          <m:sub>
+            <m:r>
+              <m:t>7</m:t>
+            </m:r>
+          </m:sub>
+        </m:sSub>
+      </m:oMath>
+      <w:r>
+        <w:t xml:space="preserve"> </w:t>
+      </w:r>
+      <w:r>
+        <w:t xml:space="preserve">the same ratios are 1.1, 1.4, 1.5 and 1.1. The upper end of</w:t>
       </w:r>
       <w:r>
         <w:t xml:space="preserve"> </w:t>
@@ -19749,53 +19951,7 @@
         <w:t xml:space="preserve"> </w:t>
       </w:r>
       <w:r>
-        <w:t xml:space="preserve">on the misfit of each gauge.</w:t>
-      </w:r>
-      <w:r>
-        <w:t xml:space="preserve"> </w:t>
-      </w:r>
-      <m:oMath>
-        <m:sSub>
-          <m:e>
-            <m:r>
-              <m:t>C</m:t>
-            </m:r>
-          </m:e>
-          <m:sub>
-            <m:r>
-              <m:t>8</m:t>
-            </m:r>
-          </m:sub>
-        </m:sSub>
-      </m:oMath>
-      <w:r>
-        <w:t xml:space="preserve"> </w:t>
-      </w:r>
-      <w:r>
-        <w:t xml:space="preserve">max/min: ratio of the largest to the smallest</w:t>
-      </w:r>
-      <w:r>
-        <w:t xml:space="preserve"> </w:t>
-      </w:r>
-      <m:oMath>
-        <m:sSub>
-          <m:e>
-            <m:r>
-              <m:t>C</m:t>
-            </m:r>
-          </m:e>
-          <m:sub>
-            <m:r>
-              <m:t>8</m:t>
-            </m:r>
-          </m:sub>
-        </m:sSub>
-      </m:oMath>
-      <w:r>
-        <w:t xml:space="preserve"> </w:t>
-      </w:r>
-      <w:r>
-        <w:t xml:space="preserve">in the set. –: not computed.</w:t>
+        <w:t xml:space="preserve">on the misfit of each gauge. Max/min: ratio of the largest to the smallest constant in the set.</w:t>
       </w:r>
     </w:p>
     <w:tbl>
@@ -19814,14 +19970,15 @@
         </w:tblBorders>
       </w:tblPr>
       <w:tblGrid>
-        <w:gridCol w:w="1681"/>
-        <w:gridCol w:w="1064"/>
-        <w:gridCol w:w="980"/>
-        <w:gridCol w:w="1120"/>
-        <w:gridCol w:w="1457"/>
-        <w:gridCol w:w="1176"/>
-        <w:gridCol w:w="793"/>
-        <w:gridCol w:w="793"/>
+        <w:gridCol w:w="1546"/>
+        <w:gridCol w:w="979"/>
+        <w:gridCol w:w="901"/>
+        <w:gridCol w:w="1030"/>
+        <w:gridCol w:w="1339"/>
+        <w:gridCol w:w="1082"/>
+        <w:gridCol w:w="730"/>
+        <w:gridCol w:w="730"/>
+        <w:gridCol w:w="730"/>
       </w:tblGrid>
       <w:tr>
         <w:trPr>
@@ -19831,7 +19988,7 @@
         </w:trPr>
         <w:tc>
           <w:tcPr>
-            <w:tcW w:type="dxa" w:w="1681"/>
+            <w:tcW w:type="dxa" w:w="1546"/>
             <w:tcBorders>
               <w:top w:val="nil"/>
               <w:left w:val="nil"/>
@@ -19851,7 +20008,7 @@
         </w:tc>
         <w:tc>
           <w:tcPr>
-            <w:tcW w:type="dxa" w:w="1064"/>
+            <w:tcW w:type="dxa" w:w="979"/>
             <w:tcBorders>
               <w:top w:val="nil"/>
               <w:left w:val="nil"/>
@@ -19879,7 +20036,7 @@
         </w:tc>
         <w:tc>
           <w:tcPr>
-            <w:tcW w:type="dxa" w:w="980"/>
+            <w:tcW w:type="dxa" w:w="901"/>
             <w:tcBorders>
               <w:top w:val="nil"/>
               <w:left w:val="nil"/>
@@ -19901,7 +20058,7 @@
         </w:tc>
         <w:tc>
           <w:tcPr>
-            <w:tcW w:type="dxa" w:w="1120"/>
+            <w:tcW w:type="dxa" w:w="1030"/>
             <w:tcBorders>
               <w:top w:val="nil"/>
               <w:left w:val="nil"/>
@@ -19947,7 +20104,7 @@
         </w:tc>
         <w:tc>
           <w:tcPr>
-            <w:tcW w:type="dxa" w:w="1457"/>
+            <w:tcW w:type="dxa" w:w="1339"/>
             <w:tcBorders>
               <w:top w:val="nil"/>
               <w:left w:val="nil"/>
@@ -19990,7 +20147,7 @@
         </w:tc>
         <w:tc>
           <w:tcPr>
-            <w:tcW w:type="dxa" w:w="1176"/>
+            <w:tcW w:type="dxa" w:w="1082"/>
             <w:tcBorders>
               <w:top w:val="nil"/>
               <w:left w:val="nil"/>
@@ -20027,7 +20184,7 @@
         </w:tc>
         <w:tc>
           <w:tcPr>
-            <w:tcW w:type="dxa" w:w="793"/>
+            <w:tcW w:type="dxa" w:w="730"/>
             <w:tcBorders>
               <w:top w:val="nil"/>
               <w:left w:val="nil"/>
@@ -20064,7 +20221,7 @@
         </w:tc>
         <w:tc>
           <w:tcPr>
-            <w:tcW w:type="dxa" w:w="793"/>
+            <w:tcW w:type="dxa" w:w="730"/>
             <w:tcBorders>
               <w:top w:val="nil"/>
               <w:left w:val="nil"/>
@@ -20099,6 +20256,43 @@
             </w:r>
           </w:p>
         </w:tc>
+        <w:tc>
+          <w:tcPr>
+            <w:tcW w:type="dxa" w:w="730"/>
+            <w:tcBorders>
+              <w:top w:val="nil"/>
+              <w:left w:val="nil"/>
+              <w:bottom w:val="single" w:sz="6" w:space="0" w:color="000000"/>
+              <w:right w:val="nil"/>
+            </w:tcBorders>
+          </w:tcPr>
+          <w:p>
+            <w:pPr>
+              <w:pStyle w:val="Compact"/>
+              <w:jc w:val="right"/>
+            </w:pPr>
+            <m:oMath>
+              <m:sSub>
+                <m:e>
+                  <m:r>
+                    <m:t>C</m:t>
+                  </m:r>
+                </m:e>
+                <m:sub>
+                  <m:r>
+                    <m:t>7</m:t>
+                  </m:r>
+                </m:sub>
+              </m:sSub>
+            </m:oMath>
+            <w:r>
+              <w:t xml:space="preserve"> </w:t>
+            </w:r>
+            <w:r>
+              <w:t xml:space="preserve">max/min</w:t>
+            </w:r>
+          </w:p>
+        </w:tc>
       </w:tr>
       <w:tr>
         <w:trPr>
@@ -20106,7 +20300,7 @@
         </w:trPr>
         <w:tc>
           <w:tcPr>
-            <w:tcW w:type="dxa" w:w="1681"/>
+            <w:tcW w:type="dxa" w:w="1546"/>
           </w:tcPr>
           <w:p>
             <w:pPr>
@@ -20128,7 +20322,7 @@
         </w:tc>
         <w:tc>
           <w:tcPr>
-            <w:tcW w:type="dxa" w:w="1064"/>
+            <w:tcW w:type="dxa" w:w="979"/>
           </w:tcPr>
           <w:p>
             <w:pPr>
@@ -20142,7 +20336,7 @@
         </w:tc>
         <w:tc>
           <w:tcPr>
-            <w:tcW w:type="dxa" w:w="980"/>
+            <w:tcW w:type="dxa" w:w="901"/>
           </w:tcPr>
           <w:p>
             <w:pPr>
@@ -20156,7 +20350,7 @@
         </w:tc>
         <w:tc>
           <w:tcPr>
-            <w:tcW w:type="dxa" w:w="1120"/>
+            <w:tcW w:type="dxa" w:w="1030"/>
           </w:tcPr>
           <w:p>
             <w:pPr>
@@ -20170,7 +20364,7 @@
         </w:tc>
         <w:tc>
           <w:tcPr>
-            <w:tcW w:type="dxa" w:w="1457"/>
+            <w:tcW w:type="dxa" w:w="1339"/>
           </w:tcPr>
           <w:p>
             <w:pPr>
@@ -20184,7 +20378,7 @@
         </w:tc>
         <w:tc>
           <w:tcPr>
-            <w:tcW w:type="dxa" w:w="1176"/>
+            <w:tcW w:type="dxa" w:w="1082"/>
           </w:tcPr>
           <w:p>
             <w:pPr>
@@ -20198,7 +20392,7 @@
         </w:tc>
         <w:tc>
           <w:tcPr>
-            <w:tcW w:type="dxa" w:w="793"/>
+            <w:tcW w:type="dxa" w:w="730"/>
           </w:tcPr>
           <w:p>
             <w:pPr>
@@ -20212,15 +20406,29 @@
         </w:tc>
         <w:tc>
           <w:tcPr>
-            <w:tcW w:type="dxa" w:w="793"/>
-          </w:tcPr>
-          <w:p>
-            <w:pPr>
-              <w:pStyle w:val="Compact"/>
-              <w:jc w:val="right"/>
-            </w:pPr>
-            <w:r>
-              <w:t xml:space="preserve">–</w:t>
+            <w:tcW w:type="dxa" w:w="730"/>
+          </w:tcPr>
+          <w:p>
+            <w:pPr>
+              <w:pStyle w:val="Compact"/>
+              <w:jc w:val="right"/>
+            </w:pPr>
+            <w:r>
+              <w:t xml:space="preserve">3.8–4.3 × 10⁻⁴</w:t>
+            </w:r>
+          </w:p>
+        </w:tc>
+        <w:tc>
+          <w:tcPr>
+            <w:tcW w:type="dxa" w:w="730"/>
+          </w:tcPr>
+          <w:p>
+            <w:pPr>
+              <w:pStyle w:val="Compact"/>
+              <w:jc w:val="right"/>
+            </w:pPr>
+            <w:r>
+              <w:t xml:space="preserve">1.1</w:t>
             </w:r>
           </w:p>
         </w:tc>
@@ -20231,7 +20439,7 @@
         </w:trPr>
         <w:tc>
           <w:tcPr>
-            <w:tcW w:type="dxa" w:w="1681"/>
+            <w:tcW w:type="dxa" w:w="1546"/>
           </w:tcPr>
           <w:p>
             <w:pPr>
@@ -20253,7 +20461,7 @@
         </w:tc>
         <w:tc>
           <w:tcPr>
-            <w:tcW w:type="dxa" w:w="1064"/>
+            <w:tcW w:type="dxa" w:w="979"/>
           </w:tcPr>
           <w:p>
             <w:pPr>
@@ -20267,7 +20475,7 @@
         </w:tc>
         <w:tc>
           <w:tcPr>
-            <w:tcW w:type="dxa" w:w="980"/>
+            <w:tcW w:type="dxa" w:w="901"/>
           </w:tcPr>
           <w:p>
             <w:pPr>
@@ -20281,7 +20489,7 @@
         </w:tc>
         <w:tc>
           <w:tcPr>
-            <w:tcW w:type="dxa" w:w="1120"/>
+            <w:tcW w:type="dxa" w:w="1030"/>
           </w:tcPr>
           <w:p>
             <w:pPr>
@@ -20295,7 +20503,7 @@
         </w:tc>
         <w:tc>
           <w:tcPr>
-            <w:tcW w:type="dxa" w:w="1457"/>
+            <w:tcW w:type="dxa" w:w="1339"/>
           </w:tcPr>
           <w:p>
             <w:pPr>
@@ -20309,7 +20517,7 @@
         </w:tc>
         <w:tc>
           <w:tcPr>
-            <w:tcW w:type="dxa" w:w="1176"/>
+            <w:tcW w:type="dxa" w:w="1082"/>
           </w:tcPr>
           <w:p>
             <w:pPr>
@@ -20323,7 +20531,7 @@
         </w:tc>
         <w:tc>
           <w:tcPr>
-            <w:tcW w:type="dxa" w:w="793"/>
+            <w:tcW w:type="dxa" w:w="730"/>
           </w:tcPr>
           <w:p>
             <w:pPr>
@@ -20337,15 +20545,29 @@
         </w:tc>
         <w:tc>
           <w:tcPr>
-            <w:tcW w:type="dxa" w:w="793"/>
-          </w:tcPr>
-          <w:p>
-            <w:pPr>
-              <w:pStyle w:val="Compact"/>
-              <w:jc w:val="right"/>
-            </w:pPr>
-            <w:r>
-              <w:t xml:space="preserve">–</w:t>
+            <w:tcW w:type="dxa" w:w="730"/>
+          </w:tcPr>
+          <w:p>
+            <w:pPr>
+              <w:pStyle w:val="Compact"/>
+              <w:jc w:val="right"/>
+            </w:pPr>
+            <w:r>
+              <w:t xml:space="preserve">3.5–4.8 × 10⁻⁴</w:t>
+            </w:r>
+          </w:p>
+        </w:tc>
+        <w:tc>
+          <w:tcPr>
+            <w:tcW w:type="dxa" w:w="730"/>
+          </w:tcPr>
+          <w:p>
+            <w:pPr>
+              <w:pStyle w:val="Compact"/>
+              <w:jc w:val="right"/>
+            </w:pPr>
+            <w:r>
+              <w:t xml:space="preserve">1.4</w:t>
             </w:r>
           </w:p>
         </w:tc>
@@ -20356,7 +20578,7 @@
         </w:trPr>
         <w:tc>
           <w:tcPr>
-            <w:tcW w:type="dxa" w:w="1681"/>
+            <w:tcW w:type="dxa" w:w="1546"/>
           </w:tcPr>
           <w:p>
             <w:pPr>
@@ -20378,7 +20600,7 @@
         </w:tc>
         <w:tc>
           <w:tcPr>
-            <w:tcW w:type="dxa" w:w="1064"/>
+            <w:tcW w:type="dxa" w:w="979"/>
           </w:tcPr>
           <w:p>
             <w:pPr>
@@ -20392,7 +20614,7 @@
         </w:tc>
         <w:tc>
           <w:tcPr>
-            <w:tcW w:type="dxa" w:w="980"/>
+            <w:tcW w:type="dxa" w:w="901"/>
           </w:tcPr>
           <w:p>
             <w:pPr>
@@ -20406,7 +20628,7 @@
         </w:tc>
         <w:tc>
           <w:tcPr>
-            <w:tcW w:type="dxa" w:w="1120"/>
+            <w:tcW w:type="dxa" w:w="1030"/>
           </w:tcPr>
           <w:p>
             <w:pPr>
@@ -20420,7 +20642,7 @@
         </w:tc>
         <w:tc>
           <w:tcPr>
-            <w:tcW w:type="dxa" w:w="1457"/>
+            <w:tcW w:type="dxa" w:w="1339"/>
           </w:tcPr>
           <w:p>
             <w:pPr>
@@ -20434,7 +20656,7 @@
         </w:tc>
         <w:tc>
           <w:tcPr>
-            <w:tcW w:type="dxa" w:w="1176"/>
+            <w:tcW w:type="dxa" w:w="1082"/>
           </w:tcPr>
           <w:p>
             <w:pPr>
@@ -20448,7 +20670,7 @@
         </w:tc>
         <w:tc>
           <w:tcPr>
-            <w:tcW w:type="dxa" w:w="793"/>
+            <w:tcW w:type="dxa" w:w="730"/>
           </w:tcPr>
           <w:p>
             <w:pPr>
@@ -20462,7 +20684,7 @@
         </w:tc>
         <w:tc>
           <w:tcPr>
-            <w:tcW w:type="dxa" w:w="793"/>
+            <w:tcW w:type="dxa" w:w="730"/>
           </w:tcPr>
           <w:p>
             <w:pPr>
@@ -20471,6 +20693,20 @@
             </w:pPr>
             <w:r>
               <w:t xml:space="preserve">3.3–5.0 × 10⁻⁴</w:t>
+            </w:r>
+          </w:p>
+        </w:tc>
+        <w:tc>
+          <w:tcPr>
+            <w:tcW w:type="dxa" w:w="730"/>
+          </w:tcPr>
+          <w:p>
+            <w:pPr>
+              <w:pStyle w:val="Compact"/>
+              <w:jc w:val="right"/>
+            </w:pPr>
+            <w:r>
+              <w:t xml:space="preserve">1.5</w:t>
             </w:r>
           </w:p>
         </w:tc>
@@ -20481,7 +20717,7 @@
         </w:trPr>
         <w:tc>
           <w:tcPr>
-            <w:tcW w:type="dxa" w:w="1681"/>
+            <w:tcW w:type="dxa" w:w="1546"/>
           </w:tcPr>
           <w:p>
             <w:pPr>
@@ -20517,7 +20753,7 @@
         </w:tc>
         <w:tc>
           <w:tcPr>
-            <w:tcW w:type="dxa" w:w="1064"/>
+            <w:tcW w:type="dxa" w:w="979"/>
           </w:tcPr>
           <w:p>
             <w:pPr>
@@ -20531,7 +20767,7 @@
         </w:tc>
         <w:tc>
           <w:tcPr>
-            <w:tcW w:type="dxa" w:w="980"/>
+            <w:tcW w:type="dxa" w:w="901"/>
           </w:tcPr>
           <w:p>
             <w:pPr>
@@ -20545,7 +20781,7 @@
         </w:tc>
         <w:tc>
           <w:tcPr>
-            <w:tcW w:type="dxa" w:w="1120"/>
+            <w:tcW w:type="dxa" w:w="1030"/>
           </w:tcPr>
           <w:p>
             <w:pPr>
@@ -20559,7 +20795,7 @@
         </w:tc>
         <w:tc>
           <w:tcPr>
-            <w:tcW w:type="dxa" w:w="1457"/>
+            <w:tcW w:type="dxa" w:w="1339"/>
           </w:tcPr>
           <w:p>
             <w:pPr>
@@ -20573,7 +20809,7 @@
         </w:tc>
         <w:tc>
           <w:tcPr>
-            <w:tcW w:type="dxa" w:w="1176"/>
+            <w:tcW w:type="dxa" w:w="1082"/>
           </w:tcPr>
           <w:p>
             <w:pPr>
@@ -20587,7 +20823,7 @@
         </w:tc>
         <w:tc>
           <w:tcPr>
-            <w:tcW w:type="dxa" w:w="793"/>
+            <w:tcW w:type="dxa" w:w="730"/>
           </w:tcPr>
           <w:p>
             <w:pPr>
@@ -20601,7 +20837,7 @@
         </w:tc>
         <w:tc>
           <w:tcPr>
-            <w:tcW w:type="dxa" w:w="793"/>
+            <w:tcW w:type="dxa" w:w="730"/>
           </w:tcPr>
           <w:p>
             <w:pPr>
@@ -20610,6 +20846,20 @@
             </w:pPr>
             <w:r>
               <w:t xml:space="preserve">3.3–3.6 × 10⁻⁴</w:t>
+            </w:r>
+          </w:p>
+        </w:tc>
+        <w:tc>
+          <w:tcPr>
+            <w:tcW w:type="dxa" w:w="730"/>
+          </w:tcPr>
+          <w:p>
+            <w:pPr>
+              <w:pStyle w:val="Compact"/>
+              <w:jc w:val="right"/>
+            </w:pPr>
+            <w:r>
+              <w:t xml:space="preserve">1.1</w:t>
             </w:r>
           </w:p>
         </w:tc>
@@ -24739,7 +24989,7 @@
         </m:r>
       </m:oMath>
       <w:r>
-        <w:t xml:space="preserve">; they misled on the field records (Section 4.3). Residuals of calibration crossings are a necessary condition, not a sufficient one: with eight runs,</w:t>
+        <w:t xml:space="preserve">; they misled on the field records (Section 4.3). Residuals of calibration crossings are the better basis but were not sufficient on the field records: with eight runs,</w:t>
       </w:r>
       <w:r>
         <w:t xml:space="preserve"> </w:t>

--- a/manuscript/ase/word/Supplementary_Material_ASE.docx
+++ b/manuscript/ase/word/Supplementary_Material_ASE.docx
@@ -11771,7 +11771,45 @@
         </m:r>
       </m:oMath>
       <w:r>
-        <w:t xml:space="preserve">; this determinant vanishes at the minimum of the misfit ratio, that is, at calibration B. A frequency adds a row with the mass as nuisance parameter; a pier rotation adds a row without a nuisance parameter. Unequal pier stiffnesses would bring in the symmetric pattern, which Eq. (13) does not cover.</w:t>
+        <w:t xml:space="preserve">; this determinant vanishes at the minimum of the misfit ratio, that is, at calibration B. A frequency adds a row with the mass as nuisance parameter; a pier rotation adds a row without a nuisance parameter. Unequal pier stiffnesses would bring in the pattern</w:t>
+      </w:r>
+      <w:r>
+        <w:t xml:space="preserve"> </w:t>
+      </w:r>
+      <m:oMath>
+        <m:sSub>
+          <m:e>
+            <m:r>
+              <m:t>θ</m:t>
+            </m:r>
+          </m:e>
+          <m:sub>
+            <m:r>
+              <m:t>6</m:t>
+            </m:r>
+          </m:sub>
+        </m:sSub>
+        <m:r>
+          <m:rPr>
+            <m:sty m:val="p"/>
+          </m:rPr>
+          <m:t>=</m:t>
+        </m:r>
+        <m:sSub>
+          <m:e>
+            <m:r>
+              <m:t>θ</m:t>
+            </m:r>
+          </m:e>
+          <m:sub>
+            <m:r>
+              <m:t>7</m:t>
+            </m:r>
+          </m:sub>
+        </m:sSub>
+      </m:oMath>
+      <w:r>
+        <w:t xml:space="preserve">, which Eq. (13) does not cover.</w:t>
       </w:r>
     </w:p>
     <w:bookmarkEnd w:id="45"/>

--- a/manuscript/ase/word/Supplementary_Material_ASE.docx
+++ b/manuscript/ase/word/Supplementary_Material_ASE.docx
@@ -163,7 +163,7 @@
                 <m:sup>
                   <m:r>
                     <m:rPr>
-                      <m:sty m:val="p"/>
+                      <m:nor/>
                     </m:rPr>
                     <m:t>+</m:t>
                   </m:r>
@@ -304,7 +304,7 @@
             <m:oMath>
               <m:r>
                 <m:rPr>
-                  <m:sty m:val="p"/>
+                  <m:nor/>
                 </m:rPr>
                 <m:t>|</m:t>
               </m:r>
@@ -355,7 +355,7 @@
               </m:r>
               <m:r>
                 <m:rPr>
-                  <m:sty m:val="p"/>
+                  <m:nor/>
                 </m:rPr>
                 <m:t>|</m:t>
               </m:r>
@@ -2130,7 +2130,7 @@
                 <m:sup>
                   <m:r>
                     <m:rPr>
-                      <m:sty m:val="p"/>
+                      <m:nor/>
                     </m:rPr>
                     <m:t>+</m:t>
                   </m:r>
@@ -4736,7 +4736,7 @@
             <m:sup>
               <m:r>
                 <m:rPr>
-                  <m:sty m:val="p"/>
+                  <m:nor/>
                 </m:rPr>
                 <m:t>*</m:t>
               </m:r>
@@ -6004,7 +6004,7 @@
           <m:sup>
             <m:r>
               <m:rPr>
-                <m:sty m:val="p"/>
+                <m:nor/>
               </m:rPr>
               <m:t>*</m:t>
             </m:r>
@@ -6138,7 +6138,7 @@
                 <m:sup>
                   <m:r>
                     <m:rPr>
-                      <m:sty m:val="p"/>
+                      <m:nor/>
                     </m:rPr>
                     <m:t>*</m:t>
                   </m:r>
@@ -6195,7 +6195,7 @@
                 <m:sup>
                   <m:r>
                     <m:rPr>
-                      <m:sty m:val="p"/>
+                      <m:nor/>
                     </m:rPr>
                     <m:t>*</m:t>
                   </m:r>
@@ -17886,7 +17886,7 @@
           <m:sup>
             <m:r>
               <m:rPr>
-                <m:sty m:val="p"/>
+                <m:nor/>
               </m:rPr>
               <m:t>*</m:t>
             </m:r>
@@ -18129,7 +18129,7 @@
           <m:sup>
             <m:r>
               <m:rPr>
-                <m:sty m:val="p"/>
+                <m:nor/>
               </m:rPr>
               <m:t>*</m:t>
             </m:r>

--- a/manuscript/ase/word/Supplementary_Material_ASE.docx
+++ b/manuscript/ase/word/Supplementary_Material_ASE.docx
@@ -1563,7 +1563,7 @@
                 <m:e>
                   <m:acc>
                     <m:accPr>
-                      <m:chr m:val="‾"/>
+                      <m:chr m:val="¯"/>
                     </m:accPr>
                     <m:e>
                       <m:r>
@@ -1590,7 +1590,7 @@
                 <m:e>
                   <m:acc>
                     <m:accPr>
-                      <m:chr m:val="‾"/>
+                      <m:chr m:val="¯"/>
                     </m:accPr>
                     <m:e>
                       <m:r>
@@ -4647,160 +4647,214 @@
         <w:t xml:space="preserve">. Hence, for a mid-span sensor on two spans of equal rigidity, the blind span ratio and, for equal spans, the optimal sensor position are</w:t>
       </w:r>
     </w:p>
+    <w:tbl>
+      <w:tblPr>
+        <w:tblStyle w:val="Table"/>
+        <w:tblW w:type="pct" w:w="5000"/>
+        <w:tblLook w:firstRow="0" w:lastRow="0" w:firstColumn="0" w:lastColumn="0" w:noHBand="0" w:noVBand="0" w:val="0000"/>
+        <w:jc w:val="center"/>
+        <w:tblBorders>
+          <w:top w:val="nil"/>
+          <w:left w:val="nil"/>
+          <w:bottom w:val="nil"/>
+          <w:right w:val="nil"/>
+          <w:insideH w:val="nil"/>
+          <w:insideV w:val="nil"/>
+        </w:tblBorders>
+      </w:tblPr>
+      <w:tblGrid>
+        <w:gridCol w:w="907"/>
+        <w:gridCol w:w="7256"/>
+        <w:gridCol w:w="907"/>
+      </w:tblGrid>
+      <w:tr>
+        <w:tc>
+          <w:tcPr>
+            <w:tcW w:type="dxa" w:w="907"/>
+            <w:vAlign w:val="center"/>
+          </w:tcPr>
+          <w:p>
+            <w:pPr>
+              <w:pStyle w:val="Compact"/>
+            </w:pPr>
+          </w:p>
+        </w:tc>
+        <w:tc>
+          <w:tcPr>
+            <w:tcW w:type="dxa" w:w="7256"/>
+            <w:vAlign w:val="center"/>
+          </w:tcPr>
+          <w:p>
+            <w:pPr>
+              <w:jc w:val="center"/>
+            </w:pPr>
+            <m:oMathPara>
+              <m:oMathParaPr>
+                <m:jc m:val="center"/>
+              </m:oMathParaPr>
+              <m:oMath>
+                <m:sSub>
+                  <m:e>
+                    <m:r>
+                      <m:t>λ</m:t>
+                    </m:r>
+                  </m:e>
+                  <m:sub>
+                    <m:r>
+                      <m:rPr>
+                        <m:sty m:val="p"/>
+                      </m:rPr>
+                      <m:t>crit</m:t>
+                    </m:r>
+                  </m:sub>
+                </m:sSub>
+                <m:r>
+                  <m:rPr>
+                    <m:sty m:val="p"/>
+                  </m:rPr>
+                  <m:t>=</m:t>
+                </m:r>
+                <m:f>
+                  <m:fPr>
+                    <m:type m:val="bar"/>
+                  </m:fPr>
+                  <m:num>
+                    <m:r>
+                      <m:t>3</m:t>
+                    </m:r>
+                    <m:r>
+                      <m:rPr>
+                        <m:sty m:val="p"/>
+                      </m:rPr>
+                      <m:t>+</m:t>
+                    </m:r>
+                    <m:rad>
+                      <m:radPr>
+                        <m:degHide m:val="on"/>
+                      </m:radPr>
+                      <m:deg/>
+                      <m:e>
+                        <m:r>
+                          <m:t>33</m:t>
+                        </m:r>
+                      </m:e>
+                    </m:rad>
+                  </m:num>
+                  <m:den>
+                    <m:r>
+                      <m:t>6</m:t>
+                    </m:r>
+                  </m:den>
+                </m:f>
+                <m:r>
+                  <m:rPr>
+                    <m:sty m:val="p"/>
+                  </m:rPr>
+                  <m:t>=</m:t>
+                </m:r>
+                <m:r>
+                  <m:t>1.4574</m:t>
+                </m:r>
+                <m:r>
+                  <m:rPr>
+                    <m:sty m:val="p"/>
+                  </m:rPr>
+                  <m:t>,</m:t>
+                </m:r>
+                <m:r>
+                  <m:t>  </m:t>
+                </m:r>
+                <m:sSup>
+                  <m:e>
+                    <m:r>
+                      <m:t>ξ</m:t>
+                    </m:r>
+                  </m:e>
+                  <m:sup>
+                    <m:r>
+                      <m:rPr>
+                        <m:nor/>
+                      </m:rPr>
+                      <m:t>*</m:t>
+                    </m:r>
+                  </m:sup>
+                </m:sSup>
+                <m:r>
+                  <m:rPr>
+                    <m:sty m:val="p"/>
+                  </m:rPr>
+                  <m:t>=</m:t>
+                </m:r>
+                <m:f>
+                  <m:fPr>
+                    <m:type m:val="bar"/>
+                  </m:fPr>
+                  <m:num>
+                    <m:r>
+                      <m:t>1</m:t>
+                    </m:r>
+                    <m:r>
+                      <m:rPr>
+                        <m:sty m:val="p"/>
+                      </m:rPr>
+                      <m:t>+</m:t>
+                    </m:r>
+                    <m:rad>
+                      <m:radPr>
+                        <m:degHide m:val="on"/>
+                      </m:radPr>
+                      <m:deg/>
+                      <m:e>
+                        <m:r>
+                          <m:t>33</m:t>
+                        </m:r>
+                      </m:e>
+                    </m:rad>
+                  </m:num>
+                  <m:den>
+                    <m:r>
+                      <m:t>16</m:t>
+                    </m:r>
+                  </m:den>
+                </m:f>
+                <m:r>
+                  <m:rPr>
+                    <m:sty m:val="p"/>
+                  </m:rPr>
+                  <m:t>=</m:t>
+                </m:r>
+                <m:r>
+                  <m:t>0.4215</m:t>
+                </m:r>
+                <m:r>
+                  <m:rPr>
+                    <m:sty m:val="p"/>
+                  </m:rPr>
+                  <m:t>.</m:t>
+                </m:r>
+              </m:oMath>
+            </m:oMathPara>
+          </w:p>
+        </w:tc>
+        <w:tc>
+          <w:tcPr>
+            <w:tcW w:type="dxa" w:w="907"/>
+            <w:vAlign w:val="center"/>
+          </w:tcPr>
+          <w:p>
+            <w:pPr>
+              <w:jc w:val="right"/>
+            </w:pPr>
+            <w:r>
+              <w:t xml:space="preserve">(S1)</w:t>
+            </w:r>
+          </w:p>
+        </w:tc>
+      </w:tr>
+    </w:tbl>
     <w:p>
       <w:pPr>
         <w:pStyle w:val="BodyText"/>
-      </w:pPr>
-      <m:oMathPara>
-        <m:oMathParaPr>
-          <m:jc m:val="center"/>
-        </m:oMathParaPr>
-        <m:oMath>
-          <m:sSub>
-            <m:e>
-              <m:r>
-                <m:t>λ</m:t>
-              </m:r>
-            </m:e>
-            <m:sub>
-              <m:r>
-                <m:rPr>
-                  <m:sty m:val="p"/>
-                </m:rPr>
-                <m:t>crit</m:t>
-              </m:r>
-            </m:sub>
-          </m:sSub>
-          <m:r>
-            <m:rPr>
-              <m:sty m:val="p"/>
-            </m:rPr>
-            <m:t>=</m:t>
-          </m:r>
-          <m:f>
-            <m:fPr>
-              <m:type m:val="bar"/>
-            </m:fPr>
-            <m:num>
-              <m:r>
-                <m:t>3</m:t>
-              </m:r>
-              <m:r>
-                <m:rPr>
-                  <m:sty m:val="p"/>
-                </m:rPr>
-                <m:t>+</m:t>
-              </m:r>
-              <m:rad>
-                <m:radPr>
-                  <m:degHide m:val="on"/>
-                </m:radPr>
-                <m:deg/>
-                <m:e>
-                  <m:r>
-                    <m:t>33</m:t>
-                  </m:r>
-                </m:e>
-              </m:rad>
-            </m:num>
-            <m:den>
-              <m:r>
-                <m:t>6</m:t>
-              </m:r>
-            </m:den>
-          </m:f>
-          <m:r>
-            <m:rPr>
-              <m:sty m:val="p"/>
-            </m:rPr>
-            <m:t>=</m:t>
-          </m:r>
-          <m:r>
-            <m:t>1.4574</m:t>
-          </m:r>
-          <m:r>
-            <m:rPr>
-              <m:sty m:val="p"/>
-            </m:rPr>
-            <m:t>,</m:t>
-          </m:r>
-          <m:r>
-            <m:t>  </m:t>
-          </m:r>
-          <m:sSup>
-            <m:e>
-              <m:r>
-                <m:t>ξ</m:t>
-              </m:r>
-            </m:e>
-            <m:sup>
-              <m:r>
-                <m:rPr>
-                  <m:nor/>
-                </m:rPr>
-                <m:t>*</m:t>
-              </m:r>
-            </m:sup>
-          </m:sSup>
-          <m:r>
-            <m:rPr>
-              <m:sty m:val="p"/>
-            </m:rPr>
-            <m:t>=</m:t>
-          </m:r>
-          <m:f>
-            <m:fPr>
-              <m:type m:val="bar"/>
-            </m:fPr>
-            <m:num>
-              <m:r>
-                <m:t>1</m:t>
-              </m:r>
-              <m:r>
-                <m:rPr>
-                  <m:sty m:val="p"/>
-                </m:rPr>
-                <m:t>+</m:t>
-              </m:r>
-              <m:rad>
-                <m:radPr>
-                  <m:degHide m:val="on"/>
-                </m:radPr>
-                <m:deg/>
-                <m:e>
-                  <m:r>
-                    <m:t>33</m:t>
-                  </m:r>
-                </m:e>
-              </m:rad>
-            </m:num>
-            <m:den>
-              <m:r>
-                <m:t>16</m:t>
-              </m:r>
-            </m:den>
-          </m:f>
-          <m:r>
-            <m:rPr>
-              <m:sty m:val="p"/>
-            </m:rPr>
-            <m:t>=</m:t>
-          </m:r>
-          <m:r>
-            <m:t>0.4215</m:t>
-          </m:r>
-          <m:r>
-            <m:rPr>
-              <m:sty m:val="p"/>
-            </m:rPr>
-            <m:t>.</m:t>
-          </m:r>
-        </m:oMath>
-      </m:oMathPara>
-    </w:p>
-    <w:p>
-      <w:pPr>
-        <w:pStyle w:val="FirstParagraph"/>
       </w:pPr>
       <w:r>
         <w:t xml:space="preserve">In units of</w:t>
@@ -5098,168 +5152,222 @@
         <w:t xml:space="preserve">,</w:t>
       </w:r>
     </w:p>
+    <w:tbl>
+      <w:tblPr>
+        <w:tblStyle w:val="Table"/>
+        <w:tblW w:type="pct" w:w="5000"/>
+        <w:tblLook w:firstRow="0" w:lastRow="0" w:firstColumn="0" w:lastColumn="0" w:noHBand="0" w:noVBand="0" w:val="0000"/>
+        <w:jc w:val="center"/>
+        <w:tblBorders>
+          <w:top w:val="nil"/>
+          <w:left w:val="nil"/>
+          <w:bottom w:val="nil"/>
+          <w:right w:val="nil"/>
+          <w:insideH w:val="nil"/>
+          <w:insideV w:val="nil"/>
+        </w:tblBorders>
+      </w:tblPr>
+      <w:tblGrid>
+        <w:gridCol w:w="907"/>
+        <w:gridCol w:w="7256"/>
+        <w:gridCol w:w="907"/>
+      </w:tblGrid>
+      <w:tr>
+        <w:tc>
+          <w:tcPr>
+            <w:tcW w:type="dxa" w:w="907"/>
+            <w:vAlign w:val="center"/>
+          </w:tcPr>
+          <w:p>
+            <w:pPr>
+              <w:pStyle w:val="Compact"/>
+            </w:pPr>
+          </w:p>
+        </w:tc>
+        <w:tc>
+          <w:tcPr>
+            <w:tcW w:type="dxa" w:w="7256"/>
+            <w:vAlign w:val="center"/>
+          </w:tcPr>
+          <w:p>
+            <w:pPr>
+              <w:jc w:val="center"/>
+            </w:pPr>
+            <m:oMathPara>
+              <m:oMathParaPr>
+                <m:jc m:val="center"/>
+              </m:oMathParaPr>
+              <m:oMath>
+                <m:sSub>
+                  <m:e>
+                    <m:r>
+                      <m:t>β</m:t>
+                    </m:r>
+                  </m:e>
+                  <m:sub>
+                    <m:r>
+                      <m:rPr>
+                        <m:sty m:val="p"/>
+                      </m:rPr>
+                      <m:t>crit</m:t>
+                    </m:r>
+                  </m:sub>
+                </m:sSub>
+                <m:r>
+                  <m:rPr>
+                    <m:sty m:val="p"/>
+                  </m:rPr>
+                  <m:t>=</m:t>
+                </m:r>
+                <m:rad>
+                  <m:radPr>
+                    <m:degHide m:val="on"/>
+                  </m:radPr>
+                  <m:deg/>
+                  <m:e>
+                    <m:r>
+                      <m:t>10</m:t>
+                    </m:r>
+                    <m:r>
+                      <m:rPr>
+                        <m:sty m:val="p"/>
+                      </m:rPr>
+                      <m:t>/</m:t>
+                    </m:r>
+                    <m:r>
+                      <m:t>3</m:t>
+                    </m:r>
+                  </m:e>
+                </m:rad>
+                <m:r>
+                  <m:t> </m:t>
+                </m:r>
+                <m:r>
+                  <m:rPr>
+                    <m:sty m:val="p"/>
+                  </m:rPr>
+                  <m:t>cos</m:t>
+                </m:r>
+                <m:r>
+                  <m:t>​</m:t>
+                </m:r>
+                <m:d>
+                  <m:dPr>
+                    <m:begChr m:val="["/>
+                    <m:endChr m:val="]"/>
+                    <m:sepChr m:val=""/>
+                    <m:grow/>
+                  </m:dPr>
+                  <m:e>
+                    <m:f>
+                      <m:fPr>
+                        <m:type m:val="lin"/>
+                      </m:fPr>
+                      <m:num>
+                        <m:r>
+                          <m:t>1</m:t>
+                        </m:r>
+                      </m:num>
+                      <m:den>
+                        <m:r>
+                          <m:t>3</m:t>
+                        </m:r>
+                      </m:den>
+                    </m:f>
+                    <m:r>
+                      <m:rPr>
+                        <m:sty m:val="p"/>
+                      </m:rPr>
+                      <m:t>arccos</m:t>
+                    </m:r>
+                    <m:r>
+                      <m:t>​</m:t>
+                    </m:r>
+                    <m:d>
+                      <m:dPr>
+                        <m:begChr m:val="("/>
+                        <m:endChr m:val=")"/>
+                        <m:sepChr m:val=""/>
+                        <m:grow/>
+                      </m:dPr>
+                      <m:e>
+                        <m:f>
+                          <m:fPr>
+                            <m:type m:val="lin"/>
+                          </m:fPr>
+                          <m:num>
+                            <m:r>
+                              <m:t>2</m:t>
+                            </m:r>
+                          </m:num>
+                          <m:den>
+                            <m:r>
+                              <m:t>5</m:t>
+                            </m:r>
+                          </m:den>
+                        </m:f>
+                        <m:rad>
+                          <m:radPr>
+                            <m:degHide m:val="on"/>
+                          </m:radPr>
+                          <m:deg/>
+                          <m:e>
+                            <m:r>
+                              <m:t>6</m:t>
+                            </m:r>
+                            <m:r>
+                              <m:rPr>
+                                <m:sty m:val="p"/>
+                              </m:rPr>
+                              <m:t>/</m:t>
+                            </m:r>
+                            <m:r>
+                              <m:t>5</m:t>
+                            </m:r>
+                          </m:e>
+                        </m:rad>
+                      </m:e>
+                    </m:d>
+                  </m:e>
+                </m:d>
+                <m:r>
+                  <m:rPr>
+                    <m:sty m:val="p"/>
+                  </m:rPr>
+                  <m:t>=</m:t>
+                </m:r>
+                <m:r>
+                  <m:t>1.7006</m:t>
+                </m:r>
+                <m:r>
+                  <m:rPr>
+                    <m:sty m:val="p"/>
+                  </m:rPr>
+                  <m:t>.</m:t>
+                </m:r>
+              </m:oMath>
+            </m:oMathPara>
+          </w:p>
+        </w:tc>
+        <w:tc>
+          <w:tcPr>
+            <w:tcW w:type="dxa" w:w="907"/>
+            <w:vAlign w:val="center"/>
+          </w:tcPr>
+          <w:p>
+            <w:pPr>
+              <w:jc w:val="right"/>
+            </w:pPr>
+            <w:r>
+              <w:t xml:space="preserve">(S2)</w:t>
+            </w:r>
+          </w:p>
+        </w:tc>
+      </w:tr>
+    </w:tbl>
     <w:p>
       <w:pPr>
         <w:pStyle w:val="BodyText"/>
-      </w:pPr>
-      <m:oMathPara>
-        <m:oMathParaPr>
-          <m:jc m:val="center"/>
-        </m:oMathParaPr>
-        <m:oMath>
-          <m:sSub>
-            <m:e>
-              <m:r>
-                <m:t>β</m:t>
-              </m:r>
-            </m:e>
-            <m:sub>
-              <m:r>
-                <m:rPr>
-                  <m:sty m:val="p"/>
-                </m:rPr>
-                <m:t>crit</m:t>
-              </m:r>
-            </m:sub>
-          </m:sSub>
-          <m:r>
-            <m:rPr>
-              <m:sty m:val="p"/>
-            </m:rPr>
-            <m:t>=</m:t>
-          </m:r>
-          <m:rad>
-            <m:radPr>
-              <m:degHide m:val="on"/>
-            </m:radPr>
-            <m:deg/>
-            <m:e>
-              <m:r>
-                <m:t>10</m:t>
-              </m:r>
-              <m:r>
-                <m:rPr>
-                  <m:sty m:val="p"/>
-                </m:rPr>
-                <m:t>/</m:t>
-              </m:r>
-              <m:r>
-                <m:t>3</m:t>
-              </m:r>
-            </m:e>
-          </m:rad>
-          <m:r>
-            <m:t> </m:t>
-          </m:r>
-          <m:r>
-            <m:rPr>
-              <m:sty m:val="p"/>
-            </m:rPr>
-            <m:t>cos</m:t>
-          </m:r>
-          <m:r>
-            <m:t>​</m:t>
-          </m:r>
-          <m:d>
-            <m:dPr>
-              <m:begChr m:val="["/>
-              <m:endChr m:val="]"/>
-              <m:sepChr m:val=""/>
-              <m:grow/>
-            </m:dPr>
-            <m:e>
-              <m:f>
-                <m:fPr>
-                  <m:type m:val="lin"/>
-                </m:fPr>
-                <m:num>
-                  <m:r>
-                    <m:t>1</m:t>
-                  </m:r>
-                </m:num>
-                <m:den>
-                  <m:r>
-                    <m:t>3</m:t>
-                  </m:r>
-                </m:den>
-              </m:f>
-              <m:r>
-                <m:rPr>
-                  <m:sty m:val="p"/>
-                </m:rPr>
-                <m:t>arccos</m:t>
-              </m:r>
-              <m:r>
-                <m:t>​</m:t>
-              </m:r>
-              <m:d>
-                <m:dPr>
-                  <m:begChr m:val="("/>
-                  <m:endChr m:val=")"/>
-                  <m:sepChr m:val=""/>
-                  <m:grow/>
-                </m:dPr>
-                <m:e>
-                  <m:f>
-                    <m:fPr>
-                      <m:type m:val="lin"/>
-                    </m:fPr>
-                    <m:num>
-                      <m:r>
-                        <m:t>2</m:t>
-                      </m:r>
-                    </m:num>
-                    <m:den>
-                      <m:r>
-                        <m:t>5</m:t>
-                      </m:r>
-                    </m:den>
-                  </m:f>
-                  <m:rad>
-                    <m:radPr>
-                      <m:degHide m:val="on"/>
-                    </m:radPr>
-                    <m:deg/>
-                    <m:e>
-                      <m:r>
-                        <m:t>6</m:t>
-                      </m:r>
-                      <m:r>
-                        <m:rPr>
-                          <m:sty m:val="p"/>
-                        </m:rPr>
-                        <m:t>/</m:t>
-                      </m:r>
-                      <m:r>
-                        <m:t>5</m:t>
-                      </m:r>
-                    </m:e>
-                  </m:rad>
-                </m:e>
-              </m:d>
-            </m:e>
-          </m:d>
-          <m:r>
-            <m:rPr>
-              <m:sty m:val="p"/>
-            </m:rPr>
-            <m:t>=</m:t>
-          </m:r>
-          <m:r>
-            <m:t>1.7006</m:t>
-          </m:r>
-          <m:r>
-            <m:rPr>
-              <m:sty m:val="p"/>
-            </m:rPr>
-            <m:t>.</m:t>
-          </m:r>
-        </m:oMath>
-      </m:oMathPara>
-    </w:p>
-    <w:p>
-      <w:pPr>
-        <w:pStyle w:val="FirstParagraph"/>
       </w:pPr>
       <w:r>
         <w:t xml:space="preserve">The blind locus over all side-span positions ends at</w:t>
@@ -5586,7 +5694,199 @@
         </m:r>
       </m:oMath>
       <w:r>
-        <w:t xml:space="preserve">. For a sensor at</w:t>
+        <w:t xml:space="preserve">; in the main span, blind points exist for</w:t>
+      </w:r>
+      <w:r>
+        <w:t xml:space="preserve"> </w:t>
+      </w:r>
+      <m:oMath>
+        <m:r>
+          <m:t>0.9647</m:t>
+        </m:r>
+        <m:r>
+          <m:rPr>
+            <m:sty m:val="p"/>
+          </m:rPr>
+          <m:t>≤</m:t>
+        </m:r>
+        <m:r>
+          <m:t>β</m:t>
+        </m:r>
+        <m:r>
+          <m:rPr>
+            <m:sty m:val="p"/>
+          </m:rPr>
+          <m:t>&lt;</m:t>
+        </m:r>
+        <m:rad>
+          <m:radPr>
+            <m:degHide m:val="on"/>
+          </m:radPr>
+          <m:deg/>
+          <m:e>
+            <m:r>
+              <m:t>3</m:t>
+            </m:r>
+            <m:r>
+              <m:rPr>
+                <m:sty m:val="p"/>
+              </m:rPr>
+              <m:t>/</m:t>
+            </m:r>
+            <m:r>
+              <m:t>2</m:t>
+            </m:r>
+          </m:e>
+        </m:rad>
+        <m:r>
+          <m:rPr>
+            <m:sty m:val="p"/>
+          </m:rPr>
+          <m:t>=</m:t>
+        </m:r>
+        <m:r>
+          <m:t>1.2247</m:t>
+        </m:r>
+      </m:oMath>
+      <w:r>
+        <w:t xml:space="preserve">, where</w:t>
+      </w:r>
+      <w:r>
+        <w:t xml:space="preserve"> </w:t>
+      </w:r>
+      <m:oMath>
+        <m:r>
+          <m:t>ν</m:t>
+        </m:r>
+        <m:r>
+          <m:rPr>
+            <m:sty m:val="p"/>
+          </m:rPr>
+          <m:t>=</m:t>
+        </m:r>
+        <m:r>
+          <m:t>1</m:t>
+        </m:r>
+        <m:r>
+          <m:rPr>
+            <m:sty m:val="p"/>
+          </m:rPr>
+          <m:t>+</m:t>
+        </m:r>
+        <m:r>
+          <m:t>ζ</m:t>
+        </m:r>
+        <m:r>
+          <m:rPr>
+            <m:sty m:val="p"/>
+          </m:rPr>
+          <m:t>−</m:t>
+        </m:r>
+        <m:sSup>
+          <m:e>
+            <m:r>
+              <m:t>ζ</m:t>
+            </m:r>
+          </m:e>
+          <m:sup>
+            <m:r>
+              <m:t>2</m:t>
+            </m:r>
+          </m:sup>
+        </m:sSup>
+      </m:oMath>
+      <w:r>
+        <w:t xml:space="preserve"> </w:t>
+      </w:r>
+      <w:r>
+        <w:t xml:space="preserve">(three equal spans:</w:t>
+      </w:r>
+      <w:r>
+        <w:t xml:space="preserve"> </w:t>
+      </w:r>
+      <m:oMath>
+        <m:r>
+          <m:t>ν</m:t>
+        </m:r>
+        <m:r>
+          <m:rPr>
+            <m:sty m:val="p"/>
+          </m:rPr>
+          <m:t>=</m:t>
+        </m:r>
+        <m:r>
+          <m:t>1.2</m:t>
+        </m:r>
+      </m:oMath>
+      <w:r>
+        <w:t xml:space="preserve">,</w:t>
+      </w:r>
+      <w:r>
+        <w:t xml:space="preserve"> </w:t>
+      </w:r>
+      <m:oMath>
+        <m:r>
+          <m:t>ζ</m:t>
+        </m:r>
+        <m:r>
+          <m:rPr>
+            <m:sty m:val="p"/>
+          </m:rPr>
+          <m:t>=</m:t>
+        </m:r>
+        <m:r>
+          <m:t>0.276</m:t>
+        </m:r>
+      </m:oMath>
+      <w:r>
+        <w:t xml:space="preserve">, and</w:t>
+      </w:r>
+      <w:r>
+        <w:t xml:space="preserve"> </w:t>
+      </w:r>
+      <m:oMath>
+        <m:r>
+          <m:rPr>
+            <m:sty m:val="p"/>
+          </m:rPr>
+          <m:t>−</m:t>
+        </m:r>
+        <m:r>
+          <m:t>0.08</m:t>
+        </m:r>
+        <m:r>
+          <m:rPr>
+            <m:sty m:val="p"/>
+          </m:rPr>
+          <m:t>≤</m:t>
+        </m:r>
+        <m:sSub>
+          <m:e>
+            <m:r>
+              <m:t>N</m:t>
+            </m:r>
+          </m:e>
+          <m:sub>
+            <m:r>
+              <m:t>w</m:t>
+            </m:r>
+          </m:sub>
+        </m:sSub>
+        <m:r>
+          <m:rPr>
+            <m:sty m:val="p"/>
+          </m:rPr>
+          <m:t>≤</m:t>
+        </m:r>
+        <m:r>
+          <m:t>0.10</m:t>
+        </m:r>
+      </m:oMath>
+      <w:r>
+        <w:t xml:space="preserve"> </w:t>
+      </w:r>
+      <w:r>
+        <w:t xml:space="preserve">along the main span). For a sensor at</w:t>
       </w:r>
       <w:r>
         <w:t xml:space="preserve"> </w:t>
@@ -6015,7 +6315,49 @@
         <w:t xml:space="preserve"> </w:t>
       </w:r>
       <w:r>
-        <w:t xml:space="preserve">and deflection indicator</w:t>
+        <w:t xml:space="preserve">(largest positive indicator; beyond</w:t>
+      </w:r>
+      <w:r>
+        <w:t xml:space="preserve"> </w:t>
+      </w:r>
+      <m:oMath>
+        <m:r>
+          <m:t>β</m:t>
+        </m:r>
+      </m:oMath>
+      <w:r>
+        <w:t xml:space="preserve"> </w:t>
+      </w:r>
+      <w:r>
+        <w:t xml:space="preserve">= 1.639 the negative indicator near the inner pier is larger in magnitude, −0.435 at</w:t>
+      </w:r>
+      <w:r>
+        <w:t xml:space="preserve"> </w:t>
+      </w:r>
+      <m:oMath>
+        <m:r>
+          <m:t>ξ</m:t>
+        </m:r>
+      </m:oMath>
+      <w:r>
+        <w:t xml:space="preserve"> </w:t>
+      </w:r>
+      <w:r>
+        <w:t xml:space="preserve">= 0.81 for</w:t>
+      </w:r>
+      <w:r>
+        <w:t xml:space="preserve"> </w:t>
+      </w:r>
+      <m:oMath>
+        <m:r>
+          <m:t>β</m:t>
+        </m:r>
+      </m:oMath>
+      <w:r>
+        <w:t xml:space="preserve"> </w:t>
+      </w:r>
+      <w:r>
+        <w:t xml:space="preserve">= 1.7) and deflection indicator</w:t>
       </w:r>
       <w:r>
         <w:t xml:space="preserve"> </w:t>
@@ -7596,7 +7938,7 @@
           <m:e>
             <m:acc>
               <m:accPr>
-                <m:chr m:val="‾"/>
+                <m:chr m:val="¯"/>
               </m:accPr>
               <m:e>
                 <m:r>
@@ -7623,7 +7965,7 @@
           <m:e>
             <m:acc>
               <m:accPr>
-                <m:chr m:val="‾"/>
+                <m:chr m:val="¯"/>
               </m:accPr>
               <m:e>
                 <m:r>
@@ -7792,7 +8134,7 @@
               <m:e>
                 <m:acc>
                   <m:accPr>
-                    <m:chr m:val="‾"/>
+                    <m:chr m:val="¯"/>
                   </m:accPr>
                   <m:e>
                     <m:r>
@@ -7884,7 +8226,7 @@
               <m:e>
                 <m:acc>
                   <m:accPr>
-                    <m:chr m:val="‾"/>
+                    <m:chr m:val="¯"/>
                   </m:accPr>
                   <m:e>
                     <m:r>
@@ -8145,7 +8487,7 @@
               <m:e>
                 <m:acc>
                   <m:accPr>
-                    <m:chr m:val="‾"/>
+                    <m:chr m:val="¯"/>
                   </m:accPr>
                   <m:e>
                     <m:r>
@@ -8170,7 +8512,7 @@
               <m:e>
                 <m:acc>
                   <m:accPr>
-                    <m:chr m:val="‾"/>
+                    <m:chr m:val="¯"/>
                   </m:accPr>
                   <m:e>
                     <m:r>
@@ -8305,7 +8647,7 @@
               <m:e>
                 <m:acc>
                   <m:accPr>
-                    <m:chr m:val="‾"/>
+                    <m:chr m:val="¯"/>
                   </m:accPr>
                   <m:e>
                     <m:r>
@@ -8330,7 +8672,7 @@
               <m:e>
                 <m:acc>
                   <m:accPr>
-                    <m:chr m:val="‾"/>
+                    <m:chr m:val="¯"/>
                   </m:accPr>
                   <m:e>
                     <m:r>
@@ -8557,7 +8899,7 @@
           <m:e>
             <m:acc>
               <m:accPr>
-                <m:chr m:val="‾"/>
+                <m:chr m:val="¯"/>
               </m:accPr>
               <m:e>
                 <m:r>
@@ -8628,7 +8970,7 @@
               <m:e>
                 <m:acc>
                   <m:accPr>
-                    <m:chr m:val="‾"/>
+                    <m:chr m:val="¯"/>
                   </m:accPr>
                   <m:e>
                     <m:r>
@@ -8653,7 +8995,7 @@
               <m:e>
                 <m:acc>
                   <m:accPr>
-                    <m:chr m:val="‾"/>
+                    <m:chr m:val="¯"/>
                   </m:accPr>
                   <m:e>
                     <m:r>
@@ -8683,7 +9025,7 @@
           <m:e>
             <m:acc>
               <m:accPr>
-                <m:chr m:val="‾"/>
+                <m:chr m:val="¯"/>
               </m:accPr>
               <m:e>
                 <m:r>
@@ -8717,7 +9059,7 @@
         <w:pStyle w:val="BodyText"/>
       </w:pPr>
       <w:r>
-        <w:t xml:space="preserve">All closed forms of Section 2.2 agree with FE evaluations of Eq. (2) in 981 checks, with a maximum error of 8.1 × 10⁻¹¹ on the normalized indicators. The verification covered two-span, symmetric and asymmetric three-span and four-span beams, zero-moment positions, ten blind configurations, the identity for a two-truck convoy on piecewise-prismatic girders with elastic pier springs (relative error 2.8 × 10⁻⁹), and the haunched Mây Bridge FE against an independent force-method solution (5.4 × 10⁻¹⁰). Truncating the record when the first axle leaves changed the integral by up to 59 % (rotation) and 10 % (moment) on the two-span example.</w:t>
+        <w:t xml:space="preserve">All closed forms of Section 2.2 agree with FE evaluations of Eq. (2) in 981 checks, with a maximum error of 8.1 × 10⁻¹¹ on the normalized indicators. The verification covered two-span, symmetric and asymmetric three-span and four-span beams, zero-moment positions, ten blind configurations, the identity for a two-truck convoy on piecewise-prismatic girders with elastic pier springs (relative error 2.8 × 10⁻⁹), and the haunched Mây Bridge FE against an independent force-method solution (5.4 × 10⁻¹⁰). Truncating the record when the first axle leaves changed the integral by up to 59 % (rotation) and 10 % (moment) on the two-span example.</w:t>
       </w:r>
     </w:p>
     <w:p>
@@ -9524,7 +9866,7 @@
         <w:pStyle w:val="BodyText"/>
       </w:pPr>
       <w:r>
-        <w:t xml:space="preserve">When the influence line is known, other invariant weighting functions exist; for two equal spans their white-noise variance is lower by a factor of 1.5–6.6, but a 20 % rigidity error in the adjacent span then produces configuration-dependent errors of −1.1 % to +2.0 % (Fig. S3).</w:t>
+        <w:t xml:space="preserve">When the influence line is known, other invariant weighting functions exist; for two equal spans their white-noise variance is lower by a factor of 1.5–6.6, but a 20 % rigidity error in the adjacent span then produces configuration-dependent errors of −1.1 % to +2.0 % (Fig. S3).</w:t>
       </w:r>
     </w:p>
     <w:p>
@@ -9589,7 +9931,7 @@
         <w:t xml:space="preserve"> </w:t>
       </w:r>
       <w:r>
-        <w:t xml:space="preserve">Structure-aware weighting functions for two equal spans (Section S3): (a) weighting functions along the record, (b) white-noise variance relative to uniform weighting against the range of entry shift, (c) invariance defect, (max − min)/mean of the constant over the axle configurations, under a 20 % rigidity error in the adjacent span or a 0.5 m sensor-position error.</w:t>
+        <w:t xml:space="preserve">Structure-aware weighting functions for two equal spans (Section S3): (a) weighting functions along the record, (b) white-noise variance relative to uniform weighting against the range of entry shift, (c) invariance defect, (max − min)/mean of the constant over the axle configurations, under a 20 % rigidity error in the adjacent span or a 0.5 m sensor-position error.</w:t>
       </w:r>
     </w:p>
     <w:bookmarkEnd w:id="31"/>
@@ -9607,7 +9949,27 @@
         <w:pStyle w:val="FirstParagraph"/>
       </w:pPr>
       <w:r>
-        <w:t xml:space="preserve">For one channel, Eq. (11) returns</w:t>
+        <w:t xml:space="preserve">In Eqs. (11) and (12) the offsets are random, with zero mean and standard deviation</w:t>
+      </w:r>
+      <w:r>
+        <w:t xml:space="preserve"> </w:t>
+      </w:r>
+      <m:oMath>
+        <m:sSub>
+          <m:e>
+            <m:r>
+              <m:t>δ</m:t>
+            </m:r>
+          </m:e>
+          <m:sub>
+            <m:r>
+              <m:t>0</m:t>
+            </m:r>
+          </m:sub>
+        </m:sSub>
+      </m:oMath>
+      <w:r>
+        <w:t xml:space="preserve">; Eq. (10) gives the bias of one realization. For one channel, Eq. (11) returns</w:t>
       </w:r>
       <w:r>
         <w:t xml:space="preserve"> </w:t>
@@ -10046,7 +10408,7 @@
         <w:t xml:space="preserve"> </w:t>
       </w:r>
       <w:r>
-        <w:t xml:space="preserve">= 0.01 mm,</w:t>
+        <w:t xml:space="preserve">= 0.01 mm,</w:t>
       </w:r>
       <w:r>
         <w:t xml:space="preserve"> </w:t>
@@ -10069,7 +10431,7 @@
         <w:t xml:space="preserve"> </w:t>
       </w:r>
       <w:r>
-        <w:t xml:space="preserve">= 0.1 mm,</w:t>
+        <w:t xml:space="preserve">= 0.1 mm,</w:t>
       </w:r>
       <w:r>
         <w:t xml:space="preserve"> </w:t>
@@ -10095,7 +10457,7 @@
         <w:t xml:space="preserve"> </w:t>
       </w:r>
       <w:r>
-        <w:t xml:space="preserve">= 220 m, that is, the 200 m unit plus a 20 m convoy allowance). Strain and deflection channels need separate zero-sum constraints.</w:t>
+        <w:t xml:space="preserve">= 220 m, that is, the 200 m unit plus a 20 m convoy allowance). Strain and deflection channels need separate zero-sum constraints.</w:t>
       </w:r>
     </w:p>
     <w:p>
@@ -10130,7 +10492,7 @@
         <w:t xml:space="preserve"> </w:t>
       </w:r>
       <w:r>
-        <w:t xml:space="preserve">to use depends on the offsets. With independent offsets, every sensor should sit as close as possible to the maximum, because the GLS variance then falls with the sum of the squared constants. With correlated offsets, one sensor should sit at the minimum, because a common offset cancels in the difference of two channels and the variance of Eq. (12) falls with the spread of the constants. The placement rule was verified by a brute-force search over 96 cases, which found no design better than the vertex design, and by a Monte Carlo study with 10⁵ random axle configurations per case, which confirmed that the estimators are unbiased and that Eqs. (11) and (12) hold to within 0.6 %. Figure S4 shows the gain over the best single sensor under the assumed noise model, Fig. S5 the extremes of</w:t>
+        <w:t xml:space="preserve">to use depends on the offsets. With independent offsets, every sensor should sit as close as possible to the maximum, because the GLS variance then falls with the sum of the squared constants. With correlated offsets, one sensor should sit at the minimum, because a common offset cancels in the difference of two channels and the variance of Eq. (12) falls with the spread of the constants. The placement rule was verified by a brute-force search over 96 cases, which found no design better than the vertex design, and by a Monte Carlo study with 10⁵ random axle configurations per case, which confirmed that the estimators are unbiased and that Eqs. (11) and (12) hold to within 0.6 %. Figure S4 shows the gain over the best single sensor under the assumed noise model, Fig. S5 the extremes of</w:t>
       </w:r>
       <w:r>
         <w:t xml:space="preserve"> </w:t>
@@ -10157,7 +10519,7 @@
         <w:t xml:space="preserve"> </w:t>
       </w:r>
       <w:r>
-        <w:t xml:space="preserve">that the rule selects, and Fig. S6 the Monte Carlo verification. For the Mây Bridge girder, the single-gauge standard deviation of the load at mid main span is 22.5 % for a 200 m record under the assumptions of Section 5.3 (</w:t>
+        <w:t xml:space="preserve">that the rule selects, and Fig. S6 the Monte Carlo verification. For the Mây Bridge girder, the single-gauge standard deviation of the load at mid main span is 22.5 % for a 200 m record under the assumptions of Section 5.3 (</w:t>
       </w:r>
       <m:oMath>
         <m:r>
@@ -10168,7 +10530,7 @@
         <w:t xml:space="preserve"> </w:t>
       </w:r>
       <w:r>
-        <w:t xml:space="preserve">= 0.9, calibration A), against 24.8 % for the 220 m record.</w:t>
+        <w:t xml:space="preserve">= 0.9, calibration A), against 24.8 % for the 220 m record.</w:t>
       </w:r>
     </w:p>
     <w:p>
@@ -10441,7 +10803,7 @@
         <w:t xml:space="preserve"> </w:t>
       </w:r>
       <w:r>
-        <w:t xml:space="preserve">Monte Carlo verification: distribution of the load error for a single gauge, GLS and the zero-sum estimator with three gauges, (a) on a 30 + 60 + 30 m beam and (b) on the Mây Bridge girder (calibration A), and (c) Monte Carlo standard deviation relative to theory against the number of axles (circles: beam of (a); squares: girder of (b)).</w:t>
+        <w:t xml:space="preserve">Monte Carlo verification: distribution of the load error for a single gauge, GLS and the zero-sum estimator with three gauges, (a) on a 30 + 60 + 30 m beam and (b) on the Mây Bridge girder (calibration A), and (c) Monte Carlo standard deviation relative to theory against the number of axles (circles: beam of (a); squares: girder of (b)).</w:t>
       </w:r>
     </w:p>
     <w:bookmarkEnd w:id="41"/>
@@ -11827,7 +12189,7 @@
         <w:pStyle w:val="FirstParagraph"/>
       </w:pPr>
       <w:r>
-        <w:t xml:space="preserve">The specimen is a steel hollow square tube on three supports forming two equal spans of 2500 mm. Deflection at mid-span of the first span was measured with a linear variable differential transformer of 0.005 mm resolution. The measured single-load influence line of the beam is shown in Fig. S8. The SLM deviations match the growth of the measured-to-analytical integral ratio (1.010, 1.016 and 1.017 for one, two and three loads), which the data cannot assign to either support seating or the stated masses. Table S4 compares the identified total loads with direct weighing, and Table S5 lists the mid-span deflection for all three load configurations; the order of the three-load group is the best-fitting order discussed in Section 3. On the 250 mm grid the trapezoidal rule underestimates the exact single-load integral by 0.500 %. It is used throughout, because Simpson’s rule loses its advantage when the kinks of trailing loads fall inside its panels.</w:t>
+        <w:t xml:space="preserve">The specimen is a steel hollow square tube on three supports forming two equal spans of 2500 mm. Deflection at mid-span of the first span was measured with a linear variable differential transformer of 0.005 mm resolution. The measured single-load influence line of the beam is shown in Fig. S8. The SLM deviations match the growth of the measured-to-analytical integral ratio (1.010, 1.016 and 1.017 for one, two and three loads), which the data cannot assign to either support seating or the stated masses. Table S4 compares the identified total loads with direct weighing, and Table S5 lists the mid-span deflection for all three load configurations; the order of the three-load group is the best-fitting order discussed in Section 3. On the 250 mm grid the trapezoidal rule underestimates the exact single-load integral by 0.500 %. It is used throughout, because Simpson’s rule loses its advantage when the kinks of trailing loads fall inside its panels.</w:t>
       </w:r>
     </w:p>
     <w:p>
@@ -11892,7 +12254,7 @@
         <w:t xml:space="preserve"> </w:t>
       </w:r>
       <w:r>
-        <w:t xml:space="preserve">Laboratory two-span beam: measured and analytical influence line of the mid-span deflection of the first span for the single 40.64 N load (Table S5).</w:t>
+        <w:t xml:space="preserve">Laboratory two-span beam: measured and analytical influence line of the mid-span deflection of the first span for the single 40.64 N load (Table S5).</w:t>
       </w:r>
     </w:p>
     <w:p>
@@ -12232,7 +12594,7 @@
               <w:jc w:val="right"/>
             </w:pPr>
             <w:r>
-              <w:t xml:space="preserve">+1.10 %</w:t>
+              <w:t xml:space="preserve">+1.10 %</w:t>
             </w:r>
           </w:p>
         </w:tc>
@@ -12260,7 +12622,7 @@
               <w:jc w:val="right"/>
             </w:pPr>
             <w:r>
-              <w:t xml:space="preserve">+0.61 %</w:t>
+              <w:t xml:space="preserve">+0.61 %</w:t>
             </w:r>
           </w:p>
         </w:tc>
@@ -12321,7 +12683,7 @@
               <w:jc w:val="right"/>
             </w:pPr>
             <w:r>
-              <w:t xml:space="preserve">+1.19 %</w:t>
+              <w:t xml:space="preserve">+1.19 %</w:t>
             </w:r>
           </w:p>
         </w:tc>
@@ -12349,7 +12711,7 @@
               <w:jc w:val="right"/>
             </w:pPr>
             <w:r>
-              <w:t xml:space="preserve">+0.70 %</w:t>
+              <w:t xml:space="preserve">+0.70 %</w:t>
             </w:r>
           </w:p>
         </w:tc>
@@ -12371,7 +12733,7 @@
         <w:t xml:space="preserve"> </w:t>
       </w:r>
       <w:r>
-        <w:t xml:space="preserve">Mid-span deflection of the first span (mm), mean of three cycles. Single load 40.64 N; analytical values from the closed-form influence line.</w:t>
+        <w:t xml:space="preserve">Mid-span deflection of the first span (mm), mean of three cycles. Single load 40.64 N; analytical values from the closed-form influence line.</w:t>
       </w:r>
     </w:p>
     <w:tbl>
@@ -14303,7 +14665,7 @@
         <w:pStyle w:val="FirstParagraph"/>
       </w:pPr>
       <w:r>
-        <w:t xml:space="preserve">Data. The strain transducers of the Virginia Smart Road Bridge lie 158.5 m from the first abutment, at longitudinal stations about 2 m apart under the wheel path. Day 1 has 12 channels in three groups: four wheel-path gauges with clear axle spikes (ch4, ch5, ch11, ch12), a partner gauge at each of these four stations, and four further gauges without axle spikes (ch1, ch2, ch8, ch9). The bridge depth is about 3.8 m at mid-span and 9.5 m at the piers. Sampling was 100 Hz on day 1 and 200 Hz on day 2. The day-1 driver-reported gross weights were 21.2–22.8 t for the runs used. Errors are given as a percentage of the gross vehicle weight (GVW). Because the weights vary by only a few percent within each day, a predictor that always returns the mean calibration weight already has a mean absolute error (MAE) of 2.0 % on day 2 and 2.2 % on day 1, and the field data test the scatter and invariance of the integral constant rather than the ability to discriminate weights.</w:t>
+        <w:t xml:space="preserve">Data. The strain transducers of the Virginia Smart Road Bridge lie 158.5 m from the first abutment, at longitudinal stations about 2 m apart under the wheel path. Day 1 has 12 channels in three groups: four wheel-path gauges with clear axle spikes (ch4, ch5, ch11, ch12), a partner gauge at each of these four stations, and four further gauges without axle spikes (ch1, ch2, ch8, ch9). The bridge depth is about 3.8 m at mid-span and 9.5 m at the piers. Sampling was 100 Hz on day 1 and 200 Hz on day 2. The day-1 driver-reported gross weights were 21.2–22.8 t for the runs used. Errors are given as a percentage of the gross vehicle weight (GVW). Because the weights vary by only a few percent within each day, a predictor that always returns the mean calibration weight already has a mean absolute error (MAE) of 2.0 % on day 2 and 2.2 % on day 1, and the field data test the scatter and invariance of the integral constant rather than the ability to discriminate weights.</w:t>
       </w:r>
     </w:p>
     <w:p>
@@ -14311,7 +14673,7 @@
         <w:pStyle w:val="BodyText"/>
       </w:pPr>
       <w:r>
-        <w:t xml:space="preserve">Processing. Speeds were obtained from the axle spikes and the measured wheelbase and agree with the dataset authors’ processing script within 1.4 % on average (at most 4.6 % for a single run). A low-pass fit of the records gives lane-A speeds 1.139 times the spike speeds (median; SD 0.124; 22 runs). Lane-B speeds were taken from the lag between gauges. Records were integrated over the whole time the truck was on the bridge plus 5 s at each end. Three day-1 runs with two trucks on the bridge and four passes without documented weights were excluded. Vehicle-free noise windows were at least 70 s from any detected vehicle.</w:t>
+        <w:t xml:space="preserve">Processing. Speeds were obtained from the axle spikes and the measured wheelbase and agree with the dataset authors’ processing script within 1.4 % on average (at most 4.6 % for a single run). A low-pass fit of the records gives lane-A speeds 1.139 times the spike speeds (median; SD 0.124; 22 runs). Lane-B speeds were taken from the lag between gauges. Records were integrated over the whole time the truck was on the bridge plus 5 s at each end. Three day-1 runs with two trucks on the bridge and four passes without documented weights were excluded. Vehicle-free noise windows were at least 70 s from any detected vehicle.</w:t>
       </w:r>
     </w:p>
     <w:p>
@@ -14319,7 +14681,7 @@
         <w:pStyle w:val="BodyText"/>
       </w:pPr>
       <w:r>
-        <w:t xml:space="preserve">Invariance and speed. On day 1, eight of the 12 gauges have a coefficient of variation (CV) of 5.8–13.5 %, consistent with the noise (</w:t>
+        <w:t xml:space="preserve">Invariance and speed. On day 1, eight of the 12 gauges have a coefficient of variation (CV) of 5.8–13.5 %, consistent with the noise (</w:t>
       </w:r>
       <m:oMath>
         <m:sSup>
@@ -14347,7 +14709,7 @@
         <w:t xml:space="preserve"> </w:t>
       </w:r>
       <w:r>
-        <w:t xml:space="preserve">= 0.13–0.71; Table S6), but only ch11 shows equal constants for both trucks within ±10 % (main-text Fig. 5a); each equivalence test wrongly declares equivalence with probability at most 5 %, so chance alone would produce at most about 0.6 passes in 12 tests, and one pass is weak evidence. The first truck ran at 10.4–12.8 m/s and the second at 19.1–19.8 m/s, so speed and truck are almost perfectly confounded (correlation 0.98). Day-2 speeds were 13–28 m/s; no speed effect was resolved (+6 % per 10 m/s, 95 % CI −23 to +35 %), but the confidence interval of the slope is too wide to call the constant speed-independent (Fig. S9). Equivalence was tested by two one-sided tests (TOST; Table S7); for the day-2 gauge average, the 90 % CI used for the equivalence test is 0.76–1.27, so differences of up to about 27 % cannot be excluded. Day-2 noise amplitudes at the median speed were 13.7–32.8 µε m.</w:t>
+        <w:t xml:space="preserve">= 0.13–0.71; Table S6), but only ch11 shows equal constants for both trucks within ±10 % (main-text Fig. 5a); each equivalence test wrongly declares equivalence with probability at most 5 %, so chance alone would produce at most about 0.6 passes in 12 tests, and one pass is weak evidence. The first truck ran at 10.4–12.8 m/s and the second at 19.1–19.8 m/s, so speed and truck are almost perfectly confounded (correlation 0.98). Day-2 speeds were 13–28 m/s; no speed effect was resolved (+6 % per 10 m/s, 95 % CI −23 to +35 %), but the confidence interval of the slope is too wide to call the constant speed-independent (Fig. S9). Equivalence was tested by two one-sided tests (TOST; Table S7); for the day-2 gauge average, the 90 % CI used for the equivalence test is 0.76–1.27, so differences of up to about 27 % cannot be excluded. Day-2 noise amplitudes at the median speed were 13.7–32.8 µε m.</w:t>
       </w:r>
     </w:p>
     <w:p>
@@ -14412,7 +14774,7 @@
         <w:t xml:space="preserve"> </w:t>
       </w:r>
       <w:r>
-        <w:t xml:space="preserve">NOR-BWIM: integral constant against speed for the day-1 gauge average, gauge ch1 and the day-2 gauge average, by truck; the panel titles give the fitted slope per 10 m/s with its 95 % CI.</w:t>
+        <w:t xml:space="preserve">NOR-BWIM: integral constant against speed for the day-1 gauge average, gauge ch1 and the day-2 gauge average, by truck; the panel titles give the fitted slope per 10 m/s with its 95 % CI.</w:t>
       </w:r>
     </w:p>
     <w:p>
@@ -14420,7 +14782,7 @@
         <w:pStyle w:val="BodyText"/>
       </w:pPr>
       <w:r>
-        <w:t xml:space="preserve">Lanes, superposition and gauges. In lane B, all channels have CV 31–40 %, and st36, st31 and the gauge average fail the</w:t>
+        <w:t xml:space="preserve">Lanes, superposition and gauges. In lane B, all channels have CV 31–40 %, and st36, st31 and the gauge average fail the</w:t>
       </w:r>
       <w:r>
         <w:t xml:space="preserve"> </w:t>
@@ -14471,7 +14833,7 @@
         <w:t xml:space="preserve"> </w:t>
       </w:r>
       <w:r>
-        <w:t xml:space="preserve">= 0.016–0.027). The st36 constant in lane B is 0.64 of that in lane A (95 % CI 0.47–0.81). The two-truck runs gave 0.92 and 0.92 of the summed single-truck predictions (pooled 95 % CI 0.77–1.06); the GLS combination gave 0.82 (95 % CI 0.73–0.91). A one-dimensional beam model predicts ch11/ch8 ratios of 0.978–1.003. The ratio of st36 to st40 constants is 3.24 ± 0.56 in lane A against 1.82 ± 0.10 in lane B (± one standard error), about 2.5 standard errors apart. For the gauge average the lane-B constant is 0.79 of that in lane A (95 % CI 0.59–1.00), so the lane effect is resolved only for st36. Lane-B speeds came from the lag between gauges, so the lane ratios also contain any difference between the two speed estimates.</w:t>
+        <w:t xml:space="preserve">= 0.016–0.027). The st36 constant in lane B is 0.64 of that in lane A (95 % CI 0.47–0.81). The two-truck runs gave 0.92 and 0.92 of the summed single-truck predictions (pooled 95 % CI 0.77–1.06); the GLS combination gave 0.82 (95 % CI 0.73–0.91). A one-dimensional beam model predicts ch11/ch8 ratios of 0.978–1.003. The ratio of st36 to st40 constants is 3.24 ± 0.56 in lane A against 1.82 ± 0.10 in lane B (± one standard error), about 2.5 standard errors apart. For the gauge average the lane-B constant is 0.79 of that in lane A (95 % CI 0.59–1.00), so the lane effect is resolved only for st36. Lane-B speeds came from the lag between gauges, so the lane ratios also contain any difference between the two speed estimates.</w:t>
       </w:r>
     </w:p>
     <w:p>
@@ -14479,7 +14841,7 @@
         <w:pStyle w:val="BodyText"/>
       </w:pPr>
       <w:r>
-        <w:t xml:space="preserve">Estimators. Table S8 gives all out-of-sample errors, including leave-one-truck-out (LOTO) and the four wheel-path gauges of day 1; Fig. S10 also shows in-sample results. On day 2, GLS with the measured covariance was significantly worse than the gauge average (paired difference +8.5 percentage points, 95 % CI +2.3 to +15.1); on day 1 the estimators cannot be told apart, and on both days every estimator is worse than the mean-weight predictor. Table S9 and Fig. S11 give the correlations behind this result, and Table S10 shows that the covariance of the crossing residuals, unlike the vehicle-free covariance, predicts the observed order of GLS and gauge average. The day-2 per-crossing SD predicted by the vehicle-free covariance (% of GVW) is 16.2 for the best single gauge, 32.5 for the worst single gauge, 19.8 for the gauge average, 19.4 for GLS with diagonal Σ, 12.7 for GLS with measured Σ, 13.3 for the zero-sum estimator with measured Σ and 16.1 for the zero-sum estimator with Σ = identity. The GLS weights with the measured Σ are st40 +0.16 and st36 −0.35. GLS with Σ estimated from the crossing residuals has a mean absolute error of 8.5 % of GVW in sample and 23.4 % out of sample (root-mean-square errors 10.4 % and 28.4 %), that is, it over-fits with eight runs.</w:t>
+        <w:t xml:space="preserve">Estimators. Table S8 gives all out-of-sample errors, including leave-one-truck-out (LOTO) and the four wheel-path gauges of day 1; Fig. S10 also shows in-sample results. On day 2, GLS with the measured covariance was significantly worse than the gauge average (paired difference +8.5 percentage points, 95 % CI +2.3 to +15.1); on day 1 the estimators cannot be told apart, and on both days every estimator is worse than the mean-weight predictor. Table S9 and Fig. S11 give the correlations behind this result, and Table S10 shows that the covariance of the crossing residuals, unlike the vehicle-free covariance, predicts the observed order of GLS and gauge average. The day-2 per-crossing SD predicted by the vehicle-free covariance (% of GVW) is 16.2 for the best single gauge, 32.5 for the worst single gauge, 19.8 for the gauge average, 19.4 for GLS with diagonal Σ, 12.7 for GLS with measured Σ, 13.3 for the zero-sum estimator with measured Σ and 16.1 for the zero-sum estimator with Σ = identity. The GLS weights with the measured Σ are st40 +0.16 and st36 −0.35. GLS with Σ estimated from the crossing residuals has a mean absolute error of 8.5 % of GVW in sample and 23.4 % out of sample (root-mean-square errors 10.4 % and 28.4 %), that is, it over-fits with eight runs.</w:t>
       </w:r>
     </w:p>
     <w:p>
@@ -14544,7 +14906,7 @@
         <w:t xml:space="preserve"> </w:t>
       </w:r>
       <w:r>
-        <w:t xml:space="preserve">NOR-BWIM: mean absolute error of the gross weight for single-gauge, gauge-average, GLS, zero-sum and mean-weight predictors, with 95 % bootstrap confidence intervals: in sample (IN), leave-one-run-out (LOO) and leave-one-truck-out (LOTO). (a) Day 2, 4 gauges; (b) day 1, 4 wheel-path gauges; (c) day 1, 12 gauges (multi-gauge estimators use all 12; only the single gauges ch5 and ch11 are shown). GLS-diag: diagonal covariance; zero-sum-eq: zero-sum estimator with equal noise (</w:t>
+        <w:t xml:space="preserve">NOR-BWIM: mean absolute error of the gross weight for single-gauge, gauge-average, GLS, zero-sum and mean-weight predictors, with 95 % bootstrap confidence intervals: in sample (IN), leave-one-run-out (LOO) and leave-one-truck-out (LOTO). (a) Day 2, 4 gauges; (b) day 1, 4 wheel-path gauges; (c) day 1, 12 gauges (multi-gauge estimators use all 12; only the single gauges ch5 and ch11 are shown). GLS-diag: diagonal covariance; zero-sum-eq: zero-sum estimator with equal noise (</w:t>
       </w:r>
       <m:oMath>
         <m:r>
@@ -14682,7 +15044,7 @@
         <w:t xml:space="preserve"> </w:t>
       </w:r>
       <w:r>
-        <w:t xml:space="preserve">= 0.79–0.94 against the strain histories; zeros of the uniform-load moment in span 2 at 121.6 m and 190.8 m; a strain constant of the gauges 0.69 of the largest on the girder (0.56–0.93 across rigidity laws); a cancellation ratio</w:t>
+        <w:t xml:space="preserve">= 0.79–0.94 against the strain histories; zeros of the uniform-load moment in span 2 at 121.6 m and 190.8 m; a strain constant of the gauges 0.69 of the largest on the girder (0.56–0.93 across rigidity laws); a cancellation ratio</w:t>
       </w:r>
       <w:r>
         <w:t xml:space="preserve"> </w:t>
@@ -14696,7 +15058,7 @@
         <w:t xml:space="preserve"> </w:t>
       </w:r>
       <w:r>
-        <w:t xml:space="preserve">= 0.51; and contributions of span 2 of about 170 % of the net integral and of the adjacent spans −26 % and −66 % (Fig. S12). Figure S13 shows the synthetic records of the dataset authors processed with the same integration. The tests rest on four trucks, two axle counts and seven or eight runs per day. The gauge calibration factors and exact positions are not published, so absolute constants cannot be checked. The dataset authors reported a mean absolute GVW error of 4.6 % for their influence-line system on this bridge (Moghadam et al., 2023a); it was obtained on different runs and is not compared directly with the results of the main text.</w:t>
+        <w:t xml:space="preserve">= 0.51; and contributions of span 2 of about 170 % of the net integral and of the adjacent spans −26 % and −66 % (Fig. S12). Figure S13 shows the synthetic records of the dataset authors processed with the same integration. The tests rest on four trucks, two axle counts and seven or eight runs per day. The gauge calibration factors and exact positions are not published, so absolute constants cannot be checked. The dataset authors reported a mean absolute GVW error of 4.6 % for their influence-line system on this bridge (Moghadam et al., 2023a); it was obtained on different runs and is not compared directly with the results of the main text.</w:t>
       </w:r>
     </w:p>
     <w:p>
@@ -14761,7 +15123,7 @@
         <w:t xml:space="preserve"> </w:t>
       </w:r>
       <w:r>
-        <w:t xml:space="preserve">Five-span girder, beam model with uniform rigidity and two haunch laws: (a) uniform-load moment and (b) strain constant along the girder, normalized at the gauges, and (c) the single-gauge error expected from the measured noise for a 25 t truck. Red line: gauge position; dotted lines: zero-moment points.</w:t>
+        <w:t xml:space="preserve">Five-span girder, beam model with uniform rigidity and two haunch laws: (a) uniform-load moment and (b) strain constant along the girder, normalized at the gauges, and (c) the single-gauge error expected from the measured noise for a 25 t truck. Red line: gauge position; dotted lines: zero-moment points.</w:t>
       </w:r>
     </w:p>
     <w:p>
@@ -14955,7 +15317,7 @@
               <w:t xml:space="preserve"> </w:t>
             </w:r>
             <w:r>
-              <w:t xml:space="preserve">(µε m/t), 95 % CI</w:t>
+              <w:t xml:space="preserve">(µε m/t), 95 % CI</w:t>
             </w:r>
           </w:p>
         </w:tc>
@@ -15590,7 +15952,7 @@
         <w:t xml:space="preserve"> </w:t>
       </w:r>
       <w:r>
-        <w:t xml:space="preserve">Ratio of the integral constants of two trucks, lane A unless stated. Day 1: second to first truck, both 3-axle; day 2: 5-axle to 3-axle truck. Equivalence by two one-sided tests (TOST) at the 5 % level: the 90 % CI of the ratio lies inside the stated margin (for ch11, 0.904–1.098), so a 95 % CI can extend beyond a margin that is shown.</w:t>
+        <w:t xml:space="preserve">Ratio of the integral constants of two trucks, lane A unless stated. Day 1: second to first truck, both 3-axle; day 2: 5-axle to 3-axle truck. Equivalence by two one-sided tests (TOST) at the 5 % level: the 90 % CI of the ratio lies inside the stated margin (for ch11, 0.904–1.098), so a 95 % CI can extend beyond a margin that is shown.</w:t>
       </w:r>
     </w:p>
     <w:tbl>
@@ -15655,7 +16017,7 @@
               <w:jc w:val="right"/>
             </w:pPr>
             <w:r>
-              <w:t xml:space="preserve">Ratio (95 % CI)</w:t>
+              <w:t xml:space="preserve">Ratio (95 % CI)</w:t>
             </w:r>
           </w:p>
         </w:tc>
@@ -15722,7 +16084,7 @@
               <w:jc w:val="left"/>
             </w:pPr>
             <w:r>
-              <w:t xml:space="preserve">shown within ±10 %</w:t>
+              <w:t xml:space="preserve">shown within ±10 %</w:t>
             </w:r>
           </w:p>
         </w:tc>
@@ -15769,7 +16131,7 @@
               <w:jc w:val="left"/>
             </w:pPr>
             <w:r>
-              <w:t xml:space="preserve">shown only within ±11.8 %</w:t>
+              <w:t xml:space="preserve">shown only within ±11.8 %</w:t>
             </w:r>
           </w:p>
         </w:tc>
@@ -15910,7 +16272,7 @@
               <w:jc w:val="left"/>
             </w:pPr>
             <w:r>
-              <w:t xml:space="preserve">shown only within ±26.7 %</w:t>
+              <w:t xml:space="preserve">shown only within ±26.7 %</w:t>
             </w:r>
           </w:p>
         </w:tc>
@@ -16002,7 +16364,7 @@
         <w:t xml:space="preserve"> </w:t>
       </w:r>
       <w:r>
-        <w:t xml:space="preserve">Mean absolute error of the gross weight (% of GVW), out of sample, with 95 % bootstrap CIs over the test runs (8 on day 2, 7 on day 1). LOTO: calibrated on one truck, tested on the other. The leave-one-run-out columns contain every row of the estimator table of the main text (Table 2).</w:t>
+        <w:t xml:space="preserve">Mean absolute error of the gross weight (% of GVW), out of sample, with 95 % bootstrap CIs over the test runs (8 on day 2, 7 on day 1). LOTO: calibrated on one truck, tested on the other. The leave-one-run-out columns contain every row of the estimator table of the main text (Table 2).</w:t>
       </w:r>
     </w:p>
     <w:tbl>
@@ -16789,7 +17151,7 @@
         <w:t xml:space="preserve"> </w:t>
       </w:r>
       <w:r>
-        <w:t xml:space="preserve">Correlation between gauges of the integrated strain: means over gauge pairs, with 95 % bootstrap CIs in parentheses. Vehicle-free windows: 1227 on day 2 and 3405 on day 1. Crossing residual: deviation of a crossing’s integral from its calibrated value. –: not computed.</w:t>
+        <w:t xml:space="preserve">Correlation between gauges of the integrated strain: means over gauge pairs, with 95 % bootstrap CIs in parentheses. Vehicle-free windows: 1227 on day 2 and 3405 on day 1. Crossing residual: deviation of a crossing’s integral from its calibrated value. –: not computed.</w:t>
       </w:r>
     </w:p>
     <w:tbl>
@@ -16968,7 +17330,7 @@
               <w:jc w:val="right"/>
             </w:pPr>
             <w:r>
-              <w:t xml:space="preserve">–</w:t>
+              <w:t xml:space="preserve">0.42</w:t>
             </w:r>
           </w:p>
         </w:tc>
@@ -17015,7 +17377,7 @@
               <w:jc w:val="right"/>
             </w:pPr>
             <w:r>
-              <w:t xml:space="preserve">–</w:t>
+              <w:t xml:space="preserve">0.30</w:t>
             </w:r>
           </w:p>
         </w:tc>
@@ -17339,7 +17701,7 @@
         <w:pStyle w:val="FirstParagraph"/>
       </w:pPr>
       <w:r>
-        <w:t xml:space="preserve">Bridge and test. The bridge carries provincial road ĐT389. In the June 2020 acceptance test, four trucks stood in the side span (gauge N8) and six in the main span (gauge N7). The trucks were 3-axle, nominally 5 + 10 + 10 t, with a mean weighed gross weight of 25.06 t (Table S11). Mitutoyo dial gauges, mounted on independent frames fixed to the ground, read the peak deflection under central and eccentric transverse positions at three measuring points across each section (Table S12). The readings across one section differ by up to 2.05 mm in the eccentric N7 case, about 13 % of the mean reading.</w:t>
+        <w:t xml:space="preserve">Bridge and test. The bridge carries provincial road ĐT389. In the June 2020 acceptance test, four trucks stood in the side span (gauge N8) and six in the main span (gauge N7). The trucks were 3-axle, nominally 5 + 10 + 10 t, with a mean weighed gross weight of 25.06 t (Table S11). Mitutoyo dial gauges, mounted on independent frames fixed to the ground, read the peak deflection under central and eccentric transverse positions at three measuring points across each section (Table S12). The readings across one section differ by up to 2.05 mm in the eccentric N7 case, about 13 % of the mean reading.</w:t>
       </w:r>
     </w:p>
     <w:p>
@@ -17347,7 +17709,7 @@
         <w:pStyle w:val="BodyText"/>
       </w:pPr>
       <w:r>
-        <w:t xml:space="preserve">Model. Design sections: depth 2.40 m (mid-span) to 5.40 m (piers), second moments 5.482 m⁴ and 59.61 m⁴,</w:t>
+        <w:t xml:space="preserve">Model. Design sections: depth 2.40 m (mid-span) to 5.40 m (piers), second moments 5.482 m⁴ and 59.61 m⁴,</w:t>
       </w:r>
       <w:r>
         <w:t xml:space="preserve"> </w:t>
@@ -17399,7 +17761,7 @@
         <w:t xml:space="preserve"> </w:t>
       </w:r>
       <w:r>
-        <w:t xml:space="preserve">= 40 and 45 m (base 44 m), exponents 2.5 and 3.2 (base 2.943), rigid pier zone ±1.5 m. The misfit ratio</w:t>
+        <w:t xml:space="preserve">= 40 and 45 m (base 44 m), exponents 2.5 and 3.2 (base 2.943), rigid pier zone ±1.5 m. The misfit ratio</w:t>
       </w:r>
       <w:r>
         <w:t xml:space="preserve"> </w:t>
@@ -17458,7 +17820,7 @@
         <w:pStyle w:val="BodyText"/>
       </w:pPr>
       <w:r>
-        <w:t xml:space="preserve">Tolerance. The six readings of each section have a standard deviation of 4.7–5.0 % about their mean (Table S12), so the standard error of the mean is 1.9–2.0 %. Dividing the six-reading SD by</w:t>
+        <w:t xml:space="preserve">Tolerance. The six readings of each section have a standard deviation of 4.7–5.0 % about their mean (Table S12), so the standard error of the mean is 1.9–2.0 %. Dividing the six-reading SD by</w:t>
       </w:r>
       <w:r>
         <w:t xml:space="preserve"> </w:t>
@@ -17480,7 +17842,7 @@
         <w:t xml:space="preserve"> </w:t>
       </w:r>
       <w:r>
-        <w:t xml:space="preserve">treats the transverse readings as independent samples; this is an assumption, because the scatter comes from the transverse positions and the readings are not replicates. The model-form standard uncertainty of 1.75 % is half the spread of</w:t>
+        <w:t xml:space="preserve">treats the transverse readings as independent samples; this is an assumption, because the scatter comes from the transverse positions and the readings are not replicates. The model-form standard uncertainty of 1.75 % is half the spread of</w:t>
       </w:r>
       <w:r>
         <w:t xml:space="preserve"> </w:t>
@@ -17542,7 +17904,7 @@
         <w:t xml:space="preserve">ident_static.py</w:t>
       </w:r>
       <w:r>
-        <w:t xml:space="preserve">). Combined in quadrature with the pooled standard error of the mean, it gives 2.64 % for each section mean and</w:t>
+        <w:t xml:space="preserve">). Combined in quadrature with the pooled standard error of the mean, it gives 2.64 % for each section mean and</w:t>
       </w:r>
       <w:r>
         <w:t xml:space="preserve"> </w:t>
@@ -17556,7 +17918,7 @@
         <w:t xml:space="preserve"> </w:t>
       </w:r>
       <w:r>
-        <w:t xml:space="preserve">= 5.3 % at two standard deviations.</w:t>
+        <w:t xml:space="preserve">= 5.3 % at two standard deviations.</w:t>
       </w:r>
     </w:p>
     <w:p>
@@ -17578,7 +17940,7 @@
         <w:t xml:space="preserve"> </w:t>
       </w:r>
       <w:r>
-        <w:t xml:space="preserve">= 3, 4 and 5.3 %. At</w:t>
+        <w:t xml:space="preserve">= 3, 4 and 5.3 %. At</w:t>
       </w:r>
       <w:r>
         <w:t xml:space="preserve"> </w:t>
@@ -17592,7 +17954,7 @@
         <w:t xml:space="preserve"> </w:t>
       </w:r>
       <w:r>
-        <w:t xml:space="preserve">= 3 % the admissible set shrinks and excludes the design rigidity,</w:t>
+        <w:t xml:space="preserve">= 3 % the admissible set shrinks and excludes the design rigidity,</w:t>
       </w:r>
       <w:r>
         <w:t xml:space="preserve"> </w:t>
@@ -17643,7 +18005,7 @@
         <w:t xml:space="preserve"> </w:t>
       </w:r>
       <w:r>
-        <w:t xml:space="preserve">= 3 %, 3.4 at 4 % and 6.6 at 5.3 %, and 2.4 at 5.3 % with the prior</w:t>
+        <w:t xml:space="preserve">= 3 %, 3.4 at 4 % and 6.6 at 5.3 %, and 2.4 at 5.3 % with the prior</w:t>
       </w:r>
       <w:r>
         <w:t xml:space="preserve"> </w:t>
@@ -17703,7 +18065,7 @@
         <w:t xml:space="preserve"> </w:t>
       </w:r>
       <w:r>
-        <w:t xml:space="preserve">at 5.3 % needs</w:t>
+        <w:t xml:space="preserve">at 5.3 % needs</w:t>
       </w:r>
       <w:r>
         <w:t xml:space="preserve"> </w:t>
@@ -17748,7 +18110,7 @@
         <w:pStyle w:val="BodyText"/>
       </w:pPr>
       <w:r>
-        <w:t xml:space="preserve">Frequencies. The measured vertical frequencies (3.43–3.64 Hz; Table S14) would narrow the admissible set further if they belonged to the third vertical mode. This interpretation is conditional: Fig. S14 shows the predicted vertical frequencies against the scaled pier stiffness</w:t>
+        <w:t xml:space="preserve">Frequencies. The measured vertical frequencies (3.43–3.64 Hz; Table S14) would narrow the admissible set further if they belonged to the third vertical mode. This interpretation is conditional: Fig. S14 shows the predicted vertical frequencies against the scaled pier stiffness</w:t>
       </w:r>
       <w:r>
         <w:t xml:space="preserve"> </w:t>
@@ -18114,7 +18476,7 @@
         </m:r>
       </m:oMath>
       <w:r>
-        <w:t xml:space="preserve">, with contours of the third vertical frequency equal to the measured values: dashed 3.43 Hz, solid 3.64 Hz; green, red and blue for low, base and high mass. Yellow: first-frequency contours (base mass). White dotted line: best static fit</w:t>
+        <w:t xml:space="preserve">, with contours of the third vertical frequency equal to the measured values: dashed 3.43 Hz, solid 3.64 Hz; green, red and blue for low, base and high mass. Yellow: first-frequency contours (base mass). White dotted line: best static fit</w:t>
       </w:r>
       <w:r>
         <w:t xml:space="preserve"> </w:t>
@@ -18175,7 +18537,7 @@
         </m:r>
       </m:oMath>
       <w:r>
-        <w:t xml:space="preserve">; square B: calibration B. Gray scale: maximum static misfit; the 5.27 % level is</w:t>
+        <w:t xml:space="preserve">; square B: calibration B. Gray scale: maximum static misfit; the 5.27 % level is</w:t>
       </w:r>
       <w:r>
         <w:t xml:space="preserve"> </w:t>
@@ -18315,7 +18677,7 @@
         <w:pStyle w:val="BodyText"/>
       </w:pPr>
       <w:r>
-        <w:t xml:space="preserve">Strain and end-reaction channels. The haunches move every zero-moment point toward mid-span; the side-span zero lies 26.0–33.3 m from the end support, so a strain gauge at mid side span would be practically blind under calibration A (</w:t>
+        <w:t xml:space="preserve">Strain and end-reaction channels. The haunches move every zero-moment point toward mid-span; the side-span zero lies 26.0–33.3 m from the end support, so a strain gauge at mid side span would be practically blind under calibration A (</w:t>
       </w:r>
       <m:oMath>
         <m:sSub>
@@ -18384,7 +18746,7 @@
         <w:t xml:space="preserve"> </w:t>
       </w:r>
       <w:r>
-        <w:t xml:space="preserve">alone the best strain locations in all haunched models are 5–10 m from the piers (</w:t>
+        <w:t xml:space="preserve">alone the best strain locations in all haunched models are 5–10 m from the piers (</w:t>
       </w:r>
       <m:oMath>
         <m:d>
@@ -18523,7 +18885,7 @@
         <w:t xml:space="preserve"> </w:t>
       </w:r>
       <w:r>
-        <w:t xml:space="preserve">Weighed 3-axle test trucks: gross weight and axle spacings (front to middle axle; middle to rear axle) and track width. Mean gross weight 25.06 t.</w:t>
+        <w:t xml:space="preserve">Weighed 3-axle test trucks: gross weight and axle spacings (front to middle axle; middle to rear axle) and track width. Mean gross weight 25.06 t.</w:t>
       </w:r>
     </w:p>
     <w:tbl>
@@ -19975,7 +20337,7 @@
         <w:t xml:space="preserve"> </w:t>
       </w:r>
       <w:r>
-        <w:t xml:space="preserve">= 44 m) against the tolerance</w:t>
+        <w:t xml:space="preserve">= 44 m) against the tolerance</w:t>
       </w:r>
       <w:r>
         <w:t xml:space="preserve"> </w:t>
@@ -20354,7 +20716,7 @@
               <w:t xml:space="preserve"> </w:t>
             </w:r>
             <w:r>
-              <w:t xml:space="preserve">= 3 %</w:t>
+              <w:t xml:space="preserve">= 3 %</w:t>
             </w:r>
           </w:p>
         </w:tc>
@@ -20493,7 +20855,7 @@
               <w:t xml:space="preserve"> </w:t>
             </w:r>
             <w:r>
-              <w:t xml:space="preserve">= 4 %</w:t>
+              <w:t xml:space="preserve">= 4 %</w:t>
             </w:r>
           </w:p>
         </w:tc>
@@ -20563,7 +20925,7 @@
               <w:jc w:val="right"/>
             </w:pPr>
             <w:r>
-              <w:t xml:space="preserve">5.5 × 10⁻⁵–1.9 × 10⁻⁴</w:t>
+              <w:t xml:space="preserve">5.5 × 10⁻⁵–1.8 × 10⁻⁴</w:t>
             </w:r>
           </w:p>
         </w:tc>
@@ -20632,7 +20994,7 @@
               <w:t xml:space="preserve"> </w:t>
             </w:r>
             <w:r>
-              <w:t xml:space="preserve">= 5.3 %</w:t>
+              <w:t xml:space="preserve">= 5.3 %</w:t>
             </w:r>
           </w:p>
         </w:tc>
@@ -20730,7 +21092,7 @@
               <w:jc w:val="right"/>
             </w:pPr>
             <w:r>
-              <w:t xml:space="preserve">3.3–5.0 × 10⁻⁴</w:t>
+              <w:t xml:space="preserve">3.3–4.9 × 10⁻⁴</w:t>
             </w:r>
           </w:p>
         </w:tc>
@@ -20771,7 +21133,7 @@
               <w:t xml:space="preserve"> </w:t>
             </w:r>
             <w:r>
-              <w:t xml:space="preserve">= 5.3 %, prior</w:t>
+              <w:t xml:space="preserve">= 5.3 %, prior</w:t>
             </w:r>
             <w:r>
               <w:t xml:space="preserve"> </w:t>
@@ -21002,7 +21364,7 @@
               <w:jc w:val="left"/>
             </w:pPr>
             <w:r>
-              <w:t xml:space="preserve">Side span T5–T6 (55 m; T6 is the other inner pier)</w:t>
+              <w:t xml:space="preserve">Side span T5–T6 (55 m; T6 is the other inner pier)</w:t>
             </w:r>
           </w:p>
         </w:tc>
@@ -21035,7 +21397,7 @@
               <w:jc w:val="left"/>
             </w:pPr>
             <w:r>
-              <w:t xml:space="preserve">Main span T6–T7 (90 m)</w:t>
+              <w:t xml:space="preserve">Main span T6–T7 (90 m)</w:t>
             </w:r>
           </w:p>
         </w:tc>
@@ -21068,7 +21430,7 @@
               <w:jc w:val="left"/>
             </w:pPr>
             <w:r>
-              <w:t xml:space="preserve">Side span T7–T8 (55 m)</w:t>
+              <w:t xml:space="preserve">Side span T7–T8 (55 m)</w:t>
             </w:r>
           </w:p>
         </w:tc>
@@ -21290,7 +21652,7 @@
         <w:t xml:space="preserve"> </w:t>
       </w:r>
       <w:r>
-        <w:t xml:space="preserve">= 0.51–1.15; the haunched pinned-pier and fixed-pier rows give the extreme values over the haunch-length variants (</w:t>
+        <w:t xml:space="preserve">= 0.51–1.15; the haunched rows are the base model (</w:t>
       </w:r>
       <m:oMath>
         <m:sSub>
@@ -21313,7 +21675,7 @@
         <w:t xml:space="preserve"> </w:t>
       </w:r>
       <w:r>
-        <w:t xml:space="preserve">= 40–45 m).</w:t>
+        <w:t xml:space="preserve">= 44 m).</w:t>
       </w:r>
       <w:r>
         <w:t xml:space="preserve"> </w:t>
@@ -21967,7 +22329,7 @@
               <w:t xml:space="preserve"> </w:t>
             </w:r>
             <w:r>
-              <w:t xml:space="preserve">= 5.3 %)</w:t>
+              <w:t xml:space="preserve">= 5.3 %)</w:t>
             </w:r>
           </w:p>
         </w:tc>
@@ -22084,7 +22446,7 @@
               <w:jc w:val="right"/>
             </w:pPr>
             <w:r>
-              <w:t xml:space="preserve">0.023</w:t>
+              <w:t xml:space="preserve">0.030</w:t>
             </w:r>
           </w:p>
         </w:tc>
@@ -22098,7 +22460,7 @@
               <w:jc w:val="right"/>
             </w:pPr>
             <w:r>
-              <w:t xml:space="preserve">−0.066</w:t>
+              <w:t xml:space="preserve">−0.052</w:t>
             </w:r>
           </w:p>
         </w:tc>
@@ -22112,7 +22474,7 @@
               <w:jc w:val="right"/>
             </w:pPr>
             <w:r>
-              <w:t xml:space="preserve">0.263</w:t>
+              <w:t xml:space="preserve">0.248</w:t>
             </w:r>
           </w:p>
         </w:tc>
@@ -22126,7 +22488,7 @@
               <w:jc w:val="right"/>
             </w:pPr>
             <w:r>
-              <w:t xml:space="preserve">–</w:t>
+              <w:t xml:space="preserve">0.02</w:t>
             </w:r>
           </w:p>
         </w:tc>
@@ -22140,7 +22502,7 @@
               <w:jc w:val="right"/>
             </w:pPr>
             <w:r>
-              <w:t xml:space="preserve">–</w:t>
+              <w:t xml:space="preserve">−0.04</w:t>
             </w:r>
           </w:p>
         </w:tc>
@@ -22154,7 +22516,7 @@
               <w:jc w:val="right"/>
             </w:pPr>
             <w:r>
-              <w:t xml:space="preserve">–</w:t>
+              <w:t xml:space="preserve">0.51</w:t>
             </w:r>
           </w:p>
         </w:tc>
@@ -22187,7 +22549,7 @@
               <w:jc w:val="right"/>
             </w:pPr>
             <w:r>
-              <w:t xml:space="preserve">0.446</w:t>
+              <w:t xml:space="preserve">0.422</w:t>
             </w:r>
           </w:p>
         </w:tc>
@@ -22201,7 +22563,7 @@
               <w:jc w:val="right"/>
             </w:pPr>
             <w:r>
-              <w:t xml:space="preserve">0.375</w:t>
+              <w:t xml:space="preserve">0.354</w:t>
             </w:r>
           </w:p>
         </w:tc>
@@ -22215,7 +22577,7 @@
               <w:jc w:val="right"/>
             </w:pPr>
             <w:r>
-              <w:t xml:space="preserve">0.145</w:t>
+              <w:t xml:space="preserve">0.147</w:t>
             </w:r>
           </w:p>
         </w:tc>
@@ -22229,7 +22591,7 @@
               <w:jc w:val="right"/>
             </w:pPr>
             <w:r>
-              <w:t xml:space="preserve">–</w:t>
+              <w:t xml:space="preserve">1.00</w:t>
             </w:r>
           </w:p>
         </w:tc>
@@ -22243,7 +22605,7 @@
               <w:jc w:val="right"/>
             </w:pPr>
             <w:r>
-              <w:t xml:space="preserve">–</w:t>
+              <w:t xml:space="preserve">1.00</w:t>
             </w:r>
           </w:p>
         </w:tc>
@@ -22257,7 +22619,7 @@
               <w:jc w:val="right"/>
             </w:pPr>
             <w:r>
-              <w:t xml:space="preserve">–</w:t>
+              <w:t xml:space="preserve">1.00</w:t>
             </w:r>
           </w:p>
         </w:tc>
@@ -22473,7 +22835,7 @@
         <w:t xml:space="preserve"> </w:t>
       </w:r>
       <w:r>
-        <w:t xml:space="preserve">Longitudinal axle positions of the static test load (model positions from the test plan). Each longitudinal row consists of two 3-axle trucks side by side, so the axle loads per row are 10, 20 and 20 t (5, 10 and 10 t per truck).</w:t>
+        <w:t xml:space="preserve">Longitudinal axle positions of the static test load (model positions from the test plan). Each longitudinal row consists of two 3-axle trucks side by side, so the axle loads per row are 10, 20 and 20 t (5, 10 and 10 t per truck).</w:t>
       </w:r>
       <w:r>
         <w:t xml:space="preserve"> </w:t>
@@ -22501,7 +22863,7 @@
         <w:t xml:space="preserve"> </w:t>
       </w:r>
       <w:r>
-        <w:t xml:space="preserve">= 200 m.</w:t>
+        <w:t xml:space="preserve">= 200 m.</w:t>
       </w:r>
     </w:p>
     <w:tbl>
@@ -22715,7 +23077,7 @@
         <w:pStyle w:val="FirstParagraph"/>
       </w:pPr>
       <w:r>
-        <w:t xml:space="preserve">For a constant force moving across the laboratory beam, the quasi-static error is at most about 1 % when the ratio of the crossing time to the fundamental period,</w:t>
+        <w:t xml:space="preserve">For a constant force moving across the laboratory beam, the quasi-static error is at most about 1 % when the ratio of the crossing time to the fundamental period,</w:t>
       </w:r>
       <w:r>
         <w:t xml:space="preserve"> </w:t>
@@ -22756,7 +23118,7 @@
         </m:sSub>
       </m:oMath>
       <w:r>
-        <w:t xml:space="preserve">, is at least 8, and it exceeds 15 % below 2.5 (Frýba, 1999). This bound omits vehicle–bridge interaction and road roughness. The moving-force analysis is reproduced by</w:t>
+        <w:t xml:space="preserve">, is at least 8, and it exceeds 15 % below 2.5 (Frýba, 1999). This bound omits vehicle–bridge interaction and road roughness. The moving-force analysis is reproduced by</w:t>
       </w:r>
       <w:r>
         <w:t xml:space="preserve"> </w:t>
@@ -22826,7 +23188,7 @@
         <w:pStyle w:val="BodyText"/>
       </w:pPr>
       <w:r>
-        <w:t xml:space="preserve">The authors’ deflection records from two simply supported bridges showed post-minus-pre level differences of up to 0.23 mm. Linear re-zeroing removes such differences, so this value bounds the drift before re-zeroing, not</w:t>
+        <w:t xml:space="preserve">The authors’ deflection records from two simply supported bridges showed post-minus-pre level differences of up to 0.23 mm. Linear re-zeroing removes such differences, so this value bounds the drift before re-zeroing, not</w:t>
       </w:r>
       <w:r>
         <w:t xml:space="preserve"> </w:t>
@@ -22976,7 +23338,7 @@
         <w:t xml:space="preserve"> </w:t>
       </w:r>
       <w:r>
-        <w:t xml:space="preserve">The same records: (a) deflection relative to the linear baseline, unfiltered and low-pass filtered at 2 Hz; (b) dynamic residual removed by the low-pass filter.</w:t>
+        <w:t xml:space="preserve">The same records: (a) deflection relative to the linear baseline, unfiltered and low-pass filtered at 2 Hz; (b) dynamic residual removed by the low-pass filter.</w:t>
       </w:r>
     </w:p>
     <w:bookmarkEnd w:id="79"/>
@@ -23013,7 +23375,7 @@
         <w:pStyle w:val="BodyText"/>
       </w:pPr>
       <w:r>
-        <w:t xml:space="preserve">Speed enters twice. It affects the response itself, and it enters again through its measurement, because the space integral is the time integral times the speed measured at the gauges; a speed error therefore passes one-to-one into the weight. Speed variation over a 605 m crossing was not measured. On lane A, speeds from a low-pass fit of the records were 1.139 times those from the axle spikes (SD 0.124, 22 runs), so the choice of speed estimator alone can shift the weight by more than 10 %.</w:t>
+        <w:t xml:space="preserve">Speed enters twice. It affects the response itself, and it enters again through its measurement, because the space integral is the time integral times the speed measured at the gauges; a speed error therefore passes one-to-one into the weight. Speed variation over a 605 m crossing was not measured. On lane A, speeds from a low-pass fit of the records were 1.139 times those from the axle spikes (SD 0.124, 22 runs), so the choice of speed estimator alone can shift the weight by more than 10 %.</w:t>
       </w:r>
     </w:p>
     <w:p>
@@ -23056,7 +23418,7 @@
         <w:t xml:space="preserve"> </w:t>
       </w:r>
       <w:r>
-        <w:t xml:space="preserve">m and a truck of the mean weighed gross weight, 25.06 t. The smaller offsets in Table S17 are typical of displacement transducers. Absolute deflection on a 90 m span over water would usually come from a non-contact technique, whose residual offset after re-zeroing has to be established on site, since environmental effects act over the same window (Sohn, 2007; Cross et al., 2013). At</w:t>
+        <w:t xml:space="preserve">m and a truck of the mean weighed gross weight, 25.06 t. The smaller offsets in Table S17 are typical of displacement transducers. Absolute deflection on a 90 m span over water would usually come from a non-contact technique, whose residual offset after re-zeroing has to be established on site, since environmental effects act over the same window (Sohn, 2007; Cross et al., 2013). At</w:t>
       </w:r>
       <w:r>
         <w:t xml:space="preserve"> </w:t>
@@ -23088,7 +23450,7 @@
         <w:t xml:space="preserve"> </w:t>
       </w:r>
       <w:r>
-        <w:t xml:space="preserve">mm a single main-span gauge biases a 25 t truck by 16–25 %, and a single side-span gauge by 41–271 %. The zero-sum pair addresses this term only to the extent that the offset is common-mode during crossings.</w:t>
+        <w:t xml:space="preserve">mm a single main-span gauge biases a 25 t truck by 16–25 %, and a single side-span gauge by 41–271 %. The zero-sum pair addresses this term only to the extent that the offset is common-mode during crossings.</w:t>
       </w:r>
     </w:p>
     <w:p>
@@ -23096,7 +23458,7 @@
         <w:pStyle w:val="BodyText"/>
       </w:pPr>
       <w:r>
-        <w:t xml:space="preserve">Transverse position and multiple presence add further terms; Table S18 collects all terms. On the five-span girder the far-lane constant was 0.79 of the near-lane value. At the Mây Bridge the readings across one section differ by up to 2.05 mm in the eccentric N7 case, about 13 % of the mean reading. Several vehicles on the structure return their combined weight; on the five-span girder the two-truck events gave 0.92 of the prediction. A crossing of the 200 m Mây Bridge unit, plus the wheelbase, takes 12.4 s at 60 km/h, and every crossing that overlaps another vehicle in that window must be discarded or treated as a group. The fraction of usable isolated crossings was not quantified. In the laboratory, the reference record and the load-dependent growth of the integral ratio cause the SLM deviations of 0.6–0.7 %. In the field, the noise, the lane and the gauge position dominate, and the weight errors of single crossings, 5–12 % on these records, exceed the spread of the reference weights.</w:t>
+        <w:t xml:space="preserve">Transverse position and multiple presence add further terms; Table S18 collects all terms. On the five-span girder the far-lane constant was 0.79 of the near-lane value. At the Mây Bridge the readings across one section differ by up to 2.05 mm in the eccentric N7 case, about 13 % of the mean reading. Several vehicles on the structure return their combined weight; on the five-span girder the two-truck events gave 0.92 of the prediction. A crossing of the 200 m Mây Bridge unit, plus the wheelbase, takes 12.4 s at 60 km/h, and every crossing that overlaps another vehicle in that window must be discarded or treated as a group. The fraction of usable isolated crossings was not quantified. In the laboratory, the reference record and the load-dependent growth of the integral ratio cause the SLM deviations of 0.6–0.7 %. In the field, the noise, the lane and the gauge position dominate, and the weight errors of single crossings, 5–12 % on these records, exceed the spread of the reference weights.</w:t>
       </w:r>
     </w:p>
     <w:p>
@@ -23135,7 +23497,7 @@
         </m:sSub>
       </m:oMath>
       <w:r>
-        <w:t xml:space="preserve">, Eq. (10), for a 25.06 t truck;</w:t>
+        <w:t xml:space="preserve">, Eq. (10), for a 25.06 t truck;</w:t>
       </w:r>
       <w:r>
         <w:t xml:space="preserve"> </w:t>
@@ -23161,7 +23523,7 @@
         <w:t xml:space="preserve"> </w:t>
       </w:r>
       <w:r>
-        <w:t xml:space="preserve">= 200 m. Ranges over the admissible set (</w:t>
+        <w:t xml:space="preserve">= 200 m. Ranges over the admissible set (</w:t>
       </w:r>
       <m:oMath>
         <m:r>
@@ -23172,7 +23534,7 @@
         <w:t xml:space="preserve"> </w:t>
       </w:r>
       <w:r>
-        <w:t xml:space="preserve">= 5.3 %).</w:t>
+        <w:t xml:space="preserve">= 5.3 %).</w:t>
       </w:r>
     </w:p>
     <w:tbl>
@@ -23269,7 +23631,7 @@
               <w:jc w:val="right"/>
             </w:pPr>
             <w:r>
-              <w:t xml:space="preserve">0.02 mm</w:t>
+              <w:t xml:space="preserve">0.02 mm</w:t>
             </w:r>
           </w:p>
         </w:tc>
@@ -23289,7 +23651,7 @@
               <w:jc w:val="right"/>
             </w:pPr>
             <w:r>
-              <w:t xml:space="preserve">0.05 mm</w:t>
+              <w:t xml:space="preserve">0.05 mm</w:t>
             </w:r>
           </w:p>
         </w:tc>
@@ -23309,7 +23671,7 @@
               <w:jc w:val="right"/>
             </w:pPr>
             <w:r>
-              <w:t xml:space="preserve">0.1 mm</w:t>
+              <w:t xml:space="preserve">0.1 mm</w:t>
             </w:r>
           </w:p>
         </w:tc>
@@ -23329,7 +23691,7 @@
               <w:jc w:val="right"/>
             </w:pPr>
             <w:r>
-              <w:t xml:space="preserve">0.2 mm</w:t>
+              <w:t xml:space="preserve">0.2 mm</w:t>
             </w:r>
           </w:p>
         </w:tc>
@@ -23349,7 +23711,7 @@
               <w:jc w:val="right"/>
             </w:pPr>
             <w:r>
-              <w:t xml:space="preserve">0.5 mm</w:t>
+              <w:t xml:space="preserve">0.5 mm</w:t>
             </w:r>
           </w:p>
         </w:tc>
@@ -23382,7 +23744,7 @@
               <w:jc w:val="right"/>
             </w:pPr>
             <w:r>
-              <w:t xml:space="preserve">3.3–5.0 × 10⁻⁴</w:t>
+              <w:t xml:space="preserve">3.3–4.9 × 10⁻⁴</w:t>
             </w:r>
           </w:p>
         </w:tc>
@@ -23396,7 +23758,7 @@
               <w:jc w:val="right"/>
             </w:pPr>
             <w:r>
-              <w:t xml:space="preserve">3.3–5.0 %</w:t>
+              <w:t xml:space="preserve">3.3–5.0 %</w:t>
             </w:r>
           </w:p>
         </w:tc>
@@ -23410,7 +23772,7 @@
               <w:jc w:val="right"/>
             </w:pPr>
             <w:r>
-              <w:t xml:space="preserve">8–12 %</w:t>
+              <w:t xml:space="preserve">8–12 %</w:t>
             </w:r>
           </w:p>
         </w:tc>
@@ -23424,7 +23786,7 @@
               <w:jc w:val="right"/>
             </w:pPr>
             <w:r>
-              <w:t xml:space="preserve">16–25 %</w:t>
+              <w:t xml:space="preserve">16–25 %</w:t>
             </w:r>
           </w:p>
         </w:tc>
@@ -23438,7 +23800,7 @@
               <w:jc w:val="right"/>
             </w:pPr>
             <w:r>
-              <w:t xml:space="preserve">33–50 %</w:t>
+              <w:t xml:space="preserve">33–50 %</w:t>
             </w:r>
           </w:p>
         </w:tc>
@@ -23452,7 +23814,7 @@
               <w:jc w:val="right"/>
             </w:pPr>
             <w:r>
-              <w:t xml:space="preserve">82–124 %</w:t>
+              <w:t xml:space="preserve">82–124 %</w:t>
             </w:r>
           </w:p>
         </w:tc>
@@ -23504,7 +23866,7 @@
               <w:jc w:val="right"/>
             </w:pPr>
             <w:r>
-              <w:t xml:space="preserve">8–54 %</w:t>
+              <w:t xml:space="preserve">8–54 %</w:t>
             </w:r>
           </w:p>
         </w:tc>
@@ -23518,7 +23880,7 @@
               <w:jc w:val="right"/>
             </w:pPr>
             <w:r>
-              <w:t xml:space="preserve">21–136 %</w:t>
+              <w:t xml:space="preserve">21–136 %</w:t>
             </w:r>
           </w:p>
         </w:tc>
@@ -23532,7 +23894,7 @@
               <w:jc w:val="right"/>
             </w:pPr>
             <w:r>
-              <w:t xml:space="preserve">41–271 %</w:t>
+              <w:t xml:space="preserve">41–271 %</w:t>
             </w:r>
           </w:p>
         </w:tc>
@@ -23546,7 +23908,7 @@
               <w:jc w:val="right"/>
             </w:pPr>
             <w:r>
-              <w:t xml:space="preserve">82–543 %</w:t>
+              <w:t xml:space="preserve">82–542 %</w:t>
             </w:r>
           </w:p>
         </w:tc>
@@ -23560,7 +23922,7 @@
               <w:jc w:val="right"/>
             </w:pPr>
             <w:r>
-              <w:t xml:space="preserve">206–1356 %</w:t>
+              <w:t xml:space="preserve">206–1356 %</w:t>
             </w:r>
           </w:p>
         </w:tc>
@@ -24067,7 +24429,7 @@
               <w:jc w:val="left"/>
             </w:pPr>
             <w:r>
-              <w:t xml:space="preserve">Table S17; field per-crossing SD of the gauge average predicted 19.8 % (day 2), 5.3 % (day 1)</w:t>
+              <w:t xml:space="preserve">Table S17; field per-crossing SD of the gauge average predicted 19.8 % (day 2), 5.3 % (day 1)</w:t>
             </w:r>
           </w:p>
         </w:tc>
@@ -24128,7 +24490,7 @@
               <w:jc w:val="left"/>
             </w:pPr>
             <w:r>
-              <w:t xml:space="preserve">day 2: +6 % per 10 m/s (95 % CI −23 to +35 %), not resolved</w:t>
+              <w:t xml:space="preserve">day 2: +6 % per 10 m/s (95 % CI −23 to +35 %), not resolved</w:t>
             </w:r>
           </w:p>
         </w:tc>
@@ -24189,7 +24551,7 @@
               <w:jc w:val="left"/>
             </w:pPr>
             <w:r>
-              <w:t xml:space="preserve">1.4 % on average (at most 4.6 %) against the dataset speeds; a second estimator differs by a factor of 1.139 (SD 0.124)</w:t>
+              <w:t xml:space="preserve">1.4 % on average (at most 4.6 %) against the dataset speeds; a second estimator differs by a factor of 1.139 (SD 0.124)</w:t>
             </w:r>
           </w:p>
         </w:tc>
@@ -24250,7 +24612,7 @@
               <w:jc w:val="left"/>
             </w:pPr>
             <w:r>
-              <w:t xml:space="preserve">≤ 1 % for</w:t>
+              <w:t xml:space="preserve">≤ 1 % for</w:t>
             </w:r>
             <w:r>
               <w:t xml:space="preserve"> </w:t>
@@ -24372,7 +24734,7 @@
               <w:jc w:val="left"/>
             </w:pPr>
             <w:r>
-              <w:t xml:space="preserve">field lane ratio 0.79; Mây Bridge range 2.05 mm across a section</w:t>
+              <w:t xml:space="preserve">field lane ratio 0.79; Mây Bridge range 2.05 mm across a section</w:t>
             </w:r>
           </w:p>
         </w:tc>
@@ -25041,7 +25403,7 @@
         <w:t xml:space="preserve"> </w:t>
       </w:r>
       <w:r>
-        <w:t xml:space="preserve">estimated from them over-fitted (mean absolute error 8.5 % in sample against 23.4 % out of sample; Section S7). Combine channels only with enough calibration crossings and an out-of-sample check against the gauge average. Use BPM only where the location is well conditioned and the structure is known; on box girders with deck-mounted gauges, a beam model does not give the constant.</w:t>
+        <w:t xml:space="preserve">estimated from them over-fitted (mean absolute error 8.5 % in sample against 23.4 % out of sample; Section S7). Combine channels only with enough calibration crossings and an out-of-sample check against the gauge average. Use BPM only where the location is well conditioned and the structure is known; on box girders with deck-mounted gauges, a beam model does not give the constant.</w:t>
       </w:r>
     </w:p>
     <w:p>
@@ -25219,6 +25581,273 @@
         <w:t xml:space="preserve">Influence-area weighing is a simplified alternative to influence-line BWIM, not a competitor. It returns the gross weight of a vehicle or group from one scalar constant per channel and one weighted sum. Its natural role is low-cost screening across many continuous structures, with influence-line BWIM or enforcement weighing for the vehicles it flags.</w:t>
       </w:r>
     </w:p>
+    <w:p>
+      <w:pPr>
+        <w:pStyle w:val="BodyText"/>
+      </w:pPr>
+      <w:r>
+        <w:t xml:space="preserve">Validation test. For the Mây Bridge, a moving-load test with weighed trucks has been designed but not performed; Table S19 gives the predictions that would decide between calibrations A and B (Section S8).</w:t>
+      </w:r>
+    </w:p>
+    <w:p>
+      <w:pPr>
+        <w:pStyle w:val="BodyText"/>
+        <w:keepNext/>
+      </w:pPr>
+      <w:r>
+        <w:rPr>
+          <w:bCs/>
+          <w:b/>
+        </w:rPr>
+        <w:t xml:space="preserve">Table S19.</w:t>
+      </w:r>
+      <w:r>
+        <w:t xml:space="preserve"> </w:t>
+      </w:r>
+      <w:r>
+        <w:t xml:space="preserve">Predicted discriminating measurements at the Mây Bridge for a 25 t 3-axle truck (predictions, not measured).</w:t>
+      </w:r>
+    </w:p>
+    <w:tbl>
+      <w:tblPr>
+        <w:tblStyle w:val="Table"/>
+        <w:tblW w:type="pct" w:w="5000"/>
+        <w:tblLook w:firstRow="1" w:lastRow="0" w:firstColumn="0" w:lastColumn="0" w:noHBand="0" w:noVBand="0" w:val="0020"/>
+        <w:jc w:val="center"/>
+        <w:tblBorders>
+          <w:top w:val="single" w:sz="8" w:space="0" w:color="000000"/>
+          <w:left w:val="nil"/>
+          <w:bottom w:val="single" w:sz="8" w:space="0" w:color="000000"/>
+          <w:right w:val="nil"/>
+          <w:insideH w:val="nil"/>
+          <w:insideV w:val="nil"/>
+        </w:tblBorders>
+      </w:tblPr>
+      <w:tblGrid>
+        <w:gridCol w:w="3796"/>
+        <w:gridCol w:w="2636"/>
+        <w:gridCol w:w="2636"/>
+      </w:tblGrid>
+      <w:tr>
+        <w:trPr>
+          <w:tblHeader w:val="true"/>
+          <w:tblHeader w:val="true"/>
+          <w:cantSplit/>
+        </w:trPr>
+        <w:tc>
+          <w:tcPr>
+            <w:tcW w:type="dxa" w:w="3796"/>
+            <w:tcBorders>
+              <w:top w:val="nil"/>
+              <w:left w:val="nil"/>
+              <w:bottom w:val="single" w:sz="6" w:space="0" w:color="000000"/>
+              <w:right w:val="nil"/>
+            </w:tcBorders>
+          </w:tcPr>
+          <w:p>
+            <w:pPr>
+              <w:pStyle w:val="Compact"/>
+              <w:jc w:val="left"/>
+            </w:pPr>
+            <w:r>
+              <w:t xml:space="preserve">Measured quantity</w:t>
+            </w:r>
+          </w:p>
+        </w:tc>
+        <w:tc>
+          <w:tcPr>
+            <w:tcW w:type="dxa" w:w="2636"/>
+            <w:tcBorders>
+              <w:top w:val="nil"/>
+              <w:left w:val="nil"/>
+              <w:bottom w:val="single" w:sz="6" w:space="0" w:color="000000"/>
+              <w:right w:val="nil"/>
+            </w:tcBorders>
+          </w:tcPr>
+          <w:p>
+            <w:pPr>
+              <w:pStyle w:val="Compact"/>
+              <w:jc w:val="right"/>
+            </w:pPr>
+            <w:r>
+              <w:t xml:space="preserve">Calibration A</w:t>
+            </w:r>
+          </w:p>
+        </w:tc>
+        <w:tc>
+          <w:tcPr>
+            <w:tcW w:type="dxa" w:w="2636"/>
+            <w:tcBorders>
+              <w:top w:val="nil"/>
+              <w:left w:val="nil"/>
+              <w:bottom w:val="single" w:sz="6" w:space="0" w:color="000000"/>
+              <w:right w:val="nil"/>
+            </w:tcBorders>
+          </w:tcPr>
+          <w:p>
+            <w:pPr>
+              <w:pStyle w:val="Compact"/>
+              <w:jc w:val="right"/>
+            </w:pPr>
+            <w:r>
+              <w:t xml:space="preserve">Calibration B</w:t>
+            </w:r>
+          </w:p>
+        </w:tc>
+      </w:tr>
+      <w:tr>
+        <w:trPr>
+          <w:cantSplit/>
+        </w:trPr>
+        <w:tc>
+          <w:tcPr>
+            <w:tcW w:type="dxa" w:w="3796"/>
+          </w:tcPr>
+          <w:p>
+            <w:pPr>
+              <w:pStyle w:val="Compact"/>
+              <w:jc w:val="left"/>
+            </w:pPr>
+            <w:r>
+              <w:t xml:space="preserve">Integral ratio, N8 at 0.4</w:t>
+            </w:r>
+            <m:oMath>
+              <m:r>
+                <m:t>L</m:t>
+              </m:r>
+            </m:oMath>
+            <w:r>
+              <w:t xml:space="preserve"> </w:t>
+            </w:r>
+            <w:r>
+              <w:t xml:space="preserve">/ N7 at mid-span</w:t>
+            </w:r>
+          </w:p>
+        </w:tc>
+        <w:tc>
+          <w:tcPr>
+            <w:tcW w:type="dxa" w:w="2636"/>
+          </w:tcPr>
+          <w:p>
+            <w:pPr>
+              <w:pStyle w:val="Compact"/>
+              <w:jc w:val="right"/>
+            </w:pPr>
+            <w:r>
+              <w:t xml:space="preserve">0.121</w:t>
+            </w:r>
+          </w:p>
+        </w:tc>
+        <w:tc>
+          <w:tcPr>
+            <w:tcW w:type="dxa" w:w="2636"/>
+          </w:tcPr>
+          <w:p>
+            <w:pPr>
+              <w:pStyle w:val="Compact"/>
+              <w:jc w:val="right"/>
+            </w:pPr>
+            <w:r>
+              <w:t xml:space="preserve">0.284</w:t>
+            </w:r>
+          </w:p>
+        </w:tc>
+      </w:tr>
+      <w:tr>
+        <w:trPr>
+          <w:cantSplit/>
+        </w:trPr>
+        <w:tc>
+          <w:tcPr>
+            <w:tcW w:type="dxa" w:w="3796"/>
+          </w:tcPr>
+          <w:p>
+            <w:pPr>
+              <w:pStyle w:val="Compact"/>
+              <w:jc w:val="left"/>
+            </w:pPr>
+            <w:r>
+              <w:t xml:space="preserve">Peak girder rotation over pier T7 (µrad)</w:t>
+            </w:r>
+          </w:p>
+        </w:tc>
+        <w:tc>
+          <w:tcPr>
+            <w:tcW w:type="dxa" w:w="2636"/>
+          </w:tcPr>
+          <w:p>
+            <w:pPr>
+              <w:pStyle w:val="Compact"/>
+              <w:jc w:val="right"/>
+            </w:pPr>
+            <w:r>
+              <w:t xml:space="preserve">−58</w:t>
+            </w:r>
+          </w:p>
+        </w:tc>
+        <w:tc>
+          <w:tcPr>
+            <w:tcW w:type="dxa" w:w="2636"/>
+          </w:tcPr>
+          <w:p>
+            <w:pPr>
+              <w:pStyle w:val="Compact"/>
+              <w:jc w:val="right"/>
+            </w:pPr>
+            <w:r>
+              <w:t xml:space="preserve">−29</w:t>
+            </w:r>
+          </w:p>
+        </w:tc>
+      </w:tr>
+      <w:tr>
+        <w:trPr>
+          <w:cantSplit/>
+        </w:trPr>
+        <w:tc>
+          <w:tcPr>
+            <w:tcW w:type="dxa" w:w="3796"/>
+          </w:tcPr>
+          <w:p>
+            <w:pPr>
+              <w:pStyle w:val="Compact"/>
+              <w:jc w:val="left"/>
+            </w:pPr>
+            <w:r>
+              <w:t xml:space="preserve">Strain integral at the zero-moment point of A (171.3 m) / at N7</w:t>
+            </w:r>
+          </w:p>
+        </w:tc>
+        <w:tc>
+          <w:tcPr>
+            <w:tcW w:type="dxa" w:w="2636"/>
+          </w:tcPr>
+          <w:p>
+            <w:pPr>
+              <w:pStyle w:val="Compact"/>
+              <w:jc w:val="right"/>
+            </w:pPr>
+            <w:r>
+              <w:t xml:space="preserve">0.006</w:t>
+            </w:r>
+          </w:p>
+        </w:tc>
+        <w:tc>
+          <w:tcPr>
+            <w:tcW w:type="dxa" w:w="2636"/>
+          </w:tcPr>
+          <w:p>
+            <w:pPr>
+              <w:pStyle w:val="Compact"/>
+              <w:jc w:val="right"/>
+            </w:pPr>
+            <w:r>
+              <w:t xml:space="preserve">0.17</w:t>
+            </w:r>
+          </w:p>
+        </w:tc>
+      </w:tr>
+    </w:tbl>
     <w:bookmarkEnd w:id="80"/>
     <w:bookmarkStart w:id="81" w:name="Xb7946600a14cdf5bbcb26f838b39edad101b220"/>
     <w:p>

--- a/manuscript/ase/word/Supplementary_Material_ASE.docx
+++ b/manuscript/ase/word/Supplementary_Material_ASE.docx
@@ -18548,7 +18548,10 @@
         </m:r>
       </m:oMath>
       <w:r>
-        <w:t xml:space="preserve">.</w:t>
+        <w:t xml:space="preserve"> </w:t>
+      </w:r>
+      <w:r>
+        <w:t xml:space="preserve">(5.3 % in the text).</w:t>
       </w:r>
     </w:p>
     <w:p>

--- a/manuscript/ase/word/Supplementary_Material_ASE.docx
+++ b/manuscript/ase/word/Supplementary_Material_ASE.docx
@@ -5749,7 +5749,7 @@
         </m:r>
       </m:oMath>
       <w:r>
-        <w:t xml:space="preserve">, where</w:t>
+        <w:t xml:space="preserve">, where the blind condition is</w:t>
       </w:r>
       <w:r>
         <w:t xml:space="preserve"> </w:t>
@@ -5799,7 +5799,21 @@
         <w:t xml:space="preserve"> </w:t>
       </w:r>
       <w:r>
-        <w:t xml:space="preserve">(three equal spans:</w:t>
+        <w:t xml:space="preserve">with</w:t>
+      </w:r>
+      <w:r>
+        <w:t xml:space="preserve"> </w:t>
+      </w:r>
+      <m:oMath>
+        <m:r>
+          <m:t>ν</m:t>
+        </m:r>
+      </m:oMath>
+      <w:r>
+        <w:t xml:space="preserve"> </w:t>
+      </w:r>
+      <w:r>
+        <w:t xml:space="preserve">defined below (three equal spans:</w:t>
       </w:r>
       <w:r>
         <w:t xml:space="preserve"> </w:t>
@@ -18451,7 +18465,7 @@
         <w:t xml:space="preserve"> </w:t>
       </w:r>
       <w:r>
-        <w:t xml:space="preserve">Mây Bridge: static misfit over the rigidity factor</w:t>
+        <w:t xml:space="preserve">Mây Bridge: static misfit over the rigidity ratio</w:t>
       </w:r>
       <w:r>
         <w:t xml:space="preserve"> </w:t>

--- a/manuscript/ase/word/Supplementary_Material_ASE.docx
+++ b/manuscript/ase/word/Supplementary_Material_ASE.docx
@@ -19,7 +19,7 @@
           <w:bCs/>
           <w:b/>
         </w:rPr>
-        <w:t xml:space="preserve">Blind loci and sensor layout for influence-area bridge weigh-in-motion on continuous girders</w:t>
+        <w:t xml:space="preserve">Blind spots and sensor placement for influence-area weigh-in-motion on continuous girders</w:t>
       </w:r>
     </w:p>
     <w:p>
@@ -90,8 +90,8 @@
         </w:tblBorders>
       </w:tblPr>
       <w:tblGrid>
-        <w:gridCol w:w="2892"/>
-        <w:gridCol w:w="6177"/>
+        <w:gridCol w:w="3452"/>
+        <w:gridCol w:w="5617"/>
       </w:tblGrid>
       <w:tr>
         <w:trPr>
@@ -101,7 +101,7 @@
         </w:trPr>
         <w:tc>
           <w:tcPr>
-            <w:tcW w:type="dxa" w:w="2892"/>
+            <w:tcW w:type="dxa" w:w="3452"/>
             <w:tcBorders>
               <w:top w:val="nil"/>
               <w:left w:val="nil"/>
@@ -121,7 +121,7 @@
         </w:tc>
         <w:tc>
           <w:tcPr>
-            <w:tcW w:type="dxa" w:w="6177"/>
+            <w:tcW w:type="dxa" w:w="5617"/>
             <w:tcBorders>
               <w:top w:val="nil"/>
               <w:left w:val="nil"/>
@@ -146,7 +146,7 @@
         </w:trPr>
         <w:tc>
           <w:tcPr>
-            <w:tcW w:type="dxa" w:w="2892"/>
+            <w:tcW w:type="dxa" w:w="3452"/>
           </w:tcPr>
           <w:p>
             <w:pPr>
@@ -170,19 +170,42 @@
                 </m:sup>
               </m:sSup>
             </m:oMath>
-          </w:p>
-        </w:tc>
-        <w:tc>
-          <w:tcPr>
-            <w:tcW w:type="dxa" w:w="6177"/>
-          </w:tcPr>
-          <w:p>
-            <w:pPr>
-              <w:pStyle w:val="Compact"/>
-              <w:jc w:val="left"/>
-            </w:pPr>
-            <w:r>
-              <w:t xml:space="preserve">positive part of the area under an influence line</w:t>
+            <w:r>
+              <w:t xml:space="preserve">,</w:t>
+            </w:r>
+            <w:r>
+              <w:t xml:space="preserve"> </w:t>
+            </w:r>
+            <m:oMath>
+              <m:sSup>
+                <m:e>
+                  <m:r>
+                    <m:t>A</m:t>
+                  </m:r>
+                </m:e>
+                <m:sup>
+                  <m:r>
+                    <m:rPr>
+                      <m:nor/>
+                    </m:rPr>
+                    <m:t>−</m:t>
+                  </m:r>
+                </m:sup>
+              </m:sSup>
+            </m:oMath>
+          </w:p>
+        </w:tc>
+        <w:tc>
+          <w:tcPr>
+            <w:tcW w:type="dxa" w:w="5617"/>
+          </w:tcPr>
+          <w:p>
+            <w:pPr>
+              <w:pStyle w:val="Compact"/>
+              <w:jc w:val="left"/>
+            </w:pPr>
+            <w:r>
+              <w:t xml:space="preserve">positive and negative parts of the area under an influence line, Eq. (9)</w:t>
             </w:r>
           </w:p>
         </w:tc>
@@ -193,7 +216,7 @@
         </w:trPr>
         <w:tc>
           <w:tcPr>
-            <w:tcW w:type="dxa" w:w="2892"/>
+            <w:tcW w:type="dxa" w:w="3452"/>
           </w:tcPr>
           <w:p>
             <w:pPr>
@@ -209,7 +232,7 @@
         </w:tc>
         <w:tc>
           <w:tcPr>
-            <w:tcW w:type="dxa" w:w="6177"/>
+            <w:tcW w:type="dxa" w:w="5617"/>
           </w:tcPr>
           <w:p>
             <w:pPr>
@@ -228,7 +251,7 @@
         </w:trPr>
         <w:tc>
           <w:tcPr>
-            <w:tcW w:type="dxa" w:w="2892"/>
+            <w:tcW w:type="dxa" w:w="3452"/>
           </w:tcPr>
           <w:p>
             <w:pPr>
@@ -244,7 +267,7 @@
         </w:tc>
         <w:tc>
           <w:tcPr>
-            <w:tcW w:type="dxa" w:w="6177"/>
+            <w:tcW w:type="dxa" w:w="5617"/>
           </w:tcPr>
           <w:p>
             <w:pPr>
@@ -263,7 +286,7 @@
         </w:trPr>
         <w:tc>
           <w:tcPr>
-            <w:tcW w:type="dxa" w:w="2892"/>
+            <w:tcW w:type="dxa" w:w="3452"/>
           </w:tcPr>
           <w:p>
             <w:pPr>
@@ -288,7 +311,7 @@
         </w:tc>
         <w:tc>
           <w:tcPr>
-            <w:tcW w:type="dxa" w:w="6177"/>
+            <w:tcW w:type="dxa" w:w="5617"/>
           </w:tcPr>
           <w:p>
             <w:pPr>
@@ -317,6 +340,7 @@
               <m:r>
                 <m:rPr>
                   <m:sty m:val="p"/>
+                  <m:nor/>
                 </m:rPr>
                 <m:t>ln</m:t>
               </m:r>
@@ -347,6 +371,7 @@
               <m:r>
                 <m:rPr>
                   <m:sty m:val="p"/>
+                  <m:nor/>
                 </m:rPr>
                 <m:t>ln</m:t>
               </m:r>
@@ -369,7 +394,7 @@
         </w:trPr>
         <w:tc>
           <w:tcPr>
-            <w:tcW w:type="dxa" w:w="2892"/>
+            <w:tcW w:type="dxa" w:w="3452"/>
           </w:tcPr>
           <w:p>
             <w:pPr>
@@ -417,7 +442,7 @@
         </w:tc>
         <w:tc>
           <w:tcPr>
-            <w:tcW w:type="dxa" w:w="6177"/>
+            <w:tcW w:type="dxa" w:w="5617"/>
           </w:tcPr>
           <w:p>
             <w:pPr>
@@ -456,7 +481,7 @@
         </w:trPr>
         <w:tc>
           <w:tcPr>
-            <w:tcW w:type="dxa" w:w="2892"/>
+            <w:tcW w:type="dxa" w:w="3452"/>
           </w:tcPr>
           <w:p>
             <w:pPr>
@@ -481,7 +506,7 @@
         </w:tc>
         <w:tc>
           <w:tcPr>
-            <w:tcW w:type="dxa" w:w="6177"/>
+            <w:tcW w:type="dxa" w:w="5617"/>
           </w:tcPr>
           <w:p>
             <w:pPr>
@@ -529,7 +554,69 @@
         </w:trPr>
         <w:tc>
           <w:tcPr>
-            <w:tcW w:type="dxa" w:w="2892"/>
+            <w:tcW w:type="dxa" w:w="3452"/>
+          </w:tcPr>
+          <w:p>
+            <w:pPr>
+              <w:pStyle w:val="Compact"/>
+              <w:jc w:val="left"/>
+            </w:pPr>
+            <m:oMath>
+              <m:acc>
+                <m:accPr>
+                  <m:chr m:val="¯"/>
+                </m:accPr>
+                <m:e>
+                  <m:r>
+                    <m:t>C</m:t>
+                  </m:r>
+                </m:e>
+              </m:acc>
+            </m:oMath>
+          </w:p>
+        </w:tc>
+        <w:tc>
+          <w:tcPr>
+            <w:tcW w:type="dxa" w:w="5617"/>
+          </w:tcPr>
+          <w:p>
+            <w:pPr>
+              <w:pStyle w:val="Compact"/>
+              <w:jc w:val="left"/>
+            </w:pPr>
+            <w:r>
+              <w:t xml:space="preserve">mean of the channel constants</w:t>
+            </w:r>
+            <w:r>
+              <w:t xml:space="preserve"> </w:t>
+            </w:r>
+            <m:oMath>
+              <m:sSub>
+                <m:e>
+                  <m:r>
+                    <m:t>C</m:t>
+                  </m:r>
+                </m:e>
+                <m:sub>
+                  <m:r>
+                    <m:t>j</m:t>
+                  </m:r>
+                </m:sub>
+              </m:sSub>
+            </m:oMath>
+            <w:r>
+              <w:t xml:space="preserve">, Eq. (12)</w:t>
+            </w:r>
+          </w:p>
+        </w:tc>
+      </w:tr>
+      <w:tr>
+        <w:trPr>
+          <w:cantSplit/>
+        </w:trPr>
+        <w:tc>
+          <w:tcPr>
+            <w:tcW w:type="dxa" w:w="3452"/>
           </w:tcPr>
           <w:p>
             <w:pPr>
@@ -594,7 +681,7 @@
         </w:tc>
         <w:tc>
           <w:tcPr>
-            <w:tcW w:type="dxa" w:w="6177"/>
+            <w:tcW w:type="dxa" w:w="5617"/>
           </w:tcPr>
           <w:p>
             <w:pPr>
@@ -613,7 +700,7 @@
         </w:trPr>
         <w:tc>
           <w:tcPr>
-            <w:tcW w:type="dxa" w:w="2892"/>
+            <w:tcW w:type="dxa" w:w="3452"/>
           </w:tcPr>
           <w:p>
             <w:pPr>
@@ -625,19 +712,39 @@
                 <m:t>c</m:t>
               </m:r>
             </m:oMath>
-          </w:p>
-        </w:tc>
-        <w:tc>
-          <w:tcPr>
-            <w:tcW w:type="dxa" w:w="6177"/>
-          </w:tcPr>
-          <w:p>
-            <w:pPr>
-              <w:pStyle w:val="Compact"/>
-              <w:jc w:val="left"/>
-            </w:pPr>
-            <w:r>
-              <w:t xml:space="preserve">distance of the gauged fiber from the neutral axis (m)</w:t>
+            <w:r>
+              <w:t xml:space="preserve">,</w:t>
+            </w:r>
+            <w:r>
+              <w:t xml:space="preserve"> </w:t>
+            </w:r>
+            <m:oMath>
+              <m:sSub>
+                <m:e>
+                  <m:r>
+                    <m:t>c</m:t>
+                  </m:r>
+                </m:e>
+                <m:sub>
+                  <m:r>
+                    <m:t>m</m:t>
+                  </m:r>
+                </m:sub>
+              </m:sSub>
+            </m:oMath>
+          </w:p>
+        </w:tc>
+        <w:tc>
+          <w:tcPr>
+            <w:tcW w:type="dxa" w:w="5617"/>
+          </w:tcPr>
+          <w:p>
+            <w:pPr>
+              <w:pStyle w:val="Compact"/>
+              <w:jc w:val="left"/>
+            </w:pPr>
+            <w:r>
+              <w:t xml:space="preserve">distance of the gauged fiber from the neutral axis (m); its value at the sensor, Eq. (3)</w:t>
             </w:r>
           </w:p>
         </w:tc>
@@ -648,7 +755,7 @@
         </w:trPr>
         <w:tc>
           <w:tcPr>
-            <w:tcW w:type="dxa" w:w="2892"/>
+            <w:tcW w:type="dxa" w:w="3452"/>
           </w:tcPr>
           <w:p>
             <w:pPr>
@@ -669,11 +776,35 @@
                 </m:sub>
               </m:sSub>
             </m:oMath>
-          </w:p>
-        </w:tc>
-        <w:tc>
-          <w:tcPr>
-            <w:tcW w:type="dxa" w:w="6177"/>
+            <w:r>
+              <w:t xml:space="preserve">,</w:t>
+            </w:r>
+            <w:r>
+              <w:t xml:space="preserve"> </w:t>
+            </w:r>
+            <m:oMath>
+              <m:sSub>
+                <m:e>
+                  <m:r>
+                    <m:t>d</m:t>
+                  </m:r>
+                </m:e>
+                <m:sub>
+                  <m:r>
+                    <m:rPr>
+                      <m:sty m:val="p"/>
+                      <m:nor/>
+                    </m:rPr>
+                    <m:t>max</m:t>
+                  </m:r>
+                </m:sub>
+              </m:sSub>
+            </m:oMath>
+          </w:p>
+        </w:tc>
+        <w:tc>
+          <w:tcPr>
+            <w:tcW w:type="dxa" w:w="5617"/>
           </w:tcPr>
           <w:p>
             <w:pPr>
@@ -695,7 +826,7 @@
               <w:t xml:space="preserve"> </w:t>
             </w:r>
             <w:r>
-              <w:t xml:space="preserve">behind the first axle (m)</w:t>
+              <w:t xml:space="preserve">behind the first axle; largest axle offset, Eq. (2) (m)</w:t>
             </w:r>
           </w:p>
         </w:tc>
@@ -706,7 +837,7 @@
         </w:trPr>
         <w:tc>
           <w:tcPr>
-            <w:tcW w:type="dxa" w:w="2892"/>
+            <w:tcW w:type="dxa" w:w="3452"/>
           </w:tcPr>
           <w:p>
             <w:pPr>
@@ -720,6 +851,29 @@
               <m:r>
                 <m:t>I</m:t>
               </m:r>
+            </m:oMath>
+            <w:r>
+              <w:t xml:space="preserve">,</w:t>
+            </w:r>
+            <w:r>
+              <w:t xml:space="preserve"> </w:t>
+            </w:r>
+            <m:oMath>
+              <m:r>
+                <m:t>E</m:t>
+              </m:r>
+              <m:sSub>
+                <m:e>
+                  <m:r>
+                    <m:t>I</m:t>
+                  </m:r>
+                </m:e>
+                <m:sub>
+                  <m:r>
+                    <m:t>m</m:t>
+                  </m:r>
+                </m:sub>
+              </m:sSub>
             </m:oMath>
             <w:r>
               <w:t xml:space="preserve">,</w:t>
@@ -741,6 +895,7 @@
                   <m:r>
                     <m:rPr>
                       <m:sty m:val="p"/>
+                      <m:nor/>
                     </m:rPr>
                     <m:t>mid</m:t>
                   </m:r>
@@ -767,6 +922,7 @@
                   <m:r>
                     <m:rPr>
                       <m:sty m:val="p"/>
+                      <m:nor/>
                     </m:rPr>
                     <m:t>ref</m:t>
                   </m:r>
@@ -777,15 +933,15 @@
         </w:tc>
         <w:tc>
           <w:tcPr>
-            <w:tcW w:type="dxa" w:w="6177"/>
-          </w:tcPr>
-          <w:p>
-            <w:pPr>
-              <w:pStyle w:val="Compact"/>
-              <w:jc w:val="left"/>
-            </w:pPr>
-            <w:r>
-              <w:t xml:space="preserve">flexural rigidity; design value at mid main span; reference rigidity used to normalize</w:t>
+            <w:tcW w:type="dxa" w:w="5617"/>
+          </w:tcPr>
+          <w:p>
+            <w:pPr>
+              <w:pStyle w:val="Compact"/>
+              <w:jc w:val="left"/>
+            </w:pPr>
+            <w:r>
+              <w:t xml:space="preserve">flexural rigidity; its value at the sensor, Eq. (3); design value at mid main span; reference rigidity used to normalize</w:t>
             </w:r>
             <w:r>
               <w:t xml:space="preserve"> </w:t>
@@ -819,7 +975,7 @@
         </w:trPr>
         <w:tc>
           <w:tcPr>
-            <w:tcW w:type="dxa" w:w="2892"/>
+            <w:tcW w:type="dxa" w:w="3452"/>
           </w:tcPr>
           <w:p>
             <w:pPr>
@@ -844,7 +1000,7 @@
         </w:tc>
         <w:tc>
           <w:tcPr>
-            <w:tcW w:type="dxa" w:w="6177"/>
+            <w:tcW w:type="dxa" w:w="5617"/>
           </w:tcPr>
           <w:p>
             <w:pPr>
@@ -863,7 +1019,64 @@
         </w:trPr>
         <w:tc>
           <w:tcPr>
-            <w:tcW w:type="dxa" w:w="2892"/>
+            <w:tcW w:type="dxa" w:w="3452"/>
+          </w:tcPr>
+          <w:p>
+            <w:pPr>
+              <w:pStyle w:val="Compact"/>
+              <w:jc w:val="left"/>
+            </w:pPr>
+            <m:oMath>
+              <m:r>
+                <m:t>F</m:t>
+              </m:r>
+              <m:d>
+                <m:dPr>
+                  <m:begChr m:val="("/>
+                  <m:endChr m:val=")"/>
+                  <m:sepChr m:val=""/>
+                  <m:grow/>
+                </m:dPr>
+                <m:e>
+                  <m:r>
+                    <m:t>ξ</m:t>
+                  </m:r>
+                  <m:r>
+                    <m:rPr>
+                      <m:sty m:val="p"/>
+                    </m:rPr>
+                    <m:t>,</m:t>
+                  </m:r>
+                  <m:r>
+                    <m:t>μ</m:t>
+                  </m:r>
+                </m:e>
+              </m:d>
+            </m:oMath>
+          </w:p>
+        </w:tc>
+        <w:tc>
+          <w:tcPr>
+            <w:tcW w:type="dxa" w:w="5617"/>
+          </w:tcPr>
+          <w:p>
+            <w:pPr>
+              <w:pStyle w:val="Compact"/>
+              <w:jc w:val="left"/>
+            </w:pPr>
+            <w:r>
+              <w:t xml:space="preserve">normalized uniform-load deflection of span 1 of a two-span beam, Eq. (5)</w:t>
+            </w:r>
+          </w:p>
+        </w:tc>
+      </w:tr>
+      <w:tr>
+        <w:trPr>
+          <w:cantSplit/>
+        </w:trPr>
+        <w:tc>
+          <w:tcPr>
+            <w:tcW w:type="dxa" w:w="3452"/>
           </w:tcPr>
           <w:p>
             <w:pPr>
@@ -908,7 +1121,7 @@
         </w:tc>
         <w:tc>
           <w:tcPr>
-            <w:tcW w:type="dxa" w:w="6177"/>
+            <w:tcW w:type="dxa" w:w="5617"/>
           </w:tcPr>
           <w:p>
             <w:pPr>
@@ -927,7 +1140,7 @@
         </w:trPr>
         <w:tc>
           <w:tcPr>
-            <w:tcW w:type="dxa" w:w="2892"/>
+            <w:tcW w:type="dxa" w:w="3452"/>
           </w:tcPr>
           <w:p>
             <w:pPr>
@@ -956,7 +1169,7 @@
         </w:tc>
         <w:tc>
           <w:tcPr>
-            <w:tcW w:type="dxa" w:w="6177"/>
+            <w:tcW w:type="dxa" w:w="5617"/>
           </w:tcPr>
           <w:p>
             <w:pPr>
@@ -975,7 +1188,7 @@
         </w:trPr>
         <w:tc>
           <w:tcPr>
-            <w:tcW w:type="dxa" w:w="2892"/>
+            <w:tcW w:type="dxa" w:w="3452"/>
           </w:tcPr>
           <w:p>
             <w:pPr>
@@ -991,7 +1204,7 @@
         </w:tc>
         <w:tc>
           <w:tcPr>
-            <w:tcW w:type="dxa" w:w="6177"/>
+            <w:tcW w:type="dxa" w:w="5617"/>
           </w:tcPr>
           <w:p>
             <w:pPr>
@@ -1010,7 +1223,7 @@
         </w:trPr>
         <w:tc>
           <w:tcPr>
-            <w:tcW w:type="dxa" w:w="2892"/>
+            <w:tcW w:type="dxa" w:w="3452"/>
           </w:tcPr>
           <w:p>
             <w:pPr>
@@ -1026,7 +1239,7 @@
         </w:tc>
         <w:tc>
           <w:tcPr>
-            <w:tcW w:type="dxa" w:w="6177"/>
+            <w:tcW w:type="dxa" w:w="5617"/>
           </w:tcPr>
           <w:p>
             <w:pPr>
@@ -1045,7 +1258,7 @@
         </w:trPr>
         <w:tc>
           <w:tcPr>
-            <w:tcW w:type="dxa" w:w="2892"/>
+            <w:tcW w:type="dxa" w:w="3452"/>
           </w:tcPr>
           <w:p>
             <w:pPr>
@@ -1070,7 +1283,7 @@
         </w:tc>
         <w:tc>
           <w:tcPr>
-            <w:tcW w:type="dxa" w:w="6177"/>
+            <w:tcW w:type="dxa" w:w="5617"/>
           </w:tcPr>
           <w:p>
             <w:pPr>
@@ -1103,7 +1316,7 @@
         </w:trPr>
         <w:tc>
           <w:tcPr>
-            <w:tcW w:type="dxa" w:w="2892"/>
+            <w:tcW w:type="dxa" w:w="3452"/>
           </w:tcPr>
           <w:p>
             <w:pPr>
@@ -1139,7 +1352,7 @@
         </w:tc>
         <w:tc>
           <w:tcPr>
-            <w:tcW w:type="dxa" w:w="6177"/>
+            <w:tcW w:type="dxa" w:w="5617"/>
           </w:tcPr>
           <w:p>
             <w:pPr>
@@ -1205,7 +1418,7 @@
         </w:trPr>
         <w:tc>
           <w:tcPr>
-            <w:tcW w:type="dxa" w:w="2892"/>
+            <w:tcW w:type="dxa" w:w="3452"/>
           </w:tcPr>
           <w:p>
             <w:pPr>
@@ -1228,7 +1441,7 @@
         </w:tc>
         <w:tc>
           <w:tcPr>
-            <w:tcW w:type="dxa" w:w="6177"/>
+            <w:tcW w:type="dxa" w:w="5617"/>
           </w:tcPr>
           <w:p>
             <w:pPr>
@@ -1255,6 +1468,7 @@
                   <m:r>
                     <m:rPr>
                       <m:sty m:val="p"/>
+                      <m:nor/>
                     </m:rPr>
                     <m:t>side</m:t>
                   </m:r>
@@ -1279,6 +1493,7 @@
                   <m:r>
                     <m:rPr>
                       <m:sty m:val="p"/>
+                      <m:nor/>
                     </m:rPr>
                     <m:t>side</m:t>
                   </m:r>
@@ -1294,7 +1509,7 @@
         </w:trPr>
         <w:tc>
           <w:tcPr>
-            <w:tcW w:type="dxa" w:w="2892"/>
+            <w:tcW w:type="dxa" w:w="3452"/>
           </w:tcPr>
           <w:p>
             <w:pPr>
@@ -1339,7 +1554,7 @@
         </w:tc>
         <w:tc>
           <w:tcPr>
-            <w:tcW w:type="dxa" w:w="6177"/>
+            <w:tcW w:type="dxa" w:w="5617"/>
           </w:tcPr>
           <w:p>
             <w:pPr>
@@ -1358,7 +1573,7 @@
         </w:trPr>
         <w:tc>
           <w:tcPr>
-            <w:tcW w:type="dxa" w:w="2892"/>
+            <w:tcW w:type="dxa" w:w="3452"/>
           </w:tcPr>
           <w:p>
             <w:pPr>
@@ -1374,7 +1589,7 @@
         </w:tc>
         <w:tc>
           <w:tcPr>
-            <w:tcW w:type="dxa" w:w="6177"/>
+            <w:tcW w:type="dxa" w:w="5617"/>
           </w:tcPr>
           <w:p>
             <w:pPr>
@@ -1393,7 +1608,7 @@
         </w:trPr>
         <w:tc>
           <w:tcPr>
-            <w:tcW w:type="dxa" w:w="2892"/>
+            <w:tcW w:type="dxa" w:w="3452"/>
           </w:tcPr>
           <w:p>
             <w:pPr>
@@ -1418,7 +1633,7 @@
         </w:tc>
         <w:tc>
           <w:tcPr>
-            <w:tcW w:type="dxa" w:w="6177"/>
+            <w:tcW w:type="dxa" w:w="5617"/>
           </w:tcPr>
           <w:p>
             <w:pPr>
@@ -1437,7 +1652,7 @@
         </w:trPr>
         <w:tc>
           <w:tcPr>
-            <w:tcW w:type="dxa" w:w="2892"/>
+            <w:tcW w:type="dxa" w:w="3452"/>
           </w:tcPr>
           <w:p>
             <w:pPr>
@@ -1456,6 +1671,54 @@
                     <m:rPr>
                       <m:sty m:val="p"/>
                     </m:rPr>
+                    <m:t>v</m:t>
+                  </m:r>
+                </m:sub>
+              </m:sSub>
+            </m:oMath>
+          </w:p>
+        </w:tc>
+        <w:tc>
+          <w:tcPr>
+            <w:tcW w:type="dxa" w:w="5617"/>
+          </w:tcPr>
+          <w:p>
+            <w:pPr>
+              <w:pStyle w:val="Compact"/>
+              <w:jc w:val="left"/>
+            </w:pPr>
+            <w:r>
+              <w:t xml:space="preserve">length of the parabolic haunch from each inner pier of the Mây Bridge model (base 44 m)</w:t>
+            </w:r>
+          </w:p>
+        </w:tc>
+      </w:tr>
+      <w:tr>
+        <w:trPr>
+          <w:cantSplit/>
+        </w:trPr>
+        <w:tc>
+          <w:tcPr>
+            <w:tcW w:type="dxa" w:w="3452"/>
+          </w:tcPr>
+          <w:p>
+            <w:pPr>
+              <w:pStyle w:val="Compact"/>
+              <w:jc w:val="left"/>
+            </w:pPr>
+            <m:oMath>
+              <m:sSub>
+                <m:e>
+                  <m:r>
+                    <m:t>L</m:t>
+                  </m:r>
+                </m:e>
+                <m:sub>
+                  <m:r>
+                    <m:rPr>
+                      <m:sty m:val="p"/>
+                      <m:nor/>
+                    </m:rPr>
                     <m:t>tot</m:t>
                   </m:r>
                 </m:sub>
@@ -1465,7 +1728,7 @@
         </w:tc>
         <w:tc>
           <w:tcPr>
-            <w:tcW w:type="dxa" w:w="6177"/>
+            <w:tcW w:type="dxa" w:w="5617"/>
           </w:tcPr>
           <w:p>
             <w:pPr>
@@ -1484,7 +1747,7 @@
         </w:trPr>
         <w:tc>
           <w:tcPr>
-            <w:tcW w:type="dxa" w:w="2892"/>
+            <w:tcW w:type="dxa" w:w="3452"/>
           </w:tcPr>
           <w:p>
             <w:pPr>
@@ -1509,7 +1772,7 @@
         </w:tc>
         <w:tc>
           <w:tcPr>
-            <w:tcW w:type="dxa" w:w="6177"/>
+            <w:tcW w:type="dxa" w:w="5617"/>
           </w:tcPr>
           <w:p>
             <w:pPr>
@@ -1551,7 +1814,7 @@
         </w:trPr>
         <w:tc>
           <w:tcPr>
-            <w:tcW w:type="dxa" w:w="2892"/>
+            <w:tcW w:type="dxa" w:w="3452"/>
           </w:tcPr>
           <w:p>
             <w:pPr>
@@ -1610,7 +1873,7 @@
         </w:tc>
         <w:tc>
           <w:tcPr>
-            <w:tcW w:type="dxa" w:w="6177"/>
+            <w:tcW w:type="dxa" w:w="5617"/>
           </w:tcPr>
           <w:p>
             <w:pPr>
@@ -1692,7 +1955,76 @@
         </w:trPr>
         <w:tc>
           <w:tcPr>
-            <w:tcW w:type="dxa" w:w="2892"/>
+            <w:tcW w:type="dxa" w:w="3452"/>
+          </w:tcPr>
+          <w:p>
+            <w:pPr>
+              <w:pStyle w:val="Compact"/>
+              <w:jc w:val="left"/>
+            </w:pPr>
+            <m:oMath>
+              <m:r>
+                <m:t>n</m:t>
+              </m:r>
+            </m:oMath>
+            <w:r>
+              <w:t xml:space="preserve">,</w:t>
+            </w:r>
+            <w:r>
+              <w:t xml:space="preserve"> </w:t>
+            </w:r>
+            <m:oMath>
+              <m:sSub>
+                <m:e>
+                  <m:r>
+                    <m:t>n</m:t>
+                  </m:r>
+                </m:e>
+                <m:sub>
+                  <m:r>
+                    <m:t>j</m:t>
+                  </m:r>
+                </m:sub>
+              </m:sSub>
+            </m:oMath>
+          </w:p>
+        </w:tc>
+        <w:tc>
+          <w:tcPr>
+            <w:tcW w:type="dxa" w:w="5617"/>
+          </w:tcPr>
+          <w:p>
+            <w:pPr>
+              <w:pStyle w:val="Compact"/>
+              <w:jc w:val="left"/>
+            </w:pPr>
+            <w:r>
+              <w:t xml:space="preserve">number of axles, Eq. (1); noise term of the integral of channel</w:t>
+            </w:r>
+            <w:r>
+              <w:t xml:space="preserve"> </w:t>
+            </w:r>
+            <m:oMath>
+              <m:r>
+                <m:t>j</m:t>
+              </m:r>
+            </m:oMath>
+            <w:r>
+              <w:t xml:space="preserve"> </w:t>
+            </w:r>
+            <w:r>
+              <w:t xml:space="preserve">(Section 2.4)</w:t>
+            </w:r>
+          </w:p>
+        </w:tc>
+      </w:tr>
+      <w:tr>
+        <w:trPr>
+          <w:cantSplit/>
+        </w:trPr>
+        <w:tc>
+          <w:tcPr>
+            <w:tcW w:type="dxa" w:w="3452"/>
           </w:tcPr>
           <w:p>
             <w:pPr>
@@ -1737,7 +2069,7 @@
         </w:tc>
         <w:tc>
           <w:tcPr>
-            <w:tcW w:type="dxa" w:w="6177"/>
+            <w:tcW w:type="dxa" w:w="5617"/>
           </w:tcPr>
           <w:p>
             <w:pPr>
@@ -1756,7 +2088,143 @@
         </w:trPr>
         <w:tc>
           <w:tcPr>
-            <w:tcW w:type="dxa" w:w="2892"/>
+            <w:tcW w:type="dxa" w:w="3452"/>
+          </w:tcPr>
+          <w:p>
+            <w:pPr>
+              <w:pStyle w:val="Compact"/>
+              <w:jc w:val="left"/>
+            </w:pPr>
+            <m:oMath>
+              <m:sSub>
+                <m:e>
+                  <m:r>
+                    <m:t>N</m:t>
+                  </m:r>
+                </m:e>
+                <m:sub>
+                  <m:r>
+                    <m:t>ε</m:t>
+                  </m:r>
+                </m:sub>
+              </m:sSub>
+            </m:oMath>
+          </w:p>
+        </w:tc>
+        <w:tc>
+          <w:tcPr>
+            <w:tcW w:type="dxa" w:w="5617"/>
+          </w:tcPr>
+          <w:p>
+            <w:pPr>
+              <w:pStyle w:val="Compact"/>
+              <w:jc w:val="left"/>
+            </w:pPr>
+            <w:r>
+              <w:t xml:space="preserve">strain indicator including the gain,</w:t>
+            </w:r>
+            <w:r>
+              <w:t xml:space="preserve"> </w:t>
+            </w:r>
+            <m:oMath>
+              <m:sSub>
+                <m:e>
+                  <m:r>
+                    <m:t>N</m:t>
+                  </m:r>
+                </m:e>
+                <m:sub>
+                  <m:r>
+                    <m:t>M</m:t>
+                  </m:r>
+                </m:sub>
+              </m:sSub>
+              <m:d>
+                <m:dPr>
+                  <m:begChr m:val="("/>
+                  <m:endChr m:val=")"/>
+                  <m:sepChr m:val=""/>
+                  <m:grow/>
+                </m:dPr>
+                <m:e>
+                  <m:r>
+                    <m:t>c</m:t>
+                  </m:r>
+                  <m:r>
+                    <m:rPr>
+                      <m:sty m:val="p"/>
+                    </m:rPr>
+                    <m:t>/</m:t>
+                  </m:r>
+                  <m:r>
+                    <m:t>E</m:t>
+                  </m:r>
+                  <m:r>
+                    <m:t>I</m:t>
+                  </m:r>
+                </m:e>
+              </m:d>
+              <m:r>
+                <m:rPr>
+                  <m:sty m:val="p"/>
+                </m:rPr>
+                <m:t>/</m:t>
+              </m:r>
+              <m:sSub>
+                <m:e>
+                  <m:d>
+                    <m:dPr>
+                      <m:begChr m:val="("/>
+                      <m:endChr m:val=")"/>
+                      <m:sepChr m:val=""/>
+                      <m:grow/>
+                    </m:dPr>
+                    <m:e>
+                      <m:r>
+                        <m:t>c</m:t>
+                      </m:r>
+                      <m:r>
+                        <m:rPr>
+                          <m:sty m:val="p"/>
+                        </m:rPr>
+                        <m:t>/</m:t>
+                      </m:r>
+                      <m:r>
+                        <m:t>E</m:t>
+                      </m:r>
+                      <m:r>
+                        <m:t>I</m:t>
+                      </m:r>
+                    </m:e>
+                  </m:d>
+                </m:e>
+                <m:sub>
+                  <m:r>
+                    <m:rPr>
+                      <m:sty m:val="p"/>
+                      <m:nor/>
+                    </m:rPr>
+                    <m:t>mid</m:t>
+                  </m:r>
+                </m:sub>
+              </m:sSub>
+            </m:oMath>
+            <w:r>
+              <w:t xml:space="preserve"> </w:t>
+            </w:r>
+            <w:r>
+              <w:t xml:space="preserve">(main-text Fig. 6c)</w:t>
+            </w:r>
+          </w:p>
+        </w:tc>
+      </w:tr>
+      <w:tr>
+        <w:trPr>
+          <w:cantSplit/>
+        </w:trPr>
+        <w:tc>
+          <w:tcPr>
+            <w:tcW w:type="dxa" w:w="3452"/>
           </w:tcPr>
           <w:p>
             <w:pPr>
@@ -1821,7 +2289,7 @@
         </w:tc>
         <w:tc>
           <w:tcPr>
-            <w:tcW w:type="dxa" w:w="6177"/>
+            <w:tcW w:type="dxa" w:w="5617"/>
           </w:tcPr>
           <w:p>
             <w:pPr>
@@ -1840,7 +2308,62 @@
         </w:trPr>
         <w:tc>
           <w:tcPr>
-            <w:tcW w:type="dxa" w:w="2892"/>
+            <w:tcW w:type="dxa" w:w="3452"/>
+          </w:tcPr>
+          <w:p>
+            <w:pPr>
+              <w:pStyle w:val="Compact"/>
+              <w:jc w:val="left"/>
+            </w:pPr>
+            <m:oMath>
+              <m:sSub>
+                <m:e>
+                  <m:r>
+                    <m:t>P</m:t>
+                  </m:r>
+                </m:e>
+                <m:sub>
+                  <m:r>
+                    <m:t>i</m:t>
+                  </m:r>
+                </m:sub>
+              </m:sSub>
+            </m:oMath>
+          </w:p>
+        </w:tc>
+        <w:tc>
+          <w:tcPr>
+            <w:tcW w:type="dxa" w:w="5617"/>
+          </w:tcPr>
+          <w:p>
+            <w:pPr>
+              <w:pStyle w:val="Compact"/>
+              <w:jc w:val="left"/>
+            </w:pPr>
+            <w:r>
+              <w:t xml:space="preserve">load of axle</w:t>
+            </w:r>
+            <w:r>
+              <w:t xml:space="preserve"> </w:t>
+            </w:r>
+            <m:oMath>
+              <m:r>
+                <m:t>i</m:t>
+              </m:r>
+            </m:oMath>
+            <w:r>
+              <w:t xml:space="preserve">, Eq. (1) (kN)</w:t>
+            </w:r>
+          </w:p>
+        </w:tc>
+      </w:tr>
+      <w:tr>
+        <w:trPr>
+          <w:cantSplit/>
+        </w:trPr>
+        <w:tc>
+          <w:tcPr>
+            <w:tcW w:type="dxa" w:w="3452"/>
           </w:tcPr>
           <w:p>
             <w:pPr>
@@ -1858,6 +2381,7 @@
                   <m:r>
                     <m:rPr>
                       <m:sty m:val="p"/>
+                      <m:nor/>
                     </m:rPr>
                     <m:t>tot</m:t>
                   </m:r>
@@ -1888,7 +2412,7 @@
         </w:tc>
         <w:tc>
           <w:tcPr>
-            <w:tcW w:type="dxa" w:w="6177"/>
+            <w:tcW w:type="dxa" w:w="5617"/>
           </w:tcPr>
           <w:p>
             <w:pPr>
@@ -1907,7 +2431,7 @@
         </w:trPr>
         <w:tc>
           <w:tcPr>
-            <w:tcW w:type="dxa" w:w="2892"/>
+            <w:tcW w:type="dxa" w:w="3452"/>
           </w:tcPr>
           <w:p>
             <w:pPr>
@@ -1972,7 +2496,7 @@
         </w:tc>
         <w:tc>
           <w:tcPr>
-            <w:tcW w:type="dxa" w:w="6177"/>
+            <w:tcW w:type="dxa" w:w="5617"/>
           </w:tcPr>
           <w:p>
             <w:pPr>
@@ -1991,7 +2515,7 @@
         </w:trPr>
         <w:tc>
           <w:tcPr>
-            <w:tcW w:type="dxa" w:w="2892"/>
+            <w:tcW w:type="dxa" w:w="3452"/>
           </w:tcPr>
           <w:p>
             <w:pPr>
@@ -2016,7 +2540,7 @@
         </w:tc>
         <w:tc>
           <w:tcPr>
-            <w:tcW w:type="dxa" w:w="6177"/>
+            <w:tcW w:type="dxa" w:w="5617"/>
           </w:tcPr>
           <w:p>
             <w:pPr>
@@ -2052,6 +2576,7 @@
                   <m:r>
                     <m:rPr>
                       <m:sty m:val="p"/>
+                      <m:nor/>
                     </m:rPr>
                     <m:t>tot</m:t>
                   </m:r>
@@ -2082,7 +2607,51 @@
         </w:trPr>
         <w:tc>
           <w:tcPr>
-            <w:tcW w:type="dxa" w:w="2892"/>
+            <w:tcW w:type="dxa" w:w="3452"/>
+          </w:tcPr>
+          <w:p>
+            <w:pPr>
+              <w:pStyle w:val="Compact"/>
+              <w:jc w:val="left"/>
+            </w:pPr>
+            <m:oMath>
+              <m:sSub>
+                <m:e>
+                  <m:r>
+                    <m:t>q</m:t>
+                  </m:r>
+                </m:e>
+                <m:sub>
+                  <m:r>
+                    <m:t>0</m:t>
+                  </m:r>
+                </m:sub>
+              </m:sSub>
+            </m:oMath>
+          </w:p>
+        </w:tc>
+        <w:tc>
+          <w:tcPr>
+            <w:tcW w:type="dxa" w:w="5617"/>
+          </w:tcPr>
+          <w:p>
+            <w:pPr>
+              <w:pStyle w:val="Compact"/>
+              <w:jc w:val="left"/>
+            </w:pPr>
+            <w:r>
+              <w:t xml:space="preserve">intensity of a uniform load over the whole path (kN/m)</w:t>
+            </w:r>
+          </w:p>
+        </w:tc>
+      </w:tr>
+      <w:tr>
+        <w:trPr>
+          <w:cantSplit/>
+        </w:trPr>
+        <w:tc>
+          <w:tcPr>
+            <w:tcW w:type="dxa" w:w="3452"/>
           </w:tcPr>
           <w:p>
             <w:pPr>
@@ -2098,7 +2667,7 @@
         </w:tc>
         <w:tc>
           <w:tcPr>
-            <w:tcW w:type="dxa" w:w="6177"/>
+            <w:tcW w:type="dxa" w:w="5617"/>
           </w:tcPr>
           <w:p>
             <w:pPr>
@@ -2146,7 +2715,7 @@
         </w:trPr>
         <w:tc>
           <w:tcPr>
-            <w:tcW w:type="dxa" w:w="2892"/>
+            <w:tcW w:type="dxa" w:w="3452"/>
           </w:tcPr>
           <w:p>
             <w:pPr>
@@ -2171,7 +2740,7 @@
         </w:tc>
         <w:tc>
           <w:tcPr>
-            <w:tcW w:type="dxa" w:w="6177"/>
+            <w:tcW w:type="dxa" w:w="5617"/>
           </w:tcPr>
           <w:p>
             <w:pPr>
@@ -2222,7 +2791,7 @@
         </w:trPr>
         <w:tc>
           <w:tcPr>
-            <w:tcW w:type="dxa" w:w="2892"/>
+            <w:tcW w:type="dxa" w:w="3452"/>
           </w:tcPr>
           <w:p>
             <w:pPr>
@@ -2267,7 +2836,7 @@
         </w:tc>
         <w:tc>
           <w:tcPr>
-            <w:tcW w:type="dxa" w:w="6177"/>
+            <w:tcW w:type="dxa" w:w="5617"/>
           </w:tcPr>
           <w:p>
             <w:pPr>
@@ -2290,6 +2859,7 @@
               <m:r>
                 <m:rPr>
                   <m:sty m:val="p"/>
+                  <m:nor/>
                 </m:rPr>
                 <m:t>ln</m:t>
               </m:r>
@@ -2320,6 +2890,7 @@
               <m:r>
                 <m:rPr>
                   <m:sty m:val="p"/>
+                  <m:nor/>
                 </m:rPr>
                 <m:t>ln</m:t>
               </m:r>
@@ -2343,6 +2914,7 @@
               <m:r>
                 <m:rPr>
                   <m:sty m:val="p"/>
+                  <m:nor/>
                 </m:rPr>
                 <m:t>ln</m:t>
               </m:r>
@@ -2373,6 +2945,7 @@
               <m:r>
                 <m:rPr>
                   <m:sty m:val="p"/>
+                  <m:nor/>
                 </m:rPr>
                 <m:t>ln</m:t>
               </m:r>
@@ -2395,7 +2968,7 @@
         </w:trPr>
         <w:tc>
           <w:tcPr>
-            <w:tcW w:type="dxa" w:w="2892"/>
+            <w:tcW w:type="dxa" w:w="3452"/>
           </w:tcPr>
           <w:p>
             <w:pPr>
@@ -2413,6 +2986,7 @@
                   <m:r>
                     <m:rPr>
                       <m:sty m:val="p"/>
+                      <m:nor/>
                     </m:rPr>
                     <m:t>cr</m:t>
                   </m:r>
@@ -2423,7 +2997,7 @@
         </w:tc>
         <w:tc>
           <w:tcPr>
-            <w:tcW w:type="dxa" w:w="6177"/>
+            <w:tcW w:type="dxa" w:w="5617"/>
           </w:tcPr>
           <w:p>
             <w:pPr>
@@ -2442,7 +3016,7 @@
         </w:trPr>
         <w:tc>
           <w:tcPr>
-            <w:tcW w:type="dxa" w:w="2892"/>
+            <w:tcW w:type="dxa" w:w="3452"/>
           </w:tcPr>
           <w:p>
             <w:pPr>
@@ -2478,7 +3052,7 @@
         </w:tc>
         <w:tc>
           <w:tcPr>
-            <w:tcW w:type="dxa" w:w="6177"/>
+            <w:tcW w:type="dxa" w:w="5617"/>
           </w:tcPr>
           <w:p>
             <w:pPr>
@@ -2520,7 +3094,131 @@
         </w:trPr>
         <w:tc>
           <w:tcPr>
-            <w:tcW w:type="dxa" w:w="2892"/>
+            <w:tcW w:type="dxa" w:w="3452"/>
+          </w:tcPr>
+          <w:p>
+            <w:pPr>
+              <w:pStyle w:val="Compact"/>
+              <w:jc w:val="left"/>
+            </w:pPr>
+            <m:oMath>
+              <m:r>
+                <m:t>x</m:t>
+              </m:r>
+            </m:oMath>
+            <w:r>
+              <w:t xml:space="preserve">,</w:t>
+            </w:r>
+            <w:r>
+              <w:t xml:space="preserve"> </w:t>
+            </w:r>
+            <m:oMath>
+              <m:sSub>
+                <m:e>
+                  <m:r>
+                    <m:t>x</m:t>
+                  </m:r>
+                </m:e>
+                <m:sub>
+                  <m:r>
+                    <m:t>m</m:t>
+                  </m:r>
+                </m:sub>
+              </m:sSub>
+            </m:oMath>
+          </w:p>
+        </w:tc>
+        <w:tc>
+          <w:tcPr>
+            <w:tcW w:type="dxa" w:w="5617"/>
+          </w:tcPr>
+          <w:p>
+            <w:pPr>
+              <w:pStyle w:val="Compact"/>
+              <w:jc w:val="left"/>
+            </w:pPr>
+            <w:r>
+              <w:t xml:space="preserve">coordinate along the path or span (in Eq. (1), position of the first axle); position of the sensor of channel</w:t>
+            </w:r>
+            <w:r>
+              <w:t xml:space="preserve"> </w:t>
+            </w:r>
+            <m:oMath>
+              <m:r>
+                <m:t>m</m:t>
+              </m:r>
+            </m:oMath>
+            <w:r>
+              <w:t xml:space="preserve"> </w:t>
+            </w:r>
+            <w:r>
+              <w:t xml:space="preserve">(m)</w:t>
+            </w:r>
+          </w:p>
+        </w:tc>
+      </w:tr>
+      <w:tr>
+        <w:trPr>
+          <w:cantSplit/>
+        </w:trPr>
+        <w:tc>
+          <w:tcPr>
+            <w:tcW w:type="dxa" w:w="3452"/>
+          </w:tcPr>
+          <w:p>
+            <w:pPr>
+              <w:pStyle w:val="Compact"/>
+              <w:jc w:val="left"/>
+            </w:pPr>
+            <m:oMath>
+              <m:sSub>
+                <m:e>
+                  <m:r>
+                    <m:t>y</m:t>
+                  </m:r>
+                </m:e>
+                <m:sub>
+                  <m:r>
+                    <m:t>m</m:t>
+                  </m:r>
+                </m:sub>
+              </m:sSub>
+            </m:oMath>
+          </w:p>
+        </w:tc>
+        <w:tc>
+          <w:tcPr>
+            <w:tcW w:type="dxa" w:w="5617"/>
+          </w:tcPr>
+          <w:p>
+            <w:pPr>
+              <w:pStyle w:val="Compact"/>
+              <w:jc w:val="left"/>
+            </w:pPr>
+            <w:r>
+              <w:t xml:space="preserve">record of the channel at</w:t>
+            </w:r>
+            <w:r>
+              <w:t xml:space="preserve"> </w:t>
+            </w:r>
+            <m:oMath>
+              <m:r>
+                <m:t>m</m:t>
+              </m:r>
+            </m:oMath>
+            <w:r>
+              <w:t xml:space="preserve">, Eq. (1)</w:t>
+            </w:r>
+          </w:p>
+        </w:tc>
+      </w:tr>
+      <w:tr>
+        <w:trPr>
+          <w:cantSplit/>
+        </w:trPr>
+        <w:tc>
+          <w:tcPr>
+            <w:tcW w:type="dxa" w:w="3452"/>
           </w:tcPr>
           <w:p>
             <w:pPr>
@@ -2536,7 +3234,7 @@
         </w:tc>
         <w:tc>
           <w:tcPr>
-            <w:tcW w:type="dxa" w:w="6177"/>
+            <w:tcW w:type="dxa" w:w="5617"/>
           </w:tcPr>
           <w:p>
             <w:pPr>
@@ -2555,7 +3253,7 @@
         </w:trPr>
         <w:tc>
           <w:tcPr>
-            <w:tcW w:type="dxa" w:w="2892"/>
+            <w:tcW w:type="dxa" w:w="3452"/>
           </w:tcPr>
           <w:p>
             <w:pPr>
@@ -2571,7 +3269,7 @@
         </w:tc>
         <w:tc>
           <w:tcPr>
-            <w:tcW w:type="dxa" w:w="6177"/>
+            <w:tcW w:type="dxa" w:w="5617"/>
           </w:tcPr>
           <w:p>
             <w:pPr>
@@ -2595,6 +3293,7 @@
                   <m:r>
                     <m:rPr>
                       <m:sty m:val="p"/>
+                      <m:nor/>
                     </m:rPr>
                     <m:t>main</m:t>
                   </m:r>
@@ -2616,6 +3315,7 @@
                   <m:r>
                     <m:rPr>
                       <m:sty m:val="p"/>
+                      <m:nor/>
                     </m:rPr>
                     <m:t>side</m:t>
                   </m:r>
@@ -2637,7 +3337,7 @@
         </w:trPr>
         <w:tc>
           <w:tcPr>
-            <w:tcW w:type="dxa" w:w="2892"/>
+            <w:tcW w:type="dxa" w:w="3452"/>
           </w:tcPr>
           <w:p>
             <w:pPr>
@@ -2653,7 +3353,7 @@
         </w:tc>
         <w:tc>
           <w:tcPr>
-            <w:tcW w:type="dxa" w:w="6177"/>
+            <w:tcW w:type="dxa" w:w="5617"/>
           </w:tcPr>
           <w:p>
             <w:pPr>
@@ -2727,6 +3427,7 @@
                   <m:r>
                     <m:rPr>
                       <m:sty m:val="p"/>
+                      <m:nor/>
                     </m:rPr>
                     <m:t>main</m:t>
                   </m:r>
@@ -2751,6 +3452,7 @@
                   <m:r>
                     <m:rPr>
                       <m:sty m:val="p"/>
+                      <m:nor/>
                     </m:rPr>
                     <m:t>side</m:t>
                   </m:r>
@@ -2772,7 +3474,7 @@
         </w:trPr>
         <w:tc>
           <w:tcPr>
-            <w:tcW w:type="dxa" w:w="2892"/>
+            <w:tcW w:type="dxa" w:w="3452"/>
           </w:tcPr>
           <w:p>
             <w:pPr>
@@ -2797,7 +3499,7 @@
         </w:tc>
         <w:tc>
           <w:tcPr>
-            <w:tcW w:type="dxa" w:w="6177"/>
+            <w:tcW w:type="dxa" w:w="5617"/>
           </w:tcPr>
           <w:p>
             <w:pPr>
@@ -2816,7 +3518,7 @@
         </w:trPr>
         <w:tc>
           <w:tcPr>
-            <w:tcW w:type="dxa" w:w="2892"/>
+            <w:tcW w:type="dxa" w:w="3452"/>
           </w:tcPr>
           <w:p>
             <w:pPr>
@@ -2832,7 +3534,7 @@
         </w:tc>
         <w:tc>
           <w:tcPr>
-            <w:tcW w:type="dxa" w:w="6177"/>
+            <w:tcW w:type="dxa" w:w="5617"/>
           </w:tcPr>
           <w:p>
             <w:pPr>
@@ -2851,7 +3553,7 @@
         </w:trPr>
         <w:tc>
           <w:tcPr>
-            <w:tcW w:type="dxa" w:w="2892"/>
+            <w:tcW w:type="dxa" w:w="3452"/>
           </w:tcPr>
           <w:p>
             <w:pPr>
@@ -2876,7 +3578,7 @@
         </w:tc>
         <w:tc>
           <w:tcPr>
-            <w:tcW w:type="dxa" w:w="6177"/>
+            <w:tcW w:type="dxa" w:w="5617"/>
           </w:tcPr>
           <w:p>
             <w:pPr>
@@ -2903,7 +3605,7 @@
         </w:trPr>
         <w:tc>
           <w:tcPr>
-            <w:tcW w:type="dxa" w:w="2892"/>
+            <w:tcW w:type="dxa" w:w="3452"/>
           </w:tcPr>
           <w:p>
             <w:pPr>
@@ -2919,7 +3621,7 @@
         </w:tc>
         <w:tc>
           <w:tcPr>
-            <w:tcW w:type="dxa" w:w="6177"/>
+            <w:tcW w:type="dxa" w:w="5617"/>
           </w:tcPr>
           <w:p>
             <w:pPr>
@@ -2975,7 +3677,7 @@
         </w:trPr>
         <w:tc>
           <w:tcPr>
-            <w:tcW w:type="dxa" w:w="2892"/>
+            <w:tcW w:type="dxa" w:w="3452"/>
           </w:tcPr>
           <w:p>
             <w:pPr>
@@ -2987,11 +3689,35 @@
                 <m:t>λ</m:t>
               </m:r>
             </m:oMath>
-          </w:p>
-        </w:tc>
-        <w:tc>
-          <w:tcPr>
-            <w:tcW w:type="dxa" w:w="6177"/>
+            <w:r>
+              <w:t xml:space="preserve">,</w:t>
+            </w:r>
+            <w:r>
+              <w:t xml:space="preserve"> </w:t>
+            </w:r>
+            <m:oMath>
+              <m:sSub>
+                <m:e>
+                  <m:r>
+                    <m:t>λ</m:t>
+                  </m:r>
+                </m:e>
+                <m:sub>
+                  <m:r>
+                    <m:rPr>
+                      <m:sty m:val="p"/>
+                      <m:nor/>
+                    </m:rPr>
+                    <m:t>crit</m:t>
+                  </m:r>
+                </m:sub>
+              </m:sSub>
+            </m:oMath>
+          </w:p>
+        </w:tc>
+        <w:tc>
+          <w:tcPr>
+            <w:tcW w:type="dxa" w:w="5617"/>
           </w:tcPr>
           <w:p>
             <w:pPr>
@@ -3040,7 +3766,7 @@
               <w:t xml:space="preserve"> </w:t>
             </w:r>
             <w:r>
-              <w:t xml:space="preserve">of the adjacent to the instrumented span (two spans)</w:t>
+              <w:t xml:space="preserve">of the adjacent to the instrumented span (two spans); its blind value for a mid-span deflection gauge, Eq. (S1)</w:t>
             </w:r>
           </w:p>
         </w:tc>
@@ -3051,7 +3777,7 @@
         </w:trPr>
         <w:tc>
           <w:tcPr>
-            <w:tcW w:type="dxa" w:w="2892"/>
+            <w:tcW w:type="dxa" w:w="3452"/>
           </w:tcPr>
           <w:p>
             <w:pPr>
@@ -3067,7 +3793,7 @@
         </w:tc>
         <w:tc>
           <w:tcPr>
-            <w:tcW w:type="dxa" w:w="6177"/>
+            <w:tcW w:type="dxa" w:w="5617"/>
           </w:tcPr>
           <w:p>
             <w:pPr>
@@ -3204,6 +3930,7 @@
                   <m:r>
                     <m:rPr>
                       <m:sty m:val="p"/>
+                      <m:nor/>
                     </m:rPr>
                     <m:t>side</m:t>
                   </m:r>
@@ -3225,7 +3952,118 @@
         </w:trPr>
         <w:tc>
           <w:tcPr>
-            <w:tcW w:type="dxa" w:w="2892"/>
+            <w:tcW w:type="dxa" w:w="3452"/>
+          </w:tcPr>
+          <w:p>
+            <w:pPr>
+              <w:pStyle w:val="Compact"/>
+              <w:jc w:val="left"/>
+            </w:pPr>
+            <m:oMath>
+              <m:sSub>
+                <m:e>
+                  <m:r>
+                    <m:t>μ</m:t>
+                  </m:r>
+                </m:e>
+                <m:sub>
+                  <m:r>
+                    <m:rPr>
+                      <m:sty m:val="p"/>
+                      <m:nor/>
+                    </m:rPr>
+                    <m:t>crit</m:t>
+                  </m:r>
+                </m:sub>
+              </m:sSub>
+            </m:oMath>
+          </w:p>
+        </w:tc>
+        <w:tc>
+          <w:tcPr>
+            <w:tcW w:type="dxa" w:w="5617"/>
+          </w:tcPr>
+          <w:p>
+            <w:pPr>
+              <w:pStyle w:val="Compact"/>
+              <w:jc w:val="left"/>
+            </w:pPr>
+            <w:r>
+              <w:t xml:space="preserve">value of</w:t>
+            </w:r>
+            <w:r>
+              <w:t xml:space="preserve"> </w:t>
+            </w:r>
+            <m:oMath>
+              <m:r>
+                <m:t>μ</m:t>
+              </m:r>
+            </m:oMath>
+            <w:r>
+              <w:t xml:space="preserve"> </w:t>
+            </w:r>
+            <w:r>
+              <w:t xml:space="preserve">at which a deflection gauge at</w:t>
+            </w:r>
+            <w:r>
+              <w:t xml:space="preserve"> </w:t>
+            </w:r>
+            <m:oMath>
+              <m:r>
+                <m:t>ξ</m:t>
+              </m:r>
+            </m:oMath>
+            <w:r>
+              <w:t xml:space="preserve"> </w:t>
+            </w:r>
+            <w:r>
+              <w:t xml:space="preserve">is blind, Eq. (6)</w:t>
+            </w:r>
+          </w:p>
+        </w:tc>
+      </w:tr>
+      <w:tr>
+        <w:trPr>
+          <w:cantSplit/>
+        </w:trPr>
+        <w:tc>
+          <w:tcPr>
+            <w:tcW w:type="dxa" w:w="3452"/>
+          </w:tcPr>
+          <w:p>
+            <w:pPr>
+              <w:pStyle w:val="Compact"/>
+              <w:jc w:val="left"/>
+            </w:pPr>
+            <m:oMath>
+              <m:r>
+                <m:t>ν</m:t>
+              </m:r>
+            </m:oMath>
+          </w:p>
+        </w:tc>
+        <w:tc>
+          <w:tcPr>
+            <w:tcW w:type="dxa" w:w="5617"/>
+          </w:tcPr>
+          <w:p>
+            <w:pPr>
+              <w:pStyle w:val="Compact"/>
+              <w:jc w:val="left"/>
+            </w:pPr>
+            <w:r>
+              <w:t xml:space="preserve">moment parameter of the main span of a symmetric three-span beam (Section S2)</w:t>
+            </w:r>
+          </w:p>
+        </w:tc>
+      </w:tr>
+      <w:tr>
+        <w:trPr>
+          <w:cantSplit/>
+        </w:trPr>
+        <w:tc>
+          <w:tcPr>
+            <w:tcW w:type="dxa" w:w="3452"/>
           </w:tcPr>
           <w:p>
             <w:pPr>
@@ -3250,7 +4088,7 @@
         </w:tc>
         <w:tc>
           <w:tcPr>
-            <w:tcW w:type="dxa" w:w="6177"/>
+            <w:tcW w:type="dxa" w:w="5617"/>
           </w:tcPr>
           <w:p>
             <w:pPr>
@@ -3269,7 +4107,7 @@
         </w:trPr>
         <w:tc>
           <w:tcPr>
-            <w:tcW w:type="dxa" w:w="2892"/>
+            <w:tcW w:type="dxa" w:w="3452"/>
           </w:tcPr>
           <w:p>
             <w:pPr>
@@ -3285,7 +4123,7 @@
         </w:tc>
         <w:tc>
           <w:tcPr>
-            <w:tcW w:type="dxa" w:w="6177"/>
+            <w:tcW w:type="dxa" w:w="5617"/>
           </w:tcPr>
           <w:p>
             <w:pPr>
@@ -3304,7 +4142,7 @@
         </w:trPr>
         <w:tc>
           <w:tcPr>
-            <w:tcW w:type="dxa" w:w="2892"/>
+            <w:tcW w:type="dxa" w:w="3452"/>
           </w:tcPr>
           <w:p>
             <w:pPr>
@@ -3320,7 +4158,7 @@
         </w:tc>
         <w:tc>
           <w:tcPr>
-            <w:tcW w:type="dxa" w:w="6177"/>
+            <w:tcW w:type="dxa" w:w="5617"/>
           </w:tcPr>
           <w:p>
             <w:pPr>
@@ -3339,7 +4177,7 @@
         </w:trPr>
         <w:tc>
           <w:tcPr>
-            <w:tcW w:type="dxa" w:w="2892"/>
+            <w:tcW w:type="dxa" w:w="3452"/>
           </w:tcPr>
           <w:p>
             <w:pPr>
@@ -3369,7 +4207,7 @@
         </w:tc>
         <w:tc>
           <w:tcPr>
-            <w:tcW w:type="dxa" w:w="6177"/>
+            <w:tcW w:type="dxa" w:w="5617"/>
           </w:tcPr>
           <w:p>
             <w:pPr>
@@ -3388,7 +4226,7 @@
         </w:trPr>
         <w:tc>
           <w:tcPr>
-            <w:tcW w:type="dxa" w:w="2892"/>
+            <w:tcW w:type="dxa" w:w="3452"/>
           </w:tcPr>
           <w:p>
             <w:pPr>
@@ -3415,6 +4253,7 @@
                   <m:r>
                     <m:rPr>
                       <m:sty m:val="p"/>
+                      <m:nor/>
                     </m:rPr>
                     <m:t>noise</m:t>
                   </m:r>
@@ -3425,7 +4264,7 @@
         </w:tc>
         <w:tc>
           <w:tcPr>
-            <w:tcW w:type="dxa" w:w="6177"/>
+            <w:tcW w:type="dxa" w:w="5617"/>
           </w:tcPr>
           <w:p>
             <w:pPr>
@@ -3444,7 +4283,7 @@
         </w:trPr>
         <w:tc>
           <w:tcPr>
-            <w:tcW w:type="dxa" w:w="2892"/>
+            <w:tcW w:type="dxa" w:w="3452"/>
           </w:tcPr>
           <w:p>
             <w:pPr>
@@ -3460,7 +4299,7 @@
         </w:tc>
         <w:tc>
           <w:tcPr>
-            <w:tcW w:type="dxa" w:w="6177"/>
+            <w:tcW w:type="dxa" w:w="5617"/>
           </w:tcPr>
           <w:p>
             <w:pPr>
@@ -3479,7 +4318,7 @@
         </w:trPr>
         <w:tc>
           <w:tcPr>
-            <w:tcW w:type="dxa" w:w="2892"/>
+            <w:tcW w:type="dxa" w:w="3452"/>
           </w:tcPr>
           <w:p>
             <w:pPr>
@@ -3491,19 +4330,82 @@
                 <m:t>ξ</m:t>
               </m:r>
             </m:oMath>
-          </w:p>
-        </w:tc>
-        <w:tc>
-          <w:tcPr>
-            <w:tcW w:type="dxa" w:w="6177"/>
-          </w:tcPr>
-          <w:p>
-            <w:pPr>
-              <w:pStyle w:val="Compact"/>
-              <w:jc w:val="left"/>
-            </w:pPr>
-            <w:r>
-              <w:t xml:space="preserve">sensor position as a fraction of its span</w:t>
+            <w:r>
+              <w:t xml:space="preserve">,</w:t>
+            </w:r>
+            <w:r>
+              <w:t xml:space="preserve"> </w:t>
+            </w:r>
+            <m:oMath>
+              <m:sSub>
+                <m:e>
+                  <m:r>
+                    <m:t>ξ</m:t>
+                  </m:r>
+                </m:e>
+                <m:sub>
+                  <m:r>
+                    <m:t>0</m:t>
+                  </m:r>
+                </m:sub>
+              </m:sSub>
+            </m:oMath>
+            <w:r>
+              <w:t xml:space="preserve">,</w:t>
+            </w:r>
+            <w:r>
+              <w:t xml:space="preserve"> </w:t>
+            </w:r>
+            <m:oMath>
+              <m:sSup>
+                <m:e>
+                  <m:r>
+                    <m:t>ξ</m:t>
+                  </m:r>
+                </m:e>
+                <m:sup>
+                  <m:r>
+                    <m:rPr>
+                      <m:nor/>
+                    </m:rPr>
+                    <m:t>*</m:t>
+                  </m:r>
+                </m:sup>
+              </m:sSup>
+            </m:oMath>
+          </w:p>
+        </w:tc>
+        <w:tc>
+          <w:tcPr>
+            <w:tcW w:type="dxa" w:w="5617"/>
+          </w:tcPr>
+          <w:p>
+            <w:pPr>
+              <w:pStyle w:val="Compact"/>
+              <w:jc w:val="left"/>
+            </w:pPr>
+            <w:r>
+              <w:t xml:space="preserve">sensor position as a fraction of its span; zero of the uniform-load moment in the span (main span:</w:t>
+            </w:r>
+            <w:r>
+              <w:t xml:space="preserve"> </w:t>
+            </w:r>
+            <m:oMath>
+              <m:sSub>
+                <m:e>
+                  <m:r>
+                    <m:t>ζ</m:t>
+                  </m:r>
+                </m:e>
+                <m:sub>
+                  <m:r>
+                    <m:t>0</m:t>
+                  </m:r>
+                </m:sub>
+              </m:sSub>
+            </m:oMath>
+            <w:r>
+              <w:t xml:space="preserve">); optimal side-span position, Eq. (S1) and Table S2</w:t>
             </w:r>
           </w:p>
         </w:tc>
@@ -3514,29 +4416,31 @@
         </w:trPr>
         <w:tc>
           <w:tcPr>
-            <w:tcW w:type="dxa" w:w="2892"/>
-          </w:tcPr>
-          <w:p>
-            <w:pPr>
-              <w:pStyle w:val="Compact"/>
-              <w:jc w:val="left"/>
-            </w:pPr>
-            <w:r>
-              <w:t xml:space="preserve">BPM</w:t>
-            </w:r>
-          </w:p>
-        </w:tc>
-        <w:tc>
-          <w:tcPr>
-            <w:tcW w:type="dxa" w:w="6177"/>
-          </w:tcPr>
-          <w:p>
-            <w:pPr>
-              <w:pStyle w:val="Compact"/>
-              <w:jc w:val="left"/>
-            </w:pPr>
-            <w:r>
-              <w:t xml:space="preserve">beam-property method: load = record integral / modeled constant</w:t>
+            <w:tcW w:type="dxa" w:w="3452"/>
+          </w:tcPr>
+          <w:p>
+            <w:pPr>
+              <w:pStyle w:val="Compact"/>
+              <w:jc w:val="left"/>
+            </w:pPr>
+            <m:oMath>
+              <m:r>
+                <m:t>Φ</m:t>
+              </m:r>
+            </m:oMath>
+          </w:p>
+        </w:tc>
+        <w:tc>
+          <w:tcPr>
+            <w:tcW w:type="dxa" w:w="5617"/>
+          </w:tcPr>
+          <w:p>
+            <w:pPr>
+              <w:pStyle w:val="Compact"/>
+              <w:jc w:val="left"/>
+            </w:pPr>
+            <w:r>
+              <w:t xml:space="preserve">normalized uniform-load deflection of a prismatic span with end moments (Section S3)</w:t>
             </w:r>
           </w:p>
         </w:tc>
@@ -3547,29 +4451,29 @@
         </w:trPr>
         <w:tc>
           <w:tcPr>
-            <w:tcW w:type="dxa" w:w="2892"/>
-          </w:tcPr>
-          <w:p>
-            <w:pPr>
-              <w:pStyle w:val="Compact"/>
-              <w:jc w:val="left"/>
-            </w:pPr>
-            <w:r>
-              <w:t xml:space="preserve">SLM</w:t>
-            </w:r>
-          </w:p>
-        </w:tc>
-        <w:tc>
-          <w:tcPr>
-            <w:tcW w:type="dxa" w:w="6177"/>
-          </w:tcPr>
-          <w:p>
-            <w:pPr>
-              <w:pStyle w:val="Compact"/>
-              <w:jc w:val="left"/>
-            </w:pPr>
-            <w:r>
-              <w:t xml:space="preserve">standard-load method: constant taken from a crossing of known weight</w:t>
+            <w:tcW w:type="dxa" w:w="3452"/>
+          </w:tcPr>
+          <w:p>
+            <w:pPr>
+              <w:pStyle w:val="Compact"/>
+              <w:jc w:val="left"/>
+            </w:pPr>
+            <w:r>
+              <w:t xml:space="preserve">BPM</w:t>
+            </w:r>
+          </w:p>
+        </w:tc>
+        <w:tc>
+          <w:tcPr>
+            <w:tcW w:type="dxa" w:w="5617"/>
+          </w:tcPr>
+          <w:p>
+            <w:pPr>
+              <w:pStyle w:val="Compact"/>
+              <w:jc w:val="left"/>
+            </w:pPr>
+            <w:r>
+              <w:t xml:space="preserve">beam-property method: load = record integral / modeled constant</w:t>
             </w:r>
           </w:p>
         </w:tc>
@@ -3580,29 +4484,29 @@
         </w:trPr>
         <w:tc>
           <w:tcPr>
-            <w:tcW w:type="dxa" w:w="2892"/>
-          </w:tcPr>
-          <w:p>
-            <w:pPr>
-              <w:pStyle w:val="Compact"/>
-              <w:jc w:val="left"/>
-            </w:pPr>
-            <w:r>
-              <w:t xml:space="preserve">WIM, BWIM, NOR</w:t>
-            </w:r>
-          </w:p>
-        </w:tc>
-        <w:tc>
-          <w:tcPr>
-            <w:tcW w:type="dxa" w:w="6177"/>
-          </w:tcPr>
-          <w:p>
-            <w:pPr>
-              <w:pStyle w:val="Compact"/>
-              <w:jc w:val="left"/>
-            </w:pPr>
-            <w:r>
-              <w:t xml:space="preserve">weigh-in-motion; bridge weigh-in-motion; Nothing-on-Road (no sensors on the road surface)</w:t>
+            <w:tcW w:type="dxa" w:w="3452"/>
+          </w:tcPr>
+          <w:p>
+            <w:pPr>
+              <w:pStyle w:val="Compact"/>
+              <w:jc w:val="left"/>
+            </w:pPr>
+            <w:r>
+              <w:t xml:space="preserve">SLM</w:t>
+            </w:r>
+          </w:p>
+        </w:tc>
+        <w:tc>
+          <w:tcPr>
+            <w:tcW w:type="dxa" w:w="5617"/>
+          </w:tcPr>
+          <w:p>
+            <w:pPr>
+              <w:pStyle w:val="Compact"/>
+              <w:jc w:val="left"/>
+            </w:pPr>
+            <w:r>
+              <w:t xml:space="preserve">standard-load method: constant taken from a crossing of known weight</w:t>
             </w:r>
           </w:p>
         </w:tc>
@@ -3613,29 +4517,29 @@
         </w:trPr>
         <w:tc>
           <w:tcPr>
-            <w:tcW w:type="dxa" w:w="2892"/>
-          </w:tcPr>
-          <w:p>
-            <w:pPr>
-              <w:pStyle w:val="Compact"/>
-              <w:jc w:val="left"/>
-            </w:pPr>
-            <w:r>
-              <w:t xml:space="preserve">CI, CV, MAE, SD</w:t>
-            </w:r>
-          </w:p>
-        </w:tc>
-        <w:tc>
-          <w:tcPr>
-            <w:tcW w:type="dxa" w:w="6177"/>
-          </w:tcPr>
-          <w:p>
-            <w:pPr>
-              <w:pStyle w:val="Compact"/>
-              <w:jc w:val="left"/>
-            </w:pPr>
-            <w:r>
-              <w:t xml:space="preserve">confidence interval; coefficient of variation; mean absolute error; standard deviation</w:t>
+            <w:tcW w:type="dxa" w:w="3452"/>
+          </w:tcPr>
+          <w:p>
+            <w:pPr>
+              <w:pStyle w:val="Compact"/>
+              <w:jc w:val="left"/>
+            </w:pPr>
+            <w:r>
+              <w:t xml:space="preserve">WIM, BWIM, NOR</w:t>
+            </w:r>
+          </w:p>
+        </w:tc>
+        <w:tc>
+          <w:tcPr>
+            <w:tcW w:type="dxa" w:w="5617"/>
+          </w:tcPr>
+          <w:p>
+            <w:pPr>
+              <w:pStyle w:val="Compact"/>
+              <w:jc w:val="left"/>
+            </w:pPr>
+            <w:r>
+              <w:t xml:space="preserve">weigh-in-motion; bridge weigh-in-motion; Nothing-on-Road (no sensors on the road surface)</w:t>
             </w:r>
           </w:p>
         </w:tc>
@@ -3646,29 +4550,29 @@
         </w:trPr>
         <w:tc>
           <w:tcPr>
-            <w:tcW w:type="dxa" w:w="2892"/>
-          </w:tcPr>
-          <w:p>
-            <w:pPr>
-              <w:pStyle w:val="Compact"/>
-              <w:jc w:val="left"/>
-            </w:pPr>
-            <w:r>
-              <w:t xml:space="preserve">FE</w:t>
-            </w:r>
-          </w:p>
-        </w:tc>
-        <w:tc>
-          <w:tcPr>
-            <w:tcW w:type="dxa" w:w="6177"/>
-          </w:tcPr>
-          <w:p>
-            <w:pPr>
-              <w:pStyle w:val="Compact"/>
-              <w:jc w:val="left"/>
-            </w:pPr>
-            <w:r>
-              <w:t xml:space="preserve">finite element</w:t>
+            <w:tcW w:type="dxa" w:w="3452"/>
+          </w:tcPr>
+          <w:p>
+            <w:pPr>
+              <w:pStyle w:val="Compact"/>
+              <w:jc w:val="left"/>
+            </w:pPr>
+            <w:r>
+              <w:t xml:space="preserve">CI, CV, MAE, SD</w:t>
+            </w:r>
+          </w:p>
+        </w:tc>
+        <w:tc>
+          <w:tcPr>
+            <w:tcW w:type="dxa" w:w="5617"/>
+          </w:tcPr>
+          <w:p>
+            <w:pPr>
+              <w:pStyle w:val="Compact"/>
+              <w:jc w:val="left"/>
+            </w:pPr>
+            <w:r>
+              <w:t xml:space="preserve">confidence interval; coefficient of variation; mean absolute error; standard deviation</w:t>
             </w:r>
           </w:p>
         </w:tc>
@@ -3679,29 +4583,29 @@
         </w:trPr>
         <w:tc>
           <w:tcPr>
-            <w:tcW w:type="dxa" w:w="2892"/>
-          </w:tcPr>
-          <w:p>
-            <w:pPr>
-              <w:pStyle w:val="Compact"/>
-              <w:jc w:val="left"/>
-            </w:pPr>
-            <w:r>
-              <w:t xml:space="preserve">GLS</w:t>
-            </w:r>
-          </w:p>
-        </w:tc>
-        <w:tc>
-          <w:tcPr>
-            <w:tcW w:type="dxa" w:w="6177"/>
-          </w:tcPr>
-          <w:p>
-            <w:pPr>
-              <w:pStyle w:val="Compact"/>
-              <w:jc w:val="left"/>
-            </w:pPr>
-            <w:r>
-              <w:t xml:space="preserve">generalized least squares</w:t>
+            <w:tcW w:type="dxa" w:w="3452"/>
+          </w:tcPr>
+          <w:p>
+            <w:pPr>
+              <w:pStyle w:val="Compact"/>
+              <w:jc w:val="left"/>
+            </w:pPr>
+            <w:r>
+              <w:t xml:space="preserve">FE</w:t>
+            </w:r>
+          </w:p>
+        </w:tc>
+        <w:tc>
+          <w:tcPr>
+            <w:tcW w:type="dxa" w:w="5617"/>
+          </w:tcPr>
+          <w:p>
+            <w:pPr>
+              <w:pStyle w:val="Compact"/>
+              <w:jc w:val="left"/>
+            </w:pPr>
+            <w:r>
+              <w:t xml:space="preserve">finite element</w:t>
             </w:r>
           </w:p>
         </w:tc>
@@ -3712,29 +4616,29 @@
         </w:trPr>
         <w:tc>
           <w:tcPr>
-            <w:tcW w:type="dxa" w:w="2892"/>
-          </w:tcPr>
-          <w:p>
-            <w:pPr>
-              <w:pStyle w:val="Compact"/>
-              <w:jc w:val="left"/>
-            </w:pPr>
-            <w:r>
-              <w:t xml:space="preserve">GUM</w:t>
-            </w:r>
-          </w:p>
-        </w:tc>
-        <w:tc>
-          <w:tcPr>
-            <w:tcW w:type="dxa" w:w="6177"/>
-          </w:tcPr>
-          <w:p>
-            <w:pPr>
-              <w:pStyle w:val="Compact"/>
-              <w:jc w:val="left"/>
-            </w:pPr>
-            <w:r>
-              <w:t xml:space="preserve">Guide to the Expression of Uncertainty in Measurement</w:t>
+            <w:tcW w:type="dxa" w:w="3452"/>
+          </w:tcPr>
+          <w:p>
+            <w:pPr>
+              <w:pStyle w:val="Compact"/>
+              <w:jc w:val="left"/>
+            </w:pPr>
+            <w:r>
+              <w:t xml:space="preserve">GLS</w:t>
+            </w:r>
+          </w:p>
+        </w:tc>
+        <w:tc>
+          <w:tcPr>
+            <w:tcW w:type="dxa" w:w="5617"/>
+          </w:tcPr>
+          <w:p>
+            <w:pPr>
+              <w:pStyle w:val="Compact"/>
+              <w:jc w:val="left"/>
+            </w:pPr>
+            <w:r>
+              <w:t xml:space="preserve">generalized least squares</w:t>
             </w:r>
           </w:p>
         </w:tc>
@@ -3745,29 +4649,29 @@
         </w:trPr>
         <w:tc>
           <w:tcPr>
-            <w:tcW w:type="dxa" w:w="2892"/>
-          </w:tcPr>
-          <w:p>
-            <w:pPr>
-              <w:pStyle w:val="Compact"/>
-              <w:jc w:val="left"/>
-            </w:pPr>
-            <w:r>
-              <w:t xml:space="preserve">GVW</w:t>
-            </w:r>
-          </w:p>
-        </w:tc>
-        <w:tc>
-          <w:tcPr>
-            <w:tcW w:type="dxa" w:w="6177"/>
-          </w:tcPr>
-          <w:p>
-            <w:pPr>
-              <w:pStyle w:val="Compact"/>
-              <w:jc w:val="left"/>
-            </w:pPr>
-            <w:r>
-              <w:t xml:space="preserve">gross vehicle weight</w:t>
+            <w:tcW w:type="dxa" w:w="3452"/>
+          </w:tcPr>
+          <w:p>
+            <w:pPr>
+              <w:pStyle w:val="Compact"/>
+              <w:jc w:val="left"/>
+            </w:pPr>
+            <w:r>
+              <w:t xml:space="preserve">GUM</w:t>
+            </w:r>
+          </w:p>
+        </w:tc>
+        <w:tc>
+          <w:tcPr>
+            <w:tcW w:type="dxa" w:w="5617"/>
+          </w:tcPr>
+          <w:p>
+            <w:pPr>
+              <w:pStyle w:val="Compact"/>
+              <w:jc w:val="left"/>
+            </w:pPr>
+            <w:r>
+              <w:t xml:space="preserve">Guide to the Expression of Uncertainty in Measurement</w:t>
             </w:r>
           </w:p>
         </w:tc>
@@ -3778,29 +4682,29 @@
         </w:trPr>
         <w:tc>
           <w:tcPr>
-            <w:tcW w:type="dxa" w:w="2892"/>
-          </w:tcPr>
-          <w:p>
-            <w:pPr>
-              <w:pStyle w:val="Compact"/>
-              <w:jc w:val="left"/>
-            </w:pPr>
-            <w:r>
-              <w:t xml:space="preserve">LOO, LOTO</w:t>
-            </w:r>
-          </w:p>
-        </w:tc>
-        <w:tc>
-          <w:tcPr>
-            <w:tcW w:type="dxa" w:w="6177"/>
-          </w:tcPr>
-          <w:p>
-            <w:pPr>
-              <w:pStyle w:val="Compact"/>
-              <w:jc w:val="left"/>
-            </w:pPr>
-            <w:r>
-              <w:t xml:space="preserve">leave-one-run-out and leave-one-truck-out cross-validation</w:t>
+            <w:tcW w:type="dxa" w:w="3452"/>
+          </w:tcPr>
+          <w:p>
+            <w:pPr>
+              <w:pStyle w:val="Compact"/>
+              <w:jc w:val="left"/>
+            </w:pPr>
+            <w:r>
+              <w:t xml:space="preserve">GVW</w:t>
+            </w:r>
+          </w:p>
+        </w:tc>
+        <w:tc>
+          <w:tcPr>
+            <w:tcW w:type="dxa" w:w="5617"/>
+          </w:tcPr>
+          <w:p>
+            <w:pPr>
+              <w:pStyle w:val="Compact"/>
+              <w:jc w:val="left"/>
+            </w:pPr>
+            <w:r>
+              <w:t xml:space="preserve">gross vehicle weight</w:t>
             </w:r>
           </w:p>
         </w:tc>
@@ -3811,29 +4715,29 @@
         </w:trPr>
         <w:tc>
           <w:tcPr>
-            <w:tcW w:type="dxa" w:w="2892"/>
-          </w:tcPr>
-          <w:p>
-            <w:pPr>
-              <w:pStyle w:val="Compact"/>
-              <w:jc w:val="left"/>
-            </w:pPr>
-            <w:r>
-              <w:t xml:space="preserve">TOST</w:t>
-            </w:r>
-          </w:p>
-        </w:tc>
-        <w:tc>
-          <w:tcPr>
-            <w:tcW w:type="dxa" w:w="6177"/>
-          </w:tcPr>
-          <w:p>
-            <w:pPr>
-              <w:pStyle w:val="Compact"/>
-              <w:jc w:val="left"/>
-            </w:pPr>
-            <w:r>
-              <w:t xml:space="preserve">two one-sided tests of equivalence</w:t>
+            <w:tcW w:type="dxa" w:w="3452"/>
+          </w:tcPr>
+          <w:p>
+            <w:pPr>
+              <w:pStyle w:val="Compact"/>
+              <w:jc w:val="left"/>
+            </w:pPr>
+            <w:r>
+              <w:t xml:space="preserve">LOO, LOTO</w:t>
+            </w:r>
+          </w:p>
+        </w:tc>
+        <w:tc>
+          <w:tcPr>
+            <w:tcW w:type="dxa" w:w="5617"/>
+          </w:tcPr>
+          <w:p>
+            <w:pPr>
+              <w:pStyle w:val="Compact"/>
+              <w:jc w:val="left"/>
+            </w:pPr>
+            <w:r>
+              <w:t xml:space="preserve">leave-one-run-out and leave-one-truck-out cross-validation</w:t>
             </w:r>
           </w:p>
         </w:tc>
@@ -3844,7 +4748,40 @@
         </w:trPr>
         <w:tc>
           <w:tcPr>
-            <w:tcW w:type="dxa" w:w="2892"/>
+            <w:tcW w:type="dxa" w:w="3452"/>
+          </w:tcPr>
+          <w:p>
+            <w:pPr>
+              <w:pStyle w:val="Compact"/>
+              <w:jc w:val="left"/>
+            </w:pPr>
+            <w:r>
+              <w:t xml:space="preserve">TOST</w:t>
+            </w:r>
+          </w:p>
+        </w:tc>
+        <w:tc>
+          <w:tcPr>
+            <w:tcW w:type="dxa" w:w="5617"/>
+          </w:tcPr>
+          <w:p>
+            <w:pPr>
+              <w:pStyle w:val="Compact"/>
+              <w:jc w:val="left"/>
+            </w:pPr>
+            <w:r>
+              <w:t xml:space="preserve">two one-sided tests of equivalence</w:t>
+            </w:r>
+          </w:p>
+        </w:tc>
+      </w:tr>
+      <w:tr>
+        <w:trPr>
+          <w:cantSplit/>
+        </w:trPr>
+        <w:tc>
+          <w:tcPr>
+            <w:tcW w:type="dxa" w:w="3452"/>
           </w:tcPr>
           <w:p>
             <w:pPr>
@@ -3858,7 +4795,7 @@
         </w:tc>
         <w:tc>
           <w:tcPr>
-            <w:tcW w:type="dxa" w:w="6177"/>
+            <w:tcW w:type="dxa" w:w="5617"/>
           </w:tcPr>
           <w:p>
             <w:pPr>
@@ -3888,7 +4825,7 @@
         </w:trPr>
         <w:tc>
           <w:tcPr>
-            <w:tcW w:type="dxa" w:w="2892"/>
+            <w:tcW w:type="dxa" w:w="3452"/>
           </w:tcPr>
           <w:p>
             <w:pPr>
@@ -3902,7 +4839,7 @@
         </w:tc>
         <w:tc>
           <w:tcPr>
-            <w:tcW w:type="dxa" w:w="6177"/>
+            <w:tcW w:type="dxa" w:w="5617"/>
           </w:tcPr>
           <w:p>
             <w:pPr>
@@ -4339,6 +5276,7 @@
             <m:r>
               <m:rPr>
                 <m:sty m:val="p"/>
+                <m:nor/>
               </m:rPr>
               <m:t>span</m:t>
             </m:r>
@@ -4703,6 +5641,7 @@
                     <m:r>
                       <m:rPr>
                         <m:sty m:val="p"/>
+                        <m:nor/>
                       </m:rPr>
                       <m:t>crit</m:t>
                     </m:r>
@@ -5008,6 +5947,7 @@
             <m:r>
               <m:rPr>
                 <m:sty m:val="p"/>
+                <m:nor/>
               </m:rPr>
               <m:t>side</m:t>
             </m:r>
@@ -5057,6 +5997,7 @@
             <m:r>
               <m:rPr>
                 <m:sty m:val="p"/>
+                <m:nor/>
               </m:rPr>
               <m:t>span</m:t>
             </m:r>
@@ -5208,6 +6149,7 @@
                     <m:r>
                       <m:rPr>
                         <m:sty m:val="p"/>
+                        <m:nor/>
                       </m:rPr>
                       <m:t>crit</m:t>
                     </m:r>
@@ -5245,6 +6187,7 @@
                 <m:r>
                   <m:rPr>
                     <m:sty m:val="p"/>
+                    <m:nor/>
                   </m:rPr>
                   <m:t>cos</m:t>
                 </m:r>
@@ -5277,6 +6220,7 @@
                     <m:r>
                       <m:rPr>
                         <m:sty m:val="p"/>
+                        <m:nor/>
                       </m:rPr>
                       <m:t>arccos</m:t>
                     </m:r>
@@ -5391,6 +6335,7 @@
         <m:r>
           <m:rPr>
             <m:sty m:val="p"/>
+            <m:nor/>
           </m:rPr>
           <m:t>cos</m:t>
         </m:r>
@@ -5934,6 +6879,7 @@
             <m:r>
               <m:rPr>
                 <m:sty m:val="p"/>
+                <m:nor/>
               </m:rPr>
               <m:t>main</m:t>
             </m:r>
@@ -5966,6 +6912,7 @@
             <m:r>
               <m:rPr>
                 <m:sty m:val="p"/>
+                <m:nor/>
               </m:rPr>
               <m:t>main</m:t>
             </m:r>
@@ -5999,6 +6946,7 @@
             <m:r>
               <m:rPr>
                 <m:sty m:val="p"/>
+                <m:nor/>
               </m:rPr>
               <m:t>main</m:t>
             </m:r>
@@ -8926,6 +9874,7 @@
             <m:r>
               <m:rPr>
                 <m:sty m:val="p"/>
+                <m:nor/>
               </m:rPr>
               <m:t>main</m:t>
             </m:r>
@@ -9880,7 +10829,7 @@
         <w:pStyle w:val="BodyText"/>
       </w:pPr>
       <w:r>
-        <w:t xml:space="preserve">When the influence line is known, other invariant weighting functions exist; for two equal spans their white-noise variance is lower by a factor of 1.5–6.6, but a 20 % rigidity error in the adjacent span then produces configuration-dependent errors of −1.1 % to +2.0 % (Fig. S3).</w:t>
+        <w:t xml:space="preserve">When the influence line is known, other invariant weighting functions exist; for two equal spans and entry-shift ranges of 2–160 m (the range of axle positions over which the estimate must stay invariant) their white-noise variance is lower by a factor of 1.5–6.6, but a 20 % rigidity error in the adjacent span then produces configuration-dependent errors of −1.1 % to +2.0 % (Fig. S3).</w:t>
       </w:r>
     </w:p>
     <w:p>
@@ -10047,6 +10996,7 @@
             <m:r>
               <m:rPr>
                 <m:sty m:val="p"/>
+                <m:nor/>
               </m:rPr>
               <m:t>noise</m:t>
             </m:r>
@@ -10107,6 +11057,7 @@
             <m:r>
               <m:rPr>
                 <m:sty m:val="p"/>
+                <m:nor/>
               </m:rPr>
               <m:t>noise</m:t>
             </m:r>
@@ -10376,6 +11327,7 @@
             <m:r>
               <m:rPr>
                 <m:sty m:val="p"/>
+                <m:nor/>
               </m:rPr>
               <m:t>tot</m:t>
             </m:r>
@@ -10461,6 +11413,7 @@
             <m:r>
               <m:rPr>
                 <m:sty m:val="p"/>
+                <m:nor/>
               </m:rPr>
               <m:t>tot</m:t>
             </m:r>
@@ -11230,6 +12183,7 @@
         <m:r>
           <m:rPr>
             <m:sty m:val="p"/>
+            <m:nor/>
           </m:rPr>
           <m:t>ln</m:t>
         </m:r>
@@ -11260,6 +12214,7 @@
         <m:r>
           <m:rPr>
             <m:sty m:val="p"/>
+            <m:nor/>
           </m:rPr>
           <m:t>ln</m:t>
         </m:r>
@@ -11304,6 +12259,7 @@
         <m:r>
           <m:rPr>
             <m:sty m:val="p"/>
+            <m:nor/>
           </m:rPr>
           <m:t>ln</m:t>
         </m:r>
@@ -11334,6 +12290,7 @@
         <m:r>
           <m:rPr>
             <m:sty m:val="p"/>
+            <m:nor/>
           </m:rPr>
           <m:t>ln</m:t>
         </m:r>
@@ -11913,6 +12870,7 @@
             <m:r>
               <m:rPr>
                 <m:sty m:val="p"/>
+                <m:nor/>
               </m:rPr>
               <m:t>side</m:t>
             </m:r>
@@ -11937,6 +12895,7 @@
             <m:r>
               <m:rPr>
                 <m:sty m:val="p"/>
+                <m:nor/>
               </m:rPr>
               <m:t>side</m:t>
             </m:r>
@@ -14855,7 +15814,7 @@
         <w:pStyle w:val="BodyText"/>
       </w:pPr>
       <w:r>
-        <w:t xml:space="preserve">Estimators. Table S8 gives all out-of-sample errors, including leave-one-truck-out (LOTO) and the four wheel-path gauges of day 1; Fig. S10 also shows in-sample results. On day 2, GLS with the measured covariance was significantly worse than the gauge average (paired difference +8.5 percentage points, 95 % CI +2.3 to +15.1); on day 1 the estimators cannot be told apart, and on both days every estimator is worse than the mean-weight predictor. Table S9 and Fig. S11 give the correlations behind this result, and Table S10 shows that the covariance of the crossing residuals, unlike the vehicle-free covariance, predicts the observed order of GLS and gauge average. The day-2 per-crossing SD predicted by the vehicle-free covariance (% of GVW) is 16.2 for the best single gauge, 32.5 for the worst single gauge, 19.8 for the gauge average, 19.4 for GLS with diagonal Σ, 12.7 for GLS with measured Σ, 13.3 for the zero-sum estimator with measured Σ and 16.1 for the zero-sum estimator with Σ = identity. The GLS weights with the measured Σ are st40 +0.16 and st36 −0.35. GLS with Σ estimated from the crossing residuals has a mean absolute error of 8.5 % of GVW in sample and 23.4 % out of sample (root-mean-square errors 10.4 % and 28.4 %), that is, it over-fits with eight runs.</w:t>
+        <w:t xml:space="preserve">Estimators. Table S8 gives all out-of-sample errors, including leave-one-truck-out (LOTO) and the four wheel-path gauges of day 1; Fig. S10 also shows in-sample results. On day 2, GLS with the measured covariance was significantly worse than the gauge average (paired difference +8.5 percentage points, 95 % CI +2.3 to +15.1); on day 1 the estimators cannot be told apart, and on both days every estimator is worse than the mean-weight predictor. Table S9 and Fig. S11 give the correlations behind this result, and Table S10 shows that the covariance of the crossing residuals, unlike the vehicle-free covariance, predicts the observed order of GLS and gauge average. The day-2 per-crossing SD predicted by the vehicle-free covariance (% of GVW) is 16.2 for the best single gauge, 32.5 for the worst single gauge, 19.8 for the gauge average, 19.4 for GLS with diagonal Σ, 12.7 for GLS with measured Σ, 13.3 for the zero-sum estimator with measured Σ and 16.1 for the zero-sum estimator with Σ = identity. The GLS weights with the measured Σ are st40 +0.16 and st36 −0.35. GLS with Σ estimated from the crossing residuals has an MAE of 8.5 % of GVW in sample and 23.4 % out of sample (root-mean-square errors 10.4 % and 28.4 %), that is, it over-fits with eight runs.</w:t>
       </w:r>
     </w:p>
     <w:p>
@@ -17865,6 +18824,7 @@
         <m:r>
           <m:rPr>
             <m:sty m:val="p"/>
+            <m:nor/>
           </m:rPr>
           <m:t>ln</m:t>
         </m:r>
@@ -18172,6 +19132,7 @@
         <m:r>
           <m:rPr>
             <m:sty m:val="p"/>
+            <m:nor/>
           </m:rPr>
           <m:t>ln</m:t>
         </m:r>
@@ -18465,7 +19426,7 @@
         <w:t xml:space="preserve"> </w:t>
       </w:r>
       <w:r>
-        <w:t xml:space="preserve">Mây Bridge: static misfit over the rigidity ratio</w:t>
+        <w:t xml:space="preserve">Mây Bridge: static misfit over the effective-to-design rigidity ratio</w:t>
       </w:r>
       <w:r>
         <w:t xml:space="preserve"> </w:t>
@@ -18666,6 +19627,7 @@
         <m:r>
           <m:rPr>
             <m:sty m:val="p"/>
+            <m:nor/>
           </m:rPr>
           <m:t>ln</m:t>
         </m:r>
@@ -20511,6 +21473,7 @@
                   <m:r>
                     <m:rPr>
                       <m:sty m:val="p"/>
+                      <m:nor/>
                     </m:rPr>
                     <m:t>mid</m:t>
                   </m:r>
@@ -20554,6 +21517,7 @@
                   <m:r>
                     <m:rPr>
                       <m:sty m:val="p"/>
+                      <m:nor/>
                     </m:rPr>
                     <m:t>mid</m:t>
                   </m:r>
@@ -21562,6 +22526,7 @@
             <m:r>
               <m:rPr>
                 <m:sty m:val="p"/>
+                <m:nor/>
               </m:rPr>
               <m:t>ref</m:t>
             </m:r>
@@ -21591,6 +22556,7 @@
             <m:r>
               <m:rPr>
                 <m:sty m:val="p"/>
+                <m:nor/>
               </m:rPr>
               <m:t>mid</m:t>
             </m:r>
@@ -22803,6 +23769,7 @@
             <m:r>
               <m:rPr>
                 <m:sty m:val="p"/>
+                <m:nor/>
               </m:rPr>
               <m:t>mid</m:t>
             </m:r>
@@ -23110,6 +24077,7 @@
             <m:r>
               <m:rPr>
                 <m:sty m:val="p"/>
+                <m:nor/>
               </m:rPr>
               <m:t>cr</m:t>
             </m:r>
@@ -23172,6 +24140,7 @@
             <m:r>
               <m:rPr>
                 <m:sty m:val="p"/>
+                <m:nor/>
               </m:rPr>
               <m:t>cr</m:t>
             </m:r>
@@ -23416,6 +24385,7 @@
             <m:r>
               <m:rPr>
                 <m:sty m:val="p"/>
+                <m:nor/>
               </m:rPr>
               <m:t>tot</m:t>
             </m:r>
@@ -23530,6 +24500,7 @@
             <m:r>
               <m:rPr>
                 <m:sty m:val="p"/>
+                <m:nor/>
               </m:rPr>
               <m:t>tot</m:t>
             </m:r>
@@ -24399,6 +25370,7 @@
                   <m:r>
                     <m:rPr>
                       <m:sty m:val="p"/>
+                      <m:nor/>
                     </m:rPr>
                     <m:t>tot</m:t>
                   </m:r>
@@ -24645,6 +25617,7 @@
                   <m:r>
                     <m:rPr>
                       <m:sty m:val="p"/>
+                      <m:nor/>
                     </m:rPr>
                     <m:t>cr</m:t>
                   </m:r>
@@ -25144,6 +26117,7 @@
             <m:r>
               <m:rPr>
                 <m:sty m:val="p"/>
+                <m:nor/>
               </m:rPr>
               <m:t>ref</m:t>
             </m:r>
@@ -25420,7 +26394,7 @@
         <w:t xml:space="preserve"> </w:t>
       </w:r>
       <w:r>
-        <w:t xml:space="preserve">estimated from them over-fitted (mean absolute error 8.5 % in sample against 23.4 % out of sample; Section S7). Combine channels only with enough calibration crossings and an out-of-sample check against the gauge average. Use BPM only where the location is well conditioned and the structure is known; on box girders with deck-mounted gauges, a beam model does not give the constant.</w:t>
+        <w:t xml:space="preserve">estimated from them over-fitted (MAE 8.5 % in sample against 23.4 % out of sample; Section S7). Combine channels only with enough calibration crossings and an out-of-sample check against the gauge average. Use BPM only where the location is well conditioned and the structure is known; on box girders with deck-mounted gauges, a beam model does not give the constant.</w:t>
       </w:r>
     </w:p>
     <w:p>
@@ -25468,6 +26442,7 @@
             <m:r>
               <m:rPr>
                 <m:sty m:val="p"/>
+                <m:nor/>
               </m:rPr>
               <m:t>cr</m:t>
             </m:r>

--- a/manuscript/ase/word/Supplementary_Material_ASE.docx
+++ b/manuscript/ase/word/Supplementary_Material_ASE.docx
@@ -24259,7 +24259,7 @@
         <w:t xml:space="preserve"> </w:t>
       </w:r>
       <w:r>
-        <w:t xml:space="preserve">Deflection records of two simply supported bridges (Gie Cục I and Phương Độ): deviation of the event integral from a linear pre/post baseline for several baseline treatments and high-pass filters.</w:t>
+        <w:t xml:space="preserve">Deflection records of two simply supported bridges (Giẽ and Phương Độ): deviation of the event integral from a linear pre/post baseline for several baseline treatments and high-pass filters.</w:t>
       </w:r>
     </w:p>
     <w:p>

--- a/manuscript/ase/word/Supplementary_Material_ASE.docx
+++ b/manuscript/ase/word/Supplementary_Material_ASE.docx
@@ -59,6 +59,7 @@
       <w:pPr>
         <w:pStyle w:val="FirstParagraph"/>
         <w:keepNext/>
+        <w:keepLines/>
       </w:pPr>
       <w:r>
         <w:rPr>
@@ -1034,7 +1035,6 @@
                 <m:dPr>
                   <m:begChr m:val="("/>
                   <m:endChr m:val=")"/>
-                  <m:sepChr m:val=""/>
                   <m:grow/>
                 </m:dPr>
                 <m:e>
@@ -1155,7 +1155,6 @@
                 <m:dPr>
                   <m:begChr m:val="("/>
                   <m:endChr m:val=")"/>
-                  <m:sepChr m:val=""/>
                   <m:grow/>
                 </m:dPr>
                 <m:e>
@@ -1670,6 +1669,7 @@
                   <m:r>
                     <m:rPr>
                       <m:sty m:val="p"/>
+                      <m:nor/>
                     </m:rPr>
                     <m:t>v</m:t>
                   </m:r>
@@ -1909,7 +1909,6 @@
                 <m:dPr>
                   <m:begChr m:val="("/>
                   <m:endChr m:val=")"/>
-                  <m:sepChr m:val=""/>
                   <m:grow/>
                 </m:dPr>
                 <m:e>
@@ -2143,7 +2142,6 @@
                 <m:dPr>
                   <m:begChr m:val="("/>
                   <m:endChr m:val=")"/>
-                  <m:sepChr m:val=""/>
                   <m:grow/>
                 </m:dPr>
                 <m:e>
@@ -2176,7 +2174,6 @@
                     <m:dPr>
                       <m:begChr m:val="("/>
                       <m:endChr m:val=")"/>
-                      <m:sepChr m:val=""/>
                       <m:grow/>
                     </m:dPr>
                     <m:e>
@@ -3847,7 +3844,6 @@
                 <m:dPr>
                   <m:begChr m:val="("/>
                   <m:endChr m:val=")"/>
-                  <m:sepChr m:val=""/>
                   <m:grow/>
                 </m:dPr>
                 <m:e>
@@ -4052,7 +4048,53 @@
               <w:jc w:val="left"/>
             </w:pPr>
             <w:r>
-              <w:t xml:space="preserve">moment parameter of the main span of a symmetric three-span beam (Section S2)</w:t>
+              <w:t xml:space="preserve">deflection coefficient of the main span of a symmetric three-span beam,</w:t>
+            </w:r>
+            <w:r>
+              <w:t xml:space="preserve"> </w:t>
+            </w:r>
+            <m:oMath>
+              <m:r>
+                <m:t>ν</m:t>
+              </m:r>
+              <m:r>
+                <m:rPr>
+                  <m:sty m:val="p"/>
+                </m:rPr>
+                <m:t>=</m:t>
+              </m:r>
+              <m:r>
+                <m:t>1.5</m:t>
+              </m:r>
+              <m:sSub>
+                <m:e>
+                  <m:acc>
+                    <m:accPr>
+                      <m:chr m:val="¯"/>
+                    </m:accPr>
+                    <m:e>
+                      <m:r>
+                        <m:t>M</m:t>
+                      </m:r>
+                    </m:e>
+                  </m:acc>
+                </m:e>
+                <m:sub>
+                  <m:r>
+                    <m:rPr>
+                      <m:sty m:val="p"/>
+                      <m:nor/>
+                    </m:rPr>
+                    <m:t>main</m:t>
+                  </m:r>
+                </m:sub>
+              </m:sSub>
+            </m:oMath>
+            <w:r>
+              <w:t xml:space="preserve"> </w:t>
+            </w:r>
+            <w:r>
+              <w:t xml:space="preserve">for pinned piers (Section S2)</w:t>
             </w:r>
           </w:p>
         </w:tc>
@@ -4914,7 +4956,6 @@
           <m:dPr>
             <m:begChr m:val="("/>
             <m:endChr m:val=")"/>
-            <m:sepChr m:val=""/>
             <m:grow/>
           </m:dPr>
           <m:e>
@@ -5012,7 +5053,6 @@
           <m:dPr>
             <m:begChr m:val="["/>
             <m:endChr m:val="]"/>
-            <m:sepChr m:val=""/>
             <m:grow/>
           </m:dPr>
           <m:e>
@@ -5023,7 +5063,6 @@
               <m:dPr>
                 <m:begChr m:val="("/>
                 <m:endChr m:val=")"/>
-                <m:sepChr m:val=""/>
                 <m:grow/>
               </m:dPr>
               <m:e>
@@ -5217,7 +5256,6 @@
           <m:dPr>
             <m:begChr m:val="("/>
             <m:endChr m:val=")"/>
-            <m:sepChr m:val=""/>
             <m:grow/>
           </m:dPr>
           <m:e>
@@ -5345,7 +5383,6 @@
           <m:dPr>
             <m:begChr m:val="("/>
             <m:endChr m:val=")"/>
-            <m:sepChr m:val=""/>
             <m:grow/>
           </m:dPr>
           <m:e>
@@ -5367,7 +5404,6 @@
           <m:dPr>
             <m:begChr m:val="("/>
             <m:endChr m:val=")"/>
-            <m:sepChr m:val=""/>
             <m:grow/>
           </m:dPr>
           <m:e>
@@ -5829,7 +5865,6 @@
           <m:dPr>
             <m:begChr m:val="("/>
             <m:endChr m:val=")"/>
-            <m:sepChr m:val=""/>
             <m:grow/>
           </m:dPr>
           <m:e>
@@ -6198,13 +6233,12 @@
                   <m:dPr>
                     <m:begChr m:val="["/>
                     <m:endChr m:val="]"/>
-                    <m:sepChr m:val=""/>
                     <m:grow/>
                   </m:dPr>
                   <m:e>
                     <m:f>
                       <m:fPr>
-                        <m:type m:val="lin"/>
+                        <m:type m:val="bar"/>
                       </m:fPr>
                       <m:num>
                         <m:r>
@@ -6231,13 +6265,12 @@
                       <m:dPr>
                         <m:begChr m:val="("/>
                         <m:endChr m:val=")"/>
-                        <m:sepChr m:val=""/>
                         <m:grow/>
                       </m:dPr>
                       <m:e>
                         <m:f>
                           <m:fPr>
-                            <m:type m:val="lin"/>
+                            <m:type m:val="bar"/>
                           </m:fPr>
                           <m:num>
                             <m:r>
@@ -6343,7 +6376,6 @@
           <m:dPr>
             <m:begChr m:val="("/>
             <m:endChr m:val=")"/>
-            <m:sepChr m:val=""/>
             <m:grow/>
           </m:dPr>
           <m:e>
@@ -6403,7 +6435,6 @@
           <m:dPr>
             <m:begChr m:val="("/>
             <m:endChr m:val=")"/>
-            <m:sepChr m:val=""/>
             <m:grow/>
           </m:dPr>
           <m:e>
@@ -6446,7 +6477,6 @@
           <m:dPr>
             <m:begChr m:val="("/>
             <m:endChr m:val=")"/>
-            <m:sepChr m:val=""/>
             <m:grow/>
           </m:dPr>
           <m:e>
@@ -6970,7 +7000,6 @@
           <m:dPr>
             <m:begChr m:val="["/>
             <m:endChr m:val="]"/>
-            <m:sepChr m:val=""/>
             <m:grow/>
           </m:dPr>
           <m:e>
@@ -6981,7 +7010,6 @@
               <m:dPr>
                 <m:begChr m:val="("/>
                 <m:endChr m:val=")"/>
-                <m:sepChr m:val=""/>
                 <m:grow/>
               </m:dPr>
               <m:e>
@@ -7045,7 +7073,6 @@
               <m:dPr>
                 <m:begChr m:val="("/>
                 <m:endChr m:val=")"/>
-                <m:sepChr m:val=""/>
                 <m:grow/>
               </m:dPr>
               <m:e>
@@ -7092,7 +7119,6 @@
           <m:dPr>
             <m:begChr m:val="("/>
             <m:endChr m:val=")"/>
-            <m:sepChr m:val=""/>
             <m:grow/>
           </m:dPr>
           <m:e>
@@ -7129,7 +7155,6 @@
           <m:dPr>
             <m:begChr m:val="["/>
             <m:endChr m:val="]"/>
-            <m:sepChr m:val=""/>
             <m:grow/>
           </m:dPr>
           <m:e>
@@ -7149,7 +7174,6 @@
               <m:dPr>
                 <m:begChr m:val="("/>
                 <m:endChr m:val=")"/>
-                <m:sepChr m:val=""/>
                 <m:grow/>
               </m:dPr>
               <m:e>
@@ -7239,6 +7263,7 @@
       <w:pPr>
         <w:pStyle w:val="BodyText"/>
         <w:keepNext/>
+        <w:keepLines/>
       </w:pPr>
       <w:r>
         <w:rPr>
@@ -7385,6 +7410,7 @@
           </w:tcPr>
           <w:p>
             <w:pPr>
+              <w:keepNext/>
               <w:pStyle w:val="Compact"/>
               <w:jc w:val="right"/>
             </w:pPr>
@@ -7407,6 +7433,7 @@
           </w:tcPr>
           <w:p>
             <w:pPr>
+              <w:keepNext/>
               <w:pStyle w:val="Compact"/>
               <w:jc w:val="right"/>
             </w:pPr>
@@ -7429,6 +7456,7 @@
           </w:tcPr>
           <w:p>
             <w:pPr>
+              <w:keepNext/>
               <w:pStyle w:val="Compact"/>
               <w:jc w:val="right"/>
             </w:pPr>
@@ -7463,6 +7491,7 @@
           </w:tcPr>
           <w:p>
             <w:pPr>
+              <w:keepNext/>
               <w:pStyle w:val="Compact"/>
               <w:jc w:val="right"/>
             </w:pPr>
@@ -7520,6 +7549,7 @@
           </w:tcPr>
           <w:p>
             <w:pPr>
+              <w:keepNext/>
               <w:pStyle w:val="Compact"/>
               <w:jc w:val="right"/>
             </w:pPr>
@@ -7582,6 +7612,7 @@
           </w:tcPr>
           <w:p>
             <w:pPr>
+              <w:keepNext/>
               <w:pStyle w:val="Compact"/>
               <w:jc w:val="right"/>
             </w:pPr>
@@ -7596,6 +7627,7 @@
           </w:tcPr>
           <w:p>
             <w:pPr>
+              <w:keepNext/>
               <w:pStyle w:val="Compact"/>
               <w:jc w:val="right"/>
             </w:pPr>
@@ -7610,6 +7642,7 @@
           </w:tcPr>
           <w:p>
             <w:pPr>
+              <w:keepNext/>
               <w:pStyle w:val="Compact"/>
               <w:jc w:val="right"/>
             </w:pPr>
@@ -7624,6 +7657,7 @@
           </w:tcPr>
           <w:p>
             <w:pPr>
+              <w:keepNext/>
               <w:pStyle w:val="Compact"/>
               <w:jc w:val="right"/>
             </w:pPr>
@@ -7638,6 +7672,7 @@
           </w:tcPr>
           <w:p>
             <w:pPr>
+              <w:keepNext/>
               <w:pStyle w:val="Compact"/>
               <w:jc w:val="right"/>
             </w:pPr>
@@ -7657,6 +7692,7 @@
           </w:tcPr>
           <w:p>
             <w:pPr>
+              <w:keepNext/>
               <w:pStyle w:val="Compact"/>
               <w:jc w:val="right"/>
             </w:pPr>
@@ -7671,6 +7707,7 @@
           </w:tcPr>
           <w:p>
             <w:pPr>
+              <w:keepNext/>
               <w:pStyle w:val="Compact"/>
               <w:jc w:val="right"/>
             </w:pPr>
@@ -7685,6 +7722,7 @@
           </w:tcPr>
           <w:p>
             <w:pPr>
+              <w:keepNext/>
               <w:pStyle w:val="Compact"/>
               <w:jc w:val="right"/>
             </w:pPr>
@@ -7699,6 +7737,7 @@
           </w:tcPr>
           <w:p>
             <w:pPr>
+              <w:keepNext/>
               <w:pStyle w:val="Compact"/>
               <w:jc w:val="right"/>
             </w:pPr>
@@ -7713,6 +7752,7 @@
           </w:tcPr>
           <w:p>
             <w:pPr>
+              <w:keepNext/>
               <w:pStyle w:val="Compact"/>
               <w:jc w:val="right"/>
             </w:pPr>
@@ -7732,6 +7772,7 @@
           </w:tcPr>
           <w:p>
             <w:pPr>
+              <w:keepNext/>
               <w:pStyle w:val="Compact"/>
               <w:jc w:val="right"/>
             </w:pPr>
@@ -7746,6 +7787,7 @@
           </w:tcPr>
           <w:p>
             <w:pPr>
+              <w:keepNext/>
               <w:pStyle w:val="Compact"/>
               <w:jc w:val="right"/>
             </w:pPr>
@@ -7760,6 +7802,7 @@
           </w:tcPr>
           <w:p>
             <w:pPr>
+              <w:keepNext/>
               <w:pStyle w:val="Compact"/>
               <w:jc w:val="right"/>
             </w:pPr>
@@ -7774,6 +7817,7 @@
           </w:tcPr>
           <w:p>
             <w:pPr>
+              <w:keepNext/>
               <w:pStyle w:val="Compact"/>
               <w:jc w:val="right"/>
             </w:pPr>
@@ -7788,6 +7832,7 @@
           </w:tcPr>
           <w:p>
             <w:pPr>
+              <w:keepNext/>
               <w:pStyle w:val="Compact"/>
               <w:jc w:val="right"/>
             </w:pPr>
@@ -7807,6 +7852,7 @@
           </w:tcPr>
           <w:p>
             <w:pPr>
+              <w:keepNext/>
               <w:pStyle w:val="Compact"/>
               <w:jc w:val="right"/>
             </w:pPr>
@@ -7821,6 +7867,7 @@
           </w:tcPr>
           <w:p>
             <w:pPr>
+              <w:keepNext/>
               <w:pStyle w:val="Compact"/>
               <w:jc w:val="right"/>
             </w:pPr>
@@ -7835,6 +7882,7 @@
           </w:tcPr>
           <w:p>
             <w:pPr>
+              <w:keepNext/>
               <w:pStyle w:val="Compact"/>
               <w:jc w:val="right"/>
             </w:pPr>
@@ -7849,6 +7897,7 @@
           </w:tcPr>
           <w:p>
             <w:pPr>
+              <w:keepNext/>
               <w:pStyle w:val="Compact"/>
               <w:jc w:val="right"/>
             </w:pPr>
@@ -7863,6 +7912,7 @@
           </w:tcPr>
           <w:p>
             <w:pPr>
+              <w:keepNext/>
               <w:pStyle w:val="Compact"/>
               <w:jc w:val="right"/>
             </w:pPr>
@@ -7882,6 +7932,7 @@
           </w:tcPr>
           <w:p>
             <w:pPr>
+              <w:keepNext/>
               <w:pStyle w:val="Compact"/>
               <w:jc w:val="right"/>
             </w:pPr>
@@ -7896,6 +7947,7 @@
           </w:tcPr>
           <w:p>
             <w:pPr>
+              <w:keepNext/>
               <w:pStyle w:val="Compact"/>
               <w:jc w:val="right"/>
             </w:pPr>
@@ -7910,6 +7962,7 @@
           </w:tcPr>
           <w:p>
             <w:pPr>
+              <w:keepNext/>
               <w:pStyle w:val="Compact"/>
               <w:jc w:val="right"/>
             </w:pPr>
@@ -7924,6 +7977,7 @@
           </w:tcPr>
           <w:p>
             <w:pPr>
+              <w:keepNext/>
               <w:pStyle w:val="Compact"/>
               <w:jc w:val="right"/>
             </w:pPr>
@@ -7938,6 +7992,7 @@
           </w:tcPr>
           <w:p>
             <w:pPr>
+              <w:keepNext/>
               <w:pStyle w:val="Compact"/>
               <w:jc w:val="right"/>
             </w:pPr>
@@ -8347,6 +8402,7 @@
     <w:p>
       <w:pPr>
         <w:pStyle w:val="Captionjustified"/>
+        <w:keepLines/>
       </w:pPr>
       <w:r>
         <w:rPr>
@@ -8457,6 +8513,7 @@
     <w:p>
       <w:pPr>
         <w:pStyle w:val="Captionjustified"/>
+        <w:keepLines/>
       </w:pPr>
       <w:r>
         <w:rPr>
@@ -8530,6 +8587,7 @@
       <w:pPr>
         <w:pStyle w:val="BodyText"/>
         <w:keepNext/>
+        <w:keepLines/>
       </w:pPr>
       <w:r>
         <w:rPr>
@@ -8606,6 +8664,7 @@
           </w:tcPr>
           <w:p>
             <w:pPr>
+              <w:keepNext/>
               <w:pStyle w:val="Compact"/>
               <w:jc w:val="right"/>
             </w:pPr>
@@ -8626,6 +8685,7 @@
           </w:tcPr>
           <w:p>
             <w:pPr>
+              <w:keepNext/>
               <w:pStyle w:val="Compact"/>
               <w:jc w:val="right"/>
             </w:pPr>
@@ -8646,6 +8706,7 @@
           </w:tcPr>
           <w:p>
             <w:pPr>
+              <w:keepNext/>
               <w:pStyle w:val="Compact"/>
               <w:jc w:val="right"/>
             </w:pPr>
@@ -8674,6 +8735,7 @@
           </w:tcPr>
           <w:p>
             <w:pPr>
+              <w:keepNext/>
               <w:pStyle w:val="Compact"/>
               <w:jc w:val="right"/>
             </w:pPr>
@@ -8701,6 +8763,7 @@
           </w:tcPr>
           <w:p>
             <w:pPr>
+              <w:keepNext/>
               <w:pStyle w:val="Compact"/>
               <w:jc w:val="right"/>
             </w:pPr>
@@ -8715,6 +8778,7 @@
           </w:tcPr>
           <w:p>
             <w:pPr>
+              <w:keepNext/>
               <w:pStyle w:val="Compact"/>
               <w:jc w:val="right"/>
             </w:pPr>
@@ -8729,6 +8793,7 @@
           </w:tcPr>
           <w:p>
             <w:pPr>
+              <w:keepNext/>
               <w:pStyle w:val="Compact"/>
               <w:jc w:val="right"/>
             </w:pPr>
@@ -8743,6 +8808,7 @@
           </w:tcPr>
           <w:p>
             <w:pPr>
+              <w:keepNext/>
               <w:pStyle w:val="Compact"/>
               <w:jc w:val="right"/>
             </w:pPr>
@@ -8762,6 +8828,7 @@
           </w:tcPr>
           <w:p>
             <w:pPr>
+              <w:keepNext/>
               <w:pStyle w:val="Compact"/>
               <w:jc w:val="right"/>
             </w:pPr>
@@ -8776,6 +8843,7 @@
           </w:tcPr>
           <w:p>
             <w:pPr>
+              <w:keepNext/>
               <w:pStyle w:val="Compact"/>
               <w:jc w:val="right"/>
             </w:pPr>
@@ -8790,6 +8858,7 @@
           </w:tcPr>
           <w:p>
             <w:pPr>
+              <w:keepNext/>
               <w:pStyle w:val="Compact"/>
               <w:jc w:val="right"/>
             </w:pPr>
@@ -8804,6 +8873,7 @@
           </w:tcPr>
           <w:p>
             <w:pPr>
+              <w:keepNext/>
               <w:pStyle w:val="Compact"/>
               <w:jc w:val="right"/>
             </w:pPr>
@@ -9033,7 +9103,6 @@
           <m:dPr>
             <m:begChr m:val="("/>
             <m:endChr m:val=")"/>
-            <m:sepChr m:val=""/>
             <m:grow/>
           </m:dPr>
           <m:e>
@@ -9122,7 +9191,6 @@
           <m:dPr>
             <m:begChr m:val="("/>
             <m:endChr m:val=")"/>
-            <m:sepChr m:val=""/>
             <m:grow/>
           </m:dPr>
           <m:e>
@@ -9214,7 +9282,6 @@
           <m:dPr>
             <m:begChr m:val="("/>
             <m:endChr m:val=")"/>
-            <m:sepChr m:val=""/>
             <m:grow/>
           </m:dPr>
           <m:e>
@@ -9328,7 +9395,6 @@
           <m:dPr>
             <m:begChr m:val="("/>
             <m:endChr m:val=")"/>
-            <m:sepChr m:val=""/>
             <m:grow/>
           </m:dPr>
           <m:e>
@@ -9441,7 +9507,6 @@
           <m:dPr>
             <m:begChr m:val="("/>
             <m:endChr m:val=")"/>
-            <m:sepChr m:val=""/>
             <m:grow/>
           </m:dPr>
           <m:e>
@@ -9601,7 +9666,6 @@
           <m:dPr>
             <m:begChr m:val="("/>
             <m:endChr m:val=")"/>
-            <m:sepChr m:val=""/>
             <m:grow/>
           </m:dPr>
           <m:e>
@@ -9661,7 +9725,6 @@
           <m:dPr>
             <m:begChr m:val="("/>
             <m:endChr m:val=")"/>
-            <m:sepChr m:val=""/>
             <m:grow/>
           </m:dPr>
           <m:e>
@@ -9694,7 +9757,6 @@
           <m:dPr>
             <m:begChr m:val="("/>
             <m:endChr m:val=")"/>
-            <m:sepChr m:val=""/>
             <m:grow/>
           </m:dPr>
           <m:e>
@@ -9745,7 +9807,6 @@
           <m:dPr>
             <m:begChr m:val="("/>
             <m:endChr m:val=")"/>
-            <m:sepChr m:val=""/>
             <m:grow/>
           </m:dPr>
           <m:e>
@@ -9778,7 +9839,6 @@
           <m:dPr>
             <m:begChr m:val="("/>
             <m:endChr m:val=")"/>
-            <m:sepChr m:val=""/>
             <m:grow/>
           </m:dPr>
           <m:e>
@@ -9916,7 +9976,6 @@
           <m:dPr>
             <m:begChr m:val="("/>
             <m:endChr m:val=")"/>
-            <m:sepChr m:val=""/>
             <m:grow/>
           </m:dPr>
           <m:e>
@@ -10094,7 +10153,6 @@
           <m:dPr>
             <m:begChr m:val="("/>
             <m:endChr m:val=")"/>
-            <m:sepChr m:val=""/>
             <m:grow/>
           </m:dPr>
           <m:e>
@@ -10119,7 +10177,6 @@
           <m:dPr>
             <m:begChr m:val="("/>
             <m:endChr m:val=")"/>
-            <m:sepChr m:val=""/>
             <m:grow/>
           </m:dPr>
           <m:e>
@@ -10134,6 +10191,7 @@
         <m:r>
           <m:rPr>
             <m:sty m:val="p"/>
+            <m:nor/>
           </m:rPr>
           <m:t>d</m:t>
         </m:r>
@@ -10230,7 +10288,6 @@
           <m:dPr>
             <m:begChr m:val="("/>
             <m:endChr m:val=")"/>
-            <m:sepChr m:val=""/>
             <m:grow/>
           </m:dPr>
           <m:e>
@@ -10300,7 +10357,6 @@
           <m:dPr>
             <m:begChr m:val="("/>
             <m:endChr m:val=")"/>
-            <m:sepChr m:val=""/>
             <m:grow/>
           </m:dPr>
           <m:e>
@@ -10357,7 +10413,6 @@
           <m:dPr>
             <m:begChr m:val="("/>
             <m:endChr m:val=")"/>
-            <m:sepChr m:val=""/>
             <m:grow/>
           </m:dPr>
           <m:e>
@@ -10382,7 +10437,6 @@
           <m:dPr>
             <m:begChr m:val="("/>
             <m:endChr m:val=")"/>
-            <m:sepChr m:val=""/>
             <m:grow/>
           </m:dPr>
           <m:e>
@@ -10406,6 +10460,7 @@
         <m:r>
           <m:rPr>
             <m:sty m:val="p"/>
+            <m:nor/>
           </m:rPr>
           <m:t>d</m:t>
         </m:r>
@@ -10452,7 +10507,6 @@
           <m:dPr>
             <m:begChr m:val="["/>
             <m:endChr m:val="]"/>
-            <m:sepChr m:val=""/>
             <m:grow/>
           </m:dPr>
           <m:e>
@@ -10518,7 +10572,6 @@
               <m:dPr>
                 <m:begChr m:val="["/>
                 <m:endChr m:val="]"/>
-                <m:sepChr m:val=""/>
                 <m:grow/>
               </m:dPr>
               <m:e>
@@ -10529,7 +10582,6 @@
                   <m:dPr>
                     <m:begChr m:val="("/>
                     <m:endChr m:val=")"/>
-                    <m:sepChr m:val=""/>
                     <m:grow/>
                   </m:dPr>
                   <m:e>
@@ -10560,7 +10612,6 @@
                   <m:dPr>
                     <m:begChr m:val="("/>
                     <m:endChr m:val=")"/>
-                    <m:sepChr m:val=""/>
                     <m:grow/>
                   </m:dPr>
                   <m:e>
@@ -10595,7 +10646,6 @@
           <m:dPr>
             <m:begChr m:val="("/>
             <m:endChr m:val=")"/>
-            <m:sepChr m:val=""/>
             <m:grow/>
           </m:dPr>
           <m:e>
@@ -10610,6 +10660,7 @@
         <m:r>
           <m:rPr>
             <m:sty m:val="p"/>
+            <m:nor/>
           </m:rPr>
           <m:t>d</m:t>
         </m:r>
@@ -10654,7 +10705,6 @@
           <m:dPr>
             <m:begChr m:val="("/>
             <m:endChr m:val=")"/>
-            <m:sepChr m:val=""/>
             <m:grow/>
           </m:dPr>
           <m:e>
@@ -10685,7 +10735,6 @@
           <m:dPr>
             <m:begChr m:val="("/>
             <m:endChr m:val=")"/>
-            <m:sepChr m:val=""/>
             <m:grow/>
           </m:dPr>
           <m:e>
@@ -10767,7 +10816,6 @@
           <m:dPr>
             <m:begChr m:val="("/>
             <m:endChr m:val=")"/>
-            <m:sepChr m:val=""/>
             <m:grow/>
           </m:dPr>
           <m:e>
@@ -10882,6 +10930,7 @@
     <w:p>
       <w:pPr>
         <w:pStyle w:val="Captionjustified"/>
+        <w:keepLines/>
       </w:pPr>
       <w:r>
         <w:rPr>
@@ -11087,7 +11136,6 @@
           <m:dPr>
             <m:begChr m:val="("/>
             <m:endChr m:val=")"/>
-            <m:sepChr m:val=""/>
             <m:grow/>
           </m:dPr>
           <m:e>
@@ -11121,7 +11169,6 @@
           <m:dPr>
             <m:begChr m:val="("/>
             <m:endChr m:val=")"/>
-            <m:sepChr m:val=""/>
             <m:grow/>
           </m:dPr>
           <m:e>
@@ -11223,7 +11270,6 @@
               <m:dPr>
                 <m:begChr m:val="("/>
                 <m:endChr m:val=")"/>
-                <m:sepChr m:val=""/>
                 <m:grow/>
               </m:dPr>
               <m:e>
@@ -11445,7 +11491,6 @@
           <m:dPr>
             <m:begChr m:val="("/>
             <m:endChr m:val=")"/>
-            <m:sepChr m:val=""/>
             <m:grow/>
           </m:dPr>
           <m:e>
@@ -11472,7 +11517,6 @@
           <m:dPr>
             <m:begChr m:val="("/>
             <m:endChr m:val=")"/>
-            <m:sepChr m:val=""/>
             <m:grow/>
           </m:dPr>
           <m:e>
@@ -11486,7 +11530,7 @@
         <w:t xml:space="preserve"> </w:t>
       </w:r>
       <w:r>
-        <w:t xml:space="preserve">that the rule selects, and Fig. S6 the Monte Carlo verification. For the Mây Bridge girder, the single-gauge standard deviation of the load at mid main span is 22.5 % for a 200 m record under the assumptions of Section 5.3 (</w:t>
+        <w:t xml:space="preserve">that the rule selects, and Fig. S6 the Monte Carlo verification. For the Mây Bridge girder, the single-gauge standard deviation of the load at mid main span is 22.5 % for a 200 m record under the noise model above (</w:t>
       </w:r>
       <m:oMath>
         <m:r>
@@ -11550,6 +11594,7 @@
     <w:p>
       <w:pPr>
         <w:pStyle w:val="Captionjustified"/>
+        <w:keepLines/>
       </w:pPr>
       <w:r>
         <w:rPr>
@@ -11666,6 +11711,7 @@
     <w:p>
       <w:pPr>
         <w:pStyle w:val="Captionjustified"/>
+        <w:keepLines/>
       </w:pPr>
       <w:r>
         <w:rPr>
@@ -11691,7 +11737,6 @@
           <m:dPr>
             <m:begChr m:val="("/>
             <m:endChr m:val=")"/>
-            <m:sepChr m:val=""/>
             <m:grow/>
           </m:dPr>
           <m:e>
@@ -11758,6 +11803,7 @@
     <w:p>
       <w:pPr>
         <w:pStyle w:val="Captionjustified"/>
+        <w:keepLines/>
       </w:pPr>
       <w:r>
         <w:rPr>
@@ -11980,6 +12026,7 @@
         <m:r>
           <m:rPr>
             <m:sty m:val="p"/>
+            <m:nor/>
           </m:rPr>
           <m:t>d</m:t>
         </m:r>
@@ -12004,6 +12051,7 @@
         <m:r>
           <m:rPr>
             <m:sty m:val="p"/>
+            <m:nor/>
           </m:rPr>
           <m:t>d</m:t>
         </m:r>
@@ -12391,7 +12439,6 @@
           <m:dPr>
             <m:begChr m:val="("/>
             <m:endChr m:val=")"/>
-            <m:sepChr m:val=""/>
             <m:grow/>
           </m:dPr>
           <m:e>
@@ -12694,6 +12741,7 @@
     <w:p>
       <w:pPr>
         <w:pStyle w:val="Captionjustified"/>
+        <w:keepLines/>
       </w:pPr>
       <w:r>
         <w:rPr>
@@ -12924,7 +12972,6 @@
           <m:dPr>
             <m:begChr m:val="("/>
             <m:endChr m:val=")"/>
-            <m:sepChr m:val=""/>
             <m:grow/>
           </m:dPr>
           <m:e>
@@ -12992,7 +13039,6 @@
               <m:dPr>
                 <m:begChr m:val="("/>
                 <m:endChr m:val=")"/>
-                <m:sepChr m:val=""/>
                 <m:grow/>
               </m:dPr>
               <m:e>
@@ -13162,7 +13208,7 @@
         <w:pStyle w:val="FirstParagraph"/>
       </w:pPr>
       <w:r>
-        <w:t xml:space="preserve">The specimen is a steel hollow square tube on three supports forming two equal spans of 2500 mm. Deflection at mid-span of the first span was measured with a linear variable differential transformer of 0.005 mm resolution. The measured single-load influence line of the beam is shown in Fig. S8. The SLM deviations match the growth of the measured-to-analytical integral ratio (1.010, 1.016 and 1.017 for one, two and three loads), which the data cannot assign to either support seating or the stated masses. Table S4 compares the identified total loads with direct weighing, and Table S5 lists the mid-span deflection for all three load configurations; the order of the three-load group is the best-fitting order discussed in Section 3. On the 250 mm grid the trapezoidal rule underestimates the exact single-load integral by 0.500 %. It is used throughout, because Simpson’s rule loses its advantage when the kinks of trailing loads fall inside its panels.</w:t>
+        <w:t xml:space="preserve">The specimen is a steel hollow square tube on three supports forming two equal spans of 2500 mm. Deflection at mid-span of the first span was measured with a linear variable differential transformer of 0.005 mm resolution. The measured single-load influence line of the beam is shown in Fig. S8. The SLM deviations match the growth of the measured-to-analytical integral ratio, both by the trapezoidal rule (1.010, 1.016 and 1.017 for one, two and three loads), which the data cannot assign to either support seating or the stated masses. Table S4 compares the identified total loads with direct weighing, and Table S5 lists the mid-span deflection for all three load configurations; the order of the three-load group is the best-fitting order discussed in Section 3. On the 250 mm grid the trapezoidal rule underestimates the exact single-load integral by 0.500 %. It is used throughout, because Simpson’s rule loses its advantage when the kinks of trailing loads fall inside its panels.</w:t>
       </w:r>
     </w:p>
     <w:p>
@@ -13215,6 +13261,7 @@
     <w:p>
       <w:pPr>
         <w:pStyle w:val="Captionjustified"/>
+        <w:keepLines/>
       </w:pPr>
       <w:r>
         <w:rPr>
@@ -13234,6 +13281,7 @@
       <w:pPr>
         <w:pStyle w:val="BodyText"/>
         <w:keepNext/>
+        <w:keepLines/>
       </w:pPr>
       <w:r>
         <w:rPr>
@@ -13402,6 +13450,7 @@
           </w:tcPr>
           <w:p>
             <w:pPr>
+              <w:keepNext/>
               <w:pStyle w:val="Compact"/>
               <w:jc w:val="left"/>
             </w:pPr>
@@ -13422,6 +13471,7 @@
           </w:tcPr>
           <w:p>
             <w:pPr>
+              <w:keepNext/>
               <w:pStyle w:val="Compact"/>
               <w:jc w:val="right"/>
             </w:pPr>
@@ -13442,6 +13492,7 @@
           </w:tcPr>
           <w:p>
             <w:pPr>
+              <w:keepNext/>
               <w:pStyle w:val="Compact"/>
               <w:jc w:val="right"/>
             </w:pPr>
@@ -13462,6 +13513,7 @@
           </w:tcPr>
           <w:p>
             <w:pPr>
+              <w:keepNext/>
               <w:pStyle w:val="Compact"/>
               <w:jc w:val="right"/>
             </w:pPr>
@@ -13482,6 +13534,7 @@
           </w:tcPr>
           <w:p>
             <w:pPr>
+              <w:keepNext/>
               <w:pStyle w:val="Compact"/>
               <w:jc w:val="right"/>
             </w:pPr>
@@ -13502,6 +13555,7 @@
           </w:tcPr>
           <w:p>
             <w:pPr>
+              <w:keepNext/>
               <w:pStyle w:val="Compact"/>
               <w:jc w:val="right"/>
             </w:pPr>
@@ -13521,6 +13575,7 @@
           </w:tcPr>
           <w:p>
             <w:pPr>
+              <w:keepNext/>
               <w:pStyle w:val="Compact"/>
               <w:jc w:val="left"/>
             </w:pPr>
@@ -13535,6 +13590,7 @@
           </w:tcPr>
           <w:p>
             <w:pPr>
+              <w:keepNext/>
               <w:pStyle w:val="Compact"/>
               <w:jc w:val="right"/>
             </w:pPr>
@@ -13549,6 +13605,7 @@
           </w:tcPr>
           <w:p>
             <w:pPr>
+              <w:keepNext/>
               <w:pStyle w:val="Compact"/>
               <w:jc w:val="right"/>
             </w:pPr>
@@ -13563,6 +13620,7 @@
           </w:tcPr>
           <w:p>
             <w:pPr>
+              <w:keepNext/>
               <w:pStyle w:val="Compact"/>
               <w:jc w:val="right"/>
             </w:pPr>
@@ -13577,6 +13635,7 @@
           </w:tcPr>
           <w:p>
             <w:pPr>
+              <w:keepNext/>
               <w:pStyle w:val="Compact"/>
               <w:jc w:val="right"/>
             </w:pPr>
@@ -13591,6 +13650,7 @@
           </w:tcPr>
           <w:p>
             <w:pPr>
+              <w:keepNext/>
               <w:pStyle w:val="Compact"/>
               <w:jc w:val="right"/>
             </w:pPr>
@@ -13694,6 +13754,7 @@
       <w:pPr>
         <w:pStyle w:val="BodyText"/>
         <w:keepNext/>
+        <w:keepLines/>
       </w:pPr>
       <w:r>
         <w:rPr>
@@ -15646,7 +15707,7 @@
         <w:pStyle w:val="BodyText"/>
       </w:pPr>
       <w:r>
-        <w:t xml:space="preserve">Processing. Speeds were obtained from the axle spikes and the measured wheelbase and agree with the dataset authors’ processing script within 1.4 % on average (at most 4.6 % for a single run). A low-pass fit of the records gives lane-A speeds 1.139 times the spike speeds (median; SD 0.124; 22 runs). Lane-B speeds were taken from the lag between gauges. Records were integrated over the whole time the truck was on the bridge plus 5 s at each end. Three day-1 runs with two trucks on the bridge and four passes without documented weights were excluded. Vehicle-free noise windows were at least 70 s from any detected vehicle.</w:t>
+        <w:t xml:space="preserve">Processing. Speeds were obtained from the axle spikes and the measured wheelbase and agree with the dataset authors’ processing script within 1.4 % on average (at most 4.6 % for a single run). A low-pass fit of the records gives lane-A speeds 1.139 times the spike speeds (median; standard deviation (SD) 0.124; 22 runs). Lane-B speeds were taken from the lag between gauges. Records were integrated over the whole time the truck was on the bridge plus 5 s at each end. Three day-1 runs with two trucks on the bridge and four passes without documented weights were excluded. Vehicle-free noise windows were at least 70 s from any detected vehicle.</w:t>
       </w:r>
     </w:p>
     <w:p>
@@ -15735,6 +15796,7 @@
     <w:p>
       <w:pPr>
         <w:pStyle w:val="Captionjustified"/>
+        <w:keepLines/>
       </w:pPr>
       <w:r>
         <w:rPr>
@@ -15867,6 +15929,7 @@
     <w:p>
       <w:pPr>
         <w:pStyle w:val="Captionjustified"/>
+        <w:keepLines/>
       </w:pPr>
       <w:r>
         <w:rPr>
@@ -15943,6 +16006,7 @@
     <w:p>
       <w:pPr>
         <w:pStyle w:val="Captionjustified"/>
+        <w:keepLines/>
       </w:pPr>
       <w:r>
         <w:rPr>
@@ -16084,6 +16148,7 @@
     <w:p>
       <w:pPr>
         <w:pStyle w:val="Captionjustified"/>
+        <w:keepLines/>
       </w:pPr>
       <w:r>
         <w:rPr>
@@ -16149,6 +16214,7 @@
     <w:p>
       <w:pPr>
         <w:pStyle w:val="Captionjustified"/>
+        <w:keepLines/>
       </w:pPr>
       <w:r>
         <w:rPr>
@@ -16168,6 +16234,7 @@
       <w:pPr>
         <w:pStyle w:val="BodyText"/>
         <w:keepNext/>
+        <w:keepLines/>
       </w:pPr>
       <w:r>
         <w:rPr>
@@ -16238,6 +16305,7 @@
           </w:tcPr>
           <w:p>
             <w:pPr>
+              <w:keepNext/>
               <w:pStyle w:val="Compact"/>
               <w:jc w:val="left"/>
             </w:pPr>
@@ -16258,6 +16326,7 @@
           </w:tcPr>
           <w:p>
             <w:pPr>
+              <w:keepNext/>
               <w:pStyle w:val="Compact"/>
               <w:jc w:val="right"/>
             </w:pPr>
@@ -16278,6 +16347,7 @@
           </w:tcPr>
           <w:p>
             <w:pPr>
+              <w:keepNext/>
               <w:pStyle w:val="Compact"/>
               <w:jc w:val="right"/>
             </w:pPr>
@@ -16306,6 +16376,7 @@
           </w:tcPr>
           <w:p>
             <w:pPr>
+              <w:keepNext/>
               <w:pStyle w:val="Compact"/>
               <w:jc w:val="right"/>
             </w:pPr>
@@ -16326,6 +16397,7 @@
           </w:tcPr>
           <w:p>
             <w:pPr>
+              <w:keepNext/>
               <w:pStyle w:val="Compact"/>
               <w:jc w:val="right"/>
             </w:pPr>
@@ -16346,6 +16418,7 @@
           </w:tcPr>
           <w:p>
             <w:pPr>
+              <w:keepNext/>
               <w:pStyle w:val="Compact"/>
               <w:jc w:val="right"/>
             </w:pPr>
@@ -16384,6 +16457,7 @@
           </w:tcPr>
           <w:p>
             <w:pPr>
+              <w:keepNext/>
               <w:pStyle w:val="Compact"/>
               <w:jc w:val="left"/>
             </w:pPr>
@@ -16398,6 +16472,7 @@
           </w:tcPr>
           <w:p>
             <w:pPr>
+              <w:keepNext/>
               <w:pStyle w:val="Compact"/>
               <w:jc w:val="right"/>
             </w:pPr>
@@ -16412,6 +16487,7 @@
           </w:tcPr>
           <w:p>
             <w:pPr>
+              <w:keepNext/>
               <w:pStyle w:val="Compact"/>
               <w:jc w:val="right"/>
             </w:pPr>
@@ -16426,6 +16502,7 @@
           </w:tcPr>
           <w:p>
             <w:pPr>
+              <w:keepNext/>
               <w:pStyle w:val="Compact"/>
               <w:jc w:val="right"/>
             </w:pPr>
@@ -16440,6 +16517,7 @@
           </w:tcPr>
           <w:p>
             <w:pPr>
+              <w:keepNext/>
               <w:pStyle w:val="Compact"/>
               <w:jc w:val="right"/>
             </w:pPr>
@@ -16454,6 +16532,7 @@
           </w:tcPr>
           <w:p>
             <w:pPr>
+              <w:keepNext/>
               <w:pStyle w:val="Compact"/>
               <w:jc w:val="right"/>
             </w:pPr>
@@ -16473,6 +16552,7 @@
           </w:tcPr>
           <w:p>
             <w:pPr>
+              <w:keepNext/>
               <w:pStyle w:val="Compact"/>
               <w:jc w:val="left"/>
             </w:pPr>
@@ -16487,6 +16567,7 @@
           </w:tcPr>
           <w:p>
             <w:pPr>
+              <w:keepNext/>
               <w:pStyle w:val="Compact"/>
               <w:jc w:val="right"/>
             </w:pPr>
@@ -16501,6 +16582,7 @@
           </w:tcPr>
           <w:p>
             <w:pPr>
+              <w:keepNext/>
               <w:pStyle w:val="Compact"/>
               <w:jc w:val="right"/>
             </w:pPr>
@@ -16515,6 +16597,7 @@
           </w:tcPr>
           <w:p>
             <w:pPr>
+              <w:keepNext/>
               <w:pStyle w:val="Compact"/>
               <w:jc w:val="right"/>
             </w:pPr>
@@ -16529,6 +16612,7 @@
           </w:tcPr>
           <w:p>
             <w:pPr>
+              <w:keepNext/>
               <w:pStyle w:val="Compact"/>
               <w:jc w:val="right"/>
             </w:pPr>
@@ -16543,6 +16627,7 @@
           </w:tcPr>
           <w:p>
             <w:pPr>
+              <w:keepNext/>
               <w:pStyle w:val="Compact"/>
               <w:jc w:val="right"/>
             </w:pPr>
@@ -16562,6 +16647,7 @@
           </w:tcPr>
           <w:p>
             <w:pPr>
+              <w:keepNext/>
               <w:pStyle w:val="Compact"/>
               <w:jc w:val="left"/>
             </w:pPr>
@@ -16576,6 +16662,7 @@
           </w:tcPr>
           <w:p>
             <w:pPr>
+              <w:keepNext/>
               <w:pStyle w:val="Compact"/>
               <w:jc w:val="right"/>
             </w:pPr>
@@ -16590,6 +16677,7 @@
           </w:tcPr>
           <w:p>
             <w:pPr>
+              <w:keepNext/>
               <w:pStyle w:val="Compact"/>
               <w:jc w:val="right"/>
             </w:pPr>
@@ -16604,6 +16692,7 @@
           </w:tcPr>
           <w:p>
             <w:pPr>
+              <w:keepNext/>
               <w:pStyle w:val="Compact"/>
               <w:jc w:val="right"/>
             </w:pPr>
@@ -16618,6 +16707,7 @@
           </w:tcPr>
           <w:p>
             <w:pPr>
+              <w:keepNext/>
               <w:pStyle w:val="Compact"/>
               <w:jc w:val="right"/>
             </w:pPr>
@@ -16632,6 +16722,7 @@
           </w:tcPr>
           <w:p>
             <w:pPr>
+              <w:keepNext/>
               <w:pStyle w:val="Compact"/>
               <w:jc w:val="right"/>
             </w:pPr>
@@ -16651,6 +16742,7 @@
           </w:tcPr>
           <w:p>
             <w:pPr>
+              <w:keepNext/>
               <w:pStyle w:val="Compact"/>
               <w:jc w:val="left"/>
             </w:pPr>
@@ -16665,6 +16757,7 @@
           </w:tcPr>
           <w:p>
             <w:pPr>
+              <w:keepNext/>
               <w:pStyle w:val="Compact"/>
               <w:jc w:val="right"/>
             </w:pPr>
@@ -16679,6 +16772,7 @@
           </w:tcPr>
           <w:p>
             <w:pPr>
+              <w:keepNext/>
               <w:pStyle w:val="Compact"/>
               <w:jc w:val="right"/>
             </w:pPr>
@@ -16693,6 +16787,7 @@
           </w:tcPr>
           <w:p>
             <w:pPr>
+              <w:keepNext/>
               <w:pStyle w:val="Compact"/>
               <w:jc w:val="right"/>
             </w:pPr>
@@ -16707,6 +16802,7 @@
           </w:tcPr>
           <w:p>
             <w:pPr>
+              <w:keepNext/>
               <w:pStyle w:val="Compact"/>
               <w:jc w:val="right"/>
             </w:pPr>
@@ -16721,6 +16817,7 @@
           </w:tcPr>
           <w:p>
             <w:pPr>
+              <w:keepNext/>
               <w:pStyle w:val="Compact"/>
               <w:jc w:val="right"/>
             </w:pPr>
@@ -16740,6 +16837,7 @@
           </w:tcPr>
           <w:p>
             <w:pPr>
+              <w:keepNext/>
               <w:pStyle w:val="Compact"/>
               <w:jc w:val="left"/>
             </w:pPr>
@@ -16754,6 +16852,7 @@
           </w:tcPr>
           <w:p>
             <w:pPr>
+              <w:keepNext/>
               <w:pStyle w:val="Compact"/>
               <w:jc w:val="right"/>
             </w:pPr>
@@ -16768,6 +16867,7 @@
           </w:tcPr>
           <w:p>
             <w:pPr>
+              <w:keepNext/>
               <w:pStyle w:val="Compact"/>
               <w:jc w:val="right"/>
             </w:pPr>
@@ -16782,6 +16882,7 @@
           </w:tcPr>
           <w:p>
             <w:pPr>
+              <w:keepNext/>
               <w:pStyle w:val="Compact"/>
               <w:jc w:val="right"/>
             </w:pPr>
@@ -16796,6 +16897,7 @@
           </w:tcPr>
           <w:p>
             <w:pPr>
+              <w:keepNext/>
               <w:pStyle w:val="Compact"/>
               <w:jc w:val="right"/>
             </w:pPr>
@@ -16810,6 +16912,7 @@
           </w:tcPr>
           <w:p>
             <w:pPr>
+              <w:keepNext/>
               <w:pStyle w:val="Compact"/>
               <w:jc w:val="right"/>
             </w:pPr>
@@ -16913,6 +17016,7 @@
       <w:pPr>
         <w:pStyle w:val="BodyText"/>
         <w:keepNext/>
+        <w:keepLines/>
       </w:pPr>
       <w:r>
         <w:rPr>
@@ -16966,6 +17070,7 @@
           </w:tcPr>
           <w:p>
             <w:pPr>
+              <w:keepNext/>
               <w:pStyle w:val="Compact"/>
               <w:jc w:val="left"/>
             </w:pPr>
@@ -16986,6 +17091,7 @@
           </w:tcPr>
           <w:p>
             <w:pPr>
+              <w:keepNext/>
               <w:pStyle w:val="Compact"/>
               <w:jc w:val="right"/>
             </w:pPr>
@@ -17006,6 +17112,7 @@
           </w:tcPr>
           <w:p>
             <w:pPr>
+              <w:keepNext/>
               <w:pStyle w:val="Compact"/>
               <w:jc w:val="left"/>
             </w:pPr>
@@ -17025,6 +17132,7 @@
           </w:tcPr>
           <w:p>
             <w:pPr>
+              <w:keepNext/>
               <w:pStyle w:val="Compact"/>
               <w:jc w:val="left"/>
             </w:pPr>
@@ -17039,6 +17147,7 @@
           </w:tcPr>
           <w:p>
             <w:pPr>
+              <w:keepNext/>
               <w:pStyle w:val="Compact"/>
               <w:jc w:val="right"/>
             </w:pPr>
@@ -17053,6 +17162,7 @@
           </w:tcPr>
           <w:p>
             <w:pPr>
+              <w:keepNext/>
               <w:pStyle w:val="Compact"/>
               <w:jc w:val="left"/>
             </w:pPr>
@@ -17072,6 +17182,7 @@
           </w:tcPr>
           <w:p>
             <w:pPr>
+              <w:keepNext/>
               <w:pStyle w:val="Compact"/>
               <w:jc w:val="left"/>
             </w:pPr>
@@ -17086,6 +17197,7 @@
           </w:tcPr>
           <w:p>
             <w:pPr>
+              <w:keepNext/>
               <w:pStyle w:val="Compact"/>
               <w:jc w:val="right"/>
             </w:pPr>
@@ -17100,6 +17212,7 @@
           </w:tcPr>
           <w:p>
             <w:pPr>
+              <w:keepNext/>
               <w:pStyle w:val="Compact"/>
               <w:jc w:val="left"/>
             </w:pPr>
@@ -17119,6 +17232,7 @@
           </w:tcPr>
           <w:p>
             <w:pPr>
+              <w:keepNext/>
               <w:pStyle w:val="Compact"/>
               <w:jc w:val="left"/>
             </w:pPr>
@@ -17133,6 +17247,7 @@
           </w:tcPr>
           <w:p>
             <w:pPr>
+              <w:keepNext/>
               <w:pStyle w:val="Compact"/>
               <w:jc w:val="right"/>
             </w:pPr>
@@ -17147,6 +17262,7 @@
           </w:tcPr>
           <w:p>
             <w:pPr>
+              <w:keepNext/>
               <w:pStyle w:val="Compact"/>
               <w:jc w:val="left"/>
             </w:pPr>
@@ -17166,6 +17282,7 @@
           </w:tcPr>
           <w:p>
             <w:pPr>
+              <w:keepNext/>
               <w:pStyle w:val="Compact"/>
               <w:jc w:val="left"/>
             </w:pPr>
@@ -17180,6 +17297,7 @@
           </w:tcPr>
           <w:p>
             <w:pPr>
+              <w:keepNext/>
               <w:pStyle w:val="Compact"/>
               <w:jc w:val="right"/>
             </w:pPr>
@@ -17194,6 +17312,7 @@
           </w:tcPr>
           <w:p>
             <w:pPr>
+              <w:keepNext/>
               <w:pStyle w:val="Compact"/>
               <w:jc w:val="left"/>
             </w:pPr>
@@ -17213,6 +17332,7 @@
           </w:tcPr>
           <w:p>
             <w:pPr>
+              <w:keepNext/>
               <w:pStyle w:val="Compact"/>
               <w:jc w:val="left"/>
             </w:pPr>
@@ -17227,6 +17347,7 @@
           </w:tcPr>
           <w:p>
             <w:pPr>
+              <w:keepNext/>
               <w:pStyle w:val="Compact"/>
               <w:jc w:val="right"/>
             </w:pPr>
@@ -17241,6 +17362,7 @@
           </w:tcPr>
           <w:p>
             <w:pPr>
+              <w:keepNext/>
               <w:pStyle w:val="Compact"/>
               <w:jc w:val="left"/>
             </w:pPr>
@@ -17325,6 +17447,7 @@
       <w:pPr>
         <w:pStyle w:val="BodyText"/>
         <w:keepNext/>
+        <w:keepLines/>
       </w:pPr>
       <w:r>
         <w:rPr>
@@ -17380,6 +17503,7 @@
           </w:tcPr>
           <w:p>
             <w:pPr>
+              <w:keepNext/>
               <w:pStyle w:val="Compact"/>
               <w:jc w:val="left"/>
             </w:pPr>
@@ -17400,6 +17524,7 @@
           </w:tcPr>
           <w:p>
             <w:pPr>
+              <w:keepNext/>
               <w:pStyle w:val="Compact"/>
               <w:jc w:val="right"/>
             </w:pPr>
@@ -17420,6 +17545,7 @@
           </w:tcPr>
           <w:p>
             <w:pPr>
+              <w:keepNext/>
               <w:pStyle w:val="Compact"/>
               <w:jc w:val="right"/>
             </w:pPr>
@@ -17440,6 +17566,7 @@
           </w:tcPr>
           <w:p>
             <w:pPr>
+              <w:keepNext/>
               <w:pStyle w:val="Compact"/>
               <w:jc w:val="right"/>
             </w:pPr>
@@ -17460,6 +17587,7 @@
           </w:tcPr>
           <w:p>
             <w:pPr>
+              <w:keepNext/>
               <w:pStyle w:val="Compact"/>
               <w:jc w:val="right"/>
             </w:pPr>
@@ -17479,6 +17607,7 @@
           </w:tcPr>
           <w:p>
             <w:pPr>
+              <w:keepNext/>
               <w:pStyle w:val="Compact"/>
               <w:jc w:val="left"/>
             </w:pPr>
@@ -17493,6 +17622,7 @@
           </w:tcPr>
           <w:p>
             <w:pPr>
+              <w:keepNext/>
               <w:pStyle w:val="Compact"/>
               <w:jc w:val="right"/>
             </w:pPr>
@@ -17507,6 +17637,7 @@
           </w:tcPr>
           <w:p>
             <w:pPr>
+              <w:keepNext/>
               <w:pStyle w:val="Compact"/>
               <w:jc w:val="right"/>
             </w:pPr>
@@ -17521,6 +17652,7 @@
           </w:tcPr>
           <w:p>
             <w:pPr>
+              <w:keepNext/>
               <w:pStyle w:val="Compact"/>
               <w:jc w:val="right"/>
             </w:pPr>
@@ -17535,6 +17667,7 @@
           </w:tcPr>
           <w:p>
             <w:pPr>
+              <w:keepNext/>
               <w:pStyle w:val="Compact"/>
               <w:jc w:val="right"/>
             </w:pPr>
@@ -17554,6 +17687,7 @@
           </w:tcPr>
           <w:p>
             <w:pPr>
+              <w:keepNext/>
               <w:pStyle w:val="Compact"/>
               <w:jc w:val="left"/>
             </w:pPr>
@@ -17568,6 +17702,7 @@
           </w:tcPr>
           <w:p>
             <w:pPr>
+              <w:keepNext/>
               <w:pStyle w:val="Compact"/>
               <w:jc w:val="right"/>
             </w:pPr>
@@ -17582,6 +17717,7 @@
           </w:tcPr>
           <w:p>
             <w:pPr>
+              <w:keepNext/>
               <w:pStyle w:val="Compact"/>
               <w:jc w:val="right"/>
             </w:pPr>
@@ -17596,6 +17732,7 @@
           </w:tcPr>
           <w:p>
             <w:pPr>
+              <w:keepNext/>
               <w:pStyle w:val="Compact"/>
               <w:jc w:val="right"/>
             </w:pPr>
@@ -17610,6 +17747,7 @@
           </w:tcPr>
           <w:p>
             <w:pPr>
+              <w:keepNext/>
               <w:pStyle w:val="Compact"/>
               <w:jc w:val="right"/>
             </w:pPr>
@@ -17629,6 +17767,7 @@
           </w:tcPr>
           <w:p>
             <w:pPr>
+              <w:keepNext/>
               <w:pStyle w:val="Compact"/>
               <w:jc w:val="left"/>
             </w:pPr>
@@ -17643,6 +17782,7 @@
           </w:tcPr>
           <w:p>
             <w:pPr>
+              <w:keepNext/>
               <w:pStyle w:val="Compact"/>
               <w:jc w:val="right"/>
             </w:pPr>
@@ -17657,6 +17797,7 @@
           </w:tcPr>
           <w:p>
             <w:pPr>
+              <w:keepNext/>
               <w:pStyle w:val="Compact"/>
               <w:jc w:val="right"/>
             </w:pPr>
@@ -17671,6 +17812,7 @@
           </w:tcPr>
           <w:p>
             <w:pPr>
+              <w:keepNext/>
               <w:pStyle w:val="Compact"/>
               <w:jc w:val="right"/>
             </w:pPr>
@@ -17685,6 +17827,7 @@
           </w:tcPr>
           <w:p>
             <w:pPr>
+              <w:keepNext/>
               <w:pStyle w:val="Compact"/>
               <w:jc w:val="right"/>
             </w:pPr>
@@ -17704,6 +17847,7 @@
           </w:tcPr>
           <w:p>
             <w:pPr>
+              <w:keepNext/>
               <w:pStyle w:val="Compact"/>
               <w:jc w:val="left"/>
             </w:pPr>
@@ -17726,6 +17870,7 @@
           </w:tcPr>
           <w:p>
             <w:pPr>
+              <w:keepNext/>
               <w:pStyle w:val="Compact"/>
               <w:jc w:val="right"/>
             </w:pPr>
@@ -17740,6 +17885,7 @@
           </w:tcPr>
           <w:p>
             <w:pPr>
+              <w:keepNext/>
               <w:pStyle w:val="Compact"/>
               <w:jc w:val="right"/>
             </w:pPr>
@@ -17754,6 +17900,7 @@
           </w:tcPr>
           <w:p>
             <w:pPr>
+              <w:keepNext/>
               <w:pStyle w:val="Compact"/>
               <w:jc w:val="right"/>
             </w:pPr>
@@ -17768,6 +17915,7 @@
           </w:tcPr>
           <w:p>
             <w:pPr>
+              <w:keepNext/>
               <w:pStyle w:val="Compact"/>
               <w:jc w:val="right"/>
             </w:pPr>
@@ -17787,6 +17935,7 @@
           </w:tcPr>
           <w:p>
             <w:pPr>
+              <w:keepNext/>
               <w:pStyle w:val="Compact"/>
               <w:jc w:val="left"/>
             </w:pPr>
@@ -17809,6 +17958,7 @@
           </w:tcPr>
           <w:p>
             <w:pPr>
+              <w:keepNext/>
               <w:pStyle w:val="Compact"/>
               <w:jc w:val="right"/>
             </w:pPr>
@@ -17823,6 +17973,7 @@
           </w:tcPr>
           <w:p>
             <w:pPr>
+              <w:keepNext/>
               <w:pStyle w:val="Compact"/>
               <w:jc w:val="right"/>
             </w:pPr>
@@ -17837,6 +17988,7 @@
           </w:tcPr>
           <w:p>
             <w:pPr>
+              <w:keepNext/>
               <w:pStyle w:val="Compact"/>
               <w:jc w:val="right"/>
             </w:pPr>
@@ -17851,6 +18003,7 @@
           </w:tcPr>
           <w:p>
             <w:pPr>
+              <w:keepNext/>
               <w:pStyle w:val="Compact"/>
               <w:jc w:val="right"/>
             </w:pPr>
@@ -17870,6 +18023,7 @@
           </w:tcPr>
           <w:p>
             <w:pPr>
+              <w:keepNext/>
               <w:pStyle w:val="Compact"/>
               <w:jc w:val="left"/>
             </w:pPr>
@@ -17892,6 +18046,7 @@
           </w:tcPr>
           <w:p>
             <w:pPr>
+              <w:keepNext/>
               <w:pStyle w:val="Compact"/>
               <w:jc w:val="right"/>
             </w:pPr>
@@ -17906,6 +18061,7 @@
           </w:tcPr>
           <w:p>
             <w:pPr>
+              <w:keepNext/>
               <w:pStyle w:val="Compact"/>
               <w:jc w:val="right"/>
             </w:pPr>
@@ -17920,6 +18076,7 @@
           </w:tcPr>
           <w:p>
             <w:pPr>
+              <w:keepNext/>
               <w:pStyle w:val="Compact"/>
               <w:jc w:val="right"/>
             </w:pPr>
@@ -17934,6 +18091,7 @@
           </w:tcPr>
           <w:p>
             <w:pPr>
+              <w:keepNext/>
               <w:pStyle w:val="Compact"/>
               <w:jc w:val="right"/>
             </w:pPr>
@@ -17953,6 +18111,7 @@
           </w:tcPr>
           <w:p>
             <w:pPr>
+              <w:keepNext/>
               <w:pStyle w:val="Compact"/>
               <w:jc w:val="left"/>
             </w:pPr>
@@ -17981,6 +18140,7 @@
           </w:tcPr>
           <w:p>
             <w:pPr>
+              <w:keepNext/>
               <w:pStyle w:val="Compact"/>
               <w:jc w:val="right"/>
             </w:pPr>
@@ -17995,6 +18155,7 @@
           </w:tcPr>
           <w:p>
             <w:pPr>
+              <w:keepNext/>
               <w:pStyle w:val="Compact"/>
               <w:jc w:val="right"/>
             </w:pPr>
@@ -18009,6 +18170,7 @@
           </w:tcPr>
           <w:p>
             <w:pPr>
+              <w:keepNext/>
               <w:pStyle w:val="Compact"/>
               <w:jc w:val="right"/>
             </w:pPr>
@@ -18023,6 +18185,7 @@
           </w:tcPr>
           <w:p>
             <w:pPr>
+              <w:keepNext/>
               <w:pStyle w:val="Compact"/>
               <w:jc w:val="right"/>
             </w:pPr>
@@ -18112,6 +18275,7 @@
       <w:pPr>
         <w:pStyle w:val="BodyText"/>
         <w:keepNext/>
+        <w:keepLines/>
       </w:pPr>
       <w:r>
         <w:rPr>
@@ -18165,6 +18329,7 @@
           </w:tcPr>
           <w:p>
             <w:pPr>
+              <w:keepNext/>
               <w:pStyle w:val="Compact"/>
               <w:jc w:val="left"/>
             </w:pPr>
@@ -18185,6 +18350,7 @@
           </w:tcPr>
           <w:p>
             <w:pPr>
+              <w:keepNext/>
               <w:pStyle w:val="Compact"/>
               <w:jc w:val="right"/>
             </w:pPr>
@@ -18205,6 +18371,7 @@
           </w:tcPr>
           <w:p>
             <w:pPr>
+              <w:keepNext/>
               <w:pStyle w:val="Compact"/>
               <w:jc w:val="right"/>
             </w:pPr>
@@ -18224,6 +18391,7 @@
           </w:tcPr>
           <w:p>
             <w:pPr>
+              <w:keepNext/>
               <w:pStyle w:val="Compact"/>
               <w:jc w:val="left"/>
             </w:pPr>
@@ -18238,6 +18406,7 @@
           </w:tcPr>
           <w:p>
             <w:pPr>
+              <w:keepNext/>
               <w:pStyle w:val="Compact"/>
               <w:jc w:val="right"/>
             </w:pPr>
@@ -18252,6 +18421,7 @@
           </w:tcPr>
           <w:p>
             <w:pPr>
+              <w:keepNext/>
               <w:pStyle w:val="Compact"/>
               <w:jc w:val="right"/>
             </w:pPr>
@@ -18271,6 +18441,7 @@
           </w:tcPr>
           <w:p>
             <w:pPr>
+              <w:keepNext/>
               <w:pStyle w:val="Compact"/>
               <w:jc w:val="left"/>
             </w:pPr>
@@ -18285,6 +18456,7 @@
           </w:tcPr>
           <w:p>
             <w:pPr>
+              <w:keepNext/>
               <w:pStyle w:val="Compact"/>
               <w:jc w:val="right"/>
             </w:pPr>
@@ -18299,6 +18471,7 @@
           </w:tcPr>
           <w:p>
             <w:pPr>
+              <w:keepNext/>
               <w:pStyle w:val="Compact"/>
               <w:jc w:val="right"/>
             </w:pPr>
@@ -18318,6 +18491,7 @@
           </w:tcPr>
           <w:p>
             <w:pPr>
+              <w:keepNext/>
               <w:pStyle w:val="Compact"/>
               <w:jc w:val="left"/>
             </w:pPr>
@@ -18332,6 +18506,7 @@
           </w:tcPr>
           <w:p>
             <w:pPr>
+              <w:keepNext/>
               <w:pStyle w:val="Compact"/>
               <w:jc w:val="right"/>
             </w:pPr>
@@ -18346,6 +18521,7 @@
           </w:tcPr>
           <w:p>
             <w:pPr>
+              <w:keepNext/>
               <w:pStyle w:val="Compact"/>
               <w:jc w:val="right"/>
             </w:pPr>
@@ -18407,6 +18583,7 @@
       <w:pPr>
         <w:pStyle w:val="BodyText"/>
         <w:keepNext/>
+        <w:keepLines/>
       </w:pPr>
       <w:r>
         <w:rPr>
@@ -18460,6 +18637,7 @@
           </w:tcPr>
           <w:p>
             <w:pPr>
+              <w:keepNext/>
               <w:pStyle w:val="Compact"/>
               <w:jc w:val="left"/>
             </w:pPr>
@@ -18480,6 +18658,7 @@
           </w:tcPr>
           <w:p>
             <w:pPr>
+              <w:keepNext/>
               <w:pStyle w:val="Compact"/>
               <w:jc w:val="right"/>
             </w:pPr>
@@ -18508,6 +18687,7 @@
           </w:tcPr>
           <w:p>
             <w:pPr>
+              <w:keepNext/>
               <w:pStyle w:val="Compact"/>
               <w:jc w:val="right"/>
             </w:pPr>
@@ -18527,6 +18707,7 @@
           </w:tcPr>
           <w:p>
             <w:pPr>
+              <w:keepNext/>
               <w:pStyle w:val="Compact"/>
               <w:jc w:val="left"/>
             </w:pPr>
@@ -18541,6 +18722,7 @@
           </w:tcPr>
           <w:p>
             <w:pPr>
+              <w:keepNext/>
               <w:pStyle w:val="Compact"/>
               <w:jc w:val="right"/>
             </w:pPr>
@@ -18555,6 +18737,7 @@
           </w:tcPr>
           <w:p>
             <w:pPr>
+              <w:keepNext/>
               <w:pStyle w:val="Compact"/>
               <w:jc w:val="right"/>
             </w:pPr>
@@ -18574,6 +18757,7 @@
           </w:tcPr>
           <w:p>
             <w:pPr>
+              <w:keepNext/>
               <w:pStyle w:val="Compact"/>
               <w:jc w:val="left"/>
             </w:pPr>
@@ -18588,6 +18772,7 @@
           </w:tcPr>
           <w:p>
             <w:pPr>
+              <w:keepNext/>
               <w:pStyle w:val="Compact"/>
               <w:jc w:val="right"/>
             </w:pPr>
@@ -18602,6 +18787,7 @@
           </w:tcPr>
           <w:p>
             <w:pPr>
+              <w:keepNext/>
               <w:pStyle w:val="Compact"/>
               <w:jc w:val="right"/>
             </w:pPr>
@@ -18625,7 +18811,7 @@
               <w:jc w:val="left"/>
             </w:pPr>
             <w:r>
-              <w:t xml:space="preserve">Observed MAE, leave-one-run-out (main text Table 2)</w:t>
+              <w:t xml:space="preserve">Observed MAE, leave-one-run-out (main-text Table 2)</w:t>
             </w:r>
           </w:p>
         </w:tc>
@@ -18698,6 +18884,7 @@
             <m:r>
               <m:rPr>
                 <m:sty m:val="p"/>
+                <m:nor/>
               </m:rPr>
               <m:t>c</m:t>
             </m:r>
@@ -18724,6 +18911,7 @@
             <m:r>
               <m:rPr>
                 <m:sty m:val="p"/>
+                <m:nor/>
               </m:rPr>
               <m:t>v</m:t>
             </m:r>
@@ -19296,6 +19484,7 @@
     <w:p>
       <w:pPr>
         <w:pStyle w:val="Captionjustified"/>
+        <w:keepLines/>
       </w:pPr>
       <w:r>
         <w:rPr>
@@ -19414,6 +19603,7 @@
     <w:p>
       <w:pPr>
         <w:pStyle w:val="Captionjustified"/>
+        <w:keepLines/>
       </w:pPr>
       <w:r>
         <w:rPr>
@@ -19476,7 +19666,6 @@
           <m:dPr>
             <m:begChr m:val="("/>
             <m:endChr m:val=")"/>
-            <m:sepChr m:val=""/>
             <m:grow/>
           </m:dPr>
           <m:e>
@@ -19732,7 +19921,6 @@
           <m:dPr>
             <m:begChr m:val="|"/>
             <m:endChr m:val="|"/>
-            <m:sepChr m:val=""/>
             <m:grow/>
           </m:dPr>
           <m:e>
@@ -19852,6 +20040,7 @@
       <w:pPr>
         <w:pStyle w:val="BodyText"/>
         <w:keepNext/>
+        <w:keepLines/>
       </w:pPr>
       <w:r>
         <w:rPr>
@@ -19907,6 +20096,7 @@
           </w:tcPr>
           <w:p>
             <w:pPr>
+              <w:keepNext/>
               <w:pStyle w:val="Compact"/>
               <w:jc w:val="right"/>
             </w:pPr>
@@ -19927,6 +20117,7 @@
           </w:tcPr>
           <w:p>
             <w:pPr>
+              <w:keepNext/>
               <w:pStyle w:val="Compact"/>
               <w:jc w:val="right"/>
             </w:pPr>
@@ -19947,6 +20138,7 @@
           </w:tcPr>
           <w:p>
             <w:pPr>
+              <w:keepNext/>
               <w:pStyle w:val="Compact"/>
               <w:jc w:val="right"/>
             </w:pPr>
@@ -19967,6 +20159,7 @@
           </w:tcPr>
           <w:p>
             <w:pPr>
+              <w:keepNext/>
               <w:pStyle w:val="Compact"/>
               <w:jc w:val="right"/>
             </w:pPr>
@@ -19987,6 +20180,7 @@
           </w:tcPr>
           <w:p>
             <w:pPr>
+              <w:keepNext/>
               <w:pStyle w:val="Compact"/>
               <w:jc w:val="right"/>
             </w:pPr>
@@ -20006,6 +20200,7 @@
           </w:tcPr>
           <w:p>
             <w:pPr>
+              <w:keepNext/>
               <w:pStyle w:val="Compact"/>
               <w:jc w:val="right"/>
             </w:pPr>
@@ -20020,6 +20215,7 @@
           </w:tcPr>
           <w:p>
             <w:pPr>
+              <w:keepNext/>
               <w:pStyle w:val="Compact"/>
               <w:jc w:val="right"/>
             </w:pPr>
@@ -20034,6 +20230,7 @@
           </w:tcPr>
           <w:p>
             <w:pPr>
+              <w:keepNext/>
               <w:pStyle w:val="Compact"/>
               <w:jc w:val="right"/>
             </w:pPr>
@@ -20048,6 +20245,7 @@
           </w:tcPr>
           <w:p>
             <w:pPr>
+              <w:keepNext/>
               <w:pStyle w:val="Compact"/>
               <w:jc w:val="right"/>
             </w:pPr>
@@ -20062,6 +20260,7 @@
           </w:tcPr>
           <w:p>
             <w:pPr>
+              <w:keepNext/>
               <w:pStyle w:val="Compact"/>
               <w:jc w:val="right"/>
             </w:pPr>
@@ -20081,6 +20280,7 @@
           </w:tcPr>
           <w:p>
             <w:pPr>
+              <w:keepNext/>
               <w:pStyle w:val="Compact"/>
               <w:jc w:val="right"/>
             </w:pPr>
@@ -20095,6 +20295,7 @@
           </w:tcPr>
           <w:p>
             <w:pPr>
+              <w:keepNext/>
               <w:pStyle w:val="Compact"/>
               <w:jc w:val="right"/>
             </w:pPr>
@@ -20109,6 +20310,7 @@
           </w:tcPr>
           <w:p>
             <w:pPr>
+              <w:keepNext/>
               <w:pStyle w:val="Compact"/>
               <w:jc w:val="right"/>
             </w:pPr>
@@ -20123,6 +20325,7 @@
           </w:tcPr>
           <w:p>
             <w:pPr>
+              <w:keepNext/>
               <w:pStyle w:val="Compact"/>
               <w:jc w:val="right"/>
             </w:pPr>
@@ -20137,6 +20340,7 @@
           </w:tcPr>
           <w:p>
             <w:pPr>
+              <w:keepNext/>
               <w:pStyle w:val="Compact"/>
               <w:jc w:val="right"/>
             </w:pPr>
@@ -20156,6 +20360,7 @@
           </w:tcPr>
           <w:p>
             <w:pPr>
+              <w:keepNext/>
               <w:pStyle w:val="Compact"/>
               <w:jc w:val="right"/>
             </w:pPr>
@@ -20170,6 +20375,7 @@
           </w:tcPr>
           <w:p>
             <w:pPr>
+              <w:keepNext/>
               <w:pStyle w:val="Compact"/>
               <w:jc w:val="right"/>
             </w:pPr>
@@ -20184,6 +20390,7 @@
           </w:tcPr>
           <w:p>
             <w:pPr>
+              <w:keepNext/>
               <w:pStyle w:val="Compact"/>
               <w:jc w:val="right"/>
             </w:pPr>
@@ -20198,6 +20405,7 @@
           </w:tcPr>
           <w:p>
             <w:pPr>
+              <w:keepNext/>
               <w:pStyle w:val="Compact"/>
               <w:jc w:val="right"/>
             </w:pPr>
@@ -20212,6 +20420,7 @@
           </w:tcPr>
           <w:p>
             <w:pPr>
+              <w:keepNext/>
               <w:pStyle w:val="Compact"/>
               <w:jc w:val="right"/>
             </w:pPr>
@@ -20231,6 +20440,7 @@
           </w:tcPr>
           <w:p>
             <w:pPr>
+              <w:keepNext/>
               <w:pStyle w:val="Compact"/>
               <w:jc w:val="right"/>
             </w:pPr>
@@ -20245,6 +20455,7 @@
           </w:tcPr>
           <w:p>
             <w:pPr>
+              <w:keepNext/>
               <w:pStyle w:val="Compact"/>
               <w:jc w:val="right"/>
             </w:pPr>
@@ -20259,6 +20470,7 @@
           </w:tcPr>
           <w:p>
             <w:pPr>
+              <w:keepNext/>
               <w:pStyle w:val="Compact"/>
               <w:jc w:val="right"/>
             </w:pPr>
@@ -20273,6 +20485,7 @@
           </w:tcPr>
           <w:p>
             <w:pPr>
+              <w:keepNext/>
               <w:pStyle w:val="Compact"/>
               <w:jc w:val="right"/>
             </w:pPr>
@@ -20287,6 +20500,7 @@
           </w:tcPr>
           <w:p>
             <w:pPr>
+              <w:keepNext/>
               <w:pStyle w:val="Compact"/>
               <w:jc w:val="right"/>
             </w:pPr>
@@ -20306,6 +20520,7 @@
           </w:tcPr>
           <w:p>
             <w:pPr>
+              <w:keepNext/>
               <w:pStyle w:val="Compact"/>
               <w:jc w:val="right"/>
             </w:pPr>
@@ -20320,6 +20535,7 @@
           </w:tcPr>
           <w:p>
             <w:pPr>
+              <w:keepNext/>
               <w:pStyle w:val="Compact"/>
               <w:jc w:val="right"/>
             </w:pPr>
@@ -20334,6 +20550,7 @@
           </w:tcPr>
           <w:p>
             <w:pPr>
+              <w:keepNext/>
               <w:pStyle w:val="Compact"/>
               <w:jc w:val="right"/>
             </w:pPr>
@@ -20348,6 +20565,7 @@
           </w:tcPr>
           <w:p>
             <w:pPr>
+              <w:keepNext/>
               <w:pStyle w:val="Compact"/>
               <w:jc w:val="right"/>
             </w:pPr>
@@ -20362,6 +20580,7 @@
           </w:tcPr>
           <w:p>
             <w:pPr>
+              <w:keepNext/>
               <w:pStyle w:val="Compact"/>
               <w:jc w:val="right"/>
             </w:pPr>
@@ -20381,6 +20600,7 @@
           </w:tcPr>
           <w:p>
             <w:pPr>
+              <w:keepNext/>
               <w:pStyle w:val="Compact"/>
               <w:jc w:val="right"/>
             </w:pPr>
@@ -20395,6 +20615,7 @@
           </w:tcPr>
           <w:p>
             <w:pPr>
+              <w:keepNext/>
               <w:pStyle w:val="Compact"/>
               <w:jc w:val="right"/>
             </w:pPr>
@@ -20409,6 +20630,7 @@
           </w:tcPr>
           <w:p>
             <w:pPr>
+              <w:keepNext/>
               <w:pStyle w:val="Compact"/>
               <w:jc w:val="right"/>
             </w:pPr>
@@ -20423,6 +20645,7 @@
           </w:tcPr>
           <w:p>
             <w:pPr>
+              <w:keepNext/>
               <w:pStyle w:val="Compact"/>
               <w:jc w:val="right"/>
             </w:pPr>
@@ -20437,6 +20660,7 @@
           </w:tcPr>
           <w:p>
             <w:pPr>
+              <w:keepNext/>
               <w:pStyle w:val="Compact"/>
               <w:jc w:val="right"/>
             </w:pPr>
@@ -20456,6 +20680,7 @@
           </w:tcPr>
           <w:p>
             <w:pPr>
+              <w:keepNext/>
               <w:pStyle w:val="Compact"/>
               <w:jc w:val="right"/>
             </w:pPr>
@@ -20470,6 +20695,7 @@
           </w:tcPr>
           <w:p>
             <w:pPr>
+              <w:keepNext/>
               <w:pStyle w:val="Compact"/>
               <w:jc w:val="right"/>
             </w:pPr>
@@ -20484,6 +20710,7 @@
           </w:tcPr>
           <w:p>
             <w:pPr>
+              <w:keepNext/>
               <w:pStyle w:val="Compact"/>
               <w:jc w:val="right"/>
             </w:pPr>
@@ -20498,6 +20725,7 @@
           </w:tcPr>
           <w:p>
             <w:pPr>
+              <w:keepNext/>
               <w:pStyle w:val="Compact"/>
               <w:jc w:val="right"/>
             </w:pPr>
@@ -20512,6 +20740,7 @@
           </w:tcPr>
           <w:p>
             <w:pPr>
+              <w:keepNext/>
               <w:pStyle w:val="Compact"/>
               <w:jc w:val="right"/>
             </w:pPr>
@@ -20531,6 +20760,7 @@
           </w:tcPr>
           <w:p>
             <w:pPr>
+              <w:keepNext/>
               <w:pStyle w:val="Compact"/>
               <w:jc w:val="right"/>
             </w:pPr>
@@ -20545,6 +20775,7 @@
           </w:tcPr>
           <w:p>
             <w:pPr>
+              <w:keepNext/>
               <w:pStyle w:val="Compact"/>
               <w:jc w:val="right"/>
             </w:pPr>
@@ -20559,6 +20790,7 @@
           </w:tcPr>
           <w:p>
             <w:pPr>
+              <w:keepNext/>
               <w:pStyle w:val="Compact"/>
               <w:jc w:val="right"/>
             </w:pPr>
@@ -20573,6 +20805,7 @@
           </w:tcPr>
           <w:p>
             <w:pPr>
+              <w:keepNext/>
               <w:pStyle w:val="Compact"/>
               <w:jc w:val="right"/>
             </w:pPr>
@@ -20587,6 +20820,7 @@
           </w:tcPr>
           <w:p>
             <w:pPr>
+              <w:keepNext/>
               <w:pStyle w:val="Compact"/>
               <w:jc w:val="right"/>
             </w:pPr>
@@ -20606,6 +20840,7 @@
           </w:tcPr>
           <w:p>
             <w:pPr>
+              <w:keepNext/>
               <w:pStyle w:val="Compact"/>
               <w:jc w:val="right"/>
             </w:pPr>
@@ -20620,6 +20855,7 @@
           </w:tcPr>
           <w:p>
             <w:pPr>
+              <w:keepNext/>
               <w:pStyle w:val="Compact"/>
               <w:jc w:val="right"/>
             </w:pPr>
@@ -20634,6 +20870,7 @@
           </w:tcPr>
           <w:p>
             <w:pPr>
+              <w:keepNext/>
               <w:pStyle w:val="Compact"/>
               <w:jc w:val="right"/>
             </w:pPr>
@@ -20648,6 +20885,7 @@
           </w:tcPr>
           <w:p>
             <w:pPr>
+              <w:keepNext/>
               <w:pStyle w:val="Compact"/>
               <w:jc w:val="right"/>
             </w:pPr>
@@ -20662,6 +20900,7 @@
           </w:tcPr>
           <w:p>
             <w:pPr>
+              <w:keepNext/>
               <w:pStyle w:val="Compact"/>
               <w:jc w:val="right"/>
             </w:pPr>
@@ -20751,6 +20990,7 @@
       <w:pPr>
         <w:pStyle w:val="BodyText"/>
         <w:keepNext/>
+        <w:keepLines/>
       </w:pPr>
       <w:r>
         <w:rPr>
@@ -20805,6 +21045,7 @@
           </w:tcPr>
           <w:p>
             <w:pPr>
+              <w:keepNext/>
               <w:pStyle w:val="Compact"/>
               <w:jc w:val="left"/>
             </w:pPr>
@@ -20825,6 +21066,7 @@
           </w:tcPr>
           <w:p>
             <w:pPr>
+              <w:keepNext/>
               <w:pStyle w:val="Compact"/>
               <w:jc w:val="left"/>
             </w:pPr>
@@ -20845,6 +21087,7 @@
           </w:tcPr>
           <w:p>
             <w:pPr>
+              <w:keepNext/>
               <w:pStyle w:val="Compact"/>
               <w:jc w:val="right"/>
             </w:pPr>
@@ -20865,6 +21108,7 @@
           </w:tcPr>
           <w:p>
             <w:pPr>
+              <w:keepNext/>
               <w:pStyle w:val="Compact"/>
               <w:jc w:val="right"/>
             </w:pPr>
@@ -20884,6 +21128,7 @@
           </w:tcPr>
           <w:p>
             <w:pPr>
+              <w:keepNext/>
               <w:pStyle w:val="Compact"/>
               <w:jc w:val="left"/>
             </w:pPr>
@@ -20909,6 +21154,7 @@
           </w:tcPr>
           <w:p>
             <w:pPr>
+              <w:keepNext/>
               <w:pStyle w:val="Compact"/>
               <w:jc w:val="left"/>
             </w:pPr>
@@ -20923,6 +21169,7 @@
           </w:tcPr>
           <w:p>
             <w:pPr>
+              <w:keepNext/>
               <w:pStyle w:val="Compact"/>
               <w:jc w:val="right"/>
             </w:pPr>
@@ -20937,6 +21184,7 @@
           </w:tcPr>
           <w:p>
             <w:pPr>
+              <w:keepNext/>
               <w:pStyle w:val="Compact"/>
               <w:jc w:val="right"/>
             </w:pPr>
@@ -20956,6 +21204,7 @@
           </w:tcPr>
           <w:p>
             <w:pPr>
+              <w:keepNext/>
               <w:pStyle w:val="Compact"/>
               <w:jc w:val="left"/>
             </w:pPr>
@@ -20981,6 +21230,7 @@
           </w:tcPr>
           <w:p>
             <w:pPr>
+              <w:keepNext/>
               <w:pStyle w:val="Compact"/>
               <w:jc w:val="left"/>
             </w:pPr>
@@ -20995,6 +21245,7 @@
           </w:tcPr>
           <w:p>
             <w:pPr>
+              <w:keepNext/>
               <w:pStyle w:val="Compact"/>
               <w:jc w:val="right"/>
             </w:pPr>
@@ -21009,6 +21260,7 @@
           </w:tcPr>
           <w:p>
             <w:pPr>
+              <w:keepNext/>
               <w:pStyle w:val="Compact"/>
               <w:jc w:val="right"/>
             </w:pPr>
@@ -21028,6 +21280,7 @@
           </w:tcPr>
           <w:p>
             <w:pPr>
+              <w:keepNext/>
               <w:pStyle w:val="Compact"/>
               <w:jc w:val="left"/>
             </w:pPr>
@@ -21053,6 +21306,7 @@
           </w:tcPr>
           <w:p>
             <w:pPr>
+              <w:keepNext/>
               <w:pStyle w:val="Compact"/>
               <w:jc w:val="left"/>
             </w:pPr>
@@ -21067,6 +21321,7 @@
           </w:tcPr>
           <w:p>
             <w:pPr>
+              <w:keepNext/>
               <w:pStyle w:val="Compact"/>
               <w:jc w:val="right"/>
             </w:pPr>
@@ -21081,6 +21336,7 @@
           </w:tcPr>
           <w:p>
             <w:pPr>
+              <w:keepNext/>
               <w:pStyle w:val="Compact"/>
               <w:jc w:val="right"/>
             </w:pPr>
@@ -21100,6 +21356,7 @@
           </w:tcPr>
           <w:p>
             <w:pPr>
+              <w:keepNext/>
               <w:pStyle w:val="Compact"/>
               <w:jc w:val="left"/>
             </w:pPr>
@@ -21114,6 +21371,7 @@
           </w:tcPr>
           <w:p>
             <w:pPr>
+              <w:keepNext/>
               <w:pStyle w:val="Compact"/>
               <w:jc w:val="left"/>
             </w:pPr>
@@ -21128,6 +21386,7 @@
           </w:tcPr>
           <w:p>
             <w:pPr>
+              <w:keepNext/>
               <w:pStyle w:val="Compact"/>
               <w:jc w:val="right"/>
             </w:pPr>
@@ -21142,6 +21401,7 @@
           </w:tcPr>
           <w:p>
             <w:pPr>
+              <w:keepNext/>
               <w:pStyle w:val="Compact"/>
               <w:jc w:val="right"/>
             </w:pPr>
@@ -21161,6 +21421,7 @@
           </w:tcPr>
           <w:p>
             <w:pPr>
+              <w:keepNext/>
               <w:pStyle w:val="Compact"/>
               <w:jc w:val="left"/>
             </w:pPr>
@@ -21175,6 +21436,7 @@
           </w:tcPr>
           <w:p>
             <w:pPr>
+              <w:keepNext/>
               <w:pStyle w:val="Compact"/>
               <w:jc w:val="left"/>
             </w:pPr>
@@ -21189,6 +21451,7 @@
           </w:tcPr>
           <w:p>
             <w:pPr>
+              <w:keepNext/>
               <w:pStyle w:val="Compact"/>
               <w:jc w:val="right"/>
             </w:pPr>
@@ -21203,6 +21466,7 @@
           </w:tcPr>
           <w:p>
             <w:pPr>
+              <w:keepNext/>
               <w:pStyle w:val="Compact"/>
               <w:jc w:val="right"/>
             </w:pPr>
@@ -21278,6 +21542,7 @@
       <w:pPr>
         <w:pStyle w:val="BodyText"/>
         <w:keepNext/>
+        <w:keepLines/>
       </w:pPr>
       <w:r>
         <w:rPr>
@@ -21306,6 +21571,7 @@
             <m:r>
               <m:rPr>
                 <m:sty m:val="p"/>
+                <m:nor/>
               </m:rPr>
               <m:t>v</m:t>
             </m:r>
@@ -21377,6 +21643,7 @@
           </w:tcPr>
           <w:p>
             <w:pPr>
+              <w:keepNext/>
               <w:pStyle w:val="Compact"/>
               <w:jc w:val="left"/>
             </w:pPr>
@@ -21397,6 +21664,7 @@
           </w:tcPr>
           <w:p>
             <w:pPr>
+              <w:keepNext/>
               <w:pStyle w:val="Compact"/>
               <w:jc w:val="right"/>
             </w:pPr>
@@ -21425,6 +21693,7 @@
           </w:tcPr>
           <w:p>
             <w:pPr>
+              <w:keepNext/>
               <w:pStyle w:val="Compact"/>
               <w:jc w:val="right"/>
             </w:pPr>
@@ -21447,6 +21716,7 @@
           </w:tcPr>
           <w:p>
             <w:pPr>
+              <w:keepNext/>
               <w:pStyle w:val="Compact"/>
               <w:jc w:val="right"/>
             </w:pPr>
@@ -21494,6 +21764,7 @@
           </w:tcPr>
           <w:p>
             <w:pPr>
+              <w:keepNext/>
               <w:pStyle w:val="Compact"/>
               <w:jc w:val="right"/>
             </w:pPr>
@@ -21538,6 +21809,7 @@
           </w:tcPr>
           <w:p>
             <w:pPr>
+              <w:keepNext/>
               <w:pStyle w:val="Compact"/>
               <w:jc w:val="right"/>
             </w:pPr>
@@ -21575,6 +21847,7 @@
           </w:tcPr>
           <w:p>
             <w:pPr>
+              <w:keepNext/>
               <w:pStyle w:val="Compact"/>
               <w:jc w:val="right"/>
             </w:pPr>
@@ -21612,6 +21885,7 @@
           </w:tcPr>
           <w:p>
             <w:pPr>
+              <w:keepNext/>
               <w:pStyle w:val="Compact"/>
               <w:jc w:val="right"/>
             </w:pPr>
@@ -21649,6 +21923,7 @@
           </w:tcPr>
           <w:p>
             <w:pPr>
+              <w:keepNext/>
               <w:pStyle w:val="Compact"/>
               <w:jc w:val="right"/>
             </w:pPr>
@@ -21685,6 +21960,7 @@
           </w:tcPr>
           <w:p>
             <w:pPr>
+              <w:keepNext/>
               <w:pStyle w:val="Compact"/>
               <w:jc w:val="left"/>
             </w:pPr>
@@ -21707,6 +21983,7 @@
           </w:tcPr>
           <w:p>
             <w:pPr>
+              <w:keepNext/>
               <w:pStyle w:val="Compact"/>
               <w:jc w:val="right"/>
             </w:pPr>
@@ -21721,6 +21998,7 @@
           </w:tcPr>
           <w:p>
             <w:pPr>
+              <w:keepNext/>
               <w:pStyle w:val="Compact"/>
               <w:jc w:val="right"/>
             </w:pPr>
@@ -21735,6 +22013,7 @@
           </w:tcPr>
           <w:p>
             <w:pPr>
+              <w:keepNext/>
               <w:pStyle w:val="Compact"/>
               <w:jc w:val="right"/>
             </w:pPr>
@@ -21749,6 +22028,7 @@
           </w:tcPr>
           <w:p>
             <w:pPr>
+              <w:keepNext/>
               <w:pStyle w:val="Compact"/>
               <w:jc w:val="right"/>
             </w:pPr>
@@ -21763,6 +22043,7 @@
           </w:tcPr>
           <w:p>
             <w:pPr>
+              <w:keepNext/>
               <w:pStyle w:val="Compact"/>
               <w:jc w:val="right"/>
             </w:pPr>
@@ -21777,6 +22058,7 @@
           </w:tcPr>
           <w:p>
             <w:pPr>
+              <w:keepNext/>
               <w:pStyle w:val="Compact"/>
               <w:jc w:val="right"/>
             </w:pPr>
@@ -21791,6 +22073,7 @@
           </w:tcPr>
           <w:p>
             <w:pPr>
+              <w:keepNext/>
               <w:pStyle w:val="Compact"/>
               <w:jc w:val="right"/>
             </w:pPr>
@@ -21805,6 +22088,7 @@
           </w:tcPr>
           <w:p>
             <w:pPr>
+              <w:keepNext/>
               <w:pStyle w:val="Compact"/>
               <w:jc w:val="right"/>
             </w:pPr>
@@ -21824,6 +22108,7 @@
           </w:tcPr>
           <w:p>
             <w:pPr>
+              <w:keepNext/>
               <w:pStyle w:val="Compact"/>
               <w:jc w:val="left"/>
             </w:pPr>
@@ -21846,6 +22131,7 @@
           </w:tcPr>
           <w:p>
             <w:pPr>
+              <w:keepNext/>
               <w:pStyle w:val="Compact"/>
               <w:jc w:val="right"/>
             </w:pPr>
@@ -21860,6 +22146,7 @@
           </w:tcPr>
           <w:p>
             <w:pPr>
+              <w:keepNext/>
               <w:pStyle w:val="Compact"/>
               <w:jc w:val="right"/>
             </w:pPr>
@@ -21874,6 +22161,7 @@
           </w:tcPr>
           <w:p>
             <w:pPr>
+              <w:keepNext/>
               <w:pStyle w:val="Compact"/>
               <w:jc w:val="right"/>
             </w:pPr>
@@ -21888,6 +22176,7 @@
           </w:tcPr>
           <w:p>
             <w:pPr>
+              <w:keepNext/>
               <w:pStyle w:val="Compact"/>
               <w:jc w:val="right"/>
             </w:pPr>
@@ -21902,6 +22191,7 @@
           </w:tcPr>
           <w:p>
             <w:pPr>
+              <w:keepNext/>
               <w:pStyle w:val="Compact"/>
               <w:jc w:val="right"/>
             </w:pPr>
@@ -21916,6 +22206,7 @@
           </w:tcPr>
           <w:p>
             <w:pPr>
+              <w:keepNext/>
               <w:pStyle w:val="Compact"/>
               <w:jc w:val="right"/>
             </w:pPr>
@@ -21930,6 +22221,7 @@
           </w:tcPr>
           <w:p>
             <w:pPr>
+              <w:keepNext/>
               <w:pStyle w:val="Compact"/>
               <w:jc w:val="right"/>
             </w:pPr>
@@ -21944,6 +22236,7 @@
           </w:tcPr>
           <w:p>
             <w:pPr>
+              <w:keepNext/>
               <w:pStyle w:val="Compact"/>
               <w:jc w:val="right"/>
             </w:pPr>
@@ -21963,6 +22256,7 @@
           </w:tcPr>
           <w:p>
             <w:pPr>
+              <w:keepNext/>
               <w:pStyle w:val="Compact"/>
               <w:jc w:val="left"/>
             </w:pPr>
@@ -21985,6 +22279,7 @@
           </w:tcPr>
           <w:p>
             <w:pPr>
+              <w:keepNext/>
               <w:pStyle w:val="Compact"/>
               <w:jc w:val="right"/>
             </w:pPr>
@@ -21999,6 +22294,7 @@
           </w:tcPr>
           <w:p>
             <w:pPr>
+              <w:keepNext/>
               <w:pStyle w:val="Compact"/>
               <w:jc w:val="right"/>
             </w:pPr>
@@ -22013,6 +22309,7 @@
           </w:tcPr>
           <w:p>
             <w:pPr>
+              <w:keepNext/>
               <w:pStyle w:val="Compact"/>
               <w:jc w:val="right"/>
             </w:pPr>
@@ -22027,6 +22324,7 @@
           </w:tcPr>
           <w:p>
             <w:pPr>
+              <w:keepNext/>
               <w:pStyle w:val="Compact"/>
               <w:jc w:val="right"/>
             </w:pPr>
@@ -22041,6 +22339,7 @@
           </w:tcPr>
           <w:p>
             <w:pPr>
+              <w:keepNext/>
               <w:pStyle w:val="Compact"/>
               <w:jc w:val="right"/>
             </w:pPr>
@@ -22055,6 +22354,7 @@
           </w:tcPr>
           <w:p>
             <w:pPr>
+              <w:keepNext/>
               <w:pStyle w:val="Compact"/>
               <w:jc w:val="right"/>
             </w:pPr>
@@ -22069,6 +22369,7 @@
           </w:tcPr>
           <w:p>
             <w:pPr>
+              <w:keepNext/>
               <w:pStyle w:val="Compact"/>
               <w:jc w:val="right"/>
             </w:pPr>
@@ -22083,6 +22384,7 @@
           </w:tcPr>
           <w:p>
             <w:pPr>
+              <w:keepNext/>
               <w:pStyle w:val="Compact"/>
               <w:jc w:val="right"/>
             </w:pPr>
@@ -22250,6 +22552,7 @@
       <w:pPr>
         <w:pStyle w:val="BodyText"/>
         <w:keepNext/>
+        <w:keepLines/>
       </w:pPr>
       <w:r>
         <w:rPr>
@@ -22302,6 +22605,7 @@
           </w:tcPr>
           <w:p>
             <w:pPr>
+              <w:keepNext/>
               <w:pStyle w:val="Compact"/>
               <w:jc w:val="left"/>
             </w:pPr>
@@ -22322,6 +22626,7 @@
           </w:tcPr>
           <w:p>
             <w:pPr>
+              <w:keepNext/>
               <w:pStyle w:val="Compact"/>
               <w:jc w:val="right"/>
             </w:pPr>
@@ -22341,6 +22646,7 @@
           </w:tcPr>
           <w:p>
             <w:pPr>
+              <w:keepNext/>
               <w:pStyle w:val="Compact"/>
               <w:jc w:val="left"/>
             </w:pPr>
@@ -22355,6 +22661,7 @@
           </w:tcPr>
           <w:p>
             <w:pPr>
+              <w:keepNext/>
               <w:pStyle w:val="Compact"/>
               <w:jc w:val="right"/>
             </w:pPr>
@@ -22374,6 +22681,7 @@
           </w:tcPr>
           <w:p>
             <w:pPr>
+              <w:keepNext/>
               <w:pStyle w:val="Compact"/>
               <w:jc w:val="left"/>
             </w:pPr>
@@ -22388,6 +22696,7 @@
           </w:tcPr>
           <w:p>
             <w:pPr>
+              <w:keepNext/>
               <w:pStyle w:val="Compact"/>
               <w:jc w:val="right"/>
             </w:pPr>
@@ -22435,6 +22744,7 @@
       <w:pPr>
         <w:pStyle w:val="BodyText"/>
         <w:keepNext/>
+        <w:keepLines/>
       </w:pPr>
       <w:r>
         <w:rPr>
@@ -22648,6 +22958,7 @@
             <m:r>
               <m:rPr>
                 <m:sty m:val="p"/>
+                <m:nor/>
               </m:rPr>
               <m:t>v</m:t>
             </m:r>
@@ -22776,6 +23087,7 @@
           </w:tcPr>
           <w:p>
             <w:pPr>
+              <w:keepNext/>
               <w:pStyle w:val="Compact"/>
               <w:jc w:val="left"/>
             </w:pPr>
@@ -22796,6 +23108,7 @@
           </w:tcPr>
           <w:p>
             <w:pPr>
+              <w:keepNext/>
               <w:pStyle w:val="Compact"/>
               <w:jc w:val="right"/>
             </w:pPr>
@@ -22841,6 +23154,7 @@
           </w:tcPr>
           <w:p>
             <w:pPr>
+              <w:keepNext/>
               <w:pStyle w:val="Compact"/>
               <w:jc w:val="right"/>
             </w:pPr>
@@ -22875,6 +23189,7 @@
           </w:tcPr>
           <w:p>
             <w:pPr>
+              <w:keepNext/>
               <w:pStyle w:val="Compact"/>
               <w:jc w:val="right"/>
             </w:pPr>
@@ -22909,6 +23224,7 @@
           </w:tcPr>
           <w:p>
             <w:pPr>
+              <w:keepNext/>
               <w:pStyle w:val="Compact"/>
               <w:jc w:val="right"/>
             </w:pPr>
@@ -22939,6 +23255,7 @@
           </w:tcPr>
           <w:p>
             <w:pPr>
+              <w:keepNext/>
               <w:pStyle w:val="Compact"/>
               <w:jc w:val="right"/>
             </w:pPr>
@@ -22964,6 +23281,7 @@
           </w:tcPr>
           <w:p>
             <w:pPr>
+              <w:keepNext/>
               <w:pStyle w:val="Compact"/>
               <w:jc w:val="right"/>
             </w:pPr>
@@ -22988,6 +23306,7 @@
           </w:tcPr>
           <w:p>
             <w:pPr>
+              <w:keepNext/>
               <w:pStyle w:val="Compact"/>
               <w:jc w:val="left"/>
             </w:pPr>
@@ -23002,6 +23321,7 @@
           </w:tcPr>
           <w:p>
             <w:pPr>
+              <w:keepNext/>
               <w:pStyle w:val="Compact"/>
               <w:jc w:val="right"/>
             </w:pPr>
@@ -23016,6 +23336,7 @@
           </w:tcPr>
           <w:p>
             <w:pPr>
+              <w:keepNext/>
               <w:pStyle w:val="Compact"/>
               <w:jc w:val="right"/>
             </w:pPr>
@@ -23030,6 +23351,7 @@
           </w:tcPr>
           <w:p>
             <w:pPr>
+              <w:keepNext/>
               <w:pStyle w:val="Compact"/>
               <w:jc w:val="right"/>
             </w:pPr>
@@ -23044,6 +23366,7 @@
           </w:tcPr>
           <w:p>
             <w:pPr>
+              <w:keepNext/>
               <w:pStyle w:val="Compact"/>
               <w:jc w:val="right"/>
             </w:pPr>
@@ -23058,6 +23381,7 @@
           </w:tcPr>
           <w:p>
             <w:pPr>
+              <w:keepNext/>
               <w:pStyle w:val="Compact"/>
               <w:jc w:val="right"/>
             </w:pPr>
@@ -23072,6 +23396,7 @@
           </w:tcPr>
           <w:p>
             <w:pPr>
+              <w:keepNext/>
               <w:pStyle w:val="Compact"/>
               <w:jc w:val="right"/>
             </w:pPr>
@@ -23091,6 +23416,7 @@
           </w:tcPr>
           <w:p>
             <w:pPr>
+              <w:keepNext/>
               <w:pStyle w:val="Compact"/>
               <w:jc w:val="left"/>
             </w:pPr>
@@ -23105,6 +23431,7 @@
           </w:tcPr>
           <w:p>
             <w:pPr>
+              <w:keepNext/>
               <w:pStyle w:val="Compact"/>
               <w:jc w:val="right"/>
             </w:pPr>
@@ -23119,6 +23446,7 @@
           </w:tcPr>
           <w:p>
             <w:pPr>
+              <w:keepNext/>
               <w:pStyle w:val="Compact"/>
               <w:jc w:val="right"/>
             </w:pPr>
@@ -23133,6 +23461,7 @@
           </w:tcPr>
           <w:p>
             <w:pPr>
+              <w:keepNext/>
               <w:pStyle w:val="Compact"/>
               <w:jc w:val="right"/>
             </w:pPr>
@@ -23147,6 +23476,7 @@
           </w:tcPr>
           <w:p>
             <w:pPr>
+              <w:keepNext/>
               <w:pStyle w:val="Compact"/>
               <w:jc w:val="right"/>
             </w:pPr>
@@ -23161,6 +23491,7 @@
           </w:tcPr>
           <w:p>
             <w:pPr>
+              <w:keepNext/>
               <w:pStyle w:val="Compact"/>
               <w:jc w:val="right"/>
             </w:pPr>
@@ -23175,6 +23506,7 @@
           </w:tcPr>
           <w:p>
             <w:pPr>
+              <w:keepNext/>
               <w:pStyle w:val="Compact"/>
               <w:jc w:val="right"/>
             </w:pPr>
@@ -23194,6 +23526,7 @@
           </w:tcPr>
           <w:p>
             <w:pPr>
+              <w:keepNext/>
               <w:pStyle w:val="Compact"/>
               <w:jc w:val="left"/>
             </w:pPr>
@@ -23208,6 +23541,7 @@
           </w:tcPr>
           <w:p>
             <w:pPr>
+              <w:keepNext/>
               <w:pStyle w:val="Compact"/>
               <w:jc w:val="right"/>
             </w:pPr>
@@ -23222,6 +23556,7 @@
           </w:tcPr>
           <w:p>
             <w:pPr>
+              <w:keepNext/>
               <w:pStyle w:val="Compact"/>
               <w:jc w:val="right"/>
             </w:pPr>
@@ -23236,6 +23571,7 @@
           </w:tcPr>
           <w:p>
             <w:pPr>
+              <w:keepNext/>
               <w:pStyle w:val="Compact"/>
               <w:jc w:val="right"/>
             </w:pPr>
@@ -23250,6 +23586,7 @@
           </w:tcPr>
           <w:p>
             <w:pPr>
+              <w:keepNext/>
               <w:pStyle w:val="Compact"/>
               <w:jc w:val="right"/>
             </w:pPr>
@@ -23264,6 +23601,7 @@
           </w:tcPr>
           <w:p>
             <w:pPr>
+              <w:keepNext/>
               <w:pStyle w:val="Compact"/>
               <w:jc w:val="right"/>
             </w:pPr>
@@ -23278,6 +23616,7 @@
           </w:tcPr>
           <w:p>
             <w:pPr>
+              <w:keepNext/>
               <w:pStyle w:val="Compact"/>
               <w:jc w:val="right"/>
             </w:pPr>
@@ -23297,6 +23636,7 @@
           </w:tcPr>
           <w:p>
             <w:pPr>
+              <w:keepNext/>
               <w:pStyle w:val="Compact"/>
               <w:jc w:val="left"/>
             </w:pPr>
@@ -23322,6 +23662,7 @@
           </w:tcPr>
           <w:p>
             <w:pPr>
+              <w:keepNext/>
               <w:pStyle w:val="Compact"/>
               <w:jc w:val="right"/>
             </w:pPr>
@@ -23336,6 +23677,7 @@
           </w:tcPr>
           <w:p>
             <w:pPr>
+              <w:keepNext/>
               <w:pStyle w:val="Compact"/>
               <w:jc w:val="right"/>
             </w:pPr>
@@ -23350,6 +23692,7 @@
           </w:tcPr>
           <w:p>
             <w:pPr>
+              <w:keepNext/>
               <w:pStyle w:val="Compact"/>
               <w:jc w:val="right"/>
             </w:pPr>
@@ -23364,6 +23707,7 @@
           </w:tcPr>
           <w:p>
             <w:pPr>
+              <w:keepNext/>
               <w:pStyle w:val="Compact"/>
               <w:jc w:val="right"/>
             </w:pPr>
@@ -23378,6 +23722,7 @@
           </w:tcPr>
           <w:p>
             <w:pPr>
+              <w:keepNext/>
               <w:pStyle w:val="Compact"/>
               <w:jc w:val="right"/>
             </w:pPr>
@@ -23392,6 +23737,7 @@
           </w:tcPr>
           <w:p>
             <w:pPr>
+              <w:keepNext/>
               <w:pStyle w:val="Compact"/>
               <w:jc w:val="right"/>
             </w:pPr>
@@ -23411,6 +23757,7 @@
           </w:tcPr>
           <w:p>
             <w:pPr>
+              <w:keepNext/>
               <w:pStyle w:val="Compact"/>
               <w:jc w:val="left"/>
             </w:pPr>
@@ -23425,6 +23772,7 @@
           </w:tcPr>
           <w:p>
             <w:pPr>
+              <w:keepNext/>
               <w:pStyle w:val="Compact"/>
               <w:jc w:val="right"/>
             </w:pPr>
@@ -23439,6 +23787,7 @@
           </w:tcPr>
           <w:p>
             <w:pPr>
+              <w:keepNext/>
               <w:pStyle w:val="Compact"/>
               <w:jc w:val="right"/>
             </w:pPr>
@@ -23453,6 +23802,7 @@
           </w:tcPr>
           <w:p>
             <w:pPr>
+              <w:keepNext/>
               <w:pStyle w:val="Compact"/>
               <w:jc w:val="right"/>
             </w:pPr>
@@ -23467,6 +23817,7 @@
           </w:tcPr>
           <w:p>
             <w:pPr>
+              <w:keepNext/>
               <w:pStyle w:val="Compact"/>
               <w:jc w:val="right"/>
             </w:pPr>
@@ -23481,6 +23832,7 @@
           </w:tcPr>
           <w:p>
             <w:pPr>
+              <w:keepNext/>
               <w:pStyle w:val="Compact"/>
               <w:jc w:val="right"/>
             </w:pPr>
@@ -23495,6 +23847,7 @@
           </w:tcPr>
           <w:p>
             <w:pPr>
+              <w:keepNext/>
               <w:pStyle w:val="Compact"/>
               <w:jc w:val="right"/>
             </w:pPr>
@@ -23514,6 +23867,7 @@
           </w:tcPr>
           <w:p>
             <w:pPr>
+              <w:keepNext/>
               <w:pStyle w:val="Compact"/>
               <w:jc w:val="left"/>
             </w:pPr>
@@ -23528,6 +23882,7 @@
           </w:tcPr>
           <w:p>
             <w:pPr>
+              <w:keepNext/>
               <w:pStyle w:val="Compact"/>
               <w:jc w:val="right"/>
             </w:pPr>
@@ -23542,6 +23897,7 @@
           </w:tcPr>
           <w:p>
             <w:pPr>
+              <w:keepNext/>
               <w:pStyle w:val="Compact"/>
               <w:jc w:val="right"/>
             </w:pPr>
@@ -23556,6 +23912,7 @@
           </w:tcPr>
           <w:p>
             <w:pPr>
+              <w:keepNext/>
               <w:pStyle w:val="Compact"/>
               <w:jc w:val="right"/>
             </w:pPr>
@@ -23570,6 +23927,7 @@
           </w:tcPr>
           <w:p>
             <w:pPr>
+              <w:keepNext/>
               <w:pStyle w:val="Compact"/>
               <w:jc w:val="right"/>
             </w:pPr>
@@ -23584,6 +23942,7 @@
           </w:tcPr>
           <w:p>
             <w:pPr>
+              <w:keepNext/>
               <w:pStyle w:val="Compact"/>
               <w:jc w:val="right"/>
             </w:pPr>
@@ -23598,6 +23957,7 @@
           </w:tcPr>
           <w:p>
             <w:pPr>
+              <w:keepNext/>
               <w:pStyle w:val="Compact"/>
               <w:jc w:val="right"/>
             </w:pPr>
@@ -23617,6 +23977,7 @@
           </w:tcPr>
           <w:p>
             <w:pPr>
+              <w:keepNext/>
               <w:pStyle w:val="Compact"/>
               <w:jc w:val="left"/>
             </w:pPr>
@@ -23648,6 +24009,7 @@
           </w:tcPr>
           <w:p>
             <w:pPr>
+              <w:keepNext/>
               <w:pStyle w:val="Compact"/>
               <w:jc w:val="right"/>
             </w:pPr>
@@ -23662,6 +24024,7 @@
           </w:tcPr>
           <w:p>
             <w:pPr>
+              <w:keepNext/>
               <w:pStyle w:val="Compact"/>
               <w:jc w:val="right"/>
             </w:pPr>
@@ -23676,6 +24039,7 @@
           </w:tcPr>
           <w:p>
             <w:pPr>
+              <w:keepNext/>
               <w:pStyle w:val="Compact"/>
               <w:jc w:val="right"/>
             </w:pPr>
@@ -23690,6 +24054,7 @@
           </w:tcPr>
           <w:p>
             <w:pPr>
+              <w:keepNext/>
               <w:pStyle w:val="Compact"/>
               <w:jc w:val="right"/>
             </w:pPr>
@@ -23704,6 +24069,7 @@
           </w:tcPr>
           <w:p>
             <w:pPr>
+              <w:keepNext/>
               <w:pStyle w:val="Compact"/>
               <w:jc w:val="right"/>
             </w:pPr>
@@ -23718,6 +24084,7 @@
           </w:tcPr>
           <w:p>
             <w:pPr>
+              <w:keepNext/>
               <w:pStyle w:val="Compact"/>
               <w:jc w:val="right"/>
             </w:pPr>
@@ -23807,6 +24174,7 @@
       <w:pPr>
         <w:pStyle w:val="BodyText"/>
         <w:keepNext/>
+        <w:keepLines/>
       </w:pPr>
       <w:r>
         <w:rPr>
@@ -23888,6 +24256,7 @@
           </w:tcPr>
           <w:p>
             <w:pPr>
+              <w:keepNext/>
               <w:pStyle w:val="Compact"/>
               <w:jc w:val="left"/>
             </w:pPr>
@@ -23908,6 +24277,7 @@
           </w:tcPr>
           <w:p>
             <w:pPr>
+              <w:keepNext/>
               <w:pStyle w:val="Compact"/>
               <w:jc w:val="left"/>
             </w:pPr>
@@ -23942,6 +24312,7 @@
           </w:tcPr>
           <w:p>
             <w:pPr>
+              <w:keepNext/>
               <w:pStyle w:val="Compact"/>
               <w:jc w:val="left"/>
             </w:pPr>
@@ -23961,6 +24332,7 @@
           </w:tcPr>
           <w:p>
             <w:pPr>
+              <w:keepNext/>
               <w:pStyle w:val="Compact"/>
               <w:jc w:val="left"/>
             </w:pPr>
@@ -23975,6 +24347,7 @@
           </w:tcPr>
           <w:p>
             <w:pPr>
+              <w:keepNext/>
               <w:pStyle w:val="Compact"/>
               <w:jc w:val="left"/>
             </w:pPr>
@@ -23989,6 +24362,7 @@
           </w:tcPr>
           <w:p>
             <w:pPr>
+              <w:keepNext/>
               <w:pStyle w:val="Compact"/>
               <w:jc w:val="left"/>
             </w:pPr>
@@ -24247,6 +24621,7 @@
     <w:p>
       <w:pPr>
         <w:pStyle w:val="Captionjustified"/>
+        <w:keepLines/>
       </w:pPr>
       <w:r>
         <w:rPr>
@@ -24312,6 +24687,7 @@
     <w:p>
       <w:pPr>
         <w:pStyle w:val="Captionjustified"/>
+        <w:keepLines/>
       </w:pPr>
       <w:r>
         <w:rPr>
@@ -24452,6 +24828,7 @@
       <w:pPr>
         <w:pStyle w:val="BodyText"/>
         <w:keepNext/>
+        <w:keepLines/>
       </w:pPr>
       <w:r>
         <w:rPr>
@@ -24567,6 +24944,7 @@
           </w:tcPr>
           <w:p>
             <w:pPr>
+              <w:keepNext/>
               <w:pStyle w:val="Compact"/>
               <w:jc w:val="left"/>
             </w:pPr>
@@ -24587,6 +24965,7 @@
           </w:tcPr>
           <w:p>
             <w:pPr>
+              <w:keepNext/>
               <w:pStyle w:val="Compact"/>
               <w:jc w:val="right"/>
             </w:pPr>
@@ -24615,6 +24994,7 @@
           </w:tcPr>
           <w:p>
             <w:pPr>
+              <w:keepNext/>
               <w:pStyle w:val="Compact"/>
               <w:jc w:val="right"/>
             </w:pPr>
@@ -24635,6 +25015,7 @@
           </w:tcPr>
           <w:p>
             <w:pPr>
+              <w:keepNext/>
               <w:pStyle w:val="Compact"/>
               <w:jc w:val="right"/>
             </w:pPr>
@@ -24655,6 +25036,7 @@
           </w:tcPr>
           <w:p>
             <w:pPr>
+              <w:keepNext/>
               <w:pStyle w:val="Compact"/>
               <w:jc w:val="right"/>
             </w:pPr>
@@ -24675,6 +25057,7 @@
           </w:tcPr>
           <w:p>
             <w:pPr>
+              <w:keepNext/>
               <w:pStyle w:val="Compact"/>
               <w:jc w:val="right"/>
             </w:pPr>
@@ -24695,6 +25078,7 @@
           </w:tcPr>
           <w:p>
             <w:pPr>
+              <w:keepNext/>
               <w:pStyle w:val="Compact"/>
               <w:jc w:val="right"/>
             </w:pPr>
@@ -24714,6 +25098,7 @@
           </w:tcPr>
           <w:p>
             <w:pPr>
+              <w:keepNext/>
               <w:pStyle w:val="Compact"/>
               <w:jc w:val="left"/>
             </w:pPr>
@@ -24728,6 +25113,7 @@
           </w:tcPr>
           <w:p>
             <w:pPr>
+              <w:keepNext/>
               <w:pStyle w:val="Compact"/>
               <w:jc w:val="right"/>
             </w:pPr>
@@ -24742,6 +25128,7 @@
           </w:tcPr>
           <w:p>
             <w:pPr>
+              <w:keepNext/>
               <w:pStyle w:val="Compact"/>
               <w:jc w:val="right"/>
             </w:pPr>
@@ -24756,6 +25143,7 @@
           </w:tcPr>
           <w:p>
             <w:pPr>
+              <w:keepNext/>
               <w:pStyle w:val="Compact"/>
               <w:jc w:val="right"/>
             </w:pPr>
@@ -24770,6 +25158,7 @@
           </w:tcPr>
           <w:p>
             <w:pPr>
+              <w:keepNext/>
               <w:pStyle w:val="Compact"/>
               <w:jc w:val="right"/>
             </w:pPr>
@@ -24784,6 +25173,7 @@
           </w:tcPr>
           <w:p>
             <w:pPr>
+              <w:keepNext/>
               <w:pStyle w:val="Compact"/>
               <w:jc w:val="right"/>
             </w:pPr>
@@ -24798,6 +25188,7 @@
           </w:tcPr>
           <w:p>
             <w:pPr>
+              <w:keepNext/>
               <w:pStyle w:val="Compact"/>
               <w:jc w:val="right"/>
             </w:pPr>
@@ -24920,6 +25311,7 @@
       <w:pPr>
         <w:pStyle w:val="BodyText"/>
         <w:keepNext/>
+        <w:keepLines/>
       </w:pPr>
       <w:r>
         <w:rPr>
@@ -24974,6 +25366,7 @@
           </w:tcPr>
           <w:p>
             <w:pPr>
+              <w:keepNext/>
               <w:pStyle w:val="Compact"/>
               <w:jc w:val="left"/>
             </w:pPr>
@@ -24994,6 +25387,7 @@
           </w:tcPr>
           <w:p>
             <w:pPr>
+              <w:keepNext/>
               <w:pStyle w:val="Compact"/>
               <w:jc w:val="left"/>
             </w:pPr>
@@ -25014,6 +25408,7 @@
           </w:tcPr>
           <w:p>
             <w:pPr>
+              <w:keepNext/>
               <w:pStyle w:val="Compact"/>
               <w:jc w:val="left"/>
             </w:pPr>
@@ -25034,6 +25429,7 @@
           </w:tcPr>
           <w:p>
             <w:pPr>
+              <w:keepNext/>
               <w:pStyle w:val="Compact"/>
               <w:jc w:val="left"/>
             </w:pPr>
@@ -25053,6 +25449,7 @@
           </w:tcPr>
           <w:p>
             <w:pPr>
+              <w:keepNext/>
               <w:pStyle w:val="Compact"/>
               <w:jc w:val="left"/>
             </w:pPr>
@@ -25078,6 +25475,7 @@
           </w:tcPr>
           <w:p>
             <w:pPr>
+              <w:keepNext/>
               <w:pStyle w:val="Compact"/>
               <w:jc w:val="left"/>
             </w:pPr>
@@ -25092,6 +25490,7 @@
           </w:tcPr>
           <w:p>
             <w:pPr>
+              <w:keepNext/>
               <w:pStyle w:val="Compact"/>
               <w:jc w:val="left"/>
             </w:pPr>
@@ -25106,6 +25505,7 @@
           </w:tcPr>
           <w:p>
             <w:pPr>
+              <w:keepNext/>
               <w:pStyle w:val="Compact"/>
               <w:jc w:val="left"/>
             </w:pPr>
@@ -25125,6 +25525,7 @@
           </w:tcPr>
           <w:p>
             <w:pPr>
+              <w:keepNext/>
               <w:pStyle w:val="Compact"/>
               <w:jc w:val="left"/>
             </w:pPr>
@@ -25139,6 +25540,7 @@
           </w:tcPr>
           <w:p>
             <w:pPr>
+              <w:keepNext/>
               <w:pStyle w:val="Compact"/>
               <w:jc w:val="left"/>
             </w:pPr>
@@ -25153,6 +25555,7 @@
           </w:tcPr>
           <w:p>
             <w:pPr>
+              <w:keepNext/>
               <w:pStyle w:val="Compact"/>
               <w:jc w:val="left"/>
             </w:pPr>
@@ -25167,6 +25570,7 @@
           </w:tcPr>
           <w:p>
             <w:pPr>
+              <w:keepNext/>
               <w:pStyle w:val="Compact"/>
               <w:jc w:val="left"/>
             </w:pPr>
@@ -25186,6 +25590,7 @@
           </w:tcPr>
           <w:p>
             <w:pPr>
+              <w:keepNext/>
               <w:pStyle w:val="Compact"/>
               <w:jc w:val="left"/>
             </w:pPr>
@@ -25200,6 +25605,7 @@
           </w:tcPr>
           <w:p>
             <w:pPr>
+              <w:keepNext/>
               <w:pStyle w:val="Compact"/>
               <w:jc w:val="left"/>
             </w:pPr>
@@ -25214,6 +25620,7 @@
           </w:tcPr>
           <w:p>
             <w:pPr>
+              <w:keepNext/>
               <w:pStyle w:val="Compact"/>
               <w:jc w:val="left"/>
             </w:pPr>
@@ -25228,6 +25635,7 @@
           </w:tcPr>
           <w:p>
             <w:pPr>
+              <w:keepNext/>
               <w:pStyle w:val="Compact"/>
               <w:jc w:val="left"/>
             </w:pPr>
@@ -25247,6 +25655,7 @@
           </w:tcPr>
           <w:p>
             <w:pPr>
+              <w:keepNext/>
               <w:pStyle w:val="Compact"/>
               <w:jc w:val="left"/>
             </w:pPr>
@@ -25278,6 +25687,7 @@
           </w:tcPr>
           <w:p>
             <w:pPr>
+              <w:keepNext/>
               <w:pStyle w:val="Compact"/>
               <w:jc w:val="left"/>
             </w:pPr>
@@ -25292,6 +25702,7 @@
           </w:tcPr>
           <w:p>
             <w:pPr>
+              <w:keepNext/>
               <w:pStyle w:val="Compact"/>
               <w:jc w:val="left"/>
             </w:pPr>
@@ -25306,6 +25717,7 @@
           </w:tcPr>
           <w:p>
             <w:pPr>
+              <w:keepNext/>
               <w:pStyle w:val="Compact"/>
               <w:jc w:val="left"/>
             </w:pPr>
@@ -25325,6 +25737,7 @@
           </w:tcPr>
           <w:p>
             <w:pPr>
+              <w:keepNext/>
               <w:pStyle w:val="Compact"/>
               <w:jc w:val="left"/>
             </w:pPr>
@@ -25356,6 +25769,7 @@
           </w:tcPr>
           <w:p>
             <w:pPr>
+              <w:keepNext/>
               <w:pStyle w:val="Compact"/>
               <w:jc w:val="left"/>
             </w:pPr>
@@ -25400,6 +25814,7 @@
           </w:tcPr>
           <w:p>
             <w:pPr>
+              <w:keepNext/>
               <w:pStyle w:val="Compact"/>
               <w:jc w:val="left"/>
             </w:pPr>
@@ -25414,6 +25829,7 @@
           </w:tcPr>
           <w:p>
             <w:pPr>
+              <w:keepNext/>
               <w:pStyle w:val="Compact"/>
               <w:jc w:val="left"/>
             </w:pPr>
@@ -25433,6 +25849,7 @@
           </w:tcPr>
           <w:p>
             <w:pPr>
+              <w:keepNext/>
               <w:pStyle w:val="Compact"/>
               <w:jc w:val="left"/>
             </w:pPr>
@@ -25447,6 +25864,7 @@
           </w:tcPr>
           <w:p>
             <w:pPr>
+              <w:keepNext/>
               <w:pStyle w:val="Compact"/>
               <w:jc w:val="left"/>
             </w:pPr>
@@ -25461,6 +25879,7 @@
           </w:tcPr>
           <w:p>
             <w:pPr>
+              <w:keepNext/>
               <w:pStyle w:val="Compact"/>
               <w:jc w:val="left"/>
             </w:pPr>
@@ -25475,6 +25894,7 @@
           </w:tcPr>
           <w:p>
             <w:pPr>
+              <w:keepNext/>
               <w:pStyle w:val="Compact"/>
               <w:jc w:val="left"/>
             </w:pPr>
@@ -25494,6 +25914,7 @@
           </w:tcPr>
           <w:p>
             <w:pPr>
+              <w:keepNext/>
               <w:pStyle w:val="Compact"/>
               <w:jc w:val="left"/>
             </w:pPr>
@@ -25508,6 +25929,7 @@
           </w:tcPr>
           <w:p>
             <w:pPr>
+              <w:keepNext/>
               <w:pStyle w:val="Compact"/>
               <w:jc w:val="left"/>
             </w:pPr>
@@ -25522,6 +25944,7 @@
           </w:tcPr>
           <w:p>
             <w:pPr>
+              <w:keepNext/>
               <w:pStyle w:val="Compact"/>
               <w:jc w:val="left"/>
             </w:pPr>
@@ -25536,6 +25959,7 @@
           </w:tcPr>
           <w:p>
             <w:pPr>
+              <w:keepNext/>
               <w:pStyle w:val="Compact"/>
               <w:jc w:val="left"/>
             </w:pPr>
@@ -25555,6 +25979,7 @@
           </w:tcPr>
           <w:p>
             <w:pPr>
+              <w:keepNext/>
               <w:pStyle w:val="Compact"/>
               <w:jc w:val="left"/>
             </w:pPr>
@@ -25569,6 +25994,7 @@
           </w:tcPr>
           <w:p>
             <w:pPr>
+              <w:keepNext/>
               <w:pStyle w:val="Compact"/>
               <w:jc w:val="left"/>
             </w:pPr>
@@ -25583,6 +26009,7 @@
           </w:tcPr>
           <w:p>
             <w:pPr>
+              <w:keepNext/>
               <w:pStyle w:val="Compact"/>
               <w:jc w:val="left"/>
             </w:pPr>
@@ -25597,6 +26024,7 @@
           </w:tcPr>
           <w:p>
             <w:pPr>
+              <w:keepNext/>
               <w:pStyle w:val="Compact"/>
               <w:jc w:val="left"/>
             </w:pPr>
@@ -25670,6 +26098,7 @@
           </w:tcPr>
           <w:p>
             <w:pPr>
+              <w:keepNext/>
               <w:pStyle w:val="Compact"/>
               <w:jc w:val="left"/>
             </w:pPr>
@@ -25684,6 +26113,7 @@
           </w:tcPr>
           <w:p>
             <w:pPr>
+              <w:keepNext/>
               <w:pStyle w:val="Compact"/>
               <w:jc w:val="left"/>
             </w:pPr>
@@ -25706,6 +26136,7 @@
           </w:tcPr>
           <w:p>
             <w:pPr>
+              <w:keepNext/>
               <w:pStyle w:val="Compact"/>
               <w:jc w:val="left"/>
             </w:pPr>
@@ -25720,6 +26151,7 @@
           </w:tcPr>
           <w:p>
             <w:pPr>
+              <w:keepNext/>
               <w:pStyle w:val="Compact"/>
               <w:jc w:val="left"/>
             </w:pPr>
@@ -25739,6 +26171,7 @@
           </w:tcPr>
           <w:p>
             <w:pPr>
+              <w:keepNext/>
               <w:pStyle w:val="Compact"/>
               <w:jc w:val="left"/>
             </w:pPr>
@@ -25753,6 +26186,7 @@
           </w:tcPr>
           <w:p>
             <w:pPr>
+              <w:keepNext/>
               <w:pStyle w:val="Compact"/>
               <w:jc w:val="left"/>
             </w:pPr>
@@ -25767,6 +26201,7 @@
           </w:tcPr>
           <w:p>
             <w:pPr>
+              <w:keepNext/>
               <w:pStyle w:val="Compact"/>
               <w:jc w:val="left"/>
             </w:pPr>
@@ -25781,6 +26216,7 @@
           </w:tcPr>
           <w:p>
             <w:pPr>
+              <w:keepNext/>
               <w:pStyle w:val="Compact"/>
               <w:jc w:val="left"/>
             </w:pPr>
@@ -25905,7 +26341,6 @@
           <m:dPr>
             <m:begChr m:val="|"/>
             <m:endChr m:val="|"/>
-            <m:sepChr m:val=""/>
             <m:grow/>
           </m:dPr>
           <m:e>
@@ -25947,7 +26382,6 @@
           <m:dPr>
             <m:begChr m:val="|"/>
             <m:endChr m:val="|"/>
-            <m:sepChr m:val=""/>
             <m:grow/>
           </m:dPr>
           <m:e>
@@ -26282,7 +26716,6 @@
           <m:dPr>
             <m:begChr m:val="("/>
             <m:endChr m:val=")"/>
-            <m:sepChr m:val=""/>
             <m:grow/>
           </m:dPr>
           <m:e>
@@ -26585,6 +27018,7 @@
       <w:pPr>
         <w:pStyle w:val="BodyText"/>
         <w:keepNext/>
+        <w:keepLines/>
       </w:pPr>
       <w:r>
         <w:rPr>
@@ -26638,6 +27072,7 @@
           </w:tcPr>
           <w:p>
             <w:pPr>
+              <w:keepNext/>
               <w:pStyle w:val="Compact"/>
               <w:jc w:val="left"/>
             </w:pPr>
@@ -26658,6 +27093,7 @@
           </w:tcPr>
           <w:p>
             <w:pPr>
+              <w:keepNext/>
               <w:pStyle w:val="Compact"/>
               <w:jc w:val="right"/>
             </w:pPr>
@@ -26678,6 +27114,7 @@
           </w:tcPr>
           <w:p>
             <w:pPr>
+              <w:keepNext/>
               <w:pStyle w:val="Compact"/>
               <w:jc w:val="right"/>
             </w:pPr>
@@ -26697,6 +27134,7 @@
           </w:tcPr>
           <w:p>
             <w:pPr>
+              <w:keepNext/>
               <w:pStyle w:val="Compact"/>
               <w:jc w:val="left"/>
             </w:pPr>
@@ -26722,6 +27160,7 @@
           </w:tcPr>
           <w:p>
             <w:pPr>
+              <w:keepNext/>
               <w:pStyle w:val="Compact"/>
               <w:jc w:val="right"/>
             </w:pPr>
@@ -26736,6 +27175,7 @@
           </w:tcPr>
           <w:p>
             <w:pPr>
+              <w:keepNext/>
               <w:pStyle w:val="Compact"/>
               <w:jc w:val="right"/>
             </w:pPr>
@@ -26755,6 +27195,7 @@
           </w:tcPr>
           <w:p>
             <w:pPr>
+              <w:keepNext/>
               <w:pStyle w:val="Compact"/>
               <w:jc w:val="left"/>
             </w:pPr>
@@ -26769,6 +27210,7 @@
           </w:tcPr>
           <w:p>
             <w:pPr>
+              <w:keepNext/>
               <w:pStyle w:val="Compact"/>
               <w:jc w:val="right"/>
             </w:pPr>
@@ -26783,6 +27225,7 @@
           </w:tcPr>
           <w:p>
             <w:pPr>
+              <w:keepNext/>
               <w:pStyle w:val="Compact"/>
               <w:jc w:val="right"/>
             </w:pPr>
@@ -26900,7 +27343,7 @@
         <w:t xml:space="preserve"> </w:t>
       </w:r>
       <w:r>
-        <w:t xml:space="preserve">reruns the closed forms and their FE verification, the multi-channel placement study and Monte Carlo simulation, the identifiability analysis of the in-service girder, the processing of the public field records and the laboratory evaluation. Every equation and numerical output was checked independently against an analytical, finite element or convergence-based route. The derived data behind every figure and table are provided as CSV files in the same archive. The raw field records are not redistributed; they are available from the NOR-BWIM dataset (https://doi.org/10.7294/26880898.v1).</w:t>
+        <w:t xml:space="preserve">reruns the closed forms and their FE verification, the multi-channel placement study and Monte Carlo simulation, the identifiability analysis of the in-service girder, the processing of the public field records and the laboratory evaluation. The closed forms are checked against finite element evaluations in the same scripts (logs in the archive). The derived data behind the figures and tables are provided as CSV files in the same archive. The raw field records are not redistributed; they are available from the NOR-BWIM dataset (https://doi.org/10.7294/26880898.v1).</w:t>
       </w:r>
     </w:p>
     <w:bookmarkEnd w:id="81"/>

--- a/manuscript/ase/word/Supplementary_Material_ASE.docx
+++ b/manuscript/ase/word/Supplementary_Material_ASE.docx
@@ -27298,22 +27298,7 @@
         <w:pStyle w:val="FirstParagraph"/>
       </w:pPr>
       <w:r>
-        <w:t xml:space="preserve">The archive</w:t>
-      </w:r>
-      <w:r>
-        <w:t xml:space="preserve"> </w:t>
-      </w:r>
-      <w:r>
-        <w:rPr>
-          <w:rStyle w:val="VerbatimChar"/>
-        </w:rPr>
-        <w:t xml:space="preserve">scripts.zip</w:t>
-      </w:r>
-      <w:r>
-        <w:t xml:space="preserve"> </w:t>
-      </w:r>
-      <w:r>
-        <w:t xml:space="preserve">contains the analysis scripts and the console output of every run.</w:t>
+        <w:t xml:space="preserve">The code and data archive on Zenodo (https://doi.org/10.5281/zenodo.23535533, CC BY 4.0) contains the analysis scripts and the console output of every run.</w:t>
       </w:r>
       <w:r>
         <w:t xml:space="preserve"> </w:t>
